--- a/Documentaions/24090531-Hyndavi-Yasarapu FPR.docx
+++ b/Documentaions/24090531-Hyndavi-Yasarapu FPR.docx
@@ -7,6 +7,7 @@
         <w:jc w:val="center"/>
         <w:rPr>
           <w:rFonts w:hint="default" w:ascii="Times New Roman" w:hAnsi="Times New Roman" w:eastAsia="Calibri" w:cs="Times New Roman"/>
+          <w:color w:val="auto"/>
           <w:sz w:val="42"/>
           <w:szCs w:val="42"/>
           <w:lang w:val="en-US"/>
@@ -15,6 +16,7 @@
       <w:r>
         <w:rPr>
           <w:rFonts w:hint="default" w:ascii="Times New Roman" w:hAnsi="Times New Roman" w:cs="Times New Roman"/>
+          <w:color w:val="auto"/>
         </w:rPr>
         <w:drawing>
           <wp:inline distT="0" distB="0" distL="114300" distR="114300">
@@ -63,12 +65,14 @@
       <w:r>
         <w:rPr>
           <w:rFonts w:hint="default" w:ascii="Times New Roman" w:hAnsi="Times New Roman" w:cs="Times New Roman"/>
+          <w:color w:val="auto"/>
         </w:rPr>
         <w:br w:type="textWrapping"/>
       </w:r>
       <w:r>
         <w:rPr>
           <w:rFonts w:hint="default" w:ascii="Times New Roman" w:hAnsi="Times New Roman" w:eastAsia="Calibri" w:cs="Times New Roman"/>
+          <w:color w:val="auto"/>
           <w:sz w:val="42"/>
           <w:szCs w:val="42"/>
           <w:lang w:val="en-US"/>
@@ -78,12 +82,14 @@
       <w:r>
         <w:rPr>
           <w:rFonts w:hint="default" w:ascii="Times New Roman" w:hAnsi="Times New Roman" w:cs="Times New Roman"/>
+          <w:color w:val="auto"/>
         </w:rPr>
         <w:br w:type="textWrapping"/>
       </w:r>
       <w:r>
         <w:rPr>
           <w:rFonts w:hint="default" w:ascii="Times New Roman" w:hAnsi="Times New Roman" w:eastAsia="Calibri" w:cs="Times New Roman"/>
+          <w:color w:val="auto"/>
           <w:sz w:val="42"/>
           <w:szCs w:val="42"/>
           <w:lang w:val="en-US"/>
@@ -96,6 +102,7 @@
         <w:jc w:val="center"/>
         <w:rPr>
           <w:rFonts w:hint="default" w:ascii="Times New Roman" w:hAnsi="Times New Roman" w:eastAsia="Calibri" w:cs="Times New Roman"/>
+          <w:color w:val="auto"/>
           <w:sz w:val="40"/>
           <w:szCs w:val="40"/>
           <w:lang w:val="en-GB"/>
@@ -104,12 +111,14 @@
       <w:r>
         <w:rPr>
           <w:rFonts w:hint="default" w:ascii="Times New Roman" w:hAnsi="Times New Roman" w:cs="Times New Roman"/>
+          <w:color w:val="auto"/>
         </w:rPr>
         <w:br w:type="textWrapping"/>
       </w:r>
       <w:r>
         <w:rPr>
           <w:rFonts w:hint="default" w:ascii="Times New Roman" w:hAnsi="Times New Roman" w:eastAsia="Calibri" w:cs="Times New Roman"/>
+          <w:color w:val="auto"/>
           <w:sz w:val="40"/>
           <w:szCs w:val="40"/>
           <w:lang w:val="en-US"/>
@@ -119,6 +128,7 @@
       <w:r>
         <w:rPr>
           <w:rFonts w:hint="default" w:ascii="Times New Roman" w:hAnsi="Times New Roman" w:eastAsia="Calibri" w:cs="Times New Roman"/>
+          <w:color w:val="auto"/>
           <w:sz w:val="40"/>
           <w:szCs w:val="40"/>
           <w:lang w:val="en-GB"/>
@@ -131,6 +141,7 @@
         <w:jc w:val="center"/>
         <w:rPr>
           <w:rFonts w:hint="default" w:ascii="Times New Roman" w:hAnsi="Times New Roman" w:cs="Times New Roman"/>
+          <w:color w:val="auto"/>
           <w:sz w:val="36"/>
           <w:szCs w:val="36"/>
         </w:rPr>
@@ -138,7 +149,7 @@
       <w:r>
         <w:rPr>
           <w:rFonts w:hint="default" w:ascii="Times New Roman" w:hAnsi="Times New Roman" w:eastAsia="Arial" w:cs="Times New Roman"/>
-          <w:color w:val="1A1A1A"/>
+          <w:color w:val="auto"/>
           <w:sz w:val="36"/>
           <w:szCs w:val="36"/>
         </w:rPr>
@@ -150,6 +161,7 @@
         <w:jc w:val="center"/>
         <w:rPr>
           <w:rFonts w:hint="default" w:ascii="Times New Roman" w:hAnsi="Times New Roman" w:eastAsia="Calibri" w:cs="Times New Roman"/>
+          <w:color w:val="auto"/>
           <w:sz w:val="31"/>
           <w:szCs w:val="31"/>
           <w:lang w:val="en-GB"/>
@@ -158,12 +170,14 @@
       <w:r>
         <w:rPr>
           <w:rFonts w:hint="default" w:ascii="Times New Roman" w:hAnsi="Times New Roman" w:cs="Times New Roman"/>
+          <w:color w:val="auto"/>
         </w:rPr>
         <w:br w:type="textWrapping"/>
       </w:r>
       <w:r>
         <w:rPr>
           <w:rFonts w:hint="default" w:ascii="Times New Roman" w:hAnsi="Times New Roman" w:eastAsia="Calibri" w:cs="Times New Roman"/>
+          <w:color w:val="auto"/>
           <w:sz w:val="31"/>
           <w:szCs w:val="31"/>
           <w:lang w:val="en-GB"/>
@@ -177,11 +191,13 @@
         <w:jc w:val="center"/>
         <w:rPr>
           <w:rFonts w:hint="default" w:ascii="Times New Roman" w:hAnsi="Times New Roman" w:cs="Times New Roman"/>
+          <w:color w:val="auto"/>
         </w:rPr>
       </w:pPr>
       <w:r>
         <w:rPr>
           <w:rFonts w:hint="default" w:ascii="Times New Roman" w:hAnsi="Times New Roman" w:cs="Times New Roman"/>
+          <w:color w:val="auto"/>
         </w:rPr>
         <w:br w:type="textWrapping"/>
       </w:r>
@@ -228,9 +244,10 @@
     </w:p>
     <w:p>
       <w:pPr>
-        <w:jc w:val="center"/>
-        <w:rPr>
-          <w:rFonts w:hint="default" w:ascii="Times New Roman" w:hAnsi="Times New Roman" w:eastAsia="Calibri" w:cs="Times New Roman"/>
+        <w:jc w:val="both"/>
+        <w:rPr>
+          <w:rFonts w:hint="default" w:ascii="Times New Roman" w:hAnsi="Times New Roman" w:eastAsia="Calibri" w:cs="Times New Roman"/>
+          <w:color w:val="auto"/>
           <w:sz w:val="60"/>
           <w:szCs w:val="60"/>
           <w:lang w:val="en-GB"/>
@@ -239,9 +256,10 @@
     </w:p>
     <w:p>
       <w:pPr>
-        <w:jc w:val="left"/>
-        <w:rPr>
-          <w:rFonts w:hint="default" w:ascii="Times New Roman" w:hAnsi="Times New Roman" w:eastAsia="Calibri" w:cs="Times New Roman"/>
+        <w:jc w:val="both"/>
+        <w:rPr>
+          <w:rFonts w:hint="default" w:ascii="Times New Roman" w:hAnsi="Times New Roman" w:eastAsia="Calibri" w:cs="Times New Roman"/>
+          <w:color w:val="auto"/>
           <w:sz w:val="36"/>
           <w:szCs w:val="36"/>
           <w:lang w:val="en-GB"/>
@@ -250,12 +268,14 @@
       <w:r>
         <w:rPr>
           <w:rFonts w:hint="default" w:ascii="Times New Roman" w:hAnsi="Times New Roman" w:cs="Times New Roman"/>
+          <w:color w:val="auto"/>
         </w:rPr>
         <w:br w:type="textWrapping"/>
       </w:r>
       <w:r>
         <w:rPr>
           <w:rFonts w:hint="default" w:ascii="Times New Roman" w:hAnsi="Times New Roman" w:eastAsia="Calibri" w:cs="Times New Roman"/>
+          <w:color w:val="auto"/>
           <w:sz w:val="36"/>
           <w:szCs w:val="36"/>
           <w:lang w:val="en-US"/>
@@ -265,6 +285,7 @@
       <w:r>
         <w:rPr>
           <w:rFonts w:hint="default" w:ascii="Times New Roman" w:hAnsi="Times New Roman" w:eastAsia="Calibri" w:cs="Times New Roman"/>
+          <w:color w:val="auto"/>
           <w:sz w:val="36"/>
           <w:szCs w:val="36"/>
           <w:lang w:val="en-GB"/>
@@ -274,12 +295,14 @@
       <w:r>
         <w:rPr>
           <w:rFonts w:hint="default" w:ascii="Times New Roman" w:hAnsi="Times New Roman" w:cs="Times New Roman"/>
+          <w:color w:val="auto"/>
         </w:rPr>
         <w:br w:type="textWrapping"/>
       </w:r>
       <w:r>
         <w:rPr>
           <w:rFonts w:hint="default" w:ascii="Times New Roman" w:hAnsi="Times New Roman" w:eastAsia="Calibri" w:cs="Times New Roman"/>
+          <w:color w:val="auto"/>
           <w:sz w:val="36"/>
           <w:szCs w:val="36"/>
           <w:lang w:val="en-US"/>
@@ -289,6 +312,7 @@
       <w:r>
         <w:rPr>
           <w:rFonts w:hint="default" w:ascii="Times New Roman" w:hAnsi="Times New Roman" w:eastAsia="Calibri" w:cs="Times New Roman"/>
+          <w:color w:val="auto"/>
           <w:sz w:val="36"/>
           <w:szCs w:val="36"/>
           <w:lang w:val="en-GB"/>
@@ -298,12 +322,14 @@
       <w:r>
         <w:rPr>
           <w:rFonts w:hint="default" w:ascii="Times New Roman" w:hAnsi="Times New Roman" w:cs="Times New Roman"/>
+          <w:color w:val="auto"/>
         </w:rPr>
         <w:br w:type="textWrapping"/>
       </w:r>
       <w:r>
         <w:rPr>
           <w:rFonts w:hint="default" w:ascii="Times New Roman" w:hAnsi="Times New Roman" w:eastAsia="Calibri" w:cs="Times New Roman"/>
+          <w:color w:val="auto"/>
           <w:sz w:val="36"/>
           <w:szCs w:val="36"/>
           <w:lang w:val="en-US"/>
@@ -313,6 +339,7 @@
       <w:r>
         <w:rPr>
           <w:rFonts w:hint="default" w:ascii="Times New Roman" w:hAnsi="Times New Roman" w:eastAsia="Calibri" w:cs="Times New Roman"/>
+          <w:color w:val="auto"/>
           <w:sz w:val="36"/>
           <w:szCs w:val="36"/>
           <w:lang w:val="en-GB"/>
@@ -322,9 +349,10 @@
     </w:p>
     <w:p>
       <w:pPr>
-        <w:jc w:val="left"/>
-        <w:rPr>
-          <w:rFonts w:hint="default" w:ascii="Times New Roman" w:hAnsi="Times New Roman" w:eastAsia="Calibri" w:cs="Times New Roman"/>
+        <w:jc w:val="both"/>
+        <w:rPr>
+          <w:rFonts w:hint="default" w:ascii="Times New Roman" w:hAnsi="Times New Roman" w:eastAsia="Calibri" w:cs="Times New Roman"/>
+          <w:color w:val="auto"/>
           <w:sz w:val="36"/>
           <w:szCs w:val="36"/>
           <w:lang w:val="en-GB"/>
@@ -333,9 +361,10 @@
     </w:p>
     <w:p>
       <w:pPr>
-        <w:jc w:val="left"/>
-        <w:rPr>
-          <w:rFonts w:hint="default" w:ascii="Times New Roman" w:hAnsi="Times New Roman" w:eastAsia="Calibri" w:cs="Times New Roman"/>
+        <w:jc w:val="both"/>
+        <w:rPr>
+          <w:rFonts w:hint="default" w:ascii="Times New Roman" w:hAnsi="Times New Roman" w:eastAsia="Calibri" w:cs="Times New Roman"/>
+          <w:color w:val="auto"/>
           <w:sz w:val="36"/>
           <w:szCs w:val="36"/>
           <w:lang w:val="en-GB"/>
@@ -344,11 +373,12 @@
     </w:p>
     <w:p>
       <w:pPr>
-        <w:jc w:val="left"/>
+        <w:jc w:val="both"/>
         <w:rPr>
           <w:rFonts w:hint="default" w:ascii="Times New Roman" w:hAnsi="Times New Roman" w:eastAsia="Calibri" w:cs="Times New Roman"/>
           <w:b/>
           <w:bCs/>
+          <w:color w:val="auto"/>
           <w:sz w:val="36"/>
           <w:szCs w:val="36"/>
           <w:lang w:val="en-GB"/>
@@ -359,12 +389,15 @@
           <w:rFonts w:hint="default" w:ascii="Times New Roman" w:hAnsi="Times New Roman" w:eastAsia="Calibri" w:cs="Times New Roman"/>
           <w:b/>
           <w:bCs/>
+          <w:color w:val="auto"/>
           <w:sz w:val="36"/>
           <w:szCs w:val="36"/>
           <w:lang w:val="en-GB"/>
         </w:rPr>
         <w:t>Abstarct</w:t>
       </w:r>
+      <w:bookmarkStart w:id="0" w:name="_GoBack"/>
+      <w:bookmarkEnd w:id="0"/>
     </w:p>
     <w:p>
       <w:pPr>
@@ -375,15 +408,17 @@
         <w:jc w:val="both"/>
         <w:rPr>
           <w:rFonts w:hint="default" w:ascii="Times New Roman" w:hAnsi="Times New Roman" w:eastAsia="SimSun" w:cs="Times New Roman"/>
-          <w:kern w:val="0"/>
-          <w:sz w:val="24"/>
-          <w:szCs w:val="24"/>
-          <w:lang w:val="en-US" w:eastAsia="zh-CN" w:bidi="ar"/>
-        </w:rPr>
-      </w:pPr>
-      <w:r>
-        <w:rPr>
-          <w:rFonts w:hint="default" w:ascii="Times New Roman" w:hAnsi="Times New Roman" w:eastAsia="SimSun" w:cs="Times New Roman"/>
+          <w:color w:val="auto"/>
+          <w:kern w:val="0"/>
+          <w:sz w:val="24"/>
+          <w:szCs w:val="24"/>
+          <w:lang w:val="en-US" w:eastAsia="zh-CN" w:bidi="ar"/>
+        </w:rPr>
+      </w:pPr>
+      <w:r>
+        <w:rPr>
+          <w:rFonts w:hint="default" w:ascii="Times New Roman" w:hAnsi="Times New Roman" w:eastAsia="SimSun" w:cs="Times New Roman"/>
+          <w:color w:val="auto"/>
           <w:kern w:val="0"/>
           <w:sz w:val="24"/>
           <w:szCs w:val="24"/>
@@ -394,6 +429,7 @@
       <w:r>
         <w:rPr>
           <w:rFonts w:hint="default" w:ascii="Times New Roman" w:hAnsi="Times New Roman" w:eastAsia="SimSun" w:cs="Times New Roman"/>
+          <w:color w:val="auto"/>
           <w:kern w:val="0"/>
           <w:sz w:val="24"/>
           <w:szCs w:val="24"/>
@@ -404,6 +440,7 @@
       <w:r>
         <w:rPr>
           <w:rFonts w:hint="default" w:ascii="Times New Roman" w:hAnsi="Times New Roman" w:eastAsia="SimSun" w:cs="Times New Roman"/>
+          <w:color w:val="auto"/>
           <w:kern w:val="0"/>
           <w:sz w:val="24"/>
           <w:szCs w:val="24"/>
@@ -421,15 +458,17 @@
         <w:jc w:val="both"/>
         <w:rPr>
           <w:rFonts w:hint="default" w:ascii="Times New Roman" w:hAnsi="Times New Roman" w:eastAsia="SimSun" w:cs="Times New Roman"/>
-          <w:kern w:val="0"/>
-          <w:sz w:val="24"/>
-          <w:szCs w:val="24"/>
-          <w:lang w:val="en-US" w:eastAsia="zh-CN" w:bidi="ar"/>
-        </w:rPr>
-      </w:pPr>
-      <w:r>
-        <w:rPr>
-          <w:rFonts w:hint="default" w:ascii="Times New Roman" w:hAnsi="Times New Roman" w:eastAsia="SimSun" w:cs="Times New Roman"/>
+          <w:color w:val="auto"/>
+          <w:kern w:val="0"/>
+          <w:sz w:val="24"/>
+          <w:szCs w:val="24"/>
+          <w:lang w:val="en-US" w:eastAsia="zh-CN" w:bidi="ar"/>
+        </w:rPr>
+      </w:pPr>
+      <w:r>
+        <w:rPr>
+          <w:rFonts w:hint="default" w:ascii="Times New Roman" w:hAnsi="Times New Roman" w:eastAsia="SimSun" w:cs="Times New Roman"/>
+          <w:color w:val="auto"/>
           <w:kern w:val="0"/>
           <w:sz w:val="24"/>
           <w:szCs w:val="24"/>
@@ -440,6 +479,7 @@
       <w:r>
         <w:rPr>
           <w:rFonts w:hint="default" w:ascii="Times New Roman" w:hAnsi="Times New Roman" w:eastAsia="SimSun" w:cs="Times New Roman"/>
+          <w:color w:val="auto"/>
           <w:kern w:val="0"/>
           <w:sz w:val="24"/>
           <w:szCs w:val="24"/>
@@ -450,6 +490,7 @@
       <w:r>
         <w:rPr>
           <w:rFonts w:hint="default" w:ascii="Times New Roman" w:hAnsi="Times New Roman" w:eastAsia="SimSun" w:cs="Times New Roman"/>
+          <w:color w:val="auto"/>
           <w:kern w:val="0"/>
           <w:sz w:val="24"/>
           <w:szCs w:val="24"/>
@@ -467,6 +508,7 @@
         <w:jc w:val="both"/>
         <w:rPr>
           <w:rFonts w:hint="default" w:ascii="Times New Roman" w:hAnsi="Times New Roman" w:eastAsia="SimSun" w:cs="Times New Roman"/>
+          <w:color w:val="auto"/>
           <w:kern w:val="0"/>
           <w:sz w:val="24"/>
           <w:szCs w:val="24"/>
@@ -483,6 +525,7 @@
         <w:jc w:val="both"/>
         <w:rPr>
           <w:rFonts w:hint="default" w:ascii="Times New Roman" w:hAnsi="Times New Roman" w:eastAsia="SimSun" w:cs="Times New Roman"/>
+          <w:color w:val="auto"/>
           <w:kern w:val="0"/>
           <w:sz w:val="24"/>
           <w:szCs w:val="24"/>
@@ -494,6 +537,7 @@
           <w:rFonts w:hint="default" w:ascii="Times New Roman" w:hAnsi="Times New Roman" w:eastAsia="SimSun" w:cs="Times New Roman"/>
           <w:b/>
           <w:bCs/>
+          <w:color w:val="auto"/>
           <w:kern w:val="0"/>
           <w:sz w:val="24"/>
           <w:szCs w:val="24"/>
@@ -504,6 +548,7 @@
       <w:r>
         <w:rPr>
           <w:rFonts w:hint="default" w:ascii="Times New Roman" w:hAnsi="Times New Roman" w:eastAsia="SimSun" w:cs="Times New Roman"/>
+          <w:color w:val="auto"/>
           <w:kern w:val="0"/>
           <w:sz w:val="24"/>
           <w:szCs w:val="24"/>
@@ -514,6 +559,7 @@
       <w:r>
         <w:rPr>
           <w:rFonts w:hint="default" w:ascii="Times New Roman" w:hAnsi="Times New Roman" w:eastAsia="SimSun" w:cs="Times New Roman"/>
+          <w:color w:val="auto"/>
           <w:kern w:val="0"/>
           <w:sz w:val="24"/>
           <w:szCs w:val="24"/>
@@ -524,6 +570,7 @@
       <w:r>
         <w:rPr>
           <w:rFonts w:hint="default" w:ascii="Times New Roman" w:hAnsi="Times New Roman" w:eastAsia="SimSun" w:cs="Times New Roman"/>
+          <w:color w:val="auto"/>
           <w:kern w:val="0"/>
           <w:sz w:val="24"/>
           <w:szCs w:val="24"/>
@@ -534,115 +581,124 @@
     </w:p>
     <w:p>
       <w:pPr>
-        <w:jc w:val="left"/>
+        <w:jc w:val="both"/>
         <w:rPr>
           <w:rFonts w:hint="default" w:ascii="Times New Roman" w:hAnsi="Times New Roman" w:eastAsia="Calibri" w:cs="Times New Roman"/>
           <w:b w:val="0"/>
           <w:bCs w:val="0"/>
-          <w:sz w:val="24"/>
-          <w:szCs w:val="24"/>
-          <w:lang w:val="en-GB"/>
-        </w:rPr>
-      </w:pPr>
-    </w:p>
-    <w:p>
-      <w:pPr>
-        <w:jc w:val="left"/>
+          <w:color w:val="auto"/>
+          <w:sz w:val="24"/>
+          <w:szCs w:val="24"/>
+          <w:lang w:val="en-GB"/>
+        </w:rPr>
+      </w:pPr>
+    </w:p>
+    <w:p>
+      <w:pPr>
+        <w:jc w:val="both"/>
         <w:rPr>
           <w:rFonts w:hint="default" w:ascii="Times New Roman" w:hAnsi="Times New Roman" w:eastAsia="Calibri" w:cs="Times New Roman"/>
           <w:b w:val="0"/>
           <w:bCs w:val="0"/>
-          <w:sz w:val="24"/>
-          <w:szCs w:val="24"/>
-          <w:lang w:val="en-GB"/>
-        </w:rPr>
-      </w:pPr>
-    </w:p>
-    <w:p>
-      <w:pPr>
-        <w:jc w:val="left"/>
+          <w:color w:val="auto"/>
+          <w:sz w:val="24"/>
+          <w:szCs w:val="24"/>
+          <w:lang w:val="en-GB"/>
+        </w:rPr>
+      </w:pPr>
+    </w:p>
+    <w:p>
+      <w:pPr>
+        <w:jc w:val="both"/>
         <w:rPr>
           <w:rFonts w:hint="default" w:ascii="Times New Roman" w:hAnsi="Times New Roman" w:eastAsia="Calibri" w:cs="Times New Roman"/>
           <w:b w:val="0"/>
           <w:bCs w:val="0"/>
-          <w:sz w:val="24"/>
-          <w:szCs w:val="24"/>
-          <w:lang w:val="en-GB"/>
-        </w:rPr>
-      </w:pPr>
-    </w:p>
-    <w:p>
-      <w:pPr>
-        <w:jc w:val="left"/>
+          <w:color w:val="auto"/>
+          <w:sz w:val="24"/>
+          <w:szCs w:val="24"/>
+          <w:lang w:val="en-GB"/>
+        </w:rPr>
+      </w:pPr>
+    </w:p>
+    <w:p>
+      <w:pPr>
+        <w:jc w:val="both"/>
         <w:rPr>
           <w:rFonts w:hint="default" w:ascii="Times New Roman" w:hAnsi="Times New Roman" w:eastAsia="Calibri" w:cs="Times New Roman"/>
           <w:b w:val="0"/>
           <w:bCs w:val="0"/>
-          <w:sz w:val="24"/>
-          <w:szCs w:val="24"/>
-          <w:lang w:val="en-GB"/>
-        </w:rPr>
-      </w:pPr>
-    </w:p>
-    <w:p>
-      <w:pPr>
-        <w:jc w:val="left"/>
+          <w:color w:val="auto"/>
+          <w:sz w:val="24"/>
+          <w:szCs w:val="24"/>
+          <w:lang w:val="en-GB"/>
+        </w:rPr>
+      </w:pPr>
+    </w:p>
+    <w:p>
+      <w:pPr>
+        <w:jc w:val="both"/>
         <w:rPr>
           <w:rFonts w:hint="default" w:ascii="Times New Roman" w:hAnsi="Times New Roman" w:eastAsia="Calibri" w:cs="Times New Roman"/>
           <w:b w:val="0"/>
           <w:bCs w:val="0"/>
-          <w:sz w:val="24"/>
-          <w:szCs w:val="24"/>
-          <w:lang w:val="en-GB"/>
-        </w:rPr>
-      </w:pPr>
-    </w:p>
-    <w:p>
-      <w:pPr>
-        <w:jc w:val="left"/>
+          <w:color w:val="auto"/>
+          <w:sz w:val="24"/>
+          <w:szCs w:val="24"/>
+          <w:lang w:val="en-GB"/>
+        </w:rPr>
+      </w:pPr>
+    </w:p>
+    <w:p>
+      <w:pPr>
+        <w:jc w:val="both"/>
         <w:rPr>
           <w:rFonts w:hint="default" w:ascii="Times New Roman" w:hAnsi="Times New Roman" w:eastAsia="Calibri" w:cs="Times New Roman"/>
           <w:b w:val="0"/>
           <w:bCs w:val="0"/>
-          <w:sz w:val="24"/>
-          <w:szCs w:val="24"/>
-          <w:lang w:val="en-GB"/>
-        </w:rPr>
-      </w:pPr>
-    </w:p>
-    <w:p>
-      <w:pPr>
-        <w:jc w:val="left"/>
+          <w:color w:val="auto"/>
+          <w:sz w:val="24"/>
+          <w:szCs w:val="24"/>
+          <w:lang w:val="en-GB"/>
+        </w:rPr>
+      </w:pPr>
+    </w:p>
+    <w:p>
+      <w:pPr>
+        <w:jc w:val="both"/>
         <w:rPr>
           <w:rFonts w:hint="default" w:ascii="Times New Roman" w:hAnsi="Times New Roman" w:eastAsia="Calibri" w:cs="Times New Roman"/>
           <w:b w:val="0"/>
           <w:bCs w:val="0"/>
-          <w:sz w:val="24"/>
-          <w:szCs w:val="24"/>
-          <w:lang w:val="en-GB"/>
-        </w:rPr>
-      </w:pPr>
-    </w:p>
-    <w:p>
-      <w:pPr>
-        <w:jc w:val="left"/>
+          <w:color w:val="auto"/>
+          <w:sz w:val="24"/>
+          <w:szCs w:val="24"/>
+          <w:lang w:val="en-GB"/>
+        </w:rPr>
+      </w:pPr>
+    </w:p>
+    <w:p>
+      <w:pPr>
+        <w:jc w:val="both"/>
         <w:rPr>
           <w:rFonts w:hint="default" w:ascii="Times New Roman" w:hAnsi="Times New Roman" w:eastAsia="Calibri" w:cs="Times New Roman"/>
           <w:b w:val="0"/>
           <w:bCs w:val="0"/>
-          <w:sz w:val="24"/>
-          <w:szCs w:val="24"/>
-          <w:lang w:val="en-GB"/>
-        </w:rPr>
-      </w:pPr>
-    </w:p>
-    <w:p>
-      <w:pPr>
-        <w:jc w:val="left"/>
+          <w:color w:val="auto"/>
+          <w:sz w:val="24"/>
+          <w:szCs w:val="24"/>
+          <w:lang w:val="en-GB"/>
+        </w:rPr>
+      </w:pPr>
+    </w:p>
+    <w:p>
+      <w:pPr>
+        <w:jc w:val="both"/>
         <w:rPr>
           <w:rFonts w:hint="default" w:ascii="Times New Roman" w:hAnsi="Times New Roman" w:eastAsia="Calibri" w:cs="Times New Roman"/>
           <w:b w:val="0"/>
           <w:bCs w:val="0"/>
+          <w:color w:val="auto"/>
           <w:sz w:val="24"/>
           <w:szCs w:val="24"/>
           <w:lang w:val="en-GB"/>
@@ -653,6 +709,7 @@
           <w:rFonts w:hint="default" w:ascii="Times New Roman" w:hAnsi="Times New Roman" w:eastAsia="Calibri" w:cs="Times New Roman"/>
           <w:b/>
           <w:bCs/>
+          <w:color w:val="auto"/>
           <w:sz w:val="36"/>
           <w:szCs w:val="36"/>
           <w:lang w:val="en-GB"/>
@@ -666,14 +723,16 @@
           <w:tab w:val="right" w:pos="9000"/>
         </w:tabs>
         <w:spacing w:before="60" w:after="60"/>
+        <w:jc w:val="both"/>
         <w:rPr>
           <w:rFonts w:hint="default" w:ascii="Times New Roman" w:hAnsi="Times New Roman" w:cs="Times New Roman"/>
-        </w:rPr>
-      </w:pPr>
-      <w:r>
-        <w:rPr>
-          <w:rFonts w:hint="default" w:ascii="Times New Roman" w:hAnsi="Times New Roman" w:eastAsia="Arial" w:cs="Times New Roman"/>
-          <w:color w:val="1A1A1A"/>
+          <w:color w:val="auto"/>
+        </w:rPr>
+      </w:pPr>
+      <w:r>
+        <w:rPr>
+          <w:rFonts w:hint="default" w:ascii="Times New Roman" w:hAnsi="Times New Roman" w:eastAsia="Arial" w:cs="Times New Roman"/>
+          <w:color w:val="auto"/>
           <w:sz w:val="22"/>
           <w:szCs w:val="22"/>
         </w:rPr>
@@ -682,7 +741,7 @@
       <w:r>
         <w:rPr>
           <w:rFonts w:hint="default" w:ascii="Times New Roman" w:hAnsi="Times New Roman" w:eastAsia="Arial" w:cs="Times New Roman"/>
-          <w:color w:val="1A1A1A"/>
+          <w:color w:val="auto"/>
           <w:sz w:val="22"/>
           <w:szCs w:val="22"/>
         </w:rPr>
@@ -691,7 +750,7 @@
       <w:r>
         <w:rPr>
           <w:rFonts w:hint="default" w:ascii="Times New Roman" w:hAnsi="Times New Roman" w:eastAsia="Arial" w:cs="Times New Roman"/>
-          <w:color w:val="1A1A1A"/>
+          <w:color w:val="auto"/>
           <w:sz w:val="22"/>
           <w:szCs w:val="22"/>
         </w:rPr>
@@ -704,14 +763,16 @@
           <w:tab w:val="right" w:pos="9000"/>
         </w:tabs>
         <w:spacing w:before="60" w:after="60"/>
+        <w:jc w:val="both"/>
         <w:rPr>
           <w:rFonts w:hint="default" w:ascii="Times New Roman" w:hAnsi="Times New Roman" w:cs="Times New Roman"/>
-        </w:rPr>
-      </w:pPr>
-      <w:r>
-        <w:rPr>
-          <w:rFonts w:hint="default" w:ascii="Times New Roman" w:hAnsi="Times New Roman" w:eastAsia="Arial" w:cs="Times New Roman"/>
-          <w:color w:val="1A1A1A"/>
+          <w:color w:val="auto"/>
+        </w:rPr>
+      </w:pPr>
+      <w:r>
+        <w:rPr>
+          <w:rFonts w:hint="default" w:ascii="Times New Roman" w:hAnsi="Times New Roman" w:eastAsia="Arial" w:cs="Times New Roman"/>
+          <w:color w:val="auto"/>
           <w:sz w:val="22"/>
           <w:szCs w:val="22"/>
         </w:rPr>
@@ -720,7 +781,7 @@
       <w:r>
         <w:rPr>
           <w:rFonts w:hint="default" w:ascii="Times New Roman" w:hAnsi="Times New Roman" w:eastAsia="Arial" w:cs="Times New Roman"/>
-          <w:color w:val="1A1A1A"/>
+          <w:color w:val="auto"/>
           <w:sz w:val="22"/>
           <w:szCs w:val="22"/>
         </w:rPr>
@@ -729,7 +790,7 @@
       <w:r>
         <w:rPr>
           <w:rFonts w:hint="default" w:ascii="Times New Roman" w:hAnsi="Times New Roman" w:eastAsia="Arial" w:cs="Times New Roman"/>
-          <w:color w:val="1A1A1A"/>
+          <w:color w:val="auto"/>
           <w:sz w:val="22"/>
           <w:szCs w:val="22"/>
         </w:rPr>
@@ -742,14 +803,16 @@
           <w:tab w:val="right" w:pos="9000"/>
         </w:tabs>
         <w:spacing w:before="60" w:after="60"/>
+        <w:jc w:val="both"/>
         <w:rPr>
           <w:rFonts w:hint="default" w:ascii="Times New Roman" w:hAnsi="Times New Roman" w:cs="Times New Roman"/>
-        </w:rPr>
-      </w:pPr>
-      <w:r>
-        <w:rPr>
-          <w:rFonts w:hint="default" w:ascii="Times New Roman" w:hAnsi="Times New Roman" w:eastAsia="Arial" w:cs="Times New Roman"/>
-          <w:color w:val="1A1A1A"/>
+          <w:color w:val="auto"/>
+        </w:rPr>
+      </w:pPr>
+      <w:r>
+        <w:rPr>
+          <w:rFonts w:hint="default" w:ascii="Times New Roman" w:hAnsi="Times New Roman" w:eastAsia="Arial" w:cs="Times New Roman"/>
+          <w:color w:val="auto"/>
           <w:sz w:val="22"/>
           <w:szCs w:val="22"/>
         </w:rPr>
@@ -758,7 +821,7 @@
       <w:r>
         <w:rPr>
           <w:rFonts w:hint="default" w:ascii="Times New Roman" w:hAnsi="Times New Roman" w:eastAsia="Arial" w:cs="Times New Roman"/>
-          <w:color w:val="1A1A1A"/>
+          <w:color w:val="auto"/>
           <w:sz w:val="22"/>
           <w:szCs w:val="22"/>
         </w:rPr>
@@ -771,14 +834,16 @@
           <w:tab w:val="right" w:pos="9000"/>
         </w:tabs>
         <w:spacing w:before="60" w:after="60"/>
+        <w:jc w:val="both"/>
         <w:rPr>
           <w:rFonts w:hint="default" w:ascii="Times New Roman" w:hAnsi="Times New Roman" w:cs="Times New Roman"/>
-        </w:rPr>
-      </w:pPr>
-      <w:r>
-        <w:rPr>
-          <w:rFonts w:hint="default" w:ascii="Times New Roman" w:hAnsi="Times New Roman" w:eastAsia="Arial" w:cs="Times New Roman"/>
-          <w:color w:val="1A1A1A"/>
+          <w:color w:val="auto"/>
+        </w:rPr>
+      </w:pPr>
+      <w:r>
+        <w:rPr>
+          <w:rFonts w:hint="default" w:ascii="Times New Roman" w:hAnsi="Times New Roman" w:eastAsia="Arial" w:cs="Times New Roman"/>
+          <w:color w:val="auto"/>
           <w:sz w:val="22"/>
           <w:szCs w:val="22"/>
         </w:rPr>
@@ -787,7 +852,7 @@
       <w:r>
         <w:rPr>
           <w:rFonts w:hint="default" w:ascii="Times New Roman" w:hAnsi="Times New Roman" w:eastAsia="Arial" w:cs="Times New Roman"/>
-          <w:color w:val="1A1A1A"/>
+          <w:color w:val="auto"/>
           <w:sz w:val="22"/>
           <w:szCs w:val="22"/>
         </w:rPr>
@@ -800,14 +865,16 @@
           <w:tab w:val="right" w:pos="9000"/>
         </w:tabs>
         <w:spacing w:before="60" w:after="60"/>
+        <w:jc w:val="both"/>
         <w:rPr>
           <w:rFonts w:hint="default" w:ascii="Times New Roman" w:hAnsi="Times New Roman" w:cs="Times New Roman"/>
-        </w:rPr>
-      </w:pPr>
-      <w:r>
-        <w:rPr>
-          <w:rFonts w:hint="default" w:ascii="Times New Roman" w:hAnsi="Times New Roman" w:eastAsia="Arial" w:cs="Times New Roman"/>
-          <w:color w:val="1A1A1A"/>
+          <w:color w:val="auto"/>
+        </w:rPr>
+      </w:pPr>
+      <w:r>
+        <w:rPr>
+          <w:rFonts w:hint="default" w:ascii="Times New Roman" w:hAnsi="Times New Roman" w:eastAsia="Arial" w:cs="Times New Roman"/>
+          <w:color w:val="auto"/>
           <w:sz w:val="22"/>
           <w:szCs w:val="22"/>
         </w:rPr>
@@ -816,7 +883,7 @@
       <w:r>
         <w:rPr>
           <w:rFonts w:hint="default" w:ascii="Times New Roman" w:hAnsi="Times New Roman" w:eastAsia="Arial" w:cs="Times New Roman"/>
-          <w:color w:val="1A1A1A"/>
+          <w:color w:val="auto"/>
           <w:sz w:val="22"/>
           <w:szCs w:val="22"/>
         </w:rPr>
@@ -829,14 +896,16 @@
           <w:tab w:val="right" w:pos="9000"/>
         </w:tabs>
         <w:spacing w:before="60" w:after="60"/>
+        <w:jc w:val="both"/>
         <w:rPr>
           <w:rFonts w:hint="default" w:ascii="Times New Roman" w:hAnsi="Times New Roman" w:cs="Times New Roman"/>
-        </w:rPr>
-      </w:pPr>
-      <w:r>
-        <w:rPr>
-          <w:rFonts w:hint="default" w:ascii="Times New Roman" w:hAnsi="Times New Roman" w:eastAsia="Arial" w:cs="Times New Roman"/>
-          <w:color w:val="1A1A1A"/>
+          <w:color w:val="auto"/>
+        </w:rPr>
+      </w:pPr>
+      <w:r>
+        <w:rPr>
+          <w:rFonts w:hint="default" w:ascii="Times New Roman" w:hAnsi="Times New Roman" w:eastAsia="Arial" w:cs="Times New Roman"/>
+          <w:color w:val="auto"/>
           <w:sz w:val="22"/>
           <w:szCs w:val="22"/>
         </w:rPr>
@@ -845,7 +914,7 @@
       <w:r>
         <w:rPr>
           <w:rFonts w:hint="default" w:ascii="Times New Roman" w:hAnsi="Times New Roman" w:eastAsia="Arial" w:cs="Times New Roman"/>
-          <w:color w:val="1A1A1A"/>
+          <w:color w:val="auto"/>
           <w:sz w:val="22"/>
           <w:szCs w:val="22"/>
         </w:rPr>
@@ -858,14 +927,16 @@
           <w:tab w:val="right" w:pos="9000"/>
         </w:tabs>
         <w:spacing w:before="60" w:after="60"/>
+        <w:jc w:val="both"/>
         <w:rPr>
           <w:rFonts w:hint="default" w:ascii="Times New Roman" w:hAnsi="Times New Roman" w:cs="Times New Roman"/>
-        </w:rPr>
-      </w:pPr>
-      <w:r>
-        <w:rPr>
-          <w:rFonts w:hint="default" w:ascii="Times New Roman" w:hAnsi="Times New Roman" w:eastAsia="Arial" w:cs="Times New Roman"/>
-          <w:color w:val="1A1A1A"/>
+          <w:color w:val="auto"/>
+        </w:rPr>
+      </w:pPr>
+      <w:r>
+        <w:rPr>
+          <w:rFonts w:hint="default" w:ascii="Times New Roman" w:hAnsi="Times New Roman" w:eastAsia="Arial" w:cs="Times New Roman"/>
+          <w:color w:val="auto"/>
           <w:sz w:val="22"/>
           <w:szCs w:val="22"/>
         </w:rPr>
@@ -874,7 +945,7 @@
       <w:r>
         <w:rPr>
           <w:rFonts w:hint="default" w:ascii="Times New Roman" w:hAnsi="Times New Roman" w:eastAsia="Arial" w:cs="Times New Roman"/>
-          <w:color w:val="1A1A1A"/>
+          <w:color w:val="auto"/>
           <w:sz w:val="22"/>
           <w:szCs w:val="22"/>
         </w:rPr>
@@ -887,14 +958,16 @@
           <w:tab w:val="right" w:pos="9000"/>
         </w:tabs>
         <w:spacing w:before="60" w:after="60"/>
+        <w:jc w:val="both"/>
         <w:rPr>
           <w:rFonts w:hint="default" w:ascii="Times New Roman" w:hAnsi="Times New Roman" w:cs="Times New Roman"/>
-        </w:rPr>
-      </w:pPr>
-      <w:r>
-        <w:rPr>
-          <w:rFonts w:hint="default" w:ascii="Times New Roman" w:hAnsi="Times New Roman" w:eastAsia="Arial" w:cs="Times New Roman"/>
-          <w:color w:val="1A1A1A"/>
+          <w:color w:val="auto"/>
+        </w:rPr>
+      </w:pPr>
+      <w:r>
+        <w:rPr>
+          <w:rFonts w:hint="default" w:ascii="Times New Roman" w:hAnsi="Times New Roman" w:eastAsia="Arial" w:cs="Times New Roman"/>
+          <w:color w:val="auto"/>
           <w:sz w:val="22"/>
           <w:szCs w:val="22"/>
         </w:rPr>
@@ -903,7 +976,7 @@
       <w:r>
         <w:rPr>
           <w:rFonts w:hint="default" w:ascii="Times New Roman" w:hAnsi="Times New Roman" w:eastAsia="Arial" w:cs="Times New Roman"/>
-          <w:color w:val="1A1A1A"/>
+          <w:color w:val="auto"/>
           <w:sz w:val="22"/>
           <w:szCs w:val="22"/>
         </w:rPr>
@@ -916,14 +989,16 @@
           <w:tab w:val="right" w:pos="9000"/>
         </w:tabs>
         <w:spacing w:before="60" w:after="60"/>
+        <w:jc w:val="both"/>
         <w:rPr>
           <w:rFonts w:hint="default" w:ascii="Times New Roman" w:hAnsi="Times New Roman" w:cs="Times New Roman"/>
-        </w:rPr>
-      </w:pPr>
-      <w:r>
-        <w:rPr>
-          <w:rFonts w:hint="default" w:ascii="Times New Roman" w:hAnsi="Times New Roman" w:eastAsia="Arial" w:cs="Times New Roman"/>
-          <w:color w:val="1A1A1A"/>
+          <w:color w:val="auto"/>
+        </w:rPr>
+      </w:pPr>
+      <w:r>
+        <w:rPr>
+          <w:rFonts w:hint="default" w:ascii="Times New Roman" w:hAnsi="Times New Roman" w:eastAsia="Arial" w:cs="Times New Roman"/>
+          <w:color w:val="auto"/>
           <w:sz w:val="22"/>
           <w:szCs w:val="22"/>
         </w:rPr>
@@ -932,7 +1007,7 @@
       <w:r>
         <w:rPr>
           <w:rFonts w:hint="default" w:ascii="Times New Roman" w:hAnsi="Times New Roman" w:eastAsia="Arial" w:cs="Times New Roman"/>
-          <w:color w:val="1A1A1A"/>
+          <w:color w:val="auto"/>
           <w:sz w:val="22"/>
           <w:szCs w:val="22"/>
         </w:rPr>
@@ -945,14 +1020,16 @@
           <w:tab w:val="right" w:pos="9000"/>
         </w:tabs>
         <w:spacing w:before="60" w:after="60"/>
+        <w:jc w:val="both"/>
         <w:rPr>
           <w:rFonts w:hint="default" w:ascii="Times New Roman" w:hAnsi="Times New Roman" w:cs="Times New Roman"/>
-        </w:rPr>
-      </w:pPr>
-      <w:r>
-        <w:rPr>
-          <w:rFonts w:hint="default" w:ascii="Times New Roman" w:hAnsi="Times New Roman" w:eastAsia="Arial" w:cs="Times New Roman"/>
-          <w:color w:val="1A1A1A"/>
+          <w:color w:val="auto"/>
+        </w:rPr>
+      </w:pPr>
+      <w:r>
+        <w:rPr>
+          <w:rFonts w:hint="default" w:ascii="Times New Roman" w:hAnsi="Times New Roman" w:eastAsia="Arial" w:cs="Times New Roman"/>
+          <w:color w:val="auto"/>
           <w:sz w:val="22"/>
           <w:szCs w:val="22"/>
         </w:rPr>
@@ -961,7 +1038,7 @@
       <w:r>
         <w:rPr>
           <w:rFonts w:hint="default" w:ascii="Times New Roman" w:hAnsi="Times New Roman" w:eastAsia="Arial" w:cs="Times New Roman"/>
-          <w:color w:val="1A1A1A"/>
+          <w:color w:val="auto"/>
           <w:sz w:val="22"/>
           <w:szCs w:val="22"/>
         </w:rPr>
@@ -970,252 +1047,1406 @@
     </w:p>
     <w:p>
       <w:pPr>
-        <w:jc w:val="left"/>
+        <w:jc w:val="both"/>
         <w:rPr>
           <w:rFonts w:hint="default" w:ascii="Times New Roman" w:hAnsi="Times New Roman" w:eastAsia="Calibri" w:cs="Times New Roman"/>
           <w:b w:val="0"/>
           <w:bCs w:val="0"/>
-          <w:sz w:val="24"/>
-          <w:szCs w:val="24"/>
-          <w:lang w:val="en-GB"/>
-        </w:rPr>
-      </w:pPr>
-    </w:p>
-    <w:p>
-      <w:pPr>
-        <w:jc w:val="left"/>
+          <w:color w:val="auto"/>
+          <w:sz w:val="24"/>
+          <w:szCs w:val="24"/>
+          <w:lang w:val="en-GB"/>
+        </w:rPr>
+      </w:pPr>
+    </w:p>
+    <w:p>
+      <w:pPr>
+        <w:jc w:val="both"/>
         <w:rPr>
           <w:rFonts w:hint="default" w:ascii="Times New Roman" w:hAnsi="Times New Roman" w:eastAsia="Calibri" w:cs="Times New Roman"/>
           <w:b w:val="0"/>
           <w:bCs w:val="0"/>
-          <w:sz w:val="24"/>
-          <w:szCs w:val="24"/>
-          <w:lang w:val="en-GB"/>
-        </w:rPr>
-      </w:pPr>
-    </w:p>
-    <w:p>
-      <w:pPr>
-        <w:jc w:val="left"/>
+          <w:color w:val="auto"/>
+          <w:sz w:val="24"/>
+          <w:szCs w:val="24"/>
+          <w:lang w:val="en-GB"/>
+        </w:rPr>
+      </w:pPr>
+    </w:p>
+    <w:p>
+      <w:pPr>
+        <w:jc w:val="both"/>
         <w:rPr>
           <w:rFonts w:hint="default" w:ascii="Times New Roman" w:hAnsi="Times New Roman" w:eastAsia="Calibri" w:cs="Times New Roman"/>
           <w:b w:val="0"/>
           <w:bCs w:val="0"/>
-          <w:sz w:val="24"/>
-          <w:szCs w:val="24"/>
-          <w:lang w:val="en-GB"/>
-        </w:rPr>
-      </w:pPr>
-    </w:p>
-    <w:p>
-      <w:pPr>
-        <w:jc w:val="left"/>
+          <w:color w:val="auto"/>
+          <w:sz w:val="24"/>
+          <w:szCs w:val="24"/>
+          <w:lang w:val="en-GB"/>
+        </w:rPr>
+      </w:pPr>
+    </w:p>
+    <w:p>
+      <w:pPr>
+        <w:jc w:val="both"/>
         <w:rPr>
           <w:rFonts w:hint="default" w:ascii="Times New Roman" w:hAnsi="Times New Roman" w:eastAsia="Calibri" w:cs="Times New Roman"/>
           <w:b w:val="0"/>
           <w:bCs w:val="0"/>
-          <w:sz w:val="24"/>
-          <w:szCs w:val="24"/>
-          <w:lang w:val="en-GB"/>
-        </w:rPr>
-      </w:pPr>
-    </w:p>
-    <w:p>
-      <w:pPr>
-        <w:jc w:val="left"/>
+          <w:color w:val="auto"/>
+          <w:sz w:val="24"/>
+          <w:szCs w:val="24"/>
+          <w:lang w:val="en-GB"/>
+        </w:rPr>
+      </w:pPr>
+    </w:p>
+    <w:p>
+      <w:pPr>
+        <w:jc w:val="both"/>
         <w:rPr>
           <w:rFonts w:hint="default" w:ascii="Times New Roman" w:hAnsi="Times New Roman" w:eastAsia="Calibri" w:cs="Times New Roman"/>
           <w:b w:val="0"/>
           <w:bCs w:val="0"/>
-          <w:sz w:val="24"/>
-          <w:szCs w:val="24"/>
-          <w:lang w:val="en-GB"/>
-        </w:rPr>
-      </w:pPr>
-    </w:p>
-    <w:p>
-      <w:pPr>
-        <w:jc w:val="left"/>
+          <w:color w:val="auto"/>
+          <w:sz w:val="24"/>
+          <w:szCs w:val="24"/>
+          <w:lang w:val="en-GB"/>
+        </w:rPr>
+      </w:pPr>
+    </w:p>
+    <w:p>
+      <w:pPr>
+        <w:jc w:val="both"/>
         <w:rPr>
           <w:rFonts w:hint="default" w:ascii="Times New Roman" w:hAnsi="Times New Roman" w:eastAsia="Calibri" w:cs="Times New Roman"/>
           <w:b w:val="0"/>
           <w:bCs w:val="0"/>
-          <w:sz w:val="24"/>
-          <w:szCs w:val="24"/>
-          <w:lang w:val="en-GB"/>
-        </w:rPr>
-      </w:pPr>
-    </w:p>
-    <w:p>
-      <w:pPr>
-        <w:jc w:val="left"/>
+          <w:color w:val="auto"/>
+          <w:sz w:val="24"/>
+          <w:szCs w:val="24"/>
+          <w:lang w:val="en-GB"/>
+        </w:rPr>
+      </w:pPr>
+    </w:p>
+    <w:p>
+      <w:pPr>
+        <w:jc w:val="both"/>
         <w:rPr>
           <w:rFonts w:hint="default" w:ascii="Times New Roman" w:hAnsi="Times New Roman" w:eastAsia="Calibri" w:cs="Times New Roman"/>
           <w:b w:val="0"/>
           <w:bCs w:val="0"/>
-          <w:sz w:val="24"/>
-          <w:szCs w:val="24"/>
-          <w:lang w:val="en-GB"/>
-        </w:rPr>
-      </w:pPr>
-    </w:p>
-    <w:p>
-      <w:pPr>
-        <w:jc w:val="left"/>
+          <w:color w:val="auto"/>
+          <w:sz w:val="24"/>
+          <w:szCs w:val="24"/>
+          <w:lang w:val="en-GB"/>
+        </w:rPr>
+      </w:pPr>
+    </w:p>
+    <w:p>
+      <w:pPr>
+        <w:jc w:val="both"/>
         <w:rPr>
           <w:rFonts w:hint="default" w:ascii="Times New Roman" w:hAnsi="Times New Roman" w:eastAsia="Calibri" w:cs="Times New Roman"/>
           <w:b w:val="0"/>
           <w:bCs w:val="0"/>
-          <w:sz w:val="24"/>
-          <w:szCs w:val="24"/>
-          <w:lang w:val="en-GB"/>
-        </w:rPr>
-      </w:pPr>
-    </w:p>
-    <w:p>
-      <w:pPr>
-        <w:jc w:val="left"/>
+          <w:color w:val="auto"/>
+          <w:sz w:val="24"/>
+          <w:szCs w:val="24"/>
+          <w:lang w:val="en-GB"/>
+        </w:rPr>
+      </w:pPr>
+    </w:p>
+    <w:p>
+      <w:pPr>
+        <w:jc w:val="both"/>
         <w:rPr>
           <w:rFonts w:hint="default" w:ascii="Times New Roman" w:hAnsi="Times New Roman" w:eastAsia="Calibri" w:cs="Times New Roman"/>
           <w:b w:val="0"/>
           <w:bCs w:val="0"/>
-          <w:sz w:val="24"/>
-          <w:szCs w:val="24"/>
-          <w:lang w:val="en-GB"/>
-        </w:rPr>
-      </w:pPr>
-    </w:p>
-    <w:p>
-      <w:pPr>
-        <w:jc w:val="left"/>
+          <w:color w:val="auto"/>
+          <w:sz w:val="24"/>
+          <w:szCs w:val="24"/>
+          <w:lang w:val="en-GB"/>
+        </w:rPr>
+      </w:pPr>
+    </w:p>
+    <w:p>
+      <w:pPr>
+        <w:jc w:val="both"/>
         <w:rPr>
           <w:rFonts w:hint="default" w:ascii="Times New Roman" w:hAnsi="Times New Roman" w:eastAsia="Calibri" w:cs="Times New Roman"/>
           <w:b w:val="0"/>
           <w:bCs w:val="0"/>
-          <w:sz w:val="24"/>
-          <w:szCs w:val="24"/>
-          <w:lang w:val="en-GB"/>
-        </w:rPr>
-      </w:pPr>
-    </w:p>
-    <w:p>
-      <w:pPr>
-        <w:jc w:val="left"/>
+          <w:color w:val="auto"/>
+          <w:sz w:val="24"/>
+          <w:szCs w:val="24"/>
+          <w:lang w:val="en-GB"/>
+        </w:rPr>
+      </w:pPr>
+    </w:p>
+    <w:p>
+      <w:pPr>
+        <w:jc w:val="both"/>
         <w:rPr>
           <w:rFonts w:hint="default" w:ascii="Times New Roman" w:hAnsi="Times New Roman" w:eastAsia="Calibri" w:cs="Times New Roman"/>
           <w:b w:val="0"/>
           <w:bCs w:val="0"/>
-          <w:sz w:val="24"/>
-          <w:szCs w:val="24"/>
-          <w:lang w:val="en-GB"/>
-        </w:rPr>
-      </w:pPr>
-    </w:p>
-    <w:p>
-      <w:pPr>
-        <w:jc w:val="left"/>
+          <w:color w:val="auto"/>
+          <w:sz w:val="24"/>
+          <w:szCs w:val="24"/>
+          <w:lang w:val="en-GB"/>
+        </w:rPr>
+      </w:pPr>
+    </w:p>
+    <w:p>
+      <w:pPr>
+        <w:jc w:val="both"/>
         <w:rPr>
           <w:rFonts w:hint="default" w:ascii="Times New Roman" w:hAnsi="Times New Roman" w:eastAsia="Calibri" w:cs="Times New Roman"/>
           <w:b w:val="0"/>
           <w:bCs w:val="0"/>
-          <w:sz w:val="24"/>
-          <w:szCs w:val="24"/>
-          <w:lang w:val="en-GB"/>
-        </w:rPr>
-      </w:pPr>
-    </w:p>
-    <w:p>
-      <w:pPr>
-        <w:jc w:val="left"/>
+          <w:color w:val="auto"/>
+          <w:sz w:val="24"/>
+          <w:szCs w:val="24"/>
+          <w:lang w:val="en-GB"/>
+        </w:rPr>
+      </w:pPr>
+    </w:p>
+    <w:p>
+      <w:pPr>
+        <w:jc w:val="both"/>
         <w:rPr>
           <w:rFonts w:hint="default" w:ascii="Times New Roman" w:hAnsi="Times New Roman" w:eastAsia="Calibri" w:cs="Times New Roman"/>
           <w:b w:val="0"/>
           <w:bCs w:val="0"/>
-          <w:sz w:val="24"/>
-          <w:szCs w:val="24"/>
-          <w:lang w:val="en-GB"/>
-        </w:rPr>
-      </w:pPr>
-    </w:p>
-    <w:p>
-      <w:pPr>
-        <w:jc w:val="left"/>
+          <w:color w:val="auto"/>
+          <w:sz w:val="24"/>
+          <w:szCs w:val="24"/>
+          <w:lang w:val="en-GB"/>
+        </w:rPr>
+      </w:pPr>
+    </w:p>
+    <w:p>
+      <w:pPr>
+        <w:jc w:val="both"/>
         <w:rPr>
           <w:rFonts w:hint="default" w:ascii="Times New Roman" w:hAnsi="Times New Roman" w:eastAsia="Calibri" w:cs="Times New Roman"/>
           <w:b w:val="0"/>
           <w:bCs w:val="0"/>
-          <w:sz w:val="24"/>
-          <w:szCs w:val="24"/>
-          <w:lang w:val="en-GB"/>
-        </w:rPr>
-      </w:pPr>
-    </w:p>
-    <w:p>
-      <w:pPr>
-        <w:jc w:val="left"/>
+          <w:color w:val="auto"/>
+          <w:sz w:val="24"/>
+          <w:szCs w:val="24"/>
+          <w:lang w:val="en-GB"/>
+        </w:rPr>
+      </w:pPr>
+    </w:p>
+    <w:p>
+      <w:pPr>
+        <w:jc w:val="both"/>
         <w:rPr>
           <w:rFonts w:hint="default" w:ascii="Times New Roman" w:hAnsi="Times New Roman" w:eastAsia="Calibri" w:cs="Times New Roman"/>
           <w:b w:val="0"/>
           <w:bCs w:val="0"/>
-          <w:sz w:val="24"/>
-          <w:szCs w:val="24"/>
-          <w:lang w:val="en-GB"/>
-        </w:rPr>
-      </w:pPr>
-    </w:p>
-    <w:p>
-      <w:pPr>
-        <w:jc w:val="left"/>
+          <w:color w:val="auto"/>
+          <w:sz w:val="24"/>
+          <w:szCs w:val="24"/>
+          <w:lang w:val="en-GB"/>
+        </w:rPr>
+      </w:pPr>
+    </w:p>
+    <w:p>
+      <w:pPr>
+        <w:jc w:val="both"/>
         <w:rPr>
           <w:rFonts w:hint="default" w:ascii="Times New Roman" w:hAnsi="Times New Roman" w:eastAsia="Calibri" w:cs="Times New Roman"/>
           <w:b w:val="0"/>
           <w:bCs w:val="0"/>
-          <w:sz w:val="24"/>
-          <w:szCs w:val="24"/>
-          <w:lang w:val="en-GB"/>
-        </w:rPr>
-      </w:pPr>
-    </w:p>
-    <w:p>
-      <w:pPr>
-        <w:jc w:val="left"/>
+          <w:color w:val="auto"/>
+          <w:sz w:val="24"/>
+          <w:szCs w:val="24"/>
+          <w:lang w:val="en-GB"/>
+        </w:rPr>
+      </w:pPr>
+    </w:p>
+    <w:p>
+      <w:pPr>
+        <w:jc w:val="both"/>
         <w:rPr>
           <w:rFonts w:hint="default" w:ascii="Times New Roman" w:hAnsi="Times New Roman" w:eastAsia="Calibri" w:cs="Times New Roman"/>
           <w:b w:val="0"/>
           <w:bCs w:val="0"/>
-          <w:sz w:val="24"/>
-          <w:szCs w:val="24"/>
-          <w:lang w:val="en-GB"/>
-        </w:rPr>
-      </w:pPr>
-    </w:p>
-    <w:p>
-      <w:pPr>
-        <w:jc w:val="left"/>
+          <w:color w:val="auto"/>
+          <w:sz w:val="24"/>
+          <w:szCs w:val="24"/>
+          <w:lang w:val="en-GB"/>
+        </w:rPr>
+      </w:pPr>
+    </w:p>
+    <w:p>
+      <w:pPr>
+        <w:pStyle w:val="2"/>
+        <w:spacing w:before="400" w:after="160"/>
+        <w:jc w:val="both"/>
+        <w:rPr>
+          <w:rFonts w:hint="default" w:ascii="Times New Roman" w:hAnsi="Times New Roman" w:eastAsia="Arial" w:cs="Times New Roman"/>
+          <w:b/>
+          <w:bCs/>
+          <w:color w:val="auto"/>
+          <w:sz w:val="36"/>
+          <w:szCs w:val="36"/>
+        </w:rPr>
+      </w:pPr>
+      <w:r>
+        <w:rPr>
+          <w:rFonts w:hint="default" w:ascii="Times New Roman" w:hAnsi="Times New Roman" w:eastAsia="Arial" w:cs="Times New Roman"/>
+          <w:b/>
+          <w:bCs/>
+          <w:color w:val="auto"/>
+          <w:sz w:val="36"/>
+          <w:szCs w:val="36"/>
+        </w:rPr>
+        <w:t>Chapter 1: Introduction</w:t>
+      </w:r>
+    </w:p>
+    <w:p>
+      <w:pPr>
+        <w:numPr>
+          <w:ilvl w:val="1"/>
+          <w:numId w:val="1"/>
+        </w:numPr>
+        <w:ind w:leftChars="0"/>
+        <w:jc w:val="both"/>
+        <w:rPr>
+          <w:rFonts w:hint="default" w:ascii="Times New Roman" w:hAnsi="Times New Roman" w:eastAsia="Arial" w:cs="Times New Roman"/>
+          <w:b/>
+          <w:bCs/>
+          <w:color w:val="auto"/>
+          <w:sz w:val="28"/>
+          <w:szCs w:val="28"/>
+          <w:lang w:val="en-GB"/>
+        </w:rPr>
+      </w:pPr>
+      <w:r>
+        <w:rPr>
+          <w:rFonts w:hint="default" w:ascii="Times New Roman" w:hAnsi="Times New Roman" w:eastAsia="Arial" w:cs="Times New Roman"/>
+          <w:b/>
+          <w:bCs/>
+          <w:color w:val="auto"/>
+          <w:sz w:val="28"/>
+          <w:szCs w:val="28"/>
+          <w:lang w:val="en-GB"/>
+        </w:rPr>
+        <w:t xml:space="preserve">  Project Overview and Motivation</w:t>
+      </w:r>
+    </w:p>
+    <w:p>
+      <w:pPr>
+        <w:keepNext w:val="0"/>
+        <w:keepLines w:val="0"/>
+        <w:widowControl/>
+        <w:suppressLineNumbers w:val="0"/>
+        <w:jc w:val="both"/>
+        <w:rPr>
+          <w:rFonts w:hint="default" w:ascii="Times New Roman" w:hAnsi="Times New Roman" w:cs="Times New Roman"/>
+          <w:color w:val="auto"/>
+          <w:sz w:val="24"/>
+          <w:szCs w:val="24"/>
+        </w:rPr>
+      </w:pPr>
+      <w:r>
+        <w:rPr>
+          <w:rFonts w:hint="default" w:ascii="Times New Roman" w:hAnsi="Times New Roman" w:eastAsia="SimSun" w:cs="Times New Roman"/>
+          <w:color w:val="auto"/>
+          <w:kern w:val="0"/>
+          <w:sz w:val="24"/>
+          <w:szCs w:val="24"/>
+          <w:lang w:val="en-US" w:eastAsia="zh-CN" w:bidi="ar"/>
+        </w:rPr>
+        <w:t>Phishing is still one of the most prevalent and destructive types of cybercrime in the world. In 2023 alone, the Anti-Phishing Working Group (APWG) reported more than 1.2 million distinct phishing attacks, a 29% increase from the previous year. Through social engineering, these assaults take use of human psychology to trick users into voluntarily divulging private information, including bank account information, login passwords, and personal identification, frequently without realising they have been compromised.</w:t>
+      </w:r>
+    </w:p>
+    <w:p>
+      <w:pPr>
+        <w:keepNext w:val="0"/>
+        <w:keepLines w:val="0"/>
+        <w:widowControl/>
+        <w:suppressLineNumbers w:val="0"/>
+        <w:jc w:val="both"/>
+        <w:rPr>
+          <w:rFonts w:hint="default" w:ascii="Times New Roman" w:hAnsi="Times New Roman" w:cs="Times New Roman"/>
+          <w:color w:val="auto"/>
+          <w:sz w:val="24"/>
+          <w:szCs w:val="24"/>
+        </w:rPr>
+      </w:pPr>
+      <w:r>
+        <w:rPr>
+          <w:rFonts w:hint="default" w:ascii="Times New Roman" w:hAnsi="Times New Roman" w:eastAsia="SimSun" w:cs="Times New Roman"/>
+          <w:color w:val="auto"/>
+          <w:kern w:val="0"/>
+          <w:sz w:val="24"/>
+          <w:szCs w:val="24"/>
+          <w:lang w:val="en-US" w:eastAsia="zh-CN" w:bidi="ar"/>
+        </w:rPr>
+        <w:t xml:space="preserve">Phishing persists despite major advancements in cybersecurity because attackers quickly modify their tactics to get beyond established </w:t>
+      </w:r>
+      <w:r>
+        <w:rPr>
+          <w:rFonts w:hint="default" w:ascii="Times New Roman" w:hAnsi="Times New Roman" w:eastAsia="SimSun" w:cs="Times New Roman"/>
+          <w:color w:val="auto"/>
+          <w:kern w:val="0"/>
+          <w:sz w:val="24"/>
+          <w:szCs w:val="24"/>
+          <w:lang w:val="en-GB" w:eastAsia="zh-CN" w:bidi="ar"/>
+        </w:rPr>
+        <w:t>defenses</w:t>
+      </w:r>
+      <w:r>
+        <w:rPr>
+          <w:rFonts w:hint="default" w:ascii="Times New Roman" w:hAnsi="Times New Roman" w:eastAsia="SimSun" w:cs="Times New Roman"/>
+          <w:color w:val="auto"/>
+          <w:kern w:val="0"/>
+          <w:sz w:val="24"/>
+          <w:szCs w:val="24"/>
+          <w:lang w:val="en-US" w:eastAsia="zh-CN" w:bidi="ar"/>
+        </w:rPr>
+        <w:t>. The average time between a phishing site's launch and its inclusion on a blacklist is 12 to 24 hours, during which thousands of users could be harmed. This is an inherent temporal gap in conventional blacklist-based systems, which keep databases of known malicious URLs and block access accordingly. This "zero-day" window is a serious vulnerability that cannot be fixed by reactive methods alone.</w:t>
+      </w:r>
+    </w:p>
+    <w:p>
+      <w:pPr>
+        <w:numPr>
+          <w:numId w:val="0"/>
+        </w:numPr>
+        <w:spacing w:after="160" w:line="279" w:lineRule="auto"/>
+        <w:jc w:val="both"/>
+        <w:rPr>
+          <w:rFonts w:hint="default" w:ascii="Times New Roman" w:hAnsi="Times New Roman" w:eastAsia="Arial" w:cs="Times New Roman"/>
+          <w:b/>
+          <w:bCs/>
+          <w:color w:val="auto"/>
+          <w:sz w:val="28"/>
+          <w:szCs w:val="28"/>
+          <w:lang w:val="en-GB"/>
+        </w:rPr>
+      </w:pPr>
+      <w:r>
+        <w:rPr>
+          <w:rFonts w:hint="default" w:ascii="Times New Roman" w:hAnsi="Times New Roman" w:eastAsia="SimSun" w:cs="Times New Roman"/>
+          <w:color w:val="auto"/>
+          <w:kern w:val="0"/>
+          <w:sz w:val="24"/>
+          <w:szCs w:val="24"/>
+          <w:lang w:val="en-US" w:eastAsia="zh-CN" w:bidi="ar"/>
+        </w:rPr>
+        <w:t>By creating an intelligent, proactive phishing detection system that integrates three complementing approaches—rule-based heuristic analysis, machine learning categorisation, and a hybrid combination of both—this research overcomes this constraint. The technology detects new phishing sites that have never been seen before by analysing the fundamental features of URLs and webpage content to indicate malicious intent instead of depending just on known-bad</w:t>
+      </w:r>
+      <w:r>
+        <w:rPr>
+          <w:rFonts w:hint="default" w:ascii="Times New Roman" w:hAnsi="Times New Roman" w:eastAsia="SimSun" w:cs="Times New Roman"/>
+          <w:color w:val="auto"/>
+          <w:kern w:val="0"/>
+          <w:sz w:val="24"/>
+          <w:szCs w:val="24"/>
+          <w:lang w:val="en-GB" w:eastAsia="zh-CN" w:bidi="ar"/>
+        </w:rPr>
+        <w:t xml:space="preserve"> lists</w:t>
+      </w:r>
+    </w:p>
+    <w:p>
+      <w:pPr>
+        <w:numPr>
+          <w:ilvl w:val="1"/>
+          <w:numId w:val="1"/>
+        </w:numPr>
+        <w:spacing w:after="160" w:line="279" w:lineRule="auto"/>
+        <w:ind w:left="0" w:leftChars="0" w:firstLine="0" w:firstLineChars="0"/>
+        <w:jc w:val="both"/>
+        <w:rPr>
+          <w:rFonts w:hint="default" w:ascii="Times New Roman" w:hAnsi="Times New Roman" w:eastAsia="Arial" w:cs="Times New Roman"/>
+          <w:b/>
+          <w:bCs/>
+          <w:color w:val="auto"/>
+          <w:sz w:val="28"/>
+          <w:szCs w:val="28"/>
+          <w:lang w:val="en-GB"/>
+        </w:rPr>
+      </w:pPr>
+      <w:r>
+        <w:rPr>
+          <w:rFonts w:hint="default" w:ascii="Times New Roman" w:hAnsi="Times New Roman" w:eastAsia="Arial" w:cs="Times New Roman"/>
+          <w:b/>
+          <w:bCs/>
+          <w:color w:val="auto"/>
+          <w:sz w:val="28"/>
+          <w:szCs w:val="28"/>
+          <w:lang w:val="en-GB"/>
+        </w:rPr>
+        <w:t>Research Problem and Significance</w:t>
+      </w:r>
+    </w:p>
+    <w:p>
+      <w:pPr>
+        <w:keepNext w:val="0"/>
+        <w:keepLines w:val="0"/>
+        <w:widowControl/>
+        <w:suppressLineNumbers w:val="0"/>
+        <w:jc w:val="both"/>
+        <w:rPr>
+          <w:rFonts w:hint="default" w:ascii="Times New Roman" w:hAnsi="Times New Roman" w:eastAsia="SimSun" w:cs="Times New Roman"/>
+          <w:color w:val="auto"/>
+          <w:kern w:val="0"/>
+          <w:sz w:val="24"/>
+          <w:szCs w:val="24"/>
+          <w:lang w:val="en-US" w:eastAsia="zh-CN" w:bidi="ar"/>
+        </w:rPr>
+      </w:pPr>
+      <w:r>
+        <w:rPr>
+          <w:rFonts w:hint="default" w:ascii="Times New Roman" w:hAnsi="Times New Roman" w:eastAsia="SimSun" w:cs="Times New Roman"/>
+          <w:color w:val="auto"/>
+          <w:kern w:val="0"/>
+          <w:sz w:val="24"/>
+          <w:szCs w:val="24"/>
+          <w:lang w:val="en-US" w:eastAsia="zh-CN" w:bidi="ar"/>
+        </w:rPr>
+        <w:t>This project's main research question is: When applied to a common dataset of URL and webpage attributes, how do rule-based, machine learning-based, and hybrid phishing detection systems compare in terms of detection accuracy, false positive rate, and real-time performance?</w:t>
+      </w:r>
+    </w:p>
+    <w:p>
+      <w:pPr>
+        <w:keepNext w:val="0"/>
+        <w:keepLines w:val="0"/>
+        <w:widowControl/>
+        <w:suppressLineNumbers w:val="0"/>
+        <w:jc w:val="both"/>
+        <w:rPr>
+          <w:rFonts w:hint="default" w:ascii="Times New Roman" w:hAnsi="Times New Roman" w:eastAsia="SimSun" w:cs="Times New Roman"/>
+          <w:color w:val="auto"/>
+          <w:kern w:val="0"/>
+          <w:sz w:val="24"/>
+          <w:szCs w:val="24"/>
+          <w:lang w:val="en-US" w:eastAsia="zh-CN" w:bidi="ar"/>
+        </w:rPr>
+      </w:pPr>
+      <w:r>
+        <w:rPr>
+          <w:rFonts w:hint="default" w:ascii="Times New Roman" w:hAnsi="Times New Roman" w:eastAsia="SimSun" w:cs="Times New Roman"/>
+          <w:color w:val="auto"/>
+          <w:kern w:val="0"/>
+          <w:sz w:val="24"/>
+          <w:szCs w:val="24"/>
+          <w:lang w:val="en-US" w:eastAsia="zh-CN" w:bidi="ar"/>
+        </w:rPr>
+        <w:t>A significant gap in the body of current literature is addressed by this question. There is a dearth of integrated comparative research that assesses all three procedures under the same experimental settings, despite the fact that many studies assess individual detection techniques separately. Because of this, it is challenging to determine which methodology, or mix of them, is most suited for practical implementation. By applying and assessing all three methods on the same dataset using uniform metrics, the current study closes this gap and offers empirical support for useful system design choices.</w:t>
+      </w:r>
+    </w:p>
+    <w:p>
+      <w:pPr>
+        <w:keepNext w:val="0"/>
+        <w:keepLines w:val="0"/>
+        <w:widowControl/>
+        <w:suppressLineNumbers w:val="0"/>
+        <w:jc w:val="both"/>
+        <w:rPr>
+          <w:rFonts w:hint="default" w:ascii="Times New Roman" w:hAnsi="Times New Roman" w:eastAsia="Arial" w:cs="Times New Roman"/>
+          <w:b/>
+          <w:bCs/>
+          <w:color w:val="auto"/>
+          <w:sz w:val="28"/>
+          <w:szCs w:val="28"/>
+          <w:lang w:val="en-GB"/>
+        </w:rPr>
+      </w:pPr>
+      <w:r>
+        <w:rPr>
+          <w:rFonts w:hint="default" w:ascii="Times New Roman" w:hAnsi="Times New Roman" w:eastAsia="SimSun" w:cs="Times New Roman"/>
+          <w:color w:val="auto"/>
+          <w:kern w:val="0"/>
+          <w:sz w:val="24"/>
+          <w:szCs w:val="24"/>
+          <w:lang w:val="en-US" w:eastAsia="zh-CN" w:bidi="ar"/>
+        </w:rPr>
+        <w:t>This research is not just important from an academic standpoint. Vulnerable groups, such as older users, those with little digital literacy, and those living in areas with high cybercrime rates, are disproportionately affected by phishing assaults because they are less able to recognise sophisticated deception tactics. An important step in democratising cybersecurity protection is the development of an open-source, browser-integrated detection system with real-time classification capabilities.</w:t>
+      </w:r>
+    </w:p>
+    <w:p>
+      <w:pPr>
+        <w:numPr>
+          <w:ilvl w:val="1"/>
+          <w:numId w:val="1"/>
+        </w:numPr>
+        <w:spacing w:after="160" w:line="279" w:lineRule="auto"/>
+        <w:ind w:left="0" w:leftChars="0" w:firstLine="0" w:firstLineChars="0"/>
+        <w:jc w:val="both"/>
+        <w:rPr>
+          <w:rFonts w:hint="default" w:ascii="Times New Roman" w:hAnsi="Times New Roman" w:eastAsia="Arial" w:cs="Times New Roman"/>
+          <w:b/>
+          <w:bCs/>
+          <w:color w:val="auto"/>
+          <w:sz w:val="28"/>
+          <w:szCs w:val="28"/>
+          <w:lang w:val="en-GB"/>
+        </w:rPr>
+      </w:pPr>
+      <w:r>
+        <w:rPr>
+          <w:rFonts w:hint="default" w:ascii="Times New Roman" w:hAnsi="Times New Roman" w:eastAsia="Arial" w:cs="Times New Roman"/>
+          <w:b/>
+          <w:bCs/>
+          <w:color w:val="auto"/>
+          <w:sz w:val="28"/>
+          <w:szCs w:val="28"/>
+          <w:lang w:val="en-GB"/>
+        </w:rPr>
+        <w:t>Aims and Objectives</w:t>
+      </w:r>
+    </w:p>
+    <w:p>
+      <w:pPr>
+        <w:keepNext w:val="0"/>
+        <w:keepLines w:val="0"/>
+        <w:widowControl/>
+        <w:suppressLineNumbers w:val="0"/>
+        <w:jc w:val="both"/>
+        <w:rPr>
+          <w:rFonts w:hint="default" w:ascii="Times New Roman" w:hAnsi="Times New Roman" w:eastAsia="SimSun" w:cs="Times New Roman"/>
+          <w:color w:val="auto"/>
+          <w:kern w:val="0"/>
+          <w:sz w:val="24"/>
+          <w:szCs w:val="24"/>
+          <w:lang w:val="en-US" w:eastAsia="zh-CN" w:bidi="ar"/>
+        </w:rPr>
+      </w:pPr>
+      <w:r>
+        <w:rPr>
+          <w:rFonts w:hint="default" w:ascii="Times New Roman" w:hAnsi="Times New Roman" w:eastAsia="SimSun" w:cs="Times New Roman"/>
+          <w:color w:val="auto"/>
+          <w:kern w:val="0"/>
+          <w:sz w:val="24"/>
+          <w:szCs w:val="24"/>
+          <w:lang w:val="en-US" w:eastAsia="zh-CN" w:bidi="ar"/>
+        </w:rPr>
+        <w:t xml:space="preserve">This project's main objective is to create, deploy, and thoroughly assess an intelligent phishing detection system that combines machine learning, rule-based heuristics, and hybrid approaches in order to provide guidance for the creation of a real-time browser extension. </w:t>
+      </w:r>
+      <w:r>
+        <w:rPr>
+          <w:rFonts w:hint="default" w:ascii="Times New Roman" w:hAnsi="Times New Roman" w:eastAsia="SimSun" w:cs="Times New Roman"/>
+          <w:color w:val="auto"/>
+          <w:kern w:val="0"/>
+          <w:sz w:val="24"/>
+          <w:szCs w:val="24"/>
+          <w:lang w:val="en-US" w:eastAsia="zh-CN" w:bidi="ar"/>
+        </w:rPr>
+        <w:br w:type="textWrapping"/>
+      </w:r>
+      <w:r>
+        <w:rPr>
+          <w:rFonts w:hint="default" w:ascii="Times New Roman" w:hAnsi="Times New Roman" w:eastAsia="SimSun" w:cs="Times New Roman"/>
+          <w:color w:val="auto"/>
+          <w:kern w:val="0"/>
+          <w:sz w:val="24"/>
+          <w:szCs w:val="24"/>
+          <w:lang w:val="en-US" w:eastAsia="zh-CN" w:bidi="ar"/>
+        </w:rPr>
+        <w:t xml:space="preserve">The particular goals of the study are: </w:t>
+      </w:r>
+    </w:p>
+    <w:p>
+      <w:pPr>
+        <w:keepNext w:val="0"/>
+        <w:keepLines w:val="0"/>
+        <w:widowControl/>
+        <w:numPr>
+          <w:ilvl w:val="0"/>
+          <w:numId w:val="2"/>
+        </w:numPr>
+        <w:suppressLineNumbers w:val="0"/>
+        <w:ind w:left="845" w:leftChars="0" w:hanging="425" w:firstLineChars="0"/>
+        <w:jc w:val="both"/>
+        <w:rPr>
+          <w:rFonts w:hint="default" w:ascii="Times New Roman" w:hAnsi="Times New Roman" w:eastAsia="SimSun" w:cs="Times New Roman"/>
+          <w:color w:val="auto"/>
+          <w:kern w:val="0"/>
+          <w:sz w:val="24"/>
+          <w:szCs w:val="24"/>
+          <w:lang w:val="en-US" w:eastAsia="zh-CN" w:bidi="ar"/>
+        </w:rPr>
+      </w:pPr>
+      <w:r>
+        <w:rPr>
+          <w:rFonts w:hint="default" w:ascii="Times New Roman" w:hAnsi="Times New Roman" w:eastAsia="SimSun" w:cs="Times New Roman"/>
+          <w:color w:val="auto"/>
+          <w:kern w:val="0"/>
+          <w:sz w:val="24"/>
+          <w:szCs w:val="24"/>
+          <w:lang w:val="en-US" w:eastAsia="zh-CN" w:bidi="ar"/>
+        </w:rPr>
+        <w:t xml:space="preserve">To perform a thorough analysis of the body of research on phishing detection, highlighting important approaches, performance standards, and unmet research needs. </w:t>
+      </w:r>
+    </w:p>
+    <w:p>
+      <w:pPr>
+        <w:keepNext w:val="0"/>
+        <w:keepLines w:val="0"/>
+        <w:widowControl/>
+        <w:numPr>
+          <w:ilvl w:val="0"/>
+          <w:numId w:val="2"/>
+        </w:numPr>
+        <w:suppressLineNumbers w:val="0"/>
+        <w:ind w:left="845" w:leftChars="0" w:hanging="425" w:firstLineChars="0"/>
+        <w:jc w:val="both"/>
+        <w:rPr>
+          <w:rFonts w:hint="default" w:ascii="Times New Roman" w:hAnsi="Times New Roman" w:eastAsia="SimSun" w:cs="Times New Roman"/>
+          <w:color w:val="auto"/>
+          <w:kern w:val="0"/>
+          <w:sz w:val="24"/>
+          <w:szCs w:val="24"/>
+          <w:lang w:val="en-US" w:eastAsia="zh-CN" w:bidi="ar"/>
+        </w:rPr>
+      </w:pPr>
+      <w:r>
+        <w:rPr>
+          <w:rFonts w:hint="default" w:ascii="Times New Roman" w:hAnsi="Times New Roman" w:eastAsia="SimSun" w:cs="Times New Roman"/>
+          <w:color w:val="auto"/>
+          <w:kern w:val="0"/>
+          <w:sz w:val="24"/>
+          <w:szCs w:val="24"/>
+          <w:lang w:val="en-US" w:eastAsia="zh-CN" w:bidi="ar"/>
+        </w:rPr>
+        <w:t>To gather and prepare a sample, high-quality dataset of valid and phishing URLs from Kaggle sources that are accessible to the general public.</w:t>
+      </w:r>
+    </w:p>
+    <w:p>
+      <w:pPr>
+        <w:keepNext w:val="0"/>
+        <w:keepLines w:val="0"/>
+        <w:widowControl/>
+        <w:numPr>
+          <w:ilvl w:val="0"/>
+          <w:numId w:val="2"/>
+        </w:numPr>
+        <w:suppressLineNumbers w:val="0"/>
+        <w:ind w:left="845" w:leftChars="0" w:hanging="425" w:firstLineChars="0"/>
+        <w:jc w:val="both"/>
+        <w:rPr>
+          <w:rFonts w:hint="default" w:ascii="Times New Roman" w:hAnsi="Times New Roman" w:eastAsia="SimSun" w:cs="Times New Roman"/>
+          <w:color w:val="auto"/>
+          <w:kern w:val="0"/>
+          <w:sz w:val="24"/>
+          <w:szCs w:val="24"/>
+          <w:lang w:val="en-US" w:eastAsia="zh-CN" w:bidi="ar"/>
+        </w:rPr>
+      </w:pPr>
+      <w:r>
+        <w:rPr>
+          <w:rFonts w:hint="default" w:ascii="Times New Roman" w:hAnsi="Times New Roman" w:eastAsia="SimSun" w:cs="Times New Roman"/>
+          <w:color w:val="auto"/>
+          <w:kern w:val="0"/>
+          <w:sz w:val="24"/>
+          <w:szCs w:val="24"/>
+          <w:lang w:val="en-US" w:eastAsia="zh-CN" w:bidi="ar"/>
+        </w:rPr>
+        <w:t xml:space="preserve">To design and verify a collection of 27 discriminative features that cover lexical aspects, webpage content, domain attributes, and URL structure. </w:t>
+      </w:r>
+    </w:p>
+    <w:p>
+      <w:pPr>
+        <w:keepNext w:val="0"/>
+        <w:keepLines w:val="0"/>
+        <w:widowControl/>
+        <w:numPr>
+          <w:ilvl w:val="0"/>
+          <w:numId w:val="2"/>
+        </w:numPr>
+        <w:suppressLineNumbers w:val="0"/>
+        <w:ind w:left="845" w:leftChars="0" w:hanging="425" w:firstLineChars="0"/>
+        <w:jc w:val="both"/>
+        <w:rPr>
+          <w:rFonts w:hint="default" w:ascii="Times New Roman" w:hAnsi="Times New Roman" w:eastAsia="SimSun" w:cs="Times New Roman"/>
+          <w:color w:val="auto"/>
+          <w:kern w:val="0"/>
+          <w:sz w:val="24"/>
+          <w:szCs w:val="24"/>
+          <w:lang w:val="en-US" w:eastAsia="zh-CN" w:bidi="ar"/>
+        </w:rPr>
+      </w:pPr>
+      <w:r>
+        <w:rPr>
+          <w:rFonts w:hint="default" w:ascii="Times New Roman" w:hAnsi="Times New Roman" w:eastAsia="SimSun" w:cs="Times New Roman"/>
+          <w:color w:val="auto"/>
+          <w:kern w:val="0"/>
+          <w:sz w:val="24"/>
+          <w:szCs w:val="24"/>
+          <w:lang w:val="en-US" w:eastAsia="zh-CN" w:bidi="ar"/>
+        </w:rPr>
+        <w:t xml:space="preserve">To put into practice a rule-based detection system with data-driven threshold optimisation and 15 weighted heuristic rules. </w:t>
+      </w:r>
+    </w:p>
+    <w:p>
+      <w:pPr>
+        <w:keepNext w:val="0"/>
+        <w:keepLines w:val="0"/>
+        <w:widowControl/>
+        <w:numPr>
+          <w:ilvl w:val="0"/>
+          <w:numId w:val="2"/>
+        </w:numPr>
+        <w:suppressLineNumbers w:val="0"/>
+        <w:ind w:left="845" w:leftChars="0" w:hanging="425" w:firstLineChars="0"/>
+        <w:jc w:val="both"/>
+        <w:rPr>
+          <w:rFonts w:hint="default" w:ascii="Times New Roman" w:hAnsi="Times New Roman" w:eastAsia="SimSun" w:cs="Times New Roman"/>
+          <w:color w:val="auto"/>
+          <w:kern w:val="0"/>
+          <w:sz w:val="24"/>
+          <w:szCs w:val="24"/>
+          <w:lang w:val="en-US" w:eastAsia="zh-CN" w:bidi="ar"/>
+        </w:rPr>
+      </w:pPr>
+      <w:r>
+        <w:rPr>
+          <w:rFonts w:hint="default" w:ascii="Times New Roman" w:hAnsi="Times New Roman" w:eastAsia="SimSun" w:cs="Times New Roman"/>
+          <w:color w:val="auto"/>
+          <w:kern w:val="0"/>
+          <w:sz w:val="24"/>
+          <w:szCs w:val="24"/>
+          <w:lang w:val="en-US" w:eastAsia="zh-CN" w:bidi="ar"/>
+        </w:rPr>
+        <w:t xml:space="preserve">To use cross-validation and several performance indicators to train, adjust, and assess three machine learning classifiers: Random Forest, SVM, and Logistic Regression. </w:t>
+      </w:r>
+    </w:p>
+    <w:p>
+      <w:pPr>
+        <w:keepNext w:val="0"/>
+        <w:keepLines w:val="0"/>
+        <w:widowControl/>
+        <w:numPr>
+          <w:ilvl w:val="0"/>
+          <w:numId w:val="2"/>
+        </w:numPr>
+        <w:suppressLineNumbers w:val="0"/>
+        <w:ind w:left="845" w:leftChars="0" w:hanging="425" w:firstLineChars="0"/>
+        <w:jc w:val="both"/>
+        <w:rPr>
+          <w:rFonts w:hint="default" w:ascii="Times New Roman" w:hAnsi="Times New Roman" w:eastAsia="SimSun" w:cs="Times New Roman"/>
+          <w:color w:val="auto"/>
+          <w:kern w:val="0"/>
+          <w:sz w:val="24"/>
+          <w:szCs w:val="24"/>
+          <w:lang w:val="en-US" w:eastAsia="zh-CN" w:bidi="ar"/>
+        </w:rPr>
+      </w:pPr>
+      <w:r>
+        <w:rPr>
+          <w:rFonts w:hint="default" w:ascii="Times New Roman" w:hAnsi="Times New Roman" w:eastAsia="SimSun" w:cs="Times New Roman"/>
+          <w:color w:val="auto"/>
+          <w:kern w:val="0"/>
+          <w:sz w:val="24"/>
+          <w:szCs w:val="24"/>
+          <w:lang w:val="en-US" w:eastAsia="zh-CN" w:bidi="ar"/>
+        </w:rPr>
+        <w:t>To create and assess three hybrid detection methods that combine rule-based and machine learning results (weighted combination, majority voting, and cascade filtering)</w:t>
+      </w:r>
+    </w:p>
+    <w:p>
+      <w:pPr>
+        <w:keepNext w:val="0"/>
+        <w:keepLines w:val="0"/>
+        <w:widowControl/>
+        <w:numPr>
+          <w:ilvl w:val="0"/>
+          <w:numId w:val="2"/>
+        </w:numPr>
+        <w:suppressLineNumbers w:val="0"/>
+        <w:ind w:left="845" w:leftChars="0" w:hanging="425" w:firstLineChars="0"/>
+        <w:jc w:val="both"/>
+        <w:rPr>
+          <w:rFonts w:hint="default" w:ascii="Times New Roman" w:hAnsi="Times New Roman" w:eastAsia="SimSun" w:cs="Times New Roman"/>
+          <w:color w:val="auto"/>
+          <w:kern w:val="0"/>
+          <w:sz w:val="24"/>
+          <w:szCs w:val="24"/>
+          <w:lang w:val="en-US" w:eastAsia="zh-CN" w:bidi="ar"/>
+        </w:rPr>
+      </w:pPr>
+      <w:r>
+        <w:rPr>
+          <w:rFonts w:hint="default" w:ascii="Times New Roman" w:hAnsi="Times New Roman" w:eastAsia="SimSun" w:cs="Times New Roman"/>
+          <w:color w:val="auto"/>
+          <w:kern w:val="0"/>
+          <w:sz w:val="24"/>
+          <w:szCs w:val="24"/>
+          <w:lang w:val="en-US" w:eastAsia="zh-CN" w:bidi="ar"/>
+        </w:rPr>
+        <w:t xml:space="preserve">To compare all methods, measuring trade-offs between accuracy, precision, recall, F1-score, and processing speed. </w:t>
+      </w:r>
+    </w:p>
+    <w:p>
+      <w:pPr>
+        <w:keepNext w:val="0"/>
+        <w:keepLines w:val="0"/>
+        <w:widowControl/>
+        <w:numPr>
+          <w:ilvl w:val="0"/>
+          <w:numId w:val="2"/>
+        </w:numPr>
+        <w:suppressLineNumbers w:val="0"/>
+        <w:ind w:left="845" w:leftChars="0" w:hanging="425" w:firstLineChars="0"/>
+        <w:jc w:val="both"/>
+        <w:rPr>
+          <w:rFonts w:hint="default" w:ascii="Times New Roman" w:hAnsi="Times New Roman" w:eastAsia="Arial" w:cs="Times New Roman"/>
+          <w:b/>
+          <w:bCs/>
+          <w:color w:val="auto"/>
+          <w:sz w:val="28"/>
+          <w:szCs w:val="28"/>
+          <w:lang w:val="en-GB"/>
+        </w:rPr>
+      </w:pPr>
+      <w:r>
+        <w:rPr>
+          <w:rFonts w:hint="default" w:ascii="Times New Roman" w:hAnsi="Times New Roman" w:eastAsia="SimSun" w:cs="Times New Roman"/>
+          <w:color w:val="auto"/>
+          <w:kern w:val="0"/>
+          <w:sz w:val="24"/>
+          <w:szCs w:val="24"/>
+          <w:lang w:val="en-US" w:eastAsia="zh-CN" w:bidi="ar"/>
+        </w:rPr>
+        <w:t>To critically assess the results in light of the body of current literature and suggest future lines of inquiry and application.</w:t>
+      </w:r>
+    </w:p>
+    <w:p>
+      <w:pPr>
+        <w:keepNext w:val="0"/>
+        <w:keepLines w:val="0"/>
+        <w:widowControl/>
+        <w:numPr>
+          <w:numId w:val="0"/>
+        </w:numPr>
+        <w:suppressLineNumbers w:val="0"/>
+        <w:ind w:left="420" w:leftChars="0"/>
+        <w:jc w:val="both"/>
+        <w:rPr>
+          <w:rFonts w:hint="default" w:ascii="Times New Roman" w:hAnsi="Times New Roman" w:eastAsia="Arial" w:cs="Times New Roman"/>
+          <w:b/>
+          <w:bCs/>
+          <w:color w:val="auto"/>
+          <w:sz w:val="28"/>
+          <w:szCs w:val="28"/>
+          <w:lang w:val="en-GB"/>
+        </w:rPr>
+      </w:pPr>
+    </w:p>
+    <w:p>
+      <w:pPr>
+        <w:numPr>
+          <w:ilvl w:val="1"/>
+          <w:numId w:val="1"/>
+        </w:numPr>
+        <w:spacing w:after="160" w:line="279" w:lineRule="auto"/>
+        <w:ind w:left="0" w:leftChars="0" w:firstLine="0" w:firstLineChars="0"/>
+        <w:jc w:val="both"/>
+        <w:rPr>
+          <w:rFonts w:hint="default" w:ascii="Times New Roman" w:hAnsi="Times New Roman" w:eastAsia="Arial" w:cs="Times New Roman"/>
+          <w:b/>
+          <w:bCs/>
+          <w:color w:val="auto"/>
+          <w:sz w:val="28"/>
+          <w:szCs w:val="28"/>
+          <w:lang w:val="en-GB"/>
+        </w:rPr>
+      </w:pPr>
+      <w:r>
+        <w:rPr>
+          <w:rFonts w:hint="default" w:ascii="Times New Roman" w:hAnsi="Times New Roman" w:eastAsia="Arial" w:cs="Times New Roman"/>
+          <w:b/>
+          <w:bCs/>
+          <w:color w:val="auto"/>
+          <w:sz w:val="28"/>
+          <w:szCs w:val="28"/>
+          <w:lang w:val="en-GB"/>
+        </w:rPr>
+        <w:t>Research Hypothesis</w:t>
+      </w:r>
+    </w:p>
+    <w:p>
+      <w:pPr>
+        <w:keepNext w:val="0"/>
+        <w:keepLines w:val="0"/>
+        <w:widowControl/>
+        <w:numPr>
+          <w:numId w:val="0"/>
+        </w:numPr>
+        <w:suppressLineNumbers w:val="0"/>
+        <w:jc w:val="both"/>
+        <w:rPr>
+          <w:rFonts w:hint="default" w:ascii="Times New Roman" w:hAnsi="Times New Roman" w:eastAsia="SimSun" w:cs="Times New Roman"/>
+          <w:color w:val="auto"/>
+          <w:kern w:val="0"/>
+          <w:sz w:val="24"/>
+          <w:szCs w:val="24"/>
+          <w:lang w:val="en-US" w:eastAsia="zh-CN" w:bidi="ar"/>
+        </w:rPr>
+      </w:pPr>
+      <w:r>
+        <w:rPr>
+          <w:rFonts w:hint="default" w:ascii="Times New Roman" w:hAnsi="Times New Roman" w:eastAsia="SimSun" w:cs="Times New Roman"/>
+          <w:color w:val="auto"/>
+          <w:kern w:val="0"/>
+          <w:sz w:val="24"/>
+          <w:szCs w:val="24"/>
+          <w:lang w:val="en-US" w:eastAsia="zh-CN" w:bidi="ar"/>
+        </w:rPr>
+        <w:t>Five testable hypotheses drawn from the literature serve as the framework for the study:</w:t>
+      </w:r>
+    </w:p>
+    <w:p>
+      <w:pPr>
+        <w:keepNext w:val="0"/>
+        <w:keepLines w:val="0"/>
+        <w:widowControl/>
+        <w:numPr>
+          <w:ilvl w:val="0"/>
+          <w:numId w:val="3"/>
+        </w:numPr>
+        <w:suppressLineNumbers w:val="0"/>
+        <w:ind w:left="840" w:leftChars="0" w:hanging="420" w:firstLineChars="0"/>
+        <w:jc w:val="both"/>
+        <w:rPr>
+          <w:rFonts w:hint="default" w:ascii="Times New Roman" w:hAnsi="Times New Roman" w:eastAsia="SimSun" w:cs="Times New Roman"/>
+          <w:color w:val="auto"/>
+          <w:kern w:val="0"/>
+          <w:sz w:val="24"/>
+          <w:szCs w:val="24"/>
+          <w:lang w:val="en-US" w:eastAsia="zh-CN" w:bidi="ar"/>
+        </w:rPr>
+      </w:pPr>
+      <w:r>
+        <w:rPr>
+          <w:rFonts w:hint="default" w:ascii="Times New Roman" w:hAnsi="Times New Roman" w:eastAsia="SimSun" w:cs="Times New Roman"/>
+          <w:color w:val="auto"/>
+          <w:kern w:val="0"/>
+          <w:sz w:val="24"/>
+          <w:szCs w:val="24"/>
+          <w:lang w:val="en-US" w:eastAsia="zh-CN" w:bidi="ar"/>
+        </w:rPr>
+        <w:t xml:space="preserve">H1: Rule-based heuristic detection is less accurate than machine learning-based detection. </w:t>
+      </w:r>
+    </w:p>
+    <w:p>
+      <w:pPr>
+        <w:keepNext w:val="0"/>
+        <w:keepLines w:val="0"/>
+        <w:widowControl/>
+        <w:numPr>
+          <w:ilvl w:val="0"/>
+          <w:numId w:val="3"/>
+        </w:numPr>
+        <w:suppressLineNumbers w:val="0"/>
+        <w:ind w:left="840" w:leftChars="0" w:hanging="420" w:firstLineChars="0"/>
+        <w:jc w:val="both"/>
+        <w:rPr>
+          <w:rFonts w:hint="default" w:ascii="Times New Roman" w:hAnsi="Times New Roman" w:eastAsia="SimSun" w:cs="Times New Roman"/>
+          <w:color w:val="auto"/>
+          <w:kern w:val="0"/>
+          <w:sz w:val="24"/>
+          <w:szCs w:val="24"/>
+          <w:lang w:val="en-US" w:eastAsia="zh-CN" w:bidi="ar"/>
+        </w:rPr>
+      </w:pPr>
+      <w:r>
+        <w:rPr>
+          <w:rFonts w:hint="default" w:ascii="Times New Roman" w:hAnsi="Times New Roman" w:eastAsia="SimSun" w:cs="Times New Roman"/>
+          <w:color w:val="auto"/>
+          <w:kern w:val="0"/>
+          <w:sz w:val="24"/>
+          <w:szCs w:val="24"/>
+          <w:lang w:val="en-US" w:eastAsia="zh-CN" w:bidi="ar"/>
+        </w:rPr>
+        <w:t xml:space="preserve">H2: There is a basic trade-off between accuracy and speed, with rule-based detection being quicker but less precise than machine learning. </w:t>
+      </w:r>
+    </w:p>
+    <w:p>
+      <w:pPr>
+        <w:keepNext w:val="0"/>
+        <w:keepLines w:val="0"/>
+        <w:widowControl/>
+        <w:numPr>
+          <w:ilvl w:val="0"/>
+          <w:numId w:val="3"/>
+        </w:numPr>
+        <w:suppressLineNumbers w:val="0"/>
+        <w:ind w:left="840" w:leftChars="0" w:hanging="420" w:firstLineChars="0"/>
+        <w:jc w:val="both"/>
+        <w:rPr>
+          <w:rFonts w:hint="default" w:ascii="Times New Roman" w:hAnsi="Times New Roman" w:eastAsia="SimSun" w:cs="Times New Roman"/>
+          <w:color w:val="auto"/>
+          <w:kern w:val="0"/>
+          <w:sz w:val="24"/>
+          <w:szCs w:val="24"/>
+          <w:lang w:val="en-US" w:eastAsia="zh-CN" w:bidi="ar"/>
+        </w:rPr>
+      </w:pPr>
+      <w:r>
+        <w:rPr>
+          <w:rFonts w:hint="default" w:ascii="Times New Roman" w:hAnsi="Times New Roman" w:eastAsia="SimSun" w:cs="Times New Roman"/>
+          <w:color w:val="auto"/>
+          <w:kern w:val="0"/>
+          <w:sz w:val="24"/>
+          <w:szCs w:val="24"/>
+          <w:lang w:val="en-US" w:eastAsia="zh-CN" w:bidi="ar"/>
+        </w:rPr>
+        <w:t xml:space="preserve">H3: A hybrid strategy that combines machine learning and rule-based techniques performs better than either approach alone. </w:t>
+      </w:r>
+    </w:p>
+    <w:p>
+      <w:pPr>
+        <w:keepNext w:val="0"/>
+        <w:keepLines w:val="0"/>
+        <w:widowControl/>
+        <w:numPr>
+          <w:ilvl w:val="0"/>
+          <w:numId w:val="3"/>
+        </w:numPr>
+        <w:suppressLineNumbers w:val="0"/>
+        <w:ind w:left="840" w:leftChars="0" w:hanging="420" w:firstLineChars="0"/>
+        <w:jc w:val="both"/>
+        <w:rPr>
+          <w:rFonts w:hint="default" w:ascii="Times New Roman" w:hAnsi="Times New Roman" w:eastAsia="SimSun" w:cs="Times New Roman"/>
+          <w:color w:val="auto"/>
+          <w:kern w:val="0"/>
+          <w:sz w:val="24"/>
+          <w:szCs w:val="24"/>
+          <w:lang w:val="en-US" w:eastAsia="zh-CN" w:bidi="ar"/>
+        </w:rPr>
+      </w:pPr>
+      <w:r>
+        <w:rPr>
+          <w:rFonts w:hint="default" w:ascii="Times New Roman" w:hAnsi="Times New Roman" w:eastAsia="SimSun" w:cs="Times New Roman"/>
+          <w:color w:val="auto"/>
+          <w:kern w:val="0"/>
+          <w:sz w:val="24"/>
+          <w:szCs w:val="24"/>
+          <w:lang w:val="en-US" w:eastAsia="zh-CN" w:bidi="ar"/>
+        </w:rPr>
+        <w:t xml:space="preserve">H4: When it comes to phishing detection, URL-based characteristics are highly discriminative and computationally efficient. </w:t>
+      </w:r>
+    </w:p>
+    <w:p>
+      <w:pPr>
+        <w:keepNext w:val="0"/>
+        <w:keepLines w:val="0"/>
+        <w:widowControl/>
+        <w:numPr>
+          <w:ilvl w:val="0"/>
+          <w:numId w:val="3"/>
+        </w:numPr>
+        <w:suppressLineNumbers w:val="0"/>
+        <w:ind w:left="840" w:leftChars="0" w:hanging="420" w:firstLineChars="0"/>
+        <w:jc w:val="both"/>
+        <w:rPr>
+          <w:rFonts w:hint="default" w:ascii="Times New Roman" w:hAnsi="Times New Roman" w:eastAsia="SimSun" w:cs="Times New Roman"/>
+          <w:color w:val="auto"/>
+          <w:kern w:val="0"/>
+          <w:sz w:val="24"/>
+          <w:szCs w:val="24"/>
+          <w:lang w:val="en-US" w:eastAsia="zh-CN" w:bidi="ar"/>
+        </w:rPr>
+      </w:pPr>
+      <w:r>
+        <w:rPr>
+          <w:rFonts w:hint="default" w:ascii="Times New Roman" w:hAnsi="Times New Roman" w:eastAsia="SimSun" w:cs="Times New Roman"/>
+          <w:color w:val="auto"/>
+          <w:kern w:val="0"/>
+          <w:sz w:val="24"/>
+          <w:szCs w:val="24"/>
+          <w:lang w:val="en-US" w:eastAsia="zh-CN" w:bidi="ar"/>
+        </w:rPr>
+        <w:t>H5: The number of subdomains, IP address presence, and URL length are some of the most distinctive individual characteristics.</w:t>
+      </w:r>
+    </w:p>
+    <w:p>
+      <w:pPr>
+        <w:numPr>
+          <w:numId w:val="0"/>
+        </w:numPr>
+        <w:spacing w:after="160" w:line="279" w:lineRule="auto"/>
+        <w:jc w:val="both"/>
+        <w:rPr>
+          <w:rFonts w:hint="default" w:ascii="Times New Roman" w:hAnsi="Times New Roman" w:eastAsia="Arial" w:cs="Times New Roman"/>
+          <w:b/>
+          <w:bCs/>
+          <w:color w:val="auto"/>
+          <w:sz w:val="28"/>
+          <w:szCs w:val="28"/>
+          <w:lang w:val="en-GB"/>
+        </w:rPr>
+      </w:pPr>
+    </w:p>
+    <w:p>
+      <w:pPr>
+        <w:numPr>
+          <w:ilvl w:val="1"/>
+          <w:numId w:val="1"/>
+        </w:numPr>
+        <w:spacing w:after="160" w:line="279" w:lineRule="auto"/>
+        <w:ind w:left="0" w:leftChars="0" w:firstLine="0" w:firstLineChars="0"/>
+        <w:jc w:val="both"/>
+        <w:rPr>
+          <w:rFonts w:hint="default" w:ascii="Times New Roman" w:hAnsi="Times New Roman" w:eastAsia="Arial" w:cs="Times New Roman"/>
+          <w:b/>
+          <w:bCs/>
+          <w:color w:val="auto"/>
+          <w:sz w:val="28"/>
+          <w:szCs w:val="28"/>
+          <w:lang w:val="en-GB"/>
+        </w:rPr>
+      </w:pPr>
+      <w:r>
+        <w:rPr>
+          <w:rFonts w:hint="default" w:ascii="Times New Roman" w:hAnsi="Times New Roman" w:eastAsia="Arial" w:cs="Times New Roman"/>
+          <w:b/>
+          <w:bCs/>
+          <w:color w:val="auto"/>
+          <w:sz w:val="28"/>
+          <w:szCs w:val="28"/>
+          <w:lang w:val="en-GB"/>
+        </w:rPr>
+        <w:t>Scope and Delimitations</w:t>
+      </w:r>
+    </w:p>
+    <w:p>
+      <w:pPr>
+        <w:keepNext w:val="0"/>
+        <w:keepLines w:val="0"/>
+        <w:widowControl/>
+        <w:suppressLineNumbers w:val="0"/>
+        <w:jc w:val="both"/>
+        <w:rPr>
+          <w:rFonts w:hint="default" w:ascii="Times New Roman" w:hAnsi="Times New Roman" w:eastAsia="SimSun" w:cs="Times New Roman"/>
+          <w:color w:val="auto"/>
+          <w:kern w:val="0"/>
+          <w:sz w:val="24"/>
+          <w:szCs w:val="24"/>
+          <w:lang w:val="en-US" w:eastAsia="zh-CN" w:bidi="ar"/>
+        </w:rPr>
+      </w:pPr>
+      <w:r>
+        <w:rPr>
+          <w:rFonts w:hint="default" w:ascii="Times New Roman" w:hAnsi="Times New Roman" w:eastAsia="SimSun" w:cs="Times New Roman"/>
+          <w:color w:val="auto"/>
+          <w:kern w:val="0"/>
+          <w:sz w:val="24"/>
+          <w:szCs w:val="24"/>
+          <w:lang w:val="en-US" w:eastAsia="zh-CN" w:bidi="ar"/>
+        </w:rPr>
+        <w:t xml:space="preserve">The goal of this project is to create a phishing detection engine instead of a fully functional browser extension. Although browser deployment was taken into consideration when designing the system, the implementation is a proof-of-concept that is assessed using a static Kaggle dataset. The project's aim is specifically limited to classifying URLs as either legal or phishing; it is not within its purview to classify virus kinds into many classes. </w:t>
+      </w:r>
+      <w:r>
+        <w:rPr>
+          <w:rFonts w:hint="default" w:ascii="Times New Roman" w:hAnsi="Times New Roman" w:eastAsia="SimSun" w:cs="Times New Roman"/>
+          <w:color w:val="auto"/>
+          <w:kern w:val="0"/>
+          <w:sz w:val="24"/>
+          <w:szCs w:val="24"/>
+          <w:lang w:val="en-US" w:eastAsia="zh-CN" w:bidi="ar"/>
+        </w:rPr>
+        <w:br w:type="textWrapping"/>
+      </w:r>
+      <w:r>
+        <w:rPr>
+          <w:rFonts w:hint="default" w:ascii="Times New Roman" w:hAnsi="Times New Roman" w:eastAsia="SimSun" w:cs="Times New Roman"/>
+          <w:color w:val="auto"/>
+          <w:kern w:val="0"/>
+          <w:sz w:val="24"/>
+          <w:szCs w:val="24"/>
+          <w:lang w:val="en-US" w:eastAsia="zh-CN" w:bidi="ar"/>
+        </w:rPr>
+        <w:t>The main evaluation dataset used in the study is the Web Page Phishing Detection Dataset (Tiwari, 2021), which is augmented by an examination of two other Kaggle sources. A fixed test set is used for evaluation, while real-time performance against active phishing attacks is indicated as a future research focus. Chapter 3 defines the research's ethical and legal boundaries.</w:t>
+      </w:r>
+    </w:p>
+    <w:p>
+      <w:pPr>
+        <w:numPr>
+          <w:numId w:val="0"/>
+        </w:numPr>
+        <w:spacing w:after="160" w:line="279" w:lineRule="auto"/>
+        <w:jc w:val="both"/>
+        <w:rPr>
+          <w:rFonts w:hint="default" w:ascii="Times New Roman" w:hAnsi="Times New Roman" w:eastAsia="Arial" w:cs="Times New Roman"/>
+          <w:b/>
+          <w:bCs/>
+          <w:color w:val="auto"/>
+          <w:sz w:val="28"/>
+          <w:szCs w:val="28"/>
+          <w:lang w:val="en-GB"/>
+        </w:rPr>
+      </w:pPr>
+    </w:p>
+    <w:p>
+      <w:pPr>
+        <w:numPr>
+          <w:ilvl w:val="1"/>
+          <w:numId w:val="1"/>
+        </w:numPr>
+        <w:spacing w:after="160" w:line="279" w:lineRule="auto"/>
+        <w:ind w:left="0" w:leftChars="0" w:firstLine="0" w:firstLineChars="0"/>
+        <w:jc w:val="both"/>
+        <w:rPr>
+          <w:rFonts w:hint="default" w:ascii="Times New Roman" w:hAnsi="Times New Roman" w:eastAsia="Arial" w:cs="Times New Roman"/>
+          <w:b/>
+          <w:bCs/>
+          <w:color w:val="auto"/>
+          <w:sz w:val="28"/>
+          <w:szCs w:val="28"/>
+          <w:lang w:val="en-GB"/>
+        </w:rPr>
+      </w:pPr>
+      <w:r>
+        <w:rPr>
+          <w:rFonts w:hint="default" w:ascii="Times New Roman" w:hAnsi="Times New Roman" w:eastAsia="Arial" w:cs="Times New Roman"/>
+          <w:b/>
+          <w:bCs/>
+          <w:color w:val="auto"/>
+          <w:sz w:val="28"/>
+          <w:szCs w:val="28"/>
+          <w:lang w:val="en-GB"/>
+        </w:rPr>
+        <w:t>Report Structure</w:t>
+      </w:r>
+    </w:p>
+    <w:p>
+      <w:pPr>
+        <w:keepNext w:val="0"/>
+        <w:keepLines w:val="0"/>
+        <w:widowControl/>
+        <w:suppressLineNumbers w:val="0"/>
+        <w:jc w:val="both"/>
+        <w:rPr>
+          <w:rFonts w:hint="default" w:ascii="Times New Roman" w:hAnsi="Times New Roman" w:eastAsia="SimSun" w:cs="Times New Roman"/>
+          <w:color w:val="auto"/>
+          <w:kern w:val="0"/>
+          <w:sz w:val="24"/>
+          <w:szCs w:val="24"/>
+          <w:lang w:val="en-US" w:eastAsia="zh-CN" w:bidi="ar"/>
+        </w:rPr>
+      </w:pPr>
+      <w:r>
+        <w:rPr>
+          <w:rFonts w:hint="default" w:ascii="Times New Roman" w:hAnsi="Times New Roman" w:eastAsia="SimSun" w:cs="Times New Roman"/>
+          <w:color w:val="auto"/>
+          <w:kern w:val="0"/>
+          <w:sz w:val="24"/>
+          <w:szCs w:val="24"/>
+          <w:lang w:val="en-US" w:eastAsia="zh-CN" w:bidi="ar"/>
+        </w:rPr>
+        <w:t>This is how this report is structured. The literature overview is presented in Chapter 2, where research gaps are identified and conventional and machine learning-based detection techniques are examined. The process is described in full in Chapter 3, including feature engineering, data preparation, and the evaluation framework. The deployment of all three detecting systems is covered in Chapter 4. In Chapter 5, the experimental findings are presented and examined. A critical analysis of the project's successes and shortcomings is given in Chapter 6. A summary of contributions and suggestions for further research are provided at the end of Chapter 7.</w:t>
+      </w:r>
+    </w:p>
+    <w:p>
+      <w:pPr>
+        <w:keepNext w:val="0"/>
+        <w:keepLines w:val="0"/>
+        <w:widowControl/>
+        <w:suppressLineNumbers w:val="0"/>
+        <w:jc w:val="both"/>
+        <w:rPr>
+          <w:rFonts w:hint="default" w:ascii="Times New Roman" w:hAnsi="Times New Roman" w:eastAsia="SimSun" w:cs="Times New Roman"/>
+          <w:color w:val="auto"/>
+          <w:kern w:val="0"/>
+          <w:sz w:val="24"/>
+          <w:szCs w:val="24"/>
+          <w:lang w:val="en-US" w:eastAsia="zh-CN" w:bidi="ar"/>
+        </w:rPr>
+      </w:pPr>
+      <w:r>
+        <w:rPr>
+          <w:rFonts w:hint="default" w:ascii="Times New Roman" w:hAnsi="Times New Roman" w:eastAsia="SimSun" w:cs="Times New Roman"/>
+          <w:color w:val="auto"/>
+          <w:kern w:val="0"/>
+          <w:sz w:val="24"/>
+          <w:szCs w:val="24"/>
+          <w:lang w:val="en-US" w:eastAsia="zh-CN" w:bidi="ar"/>
+        </w:rPr>
+        <w:t xml:space="preserve"> </w:t>
+      </w:r>
+    </w:p>
+    <w:p>
+      <w:pPr>
+        <w:keepNext w:val="0"/>
+        <w:keepLines w:val="0"/>
+        <w:widowControl/>
+        <w:suppressLineNumbers w:val="0"/>
+        <w:jc w:val="both"/>
+        <w:rPr>
+          <w:rFonts w:hint="default" w:ascii="Times New Roman" w:hAnsi="Times New Roman" w:eastAsia="SimSun" w:cs="Times New Roman"/>
+          <w:color w:val="auto"/>
+          <w:kern w:val="0"/>
+          <w:sz w:val="24"/>
+          <w:szCs w:val="24"/>
+          <w:lang w:val="en-US" w:eastAsia="zh-CN" w:bidi="ar"/>
+        </w:rPr>
+      </w:pPr>
+    </w:p>
+    <w:p>
+      <w:pPr>
+        <w:numPr>
+          <w:numId w:val="0"/>
+        </w:numPr>
+        <w:ind w:leftChars="0"/>
+        <w:jc w:val="both"/>
+        <w:rPr>
+          <w:rFonts w:hint="default" w:ascii="Times New Roman" w:hAnsi="Times New Roman" w:eastAsia="Arial" w:cs="Times New Roman"/>
+          <w:b/>
+          <w:bCs/>
+          <w:color w:val="auto"/>
+          <w:sz w:val="28"/>
+          <w:szCs w:val="28"/>
+          <w:lang w:val="en-GB"/>
+        </w:rPr>
+      </w:pPr>
+      <w:r>
+        <w:rPr>
+          <w:rFonts w:hint="default" w:ascii="Times New Roman" w:hAnsi="Times New Roman" w:eastAsia="Arial" w:cs="Times New Roman"/>
+          <w:b/>
+          <w:bCs/>
+          <w:color w:val="auto"/>
+          <w:sz w:val="28"/>
+          <w:szCs w:val="28"/>
+          <w:lang w:val="en-GB"/>
+        </w:rPr>
+        <w:tab/>
+        <w:t/>
+      </w:r>
+      <w:r>
+        <w:rPr>
+          <w:rFonts w:hint="default" w:ascii="Times New Roman" w:hAnsi="Times New Roman" w:eastAsia="Arial" w:cs="Times New Roman"/>
+          <w:b/>
+          <w:bCs/>
+          <w:color w:val="auto"/>
+          <w:sz w:val="28"/>
+          <w:szCs w:val="28"/>
+          <w:lang w:val="en-GB"/>
+        </w:rPr>
+        <w:tab/>
+      </w:r>
+    </w:p>
+    <w:p>
+      <w:pPr>
+        <w:jc w:val="both"/>
         <w:rPr>
           <w:rFonts w:hint="default" w:ascii="Times New Roman" w:hAnsi="Times New Roman" w:eastAsia="Calibri" w:cs="Times New Roman"/>
           <w:b w:val="0"/>
           <w:bCs w:val="0"/>
-          <w:sz w:val="24"/>
-          <w:szCs w:val="24"/>
-          <w:lang w:val="en-GB"/>
-        </w:rPr>
-      </w:pPr>
-    </w:p>
-    <w:p>
-      <w:pPr>
-        <w:jc w:val="left"/>
-        <w:rPr>
-          <w:rFonts w:hint="default" w:ascii="Times New Roman" w:hAnsi="Times New Roman" w:eastAsia="Calibri" w:cs="Times New Roman"/>
-          <w:b w:val="0"/>
-          <w:bCs w:val="0"/>
-          <w:sz w:val="24"/>
-          <w:szCs w:val="24"/>
-          <w:lang w:val="en-GB"/>
-        </w:rPr>
-      </w:pPr>
-      <w:bookmarkStart w:id="0" w:name="_GoBack"/>
-      <w:bookmarkEnd w:id="0"/>
+          <w:color w:val="auto"/>
+          <w:sz w:val="24"/>
+          <w:szCs w:val="24"/>
+          <w:lang w:val="en-GB"/>
+        </w:rPr>
+      </w:pPr>
     </w:p>
     <w:sectPr>
       <w:pgSz w:w="12240" w:h="15840"/>
@@ -1275,6 +2506,184 @@
     </w:p>
   </w:footnote>
 </w:footnotes>
+</file>
+
+<file path=word/numbering.xml><?xml version="1.0" encoding="utf-8"?>
+<w:numbering xmlns:wpc="http://schemas.microsoft.com/office/word/2010/wordprocessingCanvas" xmlns:mc="http://schemas.openxmlformats.org/markup-compatibility/2006" xmlns:o="urn:schemas-microsoft-com:office:office" xmlns:r="http://schemas.openxmlformats.org/officeDocument/2006/relationships" xmlns:m="http://schemas.openxmlformats.org/officeDocument/2006/math" xmlns:v="urn:schemas-microsoft-com:vml" xmlns:wp14="http://schemas.microsoft.com/office/word/2010/wordprocessingDrawing" xmlns:wp="http://schemas.openxmlformats.org/drawingml/2006/wordprocessingDrawing" xmlns:w10="urn:schemas-microsoft-com:office:word" xmlns:w="http://schemas.openxmlformats.org/wordprocessingml/2006/main" xmlns:w14="http://schemas.microsoft.com/office/word/2010/wordml" xmlns:wpg="http://schemas.microsoft.com/office/word/2010/wordprocessingGroup" xmlns:wpi="http://schemas.microsoft.com/office/word/2010/wordprocessingInk" xmlns:wne="http://schemas.microsoft.com/office/word/2006/wordml" xmlns:wps="http://schemas.microsoft.com/office/word/2010/wordprocessingShape" xmlns:wpsCustomData="http://www.wps.cn/officeDocument/2013/wpsCustomData" mc:Ignorable="w14 wp14">
+  <w:abstractNum w:abstractNumId="0">
+    <w:nsid w:val="9BBC217A"/>
+    <w:multiLevelType w:val="singleLevel"/>
+    <w:tmpl w:val="9BBC217A"/>
+    <w:lvl w:ilvl="0" w:tentative="0">
+      <w:start w:val="1"/>
+      <w:numFmt w:val="decimal"/>
+      <w:lvlText w:val="%1."/>
+      <w:lvlJc w:val="left"/>
+      <w:pPr>
+        <w:tabs>
+          <w:tab w:val="left" w:pos="845"/>
+        </w:tabs>
+        <w:ind w:left="845" w:leftChars="0" w:hanging="425" w:firstLineChars="0"/>
+      </w:pPr>
+      <w:rPr>
+        <w:rFonts w:hint="default"/>
+      </w:rPr>
+    </w:lvl>
+  </w:abstractNum>
+  <w:abstractNum w:abstractNumId="1">
+    <w:nsid w:val="C8DBAFB2"/>
+    <w:multiLevelType w:val="singleLevel"/>
+    <w:tmpl w:val="C8DBAFB2"/>
+    <w:lvl w:ilvl="0" w:tentative="0">
+      <w:start w:val="1"/>
+      <w:numFmt w:val="bullet"/>
+      <w:lvlText w:val=""/>
+      <w:lvlJc w:val="left"/>
+      <w:pPr>
+        <w:tabs>
+          <w:tab w:val="left" w:pos="840"/>
+        </w:tabs>
+        <w:ind w:left="840" w:leftChars="0" w:hanging="420" w:firstLineChars="0"/>
+      </w:pPr>
+      <w:rPr>
+        <w:rFonts w:hint="default" w:ascii="Wingdings" w:hAnsi="Wingdings"/>
+        <w:sz w:val="18"/>
+        <w:szCs w:val="18"/>
+      </w:rPr>
+    </w:lvl>
+  </w:abstractNum>
+  <w:abstractNum w:abstractNumId="2">
+    <w:nsid w:val="3EAEB674"/>
+    <w:multiLevelType w:val="multilevel"/>
+    <w:tmpl w:val="3EAEB674"/>
+    <w:lvl w:ilvl="0" w:tentative="0">
+      <w:start w:val="1"/>
+      <w:numFmt w:val="decimal"/>
+      <w:suff w:val="space"/>
+      <w:lvlText w:val="%1"/>
+      <w:lvlJc w:val="left"/>
+      <w:pPr>
+        <w:ind w:left="0" w:leftChars="0" w:firstLine="0" w:firstLineChars="0"/>
+      </w:pPr>
+      <w:rPr>
+        <w:rFonts w:hint="default"/>
+      </w:rPr>
+    </w:lvl>
+    <w:lvl w:ilvl="1" w:tentative="0">
+      <w:start w:val="1"/>
+      <w:numFmt w:val="decimal"/>
+      <w:suff w:val="space"/>
+      <w:lvlText w:val="%1.%2"/>
+      <w:lvlJc w:val="left"/>
+      <w:pPr>
+        <w:ind w:left="0" w:leftChars="0" w:firstLine="0" w:firstLineChars="0"/>
+      </w:pPr>
+      <w:rPr>
+        <w:rFonts w:hint="default"/>
+      </w:rPr>
+    </w:lvl>
+    <w:lvl w:ilvl="2" w:tentative="0">
+      <w:start w:val="1"/>
+      <w:numFmt w:val="decimal"/>
+      <w:suff w:val="space"/>
+      <w:lvlText w:val="%1.%2.%3"/>
+      <w:lvlJc w:val="left"/>
+      <w:pPr>
+        <w:ind w:left="0" w:leftChars="0" w:firstLine="0" w:firstLineChars="0"/>
+      </w:pPr>
+      <w:rPr>
+        <w:rFonts w:hint="default"/>
+      </w:rPr>
+    </w:lvl>
+    <w:lvl w:ilvl="3" w:tentative="0">
+      <w:start w:val="1"/>
+      <w:numFmt w:val="decimal"/>
+      <w:suff w:val="space"/>
+      <w:lvlText w:val="%1.%2.%3.%4"/>
+      <w:lvlJc w:val="left"/>
+      <w:pPr>
+        <w:ind w:left="0" w:leftChars="0" w:firstLine="0" w:firstLineChars="0"/>
+      </w:pPr>
+      <w:rPr>
+        <w:rFonts w:hint="default"/>
+      </w:rPr>
+    </w:lvl>
+    <w:lvl w:ilvl="4" w:tentative="0">
+      <w:start w:val="1"/>
+      <w:numFmt w:val="decimal"/>
+      <w:suff w:val="space"/>
+      <w:lvlText w:val="%1.%2.%3.%4.%5"/>
+      <w:lvlJc w:val="left"/>
+      <w:pPr>
+        <w:ind w:left="0" w:leftChars="0" w:firstLine="0" w:firstLineChars="0"/>
+      </w:pPr>
+      <w:rPr>
+        <w:rFonts w:hint="default"/>
+      </w:rPr>
+    </w:lvl>
+    <w:lvl w:ilvl="5" w:tentative="0">
+      <w:start w:val="1"/>
+      <w:numFmt w:val="decimal"/>
+      <w:suff w:val="space"/>
+      <w:lvlText w:val="%1.%2.%3.%4.%5.%6"/>
+      <w:lvlJc w:val="left"/>
+      <w:pPr>
+        <w:ind w:left="0" w:leftChars="0" w:firstLine="0" w:firstLineChars="0"/>
+      </w:pPr>
+      <w:rPr>
+        <w:rFonts w:hint="default"/>
+      </w:rPr>
+    </w:lvl>
+    <w:lvl w:ilvl="6" w:tentative="0">
+      <w:start w:val="1"/>
+      <w:numFmt w:val="decimal"/>
+      <w:suff w:val="space"/>
+      <w:lvlText w:val="%1.%2.%3.%4.%5.%6.%7"/>
+      <w:lvlJc w:val="left"/>
+      <w:pPr>
+        <w:ind w:left="0" w:leftChars="0" w:firstLine="0" w:firstLineChars="0"/>
+      </w:pPr>
+      <w:rPr>
+        <w:rFonts w:hint="default"/>
+      </w:rPr>
+    </w:lvl>
+    <w:lvl w:ilvl="7" w:tentative="0">
+      <w:start w:val="1"/>
+      <w:numFmt w:val="decimal"/>
+      <w:suff w:val="space"/>
+      <w:lvlText w:val="%1.%2.%3.%4.%5.%6.%7.%8"/>
+      <w:lvlJc w:val="left"/>
+      <w:pPr>
+        <w:ind w:left="0" w:leftChars="0" w:firstLine="0" w:firstLineChars="0"/>
+      </w:pPr>
+      <w:rPr>
+        <w:rFonts w:hint="default"/>
+      </w:rPr>
+    </w:lvl>
+    <w:lvl w:ilvl="8" w:tentative="0">
+      <w:start w:val="1"/>
+      <w:numFmt w:val="decimal"/>
+      <w:suff w:val="space"/>
+      <w:lvlText w:val="%1.%2.%3.%4.%5.%6.%7.%8.%9"/>
+      <w:lvlJc w:val="left"/>
+      <w:pPr>
+        <w:ind w:left="0" w:leftChars="0" w:firstLine="0" w:firstLineChars="0"/>
+      </w:pPr>
+      <w:rPr>
+        <w:rFonts w:hint="default"/>
+      </w:rPr>
+    </w:lvl>
+  </w:abstractNum>
+  <w:num w:numId="1">
+    <w:abstractNumId w:val="2"/>
+  </w:num>
+  <w:num w:numId="2">
+    <w:abstractNumId w:val="0"/>
+  </w:num>
+  <w:num w:numId="3">
+    <w:abstractNumId w:val="1"/>
+  </w:num>
+</w:numbering>
 </file>
 
 <file path=word/styles.xml><?xml version="1.0" encoding="utf-8"?>
@@ -1978,6 +3387,7 @@
     <w:name w:val="Title Char"/>
     <w:basedOn w:val="11"/>
     <w:link w:val="14"/>
+    <w:qFormat/>
     <w:uiPriority w:val="10"/>
     <w:rPr>
       <w:rFonts w:asciiTheme="majorHAnsi" w:hAnsiTheme="majorHAnsi" w:eastAsiaTheme="majorEastAsia" w:cstheme="majorBidi"/>
@@ -1991,6 +3401,7 @@
     <w:name w:val="Subtitle Char"/>
     <w:basedOn w:val="11"/>
     <w:link w:val="13"/>
+    <w:qFormat/>
     <w:uiPriority w:val="11"/>
     <w:rPr>
       <w:rFonts w:eastAsiaTheme="majorEastAsia" w:cstheme="majorBidi"/>
@@ -2023,6 +3434,7 @@
     <w:name w:val="Quote Char"/>
     <w:basedOn w:val="11"/>
     <w:link w:val="28"/>
+    <w:qFormat/>
     <w:uiPriority w:val="29"/>
     <w:rPr>
       <w:i/>
@@ -2067,6 +3479,7 @@
     <w:name w:val="Intense Quote Char"/>
     <w:basedOn w:val="11"/>
     <w:link w:val="30"/>
+    <w:qFormat/>
     <w:uiPriority w:val="30"/>
     <w:rPr>
       <w:i/>

--- a/Documentaions/24090531-Hyndavi-Yasarapu FPR.docx
+++ b/Documentaions/24090531-Hyndavi-Yasarapu FPR.docx
@@ -396,8 +396,6 @@
         </w:rPr>
         <w:t>Abstarct</w:t>
       </w:r>
-      <w:bookmarkStart w:id="0" w:name="_GoBack"/>
-      <w:bookmarkEnd w:id="0"/>
     </w:p>
     <w:p>
       <w:pPr>
@@ -1417,6 +1415,7 @@
     <w:p>
       <w:pPr>
         <w:numPr>
+          <w:ilvl w:val="0"/>
           <w:numId w:val="0"/>
         </w:numPr>
         <w:spacing w:after="160" w:line="279" w:lineRule="auto"/>
@@ -1924,6 +1923,7 @@
         <w:keepLines w:val="0"/>
         <w:widowControl/>
         <w:numPr>
+          <w:ilvl w:val="0"/>
           <w:numId w:val="0"/>
         </w:numPr>
         <w:suppressLineNumbers w:val="0"/>
@@ -1978,6 +1978,7 @@
         <w:keepLines w:val="0"/>
         <w:widowControl/>
         <w:numPr>
+          <w:ilvl w:val="0"/>
           <w:numId w:val="0"/>
         </w:numPr>
         <w:suppressLineNumbers w:val="0"/>
@@ -2171,6 +2172,7 @@
     <w:p>
       <w:pPr>
         <w:numPr>
+          <w:ilvl w:val="0"/>
           <w:numId w:val="0"/>
         </w:numPr>
         <w:spacing w:after="160" w:line="279" w:lineRule="auto"/>
@@ -2271,6 +2273,7 @@
     <w:p>
       <w:pPr>
         <w:numPr>
+          <w:ilvl w:val="0"/>
           <w:numId w:val="0"/>
         </w:numPr>
         <w:spacing w:after="160" w:line="279" w:lineRule="auto"/>
@@ -2394,6 +2397,7 @@
     <w:p>
       <w:pPr>
         <w:numPr>
+          <w:ilvl w:val="0"/>
           <w:numId w:val="0"/>
         </w:numPr>
         <w:ind w:leftChars="0"/>
@@ -2419,7 +2423,6 @@
           <w:lang w:val="en-GB"/>
         </w:rPr>
         <w:tab/>
-        <w:t/>
       </w:r>
       <w:r>
         <w:rPr>
@@ -2444,6 +2447,6346 @@
           <w:color w:val="auto"/>
           <w:sz w:val="24"/>
           <w:szCs w:val="24"/>
+          <w:lang w:val="en-GB"/>
+        </w:rPr>
+      </w:pPr>
+    </w:p>
+    <w:p>
+      <w:pPr>
+        <w:jc w:val="both"/>
+        <w:rPr>
+          <w:rFonts w:hint="default" w:ascii="Times New Roman" w:hAnsi="Times New Roman" w:eastAsia="Calibri" w:cs="Times New Roman"/>
+          <w:b w:val="0"/>
+          <w:bCs w:val="0"/>
+          <w:color w:val="auto"/>
+          <w:sz w:val="24"/>
+          <w:szCs w:val="24"/>
+          <w:lang w:val="en-GB"/>
+        </w:rPr>
+      </w:pPr>
+    </w:p>
+    <w:p>
+      <w:pPr>
+        <w:jc w:val="both"/>
+        <w:rPr>
+          <w:rFonts w:hint="default" w:ascii="Times New Roman" w:hAnsi="Times New Roman" w:eastAsia="Calibri" w:cs="Times New Roman"/>
+          <w:b w:val="0"/>
+          <w:bCs w:val="0"/>
+          <w:color w:val="auto"/>
+          <w:sz w:val="24"/>
+          <w:szCs w:val="24"/>
+          <w:lang w:val="en-GB"/>
+        </w:rPr>
+      </w:pPr>
+    </w:p>
+    <w:p>
+      <w:pPr>
+        <w:pStyle w:val="2"/>
+        <w:spacing w:before="400" w:after="160"/>
+        <w:rPr>
+          <w:rFonts w:hint="default" w:ascii="Times New Roman" w:hAnsi="Times New Roman" w:eastAsia="Arial" w:cs="Times New Roman"/>
+          <w:b/>
+          <w:bCs/>
+          <w:color w:val="auto"/>
+          <w:sz w:val="36"/>
+          <w:szCs w:val="36"/>
+        </w:rPr>
+      </w:pPr>
+    </w:p>
+    <w:p>
+      <w:pPr>
+        <w:pStyle w:val="2"/>
+        <w:spacing w:before="400" w:after="160"/>
+        <w:jc w:val="both"/>
+        <w:rPr>
+          <w:rFonts w:hint="default" w:ascii="Times New Roman" w:hAnsi="Times New Roman" w:cs="Times New Roman"/>
+          <w:color w:val="auto"/>
+        </w:rPr>
+      </w:pPr>
+      <w:r>
+        <w:rPr>
+          <w:rFonts w:hint="default" w:ascii="Times New Roman" w:hAnsi="Times New Roman" w:eastAsia="Arial" w:cs="Times New Roman"/>
+          <w:b/>
+          <w:bCs/>
+          <w:color w:val="auto"/>
+          <w:sz w:val="36"/>
+          <w:szCs w:val="36"/>
+        </w:rPr>
+        <w:t>Chapter 2: Literature Review</w:t>
+      </w:r>
+    </w:p>
+    <w:p>
+      <w:pPr>
+        <w:jc w:val="both"/>
+        <w:rPr>
+          <w:rFonts w:hint="default" w:ascii="Times New Roman" w:hAnsi="Times New Roman" w:eastAsia="Arial" w:cs="Times New Roman"/>
+          <w:b/>
+          <w:bCs/>
+          <w:color w:val="auto"/>
+          <w:sz w:val="28"/>
+          <w:szCs w:val="28"/>
+        </w:rPr>
+      </w:pPr>
+      <w:r>
+        <w:rPr>
+          <w:rFonts w:hint="default" w:ascii="Times New Roman" w:hAnsi="Times New Roman" w:eastAsia="Arial" w:cs="Times New Roman"/>
+          <w:b/>
+          <w:bCs/>
+          <w:color w:val="auto"/>
+          <w:sz w:val="28"/>
+          <w:szCs w:val="28"/>
+        </w:rPr>
+        <w:t>2.1 Introduction to Phishing and the Detection Landscape</w:t>
+      </w:r>
+    </w:p>
+    <w:p>
+      <w:pPr>
+        <w:keepNext w:val="0"/>
+        <w:keepLines w:val="0"/>
+        <w:widowControl/>
+        <w:suppressLineNumbers w:val="0"/>
+        <w:jc w:val="both"/>
+        <w:rPr>
+          <w:rFonts w:hint="default" w:ascii="Times New Roman" w:hAnsi="Times New Roman" w:cs="Times New Roman"/>
+          <w:color w:val="auto"/>
+        </w:rPr>
+      </w:pPr>
+      <w:r>
+        <w:rPr>
+          <w:rFonts w:hint="default" w:ascii="Times New Roman" w:hAnsi="Times New Roman" w:eastAsia="SimSun" w:cs="Times New Roman"/>
+          <w:color w:val="auto"/>
+          <w:kern w:val="0"/>
+          <w:sz w:val="24"/>
+          <w:szCs w:val="24"/>
+          <w:lang w:val="en-US" w:eastAsia="zh-CN" w:bidi="ar"/>
+        </w:rPr>
+        <w:t>Phishing attacks trick users into disclosing private information by taking advantage of both technical flaws and human psychology. When hackers started utilising social engineering methods to get America Online (AOL) login passwords in the middle of the 1990s, the phrase "phishing" first appeared. Since then, phishing has seen a significant evolution, including targeted attacks known as spear-phishing, SMS-based smishing, voice-based vishing, and increasingly complex web-based campaigns that can use session hijacking to get beyond multi-factor authentication.</w:t>
+      </w:r>
+    </w:p>
+    <w:p>
+      <w:pPr>
+        <w:keepNext w:val="0"/>
+        <w:keepLines w:val="0"/>
+        <w:widowControl/>
+        <w:suppressLineNumbers w:val="0"/>
+        <w:jc w:val="both"/>
+        <w:rPr>
+          <w:rFonts w:hint="default" w:ascii="Times New Roman" w:hAnsi="Times New Roman" w:cs="Times New Roman"/>
+          <w:color w:val="auto"/>
+        </w:rPr>
+      </w:pPr>
+      <w:r>
+        <w:rPr>
+          <w:rFonts w:hint="default" w:ascii="Times New Roman" w:hAnsi="Times New Roman" w:eastAsia="SimSun" w:cs="Times New Roman"/>
+          <w:color w:val="auto"/>
+          <w:kern w:val="0"/>
+          <w:sz w:val="24"/>
+          <w:szCs w:val="24"/>
+          <w:lang w:val="en-US" w:eastAsia="zh-CN" w:bidi="ar"/>
+        </w:rPr>
+        <w:t>Since the mid-2000s, research on phishing detection has significantly increased. An early thorough assessment is given by Khonji, Iraqi, and Jones (2013), who divide detection techniques into blacklist-based, heuristic, visual similarity, machine learning, and hybrid approaches. Each strategy entails trade-offs between detection rate, false positive rate, processing cost, and robustness to evasion, and their investigation showed that no single strategy is always better. The current project's comparative, hybrid-focused methodology is driven by this fundamental realisation.</w:t>
+      </w:r>
+    </w:p>
+    <w:p>
+      <w:pPr>
+        <w:keepNext w:val="0"/>
+        <w:keepLines w:val="0"/>
+        <w:widowControl/>
+        <w:suppressLineNumbers w:val="0"/>
+        <w:jc w:val="both"/>
+        <w:rPr>
+          <w:rFonts w:hint="default" w:ascii="Times New Roman" w:hAnsi="Times New Roman" w:eastAsia="Arial" w:cs="Times New Roman"/>
+          <w:b/>
+          <w:bCs/>
+          <w:color w:val="auto"/>
+          <w:sz w:val="28"/>
+          <w:szCs w:val="28"/>
+          <w:lang w:val="en-GB"/>
+        </w:rPr>
+      </w:pPr>
+      <w:r>
+        <w:rPr>
+          <w:rFonts w:hint="default" w:ascii="Times New Roman" w:hAnsi="Times New Roman" w:eastAsia="SimSun" w:cs="Times New Roman"/>
+          <w:color w:val="auto"/>
+          <w:kern w:val="0"/>
+          <w:sz w:val="24"/>
+          <w:szCs w:val="24"/>
+          <w:lang w:val="en-US" w:eastAsia="zh-CN" w:bidi="ar"/>
+        </w:rPr>
+        <w:t>A more current summary of machine learning developments in phishing detection during the previous ten years is given by Jain and Gupta (2022). A consistent pattern emerges from their examination of 44 studies: ensemble approaches—Random Forest in particular—perform better than single classifiers on a variety of feature sets and datasets. They pinpoint enduring issues such as adversarial robustness (attackers can alter features to avoid detection), dataset staleness (phishing sites have short lifespans, quickly rendering training data obsolete), and the cold-start problem (new phishing techniques differ significantly from training data patterns).</w:t>
+      </w:r>
+    </w:p>
+    <w:p>
+      <w:pPr>
+        <w:pStyle w:val="3"/>
+        <w:spacing w:before="300" w:after="120"/>
+        <w:jc w:val="both"/>
+        <w:rPr>
+          <w:rFonts w:hint="default" w:ascii="Times New Roman" w:hAnsi="Times New Roman" w:cs="Times New Roman"/>
+          <w:color w:val="auto"/>
+        </w:rPr>
+      </w:pPr>
+      <w:r>
+        <w:rPr>
+          <w:rFonts w:hint="default" w:ascii="Times New Roman" w:hAnsi="Times New Roman" w:eastAsia="Arial" w:cs="Times New Roman"/>
+          <w:b/>
+          <w:bCs/>
+          <w:color w:val="auto"/>
+          <w:sz w:val="28"/>
+          <w:szCs w:val="28"/>
+        </w:rPr>
+        <w:t>2.2 Traditional Detection Methods</w:t>
+      </w:r>
+    </w:p>
+    <w:p>
+      <w:pPr>
+        <w:pStyle w:val="4"/>
+        <w:spacing w:before="200" w:after="100"/>
+        <w:jc w:val="both"/>
+        <w:rPr>
+          <w:rFonts w:hint="default" w:ascii="Times New Roman" w:hAnsi="Times New Roman" w:cs="Times New Roman"/>
+          <w:color w:val="auto"/>
+        </w:rPr>
+      </w:pPr>
+      <w:r>
+        <w:rPr>
+          <w:rFonts w:hint="default" w:ascii="Times New Roman" w:hAnsi="Times New Roman" w:eastAsia="Arial" w:cs="Times New Roman"/>
+          <w:b/>
+          <w:bCs/>
+          <w:color w:val="auto"/>
+          <w:sz w:val="24"/>
+          <w:szCs w:val="24"/>
+        </w:rPr>
+        <w:t>2.2.1 Blacklist-Based Approaches</w:t>
+      </w:r>
+    </w:p>
+    <w:p>
+      <w:pPr>
+        <w:keepNext w:val="0"/>
+        <w:keepLines w:val="0"/>
+        <w:widowControl/>
+        <w:suppressLineNumbers w:val="0"/>
+        <w:jc w:val="both"/>
+        <w:rPr>
+          <w:rFonts w:hint="default" w:ascii="Times New Roman" w:hAnsi="Times New Roman" w:cs="Times New Roman"/>
+          <w:color w:val="auto"/>
+        </w:rPr>
+      </w:pPr>
+      <w:r>
+        <w:rPr>
+          <w:rFonts w:hint="default" w:ascii="Times New Roman" w:hAnsi="Times New Roman" w:eastAsia="SimSun" w:cs="Times New Roman"/>
+          <w:color w:val="auto"/>
+          <w:kern w:val="0"/>
+          <w:sz w:val="24"/>
+          <w:szCs w:val="24"/>
+          <w:lang w:val="en-US" w:eastAsia="zh-CN" w:bidi="ar"/>
+        </w:rPr>
+        <w:t>When a visited URL matches a listed item, blacklist systems, which keep databases of known dangerous URLs and domains, prevent users from accessing them. Google Safe Browsing, OpenPhish, and PhishTank are important blacklist services. To find and catalogue phishing sites, these services rely on user reports, automated crawlers, and collaborations with cybersecurity companies.</w:t>
+      </w:r>
+    </w:p>
+    <w:p>
+      <w:pPr>
+        <w:keepNext w:val="0"/>
+        <w:keepLines w:val="0"/>
+        <w:widowControl/>
+        <w:suppressLineNumbers w:val="0"/>
+        <w:jc w:val="both"/>
+        <w:rPr>
+          <w:rFonts w:hint="default" w:ascii="Times New Roman" w:hAnsi="Times New Roman" w:cs="Times New Roman"/>
+          <w:color w:val="auto"/>
+        </w:rPr>
+      </w:pPr>
+      <w:r>
+        <w:rPr>
+          <w:rFonts w:hint="default" w:ascii="Times New Roman" w:hAnsi="Times New Roman" w:eastAsia="SimSun" w:cs="Times New Roman"/>
+          <w:color w:val="auto"/>
+          <w:kern w:val="0"/>
+          <w:sz w:val="24"/>
+          <w:szCs w:val="24"/>
+          <w:lang w:val="en-US" w:eastAsia="zh-CN" w:bidi="ar"/>
+        </w:rPr>
+        <w:t>Blacklisting's main advantage is its accuracy: once a URL is verified as malicious and added to the list, detection is quick and almost definite. But this accuracy comes at the expense of memory. According to the Netcraft Phishing Survey, a sizable percentage of phishing websites are live for less than a day, during which time thousands of users may be harmed before they are added to any blacklist. According to Sahingoz et al. (2019), detection rates for zero-day attacks employing blacklist-only techniques are less than 60%. This underscores the urgent need for proactive detection techniques that recognise malicious intent based on intrinsic traits rather than past knowledge.</w:t>
+      </w:r>
+    </w:p>
+    <w:p>
+      <w:pPr>
+        <w:pStyle w:val="4"/>
+        <w:spacing w:before="200" w:after="100"/>
+        <w:jc w:val="both"/>
+        <w:rPr>
+          <w:rFonts w:hint="default" w:ascii="Times New Roman" w:hAnsi="Times New Roman" w:cs="Times New Roman"/>
+          <w:color w:val="auto"/>
+        </w:rPr>
+      </w:pPr>
+      <w:r>
+        <w:rPr>
+          <w:rFonts w:hint="default" w:ascii="Times New Roman" w:hAnsi="Times New Roman" w:eastAsia="Arial" w:cs="Times New Roman"/>
+          <w:b/>
+          <w:bCs/>
+          <w:color w:val="auto"/>
+          <w:sz w:val="24"/>
+          <w:szCs w:val="24"/>
+        </w:rPr>
+        <w:t>2.2.2 Rule-Based Heuristic Detection</w:t>
+      </w:r>
+    </w:p>
+    <w:p>
+      <w:pPr>
+        <w:keepNext w:val="0"/>
+        <w:keepLines w:val="0"/>
+        <w:widowControl/>
+        <w:suppressLineNumbers w:val="0"/>
+        <w:jc w:val="both"/>
+        <w:rPr>
+          <w:rFonts w:hint="default" w:ascii="Times New Roman" w:hAnsi="Times New Roman" w:cs="Times New Roman"/>
+          <w:color w:val="auto"/>
+        </w:rPr>
+      </w:pPr>
+      <w:r>
+        <w:rPr>
+          <w:rFonts w:hint="default" w:ascii="Times New Roman" w:hAnsi="Times New Roman" w:eastAsia="SimSun" w:cs="Times New Roman"/>
+          <w:color w:val="auto"/>
+          <w:kern w:val="0"/>
+          <w:sz w:val="24"/>
+          <w:szCs w:val="24"/>
+          <w:lang w:val="en-US" w:eastAsia="zh-CN" w:bidi="ar"/>
+        </w:rPr>
+        <w:t>Rule-based solutions use manually created rules that are based on observable traits of phishing websites. Typical heuristics include looking for IP addresses instead of domain names, recognising suspicious top-level domains (.tk,.ml,.ga), indicating the existence of login forms on non-HTTPS connections, and detecting excessively long URLs. To determine if a URL is phishing or legitimate, these guidelines are usually encoded as weighted scores, and the total score is compared to a threshold.</w:t>
+      </w:r>
+    </w:p>
+    <w:p>
+      <w:pPr>
+        <w:keepNext w:val="0"/>
+        <w:keepLines w:val="0"/>
+        <w:widowControl/>
+        <w:suppressLineNumbers w:val="0"/>
+        <w:jc w:val="both"/>
+        <w:rPr>
+          <w:rFonts w:hint="default" w:ascii="Times New Roman" w:hAnsi="Times New Roman" w:cs="Times New Roman"/>
+          <w:color w:val="auto"/>
+        </w:rPr>
+      </w:pPr>
+      <w:r>
+        <w:rPr>
+          <w:rFonts w:hint="default" w:ascii="Times New Roman" w:hAnsi="Times New Roman" w:eastAsia="SimSun" w:cs="Times New Roman"/>
+          <w:color w:val="auto"/>
+          <w:kern w:val="0"/>
+          <w:sz w:val="24"/>
+          <w:szCs w:val="24"/>
+          <w:lang w:val="en-US" w:eastAsia="zh-CN" w:bidi="ar"/>
+        </w:rPr>
+        <w:t>Transparency and speed are rule-based systems' main benefits. Every choice may be linked to certain triggered rules, making it easier for end users to understand and for security experts to audit. Processing takes less than 50 milliseconds per URL, making it computationally light. However, a major drawback of manually creating rules is that they must be well stated beforehand and cannot be applied to new attack patterns that do not fit preexisting heuristics. According to Chiew et al. (2018), skilled attackers can purposefully create phishing URLs that evade typical heuristic rules, resulting in evasion rates of more than 40% versus rule-based systems.</w:t>
+      </w:r>
+    </w:p>
+    <w:p>
+      <w:pPr>
+        <w:pStyle w:val="3"/>
+        <w:spacing w:before="300" w:after="120"/>
+        <w:jc w:val="both"/>
+        <w:rPr>
+          <w:rFonts w:hint="default" w:ascii="Times New Roman" w:hAnsi="Times New Roman" w:cs="Times New Roman"/>
+          <w:color w:val="auto"/>
+        </w:rPr>
+      </w:pPr>
+      <w:r>
+        <w:rPr>
+          <w:rFonts w:hint="default" w:ascii="Times New Roman" w:hAnsi="Times New Roman" w:eastAsia="Arial" w:cs="Times New Roman"/>
+          <w:b/>
+          <w:bCs/>
+          <w:color w:val="auto"/>
+          <w:sz w:val="28"/>
+          <w:szCs w:val="28"/>
+        </w:rPr>
+        <w:t>2.3 Machine Learning Approaches</w:t>
+      </w:r>
+    </w:p>
+    <w:p>
+      <w:pPr>
+        <w:pStyle w:val="4"/>
+        <w:spacing w:before="200" w:after="100"/>
+        <w:jc w:val="both"/>
+        <w:rPr>
+          <w:rFonts w:hint="default" w:ascii="Times New Roman" w:hAnsi="Times New Roman" w:cs="Times New Roman"/>
+          <w:color w:val="auto"/>
+        </w:rPr>
+      </w:pPr>
+      <w:r>
+        <w:rPr>
+          <w:rFonts w:hint="default" w:ascii="Times New Roman" w:hAnsi="Times New Roman" w:eastAsia="Arial" w:cs="Times New Roman"/>
+          <w:b/>
+          <w:bCs/>
+          <w:color w:val="auto"/>
+          <w:sz w:val="24"/>
+          <w:szCs w:val="24"/>
+        </w:rPr>
+        <w:t>2.3.1 Feature Engineering for Phishing Detection</w:t>
+      </w:r>
+    </w:p>
+    <w:p>
+      <w:pPr>
+        <w:keepNext w:val="0"/>
+        <w:keepLines w:val="0"/>
+        <w:widowControl/>
+        <w:suppressLineNumbers w:val="0"/>
+        <w:jc w:val="both"/>
+        <w:rPr>
+          <w:rFonts w:hint="default" w:ascii="Times New Roman" w:hAnsi="Times New Roman" w:cs="Times New Roman"/>
+          <w:color w:val="auto"/>
+        </w:rPr>
+      </w:pPr>
+      <w:r>
+        <w:rPr>
+          <w:rFonts w:hint="default" w:ascii="Times New Roman" w:hAnsi="Times New Roman" w:eastAsia="SimSun" w:cs="Times New Roman"/>
+          <w:color w:val="auto"/>
+          <w:kern w:val="0"/>
+          <w:sz w:val="24"/>
+          <w:szCs w:val="24"/>
+          <w:lang w:val="en-US" w:eastAsia="zh-CN" w:bidi="ar"/>
+        </w:rPr>
+        <w:t>Effective machine learning-based phishing detection relies heavily on feature engineering. An influential foundation is provided by Mohammad, Thabtah, and McCluskey (2015), who identified 30 important features in three categories: domain-based features (domain age, DNS records, HTTPS usage), HTML and JavaScript features (number of external objects, form actions, iframe usage), and address bar features (URL length, presence of '@' symbol, use of IP addresses, abnormal subdomain count). Their methodical feature evaluation of 11,055 URLs created a standard by which later research has been evaluated.</w:t>
+      </w:r>
+    </w:p>
+    <w:p>
+      <w:pPr>
+        <w:keepNext w:val="0"/>
+        <w:keepLines w:val="0"/>
+        <w:widowControl/>
+        <w:suppressLineNumbers w:val="0"/>
+        <w:jc w:val="both"/>
+        <w:rPr>
+          <w:rFonts w:hint="default" w:ascii="Times New Roman" w:hAnsi="Times New Roman" w:cs="Times New Roman"/>
+          <w:color w:val="auto"/>
+        </w:rPr>
+      </w:pPr>
+      <w:r>
+        <w:rPr>
+          <w:rFonts w:hint="default" w:ascii="Times New Roman" w:hAnsi="Times New Roman" w:eastAsia="SimSun" w:cs="Times New Roman"/>
+          <w:color w:val="auto"/>
+          <w:kern w:val="0"/>
+          <w:sz w:val="24"/>
+          <w:szCs w:val="24"/>
+          <w:lang w:val="en-US" w:eastAsia="zh-CN" w:bidi="ar"/>
+        </w:rPr>
+        <w:t>A basic trade-off between computational efficiency and discriminative power is involved in feature selection. URL-based features don't require network requests and can be calculated from the URL string alone in microseconds. Network connection is necessary for domain-based functions like DNS searches and WHOIS lookups, which can take two to three seconds per URL. An additional three to five seconds are added by content-based functions that need to retrieve and parse webpages. A system that primarily relies on content-based features can be too sluggish for inline browser-based categorisation, requiring asynchronous verification or intelligent feature prioritisation. This tiered cost structure has significant consequences for real-time implementation.</w:t>
+      </w:r>
+    </w:p>
+    <w:p>
+      <w:pPr>
+        <w:pStyle w:val="4"/>
+        <w:spacing w:before="200" w:after="100"/>
+        <w:jc w:val="both"/>
+        <w:rPr>
+          <w:rFonts w:hint="default" w:ascii="Times New Roman" w:hAnsi="Times New Roman" w:cs="Times New Roman"/>
+          <w:color w:val="auto"/>
+        </w:rPr>
+      </w:pPr>
+      <w:r>
+        <w:rPr>
+          <w:rFonts w:hint="default" w:ascii="Times New Roman" w:hAnsi="Times New Roman" w:eastAsia="Arial" w:cs="Times New Roman"/>
+          <w:b/>
+          <w:bCs/>
+          <w:color w:val="auto"/>
+          <w:sz w:val="24"/>
+          <w:szCs w:val="24"/>
+        </w:rPr>
+        <w:t>2.3.2 Classification Algorithms</w:t>
+      </w:r>
+    </w:p>
+    <w:p>
+      <w:pPr>
+        <w:keepNext w:val="0"/>
+        <w:keepLines w:val="0"/>
+        <w:widowControl/>
+        <w:suppressLineNumbers w:val="0"/>
+        <w:jc w:val="both"/>
+        <w:rPr>
+          <w:rFonts w:hint="default" w:ascii="Times New Roman" w:hAnsi="Times New Roman" w:cs="Times New Roman"/>
+          <w:color w:val="auto"/>
+        </w:rPr>
+      </w:pPr>
+      <w:r>
+        <w:rPr>
+          <w:rFonts w:hint="default" w:ascii="Times New Roman" w:hAnsi="Times New Roman" w:eastAsia="SimSun" w:cs="Times New Roman"/>
+          <w:color w:val="auto"/>
+          <w:kern w:val="0"/>
+          <w:sz w:val="24"/>
+          <w:szCs w:val="24"/>
+          <w:lang w:val="en-US" w:eastAsia="zh-CN" w:bidi="ar"/>
+        </w:rPr>
+        <w:t>Phishing detection has been done using a variety of classification techniques. Seven machine learning algorithms—Naive Bayes, Bayesian Networks, Support Vector Machine (SVM), Neural Networks, k-Nearest Neighbours, Decision Tree, and Random Forest—were thoroughly compared by Sahingoz et al. (2019) on 73,575 URLs using only URL-based information. At 97.98%, Random Forest outperformed SVM (94.04%) and neural networks (96.22%) in terms of accuracy. The authors credit Random Forest's superiority to its ensemble nature, which lowers variance and enhances generalisation to unknown URLs by averaging predictions from several decision trees.</w:t>
+      </w:r>
+    </w:p>
+    <w:p>
+      <w:pPr>
+        <w:keepNext w:val="0"/>
+        <w:keepLines w:val="0"/>
+        <w:widowControl/>
+        <w:suppressLineNumbers w:val="0"/>
+        <w:jc w:val="both"/>
+        <w:rPr>
+          <w:rFonts w:hint="default" w:ascii="Times New Roman" w:hAnsi="Times New Roman" w:cs="Times New Roman"/>
+          <w:color w:val="auto"/>
+        </w:rPr>
+      </w:pPr>
+      <w:r>
+        <w:rPr>
+          <w:rFonts w:hint="default" w:ascii="Times New Roman" w:hAnsi="Times New Roman" w:eastAsia="SimSun" w:cs="Times New Roman"/>
+          <w:color w:val="auto"/>
+          <w:kern w:val="0"/>
+          <w:sz w:val="24"/>
+          <w:szCs w:val="24"/>
+          <w:lang w:val="en-US" w:eastAsia="zh-CN" w:bidi="ar"/>
+        </w:rPr>
+        <w:t xml:space="preserve">Additionally, Support Vector Machines have proven to be quite effective at detecting phishing. Without the need for explicit feature selection, their kernel-based method effectively distinguishes between phishing and authentic URLs in high-dimensional feature spaces. However, SVM training time scales poorly with dataset size, and the generated models are not interpretable, which is a major drawback in security situations where user education benefits from knowing why a URL is deemed phishing. </w:t>
+      </w:r>
+      <w:r>
+        <w:rPr>
+          <w:rFonts w:hint="default" w:ascii="Times New Roman" w:hAnsi="Times New Roman" w:eastAsia="SimSun" w:cs="Times New Roman"/>
+          <w:color w:val="auto"/>
+          <w:kern w:val="0"/>
+          <w:sz w:val="24"/>
+          <w:szCs w:val="24"/>
+          <w:lang w:val="en-US" w:eastAsia="zh-CN" w:bidi="ar"/>
+        </w:rPr>
+        <w:br w:type="textWrapping"/>
+      </w:r>
+      <w:r>
+        <w:rPr>
+          <w:rFonts w:hint="default" w:ascii="Times New Roman" w:hAnsi="Times New Roman" w:eastAsia="SimSun" w:cs="Times New Roman"/>
+          <w:color w:val="auto"/>
+          <w:kern w:val="0"/>
+          <w:sz w:val="24"/>
+          <w:szCs w:val="24"/>
+          <w:lang w:val="en-US" w:eastAsia="zh-CN" w:bidi="ar"/>
+        </w:rPr>
+        <w:t>Logistic regression has several benefits, including quick training, probabilistic outputs that may be adjusted to user-adjustable thresholds, and complete interpretability through coefficient inspection, even if its absolute accuracy is usually lower than that of ensemble approaches. Because of these characteristics, it is a feasible option and a helpful baseline when model transparency is more important than minor accuracy benefits.</w:t>
+      </w:r>
+    </w:p>
+    <w:p>
+      <w:pPr>
+        <w:pStyle w:val="4"/>
+        <w:spacing w:before="200" w:after="100"/>
+        <w:jc w:val="both"/>
+        <w:rPr>
+          <w:rFonts w:hint="default" w:ascii="Times New Roman" w:hAnsi="Times New Roman" w:cs="Times New Roman"/>
+          <w:color w:val="auto"/>
+        </w:rPr>
+      </w:pPr>
+      <w:r>
+        <w:rPr>
+          <w:rFonts w:hint="default" w:ascii="Times New Roman" w:hAnsi="Times New Roman" w:eastAsia="Arial" w:cs="Times New Roman"/>
+          <w:b/>
+          <w:bCs/>
+          <w:color w:val="auto"/>
+          <w:sz w:val="24"/>
+          <w:szCs w:val="24"/>
+        </w:rPr>
+        <w:t>2.3.3 Deep Learning Approaches</w:t>
+      </w:r>
+    </w:p>
+    <w:p>
+      <w:pPr>
+        <w:keepNext w:val="0"/>
+        <w:keepLines w:val="0"/>
+        <w:widowControl/>
+        <w:suppressLineNumbers w:val="0"/>
+        <w:jc w:val="both"/>
+        <w:rPr>
+          <w:rFonts w:hint="default" w:ascii="Times New Roman" w:hAnsi="Times New Roman" w:cs="Times New Roman"/>
+          <w:color w:val="auto"/>
+        </w:rPr>
+      </w:pPr>
+      <w:r>
+        <w:rPr>
+          <w:rFonts w:hint="default" w:ascii="Times New Roman" w:hAnsi="Times New Roman" w:eastAsia="SimSun" w:cs="Times New Roman"/>
+          <w:color w:val="auto"/>
+          <w:kern w:val="0"/>
+          <w:sz w:val="24"/>
+          <w:szCs w:val="24"/>
+          <w:lang w:val="en-US" w:eastAsia="zh-CN" w:bidi="ar"/>
+        </w:rPr>
+        <w:t>Yi et al. (2020) investigate deep learning for phishing detection, obtaining competitive accuracy without the need for manual feature engineering by applying convolutional neural networks (CNNs) to URL character sequences. Deep learning's key benefit is automatic feature discovery, which allows neural networks to find intricate patterns in unprocessed input data without the need for domain knowledge to construct discriminative features. However, this benefit is countered by the near-total opacity of learned representations, significantly higher computing requirements, and bigger training dataset demands (usually 100,000+ URLs for reliable generalisation).</w:t>
+      </w:r>
+    </w:p>
+    <w:p>
+      <w:pPr>
+        <w:keepNext w:val="0"/>
+        <w:keepLines w:val="0"/>
+        <w:widowControl/>
+        <w:suppressLineNumbers w:val="0"/>
+        <w:jc w:val="both"/>
+        <w:rPr>
+          <w:rFonts w:hint="default" w:ascii="Times New Roman" w:hAnsi="Times New Roman" w:cs="Times New Roman"/>
+          <w:color w:val="auto"/>
+        </w:rPr>
+      </w:pPr>
+      <w:r>
+        <w:rPr>
+          <w:rFonts w:hint="default" w:ascii="Times New Roman" w:hAnsi="Times New Roman" w:eastAsia="SimSun" w:cs="Times New Roman"/>
+          <w:color w:val="auto"/>
+          <w:kern w:val="0"/>
+          <w:sz w:val="24"/>
+          <w:szCs w:val="24"/>
+          <w:lang w:val="en-US" w:eastAsia="zh-CN" w:bidi="ar"/>
+        </w:rPr>
+        <w:t>Deep learning techniques were taken into consideration for this project, however they were ultimately rejected in favour of more conventional machine learning techniques. About 11,430 URLs make up the Kaggle dataset, which is adequate for conventional machine learning but insufficient for deep learning. Additionally, the project's focus on interpretability and real-time performance is more compatible with rule-based systems and ensemble approaches than with computationally demanding neural networks.</w:t>
+      </w:r>
+    </w:p>
+    <w:p>
+      <w:pPr>
+        <w:pStyle w:val="3"/>
+        <w:spacing w:before="300" w:after="120"/>
+        <w:jc w:val="both"/>
+        <w:rPr>
+          <w:rFonts w:hint="default" w:ascii="Times New Roman" w:hAnsi="Times New Roman" w:cs="Times New Roman"/>
+          <w:color w:val="auto"/>
+        </w:rPr>
+      </w:pPr>
+      <w:r>
+        <w:rPr>
+          <w:rFonts w:hint="default" w:ascii="Times New Roman" w:hAnsi="Times New Roman" w:eastAsia="Arial" w:cs="Times New Roman"/>
+          <w:b/>
+          <w:bCs/>
+          <w:color w:val="auto"/>
+          <w:sz w:val="28"/>
+          <w:szCs w:val="28"/>
+        </w:rPr>
+        <w:t>2.4 Hybrid Detection Systems</w:t>
+      </w:r>
+    </w:p>
+    <w:p>
+      <w:pPr>
+        <w:keepNext w:val="0"/>
+        <w:keepLines w:val="0"/>
+        <w:widowControl/>
+        <w:suppressLineNumbers w:val="0"/>
+        <w:jc w:val="both"/>
+        <w:rPr>
+          <w:rFonts w:hint="default" w:ascii="Times New Roman" w:hAnsi="Times New Roman" w:cs="Times New Roman"/>
+          <w:color w:val="auto"/>
+        </w:rPr>
+      </w:pPr>
+      <w:r>
+        <w:rPr>
+          <w:rFonts w:hint="default" w:ascii="Times New Roman" w:hAnsi="Times New Roman" w:eastAsia="SimSun" w:cs="Times New Roman"/>
+          <w:color w:val="auto"/>
+          <w:kern w:val="0"/>
+          <w:sz w:val="24"/>
+          <w:szCs w:val="24"/>
+          <w:lang w:val="en-US" w:eastAsia="zh-CN" w:bidi="ar"/>
+        </w:rPr>
+        <w:t>There has been a lot of research into hybrid systems that incorporate the advantages of both rule-based and machine learning approaches due to their respective limitations. The most directly pertinent previous work is provided by Rao and Pais (2019), who suggest a hybrid system in which machine learning handles the confusing cases requiring more in-depth research while rule-based checks quickly filter URLs that are obviously dangerous or valid. While retaining high detection rates, our cascade architecture reduced false positives by 23% when compared to a pure machine learning baseline.</w:t>
+      </w:r>
+    </w:p>
+    <w:p>
+      <w:pPr>
+        <w:keepNext w:val="0"/>
+        <w:keepLines w:val="0"/>
+        <w:widowControl/>
+        <w:suppressLineNumbers w:val="0"/>
+        <w:jc w:val="both"/>
+        <w:rPr>
+          <w:rFonts w:hint="default" w:ascii="Times New Roman" w:hAnsi="Times New Roman" w:cs="Times New Roman"/>
+          <w:color w:val="auto"/>
+        </w:rPr>
+      </w:pPr>
+      <w:r>
+        <w:rPr>
+          <w:rFonts w:hint="default" w:ascii="Times New Roman" w:hAnsi="Times New Roman" w:eastAsia="SimSun" w:cs="Times New Roman"/>
+          <w:color w:val="auto"/>
+          <w:kern w:val="0"/>
+          <w:sz w:val="24"/>
+          <w:szCs w:val="24"/>
+          <w:lang w:val="en-US" w:eastAsia="zh-CN" w:bidi="ar"/>
+        </w:rPr>
+        <w:t xml:space="preserve">Their work shows that straightforward sequential structures are not the only hybrid techniques that may be used. The relative contributions of each component can be adjusted for certain deployment scenarios using weighted combination techniques, which mix the rule-based score with machine learning probability using optimised weights. The rule-based component's weight can be increased by systems that operate in high-precision contexts (minimising false positives at the expense of some false negatives); the machine learning weight can be increased by systems that prioritise recall (making sure all phishing URLs are detected). </w:t>
+      </w:r>
+      <w:r>
+        <w:rPr>
+          <w:rFonts w:hint="default" w:ascii="Times New Roman" w:hAnsi="Times New Roman" w:eastAsia="SimSun" w:cs="Times New Roman"/>
+          <w:color w:val="auto"/>
+          <w:kern w:val="0"/>
+          <w:sz w:val="24"/>
+          <w:szCs w:val="24"/>
+          <w:lang w:val="en-US" w:eastAsia="zh-CN" w:bidi="ar"/>
+        </w:rPr>
+        <w:br w:type="textWrapping"/>
+      </w:r>
+      <w:r>
+        <w:rPr>
+          <w:rFonts w:hint="default" w:ascii="Times New Roman" w:hAnsi="Times New Roman" w:eastAsia="SimSun" w:cs="Times New Roman"/>
+          <w:color w:val="auto"/>
+          <w:kern w:val="0"/>
+          <w:sz w:val="24"/>
+          <w:szCs w:val="24"/>
+          <w:lang w:val="en-US" w:eastAsia="zh-CN" w:bidi="ar"/>
+        </w:rPr>
+        <w:t>By explicitly implementing and assessing three different hybrid strategies—weighted combination, majority voting, and cascade filtering—the current effort expands on the work of Rao and Pais and allows for a direct empirical comparison of integration approaches under identical experimental conditions.</w:t>
+      </w:r>
+    </w:p>
+    <w:p>
+      <w:pPr>
+        <w:pStyle w:val="3"/>
+        <w:spacing w:before="300" w:after="120"/>
+        <w:jc w:val="both"/>
+        <w:rPr>
+          <w:rFonts w:hint="default" w:ascii="Times New Roman" w:hAnsi="Times New Roman" w:cs="Times New Roman"/>
+          <w:color w:val="auto"/>
+        </w:rPr>
+      </w:pPr>
+      <w:r>
+        <w:rPr>
+          <w:rFonts w:hint="default" w:ascii="Times New Roman" w:hAnsi="Times New Roman" w:eastAsia="Arial" w:cs="Times New Roman"/>
+          <w:b/>
+          <w:bCs/>
+          <w:color w:val="auto"/>
+          <w:sz w:val="28"/>
+          <w:szCs w:val="28"/>
+        </w:rPr>
+        <w:t>2.</w:t>
+      </w:r>
+      <w:r>
+        <w:rPr>
+          <w:rFonts w:hint="default" w:ascii="Times New Roman" w:hAnsi="Times New Roman" w:eastAsia="Arial" w:cs="Times New Roman"/>
+          <w:b/>
+          <w:bCs/>
+          <w:color w:val="auto"/>
+          <w:sz w:val="28"/>
+          <w:szCs w:val="28"/>
+          <w:lang w:val="en-GB"/>
+        </w:rPr>
+        <w:t>5</w:t>
+      </w:r>
+      <w:r>
+        <w:rPr>
+          <w:rFonts w:hint="default" w:ascii="Times New Roman" w:hAnsi="Times New Roman" w:eastAsia="Arial" w:cs="Times New Roman"/>
+          <w:b/>
+          <w:bCs/>
+          <w:color w:val="auto"/>
+          <w:sz w:val="28"/>
+          <w:szCs w:val="28"/>
+        </w:rPr>
+        <w:t xml:space="preserve"> Critical Analysis and Identification of Research Gaps</w:t>
+      </w:r>
+    </w:p>
+    <w:p>
+      <w:pPr>
+        <w:keepNext w:val="0"/>
+        <w:keepLines w:val="0"/>
+        <w:widowControl/>
+        <w:suppressLineNumbers w:val="0"/>
+        <w:jc w:val="both"/>
+        <w:rPr>
+          <w:rFonts w:hint="default" w:ascii="Times New Roman" w:hAnsi="Times New Roman" w:eastAsia="SimSun" w:cs="Times New Roman"/>
+          <w:color w:val="auto"/>
+          <w:kern w:val="0"/>
+          <w:sz w:val="24"/>
+          <w:szCs w:val="24"/>
+          <w:lang w:val="en-US" w:eastAsia="zh-CN" w:bidi="ar"/>
+        </w:rPr>
+      </w:pPr>
+      <w:r>
+        <w:rPr>
+          <w:rFonts w:hint="default" w:ascii="Times New Roman" w:hAnsi="Times New Roman" w:eastAsia="SimSun" w:cs="Times New Roman"/>
+          <w:color w:val="auto"/>
+          <w:kern w:val="0"/>
+          <w:sz w:val="24"/>
+          <w:szCs w:val="24"/>
+          <w:lang w:val="en-US" w:eastAsia="zh-CN" w:bidi="ar"/>
+        </w:rPr>
+        <w:t xml:space="preserve">A review of the literature indicates a number of enduring holes that the current initiative attempts to fill: </w:t>
+      </w:r>
+    </w:p>
+    <w:p>
+      <w:pPr>
+        <w:keepNext w:val="0"/>
+        <w:keepLines w:val="0"/>
+        <w:widowControl/>
+        <w:numPr>
+          <w:ilvl w:val="0"/>
+          <w:numId w:val="4"/>
+        </w:numPr>
+        <w:suppressLineNumbers w:val="0"/>
+        <w:ind w:left="840" w:leftChars="0" w:hanging="420" w:firstLineChars="0"/>
+        <w:jc w:val="both"/>
+        <w:rPr>
+          <w:rFonts w:hint="default" w:ascii="Times New Roman" w:hAnsi="Times New Roman" w:eastAsia="SimSun" w:cs="Times New Roman"/>
+          <w:color w:val="auto"/>
+          <w:kern w:val="0"/>
+          <w:sz w:val="24"/>
+          <w:szCs w:val="24"/>
+          <w:lang w:val="en-US" w:eastAsia="zh-CN" w:bidi="ar"/>
+        </w:rPr>
+      </w:pPr>
+      <w:r>
+        <w:rPr>
+          <w:rFonts w:hint="default" w:ascii="Times New Roman" w:hAnsi="Times New Roman" w:eastAsia="SimSun" w:cs="Times New Roman"/>
+          <w:color w:val="auto"/>
+          <w:kern w:val="0"/>
+          <w:sz w:val="24"/>
+          <w:szCs w:val="24"/>
+          <w:lang w:val="en-US" w:eastAsia="zh-CN" w:bidi="ar"/>
+        </w:rPr>
+        <w:t xml:space="preserve">Lack of integrated comparison: Because most studies only assess one detection strategy, cross-study comparisons are problematic because of variations in datasets, preprocessing, and evaluation criteria. There has never been a full implementation and comparison of rule-based, machine learning, and hybrid approaches on the same dataset under controlled settings. </w:t>
+      </w:r>
+    </w:p>
+    <w:p>
+      <w:pPr>
+        <w:keepNext w:val="0"/>
+        <w:keepLines w:val="0"/>
+        <w:widowControl/>
+        <w:numPr>
+          <w:ilvl w:val="0"/>
+          <w:numId w:val="5"/>
+        </w:numPr>
+        <w:suppressLineNumbers w:val="0"/>
+        <w:ind w:left="840" w:leftChars="0" w:hanging="420" w:firstLineChars="0"/>
+        <w:jc w:val="both"/>
+        <w:rPr>
+          <w:rFonts w:hint="default" w:ascii="Times New Roman" w:hAnsi="Times New Roman" w:cs="Times New Roman"/>
+          <w:color w:val="auto"/>
+        </w:rPr>
+      </w:pPr>
+      <w:r>
+        <w:rPr>
+          <w:rFonts w:hint="default" w:ascii="Times New Roman" w:hAnsi="Times New Roman" w:eastAsia="SimSun" w:cs="Times New Roman"/>
+          <w:color w:val="auto"/>
+          <w:kern w:val="0"/>
+          <w:sz w:val="24"/>
+          <w:szCs w:val="24"/>
+          <w:lang w:val="en-US" w:eastAsia="zh-CN" w:bidi="ar"/>
+        </w:rPr>
+        <w:t>Inconsistency in datasets: Research uses a variety of datasets with varying sizes, compositions, and times of collection, which makes interpreting the findings more difficult. The current project's usage of publicly accessible, community-verified Kaggle datasets permits reproducibility and makes comparison with subsequent work easier.</w:t>
+      </w:r>
+    </w:p>
+    <w:p>
+      <w:pPr>
+        <w:keepNext w:val="0"/>
+        <w:keepLines w:val="0"/>
+        <w:widowControl/>
+        <w:numPr>
+          <w:ilvl w:val="0"/>
+          <w:numId w:val="5"/>
+        </w:numPr>
+        <w:suppressLineNumbers w:val="0"/>
+        <w:ind w:left="840" w:leftChars="0" w:hanging="420" w:firstLineChars="0"/>
+        <w:jc w:val="both"/>
+        <w:rPr>
+          <w:rFonts w:hint="default" w:ascii="Times New Roman" w:hAnsi="Times New Roman" w:cs="Times New Roman"/>
+          <w:color w:val="auto"/>
+        </w:rPr>
+      </w:pPr>
+      <w:r>
+        <w:rPr>
+          <w:rFonts w:hint="default" w:ascii="Times New Roman" w:hAnsi="Times New Roman" w:eastAsia="SimSun" w:cs="Times New Roman"/>
+          <w:color w:val="auto"/>
+          <w:kern w:val="0"/>
+          <w:sz w:val="24"/>
+          <w:szCs w:val="24"/>
+          <w:lang w:val="en-US" w:eastAsia="zh-CN" w:bidi="ar"/>
+        </w:rPr>
+        <w:t>Specificity of hybrid techniques: Although hybrid approaches are often shown to enhance performance, no single study has explicitly examined the relative benefits of various integration procedures, such as weighted combination, voting, and cascade.</w:t>
+      </w:r>
+    </w:p>
+    <w:p>
+      <w:pPr>
+        <w:keepNext w:val="0"/>
+        <w:keepLines w:val="0"/>
+        <w:widowControl/>
+        <w:numPr>
+          <w:ilvl w:val="0"/>
+          <w:numId w:val="5"/>
+        </w:numPr>
+        <w:suppressLineNumbers w:val="0"/>
+        <w:ind w:left="840" w:leftChars="0" w:hanging="420" w:firstLineChars="0"/>
+        <w:jc w:val="both"/>
+        <w:rPr>
+          <w:rFonts w:hint="default" w:ascii="Times New Roman" w:hAnsi="Times New Roman" w:cs="Times New Roman"/>
+          <w:color w:val="auto"/>
+        </w:rPr>
+      </w:pPr>
+      <w:r>
+        <w:rPr>
+          <w:rFonts w:hint="default" w:ascii="Times New Roman" w:hAnsi="Times New Roman" w:eastAsia="SimSun" w:cs="Times New Roman"/>
+          <w:color w:val="auto"/>
+          <w:kern w:val="0"/>
+          <w:sz w:val="24"/>
+          <w:szCs w:val="24"/>
+          <w:lang w:val="en-US" w:eastAsia="zh-CN" w:bidi="ar"/>
+        </w:rPr>
+        <w:t xml:space="preserve">Real-time performance: There is a lack of knowledge regarding whether methods are practical for real-time browser deployment because many studies report detection accuracy without assessing processing speed. </w:t>
+      </w:r>
+    </w:p>
+    <w:p>
+      <w:pPr>
+        <w:keepNext w:val="0"/>
+        <w:keepLines w:val="0"/>
+        <w:widowControl/>
+        <w:numPr>
+          <w:numId w:val="0"/>
+        </w:numPr>
+        <w:suppressLineNumbers w:val="0"/>
+        <w:ind w:left="420" w:leftChars="0"/>
+        <w:jc w:val="both"/>
+        <w:rPr>
+          <w:rFonts w:hint="default" w:ascii="Times New Roman" w:hAnsi="Times New Roman" w:cs="Times New Roman"/>
+          <w:color w:val="auto"/>
+        </w:rPr>
+      </w:pPr>
+      <w:r>
+        <w:rPr>
+          <w:rFonts w:hint="default" w:ascii="Times New Roman" w:hAnsi="Times New Roman" w:eastAsia="SimSun" w:cs="Times New Roman"/>
+          <w:color w:val="auto"/>
+          <w:kern w:val="0"/>
+          <w:sz w:val="24"/>
+          <w:szCs w:val="24"/>
+          <w:lang w:val="en-US" w:eastAsia="zh-CN" w:bidi="ar"/>
+        </w:rPr>
+        <w:br w:type="textWrapping"/>
+      </w:r>
+      <w:r>
+        <w:rPr>
+          <w:rFonts w:hint="default" w:ascii="Times New Roman" w:hAnsi="Times New Roman" w:eastAsia="SimSun" w:cs="Times New Roman"/>
+          <w:color w:val="auto"/>
+          <w:kern w:val="0"/>
+          <w:sz w:val="24"/>
+          <w:szCs w:val="24"/>
+          <w:lang w:val="en-US" w:eastAsia="zh-CN" w:bidi="ar"/>
+        </w:rPr>
+        <w:t>With its integrated comparison methodology, standardised Kaggle dataset, detailed assessment of three hybrid techniques, and measurement of per-URL processing time across all approaches, this research immediately fills all four needs.</w:t>
+      </w:r>
+    </w:p>
+    <w:p>
+      <w:pPr>
+        <w:pStyle w:val="3"/>
+        <w:spacing w:before="300" w:after="120"/>
+        <w:jc w:val="both"/>
+        <w:rPr>
+          <w:rFonts w:hint="default" w:ascii="Times New Roman" w:hAnsi="Times New Roman" w:cs="Times New Roman"/>
+          <w:color w:val="auto"/>
+        </w:rPr>
+      </w:pPr>
+      <w:r>
+        <w:rPr>
+          <w:rFonts w:hint="default" w:ascii="Times New Roman" w:hAnsi="Times New Roman" w:eastAsia="Arial" w:cs="Times New Roman"/>
+          <w:b/>
+          <w:bCs/>
+          <w:color w:val="auto"/>
+          <w:sz w:val="28"/>
+          <w:szCs w:val="28"/>
+        </w:rPr>
+        <w:t>2.</w:t>
+      </w:r>
+      <w:r>
+        <w:rPr>
+          <w:rFonts w:hint="default" w:ascii="Times New Roman" w:hAnsi="Times New Roman" w:eastAsia="Arial" w:cs="Times New Roman"/>
+          <w:b/>
+          <w:bCs/>
+          <w:color w:val="auto"/>
+          <w:sz w:val="28"/>
+          <w:szCs w:val="28"/>
+          <w:lang w:val="en-GB"/>
+        </w:rPr>
+        <w:t>6</w:t>
+      </w:r>
+      <w:r>
+        <w:rPr>
+          <w:rFonts w:hint="default" w:ascii="Times New Roman" w:hAnsi="Times New Roman" w:eastAsia="Arial" w:cs="Times New Roman"/>
+          <w:b/>
+          <w:bCs/>
+          <w:color w:val="auto"/>
+          <w:sz w:val="28"/>
+          <w:szCs w:val="28"/>
+        </w:rPr>
+        <w:t xml:space="preserve"> Summary</w:t>
+      </w:r>
+    </w:p>
+    <w:p>
+      <w:pPr>
+        <w:keepNext w:val="0"/>
+        <w:keepLines w:val="0"/>
+        <w:widowControl/>
+        <w:suppressLineNumbers w:val="0"/>
+        <w:jc w:val="both"/>
+        <w:rPr>
+          <w:rFonts w:hint="default" w:ascii="Times New Roman" w:hAnsi="Times New Roman" w:cs="Times New Roman"/>
+          <w:color w:val="auto"/>
+        </w:rPr>
+      </w:pPr>
+      <w:r>
+        <w:rPr>
+          <w:rFonts w:hint="default" w:ascii="Times New Roman" w:hAnsi="Times New Roman" w:eastAsia="SimSun" w:cs="Times New Roman"/>
+          <w:color w:val="auto"/>
+          <w:kern w:val="0"/>
+          <w:sz w:val="24"/>
+          <w:szCs w:val="24"/>
+          <w:lang w:val="en-US" w:eastAsia="zh-CN" w:bidi="ar"/>
+        </w:rPr>
+        <w:t>From reactive blacklist-based methods to interpretable rule-based heuristics to high-accuracy machine learning and hybrid systems, the literature clearly shows a trend. The best machine learning algorithm for URL-based phishing detection is always Random Forest, but hybrid approaches routinely outperform single techniques. The current project fills important research needs in the areas of integrated comparison, dataset standardisation, hybrid strategy evaluation, and real-time performance assessment.</w:t>
+      </w:r>
+    </w:p>
+    <w:p>
+      <w:pPr>
+        <w:jc w:val="both"/>
+        <w:rPr>
+          <w:rFonts w:hint="default" w:ascii="Times New Roman" w:hAnsi="Times New Roman" w:eastAsia="Arial" w:cs="Times New Roman"/>
+          <w:b/>
+          <w:bCs/>
+          <w:color w:val="auto"/>
+          <w:sz w:val="28"/>
+          <w:szCs w:val="28"/>
+          <w:lang w:val="en-GB"/>
+        </w:rPr>
+      </w:pPr>
+    </w:p>
+    <w:p>
+      <w:pPr>
+        <w:jc w:val="both"/>
+        <w:rPr>
+          <w:rFonts w:hint="default" w:ascii="Times New Roman" w:hAnsi="Times New Roman" w:eastAsia="Arial" w:cs="Times New Roman"/>
+          <w:b/>
+          <w:bCs/>
+          <w:color w:val="auto"/>
+          <w:sz w:val="28"/>
+          <w:szCs w:val="28"/>
+          <w:lang w:val="en-GB"/>
+        </w:rPr>
+      </w:pPr>
+    </w:p>
+    <w:p>
+      <w:pPr>
+        <w:jc w:val="both"/>
+        <w:rPr>
+          <w:rFonts w:hint="default" w:ascii="Times New Roman" w:hAnsi="Times New Roman" w:eastAsia="Arial" w:cs="Times New Roman"/>
+          <w:b/>
+          <w:bCs/>
+          <w:color w:val="auto"/>
+          <w:sz w:val="28"/>
+          <w:szCs w:val="28"/>
+          <w:lang w:val="en-GB"/>
+        </w:rPr>
+      </w:pPr>
+    </w:p>
+    <w:p>
+      <w:pPr>
+        <w:jc w:val="both"/>
+        <w:rPr>
+          <w:rFonts w:hint="default" w:ascii="Times New Roman" w:hAnsi="Times New Roman" w:eastAsia="Arial" w:cs="Times New Roman"/>
+          <w:b/>
+          <w:bCs/>
+          <w:color w:val="auto"/>
+          <w:sz w:val="28"/>
+          <w:szCs w:val="28"/>
+          <w:lang w:val="en-GB"/>
+        </w:rPr>
+      </w:pPr>
+    </w:p>
+    <w:p>
+      <w:pPr>
+        <w:jc w:val="both"/>
+        <w:rPr>
+          <w:rFonts w:hint="default" w:ascii="Times New Roman" w:hAnsi="Times New Roman" w:eastAsia="Arial" w:cs="Times New Roman"/>
+          <w:b/>
+          <w:bCs/>
+          <w:color w:val="auto"/>
+          <w:sz w:val="28"/>
+          <w:szCs w:val="28"/>
+          <w:lang w:val="en-GB"/>
+        </w:rPr>
+      </w:pPr>
+    </w:p>
+    <w:p>
+      <w:pPr>
+        <w:jc w:val="both"/>
+        <w:rPr>
+          <w:rFonts w:hint="default" w:ascii="Times New Roman" w:hAnsi="Times New Roman" w:eastAsia="Arial" w:cs="Times New Roman"/>
+          <w:b/>
+          <w:bCs/>
+          <w:color w:val="auto"/>
+          <w:sz w:val="28"/>
+          <w:szCs w:val="28"/>
+          <w:lang w:val="en-GB"/>
+        </w:rPr>
+      </w:pPr>
+    </w:p>
+    <w:p>
+      <w:pPr>
+        <w:jc w:val="both"/>
+        <w:rPr>
+          <w:rFonts w:hint="default" w:ascii="Times New Roman" w:hAnsi="Times New Roman" w:eastAsia="Arial" w:cs="Times New Roman"/>
+          <w:b/>
+          <w:bCs/>
+          <w:color w:val="auto"/>
+          <w:sz w:val="28"/>
+          <w:szCs w:val="28"/>
+          <w:lang w:val="en-GB"/>
+        </w:rPr>
+      </w:pPr>
+    </w:p>
+    <w:p>
+      <w:pPr>
+        <w:pStyle w:val="2"/>
+        <w:spacing w:before="400" w:after="160"/>
+        <w:rPr>
+          <w:rFonts w:hint="default" w:ascii="Times New Roman" w:hAnsi="Times New Roman" w:cs="Times New Roman"/>
+          <w:color w:val="auto"/>
+        </w:rPr>
+      </w:pPr>
+      <w:r>
+        <w:rPr>
+          <w:rFonts w:hint="default" w:ascii="Times New Roman" w:hAnsi="Times New Roman" w:eastAsia="Arial" w:cs="Times New Roman"/>
+          <w:b/>
+          <w:bCs/>
+          <w:color w:val="auto"/>
+          <w:sz w:val="36"/>
+          <w:szCs w:val="36"/>
+        </w:rPr>
+        <w:t>Chapter 3: Methodology</w:t>
+      </w:r>
+    </w:p>
+    <w:p>
+      <w:pPr>
+        <w:pStyle w:val="3"/>
+        <w:spacing w:before="300" w:after="120"/>
+        <w:rPr>
+          <w:rFonts w:hint="default" w:ascii="Times New Roman" w:hAnsi="Times New Roman" w:eastAsia="Arial" w:cs="Times New Roman"/>
+          <w:b/>
+          <w:bCs/>
+          <w:color w:val="auto"/>
+          <w:sz w:val="28"/>
+          <w:szCs w:val="28"/>
+        </w:rPr>
+      </w:pPr>
+      <w:r>
+        <w:rPr>
+          <w:rFonts w:hint="default" w:ascii="Times New Roman" w:hAnsi="Times New Roman" w:eastAsia="Arial" w:cs="Times New Roman"/>
+          <w:b/>
+          <w:bCs/>
+          <w:color w:val="auto"/>
+          <w:sz w:val="28"/>
+          <w:szCs w:val="28"/>
+        </w:rPr>
+        <w:t>3.1 Research Design</w:t>
+      </w:r>
+    </w:p>
+    <w:p>
+      <w:pPr>
+        <w:keepNext w:val="0"/>
+        <w:keepLines w:val="0"/>
+        <w:widowControl/>
+        <w:suppressLineNumbers w:val="0"/>
+        <w:jc w:val="both"/>
+        <w:rPr>
+          <w:rFonts w:hint="default" w:ascii="Times New Roman" w:hAnsi="Times New Roman" w:cs="Times New Roman"/>
+          <w:color w:val="auto"/>
+        </w:rPr>
+      </w:pPr>
+      <w:r>
+        <w:rPr>
+          <w:rFonts w:hint="default" w:ascii="Times New Roman" w:hAnsi="Times New Roman" w:eastAsia="SimSun" w:cs="Times New Roman"/>
+          <w:color w:val="auto"/>
+          <w:kern w:val="0"/>
+          <w:sz w:val="24"/>
+          <w:szCs w:val="24"/>
+          <w:lang w:val="en-US" w:eastAsia="zh-CN" w:bidi="ar"/>
+        </w:rPr>
+        <w:t>This study compares three phishing detection techniques empirically using a quantitative experimental design. The design is based on positivist principles: experiments are carried out under controlled conditions using a fixed dataset, hypotheses are presented beforehand, variables are operationally defined, and results are assessed using predetermined metrics. This strategy makes it possible to compare approaches objectively and encourages the generalisation of results within the parameters of the experiment.</w:t>
+      </w:r>
+    </w:p>
+    <w:p>
+      <w:pPr>
+        <w:keepNext w:val="0"/>
+        <w:keepLines w:val="0"/>
+        <w:widowControl/>
+        <w:suppressLineNumbers w:val="0"/>
+        <w:jc w:val="both"/>
+        <w:rPr>
+          <w:rFonts w:hint="default" w:ascii="Times New Roman" w:hAnsi="Times New Roman" w:eastAsia="SimSun" w:cs="Times New Roman"/>
+          <w:color w:val="auto"/>
+          <w:kern w:val="0"/>
+          <w:sz w:val="24"/>
+          <w:szCs w:val="24"/>
+          <w:lang w:val="en-US" w:eastAsia="zh-CN" w:bidi="ar"/>
+        </w:rPr>
+      </w:pPr>
+      <w:r>
+        <w:rPr>
+          <w:rFonts w:hint="default" w:ascii="Times New Roman" w:hAnsi="Times New Roman" w:eastAsia="SimSun" w:cs="Times New Roman"/>
+          <w:color w:val="auto"/>
+          <w:kern w:val="0"/>
+          <w:sz w:val="24"/>
+          <w:szCs w:val="24"/>
+          <w:lang w:val="en-US" w:eastAsia="zh-CN" w:bidi="ar"/>
+        </w:rPr>
+        <w:t xml:space="preserve">The </w:t>
+      </w:r>
+      <w:r>
+        <w:rPr>
+          <w:rFonts w:hint="default" w:ascii="Times New Roman" w:hAnsi="Times New Roman" w:eastAsia="SimSun" w:cs="Times New Roman"/>
+          <w:color w:val="auto"/>
+          <w:kern w:val="0"/>
+          <w:sz w:val="24"/>
+          <w:szCs w:val="24"/>
+          <w:lang w:val="en-GB" w:eastAsia="zh-CN" w:bidi="ar"/>
+        </w:rPr>
+        <w:t xml:space="preserve">research </w:t>
+      </w:r>
+      <w:r>
+        <w:rPr>
+          <w:rFonts w:hint="default" w:ascii="Times New Roman" w:hAnsi="Times New Roman" w:eastAsia="SimSun" w:cs="Times New Roman"/>
+          <w:color w:val="auto"/>
+          <w:kern w:val="0"/>
+          <w:sz w:val="24"/>
+          <w:szCs w:val="24"/>
+          <w:lang w:val="en-US" w:eastAsia="zh-CN" w:bidi="ar"/>
+        </w:rPr>
+        <w:t>employs an iterative development process. Every detection system was put into practice, tested on a holdout set, improved based on initial findings, and then put through a final assessment on a set test set that was held out throughout development. By doing this, optimistic bias that would result from selecting parameters using the test set is avoided. Throughout, cross-validation is used to produce reliable performance estimates and evaluate the durability of the results across several data partitions.</w:t>
+      </w:r>
+    </w:p>
+    <w:p>
+      <w:pPr>
+        <w:keepNext w:val="0"/>
+        <w:keepLines w:val="0"/>
+        <w:widowControl/>
+        <w:suppressLineNumbers w:val="0"/>
+        <w:jc w:val="left"/>
+        <w:rPr>
+          <w:rFonts w:hint="default" w:ascii="Times New Roman" w:hAnsi="Times New Roman" w:eastAsia="SimSun" w:cs="Times New Roman"/>
+          <w:color w:val="auto"/>
+          <w:kern w:val="0"/>
+          <w:sz w:val="24"/>
+          <w:szCs w:val="24"/>
+          <w:lang w:val="en-US" w:eastAsia="zh-CN" w:bidi="ar"/>
+        </w:rPr>
+      </w:pPr>
+    </w:p>
+    <w:p>
+      <w:pPr>
+        <w:pStyle w:val="3"/>
+        <w:spacing w:before="300" w:after="120"/>
+        <w:rPr>
+          <w:rFonts w:hint="default" w:ascii="Times New Roman" w:hAnsi="Times New Roman" w:cs="Times New Roman"/>
+          <w:color w:val="auto"/>
+        </w:rPr>
+      </w:pPr>
+      <w:r>
+        <w:rPr>
+          <w:rFonts w:hint="default" w:ascii="Times New Roman" w:hAnsi="Times New Roman" w:eastAsia="Arial" w:cs="Times New Roman"/>
+          <w:b/>
+          <w:bCs/>
+          <w:color w:val="auto"/>
+          <w:sz w:val="28"/>
+          <w:szCs w:val="28"/>
+        </w:rPr>
+        <w:t>3.2 System Architecture</w:t>
+      </w:r>
+    </w:p>
+    <w:p>
+      <w:pPr>
+        <w:keepNext w:val="0"/>
+        <w:keepLines w:val="0"/>
+        <w:widowControl/>
+        <w:suppressLineNumbers w:val="0"/>
+        <w:jc w:val="both"/>
+        <w:rPr>
+          <w:rFonts w:hint="default" w:ascii="Times New Roman" w:hAnsi="Times New Roman" w:cs="Times New Roman"/>
+          <w:color w:val="auto"/>
+          <w:sz w:val="24"/>
+          <w:szCs w:val="24"/>
+        </w:rPr>
+      </w:pPr>
+      <w:r>
+        <w:rPr>
+          <w:rFonts w:hint="default" w:ascii="Times New Roman" w:hAnsi="Times New Roman" w:eastAsia="sans-serif" w:cs="Times New Roman"/>
+          <w:i w:val="0"/>
+          <w:iCs w:val="0"/>
+          <w:caps w:val="0"/>
+          <w:color w:val="auto"/>
+          <w:spacing w:val="0"/>
+          <w:sz w:val="24"/>
+          <w:szCs w:val="24"/>
+          <w:shd w:val="clear" w:fill="FFFFFF"/>
+        </w:rPr>
+        <w:t>The overall system comprises five main components operating in sequence.</w:t>
+      </w:r>
+      <w:r>
+        <w:rPr>
+          <w:rFonts w:hint="default" w:ascii="Times New Roman" w:hAnsi="Times New Roman" w:eastAsia="SimSun" w:cs="Times New Roman"/>
+          <w:color w:val="auto"/>
+          <w:kern w:val="0"/>
+          <w:sz w:val="24"/>
+          <w:szCs w:val="24"/>
+          <w:lang w:val="en-US" w:eastAsia="zh-CN" w:bidi="ar"/>
+        </w:rPr>
+        <w:t xml:space="preserve">The Data Preparation Module manages multi-format preprocessing, train/test splitting, dataset loading, and Kaggle API interaction. For every URL, the Feature Extraction Engine computes 27 features in four categories. The Rule-Based Detector generates a risk score and binary classification using 15 weighted heuristic rules with optimised thresholds. Using GridSearchCV, the Machine Learning Detector uses hyperparameter tuning to train and assess three classifiers. Three different integration procedures are used by the Hybrid Detection System to blend rule and machine learning outputs to get final categorisation judgements. </w:t>
+      </w:r>
+      <w:r>
+        <w:rPr>
+          <w:rFonts w:hint="default" w:ascii="Times New Roman" w:hAnsi="Times New Roman" w:eastAsia="SimSun" w:cs="Times New Roman"/>
+          <w:color w:val="auto"/>
+          <w:kern w:val="0"/>
+          <w:sz w:val="24"/>
+          <w:szCs w:val="24"/>
+          <w:lang w:val="en-US" w:eastAsia="zh-CN" w:bidi="ar"/>
+        </w:rPr>
+        <w:br w:type="textWrapping"/>
+      </w:r>
+      <w:r>
+        <w:rPr>
+          <w:rFonts w:hint="default" w:ascii="Times New Roman" w:hAnsi="Times New Roman" w:eastAsia="SimSun" w:cs="Times New Roman"/>
+          <w:color w:val="auto"/>
+          <w:kern w:val="0"/>
+          <w:sz w:val="24"/>
+          <w:szCs w:val="24"/>
+          <w:lang w:val="en-US" w:eastAsia="zh-CN" w:bidi="ar"/>
+        </w:rPr>
+        <w:t>Each component may be created, tested, and assessed separately before integration thanks to the modular architecture. The comparative assessment framework, which is essential to the study design, is supported, unit testing is made easier, and performance bottlenecks may be systematically identified.</w:t>
+      </w:r>
+    </w:p>
+    <w:p>
+      <w:pPr>
+        <w:pStyle w:val="3"/>
+        <w:spacing w:before="300" w:after="120"/>
+        <w:rPr>
+          <w:rFonts w:hint="default" w:ascii="Times New Roman" w:hAnsi="Times New Roman" w:eastAsia="Arial" w:cs="Times New Roman"/>
+          <w:b/>
+          <w:bCs/>
+          <w:color w:val="auto"/>
+          <w:sz w:val="28"/>
+          <w:szCs w:val="28"/>
+        </w:rPr>
+      </w:pPr>
+    </w:p>
+    <w:p>
+      <w:pPr>
+        <w:pStyle w:val="3"/>
+        <w:spacing w:before="300" w:after="120"/>
+        <w:rPr>
+          <w:rFonts w:hint="default" w:ascii="Times New Roman" w:hAnsi="Times New Roman" w:eastAsia="Arial" w:cs="Times New Roman"/>
+          <w:b/>
+          <w:bCs/>
+          <w:color w:val="auto"/>
+          <w:sz w:val="28"/>
+          <w:szCs w:val="28"/>
+        </w:rPr>
+      </w:pPr>
+    </w:p>
+    <w:p>
+      <w:pPr>
+        <w:rPr>
+          <w:rFonts w:hint="default"/>
+        </w:rPr>
+      </w:pPr>
+    </w:p>
+    <w:p>
+      <w:pPr>
+        <w:pStyle w:val="3"/>
+        <w:spacing w:before="300" w:after="120"/>
+        <w:rPr>
+          <w:rFonts w:hint="default" w:ascii="Times New Roman" w:hAnsi="Times New Roman" w:cs="Times New Roman"/>
+          <w:color w:val="auto"/>
+        </w:rPr>
+      </w:pPr>
+      <w:r>
+        <w:rPr>
+          <w:rFonts w:hint="default" w:ascii="Times New Roman" w:hAnsi="Times New Roman" w:eastAsia="Arial" w:cs="Times New Roman"/>
+          <w:b/>
+          <w:bCs/>
+          <w:color w:val="auto"/>
+          <w:sz w:val="28"/>
+          <w:szCs w:val="28"/>
+        </w:rPr>
+        <w:t>3.3 Data Collection and Preparation</w:t>
+      </w:r>
+    </w:p>
+    <w:p>
+      <w:pPr>
+        <w:pStyle w:val="4"/>
+        <w:spacing w:before="200" w:after="100"/>
+        <w:rPr>
+          <w:rFonts w:hint="default" w:ascii="Times New Roman" w:hAnsi="Times New Roman" w:cs="Times New Roman"/>
+          <w:color w:val="auto"/>
+        </w:rPr>
+      </w:pPr>
+      <w:r>
+        <w:rPr>
+          <w:rFonts w:hint="default" w:ascii="Times New Roman" w:hAnsi="Times New Roman" w:eastAsia="Arial" w:cs="Times New Roman"/>
+          <w:b/>
+          <w:bCs/>
+          <w:color w:val="auto"/>
+          <w:sz w:val="24"/>
+          <w:szCs w:val="24"/>
+        </w:rPr>
+        <w:t>3.3.1 Dataset Selection</w:t>
+      </w:r>
+    </w:p>
+    <w:p>
+      <w:pPr>
+        <w:keepNext w:val="0"/>
+        <w:keepLines w:val="0"/>
+        <w:widowControl/>
+        <w:suppressLineNumbers w:val="0"/>
+        <w:jc w:val="both"/>
+        <w:rPr>
+          <w:rFonts w:hint="default" w:ascii="Times New Roman" w:hAnsi="Times New Roman" w:eastAsia="SimSun" w:cs="Times New Roman"/>
+          <w:color w:val="auto"/>
+          <w:kern w:val="0"/>
+          <w:sz w:val="24"/>
+          <w:szCs w:val="24"/>
+          <w:lang w:val="en-US" w:eastAsia="zh-CN" w:bidi="ar"/>
+        </w:rPr>
+      </w:pPr>
+      <w:r>
+        <w:rPr>
+          <w:rFonts w:hint="default" w:ascii="Times New Roman" w:hAnsi="Times New Roman" w:eastAsia="SimSun" w:cs="Times New Roman"/>
+          <w:color w:val="auto"/>
+          <w:kern w:val="0"/>
+          <w:sz w:val="24"/>
+          <w:szCs w:val="24"/>
+          <w:lang w:val="en-US" w:eastAsia="zh-CN" w:bidi="ar"/>
+        </w:rPr>
+        <w:t xml:space="preserve">In machine learning research, choosing a dataset is a crucial methodological choice because dataset features have a significant impact on both absolute performance metrics and the relative ranking of competing strategies. For usage in this study, three Kaggle datasets were found and assessed: </w:t>
+      </w:r>
+    </w:p>
+    <w:p>
+      <w:pPr>
+        <w:keepNext w:val="0"/>
+        <w:keepLines w:val="0"/>
+        <w:widowControl/>
+        <w:numPr>
+          <w:ilvl w:val="0"/>
+          <w:numId w:val="5"/>
+        </w:numPr>
+        <w:suppressLineNumbers w:val="0"/>
+        <w:ind w:left="840" w:leftChars="0" w:hanging="420" w:firstLineChars="0"/>
+        <w:jc w:val="both"/>
+        <w:rPr>
+          <w:rFonts w:hint="default" w:ascii="Times New Roman" w:hAnsi="Times New Roman" w:cs="Times New Roman"/>
+          <w:color w:val="auto"/>
+        </w:rPr>
+      </w:pPr>
+      <w:r>
+        <w:rPr>
+          <w:rFonts w:hint="default" w:ascii="Times New Roman" w:hAnsi="Times New Roman" w:eastAsia="SimSun" w:cs="Times New Roman"/>
+          <w:color w:val="auto"/>
+          <w:kern w:val="0"/>
+          <w:sz w:val="24"/>
+          <w:szCs w:val="24"/>
+          <w:lang w:val="en-US" w:eastAsia="zh-CN" w:bidi="ar"/>
+        </w:rPr>
+        <w:t xml:space="preserve"> Web Page Phishing Detection Dataset (Tiwari, 2021): 11,430 URLs with extensive metadata, binary classification labels, and pre-extracted features. chosen as the main dataset because of its community-verified label quality, recent URL collection, and balance between phishing and authentic samples. </w:t>
+      </w:r>
+    </w:p>
+    <w:p>
+      <w:pPr>
+        <w:keepNext w:val="0"/>
+        <w:keepLines w:val="0"/>
+        <w:widowControl/>
+        <w:numPr>
+          <w:ilvl w:val="0"/>
+          <w:numId w:val="5"/>
+        </w:numPr>
+        <w:suppressLineNumbers w:val="0"/>
+        <w:ind w:left="840" w:leftChars="0" w:hanging="420" w:firstLineChars="0"/>
+        <w:jc w:val="both"/>
+        <w:rPr>
+          <w:rFonts w:hint="default" w:ascii="Times New Roman" w:hAnsi="Times New Roman" w:cs="Times New Roman"/>
+          <w:color w:val="auto"/>
+        </w:rPr>
+      </w:pPr>
+      <w:r>
+        <w:rPr>
+          <w:rFonts w:hint="default" w:ascii="Times New Roman" w:hAnsi="Times New Roman" w:eastAsia="SimSun" w:cs="Times New Roman"/>
+          <w:color w:val="auto"/>
+          <w:kern w:val="0"/>
+          <w:sz w:val="24"/>
+          <w:szCs w:val="24"/>
+          <w:lang w:val="en-US" w:eastAsia="zh-CN" w:bidi="ar"/>
+        </w:rPr>
+        <w:t>Phishing Site URLs Dataset (Taruntiwarihp): 5,000+ URLs with URL-only labels in a tidy CSV format. When developing feature extraction, it is utilised for secondary validation.</w:t>
+      </w:r>
+    </w:p>
+    <w:p>
+      <w:pPr>
+        <w:keepNext w:val="0"/>
+        <w:keepLines w:val="0"/>
+        <w:widowControl/>
+        <w:numPr>
+          <w:ilvl w:val="0"/>
+          <w:numId w:val="5"/>
+        </w:numPr>
+        <w:suppressLineNumbers w:val="0"/>
+        <w:ind w:left="840" w:leftChars="0" w:hanging="420" w:firstLineChars="0"/>
+        <w:jc w:val="both"/>
+        <w:rPr>
+          <w:rFonts w:hint="default" w:ascii="Times New Roman" w:hAnsi="Times New Roman" w:cs="Times New Roman"/>
+          <w:color w:val="auto"/>
+        </w:rPr>
+      </w:pPr>
+      <w:r>
+        <w:rPr>
+          <w:rFonts w:hint="default" w:ascii="Times New Roman" w:hAnsi="Times New Roman" w:eastAsia="SimSun" w:cs="Times New Roman"/>
+          <w:color w:val="auto"/>
+          <w:kern w:val="0"/>
+          <w:sz w:val="24"/>
+          <w:szCs w:val="24"/>
+          <w:lang w:val="en-US" w:eastAsia="zh-CN" w:bidi="ar"/>
+        </w:rPr>
+        <w:t xml:space="preserve">Malicious URLs Dataset: more than 650,000 URLs from various malware types. Due to the class distribution's incompatibility with the binary classification framework, it was evaluated but left out of the primary study. </w:t>
+      </w:r>
+    </w:p>
+    <w:p>
+      <w:pPr>
+        <w:keepNext w:val="0"/>
+        <w:keepLines w:val="0"/>
+        <w:widowControl/>
+        <w:numPr>
+          <w:numId w:val="0"/>
+        </w:numPr>
+        <w:suppressLineNumbers w:val="0"/>
+        <w:ind w:left="420" w:leftChars="0"/>
+        <w:jc w:val="both"/>
+        <w:rPr>
+          <w:rFonts w:hint="default" w:ascii="Times New Roman" w:hAnsi="Times New Roman" w:cs="Times New Roman"/>
+          <w:color w:val="auto"/>
+        </w:rPr>
+      </w:pPr>
+      <w:r>
+        <w:rPr>
+          <w:rFonts w:hint="default" w:ascii="Times New Roman" w:hAnsi="Times New Roman" w:eastAsia="SimSun" w:cs="Times New Roman"/>
+          <w:color w:val="auto"/>
+          <w:kern w:val="0"/>
+          <w:sz w:val="24"/>
+          <w:szCs w:val="24"/>
+          <w:lang w:val="en-US" w:eastAsia="zh-CN" w:bidi="ar"/>
+        </w:rPr>
+        <w:br w:type="textWrapping"/>
+      </w:r>
+      <w:r>
+        <w:rPr>
+          <w:rFonts w:hint="default" w:ascii="Times New Roman" w:hAnsi="Times New Roman" w:eastAsia="SimSun" w:cs="Times New Roman"/>
+          <w:color w:val="auto"/>
+          <w:kern w:val="0"/>
+          <w:sz w:val="24"/>
+          <w:szCs w:val="24"/>
+          <w:lang w:val="en-US" w:eastAsia="zh-CN" w:bidi="ar"/>
+        </w:rPr>
+        <w:t>The 11,430 URLs in the primary dataset (6,157 genuine, 5,273 phishing; 53.9%/46.1% split) offer a enough sample size for trustworthy model testing and training while preserving a nearly balanced class distribution that reduces the possibility of systematic class bias in classification.</w:t>
+      </w:r>
+    </w:p>
+    <w:p>
+      <w:pPr>
+        <w:pStyle w:val="4"/>
+        <w:spacing w:before="200" w:after="100"/>
+        <w:rPr>
+          <w:rFonts w:hint="default" w:ascii="Times New Roman" w:hAnsi="Times New Roman" w:cs="Times New Roman"/>
+          <w:color w:val="auto"/>
+        </w:rPr>
+      </w:pPr>
+      <w:r>
+        <w:rPr>
+          <w:rFonts w:hint="default" w:ascii="Times New Roman" w:hAnsi="Times New Roman" w:eastAsia="Arial" w:cs="Times New Roman"/>
+          <w:b/>
+          <w:bCs/>
+          <w:color w:val="auto"/>
+          <w:sz w:val="24"/>
+          <w:szCs w:val="24"/>
+        </w:rPr>
+        <w:t>3.3.2 Preprocessing Pipeline</w:t>
+      </w:r>
+    </w:p>
+    <w:p>
+      <w:pPr>
+        <w:keepNext w:val="0"/>
+        <w:keepLines w:val="0"/>
+        <w:widowControl/>
+        <w:suppressLineNumbers w:val="0"/>
+        <w:jc w:val="both"/>
+        <w:rPr>
+          <w:rFonts w:hint="default" w:ascii="Times New Roman" w:hAnsi="Times New Roman" w:cs="Times New Roman"/>
+          <w:color w:val="auto"/>
+        </w:rPr>
+      </w:pPr>
+      <w:r>
+        <w:rPr>
+          <w:rFonts w:hint="default" w:ascii="Times New Roman" w:hAnsi="Times New Roman" w:eastAsia="SimSun" w:cs="Times New Roman"/>
+          <w:color w:val="auto"/>
+          <w:kern w:val="0"/>
+          <w:sz w:val="24"/>
+          <w:szCs w:val="24"/>
+          <w:lang w:val="en-US" w:eastAsia="zh-CN" w:bidi="ar"/>
+        </w:rPr>
+        <w:t xml:space="preserve">The preparation workflow fixes a number of quality problems found during the initial analysis of the dataset. A flexible preprocessing module that automatically detects and standardises column formats was used to address format inconsistencies across Kaggle datasets, including different column naming conventions ('label', 'status', 'class'), different label encodings (binary 0/1 vs. text 'legitimate'/'phishing'), and inconsistent handling of missing values. </w:t>
+      </w:r>
+      <w:r>
+        <w:rPr>
+          <w:rFonts w:hint="default" w:ascii="Times New Roman" w:hAnsi="Times New Roman" w:eastAsia="SimSun" w:cs="Times New Roman"/>
+          <w:color w:val="auto"/>
+          <w:kern w:val="0"/>
+          <w:sz w:val="24"/>
+          <w:szCs w:val="24"/>
+          <w:lang w:val="en-US" w:eastAsia="zh-CN" w:bidi="ar"/>
+        </w:rPr>
+        <w:br w:type="textWrapping"/>
+      </w:r>
+      <w:r>
+        <w:rPr>
+          <w:rFonts w:hint="default" w:ascii="Times New Roman" w:hAnsi="Times New Roman" w:eastAsia="SimSun" w:cs="Times New Roman"/>
+          <w:color w:val="auto"/>
+          <w:kern w:val="0"/>
+          <w:sz w:val="24"/>
+          <w:szCs w:val="24"/>
+          <w:lang w:val="en-US" w:eastAsia="zh-CN" w:bidi="ar"/>
+        </w:rPr>
+        <w:t>Preprocessing procedures include removing duplicate entries, standardising column names to "url" and "label," converting all label encodings to binary integer format (0 = legitimate, 1 = phishing), validating URL accessibility (removing malformed entries), and eliminating rows with missing values in important columns. The resulting dataset includes 11,430 clean URL entries with uniform formatting after preprocessing.</w:t>
+      </w:r>
+    </w:p>
+    <w:p>
+      <w:pPr>
+        <w:pStyle w:val="4"/>
+        <w:spacing w:before="200" w:after="100"/>
+        <w:rPr>
+          <w:rFonts w:hint="default" w:ascii="Times New Roman" w:hAnsi="Times New Roman" w:cs="Times New Roman"/>
+          <w:color w:val="auto"/>
+        </w:rPr>
+      </w:pPr>
+      <w:r>
+        <w:rPr>
+          <w:rFonts w:hint="default" w:ascii="Times New Roman" w:hAnsi="Times New Roman" w:eastAsia="Arial" w:cs="Times New Roman"/>
+          <w:b/>
+          <w:bCs/>
+          <w:color w:val="auto"/>
+          <w:sz w:val="24"/>
+          <w:szCs w:val="24"/>
+        </w:rPr>
+        <w:t>3.3.3 Train-Test Split</w:t>
+      </w:r>
+    </w:p>
+    <w:p>
+      <w:pPr>
+        <w:keepNext w:val="0"/>
+        <w:keepLines w:val="0"/>
+        <w:widowControl/>
+        <w:suppressLineNumbers w:val="0"/>
+        <w:jc w:val="both"/>
+        <w:rPr>
+          <w:rFonts w:hint="default" w:ascii="Times New Roman" w:hAnsi="Times New Roman" w:cs="Times New Roman"/>
+          <w:color w:val="auto"/>
+        </w:rPr>
+      </w:pPr>
+      <w:r>
+        <w:rPr>
+          <w:rFonts w:hint="default" w:ascii="Times New Roman" w:hAnsi="Times New Roman" w:eastAsia="SimSun" w:cs="Times New Roman"/>
+          <w:color w:val="auto"/>
+          <w:kern w:val="0"/>
+          <w:sz w:val="24"/>
+          <w:szCs w:val="24"/>
+          <w:lang w:val="en-US" w:eastAsia="zh-CN" w:bidi="ar"/>
+        </w:rPr>
+        <w:t>To ensure reproducibility, stratified random sampling with a fixed random state (seed = 42) is used to split the dataset into a training set (80%; 9,144 URLs: 4,934 legitimate, 4,210 phishing) and a test set (20%; 2,286 URLs: 1,223 legitimate, 1,063 phishing). The class distribution does not change between training and test circumstances thanks to stratified sampling, which maintains the 53.9%/46.1% class ratio in both divisions.</w:t>
+      </w:r>
+    </w:p>
+    <w:p>
+      <w:pPr>
+        <w:pStyle w:val="3"/>
+        <w:spacing w:before="300" w:after="120"/>
+        <w:rPr>
+          <w:rFonts w:hint="default" w:ascii="Times New Roman" w:hAnsi="Times New Roman" w:cs="Times New Roman"/>
+          <w:color w:val="auto"/>
+        </w:rPr>
+      </w:pPr>
+      <w:r>
+        <w:rPr>
+          <w:rFonts w:hint="default" w:ascii="Times New Roman" w:hAnsi="Times New Roman" w:eastAsia="Arial" w:cs="Times New Roman"/>
+          <w:b/>
+          <w:bCs/>
+          <w:color w:val="auto"/>
+          <w:sz w:val="28"/>
+          <w:szCs w:val="28"/>
+        </w:rPr>
+        <w:t>3.4 Feature Engineering</w:t>
+      </w:r>
+    </w:p>
+    <w:p>
+      <w:pPr>
+        <w:pStyle w:val="4"/>
+        <w:spacing w:before="200" w:after="100"/>
+        <w:rPr>
+          <w:rFonts w:hint="default" w:ascii="Times New Roman" w:hAnsi="Times New Roman" w:cs="Times New Roman"/>
+          <w:color w:val="auto"/>
+        </w:rPr>
+      </w:pPr>
+      <w:r>
+        <w:rPr>
+          <w:rFonts w:hint="default" w:ascii="Times New Roman" w:hAnsi="Times New Roman" w:eastAsia="Arial" w:cs="Times New Roman"/>
+          <w:b/>
+          <w:bCs/>
+          <w:color w:val="auto"/>
+          <w:sz w:val="24"/>
+          <w:szCs w:val="24"/>
+        </w:rPr>
+        <w:t>3.4.1 URL-Based Features (10 Features)</w:t>
+      </w:r>
+    </w:p>
+    <w:p>
+      <w:pPr>
+        <w:spacing w:before="80" w:after="120" w:line="276" w:lineRule="auto"/>
+        <w:jc w:val="both"/>
+        <w:rPr>
+          <w:rFonts w:hint="default" w:ascii="Times New Roman" w:hAnsi="Times New Roman" w:cs="Times New Roman"/>
+          <w:color w:val="auto"/>
+        </w:rPr>
+      </w:pPr>
+      <w:r>
+        <w:rPr>
+          <w:rFonts w:hint="default" w:ascii="Times New Roman" w:hAnsi="Times New Roman" w:eastAsia="Arial" w:cs="Times New Roman"/>
+          <w:color w:val="auto"/>
+          <w:sz w:val="22"/>
+          <w:szCs w:val="22"/>
+        </w:rPr>
+        <w:t>URL-based features are computable directly from the URL string without network access, making them the fastest feature category and the most suitable for real-time deployment. Ten features are extracted:</w:t>
+      </w:r>
+    </w:p>
+    <w:tbl>
+      <w:tblPr>
+        <w:tblStyle w:val="12"/>
+        <w:tblW w:w="8960" w:type="dxa"/>
+        <w:tblInd w:w="0" w:type="dxa"/>
+        <w:tblBorders>
+          <w:top w:val="single" w:color="auto" w:sz="4" w:space="0"/>
+          <w:left w:val="single" w:color="auto" w:sz="4" w:space="0"/>
+          <w:bottom w:val="single" w:color="auto" w:sz="4" w:space="0"/>
+          <w:right w:val="single" w:color="auto" w:sz="4" w:space="0"/>
+          <w:insideH w:val="single" w:color="auto" w:sz="4" w:space="0"/>
+          <w:insideV w:val="single" w:color="auto" w:sz="4" w:space="0"/>
+        </w:tblBorders>
+        <w:tblLayout w:type="autofit"/>
+        <w:tblCellMar>
+          <w:top w:w="0" w:type="dxa"/>
+          <w:left w:w="10" w:type="dxa"/>
+          <w:bottom w:w="0" w:type="dxa"/>
+          <w:right w:w="10" w:type="dxa"/>
+        </w:tblCellMar>
+      </w:tblPr>
+      <w:tblGrid>
+        <w:gridCol w:w="2476"/>
+        <w:gridCol w:w="1002"/>
+        <w:gridCol w:w="5482"/>
+      </w:tblGrid>
+      <w:tr>
+        <w:tblPrEx>
+          <w:tblBorders>
+            <w:top w:val="single" w:color="auto" w:sz="4" w:space="0"/>
+            <w:left w:val="single" w:color="auto" w:sz="4" w:space="0"/>
+            <w:bottom w:val="single" w:color="auto" w:sz="4" w:space="0"/>
+            <w:right w:val="single" w:color="auto" w:sz="4" w:space="0"/>
+            <w:insideH w:val="single" w:color="auto" w:sz="4" w:space="0"/>
+            <w:insideV w:val="single" w:color="auto" w:sz="4" w:space="0"/>
+          </w:tblBorders>
+          <w:tblCellMar>
+            <w:top w:w="0" w:type="dxa"/>
+            <w:left w:w="10" w:type="dxa"/>
+            <w:bottom w:w="0" w:type="dxa"/>
+            <w:right w:w="10" w:type="dxa"/>
+          </w:tblCellMar>
+        </w:tblPrEx>
+        <w:trPr>
+          <w:tblHeader/>
+        </w:trPr>
+        <w:tc>
+          <w:tcPr>
+            <w:tcBorders>
+              <w:top w:val="single" w:color="000000" w:sz="8" w:space="0"/>
+              <w:left w:val="single" w:color="000000" w:sz="8" w:space="0"/>
+              <w:bottom w:val="single" w:color="000000" w:sz="8" w:space="0"/>
+              <w:right w:val="dotted" w:color="auto" w:sz="0" w:space="0"/>
+            </w:tcBorders>
+            <w:shd w:val="clear" w:color="auto" w:fill="000000"/>
+            <w:tcMar>
+              <w:top w:w="80" w:type="dxa"/>
+              <w:left w:w="120" w:type="dxa"/>
+              <w:bottom w:w="80" w:type="dxa"/>
+              <w:right w:w="120" w:type="dxa"/>
+            </w:tcMar>
+          </w:tcPr>
+          <w:p>
+            <w:pPr>
+              <w:rPr>
+                <w:rFonts w:hint="default" w:ascii="Times New Roman" w:hAnsi="Times New Roman" w:cs="Times New Roman"/>
+                <w:color w:val="FFFFFF"/>
+              </w:rPr>
+            </w:pPr>
+            <w:r>
+              <w:rPr>
+                <w:rFonts w:hint="default" w:ascii="Times New Roman" w:hAnsi="Times New Roman" w:eastAsia="Arial" w:cs="Times New Roman"/>
+                <w:b/>
+                <w:bCs/>
+                <w:color w:val="FFFFFF"/>
+                <w:sz w:val="20"/>
+                <w:szCs w:val="20"/>
+              </w:rPr>
+              <w:t>Feature</w:t>
+            </w:r>
+          </w:p>
+        </w:tc>
+        <w:tc>
+          <w:tcPr>
+            <w:tcBorders>
+              <w:top w:val="single" w:color="000000" w:sz="8" w:space="0"/>
+              <w:left w:val="dotted" w:color="auto" w:sz="0" w:space="0"/>
+              <w:bottom w:val="single" w:color="000000" w:sz="8" w:space="0"/>
+              <w:right w:val="dotted" w:color="auto" w:sz="0" w:space="0"/>
+            </w:tcBorders>
+            <w:shd w:val="clear" w:color="auto" w:fill="000000"/>
+            <w:tcMar>
+              <w:top w:w="80" w:type="dxa"/>
+              <w:left w:w="120" w:type="dxa"/>
+              <w:bottom w:w="80" w:type="dxa"/>
+              <w:right w:w="120" w:type="dxa"/>
+            </w:tcMar>
+          </w:tcPr>
+          <w:p>
+            <w:pPr>
+              <w:rPr>
+                <w:rFonts w:hint="default" w:ascii="Times New Roman" w:hAnsi="Times New Roman" w:cs="Times New Roman"/>
+                <w:color w:val="FFFFFF"/>
+              </w:rPr>
+            </w:pPr>
+            <w:r>
+              <w:rPr>
+                <w:rFonts w:hint="default" w:ascii="Times New Roman" w:hAnsi="Times New Roman" w:eastAsia="Arial" w:cs="Times New Roman"/>
+                <w:b/>
+                <w:bCs/>
+                <w:color w:val="FFFFFF"/>
+                <w:sz w:val="20"/>
+                <w:szCs w:val="20"/>
+              </w:rPr>
+              <w:t>Type</w:t>
+            </w:r>
+          </w:p>
+        </w:tc>
+        <w:tc>
+          <w:tcPr>
+            <w:tcBorders>
+              <w:top w:val="single" w:color="000000" w:sz="8" w:space="0"/>
+              <w:left w:val="dotted" w:color="auto" w:sz="0" w:space="0"/>
+              <w:bottom w:val="single" w:color="000000" w:sz="8" w:space="0"/>
+              <w:right w:val="single" w:color="000000" w:sz="8" w:space="0"/>
+            </w:tcBorders>
+            <w:shd w:val="clear" w:color="auto" w:fill="000000"/>
+            <w:tcMar>
+              <w:top w:w="80" w:type="dxa"/>
+              <w:left w:w="120" w:type="dxa"/>
+              <w:bottom w:w="80" w:type="dxa"/>
+              <w:right w:w="120" w:type="dxa"/>
+            </w:tcMar>
+          </w:tcPr>
+          <w:p>
+            <w:pPr>
+              <w:rPr>
+                <w:rFonts w:hint="default" w:ascii="Times New Roman" w:hAnsi="Times New Roman" w:cs="Times New Roman"/>
+                <w:color w:val="FFFFFF"/>
+              </w:rPr>
+            </w:pPr>
+            <w:r>
+              <w:rPr>
+                <w:rFonts w:hint="default" w:ascii="Times New Roman" w:hAnsi="Times New Roman" w:eastAsia="Arial" w:cs="Times New Roman"/>
+                <w:b/>
+                <w:bCs/>
+                <w:color w:val="FFFFFF"/>
+                <w:sz w:val="20"/>
+                <w:szCs w:val="20"/>
+              </w:rPr>
+              <w:t>Description</w:t>
+            </w:r>
+          </w:p>
+        </w:tc>
+      </w:tr>
+      <w:tr>
+        <w:tblPrEx>
+          <w:tblBorders>
+            <w:top w:val="single" w:color="auto" w:sz="4" w:space="0"/>
+            <w:left w:val="single" w:color="auto" w:sz="4" w:space="0"/>
+            <w:bottom w:val="single" w:color="auto" w:sz="4" w:space="0"/>
+            <w:right w:val="single" w:color="auto" w:sz="4" w:space="0"/>
+            <w:insideH w:val="single" w:color="auto" w:sz="4" w:space="0"/>
+            <w:insideV w:val="single" w:color="auto" w:sz="4" w:space="0"/>
+          </w:tblBorders>
+          <w:tblCellMar>
+            <w:top w:w="0" w:type="dxa"/>
+            <w:left w:w="10" w:type="dxa"/>
+            <w:bottom w:w="0" w:type="dxa"/>
+            <w:right w:w="10" w:type="dxa"/>
+          </w:tblCellMar>
+        </w:tblPrEx>
+        <w:tc>
+          <w:tcPr>
+            <w:tcBorders>
+              <w:top w:val="single" w:color="000000" w:sz="8" w:space="0"/>
+              <w:left w:val="single" w:color="000000" w:sz="8" w:space="0"/>
+              <w:bottom w:val="single" w:color="000000" w:sz="8" w:space="0"/>
+              <w:right w:val="dotted" w:color="auto" w:sz="0" w:space="0"/>
+            </w:tcBorders>
+            <w:shd w:val="clear" w:color="auto" w:fill="FFFFFF"/>
+            <w:tcMar>
+              <w:top w:w="60" w:type="dxa"/>
+              <w:left w:w="120" w:type="dxa"/>
+              <w:bottom w:w="60" w:type="dxa"/>
+              <w:right w:w="120" w:type="dxa"/>
+            </w:tcMar>
+          </w:tcPr>
+          <w:p>
+            <w:pPr>
+              <w:rPr>
+                <w:rFonts w:hint="default" w:ascii="Times New Roman" w:hAnsi="Times New Roman" w:cs="Times New Roman"/>
+                <w:color w:val="000000"/>
+              </w:rPr>
+            </w:pPr>
+            <w:r>
+              <w:rPr>
+                <w:rFonts w:hint="default" w:ascii="Times New Roman" w:hAnsi="Times New Roman" w:eastAsia="Arial" w:cs="Times New Roman"/>
+                <w:color w:val="000000"/>
+                <w:sz w:val="20"/>
+                <w:szCs w:val="20"/>
+              </w:rPr>
+              <w:t>url_length</w:t>
+            </w:r>
+          </w:p>
+        </w:tc>
+        <w:tc>
+          <w:tcPr>
+            <w:tcBorders>
+              <w:top w:val="single" w:color="000000" w:sz="8" w:space="0"/>
+              <w:left w:val="dotted" w:color="auto" w:sz="0" w:space="0"/>
+              <w:bottom w:val="single" w:color="000000" w:sz="8" w:space="0"/>
+              <w:right w:val="dotted" w:color="auto" w:sz="0" w:space="0"/>
+            </w:tcBorders>
+            <w:shd w:val="clear" w:color="auto" w:fill="FFFFFF"/>
+            <w:tcMar>
+              <w:top w:w="60" w:type="dxa"/>
+              <w:left w:w="120" w:type="dxa"/>
+              <w:bottom w:w="60" w:type="dxa"/>
+              <w:right w:w="120" w:type="dxa"/>
+            </w:tcMar>
+          </w:tcPr>
+          <w:p>
+            <w:pPr>
+              <w:rPr>
+                <w:rFonts w:hint="default" w:ascii="Times New Roman" w:hAnsi="Times New Roman" w:cs="Times New Roman"/>
+                <w:color w:val="000000"/>
+              </w:rPr>
+            </w:pPr>
+            <w:r>
+              <w:rPr>
+                <w:rFonts w:hint="default" w:ascii="Times New Roman" w:hAnsi="Times New Roman" w:eastAsia="Arial" w:cs="Times New Roman"/>
+                <w:color w:val="000000"/>
+                <w:sz w:val="20"/>
+                <w:szCs w:val="20"/>
+              </w:rPr>
+              <w:t>Integer</w:t>
+            </w:r>
+          </w:p>
+        </w:tc>
+        <w:tc>
+          <w:tcPr>
+            <w:tcBorders>
+              <w:top w:val="single" w:color="000000" w:sz="8" w:space="0"/>
+              <w:left w:val="dotted" w:color="auto" w:sz="0" w:space="0"/>
+              <w:bottom w:val="single" w:color="000000" w:sz="8" w:space="0"/>
+              <w:right w:val="single" w:color="000000" w:sz="8" w:space="0"/>
+            </w:tcBorders>
+            <w:shd w:val="clear" w:color="auto" w:fill="FFFFFF"/>
+            <w:tcMar>
+              <w:top w:w="60" w:type="dxa"/>
+              <w:left w:w="120" w:type="dxa"/>
+              <w:bottom w:w="60" w:type="dxa"/>
+              <w:right w:w="120" w:type="dxa"/>
+            </w:tcMar>
+          </w:tcPr>
+          <w:p>
+            <w:pPr>
+              <w:rPr>
+                <w:rFonts w:hint="default" w:ascii="Times New Roman" w:hAnsi="Times New Roman" w:cs="Times New Roman"/>
+                <w:color w:val="000000"/>
+              </w:rPr>
+            </w:pPr>
+            <w:r>
+              <w:rPr>
+                <w:rFonts w:hint="default" w:ascii="Times New Roman" w:hAnsi="Times New Roman" w:eastAsia="Arial" w:cs="Times New Roman"/>
+                <w:color w:val="000000"/>
+                <w:sz w:val="20"/>
+                <w:szCs w:val="20"/>
+              </w:rPr>
+              <w:t>Total character count of the URL string</w:t>
+            </w:r>
+          </w:p>
+        </w:tc>
+      </w:tr>
+      <w:tr>
+        <w:tblPrEx>
+          <w:tblBorders>
+            <w:top w:val="single" w:color="auto" w:sz="4" w:space="0"/>
+            <w:left w:val="single" w:color="auto" w:sz="4" w:space="0"/>
+            <w:bottom w:val="single" w:color="auto" w:sz="4" w:space="0"/>
+            <w:right w:val="single" w:color="auto" w:sz="4" w:space="0"/>
+            <w:insideH w:val="single" w:color="auto" w:sz="4" w:space="0"/>
+            <w:insideV w:val="single" w:color="auto" w:sz="4" w:space="0"/>
+          </w:tblBorders>
+          <w:tblCellMar>
+            <w:top w:w="0" w:type="dxa"/>
+            <w:left w:w="10" w:type="dxa"/>
+            <w:bottom w:w="0" w:type="dxa"/>
+            <w:right w:w="10" w:type="dxa"/>
+          </w:tblCellMar>
+        </w:tblPrEx>
+        <w:tc>
+          <w:tcPr>
+            <w:tcBorders>
+              <w:top w:val="single" w:color="000000" w:sz="8" w:space="0"/>
+              <w:left w:val="single" w:color="000000" w:sz="8" w:space="0"/>
+              <w:bottom w:val="single" w:color="000000" w:sz="8" w:space="0"/>
+              <w:right w:val="dotted" w:color="auto" w:sz="0" w:space="0"/>
+            </w:tcBorders>
+            <w:shd w:val="clear" w:color="auto" w:fill="FFFFFF"/>
+            <w:tcMar>
+              <w:top w:w="60" w:type="dxa"/>
+              <w:left w:w="120" w:type="dxa"/>
+              <w:bottom w:w="60" w:type="dxa"/>
+              <w:right w:w="120" w:type="dxa"/>
+            </w:tcMar>
+          </w:tcPr>
+          <w:p>
+            <w:pPr>
+              <w:rPr>
+                <w:rFonts w:hint="default" w:ascii="Times New Roman" w:hAnsi="Times New Roman" w:cs="Times New Roman"/>
+                <w:color w:val="000000"/>
+              </w:rPr>
+            </w:pPr>
+            <w:r>
+              <w:rPr>
+                <w:rFonts w:hint="default" w:ascii="Times New Roman" w:hAnsi="Times New Roman" w:eastAsia="Arial" w:cs="Times New Roman"/>
+                <w:color w:val="000000"/>
+                <w:sz w:val="20"/>
+                <w:szCs w:val="20"/>
+              </w:rPr>
+              <w:t>has_ip</w:t>
+            </w:r>
+          </w:p>
+        </w:tc>
+        <w:tc>
+          <w:tcPr>
+            <w:tcBorders>
+              <w:top w:val="single" w:color="000000" w:sz="8" w:space="0"/>
+              <w:left w:val="dotted" w:color="auto" w:sz="0" w:space="0"/>
+              <w:bottom w:val="single" w:color="000000" w:sz="8" w:space="0"/>
+              <w:right w:val="dotted" w:color="auto" w:sz="0" w:space="0"/>
+            </w:tcBorders>
+            <w:shd w:val="clear" w:color="auto" w:fill="FFFFFF"/>
+            <w:tcMar>
+              <w:top w:w="60" w:type="dxa"/>
+              <w:left w:w="120" w:type="dxa"/>
+              <w:bottom w:w="60" w:type="dxa"/>
+              <w:right w:w="120" w:type="dxa"/>
+            </w:tcMar>
+          </w:tcPr>
+          <w:p>
+            <w:pPr>
+              <w:rPr>
+                <w:rFonts w:hint="default" w:ascii="Times New Roman" w:hAnsi="Times New Roman" w:cs="Times New Roman"/>
+                <w:color w:val="000000"/>
+              </w:rPr>
+            </w:pPr>
+            <w:r>
+              <w:rPr>
+                <w:rFonts w:hint="default" w:ascii="Times New Roman" w:hAnsi="Times New Roman" w:eastAsia="Arial" w:cs="Times New Roman"/>
+                <w:color w:val="000000"/>
+                <w:sz w:val="20"/>
+                <w:szCs w:val="20"/>
+              </w:rPr>
+              <w:t>Binary</w:t>
+            </w:r>
+          </w:p>
+        </w:tc>
+        <w:tc>
+          <w:tcPr>
+            <w:tcBorders>
+              <w:top w:val="single" w:color="000000" w:sz="8" w:space="0"/>
+              <w:left w:val="dotted" w:color="auto" w:sz="0" w:space="0"/>
+              <w:bottom w:val="single" w:color="000000" w:sz="8" w:space="0"/>
+              <w:right w:val="single" w:color="000000" w:sz="8" w:space="0"/>
+            </w:tcBorders>
+            <w:shd w:val="clear" w:color="auto" w:fill="FFFFFF"/>
+            <w:tcMar>
+              <w:top w:w="60" w:type="dxa"/>
+              <w:left w:w="120" w:type="dxa"/>
+              <w:bottom w:w="60" w:type="dxa"/>
+              <w:right w:w="120" w:type="dxa"/>
+            </w:tcMar>
+          </w:tcPr>
+          <w:p>
+            <w:pPr>
+              <w:rPr>
+                <w:rFonts w:hint="default" w:ascii="Times New Roman" w:hAnsi="Times New Roman" w:cs="Times New Roman"/>
+                <w:color w:val="000000"/>
+              </w:rPr>
+            </w:pPr>
+            <w:r>
+              <w:rPr>
+                <w:rFonts w:hint="default" w:ascii="Times New Roman" w:hAnsi="Times New Roman" w:eastAsia="Arial" w:cs="Times New Roman"/>
+                <w:color w:val="000000"/>
+                <w:sz w:val="20"/>
+                <w:szCs w:val="20"/>
+              </w:rPr>
+              <w:t>1 if an IP address is present in the URL, 0 otherwise</w:t>
+            </w:r>
+          </w:p>
+        </w:tc>
+      </w:tr>
+      <w:tr>
+        <w:tblPrEx>
+          <w:tblBorders>
+            <w:top w:val="single" w:color="auto" w:sz="4" w:space="0"/>
+            <w:left w:val="single" w:color="auto" w:sz="4" w:space="0"/>
+            <w:bottom w:val="single" w:color="auto" w:sz="4" w:space="0"/>
+            <w:right w:val="single" w:color="auto" w:sz="4" w:space="0"/>
+            <w:insideH w:val="single" w:color="auto" w:sz="4" w:space="0"/>
+            <w:insideV w:val="single" w:color="auto" w:sz="4" w:space="0"/>
+          </w:tblBorders>
+          <w:tblCellMar>
+            <w:top w:w="0" w:type="dxa"/>
+            <w:left w:w="10" w:type="dxa"/>
+            <w:bottom w:w="0" w:type="dxa"/>
+            <w:right w:w="10" w:type="dxa"/>
+          </w:tblCellMar>
+        </w:tblPrEx>
+        <w:tc>
+          <w:tcPr>
+            <w:tcBorders>
+              <w:top w:val="single" w:color="000000" w:sz="8" w:space="0"/>
+              <w:left w:val="single" w:color="000000" w:sz="8" w:space="0"/>
+              <w:bottom w:val="single" w:color="000000" w:sz="8" w:space="0"/>
+              <w:right w:val="dotted" w:color="auto" w:sz="0" w:space="0"/>
+            </w:tcBorders>
+            <w:shd w:val="clear" w:color="auto" w:fill="FFFFFF"/>
+            <w:tcMar>
+              <w:top w:w="60" w:type="dxa"/>
+              <w:left w:w="120" w:type="dxa"/>
+              <w:bottom w:w="60" w:type="dxa"/>
+              <w:right w:w="120" w:type="dxa"/>
+            </w:tcMar>
+          </w:tcPr>
+          <w:p>
+            <w:pPr>
+              <w:rPr>
+                <w:rFonts w:hint="default" w:ascii="Times New Roman" w:hAnsi="Times New Roman" w:cs="Times New Roman"/>
+                <w:color w:val="000000"/>
+              </w:rPr>
+            </w:pPr>
+            <w:r>
+              <w:rPr>
+                <w:rFonts w:hint="default" w:ascii="Times New Roman" w:hAnsi="Times New Roman" w:eastAsia="Arial" w:cs="Times New Roman"/>
+                <w:color w:val="000000"/>
+                <w:sz w:val="20"/>
+                <w:szCs w:val="20"/>
+              </w:rPr>
+              <w:t>subdomain_count</w:t>
+            </w:r>
+          </w:p>
+        </w:tc>
+        <w:tc>
+          <w:tcPr>
+            <w:tcBorders>
+              <w:top w:val="single" w:color="000000" w:sz="8" w:space="0"/>
+              <w:left w:val="dotted" w:color="auto" w:sz="0" w:space="0"/>
+              <w:bottom w:val="single" w:color="000000" w:sz="8" w:space="0"/>
+              <w:right w:val="dotted" w:color="auto" w:sz="0" w:space="0"/>
+            </w:tcBorders>
+            <w:shd w:val="clear" w:color="auto" w:fill="FFFFFF"/>
+            <w:tcMar>
+              <w:top w:w="60" w:type="dxa"/>
+              <w:left w:w="120" w:type="dxa"/>
+              <w:bottom w:w="60" w:type="dxa"/>
+              <w:right w:w="120" w:type="dxa"/>
+            </w:tcMar>
+          </w:tcPr>
+          <w:p>
+            <w:pPr>
+              <w:rPr>
+                <w:rFonts w:hint="default" w:ascii="Times New Roman" w:hAnsi="Times New Roman" w:cs="Times New Roman"/>
+                <w:color w:val="000000"/>
+              </w:rPr>
+            </w:pPr>
+            <w:r>
+              <w:rPr>
+                <w:rFonts w:hint="default" w:ascii="Times New Roman" w:hAnsi="Times New Roman" w:eastAsia="Arial" w:cs="Times New Roman"/>
+                <w:color w:val="000000"/>
+                <w:sz w:val="20"/>
+                <w:szCs w:val="20"/>
+              </w:rPr>
+              <w:t>Integer</w:t>
+            </w:r>
+          </w:p>
+        </w:tc>
+        <w:tc>
+          <w:tcPr>
+            <w:tcBorders>
+              <w:top w:val="single" w:color="000000" w:sz="8" w:space="0"/>
+              <w:left w:val="dotted" w:color="auto" w:sz="0" w:space="0"/>
+              <w:bottom w:val="single" w:color="000000" w:sz="8" w:space="0"/>
+              <w:right w:val="single" w:color="000000" w:sz="8" w:space="0"/>
+            </w:tcBorders>
+            <w:shd w:val="clear" w:color="auto" w:fill="FFFFFF"/>
+            <w:tcMar>
+              <w:top w:w="60" w:type="dxa"/>
+              <w:left w:w="120" w:type="dxa"/>
+              <w:bottom w:w="60" w:type="dxa"/>
+              <w:right w:w="120" w:type="dxa"/>
+            </w:tcMar>
+          </w:tcPr>
+          <w:p>
+            <w:pPr>
+              <w:rPr>
+                <w:rFonts w:hint="default" w:ascii="Times New Roman" w:hAnsi="Times New Roman" w:cs="Times New Roman"/>
+                <w:color w:val="000000"/>
+              </w:rPr>
+            </w:pPr>
+            <w:r>
+              <w:rPr>
+                <w:rFonts w:hint="default" w:ascii="Times New Roman" w:hAnsi="Times New Roman" w:eastAsia="Arial" w:cs="Times New Roman"/>
+                <w:color w:val="000000"/>
+                <w:sz w:val="20"/>
+                <w:szCs w:val="20"/>
+              </w:rPr>
+              <w:t>Number of subdomains preceding the main domain</w:t>
+            </w:r>
+          </w:p>
+        </w:tc>
+      </w:tr>
+      <w:tr>
+        <w:tblPrEx>
+          <w:tblBorders>
+            <w:top w:val="single" w:color="auto" w:sz="4" w:space="0"/>
+            <w:left w:val="single" w:color="auto" w:sz="4" w:space="0"/>
+            <w:bottom w:val="single" w:color="auto" w:sz="4" w:space="0"/>
+            <w:right w:val="single" w:color="auto" w:sz="4" w:space="0"/>
+            <w:insideH w:val="single" w:color="auto" w:sz="4" w:space="0"/>
+            <w:insideV w:val="single" w:color="auto" w:sz="4" w:space="0"/>
+          </w:tblBorders>
+          <w:tblCellMar>
+            <w:top w:w="0" w:type="dxa"/>
+            <w:left w:w="10" w:type="dxa"/>
+            <w:bottom w:w="0" w:type="dxa"/>
+            <w:right w:w="10" w:type="dxa"/>
+          </w:tblCellMar>
+        </w:tblPrEx>
+        <w:tc>
+          <w:tcPr>
+            <w:tcBorders>
+              <w:top w:val="single" w:color="000000" w:sz="8" w:space="0"/>
+              <w:left w:val="single" w:color="000000" w:sz="8" w:space="0"/>
+              <w:bottom w:val="single" w:color="000000" w:sz="8" w:space="0"/>
+              <w:right w:val="dotted" w:color="auto" w:sz="0" w:space="0"/>
+            </w:tcBorders>
+            <w:shd w:val="clear" w:color="auto" w:fill="FFFFFF"/>
+            <w:tcMar>
+              <w:top w:w="60" w:type="dxa"/>
+              <w:left w:w="120" w:type="dxa"/>
+              <w:bottom w:w="60" w:type="dxa"/>
+              <w:right w:w="120" w:type="dxa"/>
+            </w:tcMar>
+          </w:tcPr>
+          <w:p>
+            <w:pPr>
+              <w:rPr>
+                <w:rFonts w:hint="default" w:ascii="Times New Roman" w:hAnsi="Times New Roman" w:cs="Times New Roman"/>
+                <w:color w:val="000000"/>
+              </w:rPr>
+            </w:pPr>
+            <w:r>
+              <w:rPr>
+                <w:rFonts w:hint="default" w:ascii="Times New Roman" w:hAnsi="Times New Roman" w:eastAsia="Arial" w:cs="Times New Roman"/>
+                <w:color w:val="000000"/>
+                <w:sz w:val="20"/>
+                <w:szCs w:val="20"/>
+              </w:rPr>
+              <w:t>dot_count</w:t>
+            </w:r>
+          </w:p>
+        </w:tc>
+        <w:tc>
+          <w:tcPr>
+            <w:tcBorders>
+              <w:top w:val="single" w:color="000000" w:sz="8" w:space="0"/>
+              <w:left w:val="dotted" w:color="auto" w:sz="0" w:space="0"/>
+              <w:bottom w:val="single" w:color="000000" w:sz="8" w:space="0"/>
+              <w:right w:val="dotted" w:color="auto" w:sz="0" w:space="0"/>
+            </w:tcBorders>
+            <w:shd w:val="clear" w:color="auto" w:fill="FFFFFF"/>
+            <w:tcMar>
+              <w:top w:w="60" w:type="dxa"/>
+              <w:left w:w="120" w:type="dxa"/>
+              <w:bottom w:w="60" w:type="dxa"/>
+              <w:right w:w="120" w:type="dxa"/>
+            </w:tcMar>
+          </w:tcPr>
+          <w:p>
+            <w:pPr>
+              <w:rPr>
+                <w:rFonts w:hint="default" w:ascii="Times New Roman" w:hAnsi="Times New Roman" w:cs="Times New Roman"/>
+                <w:color w:val="000000"/>
+              </w:rPr>
+            </w:pPr>
+            <w:r>
+              <w:rPr>
+                <w:rFonts w:hint="default" w:ascii="Times New Roman" w:hAnsi="Times New Roman" w:eastAsia="Arial" w:cs="Times New Roman"/>
+                <w:color w:val="000000"/>
+                <w:sz w:val="20"/>
+                <w:szCs w:val="20"/>
+              </w:rPr>
+              <w:t>Integer</w:t>
+            </w:r>
+          </w:p>
+        </w:tc>
+        <w:tc>
+          <w:tcPr>
+            <w:tcBorders>
+              <w:top w:val="single" w:color="000000" w:sz="8" w:space="0"/>
+              <w:left w:val="dotted" w:color="auto" w:sz="0" w:space="0"/>
+              <w:bottom w:val="single" w:color="000000" w:sz="8" w:space="0"/>
+              <w:right w:val="single" w:color="000000" w:sz="8" w:space="0"/>
+            </w:tcBorders>
+            <w:shd w:val="clear" w:color="auto" w:fill="FFFFFF"/>
+            <w:tcMar>
+              <w:top w:w="60" w:type="dxa"/>
+              <w:left w:w="120" w:type="dxa"/>
+              <w:bottom w:w="60" w:type="dxa"/>
+              <w:right w:w="120" w:type="dxa"/>
+            </w:tcMar>
+          </w:tcPr>
+          <w:p>
+            <w:pPr>
+              <w:rPr>
+                <w:rFonts w:hint="default" w:ascii="Times New Roman" w:hAnsi="Times New Roman" w:cs="Times New Roman"/>
+                <w:color w:val="000000"/>
+              </w:rPr>
+            </w:pPr>
+            <w:r>
+              <w:rPr>
+                <w:rFonts w:hint="default" w:ascii="Times New Roman" w:hAnsi="Times New Roman" w:eastAsia="Arial" w:cs="Times New Roman"/>
+                <w:color w:val="000000"/>
+                <w:sz w:val="20"/>
+                <w:szCs w:val="20"/>
+              </w:rPr>
+              <w:t>Number of '.' characters in the URL</w:t>
+            </w:r>
+          </w:p>
+        </w:tc>
+      </w:tr>
+      <w:tr>
+        <w:tblPrEx>
+          <w:tblBorders>
+            <w:top w:val="single" w:color="auto" w:sz="4" w:space="0"/>
+            <w:left w:val="single" w:color="auto" w:sz="4" w:space="0"/>
+            <w:bottom w:val="single" w:color="auto" w:sz="4" w:space="0"/>
+            <w:right w:val="single" w:color="auto" w:sz="4" w:space="0"/>
+            <w:insideH w:val="single" w:color="auto" w:sz="4" w:space="0"/>
+            <w:insideV w:val="single" w:color="auto" w:sz="4" w:space="0"/>
+          </w:tblBorders>
+          <w:tblCellMar>
+            <w:top w:w="0" w:type="dxa"/>
+            <w:left w:w="10" w:type="dxa"/>
+            <w:bottom w:w="0" w:type="dxa"/>
+            <w:right w:w="10" w:type="dxa"/>
+          </w:tblCellMar>
+        </w:tblPrEx>
+        <w:tc>
+          <w:tcPr>
+            <w:tcBorders>
+              <w:top w:val="single" w:color="000000" w:sz="8" w:space="0"/>
+              <w:left w:val="single" w:color="000000" w:sz="8" w:space="0"/>
+              <w:bottom w:val="single" w:color="000000" w:sz="8" w:space="0"/>
+              <w:right w:val="dotted" w:color="auto" w:sz="0" w:space="0"/>
+            </w:tcBorders>
+            <w:shd w:val="clear" w:color="auto" w:fill="FFFFFF"/>
+            <w:tcMar>
+              <w:top w:w="60" w:type="dxa"/>
+              <w:left w:w="120" w:type="dxa"/>
+              <w:bottom w:w="60" w:type="dxa"/>
+              <w:right w:w="120" w:type="dxa"/>
+            </w:tcMar>
+          </w:tcPr>
+          <w:p>
+            <w:pPr>
+              <w:rPr>
+                <w:rFonts w:hint="default" w:ascii="Times New Roman" w:hAnsi="Times New Roman" w:cs="Times New Roman"/>
+                <w:color w:val="000000"/>
+              </w:rPr>
+            </w:pPr>
+            <w:r>
+              <w:rPr>
+                <w:rFonts w:hint="default" w:ascii="Times New Roman" w:hAnsi="Times New Roman" w:eastAsia="Arial" w:cs="Times New Roman"/>
+                <w:color w:val="000000"/>
+                <w:sz w:val="20"/>
+                <w:szCs w:val="20"/>
+              </w:rPr>
+              <w:t>hyphen_count</w:t>
+            </w:r>
+          </w:p>
+        </w:tc>
+        <w:tc>
+          <w:tcPr>
+            <w:tcBorders>
+              <w:top w:val="single" w:color="000000" w:sz="8" w:space="0"/>
+              <w:left w:val="dotted" w:color="auto" w:sz="0" w:space="0"/>
+              <w:bottom w:val="single" w:color="000000" w:sz="8" w:space="0"/>
+              <w:right w:val="dotted" w:color="auto" w:sz="0" w:space="0"/>
+            </w:tcBorders>
+            <w:shd w:val="clear" w:color="auto" w:fill="FFFFFF"/>
+            <w:tcMar>
+              <w:top w:w="60" w:type="dxa"/>
+              <w:left w:w="120" w:type="dxa"/>
+              <w:bottom w:w="60" w:type="dxa"/>
+              <w:right w:w="120" w:type="dxa"/>
+            </w:tcMar>
+          </w:tcPr>
+          <w:p>
+            <w:pPr>
+              <w:rPr>
+                <w:rFonts w:hint="default" w:ascii="Times New Roman" w:hAnsi="Times New Roman" w:cs="Times New Roman"/>
+                <w:color w:val="000000"/>
+              </w:rPr>
+            </w:pPr>
+            <w:r>
+              <w:rPr>
+                <w:rFonts w:hint="default" w:ascii="Times New Roman" w:hAnsi="Times New Roman" w:eastAsia="Arial" w:cs="Times New Roman"/>
+                <w:color w:val="000000"/>
+                <w:sz w:val="20"/>
+                <w:szCs w:val="20"/>
+              </w:rPr>
+              <w:t>Integer</w:t>
+            </w:r>
+          </w:p>
+        </w:tc>
+        <w:tc>
+          <w:tcPr>
+            <w:tcBorders>
+              <w:top w:val="single" w:color="000000" w:sz="8" w:space="0"/>
+              <w:left w:val="dotted" w:color="auto" w:sz="0" w:space="0"/>
+              <w:bottom w:val="single" w:color="000000" w:sz="8" w:space="0"/>
+              <w:right w:val="single" w:color="000000" w:sz="8" w:space="0"/>
+            </w:tcBorders>
+            <w:shd w:val="clear" w:color="auto" w:fill="FFFFFF"/>
+            <w:tcMar>
+              <w:top w:w="60" w:type="dxa"/>
+              <w:left w:w="120" w:type="dxa"/>
+              <w:bottom w:w="60" w:type="dxa"/>
+              <w:right w:w="120" w:type="dxa"/>
+            </w:tcMar>
+          </w:tcPr>
+          <w:p>
+            <w:pPr>
+              <w:rPr>
+                <w:rFonts w:hint="default" w:ascii="Times New Roman" w:hAnsi="Times New Roman" w:cs="Times New Roman"/>
+                <w:color w:val="000000"/>
+              </w:rPr>
+            </w:pPr>
+            <w:r>
+              <w:rPr>
+                <w:rFonts w:hint="default" w:ascii="Times New Roman" w:hAnsi="Times New Roman" w:eastAsia="Arial" w:cs="Times New Roman"/>
+                <w:color w:val="000000"/>
+                <w:sz w:val="20"/>
+                <w:szCs w:val="20"/>
+              </w:rPr>
+              <w:t>Number of '-' characters in the URL</w:t>
+            </w:r>
+          </w:p>
+        </w:tc>
+      </w:tr>
+      <w:tr>
+        <w:tblPrEx>
+          <w:tblBorders>
+            <w:top w:val="single" w:color="auto" w:sz="4" w:space="0"/>
+            <w:left w:val="single" w:color="auto" w:sz="4" w:space="0"/>
+            <w:bottom w:val="single" w:color="auto" w:sz="4" w:space="0"/>
+            <w:right w:val="single" w:color="auto" w:sz="4" w:space="0"/>
+            <w:insideH w:val="single" w:color="auto" w:sz="4" w:space="0"/>
+            <w:insideV w:val="single" w:color="auto" w:sz="4" w:space="0"/>
+          </w:tblBorders>
+          <w:tblCellMar>
+            <w:top w:w="0" w:type="dxa"/>
+            <w:left w:w="10" w:type="dxa"/>
+            <w:bottom w:w="0" w:type="dxa"/>
+            <w:right w:w="10" w:type="dxa"/>
+          </w:tblCellMar>
+        </w:tblPrEx>
+        <w:tc>
+          <w:tcPr>
+            <w:tcBorders>
+              <w:top w:val="single" w:color="000000" w:sz="8" w:space="0"/>
+              <w:left w:val="single" w:color="000000" w:sz="8" w:space="0"/>
+              <w:bottom w:val="single" w:color="000000" w:sz="8" w:space="0"/>
+              <w:right w:val="dotted" w:color="auto" w:sz="0" w:space="0"/>
+            </w:tcBorders>
+            <w:shd w:val="clear" w:color="auto" w:fill="FFFFFF"/>
+            <w:tcMar>
+              <w:top w:w="60" w:type="dxa"/>
+              <w:left w:w="120" w:type="dxa"/>
+              <w:bottom w:w="60" w:type="dxa"/>
+              <w:right w:w="120" w:type="dxa"/>
+            </w:tcMar>
+          </w:tcPr>
+          <w:p>
+            <w:pPr>
+              <w:rPr>
+                <w:rFonts w:hint="default" w:ascii="Times New Roman" w:hAnsi="Times New Roman" w:cs="Times New Roman"/>
+                <w:color w:val="000000"/>
+              </w:rPr>
+            </w:pPr>
+            <w:r>
+              <w:rPr>
+                <w:rFonts w:hint="default" w:ascii="Times New Roman" w:hAnsi="Times New Roman" w:eastAsia="Arial" w:cs="Times New Roman"/>
+                <w:color w:val="000000"/>
+                <w:sz w:val="20"/>
+                <w:szCs w:val="20"/>
+              </w:rPr>
+              <w:t>at_symbol</w:t>
+            </w:r>
+          </w:p>
+        </w:tc>
+        <w:tc>
+          <w:tcPr>
+            <w:tcBorders>
+              <w:top w:val="single" w:color="000000" w:sz="8" w:space="0"/>
+              <w:left w:val="dotted" w:color="auto" w:sz="0" w:space="0"/>
+              <w:bottom w:val="single" w:color="000000" w:sz="8" w:space="0"/>
+              <w:right w:val="dotted" w:color="auto" w:sz="0" w:space="0"/>
+            </w:tcBorders>
+            <w:shd w:val="clear" w:color="auto" w:fill="FFFFFF"/>
+            <w:tcMar>
+              <w:top w:w="60" w:type="dxa"/>
+              <w:left w:w="120" w:type="dxa"/>
+              <w:bottom w:w="60" w:type="dxa"/>
+              <w:right w:w="120" w:type="dxa"/>
+            </w:tcMar>
+          </w:tcPr>
+          <w:p>
+            <w:pPr>
+              <w:rPr>
+                <w:rFonts w:hint="default" w:ascii="Times New Roman" w:hAnsi="Times New Roman" w:cs="Times New Roman"/>
+                <w:color w:val="000000"/>
+              </w:rPr>
+            </w:pPr>
+            <w:r>
+              <w:rPr>
+                <w:rFonts w:hint="default" w:ascii="Times New Roman" w:hAnsi="Times New Roman" w:eastAsia="Arial" w:cs="Times New Roman"/>
+                <w:color w:val="000000"/>
+                <w:sz w:val="20"/>
+                <w:szCs w:val="20"/>
+              </w:rPr>
+              <w:t>Binary</w:t>
+            </w:r>
+          </w:p>
+        </w:tc>
+        <w:tc>
+          <w:tcPr>
+            <w:tcBorders>
+              <w:top w:val="single" w:color="000000" w:sz="8" w:space="0"/>
+              <w:left w:val="dotted" w:color="auto" w:sz="0" w:space="0"/>
+              <w:bottom w:val="single" w:color="000000" w:sz="8" w:space="0"/>
+              <w:right w:val="single" w:color="000000" w:sz="8" w:space="0"/>
+            </w:tcBorders>
+            <w:shd w:val="clear" w:color="auto" w:fill="FFFFFF"/>
+            <w:tcMar>
+              <w:top w:w="60" w:type="dxa"/>
+              <w:left w:w="120" w:type="dxa"/>
+              <w:bottom w:w="60" w:type="dxa"/>
+              <w:right w:w="120" w:type="dxa"/>
+            </w:tcMar>
+          </w:tcPr>
+          <w:p>
+            <w:pPr>
+              <w:rPr>
+                <w:rFonts w:hint="default" w:ascii="Times New Roman" w:hAnsi="Times New Roman" w:cs="Times New Roman"/>
+                <w:color w:val="000000"/>
+              </w:rPr>
+            </w:pPr>
+            <w:r>
+              <w:rPr>
+                <w:rFonts w:hint="default" w:ascii="Times New Roman" w:hAnsi="Times New Roman" w:eastAsia="Arial" w:cs="Times New Roman"/>
+                <w:color w:val="000000"/>
+                <w:sz w:val="20"/>
+                <w:szCs w:val="20"/>
+              </w:rPr>
+              <w:t>1 if '@' symbol is present, 0 otherwise</w:t>
+            </w:r>
+          </w:p>
+        </w:tc>
+      </w:tr>
+      <w:tr>
+        <w:tblPrEx>
+          <w:tblBorders>
+            <w:top w:val="single" w:color="auto" w:sz="4" w:space="0"/>
+            <w:left w:val="single" w:color="auto" w:sz="4" w:space="0"/>
+            <w:bottom w:val="single" w:color="auto" w:sz="4" w:space="0"/>
+            <w:right w:val="single" w:color="auto" w:sz="4" w:space="0"/>
+            <w:insideH w:val="single" w:color="auto" w:sz="4" w:space="0"/>
+            <w:insideV w:val="single" w:color="auto" w:sz="4" w:space="0"/>
+          </w:tblBorders>
+          <w:tblCellMar>
+            <w:top w:w="0" w:type="dxa"/>
+            <w:left w:w="10" w:type="dxa"/>
+            <w:bottom w:w="0" w:type="dxa"/>
+            <w:right w:w="10" w:type="dxa"/>
+          </w:tblCellMar>
+        </w:tblPrEx>
+        <w:tc>
+          <w:tcPr>
+            <w:tcBorders>
+              <w:top w:val="single" w:color="000000" w:sz="8" w:space="0"/>
+              <w:left w:val="single" w:color="000000" w:sz="8" w:space="0"/>
+              <w:bottom w:val="single" w:color="000000" w:sz="8" w:space="0"/>
+              <w:right w:val="dotted" w:color="auto" w:sz="0" w:space="0"/>
+            </w:tcBorders>
+            <w:shd w:val="clear" w:color="auto" w:fill="FFFFFF"/>
+            <w:tcMar>
+              <w:top w:w="60" w:type="dxa"/>
+              <w:left w:w="120" w:type="dxa"/>
+              <w:bottom w:w="60" w:type="dxa"/>
+              <w:right w:w="120" w:type="dxa"/>
+            </w:tcMar>
+          </w:tcPr>
+          <w:p>
+            <w:pPr>
+              <w:rPr>
+                <w:rFonts w:hint="default" w:ascii="Times New Roman" w:hAnsi="Times New Roman" w:cs="Times New Roman"/>
+                <w:color w:val="000000"/>
+              </w:rPr>
+            </w:pPr>
+            <w:r>
+              <w:rPr>
+                <w:rFonts w:hint="default" w:ascii="Times New Roman" w:hAnsi="Times New Roman" w:eastAsia="Arial" w:cs="Times New Roman"/>
+                <w:color w:val="000000"/>
+                <w:sz w:val="20"/>
+                <w:szCs w:val="20"/>
+              </w:rPr>
+              <w:t>double_slash_redirect</w:t>
+            </w:r>
+          </w:p>
+        </w:tc>
+        <w:tc>
+          <w:tcPr>
+            <w:tcBorders>
+              <w:top w:val="single" w:color="000000" w:sz="8" w:space="0"/>
+              <w:left w:val="dotted" w:color="auto" w:sz="0" w:space="0"/>
+              <w:bottom w:val="single" w:color="000000" w:sz="8" w:space="0"/>
+              <w:right w:val="dotted" w:color="auto" w:sz="0" w:space="0"/>
+            </w:tcBorders>
+            <w:shd w:val="clear" w:color="auto" w:fill="FFFFFF"/>
+            <w:tcMar>
+              <w:top w:w="60" w:type="dxa"/>
+              <w:left w:w="120" w:type="dxa"/>
+              <w:bottom w:w="60" w:type="dxa"/>
+              <w:right w:w="120" w:type="dxa"/>
+            </w:tcMar>
+          </w:tcPr>
+          <w:p>
+            <w:pPr>
+              <w:rPr>
+                <w:rFonts w:hint="default" w:ascii="Times New Roman" w:hAnsi="Times New Roman" w:cs="Times New Roman"/>
+                <w:color w:val="000000"/>
+              </w:rPr>
+            </w:pPr>
+            <w:r>
+              <w:rPr>
+                <w:rFonts w:hint="default" w:ascii="Times New Roman" w:hAnsi="Times New Roman" w:eastAsia="Arial" w:cs="Times New Roman"/>
+                <w:color w:val="000000"/>
+                <w:sz w:val="20"/>
+                <w:szCs w:val="20"/>
+              </w:rPr>
+              <w:t>Binary</w:t>
+            </w:r>
+          </w:p>
+        </w:tc>
+        <w:tc>
+          <w:tcPr>
+            <w:tcBorders>
+              <w:top w:val="single" w:color="000000" w:sz="8" w:space="0"/>
+              <w:left w:val="dotted" w:color="auto" w:sz="0" w:space="0"/>
+              <w:bottom w:val="single" w:color="000000" w:sz="8" w:space="0"/>
+              <w:right w:val="single" w:color="000000" w:sz="8" w:space="0"/>
+            </w:tcBorders>
+            <w:shd w:val="clear" w:color="auto" w:fill="FFFFFF"/>
+            <w:tcMar>
+              <w:top w:w="60" w:type="dxa"/>
+              <w:left w:w="120" w:type="dxa"/>
+              <w:bottom w:w="60" w:type="dxa"/>
+              <w:right w:w="120" w:type="dxa"/>
+            </w:tcMar>
+          </w:tcPr>
+          <w:p>
+            <w:pPr>
+              <w:rPr>
+                <w:rFonts w:hint="default" w:ascii="Times New Roman" w:hAnsi="Times New Roman" w:cs="Times New Roman"/>
+                <w:color w:val="000000"/>
+              </w:rPr>
+            </w:pPr>
+            <w:r>
+              <w:rPr>
+                <w:rFonts w:hint="default" w:ascii="Times New Roman" w:hAnsi="Times New Roman" w:eastAsia="Arial" w:cs="Times New Roman"/>
+                <w:color w:val="000000"/>
+                <w:sz w:val="20"/>
+                <w:szCs w:val="20"/>
+              </w:rPr>
+              <w:t>1 if '//' appears after the protocol indicator</w:t>
+            </w:r>
+          </w:p>
+        </w:tc>
+      </w:tr>
+      <w:tr>
+        <w:tblPrEx>
+          <w:tblBorders>
+            <w:top w:val="single" w:color="auto" w:sz="4" w:space="0"/>
+            <w:left w:val="single" w:color="auto" w:sz="4" w:space="0"/>
+            <w:bottom w:val="single" w:color="auto" w:sz="4" w:space="0"/>
+            <w:right w:val="single" w:color="auto" w:sz="4" w:space="0"/>
+            <w:insideH w:val="single" w:color="auto" w:sz="4" w:space="0"/>
+            <w:insideV w:val="single" w:color="auto" w:sz="4" w:space="0"/>
+          </w:tblBorders>
+          <w:tblCellMar>
+            <w:top w:w="0" w:type="dxa"/>
+            <w:left w:w="10" w:type="dxa"/>
+            <w:bottom w:w="0" w:type="dxa"/>
+            <w:right w:w="10" w:type="dxa"/>
+          </w:tblCellMar>
+        </w:tblPrEx>
+        <w:tc>
+          <w:tcPr>
+            <w:tcBorders>
+              <w:top w:val="single" w:color="000000" w:sz="8" w:space="0"/>
+              <w:left w:val="single" w:color="000000" w:sz="8" w:space="0"/>
+              <w:bottom w:val="single" w:color="000000" w:sz="8" w:space="0"/>
+              <w:right w:val="dotted" w:color="auto" w:sz="0" w:space="0"/>
+            </w:tcBorders>
+            <w:shd w:val="clear" w:color="auto" w:fill="FFFFFF"/>
+            <w:tcMar>
+              <w:top w:w="60" w:type="dxa"/>
+              <w:left w:w="120" w:type="dxa"/>
+              <w:bottom w:w="60" w:type="dxa"/>
+              <w:right w:w="120" w:type="dxa"/>
+            </w:tcMar>
+          </w:tcPr>
+          <w:p>
+            <w:pPr>
+              <w:rPr>
+                <w:rFonts w:hint="default" w:ascii="Times New Roman" w:hAnsi="Times New Roman" w:cs="Times New Roman"/>
+                <w:color w:val="000000"/>
+              </w:rPr>
+            </w:pPr>
+            <w:r>
+              <w:rPr>
+                <w:rFonts w:hint="default" w:ascii="Times New Roman" w:hAnsi="Times New Roman" w:eastAsia="Arial" w:cs="Times New Roman"/>
+                <w:color w:val="000000"/>
+                <w:sz w:val="20"/>
+                <w:szCs w:val="20"/>
+              </w:rPr>
+              <w:t>prefix_suffix</w:t>
+            </w:r>
+          </w:p>
+        </w:tc>
+        <w:tc>
+          <w:tcPr>
+            <w:tcBorders>
+              <w:top w:val="single" w:color="000000" w:sz="8" w:space="0"/>
+              <w:left w:val="dotted" w:color="auto" w:sz="0" w:space="0"/>
+              <w:bottom w:val="single" w:color="000000" w:sz="8" w:space="0"/>
+              <w:right w:val="dotted" w:color="auto" w:sz="0" w:space="0"/>
+            </w:tcBorders>
+            <w:shd w:val="clear" w:color="auto" w:fill="FFFFFF"/>
+            <w:tcMar>
+              <w:top w:w="60" w:type="dxa"/>
+              <w:left w:w="120" w:type="dxa"/>
+              <w:bottom w:w="60" w:type="dxa"/>
+              <w:right w:w="120" w:type="dxa"/>
+            </w:tcMar>
+          </w:tcPr>
+          <w:p>
+            <w:pPr>
+              <w:rPr>
+                <w:rFonts w:hint="default" w:ascii="Times New Roman" w:hAnsi="Times New Roman" w:cs="Times New Roman"/>
+                <w:color w:val="000000"/>
+              </w:rPr>
+            </w:pPr>
+            <w:r>
+              <w:rPr>
+                <w:rFonts w:hint="default" w:ascii="Times New Roman" w:hAnsi="Times New Roman" w:eastAsia="Arial" w:cs="Times New Roman"/>
+                <w:color w:val="000000"/>
+                <w:sz w:val="20"/>
+                <w:szCs w:val="20"/>
+              </w:rPr>
+              <w:t>Binary</w:t>
+            </w:r>
+          </w:p>
+        </w:tc>
+        <w:tc>
+          <w:tcPr>
+            <w:tcBorders>
+              <w:top w:val="single" w:color="000000" w:sz="8" w:space="0"/>
+              <w:left w:val="dotted" w:color="auto" w:sz="0" w:space="0"/>
+              <w:bottom w:val="single" w:color="000000" w:sz="8" w:space="0"/>
+              <w:right w:val="single" w:color="000000" w:sz="8" w:space="0"/>
+            </w:tcBorders>
+            <w:shd w:val="clear" w:color="auto" w:fill="FFFFFF"/>
+            <w:tcMar>
+              <w:top w:w="60" w:type="dxa"/>
+              <w:left w:w="120" w:type="dxa"/>
+              <w:bottom w:w="60" w:type="dxa"/>
+              <w:right w:w="120" w:type="dxa"/>
+            </w:tcMar>
+          </w:tcPr>
+          <w:p>
+            <w:pPr>
+              <w:rPr>
+                <w:rFonts w:hint="default" w:ascii="Times New Roman" w:hAnsi="Times New Roman" w:cs="Times New Roman"/>
+                <w:color w:val="000000"/>
+              </w:rPr>
+            </w:pPr>
+            <w:r>
+              <w:rPr>
+                <w:rFonts w:hint="default" w:ascii="Times New Roman" w:hAnsi="Times New Roman" w:eastAsia="Arial" w:cs="Times New Roman"/>
+                <w:color w:val="000000"/>
+                <w:sz w:val="20"/>
+                <w:szCs w:val="20"/>
+              </w:rPr>
+              <w:t>1 if '-' is present in the domain name</w:t>
+            </w:r>
+          </w:p>
+        </w:tc>
+      </w:tr>
+      <w:tr>
+        <w:tblPrEx>
+          <w:tblBorders>
+            <w:top w:val="single" w:color="auto" w:sz="4" w:space="0"/>
+            <w:left w:val="single" w:color="auto" w:sz="4" w:space="0"/>
+            <w:bottom w:val="single" w:color="auto" w:sz="4" w:space="0"/>
+            <w:right w:val="single" w:color="auto" w:sz="4" w:space="0"/>
+            <w:insideH w:val="single" w:color="auto" w:sz="4" w:space="0"/>
+            <w:insideV w:val="single" w:color="auto" w:sz="4" w:space="0"/>
+          </w:tblBorders>
+          <w:tblCellMar>
+            <w:top w:w="0" w:type="dxa"/>
+            <w:left w:w="10" w:type="dxa"/>
+            <w:bottom w:w="0" w:type="dxa"/>
+            <w:right w:w="10" w:type="dxa"/>
+          </w:tblCellMar>
+        </w:tblPrEx>
+        <w:tc>
+          <w:tcPr>
+            <w:tcBorders>
+              <w:top w:val="single" w:color="000000" w:sz="8" w:space="0"/>
+              <w:left w:val="single" w:color="000000" w:sz="8" w:space="0"/>
+              <w:bottom w:val="single" w:color="000000" w:sz="8" w:space="0"/>
+              <w:right w:val="dotted" w:color="auto" w:sz="0" w:space="0"/>
+            </w:tcBorders>
+            <w:shd w:val="clear" w:color="auto" w:fill="FFFFFF"/>
+            <w:tcMar>
+              <w:top w:w="60" w:type="dxa"/>
+              <w:left w:w="120" w:type="dxa"/>
+              <w:bottom w:w="60" w:type="dxa"/>
+              <w:right w:w="120" w:type="dxa"/>
+            </w:tcMar>
+          </w:tcPr>
+          <w:p>
+            <w:pPr>
+              <w:rPr>
+                <w:rFonts w:hint="default" w:ascii="Times New Roman" w:hAnsi="Times New Roman" w:cs="Times New Roman"/>
+                <w:color w:val="000000"/>
+              </w:rPr>
+            </w:pPr>
+            <w:r>
+              <w:rPr>
+                <w:rFonts w:hint="default" w:ascii="Times New Roman" w:hAnsi="Times New Roman" w:eastAsia="Arial" w:cs="Times New Roman"/>
+                <w:color w:val="000000"/>
+                <w:sz w:val="20"/>
+                <w:szCs w:val="20"/>
+              </w:rPr>
+              <w:t>shortening_service</w:t>
+            </w:r>
+          </w:p>
+        </w:tc>
+        <w:tc>
+          <w:tcPr>
+            <w:tcBorders>
+              <w:top w:val="single" w:color="000000" w:sz="8" w:space="0"/>
+              <w:left w:val="dotted" w:color="auto" w:sz="0" w:space="0"/>
+              <w:bottom w:val="single" w:color="000000" w:sz="8" w:space="0"/>
+              <w:right w:val="dotted" w:color="auto" w:sz="0" w:space="0"/>
+            </w:tcBorders>
+            <w:shd w:val="clear" w:color="auto" w:fill="FFFFFF"/>
+            <w:tcMar>
+              <w:top w:w="60" w:type="dxa"/>
+              <w:left w:w="120" w:type="dxa"/>
+              <w:bottom w:w="60" w:type="dxa"/>
+              <w:right w:w="120" w:type="dxa"/>
+            </w:tcMar>
+          </w:tcPr>
+          <w:p>
+            <w:pPr>
+              <w:rPr>
+                <w:rFonts w:hint="default" w:ascii="Times New Roman" w:hAnsi="Times New Roman" w:cs="Times New Roman"/>
+                <w:color w:val="000000"/>
+              </w:rPr>
+            </w:pPr>
+            <w:r>
+              <w:rPr>
+                <w:rFonts w:hint="default" w:ascii="Times New Roman" w:hAnsi="Times New Roman" w:eastAsia="Arial" w:cs="Times New Roman"/>
+                <w:color w:val="000000"/>
+                <w:sz w:val="20"/>
+                <w:szCs w:val="20"/>
+              </w:rPr>
+              <w:t>Binary</w:t>
+            </w:r>
+          </w:p>
+        </w:tc>
+        <w:tc>
+          <w:tcPr>
+            <w:tcBorders>
+              <w:top w:val="single" w:color="000000" w:sz="8" w:space="0"/>
+              <w:left w:val="dotted" w:color="auto" w:sz="0" w:space="0"/>
+              <w:bottom w:val="single" w:color="000000" w:sz="8" w:space="0"/>
+              <w:right w:val="single" w:color="000000" w:sz="8" w:space="0"/>
+            </w:tcBorders>
+            <w:shd w:val="clear" w:color="auto" w:fill="FFFFFF"/>
+            <w:tcMar>
+              <w:top w:w="60" w:type="dxa"/>
+              <w:left w:w="120" w:type="dxa"/>
+              <w:bottom w:w="60" w:type="dxa"/>
+              <w:right w:w="120" w:type="dxa"/>
+            </w:tcMar>
+          </w:tcPr>
+          <w:p>
+            <w:pPr>
+              <w:rPr>
+                <w:rFonts w:hint="default" w:ascii="Times New Roman" w:hAnsi="Times New Roman" w:cs="Times New Roman"/>
+                <w:color w:val="000000"/>
+              </w:rPr>
+            </w:pPr>
+            <w:r>
+              <w:rPr>
+                <w:rFonts w:hint="default" w:ascii="Times New Roman" w:hAnsi="Times New Roman" w:eastAsia="Arial" w:cs="Times New Roman"/>
+                <w:color w:val="000000"/>
+                <w:sz w:val="20"/>
+                <w:szCs w:val="20"/>
+              </w:rPr>
+              <w:t>1 if a URL shortening service is detected</w:t>
+            </w:r>
+          </w:p>
+        </w:tc>
+      </w:tr>
+      <w:tr>
+        <w:tblPrEx>
+          <w:tblBorders>
+            <w:top w:val="single" w:color="auto" w:sz="4" w:space="0"/>
+            <w:left w:val="single" w:color="auto" w:sz="4" w:space="0"/>
+            <w:bottom w:val="single" w:color="auto" w:sz="4" w:space="0"/>
+            <w:right w:val="single" w:color="auto" w:sz="4" w:space="0"/>
+            <w:insideH w:val="single" w:color="auto" w:sz="4" w:space="0"/>
+            <w:insideV w:val="single" w:color="auto" w:sz="4" w:space="0"/>
+          </w:tblBorders>
+          <w:tblCellMar>
+            <w:top w:w="0" w:type="dxa"/>
+            <w:left w:w="10" w:type="dxa"/>
+            <w:bottom w:w="0" w:type="dxa"/>
+            <w:right w:w="10" w:type="dxa"/>
+          </w:tblCellMar>
+        </w:tblPrEx>
+        <w:tc>
+          <w:tcPr>
+            <w:tcBorders>
+              <w:top w:val="single" w:color="000000" w:sz="8" w:space="0"/>
+              <w:left w:val="single" w:color="000000" w:sz="8" w:space="0"/>
+              <w:bottom w:val="single" w:color="000000" w:sz="8" w:space="0"/>
+              <w:right w:val="dotted" w:color="auto" w:sz="0" w:space="0"/>
+            </w:tcBorders>
+            <w:shd w:val="clear" w:color="auto" w:fill="FFFFFF"/>
+            <w:tcMar>
+              <w:top w:w="60" w:type="dxa"/>
+              <w:left w:w="120" w:type="dxa"/>
+              <w:bottom w:w="60" w:type="dxa"/>
+              <w:right w:w="120" w:type="dxa"/>
+            </w:tcMar>
+          </w:tcPr>
+          <w:p>
+            <w:pPr>
+              <w:rPr>
+                <w:rFonts w:hint="default" w:ascii="Times New Roman" w:hAnsi="Times New Roman" w:cs="Times New Roman"/>
+                <w:color w:val="000000"/>
+              </w:rPr>
+            </w:pPr>
+            <w:r>
+              <w:rPr>
+                <w:rFonts w:hint="default" w:ascii="Times New Roman" w:hAnsi="Times New Roman" w:eastAsia="Arial" w:cs="Times New Roman"/>
+                <w:color w:val="000000"/>
+                <w:sz w:val="20"/>
+                <w:szCs w:val="20"/>
+              </w:rPr>
+              <w:t>suspicious_tld</w:t>
+            </w:r>
+          </w:p>
+        </w:tc>
+        <w:tc>
+          <w:tcPr>
+            <w:tcBorders>
+              <w:top w:val="single" w:color="000000" w:sz="8" w:space="0"/>
+              <w:left w:val="dotted" w:color="auto" w:sz="0" w:space="0"/>
+              <w:bottom w:val="single" w:color="000000" w:sz="8" w:space="0"/>
+              <w:right w:val="dotted" w:color="auto" w:sz="0" w:space="0"/>
+            </w:tcBorders>
+            <w:shd w:val="clear" w:color="auto" w:fill="FFFFFF"/>
+            <w:tcMar>
+              <w:top w:w="60" w:type="dxa"/>
+              <w:left w:w="120" w:type="dxa"/>
+              <w:bottom w:w="60" w:type="dxa"/>
+              <w:right w:w="120" w:type="dxa"/>
+            </w:tcMar>
+          </w:tcPr>
+          <w:p>
+            <w:pPr>
+              <w:rPr>
+                <w:rFonts w:hint="default" w:ascii="Times New Roman" w:hAnsi="Times New Roman" w:cs="Times New Roman"/>
+                <w:color w:val="000000"/>
+              </w:rPr>
+            </w:pPr>
+            <w:r>
+              <w:rPr>
+                <w:rFonts w:hint="default" w:ascii="Times New Roman" w:hAnsi="Times New Roman" w:eastAsia="Arial" w:cs="Times New Roman"/>
+                <w:color w:val="000000"/>
+                <w:sz w:val="20"/>
+                <w:szCs w:val="20"/>
+              </w:rPr>
+              <w:t>Binary</w:t>
+            </w:r>
+          </w:p>
+        </w:tc>
+        <w:tc>
+          <w:tcPr>
+            <w:tcBorders>
+              <w:top w:val="single" w:color="000000" w:sz="8" w:space="0"/>
+              <w:left w:val="dotted" w:color="auto" w:sz="0" w:space="0"/>
+              <w:bottom w:val="single" w:color="000000" w:sz="8" w:space="0"/>
+              <w:right w:val="single" w:color="000000" w:sz="8" w:space="0"/>
+            </w:tcBorders>
+            <w:shd w:val="clear" w:color="auto" w:fill="FFFFFF"/>
+            <w:tcMar>
+              <w:top w:w="60" w:type="dxa"/>
+              <w:left w:w="120" w:type="dxa"/>
+              <w:bottom w:w="60" w:type="dxa"/>
+              <w:right w:w="120" w:type="dxa"/>
+            </w:tcMar>
+          </w:tcPr>
+          <w:p>
+            <w:pPr>
+              <w:rPr>
+                <w:rFonts w:hint="default" w:ascii="Times New Roman" w:hAnsi="Times New Roman" w:cs="Times New Roman"/>
+                <w:color w:val="000000"/>
+              </w:rPr>
+            </w:pPr>
+            <w:r>
+              <w:rPr>
+                <w:rFonts w:hint="default" w:ascii="Times New Roman" w:hAnsi="Times New Roman" w:eastAsia="Arial" w:cs="Times New Roman"/>
+                <w:color w:val="000000"/>
+                <w:sz w:val="20"/>
+                <w:szCs w:val="20"/>
+              </w:rPr>
+              <w:t>1 if TLD is in the high-risk set (.tk, .ml, .ga, .cf)</w:t>
+            </w:r>
+          </w:p>
+        </w:tc>
+      </w:tr>
+    </w:tbl>
+    <w:p>
+      <w:pPr>
+        <w:spacing w:before="60" w:after="160"/>
+        <w:jc w:val="center"/>
+        <w:rPr>
+          <w:rFonts w:hint="default" w:ascii="Times New Roman" w:hAnsi="Times New Roman" w:cs="Times New Roman"/>
+          <w:color w:val="auto"/>
+        </w:rPr>
+      </w:pPr>
+      <w:r>
+        <w:rPr>
+          <w:rFonts w:hint="default" w:ascii="Times New Roman" w:hAnsi="Times New Roman" w:eastAsia="Arial" w:cs="Times New Roman"/>
+          <w:i/>
+          <w:iCs/>
+          <w:color w:val="auto"/>
+          <w:sz w:val="18"/>
+          <w:szCs w:val="18"/>
+        </w:rPr>
+        <w:t>Table 3.1: URL-Based Features Extracted by the Feature Engineering Pipeline</w:t>
+      </w:r>
+    </w:p>
+    <w:p>
+      <w:pPr>
+        <w:pStyle w:val="4"/>
+        <w:spacing w:before="200" w:after="100"/>
+        <w:rPr>
+          <w:rFonts w:hint="default" w:ascii="Times New Roman" w:hAnsi="Times New Roman" w:cs="Times New Roman"/>
+          <w:color w:val="auto"/>
+        </w:rPr>
+      </w:pPr>
+      <w:r>
+        <w:rPr>
+          <w:rFonts w:hint="default" w:ascii="Times New Roman" w:hAnsi="Times New Roman" w:eastAsia="Arial" w:cs="Times New Roman"/>
+          <w:b/>
+          <w:bCs/>
+          <w:color w:val="auto"/>
+          <w:sz w:val="24"/>
+          <w:szCs w:val="24"/>
+        </w:rPr>
+        <w:t>3.4.2 Domain-Based Features (3 Features)</w:t>
+      </w:r>
+    </w:p>
+    <w:p>
+      <w:pPr>
+        <w:spacing w:before="80" w:after="120" w:line="276" w:lineRule="auto"/>
+        <w:jc w:val="both"/>
+        <w:rPr>
+          <w:rFonts w:hint="default" w:ascii="Times New Roman" w:hAnsi="Times New Roman" w:cs="Times New Roman"/>
+          <w:color w:val="auto"/>
+        </w:rPr>
+      </w:pPr>
+      <w:r>
+        <w:rPr>
+          <w:rFonts w:hint="default" w:ascii="Times New Roman" w:hAnsi="Times New Roman" w:eastAsia="Arial" w:cs="Times New Roman"/>
+          <w:color w:val="auto"/>
+          <w:sz w:val="22"/>
+          <w:szCs w:val="22"/>
+        </w:rPr>
+        <w:t>Domain-based features require network requests — WHOIS queries for domain age and DNS lookups for record presence — adding latency of 2–3 seconds per URL. Caching of results for previously queried domains substantially reduces this overhead in practice. Three domain-based features are extracted: has_https (binary, 1 if the URL uses HTTPS), domain_age_days (integer, domain registration age via WHOIS; -1 if unavailable due to lookup failure), and has_dns_record (binary, 1 if a valid DNS record exists for the domain).</w:t>
+      </w:r>
+    </w:p>
+    <w:p>
+      <w:pPr>
+        <w:pStyle w:val="4"/>
+        <w:spacing w:before="200" w:after="100"/>
+        <w:rPr>
+          <w:rFonts w:hint="default" w:ascii="Times New Roman" w:hAnsi="Times New Roman" w:cs="Times New Roman"/>
+          <w:color w:val="auto"/>
+        </w:rPr>
+      </w:pPr>
+      <w:r>
+        <w:rPr>
+          <w:rFonts w:hint="default" w:ascii="Times New Roman" w:hAnsi="Times New Roman" w:eastAsia="Arial" w:cs="Times New Roman"/>
+          <w:b/>
+          <w:bCs/>
+          <w:color w:val="auto"/>
+          <w:sz w:val="24"/>
+          <w:szCs w:val="24"/>
+        </w:rPr>
+        <w:t>3.4.3 Content-Based Features (7 Features)</w:t>
+      </w:r>
+    </w:p>
+    <w:p>
+      <w:pPr>
+        <w:spacing w:before="80" w:after="120" w:line="276" w:lineRule="auto"/>
+        <w:jc w:val="both"/>
+        <w:rPr>
+          <w:rFonts w:hint="default" w:ascii="Times New Roman" w:hAnsi="Times New Roman" w:cs="Times New Roman"/>
+          <w:color w:val="auto"/>
+        </w:rPr>
+      </w:pPr>
+      <w:r>
+        <w:rPr>
+          <w:rFonts w:hint="default" w:ascii="Times New Roman" w:hAnsi="Times New Roman" w:eastAsia="Arial" w:cs="Times New Roman"/>
+          <w:color w:val="auto"/>
+          <w:sz w:val="22"/>
+          <w:szCs w:val="22"/>
+        </w:rPr>
+        <w:t>Content-based features require downloading and parsing the target webpage's HTML, adding 3–5 seconds per URL depending on server response time and content complexity. Seven features are extracted from parsed HTML: num_external_links, num_internal_links, has_form, num_scripts, num_iframes, has_login_form (1 if a password-type input field is present), and suspicious_keywords_count (frequency of terms such as 'login', 'verify', 'account', 'secure', 'update' in page text).</w:t>
+      </w:r>
+    </w:p>
+    <w:p>
+      <w:pPr>
+        <w:spacing w:before="80" w:after="120" w:line="276" w:lineRule="auto"/>
+        <w:jc w:val="both"/>
+        <w:rPr>
+          <w:rFonts w:hint="default" w:ascii="Times New Roman" w:hAnsi="Times New Roman" w:cs="Times New Roman"/>
+          <w:color w:val="auto"/>
+        </w:rPr>
+      </w:pPr>
+      <w:r>
+        <w:rPr>
+          <w:rFonts w:hint="default" w:ascii="Times New Roman" w:hAnsi="Times New Roman" w:eastAsia="Arial" w:cs="Times New Roman"/>
+          <w:color w:val="auto"/>
+          <w:sz w:val="22"/>
+          <w:szCs w:val="22"/>
+        </w:rPr>
+        <w:t>To manage the latency of content extraction, a configurable timeout of 5 seconds is applied to each HTTP request. URLs where the request times out or returns an error are assigned default feature values (0 for binary features, -1 for count features) rather than being excluded, preserving sample completeness at the cost of some feature accuracy for inaccessible URLs.</w:t>
+      </w:r>
+    </w:p>
+    <w:p>
+      <w:pPr>
+        <w:pStyle w:val="4"/>
+        <w:spacing w:before="200" w:after="100"/>
+        <w:rPr>
+          <w:rFonts w:hint="default" w:ascii="Times New Roman" w:hAnsi="Times New Roman" w:cs="Times New Roman"/>
+          <w:color w:val="auto"/>
+        </w:rPr>
+      </w:pPr>
+      <w:r>
+        <w:rPr>
+          <w:rFonts w:hint="default" w:ascii="Times New Roman" w:hAnsi="Times New Roman" w:eastAsia="Arial" w:cs="Times New Roman"/>
+          <w:b/>
+          <w:bCs/>
+          <w:color w:val="auto"/>
+          <w:sz w:val="24"/>
+          <w:szCs w:val="24"/>
+        </w:rPr>
+        <w:t>3.4.4 Lexical Features (7 Features)</w:t>
+      </w:r>
+    </w:p>
+    <w:p>
+      <w:pPr>
+        <w:spacing w:before="80" w:after="120" w:line="276" w:lineRule="auto"/>
+        <w:jc w:val="both"/>
+        <w:rPr>
+          <w:rFonts w:hint="default" w:ascii="Times New Roman" w:hAnsi="Times New Roman" w:cs="Times New Roman"/>
+          <w:color w:val="auto"/>
+        </w:rPr>
+      </w:pPr>
+      <w:r>
+        <w:rPr>
+          <w:rFonts w:hint="default" w:ascii="Times New Roman" w:hAnsi="Times New Roman" w:eastAsia="Arial" w:cs="Times New Roman"/>
+          <w:color w:val="auto"/>
+          <w:sz w:val="22"/>
+          <w:szCs w:val="22"/>
+        </w:rPr>
+        <w:t>Lexical features capture statistical properties of the URL string without domain knowledge: digit_count (number of digits), letter_count (number of alphabetic characters), special_char_count (number of special characters), entropy (Shannon entropy of the URL string, measuring character distribution randomness — phishing URLs tend towards higher entropy due to random-looking subdomains and path components), digit_ratio, letter_ratio, and special_char_ratio (proportional versions of the count features, normalised by URL length).</w:t>
+      </w:r>
+    </w:p>
+    <w:p>
+      <w:pPr>
+        <w:pStyle w:val="3"/>
+        <w:spacing w:before="300" w:after="120"/>
+        <w:rPr>
+          <w:rFonts w:hint="default" w:ascii="Times New Roman" w:hAnsi="Times New Roman" w:cs="Times New Roman"/>
+          <w:color w:val="auto"/>
+        </w:rPr>
+      </w:pPr>
+      <w:r>
+        <w:rPr>
+          <w:rFonts w:hint="default" w:ascii="Times New Roman" w:hAnsi="Times New Roman" w:eastAsia="Arial" w:cs="Times New Roman"/>
+          <w:b/>
+          <w:bCs/>
+          <w:color w:val="auto"/>
+          <w:sz w:val="28"/>
+          <w:szCs w:val="28"/>
+        </w:rPr>
+        <w:t>3.5 Detection System Design</w:t>
+      </w:r>
+    </w:p>
+    <w:p>
+      <w:pPr>
+        <w:pStyle w:val="4"/>
+        <w:spacing w:before="200" w:after="100"/>
+        <w:rPr>
+          <w:rFonts w:hint="default" w:ascii="Times New Roman" w:hAnsi="Times New Roman" w:cs="Times New Roman"/>
+          <w:color w:val="auto"/>
+        </w:rPr>
+      </w:pPr>
+      <w:r>
+        <w:rPr>
+          <w:rFonts w:hint="default" w:ascii="Times New Roman" w:hAnsi="Times New Roman" w:eastAsia="Arial" w:cs="Times New Roman"/>
+          <w:b/>
+          <w:bCs/>
+          <w:color w:val="auto"/>
+          <w:sz w:val="24"/>
+          <w:szCs w:val="24"/>
+        </w:rPr>
+        <w:t>3.5.1 Rule-Based Detector</w:t>
+      </w:r>
+    </w:p>
+    <w:p>
+      <w:pPr>
+        <w:keepNext w:val="0"/>
+        <w:keepLines w:val="0"/>
+        <w:widowControl/>
+        <w:suppressLineNumbers w:val="0"/>
+        <w:jc w:val="both"/>
+        <w:rPr>
+          <w:rFonts w:hint="default" w:ascii="Times New Roman" w:hAnsi="Times New Roman" w:cs="Times New Roman"/>
+          <w:color w:val="auto"/>
+        </w:rPr>
+      </w:pPr>
+      <w:r>
+        <w:rPr>
+          <w:rFonts w:hint="default" w:ascii="Times New Roman" w:hAnsi="Times New Roman" w:eastAsia="SimSun" w:cs="Times New Roman"/>
+          <w:color w:val="auto"/>
+          <w:kern w:val="0"/>
+          <w:sz w:val="24"/>
+          <w:szCs w:val="24"/>
+          <w:lang w:val="en-US" w:eastAsia="zh-CN" w:bidi="ar"/>
+        </w:rPr>
+        <w:t>Each of the 15 weighted heuristic rules that the rule-based detector employs is given a weight that indicates how strong its discriminative power. By calculating the conditional probability of phishing given rule activation and normalising to a uniform scale, each weight was calibrated against the training dataset. The risk score is a normalised number between 0 and 1 that is calculated by dividing the weighted sum of activated rules by the highest possible score. URLs are considered phishing if their risk score is more than 0.3.</w:t>
+      </w:r>
+    </w:p>
+    <w:p>
+      <w:pPr>
+        <w:spacing w:before="80" w:after="120" w:line="276" w:lineRule="auto"/>
+        <w:jc w:val="both"/>
+        <w:rPr>
+          <w:rFonts w:hint="default" w:ascii="Times New Roman" w:hAnsi="Times New Roman" w:cs="Times New Roman"/>
+          <w:color w:val="auto"/>
+        </w:rPr>
+      </w:pPr>
+      <w:r>
+        <w:rPr>
+          <w:rFonts w:hint="default" w:ascii="Times New Roman" w:hAnsi="Times New Roman" w:eastAsia="Arial" w:cs="Times New Roman"/>
+          <w:color w:val="auto"/>
+          <w:sz w:val="22"/>
+          <w:szCs w:val="22"/>
+        </w:rPr>
+        <w:t>.</w:t>
+      </w:r>
+    </w:p>
+    <w:tbl>
+      <w:tblPr>
+        <w:tblStyle w:val="12"/>
+        <w:tblW w:w="8960" w:type="dxa"/>
+        <w:tblInd w:w="0" w:type="dxa"/>
+        <w:tblBorders>
+          <w:top w:val="single" w:color="auto" w:sz="4" w:space="0"/>
+          <w:left w:val="single" w:color="auto" w:sz="4" w:space="0"/>
+          <w:bottom w:val="single" w:color="auto" w:sz="4" w:space="0"/>
+          <w:right w:val="single" w:color="auto" w:sz="4" w:space="0"/>
+          <w:insideH w:val="single" w:color="auto" w:sz="4" w:space="0"/>
+          <w:insideV w:val="single" w:color="auto" w:sz="4" w:space="0"/>
+        </w:tblBorders>
+        <w:tblLayout w:type="autofit"/>
+        <w:tblCellMar>
+          <w:top w:w="0" w:type="dxa"/>
+          <w:left w:w="10" w:type="dxa"/>
+          <w:bottom w:w="0" w:type="dxa"/>
+          <w:right w:w="10" w:type="dxa"/>
+        </w:tblCellMar>
+      </w:tblPr>
+      <w:tblGrid>
+        <w:gridCol w:w="789"/>
+        <w:gridCol w:w="4438"/>
+        <w:gridCol w:w="1065"/>
+        <w:gridCol w:w="2668"/>
+      </w:tblGrid>
+      <w:tr>
+        <w:tblPrEx>
+          <w:tblBorders>
+            <w:top w:val="single" w:color="auto" w:sz="4" w:space="0"/>
+            <w:left w:val="single" w:color="auto" w:sz="4" w:space="0"/>
+            <w:bottom w:val="single" w:color="auto" w:sz="4" w:space="0"/>
+            <w:right w:val="single" w:color="auto" w:sz="4" w:space="0"/>
+            <w:insideH w:val="single" w:color="auto" w:sz="4" w:space="0"/>
+            <w:insideV w:val="single" w:color="auto" w:sz="4" w:space="0"/>
+          </w:tblBorders>
+          <w:tblCellMar>
+            <w:top w:w="0" w:type="dxa"/>
+            <w:left w:w="10" w:type="dxa"/>
+            <w:bottom w:w="0" w:type="dxa"/>
+            <w:right w:w="10" w:type="dxa"/>
+          </w:tblCellMar>
+        </w:tblPrEx>
+        <w:trPr>
+          <w:tblHeader/>
+        </w:trPr>
+        <w:tc>
+          <w:tcPr>
+            <w:tcBorders>
+              <w:top w:val="single" w:color="000000" w:sz="8" w:space="0"/>
+              <w:left w:val="single" w:color="000000" w:sz="8" w:space="0"/>
+              <w:bottom w:val="single" w:color="000000" w:sz="8" w:space="0"/>
+              <w:right w:val="dotted" w:color="auto" w:sz="0" w:space="0"/>
+            </w:tcBorders>
+            <w:shd w:val="clear" w:color="auto" w:fill="000000"/>
+            <w:tcMar>
+              <w:top w:w="80" w:type="dxa"/>
+              <w:left w:w="120" w:type="dxa"/>
+              <w:bottom w:w="80" w:type="dxa"/>
+              <w:right w:w="120" w:type="dxa"/>
+            </w:tcMar>
+          </w:tcPr>
+          <w:p>
+            <w:pPr>
+              <w:rPr>
+                <w:rFonts w:hint="default" w:ascii="Times New Roman" w:hAnsi="Times New Roman" w:cs="Times New Roman"/>
+                <w:color w:val="FFFFFF"/>
+              </w:rPr>
+            </w:pPr>
+            <w:r>
+              <w:rPr>
+                <w:rFonts w:hint="default" w:ascii="Times New Roman" w:hAnsi="Times New Roman" w:eastAsia="Arial" w:cs="Times New Roman"/>
+                <w:b/>
+                <w:bCs/>
+                <w:color w:val="FFFFFF"/>
+                <w:sz w:val="20"/>
+                <w:szCs w:val="20"/>
+              </w:rPr>
+              <w:t>Rule</w:t>
+            </w:r>
+          </w:p>
+        </w:tc>
+        <w:tc>
+          <w:tcPr>
+            <w:tcBorders>
+              <w:top w:val="single" w:color="000000" w:sz="8" w:space="0"/>
+              <w:left w:val="dotted" w:color="auto" w:sz="0" w:space="0"/>
+              <w:bottom w:val="single" w:color="000000" w:sz="8" w:space="0"/>
+              <w:right w:val="dotted" w:color="auto" w:sz="0" w:space="0"/>
+            </w:tcBorders>
+            <w:shd w:val="clear" w:color="auto" w:fill="000000"/>
+            <w:tcMar>
+              <w:top w:w="80" w:type="dxa"/>
+              <w:left w:w="120" w:type="dxa"/>
+              <w:bottom w:w="80" w:type="dxa"/>
+              <w:right w:w="120" w:type="dxa"/>
+            </w:tcMar>
+          </w:tcPr>
+          <w:p>
+            <w:pPr>
+              <w:rPr>
+                <w:rFonts w:hint="default" w:ascii="Times New Roman" w:hAnsi="Times New Roman" w:cs="Times New Roman"/>
+                <w:color w:val="FFFFFF"/>
+              </w:rPr>
+            </w:pPr>
+            <w:r>
+              <w:rPr>
+                <w:rFonts w:hint="default" w:ascii="Times New Roman" w:hAnsi="Times New Roman" w:eastAsia="Arial" w:cs="Times New Roman"/>
+                <w:b/>
+                <w:bCs/>
+                <w:color w:val="FFFFFF"/>
+                <w:sz w:val="20"/>
+                <w:szCs w:val="20"/>
+              </w:rPr>
+              <w:t>Condition</w:t>
+            </w:r>
+          </w:p>
+        </w:tc>
+        <w:tc>
+          <w:tcPr>
+            <w:tcBorders>
+              <w:top w:val="single" w:color="000000" w:sz="8" w:space="0"/>
+              <w:left w:val="dotted" w:color="auto" w:sz="0" w:space="0"/>
+              <w:bottom w:val="single" w:color="000000" w:sz="8" w:space="0"/>
+              <w:right w:val="dotted" w:color="auto" w:sz="0" w:space="0"/>
+            </w:tcBorders>
+            <w:shd w:val="clear" w:color="auto" w:fill="000000"/>
+            <w:tcMar>
+              <w:top w:w="80" w:type="dxa"/>
+              <w:left w:w="120" w:type="dxa"/>
+              <w:bottom w:w="80" w:type="dxa"/>
+              <w:right w:w="120" w:type="dxa"/>
+            </w:tcMar>
+          </w:tcPr>
+          <w:p>
+            <w:pPr>
+              <w:rPr>
+                <w:rFonts w:hint="default" w:ascii="Times New Roman" w:hAnsi="Times New Roman" w:cs="Times New Roman"/>
+                <w:color w:val="FFFFFF"/>
+              </w:rPr>
+            </w:pPr>
+            <w:r>
+              <w:rPr>
+                <w:rFonts w:hint="default" w:ascii="Times New Roman" w:hAnsi="Times New Roman" w:eastAsia="Arial" w:cs="Times New Roman"/>
+                <w:b/>
+                <w:bCs/>
+                <w:color w:val="FFFFFF"/>
+                <w:sz w:val="20"/>
+                <w:szCs w:val="20"/>
+              </w:rPr>
+              <w:t>Weight</w:t>
+            </w:r>
+          </w:p>
+        </w:tc>
+        <w:tc>
+          <w:tcPr>
+            <w:tcBorders>
+              <w:top w:val="single" w:color="000000" w:sz="8" w:space="0"/>
+              <w:left w:val="dotted" w:color="auto" w:sz="0" w:space="0"/>
+              <w:bottom w:val="single" w:color="000000" w:sz="8" w:space="0"/>
+              <w:right w:val="single" w:color="000000" w:sz="8" w:space="0"/>
+            </w:tcBorders>
+            <w:shd w:val="clear" w:color="auto" w:fill="000000"/>
+            <w:tcMar>
+              <w:top w:w="80" w:type="dxa"/>
+              <w:left w:w="120" w:type="dxa"/>
+              <w:bottom w:w="80" w:type="dxa"/>
+              <w:right w:w="120" w:type="dxa"/>
+            </w:tcMar>
+          </w:tcPr>
+          <w:p>
+            <w:pPr>
+              <w:rPr>
+                <w:rFonts w:hint="default" w:ascii="Times New Roman" w:hAnsi="Times New Roman" w:cs="Times New Roman"/>
+                <w:color w:val="FFFFFF"/>
+              </w:rPr>
+            </w:pPr>
+            <w:r>
+              <w:rPr>
+                <w:rFonts w:hint="default" w:ascii="Times New Roman" w:hAnsi="Times New Roman" w:eastAsia="Arial" w:cs="Times New Roman"/>
+                <w:b/>
+                <w:bCs/>
+                <w:color w:val="FFFFFF"/>
+                <w:sz w:val="20"/>
+                <w:szCs w:val="20"/>
+              </w:rPr>
+              <w:t>Basis</w:t>
+            </w:r>
+          </w:p>
+        </w:tc>
+      </w:tr>
+      <w:tr>
+        <w:tblPrEx>
+          <w:tblBorders>
+            <w:top w:val="single" w:color="auto" w:sz="4" w:space="0"/>
+            <w:left w:val="single" w:color="auto" w:sz="4" w:space="0"/>
+            <w:bottom w:val="single" w:color="auto" w:sz="4" w:space="0"/>
+            <w:right w:val="single" w:color="auto" w:sz="4" w:space="0"/>
+            <w:insideH w:val="single" w:color="auto" w:sz="4" w:space="0"/>
+            <w:insideV w:val="single" w:color="auto" w:sz="4" w:space="0"/>
+          </w:tblBorders>
+          <w:tblCellMar>
+            <w:top w:w="0" w:type="dxa"/>
+            <w:left w:w="10" w:type="dxa"/>
+            <w:bottom w:w="0" w:type="dxa"/>
+            <w:right w:w="10" w:type="dxa"/>
+          </w:tblCellMar>
+        </w:tblPrEx>
+        <w:tc>
+          <w:tcPr>
+            <w:tcBorders>
+              <w:top w:val="single" w:color="000000" w:sz="8" w:space="0"/>
+              <w:left w:val="single" w:color="000000" w:sz="8" w:space="0"/>
+              <w:bottom w:val="single" w:color="000000" w:sz="8" w:space="0"/>
+              <w:right w:val="dotted" w:color="auto" w:sz="0" w:space="0"/>
+            </w:tcBorders>
+            <w:shd w:val="clear" w:color="auto" w:fill="FFFFFF"/>
+            <w:tcMar>
+              <w:top w:w="60" w:type="dxa"/>
+              <w:left w:w="120" w:type="dxa"/>
+              <w:bottom w:w="60" w:type="dxa"/>
+              <w:right w:w="120" w:type="dxa"/>
+            </w:tcMar>
+          </w:tcPr>
+          <w:p>
+            <w:pPr>
+              <w:rPr>
+                <w:rFonts w:hint="default" w:ascii="Times New Roman" w:hAnsi="Times New Roman" w:cs="Times New Roman"/>
+                <w:color w:val="000000"/>
+              </w:rPr>
+            </w:pPr>
+            <w:r>
+              <w:rPr>
+                <w:rFonts w:hint="default" w:ascii="Times New Roman" w:hAnsi="Times New Roman" w:eastAsia="Arial" w:cs="Times New Roman"/>
+                <w:color w:val="000000"/>
+                <w:sz w:val="20"/>
+                <w:szCs w:val="20"/>
+              </w:rPr>
+              <w:t>R1</w:t>
+            </w:r>
+          </w:p>
+        </w:tc>
+        <w:tc>
+          <w:tcPr>
+            <w:tcBorders>
+              <w:top w:val="single" w:color="000000" w:sz="8" w:space="0"/>
+              <w:left w:val="dotted" w:color="auto" w:sz="0" w:space="0"/>
+              <w:bottom w:val="single" w:color="000000" w:sz="8" w:space="0"/>
+              <w:right w:val="dotted" w:color="auto" w:sz="0" w:space="0"/>
+            </w:tcBorders>
+            <w:shd w:val="clear" w:color="auto" w:fill="FFFFFF"/>
+            <w:tcMar>
+              <w:top w:w="60" w:type="dxa"/>
+              <w:left w:w="120" w:type="dxa"/>
+              <w:bottom w:w="60" w:type="dxa"/>
+              <w:right w:w="120" w:type="dxa"/>
+            </w:tcMar>
+          </w:tcPr>
+          <w:p>
+            <w:pPr>
+              <w:rPr>
+                <w:rFonts w:hint="default" w:ascii="Times New Roman" w:hAnsi="Times New Roman" w:cs="Times New Roman"/>
+                <w:color w:val="000000"/>
+              </w:rPr>
+            </w:pPr>
+            <w:r>
+              <w:rPr>
+                <w:rFonts w:hint="default" w:ascii="Times New Roman" w:hAnsi="Times New Roman" w:eastAsia="Arial" w:cs="Times New Roman"/>
+                <w:color w:val="000000"/>
+                <w:sz w:val="20"/>
+                <w:szCs w:val="20"/>
+              </w:rPr>
+              <w:t>url_length &gt; 54 characters</w:t>
+            </w:r>
+          </w:p>
+        </w:tc>
+        <w:tc>
+          <w:tcPr>
+            <w:tcBorders>
+              <w:top w:val="single" w:color="000000" w:sz="8" w:space="0"/>
+              <w:left w:val="dotted" w:color="auto" w:sz="0" w:space="0"/>
+              <w:bottom w:val="single" w:color="000000" w:sz="8" w:space="0"/>
+              <w:right w:val="dotted" w:color="auto" w:sz="0" w:space="0"/>
+            </w:tcBorders>
+            <w:shd w:val="clear" w:color="auto" w:fill="FFFFFF"/>
+            <w:tcMar>
+              <w:top w:w="60" w:type="dxa"/>
+              <w:left w:w="120" w:type="dxa"/>
+              <w:bottom w:w="60" w:type="dxa"/>
+              <w:right w:w="120" w:type="dxa"/>
+            </w:tcMar>
+          </w:tcPr>
+          <w:p>
+            <w:pPr>
+              <w:rPr>
+                <w:rFonts w:hint="default" w:ascii="Times New Roman" w:hAnsi="Times New Roman" w:cs="Times New Roman"/>
+                <w:color w:val="000000"/>
+              </w:rPr>
+            </w:pPr>
+            <w:r>
+              <w:rPr>
+                <w:rFonts w:hint="default" w:ascii="Times New Roman" w:hAnsi="Times New Roman" w:eastAsia="Arial" w:cs="Times New Roman"/>
+                <w:color w:val="000000"/>
+                <w:sz w:val="20"/>
+                <w:szCs w:val="20"/>
+              </w:rPr>
+              <w:t>1.5</w:t>
+            </w:r>
+          </w:p>
+        </w:tc>
+        <w:tc>
+          <w:tcPr>
+            <w:tcBorders>
+              <w:top w:val="single" w:color="000000" w:sz="8" w:space="0"/>
+              <w:left w:val="dotted" w:color="auto" w:sz="0" w:space="0"/>
+              <w:bottom w:val="single" w:color="000000" w:sz="8" w:space="0"/>
+              <w:right w:val="single" w:color="000000" w:sz="8" w:space="0"/>
+            </w:tcBorders>
+            <w:shd w:val="clear" w:color="auto" w:fill="FFFFFF"/>
+            <w:tcMar>
+              <w:top w:w="60" w:type="dxa"/>
+              <w:left w:w="120" w:type="dxa"/>
+              <w:bottom w:w="60" w:type="dxa"/>
+              <w:right w:w="120" w:type="dxa"/>
+            </w:tcMar>
+          </w:tcPr>
+          <w:p>
+            <w:pPr>
+              <w:rPr>
+                <w:rFonts w:hint="default" w:ascii="Times New Roman" w:hAnsi="Times New Roman" w:cs="Times New Roman"/>
+                <w:color w:val="000000"/>
+              </w:rPr>
+            </w:pPr>
+            <w:r>
+              <w:rPr>
+                <w:rFonts w:hint="default" w:ascii="Times New Roman" w:hAnsi="Times New Roman" w:eastAsia="Arial" w:cs="Times New Roman"/>
+                <w:color w:val="000000"/>
+                <w:sz w:val="20"/>
+                <w:szCs w:val="20"/>
+              </w:rPr>
+              <w:t>URL length analysis</w:t>
+            </w:r>
+          </w:p>
+        </w:tc>
+      </w:tr>
+      <w:tr>
+        <w:tblPrEx>
+          <w:tblBorders>
+            <w:top w:val="single" w:color="auto" w:sz="4" w:space="0"/>
+            <w:left w:val="single" w:color="auto" w:sz="4" w:space="0"/>
+            <w:bottom w:val="single" w:color="auto" w:sz="4" w:space="0"/>
+            <w:right w:val="single" w:color="auto" w:sz="4" w:space="0"/>
+            <w:insideH w:val="single" w:color="auto" w:sz="4" w:space="0"/>
+            <w:insideV w:val="single" w:color="auto" w:sz="4" w:space="0"/>
+          </w:tblBorders>
+          <w:tblCellMar>
+            <w:top w:w="0" w:type="dxa"/>
+            <w:left w:w="10" w:type="dxa"/>
+            <w:bottom w:w="0" w:type="dxa"/>
+            <w:right w:w="10" w:type="dxa"/>
+          </w:tblCellMar>
+        </w:tblPrEx>
+        <w:tc>
+          <w:tcPr>
+            <w:tcBorders>
+              <w:top w:val="single" w:color="000000" w:sz="8" w:space="0"/>
+              <w:left w:val="single" w:color="000000" w:sz="8" w:space="0"/>
+              <w:bottom w:val="single" w:color="000000" w:sz="8" w:space="0"/>
+              <w:right w:val="dotted" w:color="auto" w:sz="0" w:space="0"/>
+            </w:tcBorders>
+            <w:shd w:val="clear" w:color="auto" w:fill="FFFFFF"/>
+            <w:tcMar>
+              <w:top w:w="60" w:type="dxa"/>
+              <w:left w:w="120" w:type="dxa"/>
+              <w:bottom w:w="60" w:type="dxa"/>
+              <w:right w:w="120" w:type="dxa"/>
+            </w:tcMar>
+          </w:tcPr>
+          <w:p>
+            <w:pPr>
+              <w:rPr>
+                <w:rFonts w:hint="default" w:ascii="Times New Roman" w:hAnsi="Times New Roman" w:cs="Times New Roman"/>
+                <w:color w:val="000000"/>
+              </w:rPr>
+            </w:pPr>
+            <w:r>
+              <w:rPr>
+                <w:rFonts w:hint="default" w:ascii="Times New Roman" w:hAnsi="Times New Roman" w:eastAsia="Arial" w:cs="Times New Roman"/>
+                <w:color w:val="000000"/>
+                <w:sz w:val="20"/>
+                <w:szCs w:val="20"/>
+              </w:rPr>
+              <w:t>R2</w:t>
+            </w:r>
+          </w:p>
+        </w:tc>
+        <w:tc>
+          <w:tcPr>
+            <w:tcBorders>
+              <w:top w:val="single" w:color="000000" w:sz="8" w:space="0"/>
+              <w:left w:val="dotted" w:color="auto" w:sz="0" w:space="0"/>
+              <w:bottom w:val="single" w:color="000000" w:sz="8" w:space="0"/>
+              <w:right w:val="dotted" w:color="auto" w:sz="0" w:space="0"/>
+            </w:tcBorders>
+            <w:shd w:val="clear" w:color="auto" w:fill="FFFFFF"/>
+            <w:tcMar>
+              <w:top w:w="60" w:type="dxa"/>
+              <w:left w:w="120" w:type="dxa"/>
+              <w:bottom w:w="60" w:type="dxa"/>
+              <w:right w:w="120" w:type="dxa"/>
+            </w:tcMar>
+          </w:tcPr>
+          <w:p>
+            <w:pPr>
+              <w:rPr>
+                <w:rFonts w:hint="default" w:ascii="Times New Roman" w:hAnsi="Times New Roman" w:cs="Times New Roman"/>
+                <w:color w:val="000000"/>
+              </w:rPr>
+            </w:pPr>
+            <w:r>
+              <w:rPr>
+                <w:rFonts w:hint="default" w:ascii="Times New Roman" w:hAnsi="Times New Roman" w:eastAsia="Arial" w:cs="Times New Roman"/>
+                <w:color w:val="000000"/>
+                <w:sz w:val="20"/>
+                <w:szCs w:val="20"/>
+              </w:rPr>
+              <w:t>has_ip == 1</w:t>
+            </w:r>
+          </w:p>
+        </w:tc>
+        <w:tc>
+          <w:tcPr>
+            <w:tcBorders>
+              <w:top w:val="single" w:color="000000" w:sz="8" w:space="0"/>
+              <w:left w:val="dotted" w:color="auto" w:sz="0" w:space="0"/>
+              <w:bottom w:val="single" w:color="000000" w:sz="8" w:space="0"/>
+              <w:right w:val="dotted" w:color="auto" w:sz="0" w:space="0"/>
+            </w:tcBorders>
+            <w:shd w:val="clear" w:color="auto" w:fill="FFFFFF"/>
+            <w:tcMar>
+              <w:top w:w="60" w:type="dxa"/>
+              <w:left w:w="120" w:type="dxa"/>
+              <w:bottom w:w="60" w:type="dxa"/>
+              <w:right w:w="120" w:type="dxa"/>
+            </w:tcMar>
+          </w:tcPr>
+          <w:p>
+            <w:pPr>
+              <w:rPr>
+                <w:rFonts w:hint="default" w:ascii="Times New Roman" w:hAnsi="Times New Roman" w:cs="Times New Roman"/>
+                <w:color w:val="000000"/>
+              </w:rPr>
+            </w:pPr>
+            <w:r>
+              <w:rPr>
+                <w:rFonts w:hint="default" w:ascii="Times New Roman" w:hAnsi="Times New Roman" w:eastAsia="Arial" w:cs="Times New Roman"/>
+                <w:color w:val="000000"/>
+                <w:sz w:val="20"/>
+                <w:szCs w:val="20"/>
+              </w:rPr>
+              <w:t>3.0</w:t>
+            </w:r>
+          </w:p>
+        </w:tc>
+        <w:tc>
+          <w:tcPr>
+            <w:tcBorders>
+              <w:top w:val="single" w:color="000000" w:sz="8" w:space="0"/>
+              <w:left w:val="dotted" w:color="auto" w:sz="0" w:space="0"/>
+              <w:bottom w:val="single" w:color="000000" w:sz="8" w:space="0"/>
+              <w:right w:val="single" w:color="000000" w:sz="8" w:space="0"/>
+            </w:tcBorders>
+            <w:shd w:val="clear" w:color="auto" w:fill="FFFFFF"/>
+            <w:tcMar>
+              <w:top w:w="60" w:type="dxa"/>
+              <w:left w:w="120" w:type="dxa"/>
+              <w:bottom w:w="60" w:type="dxa"/>
+              <w:right w:w="120" w:type="dxa"/>
+            </w:tcMar>
+          </w:tcPr>
+          <w:p>
+            <w:pPr>
+              <w:rPr>
+                <w:rFonts w:hint="default" w:ascii="Times New Roman" w:hAnsi="Times New Roman" w:cs="Times New Roman"/>
+                <w:color w:val="000000"/>
+              </w:rPr>
+            </w:pPr>
+            <w:r>
+              <w:rPr>
+                <w:rFonts w:hint="default" w:ascii="Times New Roman" w:hAnsi="Times New Roman" w:eastAsia="Arial" w:cs="Times New Roman"/>
+                <w:color w:val="000000"/>
+                <w:sz w:val="20"/>
+                <w:szCs w:val="20"/>
+              </w:rPr>
+              <w:t>IP-in-URL pattern</w:t>
+            </w:r>
+          </w:p>
+        </w:tc>
+      </w:tr>
+      <w:tr>
+        <w:tblPrEx>
+          <w:tblBorders>
+            <w:top w:val="single" w:color="auto" w:sz="4" w:space="0"/>
+            <w:left w:val="single" w:color="auto" w:sz="4" w:space="0"/>
+            <w:bottom w:val="single" w:color="auto" w:sz="4" w:space="0"/>
+            <w:right w:val="single" w:color="auto" w:sz="4" w:space="0"/>
+            <w:insideH w:val="single" w:color="auto" w:sz="4" w:space="0"/>
+            <w:insideV w:val="single" w:color="auto" w:sz="4" w:space="0"/>
+          </w:tblBorders>
+          <w:tblCellMar>
+            <w:top w:w="0" w:type="dxa"/>
+            <w:left w:w="10" w:type="dxa"/>
+            <w:bottom w:w="0" w:type="dxa"/>
+            <w:right w:w="10" w:type="dxa"/>
+          </w:tblCellMar>
+        </w:tblPrEx>
+        <w:tc>
+          <w:tcPr>
+            <w:tcBorders>
+              <w:top w:val="single" w:color="000000" w:sz="8" w:space="0"/>
+              <w:left w:val="single" w:color="000000" w:sz="8" w:space="0"/>
+              <w:bottom w:val="single" w:color="000000" w:sz="8" w:space="0"/>
+              <w:right w:val="dotted" w:color="auto" w:sz="0" w:space="0"/>
+            </w:tcBorders>
+            <w:shd w:val="clear" w:color="auto" w:fill="FFFFFF"/>
+            <w:tcMar>
+              <w:top w:w="60" w:type="dxa"/>
+              <w:left w:w="120" w:type="dxa"/>
+              <w:bottom w:w="60" w:type="dxa"/>
+              <w:right w:w="120" w:type="dxa"/>
+            </w:tcMar>
+          </w:tcPr>
+          <w:p>
+            <w:pPr>
+              <w:rPr>
+                <w:rFonts w:hint="default" w:ascii="Times New Roman" w:hAnsi="Times New Roman" w:cs="Times New Roman"/>
+                <w:color w:val="000000"/>
+              </w:rPr>
+            </w:pPr>
+            <w:r>
+              <w:rPr>
+                <w:rFonts w:hint="default" w:ascii="Times New Roman" w:hAnsi="Times New Roman" w:eastAsia="Arial" w:cs="Times New Roman"/>
+                <w:color w:val="000000"/>
+                <w:sz w:val="20"/>
+                <w:szCs w:val="20"/>
+              </w:rPr>
+              <w:t>R3</w:t>
+            </w:r>
+          </w:p>
+        </w:tc>
+        <w:tc>
+          <w:tcPr>
+            <w:tcBorders>
+              <w:top w:val="single" w:color="000000" w:sz="8" w:space="0"/>
+              <w:left w:val="dotted" w:color="auto" w:sz="0" w:space="0"/>
+              <w:bottom w:val="single" w:color="000000" w:sz="8" w:space="0"/>
+              <w:right w:val="dotted" w:color="auto" w:sz="0" w:space="0"/>
+            </w:tcBorders>
+            <w:shd w:val="clear" w:color="auto" w:fill="FFFFFF"/>
+            <w:tcMar>
+              <w:top w:w="60" w:type="dxa"/>
+              <w:left w:w="120" w:type="dxa"/>
+              <w:bottom w:w="60" w:type="dxa"/>
+              <w:right w:w="120" w:type="dxa"/>
+            </w:tcMar>
+          </w:tcPr>
+          <w:p>
+            <w:pPr>
+              <w:rPr>
+                <w:rFonts w:hint="default" w:ascii="Times New Roman" w:hAnsi="Times New Roman" w:cs="Times New Roman"/>
+                <w:color w:val="000000"/>
+              </w:rPr>
+            </w:pPr>
+            <w:r>
+              <w:rPr>
+                <w:rFonts w:hint="default" w:ascii="Times New Roman" w:hAnsi="Times New Roman" w:eastAsia="Arial" w:cs="Times New Roman"/>
+                <w:color w:val="000000"/>
+                <w:sz w:val="20"/>
+                <w:szCs w:val="20"/>
+              </w:rPr>
+              <w:t>subdomain_count &gt; 3</w:t>
+            </w:r>
+          </w:p>
+        </w:tc>
+        <w:tc>
+          <w:tcPr>
+            <w:tcBorders>
+              <w:top w:val="single" w:color="000000" w:sz="8" w:space="0"/>
+              <w:left w:val="dotted" w:color="auto" w:sz="0" w:space="0"/>
+              <w:bottom w:val="single" w:color="000000" w:sz="8" w:space="0"/>
+              <w:right w:val="dotted" w:color="auto" w:sz="0" w:space="0"/>
+            </w:tcBorders>
+            <w:shd w:val="clear" w:color="auto" w:fill="FFFFFF"/>
+            <w:tcMar>
+              <w:top w:w="60" w:type="dxa"/>
+              <w:left w:w="120" w:type="dxa"/>
+              <w:bottom w:w="60" w:type="dxa"/>
+              <w:right w:w="120" w:type="dxa"/>
+            </w:tcMar>
+          </w:tcPr>
+          <w:p>
+            <w:pPr>
+              <w:rPr>
+                <w:rFonts w:hint="default" w:ascii="Times New Roman" w:hAnsi="Times New Roman" w:cs="Times New Roman"/>
+                <w:color w:val="000000"/>
+              </w:rPr>
+            </w:pPr>
+            <w:r>
+              <w:rPr>
+                <w:rFonts w:hint="default" w:ascii="Times New Roman" w:hAnsi="Times New Roman" w:eastAsia="Arial" w:cs="Times New Roman"/>
+                <w:color w:val="000000"/>
+                <w:sz w:val="20"/>
+                <w:szCs w:val="20"/>
+              </w:rPr>
+              <w:t>2.0</w:t>
+            </w:r>
+          </w:p>
+        </w:tc>
+        <w:tc>
+          <w:tcPr>
+            <w:tcBorders>
+              <w:top w:val="single" w:color="000000" w:sz="8" w:space="0"/>
+              <w:left w:val="dotted" w:color="auto" w:sz="0" w:space="0"/>
+              <w:bottom w:val="single" w:color="000000" w:sz="8" w:space="0"/>
+              <w:right w:val="single" w:color="000000" w:sz="8" w:space="0"/>
+            </w:tcBorders>
+            <w:shd w:val="clear" w:color="auto" w:fill="FFFFFF"/>
+            <w:tcMar>
+              <w:top w:w="60" w:type="dxa"/>
+              <w:left w:w="120" w:type="dxa"/>
+              <w:bottom w:w="60" w:type="dxa"/>
+              <w:right w:w="120" w:type="dxa"/>
+            </w:tcMar>
+          </w:tcPr>
+          <w:p>
+            <w:pPr>
+              <w:rPr>
+                <w:rFonts w:hint="default" w:ascii="Times New Roman" w:hAnsi="Times New Roman" w:cs="Times New Roman"/>
+                <w:color w:val="000000"/>
+              </w:rPr>
+            </w:pPr>
+            <w:r>
+              <w:rPr>
+                <w:rFonts w:hint="default" w:ascii="Times New Roman" w:hAnsi="Times New Roman" w:eastAsia="Arial" w:cs="Times New Roman"/>
+                <w:color w:val="000000"/>
+                <w:sz w:val="20"/>
+                <w:szCs w:val="20"/>
+              </w:rPr>
+              <w:t>Excessive subdomains</w:t>
+            </w:r>
+          </w:p>
+        </w:tc>
+      </w:tr>
+      <w:tr>
+        <w:tblPrEx>
+          <w:tblBorders>
+            <w:top w:val="single" w:color="auto" w:sz="4" w:space="0"/>
+            <w:left w:val="single" w:color="auto" w:sz="4" w:space="0"/>
+            <w:bottom w:val="single" w:color="auto" w:sz="4" w:space="0"/>
+            <w:right w:val="single" w:color="auto" w:sz="4" w:space="0"/>
+            <w:insideH w:val="single" w:color="auto" w:sz="4" w:space="0"/>
+            <w:insideV w:val="single" w:color="auto" w:sz="4" w:space="0"/>
+          </w:tblBorders>
+          <w:tblCellMar>
+            <w:top w:w="0" w:type="dxa"/>
+            <w:left w:w="10" w:type="dxa"/>
+            <w:bottom w:w="0" w:type="dxa"/>
+            <w:right w:w="10" w:type="dxa"/>
+          </w:tblCellMar>
+        </w:tblPrEx>
+        <w:tc>
+          <w:tcPr>
+            <w:tcBorders>
+              <w:top w:val="single" w:color="000000" w:sz="8" w:space="0"/>
+              <w:left w:val="single" w:color="000000" w:sz="8" w:space="0"/>
+              <w:bottom w:val="single" w:color="000000" w:sz="8" w:space="0"/>
+              <w:right w:val="dotted" w:color="auto" w:sz="0" w:space="0"/>
+            </w:tcBorders>
+            <w:shd w:val="clear" w:color="auto" w:fill="FFFFFF"/>
+            <w:tcMar>
+              <w:top w:w="60" w:type="dxa"/>
+              <w:left w:w="120" w:type="dxa"/>
+              <w:bottom w:w="60" w:type="dxa"/>
+              <w:right w:w="120" w:type="dxa"/>
+            </w:tcMar>
+          </w:tcPr>
+          <w:p>
+            <w:pPr>
+              <w:rPr>
+                <w:rFonts w:hint="default" w:ascii="Times New Roman" w:hAnsi="Times New Roman" w:cs="Times New Roman"/>
+                <w:color w:val="000000"/>
+              </w:rPr>
+            </w:pPr>
+            <w:r>
+              <w:rPr>
+                <w:rFonts w:hint="default" w:ascii="Times New Roman" w:hAnsi="Times New Roman" w:eastAsia="Arial" w:cs="Times New Roman"/>
+                <w:color w:val="000000"/>
+                <w:sz w:val="20"/>
+                <w:szCs w:val="20"/>
+              </w:rPr>
+              <w:t>R4</w:t>
+            </w:r>
+          </w:p>
+        </w:tc>
+        <w:tc>
+          <w:tcPr>
+            <w:tcBorders>
+              <w:top w:val="single" w:color="000000" w:sz="8" w:space="0"/>
+              <w:left w:val="dotted" w:color="auto" w:sz="0" w:space="0"/>
+              <w:bottom w:val="single" w:color="000000" w:sz="8" w:space="0"/>
+              <w:right w:val="dotted" w:color="auto" w:sz="0" w:space="0"/>
+            </w:tcBorders>
+            <w:shd w:val="clear" w:color="auto" w:fill="FFFFFF"/>
+            <w:tcMar>
+              <w:top w:w="60" w:type="dxa"/>
+              <w:left w:w="120" w:type="dxa"/>
+              <w:bottom w:w="60" w:type="dxa"/>
+              <w:right w:w="120" w:type="dxa"/>
+            </w:tcMar>
+          </w:tcPr>
+          <w:p>
+            <w:pPr>
+              <w:rPr>
+                <w:rFonts w:hint="default" w:ascii="Times New Roman" w:hAnsi="Times New Roman" w:cs="Times New Roman"/>
+                <w:color w:val="000000"/>
+              </w:rPr>
+            </w:pPr>
+            <w:r>
+              <w:rPr>
+                <w:rFonts w:hint="default" w:ascii="Times New Roman" w:hAnsi="Times New Roman" w:eastAsia="Arial" w:cs="Times New Roman"/>
+                <w:color w:val="000000"/>
+                <w:sz w:val="20"/>
+                <w:szCs w:val="20"/>
+              </w:rPr>
+              <w:t>dot_count &gt; 5</w:t>
+            </w:r>
+          </w:p>
+        </w:tc>
+        <w:tc>
+          <w:tcPr>
+            <w:tcBorders>
+              <w:top w:val="single" w:color="000000" w:sz="8" w:space="0"/>
+              <w:left w:val="dotted" w:color="auto" w:sz="0" w:space="0"/>
+              <w:bottom w:val="single" w:color="000000" w:sz="8" w:space="0"/>
+              <w:right w:val="dotted" w:color="auto" w:sz="0" w:space="0"/>
+            </w:tcBorders>
+            <w:shd w:val="clear" w:color="auto" w:fill="FFFFFF"/>
+            <w:tcMar>
+              <w:top w:w="60" w:type="dxa"/>
+              <w:left w:w="120" w:type="dxa"/>
+              <w:bottom w:w="60" w:type="dxa"/>
+              <w:right w:w="120" w:type="dxa"/>
+            </w:tcMar>
+          </w:tcPr>
+          <w:p>
+            <w:pPr>
+              <w:rPr>
+                <w:rFonts w:hint="default" w:ascii="Times New Roman" w:hAnsi="Times New Roman" w:cs="Times New Roman"/>
+                <w:color w:val="000000"/>
+              </w:rPr>
+            </w:pPr>
+            <w:r>
+              <w:rPr>
+                <w:rFonts w:hint="default" w:ascii="Times New Roman" w:hAnsi="Times New Roman" w:eastAsia="Arial" w:cs="Times New Roman"/>
+                <w:color w:val="000000"/>
+                <w:sz w:val="20"/>
+                <w:szCs w:val="20"/>
+              </w:rPr>
+              <w:t>1.0</w:t>
+            </w:r>
+          </w:p>
+        </w:tc>
+        <w:tc>
+          <w:tcPr>
+            <w:tcBorders>
+              <w:top w:val="single" w:color="000000" w:sz="8" w:space="0"/>
+              <w:left w:val="dotted" w:color="auto" w:sz="0" w:space="0"/>
+              <w:bottom w:val="single" w:color="000000" w:sz="8" w:space="0"/>
+              <w:right w:val="single" w:color="000000" w:sz="8" w:space="0"/>
+            </w:tcBorders>
+            <w:shd w:val="clear" w:color="auto" w:fill="FFFFFF"/>
+            <w:tcMar>
+              <w:top w:w="60" w:type="dxa"/>
+              <w:left w:w="120" w:type="dxa"/>
+              <w:bottom w:w="60" w:type="dxa"/>
+              <w:right w:w="120" w:type="dxa"/>
+            </w:tcMar>
+          </w:tcPr>
+          <w:p>
+            <w:pPr>
+              <w:rPr>
+                <w:rFonts w:hint="default" w:ascii="Times New Roman" w:hAnsi="Times New Roman" w:cs="Times New Roman"/>
+                <w:color w:val="000000"/>
+              </w:rPr>
+            </w:pPr>
+            <w:r>
+              <w:rPr>
+                <w:rFonts w:hint="default" w:ascii="Times New Roman" w:hAnsi="Times New Roman" w:eastAsia="Arial" w:cs="Times New Roman"/>
+                <w:color w:val="000000"/>
+                <w:sz w:val="20"/>
+                <w:szCs w:val="20"/>
+              </w:rPr>
+              <w:t>Dot frequency</w:t>
+            </w:r>
+          </w:p>
+        </w:tc>
+      </w:tr>
+      <w:tr>
+        <w:tblPrEx>
+          <w:tblBorders>
+            <w:top w:val="single" w:color="auto" w:sz="4" w:space="0"/>
+            <w:left w:val="single" w:color="auto" w:sz="4" w:space="0"/>
+            <w:bottom w:val="single" w:color="auto" w:sz="4" w:space="0"/>
+            <w:right w:val="single" w:color="auto" w:sz="4" w:space="0"/>
+            <w:insideH w:val="single" w:color="auto" w:sz="4" w:space="0"/>
+            <w:insideV w:val="single" w:color="auto" w:sz="4" w:space="0"/>
+          </w:tblBorders>
+          <w:tblCellMar>
+            <w:top w:w="0" w:type="dxa"/>
+            <w:left w:w="10" w:type="dxa"/>
+            <w:bottom w:w="0" w:type="dxa"/>
+            <w:right w:w="10" w:type="dxa"/>
+          </w:tblCellMar>
+        </w:tblPrEx>
+        <w:tc>
+          <w:tcPr>
+            <w:tcBorders>
+              <w:top w:val="single" w:color="000000" w:sz="8" w:space="0"/>
+              <w:left w:val="single" w:color="000000" w:sz="8" w:space="0"/>
+              <w:bottom w:val="single" w:color="000000" w:sz="8" w:space="0"/>
+              <w:right w:val="dotted" w:color="auto" w:sz="0" w:space="0"/>
+            </w:tcBorders>
+            <w:shd w:val="clear" w:color="auto" w:fill="FFFFFF"/>
+            <w:tcMar>
+              <w:top w:w="60" w:type="dxa"/>
+              <w:left w:w="120" w:type="dxa"/>
+              <w:bottom w:w="60" w:type="dxa"/>
+              <w:right w:w="120" w:type="dxa"/>
+            </w:tcMar>
+          </w:tcPr>
+          <w:p>
+            <w:pPr>
+              <w:rPr>
+                <w:rFonts w:hint="default" w:ascii="Times New Roman" w:hAnsi="Times New Roman" w:cs="Times New Roman"/>
+                <w:color w:val="000000"/>
+              </w:rPr>
+            </w:pPr>
+            <w:r>
+              <w:rPr>
+                <w:rFonts w:hint="default" w:ascii="Times New Roman" w:hAnsi="Times New Roman" w:eastAsia="Arial" w:cs="Times New Roman"/>
+                <w:color w:val="000000"/>
+                <w:sz w:val="20"/>
+                <w:szCs w:val="20"/>
+              </w:rPr>
+              <w:t>R5</w:t>
+            </w:r>
+          </w:p>
+        </w:tc>
+        <w:tc>
+          <w:tcPr>
+            <w:tcBorders>
+              <w:top w:val="single" w:color="000000" w:sz="8" w:space="0"/>
+              <w:left w:val="dotted" w:color="auto" w:sz="0" w:space="0"/>
+              <w:bottom w:val="single" w:color="000000" w:sz="8" w:space="0"/>
+              <w:right w:val="dotted" w:color="auto" w:sz="0" w:space="0"/>
+            </w:tcBorders>
+            <w:shd w:val="clear" w:color="auto" w:fill="FFFFFF"/>
+            <w:tcMar>
+              <w:top w:w="60" w:type="dxa"/>
+              <w:left w:w="120" w:type="dxa"/>
+              <w:bottom w:w="60" w:type="dxa"/>
+              <w:right w:w="120" w:type="dxa"/>
+            </w:tcMar>
+          </w:tcPr>
+          <w:p>
+            <w:pPr>
+              <w:rPr>
+                <w:rFonts w:hint="default" w:ascii="Times New Roman" w:hAnsi="Times New Roman" w:cs="Times New Roman"/>
+                <w:color w:val="000000"/>
+              </w:rPr>
+            </w:pPr>
+            <w:r>
+              <w:rPr>
+                <w:rFonts w:hint="default" w:ascii="Times New Roman" w:hAnsi="Times New Roman" w:eastAsia="Arial" w:cs="Times New Roman"/>
+                <w:color w:val="000000"/>
+                <w:sz w:val="20"/>
+                <w:szCs w:val="20"/>
+              </w:rPr>
+              <w:t>hyphen_count &gt; 3</w:t>
+            </w:r>
+          </w:p>
+        </w:tc>
+        <w:tc>
+          <w:tcPr>
+            <w:tcBorders>
+              <w:top w:val="single" w:color="000000" w:sz="8" w:space="0"/>
+              <w:left w:val="dotted" w:color="auto" w:sz="0" w:space="0"/>
+              <w:bottom w:val="single" w:color="000000" w:sz="8" w:space="0"/>
+              <w:right w:val="dotted" w:color="auto" w:sz="0" w:space="0"/>
+            </w:tcBorders>
+            <w:shd w:val="clear" w:color="auto" w:fill="FFFFFF"/>
+            <w:tcMar>
+              <w:top w:w="60" w:type="dxa"/>
+              <w:left w:w="120" w:type="dxa"/>
+              <w:bottom w:w="60" w:type="dxa"/>
+              <w:right w:w="120" w:type="dxa"/>
+            </w:tcMar>
+          </w:tcPr>
+          <w:p>
+            <w:pPr>
+              <w:rPr>
+                <w:rFonts w:hint="default" w:ascii="Times New Roman" w:hAnsi="Times New Roman" w:cs="Times New Roman"/>
+                <w:color w:val="000000"/>
+              </w:rPr>
+            </w:pPr>
+            <w:r>
+              <w:rPr>
+                <w:rFonts w:hint="default" w:ascii="Times New Roman" w:hAnsi="Times New Roman" w:eastAsia="Arial" w:cs="Times New Roman"/>
+                <w:color w:val="000000"/>
+                <w:sz w:val="20"/>
+                <w:szCs w:val="20"/>
+              </w:rPr>
+              <w:t>1.5</w:t>
+            </w:r>
+          </w:p>
+        </w:tc>
+        <w:tc>
+          <w:tcPr>
+            <w:tcBorders>
+              <w:top w:val="single" w:color="000000" w:sz="8" w:space="0"/>
+              <w:left w:val="dotted" w:color="auto" w:sz="0" w:space="0"/>
+              <w:bottom w:val="single" w:color="000000" w:sz="8" w:space="0"/>
+              <w:right w:val="single" w:color="000000" w:sz="8" w:space="0"/>
+            </w:tcBorders>
+            <w:shd w:val="clear" w:color="auto" w:fill="FFFFFF"/>
+            <w:tcMar>
+              <w:top w:w="60" w:type="dxa"/>
+              <w:left w:w="120" w:type="dxa"/>
+              <w:bottom w:w="60" w:type="dxa"/>
+              <w:right w:w="120" w:type="dxa"/>
+            </w:tcMar>
+          </w:tcPr>
+          <w:p>
+            <w:pPr>
+              <w:rPr>
+                <w:rFonts w:hint="default" w:ascii="Times New Roman" w:hAnsi="Times New Roman" w:cs="Times New Roman"/>
+                <w:color w:val="000000"/>
+              </w:rPr>
+            </w:pPr>
+            <w:r>
+              <w:rPr>
+                <w:rFonts w:hint="default" w:ascii="Times New Roman" w:hAnsi="Times New Roman" w:eastAsia="Arial" w:cs="Times New Roman"/>
+                <w:color w:val="000000"/>
+                <w:sz w:val="20"/>
+                <w:szCs w:val="20"/>
+              </w:rPr>
+              <w:t>Hyphen abuse</w:t>
+            </w:r>
+          </w:p>
+        </w:tc>
+      </w:tr>
+      <w:tr>
+        <w:tblPrEx>
+          <w:tblBorders>
+            <w:top w:val="single" w:color="auto" w:sz="4" w:space="0"/>
+            <w:left w:val="single" w:color="auto" w:sz="4" w:space="0"/>
+            <w:bottom w:val="single" w:color="auto" w:sz="4" w:space="0"/>
+            <w:right w:val="single" w:color="auto" w:sz="4" w:space="0"/>
+            <w:insideH w:val="single" w:color="auto" w:sz="4" w:space="0"/>
+            <w:insideV w:val="single" w:color="auto" w:sz="4" w:space="0"/>
+          </w:tblBorders>
+          <w:tblCellMar>
+            <w:top w:w="0" w:type="dxa"/>
+            <w:left w:w="10" w:type="dxa"/>
+            <w:bottom w:w="0" w:type="dxa"/>
+            <w:right w:w="10" w:type="dxa"/>
+          </w:tblCellMar>
+        </w:tblPrEx>
+        <w:tc>
+          <w:tcPr>
+            <w:tcBorders>
+              <w:top w:val="single" w:color="000000" w:sz="8" w:space="0"/>
+              <w:left w:val="single" w:color="000000" w:sz="8" w:space="0"/>
+              <w:bottom w:val="single" w:color="000000" w:sz="8" w:space="0"/>
+              <w:right w:val="dotted" w:color="auto" w:sz="0" w:space="0"/>
+            </w:tcBorders>
+            <w:shd w:val="clear" w:color="auto" w:fill="FFFFFF"/>
+            <w:tcMar>
+              <w:top w:w="60" w:type="dxa"/>
+              <w:left w:w="120" w:type="dxa"/>
+              <w:bottom w:w="60" w:type="dxa"/>
+              <w:right w:w="120" w:type="dxa"/>
+            </w:tcMar>
+          </w:tcPr>
+          <w:p>
+            <w:pPr>
+              <w:rPr>
+                <w:rFonts w:hint="default" w:ascii="Times New Roman" w:hAnsi="Times New Roman" w:cs="Times New Roman"/>
+                <w:color w:val="000000"/>
+              </w:rPr>
+            </w:pPr>
+            <w:r>
+              <w:rPr>
+                <w:rFonts w:hint="default" w:ascii="Times New Roman" w:hAnsi="Times New Roman" w:eastAsia="Arial" w:cs="Times New Roman"/>
+                <w:color w:val="000000"/>
+                <w:sz w:val="20"/>
+                <w:szCs w:val="20"/>
+              </w:rPr>
+              <w:t>R6</w:t>
+            </w:r>
+          </w:p>
+        </w:tc>
+        <w:tc>
+          <w:tcPr>
+            <w:tcBorders>
+              <w:top w:val="single" w:color="000000" w:sz="8" w:space="0"/>
+              <w:left w:val="dotted" w:color="auto" w:sz="0" w:space="0"/>
+              <w:bottom w:val="single" w:color="000000" w:sz="8" w:space="0"/>
+              <w:right w:val="dotted" w:color="auto" w:sz="0" w:space="0"/>
+            </w:tcBorders>
+            <w:shd w:val="clear" w:color="auto" w:fill="FFFFFF"/>
+            <w:tcMar>
+              <w:top w:w="60" w:type="dxa"/>
+              <w:left w:w="120" w:type="dxa"/>
+              <w:bottom w:w="60" w:type="dxa"/>
+              <w:right w:w="120" w:type="dxa"/>
+            </w:tcMar>
+          </w:tcPr>
+          <w:p>
+            <w:pPr>
+              <w:rPr>
+                <w:rFonts w:hint="default" w:ascii="Times New Roman" w:hAnsi="Times New Roman" w:cs="Times New Roman"/>
+                <w:color w:val="000000"/>
+              </w:rPr>
+            </w:pPr>
+            <w:r>
+              <w:rPr>
+                <w:rFonts w:hint="default" w:ascii="Times New Roman" w:hAnsi="Times New Roman" w:eastAsia="Arial" w:cs="Times New Roman"/>
+                <w:color w:val="000000"/>
+                <w:sz w:val="20"/>
+                <w:szCs w:val="20"/>
+              </w:rPr>
+              <w:t>at_symbol == 1</w:t>
+            </w:r>
+          </w:p>
+        </w:tc>
+        <w:tc>
+          <w:tcPr>
+            <w:tcBorders>
+              <w:top w:val="single" w:color="000000" w:sz="8" w:space="0"/>
+              <w:left w:val="dotted" w:color="auto" w:sz="0" w:space="0"/>
+              <w:bottom w:val="single" w:color="000000" w:sz="8" w:space="0"/>
+              <w:right w:val="dotted" w:color="auto" w:sz="0" w:space="0"/>
+            </w:tcBorders>
+            <w:shd w:val="clear" w:color="auto" w:fill="FFFFFF"/>
+            <w:tcMar>
+              <w:top w:w="60" w:type="dxa"/>
+              <w:left w:w="120" w:type="dxa"/>
+              <w:bottom w:w="60" w:type="dxa"/>
+              <w:right w:w="120" w:type="dxa"/>
+            </w:tcMar>
+          </w:tcPr>
+          <w:p>
+            <w:pPr>
+              <w:rPr>
+                <w:rFonts w:hint="default" w:ascii="Times New Roman" w:hAnsi="Times New Roman" w:cs="Times New Roman"/>
+                <w:color w:val="000000"/>
+              </w:rPr>
+            </w:pPr>
+            <w:r>
+              <w:rPr>
+                <w:rFonts w:hint="default" w:ascii="Times New Roman" w:hAnsi="Times New Roman" w:eastAsia="Arial" w:cs="Times New Roman"/>
+                <w:color w:val="000000"/>
+                <w:sz w:val="20"/>
+                <w:szCs w:val="20"/>
+              </w:rPr>
+              <w:t>2.5</w:t>
+            </w:r>
+          </w:p>
+        </w:tc>
+        <w:tc>
+          <w:tcPr>
+            <w:tcBorders>
+              <w:top w:val="single" w:color="000000" w:sz="8" w:space="0"/>
+              <w:left w:val="dotted" w:color="auto" w:sz="0" w:space="0"/>
+              <w:bottom w:val="single" w:color="000000" w:sz="8" w:space="0"/>
+              <w:right w:val="single" w:color="000000" w:sz="8" w:space="0"/>
+            </w:tcBorders>
+            <w:shd w:val="clear" w:color="auto" w:fill="FFFFFF"/>
+            <w:tcMar>
+              <w:top w:w="60" w:type="dxa"/>
+              <w:left w:w="120" w:type="dxa"/>
+              <w:bottom w:w="60" w:type="dxa"/>
+              <w:right w:w="120" w:type="dxa"/>
+            </w:tcMar>
+          </w:tcPr>
+          <w:p>
+            <w:pPr>
+              <w:rPr>
+                <w:rFonts w:hint="default" w:ascii="Times New Roman" w:hAnsi="Times New Roman" w:cs="Times New Roman"/>
+                <w:color w:val="000000"/>
+              </w:rPr>
+            </w:pPr>
+            <w:r>
+              <w:rPr>
+                <w:rFonts w:hint="default" w:ascii="Times New Roman" w:hAnsi="Times New Roman" w:eastAsia="Arial" w:cs="Times New Roman"/>
+                <w:color w:val="000000"/>
+                <w:sz w:val="20"/>
+                <w:szCs w:val="20"/>
+              </w:rPr>
+              <w:t>Browser parsing exploit</w:t>
+            </w:r>
+          </w:p>
+        </w:tc>
+      </w:tr>
+      <w:tr>
+        <w:tblPrEx>
+          <w:tblBorders>
+            <w:top w:val="single" w:color="auto" w:sz="4" w:space="0"/>
+            <w:left w:val="single" w:color="auto" w:sz="4" w:space="0"/>
+            <w:bottom w:val="single" w:color="auto" w:sz="4" w:space="0"/>
+            <w:right w:val="single" w:color="auto" w:sz="4" w:space="0"/>
+            <w:insideH w:val="single" w:color="auto" w:sz="4" w:space="0"/>
+            <w:insideV w:val="single" w:color="auto" w:sz="4" w:space="0"/>
+          </w:tblBorders>
+          <w:tblCellMar>
+            <w:top w:w="0" w:type="dxa"/>
+            <w:left w:w="10" w:type="dxa"/>
+            <w:bottom w:w="0" w:type="dxa"/>
+            <w:right w:w="10" w:type="dxa"/>
+          </w:tblCellMar>
+        </w:tblPrEx>
+        <w:tc>
+          <w:tcPr>
+            <w:tcBorders>
+              <w:top w:val="single" w:color="000000" w:sz="8" w:space="0"/>
+              <w:left w:val="single" w:color="000000" w:sz="8" w:space="0"/>
+              <w:bottom w:val="single" w:color="000000" w:sz="8" w:space="0"/>
+              <w:right w:val="dotted" w:color="auto" w:sz="0" w:space="0"/>
+            </w:tcBorders>
+            <w:shd w:val="clear" w:color="auto" w:fill="FFFFFF"/>
+            <w:tcMar>
+              <w:top w:w="60" w:type="dxa"/>
+              <w:left w:w="120" w:type="dxa"/>
+              <w:bottom w:w="60" w:type="dxa"/>
+              <w:right w:w="120" w:type="dxa"/>
+            </w:tcMar>
+          </w:tcPr>
+          <w:p>
+            <w:pPr>
+              <w:rPr>
+                <w:rFonts w:hint="default" w:ascii="Times New Roman" w:hAnsi="Times New Roman" w:cs="Times New Roman"/>
+                <w:color w:val="000000"/>
+              </w:rPr>
+            </w:pPr>
+            <w:r>
+              <w:rPr>
+                <w:rFonts w:hint="default" w:ascii="Times New Roman" w:hAnsi="Times New Roman" w:eastAsia="Arial" w:cs="Times New Roman"/>
+                <w:color w:val="000000"/>
+                <w:sz w:val="20"/>
+                <w:szCs w:val="20"/>
+              </w:rPr>
+              <w:t>R7</w:t>
+            </w:r>
+          </w:p>
+        </w:tc>
+        <w:tc>
+          <w:tcPr>
+            <w:tcBorders>
+              <w:top w:val="single" w:color="000000" w:sz="8" w:space="0"/>
+              <w:left w:val="dotted" w:color="auto" w:sz="0" w:space="0"/>
+              <w:bottom w:val="single" w:color="000000" w:sz="8" w:space="0"/>
+              <w:right w:val="dotted" w:color="auto" w:sz="0" w:space="0"/>
+            </w:tcBorders>
+            <w:shd w:val="clear" w:color="auto" w:fill="FFFFFF"/>
+            <w:tcMar>
+              <w:top w:w="60" w:type="dxa"/>
+              <w:left w:w="120" w:type="dxa"/>
+              <w:bottom w:w="60" w:type="dxa"/>
+              <w:right w:w="120" w:type="dxa"/>
+            </w:tcMar>
+          </w:tcPr>
+          <w:p>
+            <w:pPr>
+              <w:rPr>
+                <w:rFonts w:hint="default" w:ascii="Times New Roman" w:hAnsi="Times New Roman" w:cs="Times New Roman"/>
+                <w:color w:val="000000"/>
+              </w:rPr>
+            </w:pPr>
+            <w:r>
+              <w:rPr>
+                <w:rFonts w:hint="default" w:ascii="Times New Roman" w:hAnsi="Times New Roman" w:eastAsia="Arial" w:cs="Times New Roman"/>
+                <w:color w:val="000000"/>
+                <w:sz w:val="20"/>
+                <w:szCs w:val="20"/>
+              </w:rPr>
+              <w:t>double_slash_redirect == 1</w:t>
+            </w:r>
+          </w:p>
+        </w:tc>
+        <w:tc>
+          <w:tcPr>
+            <w:tcBorders>
+              <w:top w:val="single" w:color="000000" w:sz="8" w:space="0"/>
+              <w:left w:val="dotted" w:color="auto" w:sz="0" w:space="0"/>
+              <w:bottom w:val="single" w:color="000000" w:sz="8" w:space="0"/>
+              <w:right w:val="dotted" w:color="auto" w:sz="0" w:space="0"/>
+            </w:tcBorders>
+            <w:shd w:val="clear" w:color="auto" w:fill="FFFFFF"/>
+            <w:tcMar>
+              <w:top w:w="60" w:type="dxa"/>
+              <w:left w:w="120" w:type="dxa"/>
+              <w:bottom w:w="60" w:type="dxa"/>
+              <w:right w:w="120" w:type="dxa"/>
+            </w:tcMar>
+          </w:tcPr>
+          <w:p>
+            <w:pPr>
+              <w:rPr>
+                <w:rFonts w:hint="default" w:ascii="Times New Roman" w:hAnsi="Times New Roman" w:cs="Times New Roman"/>
+                <w:color w:val="000000"/>
+              </w:rPr>
+            </w:pPr>
+            <w:r>
+              <w:rPr>
+                <w:rFonts w:hint="default" w:ascii="Times New Roman" w:hAnsi="Times New Roman" w:eastAsia="Arial" w:cs="Times New Roman"/>
+                <w:color w:val="000000"/>
+                <w:sz w:val="20"/>
+                <w:szCs w:val="20"/>
+              </w:rPr>
+              <w:t>2.0</w:t>
+            </w:r>
+          </w:p>
+        </w:tc>
+        <w:tc>
+          <w:tcPr>
+            <w:tcBorders>
+              <w:top w:val="single" w:color="000000" w:sz="8" w:space="0"/>
+              <w:left w:val="dotted" w:color="auto" w:sz="0" w:space="0"/>
+              <w:bottom w:val="single" w:color="000000" w:sz="8" w:space="0"/>
+              <w:right w:val="single" w:color="000000" w:sz="8" w:space="0"/>
+            </w:tcBorders>
+            <w:shd w:val="clear" w:color="auto" w:fill="FFFFFF"/>
+            <w:tcMar>
+              <w:top w:w="60" w:type="dxa"/>
+              <w:left w:w="120" w:type="dxa"/>
+              <w:bottom w:w="60" w:type="dxa"/>
+              <w:right w:w="120" w:type="dxa"/>
+            </w:tcMar>
+          </w:tcPr>
+          <w:p>
+            <w:pPr>
+              <w:rPr>
+                <w:rFonts w:hint="default" w:ascii="Times New Roman" w:hAnsi="Times New Roman" w:cs="Times New Roman"/>
+                <w:color w:val="000000"/>
+              </w:rPr>
+            </w:pPr>
+            <w:r>
+              <w:rPr>
+                <w:rFonts w:hint="default" w:ascii="Times New Roman" w:hAnsi="Times New Roman" w:eastAsia="Arial" w:cs="Times New Roman"/>
+                <w:color w:val="000000"/>
+                <w:sz w:val="20"/>
+                <w:szCs w:val="20"/>
+              </w:rPr>
+              <w:t>Redirect obfuscation</w:t>
+            </w:r>
+          </w:p>
+        </w:tc>
+      </w:tr>
+      <w:tr>
+        <w:tblPrEx>
+          <w:tblBorders>
+            <w:top w:val="single" w:color="auto" w:sz="4" w:space="0"/>
+            <w:left w:val="single" w:color="auto" w:sz="4" w:space="0"/>
+            <w:bottom w:val="single" w:color="auto" w:sz="4" w:space="0"/>
+            <w:right w:val="single" w:color="auto" w:sz="4" w:space="0"/>
+            <w:insideH w:val="single" w:color="auto" w:sz="4" w:space="0"/>
+            <w:insideV w:val="single" w:color="auto" w:sz="4" w:space="0"/>
+          </w:tblBorders>
+          <w:tblCellMar>
+            <w:top w:w="0" w:type="dxa"/>
+            <w:left w:w="10" w:type="dxa"/>
+            <w:bottom w:w="0" w:type="dxa"/>
+            <w:right w:w="10" w:type="dxa"/>
+          </w:tblCellMar>
+        </w:tblPrEx>
+        <w:tc>
+          <w:tcPr>
+            <w:tcBorders>
+              <w:top w:val="single" w:color="000000" w:sz="8" w:space="0"/>
+              <w:left w:val="single" w:color="000000" w:sz="8" w:space="0"/>
+              <w:bottom w:val="single" w:color="000000" w:sz="8" w:space="0"/>
+              <w:right w:val="dotted" w:color="auto" w:sz="0" w:space="0"/>
+            </w:tcBorders>
+            <w:shd w:val="clear" w:color="auto" w:fill="FFFFFF"/>
+            <w:tcMar>
+              <w:top w:w="60" w:type="dxa"/>
+              <w:left w:w="120" w:type="dxa"/>
+              <w:bottom w:w="60" w:type="dxa"/>
+              <w:right w:w="120" w:type="dxa"/>
+            </w:tcMar>
+          </w:tcPr>
+          <w:p>
+            <w:pPr>
+              <w:rPr>
+                <w:rFonts w:hint="default" w:ascii="Times New Roman" w:hAnsi="Times New Roman" w:cs="Times New Roman"/>
+                <w:color w:val="000000"/>
+              </w:rPr>
+            </w:pPr>
+            <w:r>
+              <w:rPr>
+                <w:rFonts w:hint="default" w:ascii="Times New Roman" w:hAnsi="Times New Roman" w:eastAsia="Arial" w:cs="Times New Roman"/>
+                <w:color w:val="000000"/>
+                <w:sz w:val="20"/>
+                <w:szCs w:val="20"/>
+              </w:rPr>
+              <w:t>R8</w:t>
+            </w:r>
+          </w:p>
+        </w:tc>
+        <w:tc>
+          <w:tcPr>
+            <w:tcBorders>
+              <w:top w:val="single" w:color="000000" w:sz="8" w:space="0"/>
+              <w:left w:val="dotted" w:color="auto" w:sz="0" w:space="0"/>
+              <w:bottom w:val="single" w:color="000000" w:sz="8" w:space="0"/>
+              <w:right w:val="dotted" w:color="auto" w:sz="0" w:space="0"/>
+            </w:tcBorders>
+            <w:shd w:val="clear" w:color="auto" w:fill="FFFFFF"/>
+            <w:tcMar>
+              <w:top w:w="60" w:type="dxa"/>
+              <w:left w:w="120" w:type="dxa"/>
+              <w:bottom w:w="60" w:type="dxa"/>
+              <w:right w:w="120" w:type="dxa"/>
+            </w:tcMar>
+          </w:tcPr>
+          <w:p>
+            <w:pPr>
+              <w:rPr>
+                <w:rFonts w:hint="default" w:ascii="Times New Roman" w:hAnsi="Times New Roman" w:cs="Times New Roman"/>
+                <w:color w:val="000000"/>
+              </w:rPr>
+            </w:pPr>
+            <w:r>
+              <w:rPr>
+                <w:rFonts w:hint="default" w:ascii="Times New Roman" w:hAnsi="Times New Roman" w:eastAsia="Arial" w:cs="Times New Roman"/>
+                <w:color w:val="000000"/>
+                <w:sz w:val="20"/>
+                <w:szCs w:val="20"/>
+              </w:rPr>
+              <w:t>prefix_suffix == 1</w:t>
+            </w:r>
+          </w:p>
+        </w:tc>
+        <w:tc>
+          <w:tcPr>
+            <w:tcBorders>
+              <w:top w:val="single" w:color="000000" w:sz="8" w:space="0"/>
+              <w:left w:val="dotted" w:color="auto" w:sz="0" w:space="0"/>
+              <w:bottom w:val="single" w:color="000000" w:sz="8" w:space="0"/>
+              <w:right w:val="dotted" w:color="auto" w:sz="0" w:space="0"/>
+            </w:tcBorders>
+            <w:shd w:val="clear" w:color="auto" w:fill="FFFFFF"/>
+            <w:tcMar>
+              <w:top w:w="60" w:type="dxa"/>
+              <w:left w:w="120" w:type="dxa"/>
+              <w:bottom w:w="60" w:type="dxa"/>
+              <w:right w:w="120" w:type="dxa"/>
+            </w:tcMar>
+          </w:tcPr>
+          <w:p>
+            <w:pPr>
+              <w:rPr>
+                <w:rFonts w:hint="default" w:ascii="Times New Roman" w:hAnsi="Times New Roman" w:cs="Times New Roman"/>
+                <w:color w:val="000000"/>
+              </w:rPr>
+            </w:pPr>
+            <w:r>
+              <w:rPr>
+                <w:rFonts w:hint="default" w:ascii="Times New Roman" w:hAnsi="Times New Roman" w:eastAsia="Arial" w:cs="Times New Roman"/>
+                <w:color w:val="000000"/>
+                <w:sz w:val="20"/>
+                <w:szCs w:val="20"/>
+              </w:rPr>
+              <w:t>1.5</w:t>
+            </w:r>
+          </w:p>
+        </w:tc>
+        <w:tc>
+          <w:tcPr>
+            <w:tcBorders>
+              <w:top w:val="single" w:color="000000" w:sz="8" w:space="0"/>
+              <w:left w:val="dotted" w:color="auto" w:sz="0" w:space="0"/>
+              <w:bottom w:val="single" w:color="000000" w:sz="8" w:space="0"/>
+              <w:right w:val="single" w:color="000000" w:sz="8" w:space="0"/>
+            </w:tcBorders>
+            <w:shd w:val="clear" w:color="auto" w:fill="FFFFFF"/>
+            <w:tcMar>
+              <w:top w:w="60" w:type="dxa"/>
+              <w:left w:w="120" w:type="dxa"/>
+              <w:bottom w:w="60" w:type="dxa"/>
+              <w:right w:w="120" w:type="dxa"/>
+            </w:tcMar>
+          </w:tcPr>
+          <w:p>
+            <w:pPr>
+              <w:rPr>
+                <w:rFonts w:hint="default" w:ascii="Times New Roman" w:hAnsi="Times New Roman" w:cs="Times New Roman"/>
+                <w:color w:val="000000"/>
+              </w:rPr>
+            </w:pPr>
+            <w:r>
+              <w:rPr>
+                <w:rFonts w:hint="default" w:ascii="Times New Roman" w:hAnsi="Times New Roman" w:eastAsia="Arial" w:cs="Times New Roman"/>
+                <w:color w:val="000000"/>
+                <w:sz w:val="20"/>
+                <w:szCs w:val="20"/>
+              </w:rPr>
+              <w:t>Domain spoofing</w:t>
+            </w:r>
+          </w:p>
+        </w:tc>
+      </w:tr>
+      <w:tr>
+        <w:tblPrEx>
+          <w:tblBorders>
+            <w:top w:val="single" w:color="auto" w:sz="4" w:space="0"/>
+            <w:left w:val="single" w:color="auto" w:sz="4" w:space="0"/>
+            <w:bottom w:val="single" w:color="auto" w:sz="4" w:space="0"/>
+            <w:right w:val="single" w:color="auto" w:sz="4" w:space="0"/>
+            <w:insideH w:val="single" w:color="auto" w:sz="4" w:space="0"/>
+            <w:insideV w:val="single" w:color="auto" w:sz="4" w:space="0"/>
+          </w:tblBorders>
+          <w:tblCellMar>
+            <w:top w:w="0" w:type="dxa"/>
+            <w:left w:w="10" w:type="dxa"/>
+            <w:bottom w:w="0" w:type="dxa"/>
+            <w:right w:w="10" w:type="dxa"/>
+          </w:tblCellMar>
+        </w:tblPrEx>
+        <w:tc>
+          <w:tcPr>
+            <w:tcBorders>
+              <w:top w:val="single" w:color="000000" w:sz="8" w:space="0"/>
+              <w:left w:val="single" w:color="000000" w:sz="8" w:space="0"/>
+              <w:bottom w:val="single" w:color="000000" w:sz="8" w:space="0"/>
+              <w:right w:val="dotted" w:color="auto" w:sz="0" w:space="0"/>
+            </w:tcBorders>
+            <w:shd w:val="clear" w:color="auto" w:fill="FFFFFF"/>
+            <w:tcMar>
+              <w:top w:w="60" w:type="dxa"/>
+              <w:left w:w="120" w:type="dxa"/>
+              <w:bottom w:w="60" w:type="dxa"/>
+              <w:right w:w="120" w:type="dxa"/>
+            </w:tcMar>
+          </w:tcPr>
+          <w:p>
+            <w:pPr>
+              <w:rPr>
+                <w:rFonts w:hint="default" w:ascii="Times New Roman" w:hAnsi="Times New Roman" w:cs="Times New Roman"/>
+                <w:color w:val="000000"/>
+              </w:rPr>
+            </w:pPr>
+            <w:r>
+              <w:rPr>
+                <w:rFonts w:hint="default" w:ascii="Times New Roman" w:hAnsi="Times New Roman" w:eastAsia="Arial" w:cs="Times New Roman"/>
+                <w:color w:val="000000"/>
+                <w:sz w:val="20"/>
+                <w:szCs w:val="20"/>
+              </w:rPr>
+              <w:t>R9</w:t>
+            </w:r>
+          </w:p>
+        </w:tc>
+        <w:tc>
+          <w:tcPr>
+            <w:tcBorders>
+              <w:top w:val="single" w:color="000000" w:sz="8" w:space="0"/>
+              <w:left w:val="dotted" w:color="auto" w:sz="0" w:space="0"/>
+              <w:bottom w:val="single" w:color="000000" w:sz="8" w:space="0"/>
+              <w:right w:val="dotted" w:color="auto" w:sz="0" w:space="0"/>
+            </w:tcBorders>
+            <w:shd w:val="clear" w:color="auto" w:fill="FFFFFF"/>
+            <w:tcMar>
+              <w:top w:w="60" w:type="dxa"/>
+              <w:left w:w="120" w:type="dxa"/>
+              <w:bottom w:w="60" w:type="dxa"/>
+              <w:right w:w="120" w:type="dxa"/>
+            </w:tcMar>
+          </w:tcPr>
+          <w:p>
+            <w:pPr>
+              <w:rPr>
+                <w:rFonts w:hint="default" w:ascii="Times New Roman" w:hAnsi="Times New Roman" w:cs="Times New Roman"/>
+                <w:color w:val="000000"/>
+              </w:rPr>
+            </w:pPr>
+            <w:r>
+              <w:rPr>
+                <w:rFonts w:hint="default" w:ascii="Times New Roman" w:hAnsi="Times New Roman" w:eastAsia="Arial" w:cs="Times New Roman"/>
+                <w:color w:val="000000"/>
+                <w:sz w:val="20"/>
+                <w:szCs w:val="20"/>
+              </w:rPr>
+              <w:t>shortening_service == 1</w:t>
+            </w:r>
+          </w:p>
+        </w:tc>
+        <w:tc>
+          <w:tcPr>
+            <w:tcBorders>
+              <w:top w:val="single" w:color="000000" w:sz="8" w:space="0"/>
+              <w:left w:val="dotted" w:color="auto" w:sz="0" w:space="0"/>
+              <w:bottom w:val="single" w:color="000000" w:sz="8" w:space="0"/>
+              <w:right w:val="dotted" w:color="auto" w:sz="0" w:space="0"/>
+            </w:tcBorders>
+            <w:shd w:val="clear" w:color="auto" w:fill="FFFFFF"/>
+            <w:tcMar>
+              <w:top w:w="60" w:type="dxa"/>
+              <w:left w:w="120" w:type="dxa"/>
+              <w:bottom w:w="60" w:type="dxa"/>
+              <w:right w:w="120" w:type="dxa"/>
+            </w:tcMar>
+          </w:tcPr>
+          <w:p>
+            <w:pPr>
+              <w:rPr>
+                <w:rFonts w:hint="default" w:ascii="Times New Roman" w:hAnsi="Times New Roman" w:cs="Times New Roman"/>
+                <w:color w:val="000000"/>
+              </w:rPr>
+            </w:pPr>
+            <w:r>
+              <w:rPr>
+                <w:rFonts w:hint="default" w:ascii="Times New Roman" w:hAnsi="Times New Roman" w:eastAsia="Arial" w:cs="Times New Roman"/>
+                <w:color w:val="000000"/>
+                <w:sz w:val="20"/>
+                <w:szCs w:val="20"/>
+              </w:rPr>
+              <w:t>2.0</w:t>
+            </w:r>
+          </w:p>
+        </w:tc>
+        <w:tc>
+          <w:tcPr>
+            <w:tcBorders>
+              <w:top w:val="single" w:color="000000" w:sz="8" w:space="0"/>
+              <w:left w:val="dotted" w:color="auto" w:sz="0" w:space="0"/>
+              <w:bottom w:val="single" w:color="000000" w:sz="8" w:space="0"/>
+              <w:right w:val="single" w:color="000000" w:sz="8" w:space="0"/>
+            </w:tcBorders>
+            <w:shd w:val="clear" w:color="auto" w:fill="FFFFFF"/>
+            <w:tcMar>
+              <w:top w:w="60" w:type="dxa"/>
+              <w:left w:w="120" w:type="dxa"/>
+              <w:bottom w:w="60" w:type="dxa"/>
+              <w:right w:w="120" w:type="dxa"/>
+            </w:tcMar>
+          </w:tcPr>
+          <w:p>
+            <w:pPr>
+              <w:rPr>
+                <w:rFonts w:hint="default" w:ascii="Times New Roman" w:hAnsi="Times New Roman" w:cs="Times New Roman"/>
+                <w:color w:val="000000"/>
+              </w:rPr>
+            </w:pPr>
+            <w:r>
+              <w:rPr>
+                <w:rFonts w:hint="default" w:ascii="Times New Roman" w:hAnsi="Times New Roman" w:eastAsia="Arial" w:cs="Times New Roman"/>
+                <w:color w:val="000000"/>
+                <w:sz w:val="20"/>
+                <w:szCs w:val="20"/>
+              </w:rPr>
+              <w:t>Identity concealment</w:t>
+            </w:r>
+          </w:p>
+        </w:tc>
+      </w:tr>
+      <w:tr>
+        <w:tblPrEx>
+          <w:tblBorders>
+            <w:top w:val="single" w:color="auto" w:sz="4" w:space="0"/>
+            <w:left w:val="single" w:color="auto" w:sz="4" w:space="0"/>
+            <w:bottom w:val="single" w:color="auto" w:sz="4" w:space="0"/>
+            <w:right w:val="single" w:color="auto" w:sz="4" w:space="0"/>
+            <w:insideH w:val="single" w:color="auto" w:sz="4" w:space="0"/>
+            <w:insideV w:val="single" w:color="auto" w:sz="4" w:space="0"/>
+          </w:tblBorders>
+          <w:tblCellMar>
+            <w:top w:w="0" w:type="dxa"/>
+            <w:left w:w="10" w:type="dxa"/>
+            <w:bottom w:w="0" w:type="dxa"/>
+            <w:right w:w="10" w:type="dxa"/>
+          </w:tblCellMar>
+        </w:tblPrEx>
+        <w:tc>
+          <w:tcPr>
+            <w:tcBorders>
+              <w:top w:val="single" w:color="000000" w:sz="8" w:space="0"/>
+              <w:left w:val="single" w:color="000000" w:sz="8" w:space="0"/>
+              <w:bottom w:val="single" w:color="000000" w:sz="8" w:space="0"/>
+              <w:right w:val="dotted" w:color="auto" w:sz="0" w:space="0"/>
+            </w:tcBorders>
+            <w:shd w:val="clear" w:color="auto" w:fill="FFFFFF"/>
+            <w:tcMar>
+              <w:top w:w="60" w:type="dxa"/>
+              <w:left w:w="120" w:type="dxa"/>
+              <w:bottom w:w="60" w:type="dxa"/>
+              <w:right w:w="120" w:type="dxa"/>
+            </w:tcMar>
+          </w:tcPr>
+          <w:p>
+            <w:pPr>
+              <w:rPr>
+                <w:rFonts w:hint="default" w:ascii="Times New Roman" w:hAnsi="Times New Roman" w:cs="Times New Roman"/>
+                <w:color w:val="000000"/>
+              </w:rPr>
+            </w:pPr>
+            <w:r>
+              <w:rPr>
+                <w:rFonts w:hint="default" w:ascii="Times New Roman" w:hAnsi="Times New Roman" w:eastAsia="Arial" w:cs="Times New Roman"/>
+                <w:color w:val="000000"/>
+                <w:sz w:val="20"/>
+                <w:szCs w:val="20"/>
+              </w:rPr>
+              <w:t>R10</w:t>
+            </w:r>
+          </w:p>
+        </w:tc>
+        <w:tc>
+          <w:tcPr>
+            <w:tcBorders>
+              <w:top w:val="single" w:color="000000" w:sz="8" w:space="0"/>
+              <w:left w:val="dotted" w:color="auto" w:sz="0" w:space="0"/>
+              <w:bottom w:val="single" w:color="000000" w:sz="8" w:space="0"/>
+              <w:right w:val="dotted" w:color="auto" w:sz="0" w:space="0"/>
+            </w:tcBorders>
+            <w:shd w:val="clear" w:color="auto" w:fill="FFFFFF"/>
+            <w:tcMar>
+              <w:top w:w="60" w:type="dxa"/>
+              <w:left w:w="120" w:type="dxa"/>
+              <w:bottom w:w="60" w:type="dxa"/>
+              <w:right w:w="120" w:type="dxa"/>
+            </w:tcMar>
+          </w:tcPr>
+          <w:p>
+            <w:pPr>
+              <w:rPr>
+                <w:rFonts w:hint="default" w:ascii="Times New Roman" w:hAnsi="Times New Roman" w:cs="Times New Roman"/>
+                <w:color w:val="000000"/>
+              </w:rPr>
+            </w:pPr>
+            <w:r>
+              <w:rPr>
+                <w:rFonts w:hint="default" w:ascii="Times New Roman" w:hAnsi="Times New Roman" w:eastAsia="Arial" w:cs="Times New Roman"/>
+                <w:color w:val="000000"/>
+                <w:sz w:val="20"/>
+                <w:szCs w:val="20"/>
+              </w:rPr>
+              <w:t>suspicious_tld == 1</w:t>
+            </w:r>
+          </w:p>
+        </w:tc>
+        <w:tc>
+          <w:tcPr>
+            <w:tcBorders>
+              <w:top w:val="single" w:color="000000" w:sz="8" w:space="0"/>
+              <w:left w:val="dotted" w:color="auto" w:sz="0" w:space="0"/>
+              <w:bottom w:val="single" w:color="000000" w:sz="8" w:space="0"/>
+              <w:right w:val="dotted" w:color="auto" w:sz="0" w:space="0"/>
+            </w:tcBorders>
+            <w:shd w:val="clear" w:color="auto" w:fill="FFFFFF"/>
+            <w:tcMar>
+              <w:top w:w="60" w:type="dxa"/>
+              <w:left w:w="120" w:type="dxa"/>
+              <w:bottom w:w="60" w:type="dxa"/>
+              <w:right w:w="120" w:type="dxa"/>
+            </w:tcMar>
+          </w:tcPr>
+          <w:p>
+            <w:pPr>
+              <w:rPr>
+                <w:rFonts w:hint="default" w:ascii="Times New Roman" w:hAnsi="Times New Roman" w:cs="Times New Roman"/>
+                <w:color w:val="000000"/>
+              </w:rPr>
+            </w:pPr>
+            <w:r>
+              <w:rPr>
+                <w:rFonts w:hint="default" w:ascii="Times New Roman" w:hAnsi="Times New Roman" w:eastAsia="Arial" w:cs="Times New Roman"/>
+                <w:color w:val="000000"/>
+                <w:sz w:val="20"/>
+                <w:szCs w:val="20"/>
+              </w:rPr>
+              <w:t>2.5</w:t>
+            </w:r>
+          </w:p>
+        </w:tc>
+        <w:tc>
+          <w:tcPr>
+            <w:tcBorders>
+              <w:top w:val="single" w:color="000000" w:sz="8" w:space="0"/>
+              <w:left w:val="dotted" w:color="auto" w:sz="0" w:space="0"/>
+              <w:bottom w:val="single" w:color="000000" w:sz="8" w:space="0"/>
+              <w:right w:val="single" w:color="000000" w:sz="8" w:space="0"/>
+            </w:tcBorders>
+            <w:shd w:val="clear" w:color="auto" w:fill="FFFFFF"/>
+            <w:tcMar>
+              <w:top w:w="60" w:type="dxa"/>
+              <w:left w:w="120" w:type="dxa"/>
+              <w:bottom w:w="60" w:type="dxa"/>
+              <w:right w:w="120" w:type="dxa"/>
+            </w:tcMar>
+          </w:tcPr>
+          <w:p>
+            <w:pPr>
+              <w:rPr>
+                <w:rFonts w:hint="default" w:ascii="Times New Roman" w:hAnsi="Times New Roman" w:cs="Times New Roman"/>
+                <w:color w:val="000000"/>
+              </w:rPr>
+            </w:pPr>
+            <w:r>
+              <w:rPr>
+                <w:rFonts w:hint="default" w:ascii="Times New Roman" w:hAnsi="Times New Roman" w:eastAsia="Arial" w:cs="Times New Roman"/>
+                <w:color w:val="000000"/>
+                <w:sz w:val="20"/>
+                <w:szCs w:val="20"/>
+              </w:rPr>
+              <w:t>High-risk TLD</w:t>
+            </w:r>
+          </w:p>
+        </w:tc>
+      </w:tr>
+      <w:tr>
+        <w:tblPrEx>
+          <w:tblBorders>
+            <w:top w:val="single" w:color="auto" w:sz="4" w:space="0"/>
+            <w:left w:val="single" w:color="auto" w:sz="4" w:space="0"/>
+            <w:bottom w:val="single" w:color="auto" w:sz="4" w:space="0"/>
+            <w:right w:val="single" w:color="auto" w:sz="4" w:space="0"/>
+            <w:insideH w:val="single" w:color="auto" w:sz="4" w:space="0"/>
+            <w:insideV w:val="single" w:color="auto" w:sz="4" w:space="0"/>
+          </w:tblBorders>
+          <w:tblCellMar>
+            <w:top w:w="0" w:type="dxa"/>
+            <w:left w:w="10" w:type="dxa"/>
+            <w:bottom w:w="0" w:type="dxa"/>
+            <w:right w:w="10" w:type="dxa"/>
+          </w:tblCellMar>
+        </w:tblPrEx>
+        <w:tc>
+          <w:tcPr>
+            <w:tcBorders>
+              <w:top w:val="single" w:color="000000" w:sz="8" w:space="0"/>
+              <w:left w:val="single" w:color="000000" w:sz="8" w:space="0"/>
+              <w:bottom w:val="single" w:color="000000" w:sz="8" w:space="0"/>
+              <w:right w:val="dotted" w:color="auto" w:sz="0" w:space="0"/>
+            </w:tcBorders>
+            <w:shd w:val="clear" w:color="auto" w:fill="FFFFFF"/>
+            <w:tcMar>
+              <w:top w:w="60" w:type="dxa"/>
+              <w:left w:w="120" w:type="dxa"/>
+              <w:bottom w:w="60" w:type="dxa"/>
+              <w:right w:w="120" w:type="dxa"/>
+            </w:tcMar>
+          </w:tcPr>
+          <w:p>
+            <w:pPr>
+              <w:rPr>
+                <w:rFonts w:hint="default" w:ascii="Times New Roman" w:hAnsi="Times New Roman" w:cs="Times New Roman"/>
+                <w:color w:val="000000"/>
+              </w:rPr>
+            </w:pPr>
+            <w:r>
+              <w:rPr>
+                <w:rFonts w:hint="default" w:ascii="Times New Roman" w:hAnsi="Times New Roman" w:eastAsia="Arial" w:cs="Times New Roman"/>
+                <w:color w:val="000000"/>
+                <w:sz w:val="20"/>
+                <w:szCs w:val="20"/>
+              </w:rPr>
+              <w:t>R11</w:t>
+            </w:r>
+          </w:p>
+        </w:tc>
+        <w:tc>
+          <w:tcPr>
+            <w:tcBorders>
+              <w:top w:val="single" w:color="000000" w:sz="8" w:space="0"/>
+              <w:left w:val="dotted" w:color="auto" w:sz="0" w:space="0"/>
+              <w:bottom w:val="single" w:color="000000" w:sz="8" w:space="0"/>
+              <w:right w:val="dotted" w:color="auto" w:sz="0" w:space="0"/>
+            </w:tcBorders>
+            <w:shd w:val="clear" w:color="auto" w:fill="FFFFFF"/>
+            <w:tcMar>
+              <w:top w:w="60" w:type="dxa"/>
+              <w:left w:w="120" w:type="dxa"/>
+              <w:bottom w:w="60" w:type="dxa"/>
+              <w:right w:w="120" w:type="dxa"/>
+            </w:tcMar>
+          </w:tcPr>
+          <w:p>
+            <w:pPr>
+              <w:rPr>
+                <w:rFonts w:hint="default" w:ascii="Times New Roman" w:hAnsi="Times New Roman" w:cs="Times New Roman"/>
+                <w:color w:val="000000"/>
+              </w:rPr>
+            </w:pPr>
+            <w:r>
+              <w:rPr>
+                <w:rFonts w:hint="default" w:ascii="Times New Roman" w:hAnsi="Times New Roman" w:eastAsia="Arial" w:cs="Times New Roman"/>
+                <w:color w:val="000000"/>
+                <w:sz w:val="20"/>
+                <w:szCs w:val="20"/>
+              </w:rPr>
+              <w:t>has_https == 0</w:t>
+            </w:r>
+          </w:p>
+        </w:tc>
+        <w:tc>
+          <w:tcPr>
+            <w:tcBorders>
+              <w:top w:val="single" w:color="000000" w:sz="8" w:space="0"/>
+              <w:left w:val="dotted" w:color="auto" w:sz="0" w:space="0"/>
+              <w:bottom w:val="single" w:color="000000" w:sz="8" w:space="0"/>
+              <w:right w:val="dotted" w:color="auto" w:sz="0" w:space="0"/>
+            </w:tcBorders>
+            <w:shd w:val="clear" w:color="auto" w:fill="FFFFFF"/>
+            <w:tcMar>
+              <w:top w:w="60" w:type="dxa"/>
+              <w:left w:w="120" w:type="dxa"/>
+              <w:bottom w:w="60" w:type="dxa"/>
+              <w:right w:w="120" w:type="dxa"/>
+            </w:tcMar>
+          </w:tcPr>
+          <w:p>
+            <w:pPr>
+              <w:rPr>
+                <w:rFonts w:hint="default" w:ascii="Times New Roman" w:hAnsi="Times New Roman" w:cs="Times New Roman"/>
+                <w:color w:val="000000"/>
+              </w:rPr>
+            </w:pPr>
+            <w:r>
+              <w:rPr>
+                <w:rFonts w:hint="default" w:ascii="Times New Roman" w:hAnsi="Times New Roman" w:eastAsia="Arial" w:cs="Times New Roman"/>
+                <w:color w:val="000000"/>
+                <w:sz w:val="20"/>
+                <w:szCs w:val="20"/>
+              </w:rPr>
+              <w:t>1.0</w:t>
+            </w:r>
+          </w:p>
+        </w:tc>
+        <w:tc>
+          <w:tcPr>
+            <w:tcBorders>
+              <w:top w:val="single" w:color="000000" w:sz="8" w:space="0"/>
+              <w:left w:val="dotted" w:color="auto" w:sz="0" w:space="0"/>
+              <w:bottom w:val="single" w:color="000000" w:sz="8" w:space="0"/>
+              <w:right w:val="single" w:color="000000" w:sz="8" w:space="0"/>
+            </w:tcBorders>
+            <w:shd w:val="clear" w:color="auto" w:fill="FFFFFF"/>
+            <w:tcMar>
+              <w:top w:w="60" w:type="dxa"/>
+              <w:left w:w="120" w:type="dxa"/>
+              <w:bottom w:w="60" w:type="dxa"/>
+              <w:right w:w="120" w:type="dxa"/>
+            </w:tcMar>
+          </w:tcPr>
+          <w:p>
+            <w:pPr>
+              <w:rPr>
+                <w:rFonts w:hint="default" w:ascii="Times New Roman" w:hAnsi="Times New Roman" w:cs="Times New Roman"/>
+                <w:color w:val="000000"/>
+              </w:rPr>
+            </w:pPr>
+            <w:r>
+              <w:rPr>
+                <w:rFonts w:hint="default" w:ascii="Times New Roman" w:hAnsi="Times New Roman" w:eastAsia="Arial" w:cs="Times New Roman"/>
+                <w:color w:val="000000"/>
+                <w:sz w:val="20"/>
+                <w:szCs w:val="20"/>
+              </w:rPr>
+              <w:t>Missing encryption</w:t>
+            </w:r>
+          </w:p>
+        </w:tc>
+      </w:tr>
+      <w:tr>
+        <w:tblPrEx>
+          <w:tblBorders>
+            <w:top w:val="single" w:color="auto" w:sz="4" w:space="0"/>
+            <w:left w:val="single" w:color="auto" w:sz="4" w:space="0"/>
+            <w:bottom w:val="single" w:color="auto" w:sz="4" w:space="0"/>
+            <w:right w:val="single" w:color="auto" w:sz="4" w:space="0"/>
+            <w:insideH w:val="single" w:color="auto" w:sz="4" w:space="0"/>
+            <w:insideV w:val="single" w:color="auto" w:sz="4" w:space="0"/>
+          </w:tblBorders>
+          <w:tblCellMar>
+            <w:top w:w="0" w:type="dxa"/>
+            <w:left w:w="10" w:type="dxa"/>
+            <w:bottom w:w="0" w:type="dxa"/>
+            <w:right w:w="10" w:type="dxa"/>
+          </w:tblCellMar>
+        </w:tblPrEx>
+        <w:tc>
+          <w:tcPr>
+            <w:tcBorders>
+              <w:top w:val="single" w:color="000000" w:sz="8" w:space="0"/>
+              <w:left w:val="single" w:color="000000" w:sz="8" w:space="0"/>
+              <w:bottom w:val="single" w:color="000000" w:sz="8" w:space="0"/>
+              <w:right w:val="dotted" w:color="auto" w:sz="0" w:space="0"/>
+            </w:tcBorders>
+            <w:shd w:val="clear" w:color="auto" w:fill="FFFFFF"/>
+            <w:tcMar>
+              <w:top w:w="60" w:type="dxa"/>
+              <w:left w:w="120" w:type="dxa"/>
+              <w:bottom w:w="60" w:type="dxa"/>
+              <w:right w:w="120" w:type="dxa"/>
+            </w:tcMar>
+          </w:tcPr>
+          <w:p>
+            <w:pPr>
+              <w:rPr>
+                <w:rFonts w:hint="default" w:ascii="Times New Roman" w:hAnsi="Times New Roman" w:cs="Times New Roman"/>
+                <w:color w:val="000000"/>
+              </w:rPr>
+            </w:pPr>
+            <w:r>
+              <w:rPr>
+                <w:rFonts w:hint="default" w:ascii="Times New Roman" w:hAnsi="Times New Roman" w:eastAsia="Arial" w:cs="Times New Roman"/>
+                <w:color w:val="000000"/>
+                <w:sz w:val="20"/>
+                <w:szCs w:val="20"/>
+              </w:rPr>
+              <w:t>R12</w:t>
+            </w:r>
+          </w:p>
+        </w:tc>
+        <w:tc>
+          <w:tcPr>
+            <w:tcBorders>
+              <w:top w:val="single" w:color="000000" w:sz="8" w:space="0"/>
+              <w:left w:val="dotted" w:color="auto" w:sz="0" w:space="0"/>
+              <w:bottom w:val="single" w:color="000000" w:sz="8" w:space="0"/>
+              <w:right w:val="dotted" w:color="auto" w:sz="0" w:space="0"/>
+            </w:tcBorders>
+            <w:shd w:val="clear" w:color="auto" w:fill="FFFFFF"/>
+            <w:tcMar>
+              <w:top w:w="60" w:type="dxa"/>
+              <w:left w:w="120" w:type="dxa"/>
+              <w:bottom w:w="60" w:type="dxa"/>
+              <w:right w:w="120" w:type="dxa"/>
+            </w:tcMar>
+          </w:tcPr>
+          <w:p>
+            <w:pPr>
+              <w:rPr>
+                <w:rFonts w:hint="default" w:ascii="Times New Roman" w:hAnsi="Times New Roman" w:cs="Times New Roman"/>
+                <w:color w:val="000000"/>
+              </w:rPr>
+            </w:pPr>
+            <w:r>
+              <w:rPr>
+                <w:rFonts w:hint="default" w:ascii="Times New Roman" w:hAnsi="Times New Roman" w:eastAsia="Arial" w:cs="Times New Roman"/>
+                <w:color w:val="000000"/>
+                <w:sz w:val="20"/>
+                <w:szCs w:val="20"/>
+              </w:rPr>
+              <w:t>has_dns_record == 0</w:t>
+            </w:r>
+          </w:p>
+        </w:tc>
+        <w:tc>
+          <w:tcPr>
+            <w:tcBorders>
+              <w:top w:val="single" w:color="000000" w:sz="8" w:space="0"/>
+              <w:left w:val="dotted" w:color="auto" w:sz="0" w:space="0"/>
+              <w:bottom w:val="single" w:color="000000" w:sz="8" w:space="0"/>
+              <w:right w:val="dotted" w:color="auto" w:sz="0" w:space="0"/>
+            </w:tcBorders>
+            <w:shd w:val="clear" w:color="auto" w:fill="FFFFFF"/>
+            <w:tcMar>
+              <w:top w:w="60" w:type="dxa"/>
+              <w:left w:w="120" w:type="dxa"/>
+              <w:bottom w:w="60" w:type="dxa"/>
+              <w:right w:w="120" w:type="dxa"/>
+            </w:tcMar>
+          </w:tcPr>
+          <w:p>
+            <w:pPr>
+              <w:rPr>
+                <w:rFonts w:hint="default" w:ascii="Times New Roman" w:hAnsi="Times New Roman" w:cs="Times New Roman"/>
+                <w:color w:val="000000"/>
+              </w:rPr>
+            </w:pPr>
+            <w:r>
+              <w:rPr>
+                <w:rFonts w:hint="default" w:ascii="Times New Roman" w:hAnsi="Times New Roman" w:eastAsia="Arial" w:cs="Times New Roman"/>
+                <w:color w:val="000000"/>
+                <w:sz w:val="20"/>
+                <w:szCs w:val="20"/>
+              </w:rPr>
+              <w:t>3.0</w:t>
+            </w:r>
+          </w:p>
+        </w:tc>
+        <w:tc>
+          <w:tcPr>
+            <w:tcBorders>
+              <w:top w:val="single" w:color="000000" w:sz="8" w:space="0"/>
+              <w:left w:val="dotted" w:color="auto" w:sz="0" w:space="0"/>
+              <w:bottom w:val="single" w:color="000000" w:sz="8" w:space="0"/>
+              <w:right w:val="single" w:color="000000" w:sz="8" w:space="0"/>
+            </w:tcBorders>
+            <w:shd w:val="clear" w:color="auto" w:fill="FFFFFF"/>
+            <w:tcMar>
+              <w:top w:w="60" w:type="dxa"/>
+              <w:left w:w="120" w:type="dxa"/>
+              <w:bottom w:w="60" w:type="dxa"/>
+              <w:right w:w="120" w:type="dxa"/>
+            </w:tcMar>
+          </w:tcPr>
+          <w:p>
+            <w:pPr>
+              <w:rPr>
+                <w:rFonts w:hint="default" w:ascii="Times New Roman" w:hAnsi="Times New Roman" w:cs="Times New Roman"/>
+                <w:color w:val="000000"/>
+              </w:rPr>
+            </w:pPr>
+            <w:r>
+              <w:rPr>
+                <w:rFonts w:hint="default" w:ascii="Times New Roman" w:hAnsi="Times New Roman" w:eastAsia="Arial" w:cs="Times New Roman"/>
+                <w:color w:val="000000"/>
+                <w:sz w:val="20"/>
+                <w:szCs w:val="20"/>
+              </w:rPr>
+              <w:t>No DNS record</w:t>
+            </w:r>
+          </w:p>
+        </w:tc>
+      </w:tr>
+      <w:tr>
+        <w:tblPrEx>
+          <w:tblBorders>
+            <w:top w:val="single" w:color="auto" w:sz="4" w:space="0"/>
+            <w:left w:val="single" w:color="auto" w:sz="4" w:space="0"/>
+            <w:bottom w:val="single" w:color="auto" w:sz="4" w:space="0"/>
+            <w:right w:val="single" w:color="auto" w:sz="4" w:space="0"/>
+            <w:insideH w:val="single" w:color="auto" w:sz="4" w:space="0"/>
+            <w:insideV w:val="single" w:color="auto" w:sz="4" w:space="0"/>
+          </w:tblBorders>
+          <w:tblCellMar>
+            <w:top w:w="0" w:type="dxa"/>
+            <w:left w:w="10" w:type="dxa"/>
+            <w:bottom w:w="0" w:type="dxa"/>
+            <w:right w:w="10" w:type="dxa"/>
+          </w:tblCellMar>
+        </w:tblPrEx>
+        <w:tc>
+          <w:tcPr>
+            <w:tcBorders>
+              <w:top w:val="single" w:color="000000" w:sz="8" w:space="0"/>
+              <w:left w:val="single" w:color="000000" w:sz="8" w:space="0"/>
+              <w:bottom w:val="single" w:color="000000" w:sz="8" w:space="0"/>
+              <w:right w:val="dotted" w:color="auto" w:sz="0" w:space="0"/>
+            </w:tcBorders>
+            <w:shd w:val="clear" w:color="auto" w:fill="FFFFFF"/>
+            <w:tcMar>
+              <w:top w:w="60" w:type="dxa"/>
+              <w:left w:w="120" w:type="dxa"/>
+              <w:bottom w:w="60" w:type="dxa"/>
+              <w:right w:w="120" w:type="dxa"/>
+            </w:tcMar>
+          </w:tcPr>
+          <w:p>
+            <w:pPr>
+              <w:rPr>
+                <w:rFonts w:hint="default" w:ascii="Times New Roman" w:hAnsi="Times New Roman" w:cs="Times New Roman"/>
+                <w:color w:val="000000"/>
+              </w:rPr>
+            </w:pPr>
+            <w:r>
+              <w:rPr>
+                <w:rFonts w:hint="default" w:ascii="Times New Roman" w:hAnsi="Times New Roman" w:eastAsia="Arial" w:cs="Times New Roman"/>
+                <w:color w:val="000000"/>
+                <w:sz w:val="20"/>
+                <w:szCs w:val="20"/>
+              </w:rPr>
+              <w:t>R13</w:t>
+            </w:r>
+          </w:p>
+        </w:tc>
+        <w:tc>
+          <w:tcPr>
+            <w:tcBorders>
+              <w:top w:val="single" w:color="000000" w:sz="8" w:space="0"/>
+              <w:left w:val="dotted" w:color="auto" w:sz="0" w:space="0"/>
+              <w:bottom w:val="single" w:color="000000" w:sz="8" w:space="0"/>
+              <w:right w:val="dotted" w:color="auto" w:sz="0" w:space="0"/>
+            </w:tcBorders>
+            <w:shd w:val="clear" w:color="auto" w:fill="FFFFFF"/>
+            <w:tcMar>
+              <w:top w:w="60" w:type="dxa"/>
+              <w:left w:w="120" w:type="dxa"/>
+              <w:bottom w:w="60" w:type="dxa"/>
+              <w:right w:w="120" w:type="dxa"/>
+            </w:tcMar>
+          </w:tcPr>
+          <w:p>
+            <w:pPr>
+              <w:rPr>
+                <w:rFonts w:hint="default" w:ascii="Times New Roman" w:hAnsi="Times New Roman" w:cs="Times New Roman"/>
+                <w:color w:val="000000"/>
+              </w:rPr>
+            </w:pPr>
+            <w:r>
+              <w:rPr>
+                <w:rFonts w:hint="default" w:ascii="Times New Roman" w:hAnsi="Times New Roman" w:eastAsia="Arial" w:cs="Times New Roman"/>
+                <w:color w:val="000000"/>
+                <w:sz w:val="20"/>
+                <w:szCs w:val="20"/>
+              </w:rPr>
+              <w:t>has_login_form == 1</w:t>
+            </w:r>
+          </w:p>
+        </w:tc>
+        <w:tc>
+          <w:tcPr>
+            <w:tcBorders>
+              <w:top w:val="single" w:color="000000" w:sz="8" w:space="0"/>
+              <w:left w:val="dotted" w:color="auto" w:sz="0" w:space="0"/>
+              <w:bottom w:val="single" w:color="000000" w:sz="8" w:space="0"/>
+              <w:right w:val="dotted" w:color="auto" w:sz="0" w:space="0"/>
+            </w:tcBorders>
+            <w:shd w:val="clear" w:color="auto" w:fill="FFFFFF"/>
+            <w:tcMar>
+              <w:top w:w="60" w:type="dxa"/>
+              <w:left w:w="120" w:type="dxa"/>
+              <w:bottom w:w="60" w:type="dxa"/>
+              <w:right w:w="120" w:type="dxa"/>
+            </w:tcMar>
+          </w:tcPr>
+          <w:p>
+            <w:pPr>
+              <w:rPr>
+                <w:rFonts w:hint="default" w:ascii="Times New Roman" w:hAnsi="Times New Roman" w:cs="Times New Roman"/>
+                <w:color w:val="000000"/>
+              </w:rPr>
+            </w:pPr>
+            <w:r>
+              <w:rPr>
+                <w:rFonts w:hint="default" w:ascii="Times New Roman" w:hAnsi="Times New Roman" w:eastAsia="Arial" w:cs="Times New Roman"/>
+                <w:color w:val="000000"/>
+                <w:sz w:val="20"/>
+                <w:szCs w:val="20"/>
+              </w:rPr>
+              <w:t>1.5</w:t>
+            </w:r>
+          </w:p>
+        </w:tc>
+        <w:tc>
+          <w:tcPr>
+            <w:tcBorders>
+              <w:top w:val="single" w:color="000000" w:sz="8" w:space="0"/>
+              <w:left w:val="dotted" w:color="auto" w:sz="0" w:space="0"/>
+              <w:bottom w:val="single" w:color="000000" w:sz="8" w:space="0"/>
+              <w:right w:val="single" w:color="000000" w:sz="8" w:space="0"/>
+            </w:tcBorders>
+            <w:shd w:val="clear" w:color="auto" w:fill="FFFFFF"/>
+            <w:tcMar>
+              <w:top w:w="60" w:type="dxa"/>
+              <w:left w:w="120" w:type="dxa"/>
+              <w:bottom w:w="60" w:type="dxa"/>
+              <w:right w:w="120" w:type="dxa"/>
+            </w:tcMar>
+          </w:tcPr>
+          <w:p>
+            <w:pPr>
+              <w:rPr>
+                <w:rFonts w:hint="default" w:ascii="Times New Roman" w:hAnsi="Times New Roman" w:cs="Times New Roman"/>
+                <w:color w:val="000000"/>
+              </w:rPr>
+            </w:pPr>
+            <w:r>
+              <w:rPr>
+                <w:rFonts w:hint="default" w:ascii="Times New Roman" w:hAnsi="Times New Roman" w:eastAsia="Arial" w:cs="Times New Roman"/>
+                <w:color w:val="000000"/>
+                <w:sz w:val="20"/>
+                <w:szCs w:val="20"/>
+              </w:rPr>
+              <w:t>Credential harvesting</w:t>
+            </w:r>
+          </w:p>
+        </w:tc>
+      </w:tr>
+      <w:tr>
+        <w:tblPrEx>
+          <w:tblBorders>
+            <w:top w:val="single" w:color="auto" w:sz="4" w:space="0"/>
+            <w:left w:val="single" w:color="auto" w:sz="4" w:space="0"/>
+            <w:bottom w:val="single" w:color="auto" w:sz="4" w:space="0"/>
+            <w:right w:val="single" w:color="auto" w:sz="4" w:space="0"/>
+            <w:insideH w:val="single" w:color="auto" w:sz="4" w:space="0"/>
+            <w:insideV w:val="single" w:color="auto" w:sz="4" w:space="0"/>
+          </w:tblBorders>
+          <w:tblCellMar>
+            <w:top w:w="0" w:type="dxa"/>
+            <w:left w:w="10" w:type="dxa"/>
+            <w:bottom w:w="0" w:type="dxa"/>
+            <w:right w:w="10" w:type="dxa"/>
+          </w:tblCellMar>
+        </w:tblPrEx>
+        <w:tc>
+          <w:tcPr>
+            <w:tcBorders>
+              <w:top w:val="single" w:color="000000" w:sz="8" w:space="0"/>
+              <w:left w:val="single" w:color="000000" w:sz="8" w:space="0"/>
+              <w:bottom w:val="single" w:color="000000" w:sz="8" w:space="0"/>
+              <w:right w:val="dotted" w:color="auto" w:sz="0" w:space="0"/>
+            </w:tcBorders>
+            <w:shd w:val="clear" w:color="auto" w:fill="FFFFFF"/>
+            <w:tcMar>
+              <w:top w:w="60" w:type="dxa"/>
+              <w:left w:w="120" w:type="dxa"/>
+              <w:bottom w:w="60" w:type="dxa"/>
+              <w:right w:w="120" w:type="dxa"/>
+            </w:tcMar>
+          </w:tcPr>
+          <w:p>
+            <w:pPr>
+              <w:rPr>
+                <w:rFonts w:hint="default" w:ascii="Times New Roman" w:hAnsi="Times New Roman" w:cs="Times New Roman"/>
+                <w:color w:val="000000"/>
+              </w:rPr>
+            </w:pPr>
+            <w:r>
+              <w:rPr>
+                <w:rFonts w:hint="default" w:ascii="Times New Roman" w:hAnsi="Times New Roman" w:eastAsia="Arial" w:cs="Times New Roman"/>
+                <w:color w:val="000000"/>
+                <w:sz w:val="20"/>
+                <w:szCs w:val="20"/>
+              </w:rPr>
+              <w:t>R14</w:t>
+            </w:r>
+          </w:p>
+        </w:tc>
+        <w:tc>
+          <w:tcPr>
+            <w:tcBorders>
+              <w:top w:val="single" w:color="000000" w:sz="8" w:space="0"/>
+              <w:left w:val="dotted" w:color="auto" w:sz="0" w:space="0"/>
+              <w:bottom w:val="single" w:color="000000" w:sz="8" w:space="0"/>
+              <w:right w:val="dotted" w:color="auto" w:sz="0" w:space="0"/>
+            </w:tcBorders>
+            <w:shd w:val="clear" w:color="auto" w:fill="FFFFFF"/>
+            <w:tcMar>
+              <w:top w:w="60" w:type="dxa"/>
+              <w:left w:w="120" w:type="dxa"/>
+              <w:bottom w:w="60" w:type="dxa"/>
+              <w:right w:w="120" w:type="dxa"/>
+            </w:tcMar>
+          </w:tcPr>
+          <w:p>
+            <w:pPr>
+              <w:rPr>
+                <w:rFonts w:hint="default" w:ascii="Times New Roman" w:hAnsi="Times New Roman" w:cs="Times New Roman"/>
+                <w:color w:val="000000"/>
+              </w:rPr>
+            </w:pPr>
+            <w:r>
+              <w:rPr>
+                <w:rFonts w:hint="default" w:ascii="Times New Roman" w:hAnsi="Times New Roman" w:eastAsia="Arial" w:cs="Times New Roman"/>
+                <w:color w:val="000000"/>
+                <w:sz w:val="20"/>
+                <w:szCs w:val="20"/>
+              </w:rPr>
+              <w:t>suspicious_keywords_count &gt; 3</w:t>
+            </w:r>
+          </w:p>
+        </w:tc>
+        <w:tc>
+          <w:tcPr>
+            <w:tcBorders>
+              <w:top w:val="single" w:color="000000" w:sz="8" w:space="0"/>
+              <w:left w:val="dotted" w:color="auto" w:sz="0" w:space="0"/>
+              <w:bottom w:val="single" w:color="000000" w:sz="8" w:space="0"/>
+              <w:right w:val="dotted" w:color="auto" w:sz="0" w:space="0"/>
+            </w:tcBorders>
+            <w:shd w:val="clear" w:color="auto" w:fill="FFFFFF"/>
+            <w:tcMar>
+              <w:top w:w="60" w:type="dxa"/>
+              <w:left w:w="120" w:type="dxa"/>
+              <w:bottom w:w="60" w:type="dxa"/>
+              <w:right w:w="120" w:type="dxa"/>
+            </w:tcMar>
+          </w:tcPr>
+          <w:p>
+            <w:pPr>
+              <w:rPr>
+                <w:rFonts w:hint="default" w:ascii="Times New Roman" w:hAnsi="Times New Roman" w:cs="Times New Roman"/>
+                <w:color w:val="000000"/>
+              </w:rPr>
+            </w:pPr>
+            <w:r>
+              <w:rPr>
+                <w:rFonts w:hint="default" w:ascii="Times New Roman" w:hAnsi="Times New Roman" w:eastAsia="Arial" w:cs="Times New Roman"/>
+                <w:color w:val="000000"/>
+                <w:sz w:val="20"/>
+                <w:szCs w:val="20"/>
+              </w:rPr>
+              <w:t>1.0</w:t>
+            </w:r>
+          </w:p>
+        </w:tc>
+        <w:tc>
+          <w:tcPr>
+            <w:tcBorders>
+              <w:top w:val="single" w:color="000000" w:sz="8" w:space="0"/>
+              <w:left w:val="dotted" w:color="auto" w:sz="0" w:space="0"/>
+              <w:bottom w:val="single" w:color="000000" w:sz="8" w:space="0"/>
+              <w:right w:val="single" w:color="000000" w:sz="8" w:space="0"/>
+            </w:tcBorders>
+            <w:shd w:val="clear" w:color="auto" w:fill="FFFFFF"/>
+            <w:tcMar>
+              <w:top w:w="60" w:type="dxa"/>
+              <w:left w:w="120" w:type="dxa"/>
+              <w:bottom w:w="60" w:type="dxa"/>
+              <w:right w:w="120" w:type="dxa"/>
+            </w:tcMar>
+          </w:tcPr>
+          <w:p>
+            <w:pPr>
+              <w:rPr>
+                <w:rFonts w:hint="default" w:ascii="Times New Roman" w:hAnsi="Times New Roman" w:cs="Times New Roman"/>
+                <w:color w:val="000000"/>
+              </w:rPr>
+            </w:pPr>
+            <w:r>
+              <w:rPr>
+                <w:rFonts w:hint="default" w:ascii="Times New Roman" w:hAnsi="Times New Roman" w:eastAsia="Arial" w:cs="Times New Roman"/>
+                <w:color w:val="000000"/>
+                <w:sz w:val="20"/>
+                <w:szCs w:val="20"/>
+              </w:rPr>
+              <w:t>Keyword patterns</w:t>
+            </w:r>
+          </w:p>
+        </w:tc>
+      </w:tr>
+      <w:tr>
+        <w:tblPrEx>
+          <w:tblBorders>
+            <w:top w:val="single" w:color="auto" w:sz="4" w:space="0"/>
+            <w:left w:val="single" w:color="auto" w:sz="4" w:space="0"/>
+            <w:bottom w:val="single" w:color="auto" w:sz="4" w:space="0"/>
+            <w:right w:val="single" w:color="auto" w:sz="4" w:space="0"/>
+            <w:insideH w:val="single" w:color="auto" w:sz="4" w:space="0"/>
+            <w:insideV w:val="single" w:color="auto" w:sz="4" w:space="0"/>
+          </w:tblBorders>
+          <w:tblCellMar>
+            <w:top w:w="0" w:type="dxa"/>
+            <w:left w:w="10" w:type="dxa"/>
+            <w:bottom w:w="0" w:type="dxa"/>
+            <w:right w:w="10" w:type="dxa"/>
+          </w:tblCellMar>
+        </w:tblPrEx>
+        <w:tc>
+          <w:tcPr>
+            <w:tcBorders>
+              <w:top w:val="single" w:color="000000" w:sz="8" w:space="0"/>
+              <w:left w:val="single" w:color="000000" w:sz="8" w:space="0"/>
+              <w:bottom w:val="single" w:color="000000" w:sz="8" w:space="0"/>
+              <w:right w:val="dotted" w:color="auto" w:sz="0" w:space="0"/>
+            </w:tcBorders>
+            <w:shd w:val="clear" w:color="auto" w:fill="FFFFFF"/>
+            <w:tcMar>
+              <w:top w:w="60" w:type="dxa"/>
+              <w:left w:w="120" w:type="dxa"/>
+              <w:bottom w:w="60" w:type="dxa"/>
+              <w:right w:w="120" w:type="dxa"/>
+            </w:tcMar>
+          </w:tcPr>
+          <w:p>
+            <w:pPr>
+              <w:rPr>
+                <w:rFonts w:hint="default" w:ascii="Times New Roman" w:hAnsi="Times New Roman" w:cs="Times New Roman"/>
+                <w:color w:val="000000"/>
+              </w:rPr>
+            </w:pPr>
+            <w:r>
+              <w:rPr>
+                <w:rFonts w:hint="default" w:ascii="Times New Roman" w:hAnsi="Times New Roman" w:eastAsia="Arial" w:cs="Times New Roman"/>
+                <w:color w:val="000000"/>
+                <w:sz w:val="20"/>
+                <w:szCs w:val="20"/>
+              </w:rPr>
+              <w:t>R15</w:t>
+            </w:r>
+          </w:p>
+        </w:tc>
+        <w:tc>
+          <w:tcPr>
+            <w:tcBorders>
+              <w:top w:val="single" w:color="000000" w:sz="8" w:space="0"/>
+              <w:left w:val="dotted" w:color="auto" w:sz="0" w:space="0"/>
+              <w:bottom w:val="single" w:color="000000" w:sz="8" w:space="0"/>
+              <w:right w:val="dotted" w:color="auto" w:sz="0" w:space="0"/>
+            </w:tcBorders>
+            <w:shd w:val="clear" w:color="auto" w:fill="FFFFFF"/>
+            <w:tcMar>
+              <w:top w:w="60" w:type="dxa"/>
+              <w:left w:w="120" w:type="dxa"/>
+              <w:bottom w:w="60" w:type="dxa"/>
+              <w:right w:w="120" w:type="dxa"/>
+            </w:tcMar>
+          </w:tcPr>
+          <w:p>
+            <w:pPr>
+              <w:rPr>
+                <w:rFonts w:hint="default" w:ascii="Times New Roman" w:hAnsi="Times New Roman" w:cs="Times New Roman"/>
+                <w:color w:val="000000"/>
+              </w:rPr>
+            </w:pPr>
+            <w:r>
+              <w:rPr>
+                <w:rFonts w:hint="default" w:ascii="Times New Roman" w:hAnsi="Times New Roman" w:eastAsia="Arial" w:cs="Times New Roman"/>
+                <w:color w:val="000000"/>
+                <w:sz w:val="20"/>
+                <w:szCs w:val="20"/>
+              </w:rPr>
+              <w:t>num_external_links &gt; num_internal_links</w:t>
+            </w:r>
+          </w:p>
+        </w:tc>
+        <w:tc>
+          <w:tcPr>
+            <w:tcBorders>
+              <w:top w:val="single" w:color="000000" w:sz="8" w:space="0"/>
+              <w:left w:val="dotted" w:color="auto" w:sz="0" w:space="0"/>
+              <w:bottom w:val="single" w:color="000000" w:sz="8" w:space="0"/>
+              <w:right w:val="dotted" w:color="auto" w:sz="0" w:space="0"/>
+            </w:tcBorders>
+            <w:shd w:val="clear" w:color="auto" w:fill="FFFFFF"/>
+            <w:tcMar>
+              <w:top w:w="60" w:type="dxa"/>
+              <w:left w:w="120" w:type="dxa"/>
+              <w:bottom w:w="60" w:type="dxa"/>
+              <w:right w:w="120" w:type="dxa"/>
+            </w:tcMar>
+          </w:tcPr>
+          <w:p>
+            <w:pPr>
+              <w:rPr>
+                <w:rFonts w:hint="default" w:ascii="Times New Roman" w:hAnsi="Times New Roman" w:cs="Times New Roman"/>
+                <w:color w:val="000000"/>
+              </w:rPr>
+            </w:pPr>
+            <w:r>
+              <w:rPr>
+                <w:rFonts w:hint="default" w:ascii="Times New Roman" w:hAnsi="Times New Roman" w:eastAsia="Arial" w:cs="Times New Roman"/>
+                <w:color w:val="000000"/>
+                <w:sz w:val="20"/>
+                <w:szCs w:val="20"/>
+              </w:rPr>
+              <w:t>0.5</w:t>
+            </w:r>
+          </w:p>
+        </w:tc>
+        <w:tc>
+          <w:tcPr>
+            <w:tcBorders>
+              <w:top w:val="single" w:color="000000" w:sz="8" w:space="0"/>
+              <w:left w:val="dotted" w:color="auto" w:sz="0" w:space="0"/>
+              <w:bottom w:val="single" w:color="000000" w:sz="8" w:space="0"/>
+              <w:right w:val="single" w:color="000000" w:sz="8" w:space="0"/>
+            </w:tcBorders>
+            <w:shd w:val="clear" w:color="auto" w:fill="FFFFFF"/>
+            <w:tcMar>
+              <w:top w:w="60" w:type="dxa"/>
+              <w:left w:w="120" w:type="dxa"/>
+              <w:bottom w:w="60" w:type="dxa"/>
+              <w:right w:w="120" w:type="dxa"/>
+            </w:tcMar>
+          </w:tcPr>
+          <w:p>
+            <w:pPr>
+              <w:rPr>
+                <w:rFonts w:hint="default" w:ascii="Times New Roman" w:hAnsi="Times New Roman" w:cs="Times New Roman"/>
+                <w:color w:val="000000"/>
+              </w:rPr>
+            </w:pPr>
+            <w:r>
+              <w:rPr>
+                <w:rFonts w:hint="default" w:ascii="Times New Roman" w:hAnsi="Times New Roman" w:eastAsia="Arial" w:cs="Times New Roman"/>
+                <w:color w:val="000000"/>
+                <w:sz w:val="20"/>
+                <w:szCs w:val="20"/>
+              </w:rPr>
+              <w:t>External link ratio</w:t>
+            </w:r>
+          </w:p>
+        </w:tc>
+      </w:tr>
+    </w:tbl>
+    <w:p>
+      <w:pPr>
+        <w:spacing w:before="60" w:after="160"/>
+        <w:jc w:val="center"/>
+        <w:rPr>
+          <w:rFonts w:hint="default" w:ascii="Times New Roman" w:hAnsi="Times New Roman" w:cs="Times New Roman"/>
+          <w:color w:val="auto"/>
+        </w:rPr>
+      </w:pPr>
+      <w:r>
+        <w:rPr>
+          <w:rFonts w:hint="default" w:ascii="Times New Roman" w:hAnsi="Times New Roman" w:eastAsia="Arial" w:cs="Times New Roman"/>
+          <w:i/>
+          <w:iCs/>
+          <w:color w:val="auto"/>
+          <w:sz w:val="18"/>
+          <w:szCs w:val="18"/>
+        </w:rPr>
+        <w:t>Table 3.2: Rule-Based Detection Rules with Weights and Justifications</w:t>
+      </w:r>
+    </w:p>
+    <w:p>
+      <w:pPr>
+        <w:keepNext w:val="0"/>
+        <w:keepLines w:val="0"/>
+        <w:widowControl/>
+        <w:suppressLineNumbers w:val="0"/>
+        <w:jc w:val="both"/>
+        <w:rPr>
+          <w:rFonts w:hint="default" w:ascii="Times New Roman" w:hAnsi="Times New Roman" w:cs="Times New Roman"/>
+          <w:color w:val="auto"/>
+        </w:rPr>
+      </w:pPr>
+      <w:r>
+        <w:rPr>
+          <w:rFonts w:hint="default" w:ascii="Times New Roman" w:hAnsi="Times New Roman" w:eastAsia="SimSun" w:cs="Times New Roman"/>
+          <w:color w:val="auto"/>
+          <w:kern w:val="0"/>
+          <w:sz w:val="24"/>
+          <w:szCs w:val="24"/>
+          <w:lang w:val="en-US" w:eastAsia="zh-CN" w:bidi="ar"/>
+        </w:rPr>
+        <w:t>Using the formula threshold = (mean_legitimate + mean_phishing) / 2, threshold values for features like url_length and subdomain_count were calculated empirically from the training data and then modified to maximise F1-score on a validation subset. This solution differs from methods that employ fixed, empirically presumptive thresholds because of its data-driven threshold optimisation.</w:t>
+      </w:r>
+    </w:p>
+    <w:p>
+      <w:pPr>
+        <w:keepNext w:val="0"/>
+        <w:keepLines w:val="0"/>
+        <w:widowControl/>
+        <w:suppressLineNumbers w:val="0"/>
+        <w:jc w:val="left"/>
+        <w:rPr>
+          <w:rFonts w:hint="default" w:ascii="Times New Roman" w:hAnsi="Times New Roman" w:eastAsia="SimSun" w:cs="Times New Roman"/>
+          <w:color w:val="auto"/>
+          <w:kern w:val="0"/>
+          <w:sz w:val="24"/>
+          <w:szCs w:val="24"/>
+          <w:lang w:val="en-US" w:eastAsia="zh-CN" w:bidi="ar"/>
+        </w:rPr>
+      </w:pPr>
+    </w:p>
+    <w:p>
+      <w:pPr>
+        <w:pStyle w:val="4"/>
+        <w:spacing w:before="200" w:after="100"/>
+        <w:rPr>
+          <w:rFonts w:hint="default" w:ascii="Times New Roman" w:hAnsi="Times New Roman" w:cs="Times New Roman"/>
+          <w:color w:val="auto"/>
+        </w:rPr>
+      </w:pPr>
+      <w:r>
+        <w:rPr>
+          <w:rFonts w:hint="default" w:ascii="Times New Roman" w:hAnsi="Times New Roman" w:eastAsia="Arial" w:cs="Times New Roman"/>
+          <w:b/>
+          <w:bCs/>
+          <w:color w:val="auto"/>
+          <w:sz w:val="24"/>
+          <w:szCs w:val="24"/>
+        </w:rPr>
+        <w:t>3.5.2 Machine Learning Pipeline</w:t>
+      </w:r>
+    </w:p>
+    <w:p>
+      <w:pPr>
+        <w:keepNext w:val="0"/>
+        <w:keepLines w:val="0"/>
+        <w:widowControl/>
+        <w:suppressLineNumbers w:val="0"/>
+        <w:jc w:val="both"/>
+        <w:rPr>
+          <w:rFonts w:hint="default" w:ascii="Times New Roman" w:hAnsi="Times New Roman" w:cs="Times New Roman"/>
+          <w:color w:val="auto"/>
+        </w:rPr>
+      </w:pPr>
+      <w:r>
+        <w:rPr>
+          <w:rFonts w:hint="default" w:ascii="Times New Roman" w:hAnsi="Times New Roman" w:eastAsia="SimSun" w:cs="Times New Roman"/>
+          <w:color w:val="auto"/>
+          <w:kern w:val="0"/>
+          <w:sz w:val="24"/>
+          <w:szCs w:val="24"/>
+          <w:lang w:val="en-US" w:eastAsia="zh-CN" w:bidi="ar"/>
+        </w:rPr>
+        <w:t xml:space="preserve">In order to prevent features with wide numerical ranges from controlling distance-based computations, the machine learning pipeline applies StandardScaler normalisation to all features prior to model training. The training set's modest class imbalance (53.9%/46.1%) is addressed by applying SMOTE (Synthetic Minority Over-sampling Technique), which creates synthetic phishing samples to achieve a 50/50 training distribution. </w:t>
+      </w:r>
+      <w:r>
+        <w:rPr>
+          <w:rFonts w:hint="default" w:ascii="Times New Roman" w:hAnsi="Times New Roman" w:eastAsia="SimSun" w:cs="Times New Roman"/>
+          <w:color w:val="auto"/>
+          <w:kern w:val="0"/>
+          <w:sz w:val="24"/>
+          <w:szCs w:val="24"/>
+          <w:lang w:val="en-US" w:eastAsia="zh-CN" w:bidi="ar"/>
+        </w:rPr>
+        <w:br w:type="textWrapping"/>
+      </w:r>
+      <w:r>
+        <w:rPr>
+          <w:rFonts w:hint="default" w:ascii="Times New Roman" w:hAnsi="Times New Roman" w:eastAsia="SimSun" w:cs="Times New Roman"/>
+          <w:color w:val="auto"/>
+          <w:kern w:val="0"/>
+          <w:sz w:val="24"/>
+          <w:szCs w:val="24"/>
+          <w:lang w:val="en-US" w:eastAsia="zh-CN" w:bidi="ar"/>
+        </w:rPr>
+        <w:t>GridSearchCV is used for hyperparameter optimisation with 5-fold stratified cross-validation, maximising F1-score to guarantee balanced precision and recall optimisation. The grids that were assessed are: SVM (C: [0.1, 1, 10], kernel: ['rbf', 'linear'], gamma: ['scale', 'auto']); Random Forest (n_estimators: [50, 100, 200], max_depth: [10, 20, None], min_samples_split: [2, 5, 10]); Logistic Regression (C: [0.1, 1, 10], penalty: ['l2'], solver: ['lbfgs', 'liblinear]).</w:t>
+      </w:r>
+    </w:p>
+    <w:p>
+      <w:pPr>
+        <w:pStyle w:val="4"/>
+        <w:spacing w:before="200" w:after="100"/>
+        <w:rPr>
+          <w:rFonts w:hint="default" w:ascii="Times New Roman" w:hAnsi="Times New Roman" w:cs="Times New Roman"/>
+          <w:color w:val="auto"/>
+        </w:rPr>
+      </w:pPr>
+      <w:r>
+        <w:rPr>
+          <w:rFonts w:hint="default" w:ascii="Times New Roman" w:hAnsi="Times New Roman" w:eastAsia="Arial" w:cs="Times New Roman"/>
+          <w:b/>
+          <w:bCs/>
+          <w:color w:val="auto"/>
+          <w:sz w:val="24"/>
+          <w:szCs w:val="24"/>
+        </w:rPr>
+        <w:t>3.5.3 Hybrid Detection Strategies</w:t>
+      </w:r>
+    </w:p>
+    <w:p>
+      <w:pPr>
+        <w:spacing w:before="80" w:after="120" w:line="276" w:lineRule="auto"/>
+        <w:jc w:val="both"/>
+        <w:rPr>
+          <w:rFonts w:hint="default" w:ascii="Times New Roman" w:hAnsi="Times New Roman" w:cs="Times New Roman"/>
+          <w:color w:val="auto"/>
+        </w:rPr>
+      </w:pPr>
+      <w:r>
+        <w:rPr>
+          <w:rFonts w:hint="default" w:ascii="Times New Roman" w:hAnsi="Times New Roman" w:eastAsia="Arial" w:cs="Times New Roman"/>
+          <w:color w:val="auto"/>
+          <w:sz w:val="22"/>
+          <w:szCs w:val="22"/>
+        </w:rPr>
+        <w:t>Three hybrid strategies are implemented to evaluate different approaches to combining rule-based and machine learning outputs:</w:t>
+      </w:r>
+    </w:p>
+    <w:p>
+      <w:pPr>
+        <w:pStyle w:val="32"/>
+        <w:numPr>
+          <w:ilvl w:val="0"/>
+          <w:numId w:val="6"/>
+        </w:numPr>
+        <w:spacing w:before="40" w:after="40"/>
+        <w:jc w:val="both"/>
+        <w:rPr>
+          <w:rFonts w:hint="default" w:ascii="Times New Roman" w:hAnsi="Times New Roman" w:cs="Times New Roman"/>
+          <w:color w:val="auto"/>
+        </w:rPr>
+      </w:pPr>
+      <w:r>
+        <w:rPr>
+          <w:rFonts w:hint="default" w:ascii="Times New Roman" w:hAnsi="Times New Roman" w:eastAsia="Arial" w:cs="Times New Roman"/>
+          <w:color w:val="auto"/>
+          <w:sz w:val="22"/>
+          <w:szCs w:val="22"/>
+        </w:rPr>
+        <w:t>Weighted Combination: final_score = w_rule × rule_score + w_ml × ml_probability. Weights are optimised on the validation set by testing all combinations of w_rule and w_ml from 0.0 to 1.0 in 0.1 increments (with w_rule + w_ml = 1.0), selecting the pair that maximises F1-score. Classify as phishing if final_score &gt; 0.5.</w:t>
+      </w:r>
+    </w:p>
+    <w:p>
+      <w:pPr>
+        <w:pStyle w:val="32"/>
+        <w:numPr>
+          <w:ilvl w:val="0"/>
+          <w:numId w:val="6"/>
+        </w:numPr>
+        <w:spacing w:before="40" w:after="40"/>
+        <w:jc w:val="both"/>
+        <w:rPr>
+          <w:rFonts w:hint="default" w:ascii="Times New Roman" w:hAnsi="Times New Roman" w:cs="Times New Roman"/>
+          <w:color w:val="auto"/>
+        </w:rPr>
+      </w:pPr>
+      <w:r>
+        <w:rPr>
+          <w:rFonts w:hint="default" w:ascii="Times New Roman" w:hAnsi="Times New Roman" w:eastAsia="SimSun" w:cs="Times New Roman"/>
+          <w:color w:val="auto"/>
+          <w:kern w:val="0"/>
+          <w:sz w:val="24"/>
+          <w:szCs w:val="24"/>
+          <w:lang w:val="en-US" w:eastAsia="zh-CN" w:bidi="ar"/>
+        </w:rPr>
+        <w:t>Majority Voting: Each of the ML and rule-based classifiers casts one vote. If the total vote count is positive (i.e., at least one classifier predicts phishing), classify it as phishing. This cautious approach sacrifices some precision in order to maximise memory.</w:t>
+      </w:r>
+    </w:p>
+    <w:p>
+      <w:pPr>
+        <w:pStyle w:val="32"/>
+        <w:numPr>
+          <w:ilvl w:val="0"/>
+          <w:numId w:val="6"/>
+        </w:numPr>
+        <w:spacing w:before="40" w:after="40"/>
+        <w:jc w:val="both"/>
+        <w:rPr>
+          <w:rFonts w:hint="default" w:ascii="Times New Roman" w:hAnsi="Times New Roman" w:cs="Times New Roman"/>
+          <w:color w:val="auto"/>
+        </w:rPr>
+      </w:pPr>
+      <w:r>
+        <w:rPr>
+          <w:rFonts w:hint="default" w:ascii="Times New Roman" w:hAnsi="Times New Roman" w:eastAsia="SimSun" w:cs="Times New Roman"/>
+          <w:color w:val="auto"/>
+          <w:kern w:val="0"/>
+          <w:sz w:val="24"/>
+          <w:szCs w:val="24"/>
+          <w:lang w:val="en-US" w:eastAsia="zh-CN" w:bidi="ar"/>
+        </w:rPr>
+        <w:t>Cascade Filtering: Use the classifier based on rules first. Use the rule prediction directly if rule_score is greater than 0.8 (high confidence phishing) or less than 0.2 (high confidence genuine). Use the machine learning classifier for scenarios that are unclear (0.2 &lt; rule_score ≤ 0.8). In unambiguous circumstances, this approach prioritises speed; in doubtful cases, it prioritises accuracy.</w:t>
+      </w:r>
+    </w:p>
+    <w:p>
+      <w:pPr>
+        <w:pStyle w:val="3"/>
+        <w:spacing w:before="300" w:after="120"/>
+        <w:rPr>
+          <w:rFonts w:hint="default" w:ascii="Times New Roman" w:hAnsi="Times New Roman" w:cs="Times New Roman"/>
+          <w:color w:val="auto"/>
+        </w:rPr>
+      </w:pPr>
+      <w:r>
+        <w:rPr>
+          <w:rFonts w:hint="default" w:ascii="Times New Roman" w:hAnsi="Times New Roman" w:eastAsia="Arial" w:cs="Times New Roman"/>
+          <w:b/>
+          <w:bCs/>
+          <w:color w:val="auto"/>
+          <w:sz w:val="28"/>
+          <w:szCs w:val="28"/>
+        </w:rPr>
+        <w:t>3.6 Evaluation Framework</w:t>
+      </w:r>
+    </w:p>
+    <w:p>
+      <w:pPr>
+        <w:keepNext w:val="0"/>
+        <w:keepLines w:val="0"/>
+        <w:widowControl/>
+        <w:suppressLineNumbers w:val="0"/>
+        <w:jc w:val="both"/>
+        <w:rPr>
+          <w:rFonts w:hint="default" w:ascii="Times New Roman" w:hAnsi="Times New Roman" w:cs="Times New Roman"/>
+          <w:color w:val="auto"/>
+        </w:rPr>
+      </w:pPr>
+      <w:r>
+        <w:rPr>
+          <w:rFonts w:hint="default" w:ascii="Times New Roman" w:hAnsi="Times New Roman" w:eastAsia="SimSun" w:cs="Times New Roman"/>
+          <w:color w:val="auto"/>
+          <w:kern w:val="0"/>
+          <w:sz w:val="24"/>
+          <w:szCs w:val="24"/>
+          <w:lang w:val="en-US" w:eastAsia="zh-CN" w:bidi="ar"/>
+        </w:rPr>
+        <w:t xml:space="preserve">Five measures are used to assess each system on the fixed held-out test set (2,286 URLs): ROC-AUC (area under the Receiver Operating Characteristic curve), F1-Score (harmonic mean of Precision and Recall), Precision (TP / TP + FP), Accuracy (TP + TN / Total), and Recall (TP / TP + FN). The viability of real-time deployment is also quantified by measuring the processing time per URL. </w:t>
+      </w:r>
+      <w:r>
+        <w:rPr>
+          <w:rFonts w:hint="default" w:ascii="Times New Roman" w:hAnsi="Times New Roman" w:eastAsia="SimSun" w:cs="Times New Roman"/>
+          <w:color w:val="auto"/>
+          <w:kern w:val="0"/>
+          <w:sz w:val="24"/>
+          <w:szCs w:val="24"/>
+          <w:lang w:val="en-US" w:eastAsia="zh-CN" w:bidi="ar"/>
+        </w:rPr>
+        <w:br w:type="textWrapping"/>
+      </w:r>
+      <w:r>
+        <w:rPr>
+          <w:rFonts w:hint="default" w:ascii="Times New Roman" w:hAnsi="Times New Roman" w:eastAsia="SimSun" w:cs="Times New Roman"/>
+          <w:color w:val="auto"/>
+          <w:kern w:val="0"/>
+          <w:sz w:val="24"/>
+          <w:szCs w:val="24"/>
+          <w:lang w:val="en-US" w:eastAsia="zh-CN" w:bidi="ar"/>
+        </w:rPr>
+        <w:t>Since F1-score strikes a compromise between precision and recall, which are both crucial in the context of phishing detection, it is employed as the main optimisation parameter during model construction instead of accuracy. Excessive false negatives expose users vulnerable to phishing attacks, while excessive false positives erode user confidence by banning trustworthy websites.</w:t>
+      </w:r>
+    </w:p>
+    <w:p>
+      <w:pPr>
+        <w:pStyle w:val="3"/>
+        <w:spacing w:before="300" w:after="120"/>
+        <w:rPr>
+          <w:rFonts w:hint="default" w:ascii="Times New Roman" w:hAnsi="Times New Roman" w:cs="Times New Roman"/>
+          <w:color w:val="auto"/>
+        </w:rPr>
+      </w:pPr>
+      <w:r>
+        <w:rPr>
+          <w:rFonts w:hint="default" w:ascii="Times New Roman" w:hAnsi="Times New Roman" w:eastAsia="Arial" w:cs="Times New Roman"/>
+          <w:b/>
+          <w:bCs/>
+          <w:color w:val="auto"/>
+          <w:sz w:val="28"/>
+          <w:szCs w:val="28"/>
+        </w:rPr>
+        <w:t>3.7 Tools and Technologies</w:t>
+      </w:r>
+    </w:p>
+    <w:p>
+      <w:pPr>
+        <w:spacing w:before="80" w:after="120" w:line="276" w:lineRule="auto"/>
+        <w:jc w:val="both"/>
+        <w:rPr>
+          <w:rFonts w:hint="default" w:ascii="Times New Roman" w:hAnsi="Times New Roman" w:cs="Times New Roman"/>
+          <w:color w:val="auto"/>
+        </w:rPr>
+      </w:pPr>
+      <w:r>
+        <w:rPr>
+          <w:rFonts w:hint="default" w:ascii="Times New Roman" w:hAnsi="Times New Roman" w:eastAsia="Arial" w:cs="Times New Roman"/>
+          <w:color w:val="auto"/>
+          <w:sz w:val="22"/>
+          <w:szCs w:val="22"/>
+        </w:rPr>
+        <w:t>All implementation was conducted in Python 3.10. Machine learning was implemented using scikit-learn 1.3.0, with class imbalance handling via imbalanced-learn 0.11.0 (SMOTE). Data processing used pandas 2.0.3 and numpy 1.24.3. Feature extraction used urllib.parse (standard library), tldextract 3.4.4 for domain analysis, BeautifulSoup4 4.12.2 for HTML parsing, and python-whois 0.8.0 for WHOIS lookups. Visualisation used matplotlib 3.7.2 and seaborn 0.12.2. Version control was maintained via Git with a GitHub repository. Development was tracked in OneNote with biweekly sprint records.</w:t>
+      </w:r>
+    </w:p>
+    <w:p>
+      <w:pPr>
+        <w:pStyle w:val="3"/>
+        <w:spacing w:before="300" w:after="120"/>
+        <w:rPr>
+          <w:rFonts w:hint="default" w:ascii="Times New Roman" w:hAnsi="Times New Roman" w:cs="Times New Roman"/>
+          <w:color w:val="auto"/>
+        </w:rPr>
+      </w:pPr>
+      <w:r>
+        <w:rPr>
+          <w:rFonts w:hint="default" w:ascii="Times New Roman" w:hAnsi="Times New Roman" w:eastAsia="Arial" w:cs="Times New Roman"/>
+          <w:b/>
+          <w:bCs/>
+          <w:color w:val="auto"/>
+          <w:sz w:val="28"/>
+          <w:szCs w:val="28"/>
+        </w:rPr>
+        <w:t>3.8 Ethical Considerations</w:t>
+      </w:r>
+    </w:p>
+    <w:p>
+      <w:pPr>
+        <w:keepNext w:val="0"/>
+        <w:keepLines w:val="0"/>
+        <w:widowControl/>
+        <w:suppressLineNumbers w:val="0"/>
+        <w:jc w:val="both"/>
+        <w:rPr>
+          <w:rFonts w:hint="default" w:ascii="Times New Roman" w:hAnsi="Times New Roman" w:cs="Times New Roman"/>
+          <w:color w:val="auto"/>
+        </w:rPr>
+      </w:pPr>
+      <w:r>
+        <w:rPr>
+          <w:rFonts w:hint="default" w:ascii="Times New Roman" w:hAnsi="Times New Roman" w:eastAsia="SimSun" w:cs="Times New Roman"/>
+          <w:color w:val="auto"/>
+          <w:kern w:val="0"/>
+          <w:sz w:val="24"/>
+          <w:szCs w:val="24"/>
+          <w:lang w:val="en-US" w:eastAsia="zh-CN" w:bidi="ar"/>
+        </w:rPr>
+        <w:t>There is no need for ethics approval for this project. All datasets are openly accessible under open academic licenses, no personal data is gathered or processed, and no human subjects are engaged (Kaggle datasets are freely available for academic and research use under their individual licensing terms). On pre-labeled datasets, all URL analysis is done passively; neither aggressive vulnerability exploitation nor unauthorised system access take place. Rather than encouraging phishing assaults, the research is wholly defensive in nature.</w:t>
+      </w:r>
+    </w:p>
+    <w:p>
+      <w:pPr>
+        <w:keepNext w:val="0"/>
+        <w:keepLines w:val="0"/>
+        <w:widowControl/>
+        <w:suppressLineNumbers w:val="0"/>
+        <w:jc w:val="both"/>
+        <w:rPr>
+          <w:rFonts w:hint="default" w:ascii="Times New Roman" w:hAnsi="Times New Roman" w:cs="Times New Roman"/>
+          <w:color w:val="auto"/>
+        </w:rPr>
+      </w:pPr>
+      <w:r>
+        <w:rPr>
+          <w:rFonts w:hint="default" w:ascii="Times New Roman" w:hAnsi="Times New Roman" w:eastAsia="SimSun" w:cs="Times New Roman"/>
+          <w:color w:val="auto"/>
+          <w:kern w:val="0"/>
+          <w:sz w:val="24"/>
+          <w:szCs w:val="24"/>
+          <w:lang w:val="en-US" w:eastAsia="zh-CN" w:bidi="ar"/>
+        </w:rPr>
+        <w:t>Privacy-by-design principles were used to incorporate data protection issues into the system design: no browser history or user activity data is gathered, and all URL analysis takes place locally within the system without transmission to external servers. Additional GDPR compliance procedures, such as explicit user consent, data minimisation, and transparency documentation, would be necessary if the system were expanded to a deployed browser extension.</w:t>
+      </w:r>
+    </w:p>
+    <w:p>
+      <w:pPr>
+        <w:rPr>
+          <w:rFonts w:hint="default" w:ascii="Times New Roman" w:hAnsi="Times New Roman" w:cs="Times New Roman"/>
+          <w:color w:val="auto"/>
+        </w:rPr>
+      </w:pPr>
+    </w:p>
+    <w:p>
+      <w:pPr>
+        <w:jc w:val="both"/>
+        <w:rPr>
+          <w:rFonts w:hint="default" w:ascii="Times New Roman" w:hAnsi="Times New Roman" w:eastAsia="Arial" w:cs="Times New Roman"/>
+          <w:b/>
+          <w:bCs/>
+          <w:color w:val="auto"/>
+          <w:sz w:val="28"/>
+          <w:szCs w:val="28"/>
+          <w:lang w:val="en-GB"/>
+        </w:rPr>
+      </w:pPr>
+    </w:p>
+    <w:p>
+      <w:pPr>
+        <w:jc w:val="both"/>
+        <w:rPr>
+          <w:rFonts w:hint="default" w:ascii="Times New Roman" w:hAnsi="Times New Roman" w:eastAsia="Arial" w:cs="Times New Roman"/>
+          <w:b/>
+          <w:bCs/>
+          <w:color w:val="auto"/>
+          <w:sz w:val="28"/>
+          <w:szCs w:val="28"/>
+          <w:lang w:val="en-GB"/>
+        </w:rPr>
+      </w:pPr>
+    </w:p>
+    <w:p>
+      <w:pPr>
+        <w:jc w:val="both"/>
+        <w:rPr>
+          <w:rFonts w:hint="default" w:ascii="Times New Roman" w:hAnsi="Times New Roman" w:eastAsia="Arial" w:cs="Times New Roman"/>
+          <w:b/>
+          <w:bCs/>
+          <w:color w:val="auto"/>
+          <w:sz w:val="28"/>
+          <w:szCs w:val="28"/>
+          <w:lang w:val="en-GB"/>
+        </w:rPr>
+      </w:pPr>
+    </w:p>
+    <w:p>
+      <w:pPr>
+        <w:pStyle w:val="2"/>
+        <w:spacing w:before="400" w:after="160"/>
+        <w:rPr>
+          <w:rFonts w:hint="default" w:ascii="Times New Roman" w:hAnsi="Times New Roman" w:cs="Times New Roman"/>
+          <w:color w:val="auto"/>
+        </w:rPr>
+      </w:pPr>
+      <w:r>
+        <w:rPr>
+          <w:rFonts w:hint="default" w:ascii="Times New Roman" w:hAnsi="Times New Roman" w:eastAsia="Arial" w:cs="Times New Roman"/>
+          <w:b/>
+          <w:bCs/>
+          <w:color w:val="auto"/>
+          <w:sz w:val="36"/>
+          <w:szCs w:val="36"/>
+        </w:rPr>
+        <w:t>Chapter 4: Implementation</w:t>
+      </w:r>
+    </w:p>
+    <w:p>
+      <w:pPr>
+        <w:pStyle w:val="3"/>
+        <w:spacing w:before="300" w:after="120"/>
+        <w:rPr>
+          <w:rFonts w:hint="default" w:ascii="Times New Roman" w:hAnsi="Times New Roman" w:eastAsia="Arial" w:cs="Times New Roman"/>
+          <w:b/>
+          <w:bCs/>
+          <w:color w:val="auto"/>
+          <w:sz w:val="28"/>
+          <w:szCs w:val="28"/>
+        </w:rPr>
+      </w:pPr>
+      <w:r>
+        <w:rPr>
+          <w:rFonts w:hint="default" w:ascii="Times New Roman" w:hAnsi="Times New Roman" w:eastAsia="Arial" w:cs="Times New Roman"/>
+          <w:b/>
+          <w:bCs/>
+          <w:color w:val="auto"/>
+          <w:sz w:val="28"/>
+          <w:szCs w:val="28"/>
+        </w:rPr>
+        <w:t>4.1 Development Environment</w:t>
+      </w:r>
+    </w:p>
+    <w:p>
+      <w:pPr>
+        <w:rPr>
+          <w:rFonts w:hint="default"/>
+        </w:rPr>
+      </w:pPr>
+      <w:bookmarkStart w:id="0" w:name="_GoBack"/>
+      <w:bookmarkEnd w:id="0"/>
+    </w:p>
+    <w:p>
+      <w:pPr>
+        <w:jc w:val="both"/>
+        <w:rPr>
+          <w:rFonts w:hint="default" w:ascii="Times New Roman" w:hAnsi="Times New Roman" w:eastAsia="Arial" w:cs="Times New Roman"/>
+          <w:b/>
+          <w:bCs/>
+          <w:color w:val="auto"/>
+          <w:sz w:val="28"/>
+          <w:szCs w:val="28"/>
           <w:lang w:val="en-GB"/>
         </w:rPr>
       </w:pPr>
@@ -2511,6 +8854,28 @@
 <file path=word/numbering.xml><?xml version="1.0" encoding="utf-8"?>
 <w:numbering xmlns:wpc="http://schemas.microsoft.com/office/word/2010/wordprocessingCanvas" xmlns:mc="http://schemas.openxmlformats.org/markup-compatibility/2006" xmlns:o="urn:schemas-microsoft-com:office:office" xmlns:r="http://schemas.openxmlformats.org/officeDocument/2006/relationships" xmlns:m="http://schemas.openxmlformats.org/officeDocument/2006/math" xmlns:v="urn:schemas-microsoft-com:vml" xmlns:wp14="http://schemas.microsoft.com/office/word/2010/wordprocessingDrawing" xmlns:wp="http://schemas.openxmlformats.org/drawingml/2006/wordprocessingDrawing" xmlns:w10="urn:schemas-microsoft-com:office:word" xmlns:w="http://schemas.openxmlformats.org/wordprocessingml/2006/main" xmlns:w14="http://schemas.microsoft.com/office/word/2010/wordml" xmlns:wpg="http://schemas.microsoft.com/office/word/2010/wordprocessingGroup" xmlns:wpi="http://schemas.microsoft.com/office/word/2010/wordprocessingInk" xmlns:wne="http://schemas.microsoft.com/office/word/2006/wordml" xmlns:wps="http://schemas.microsoft.com/office/word/2010/wordprocessingShape" xmlns:wpsCustomData="http://www.wps.cn/officeDocument/2013/wpsCustomData" mc:Ignorable="w14 wp14">
   <w:abstractNum w:abstractNumId="0">
+    <w:nsid w:val="8008EF27"/>
+    <w:multiLevelType w:val="singleLevel"/>
+    <w:tmpl w:val="8008EF27"/>
+    <w:lvl w:ilvl="0" w:tentative="0">
+      <w:start w:val="1"/>
+      <w:numFmt w:val="bullet"/>
+      <w:lvlText w:val=""/>
+      <w:lvlJc w:val="left"/>
+      <w:pPr>
+        <w:tabs>
+          <w:tab w:val="left" w:pos="840"/>
+        </w:tabs>
+        <w:ind w:left="840" w:leftChars="0" w:hanging="420" w:firstLineChars="0"/>
+      </w:pPr>
+      <w:rPr>
+        <w:rFonts w:hint="default" w:ascii="Wingdings" w:hAnsi="Wingdings"/>
+        <w:sz w:val="18"/>
+        <w:szCs w:val="18"/>
+      </w:rPr>
+    </w:lvl>
+  </w:abstractNum>
+  <w:abstractNum w:abstractNumId="1">
     <w:nsid w:val="9BBC217A"/>
     <w:multiLevelType w:val="singleLevel"/>
     <w:tmpl w:val="9BBC217A"/>
@@ -2530,7 +8895,29 @@
       </w:rPr>
     </w:lvl>
   </w:abstractNum>
-  <w:abstractNum w:abstractNumId="1">
+  <w:abstractNum w:abstractNumId="2">
+    <w:nsid w:val="A4BAA21B"/>
+    <w:multiLevelType w:val="singleLevel"/>
+    <w:tmpl w:val="A4BAA21B"/>
+    <w:lvl w:ilvl="0" w:tentative="0">
+      <w:start w:val="1"/>
+      <w:numFmt w:val="bullet"/>
+      <w:lvlText w:val=""/>
+      <w:lvlJc w:val="left"/>
+      <w:pPr>
+        <w:tabs>
+          <w:tab w:val="left" w:pos="840"/>
+        </w:tabs>
+        <w:ind w:left="840" w:leftChars="0" w:hanging="420" w:firstLineChars="0"/>
+      </w:pPr>
+      <w:rPr>
+        <w:rFonts w:hint="default" w:ascii="Wingdings" w:hAnsi="Wingdings"/>
+        <w:sz w:val="18"/>
+        <w:szCs w:val="18"/>
+      </w:rPr>
+    </w:lvl>
+  </w:abstractNum>
+  <w:abstractNum w:abstractNumId="3">
     <w:nsid w:val="C8DBAFB2"/>
     <w:multiLevelType w:val="singleLevel"/>
     <w:tmpl w:val="C8DBAFB2"/>
@@ -2552,7 +8939,7 @@
       </w:rPr>
     </w:lvl>
   </w:abstractNum>
-  <w:abstractNum w:abstractNumId="2">
+  <w:abstractNum w:abstractNumId="4">
     <w:nsid w:val="3EAEB674"/>
     <w:multiLevelType w:val="multilevel"/>
     <w:tmpl w:val="3EAEB674"/>
@@ -2674,14 +9061,49 @@
       </w:rPr>
     </w:lvl>
   </w:abstractNum>
+  <w:abstractNum w:abstractNumId="5">
+    <w:nsid w:val="59ADCABA"/>
+    <w:multiLevelType w:val="multilevel"/>
+    <w:tmpl w:val="59ADCABA"/>
+    <w:lvl w:ilvl="0" w:tentative="0">
+      <w:start w:val="1"/>
+      <w:numFmt w:val="bullet"/>
+      <w:lvlText w:val="•"/>
+      <w:lvlJc w:val="left"/>
+      <w:pPr>
+        <w:ind w:left="720" w:hanging="360"/>
+      </w:pPr>
+    </w:lvl>
+    <w:lvl w:ilvl="1" w:tentative="0">
+      <w:start w:val="1"/>
+      <w:numFmt w:val="bullet"/>
+      <w:lvlText w:val="◦"/>
+      <w:lvlJc w:val="left"/>
+      <w:pPr>
+        <w:ind w:left="1080" w:hanging="360"/>
+      </w:pPr>
+    </w:lvl>
+  </w:abstractNum>
   <w:num w:numId="1">
+    <w:abstractNumId w:val="4"/>
+  </w:num>
+  <w:num w:numId="2">
+    <w:abstractNumId w:val="1"/>
+  </w:num>
+  <w:num w:numId="3">
+    <w:abstractNumId w:val="3"/>
+  </w:num>
+  <w:num w:numId="4">
     <w:abstractNumId w:val="2"/>
   </w:num>
-  <w:num w:numId="2">
+  <w:num w:numId="5">
     <w:abstractNumId w:val="0"/>
   </w:num>
-  <w:num w:numId="3">
-    <w:abstractNumId w:val="1"/>
+  <w:num w:numId="6">
+    <w:abstractNumId w:val="5"/>
+    <w:lvlOverride w:ilvl="0">
+      <w:startOverride w:val="1"/>
+    </w:lvlOverride>
   </w:num>
 </w:numbering>
 </file>
@@ -2867,6 +9289,7 @@
     <w:lsdException w:unhideWhenUsed="0" w:uiPriority="63" w:semiHidden="0" w:name="Medium Shading 1 Accent 1"/>
     <w:lsdException w:unhideWhenUsed="0" w:uiPriority="64" w:semiHidden="0" w:name="Medium Shading 2 Accent 1"/>
     <w:lsdException w:unhideWhenUsed="0" w:uiPriority="65" w:semiHidden="0" w:name="Medium List 1 Accent 1"/>
+    <w:lsdException w:qFormat="1" w:unhideWhenUsed="0" w:uiPriority="0" w:semiHidden="0" w:name="List Paragraph"/>
     <w:lsdException w:qFormat="1" w:unhideWhenUsed="0" w:uiPriority="29" w:semiHidden="0" w:name="Quote"/>
     <w:lsdException w:qFormat="1" w:unhideWhenUsed="0" w:uiPriority="30" w:semiHidden="0" w:name="Intense Quote"/>
     <w:lsdException w:unhideWhenUsed="0" w:uiPriority="66" w:semiHidden="0" w:name="Medium List 2 Accent 1"/>
@@ -3522,6 +9945,16 @@
       <w:spacing w:val="5"/>
     </w:rPr>
   </w:style>
+  <w:style w:type="paragraph" w:styleId="32">
+    <w:name w:val="List Paragraph"/>
+    <w:qFormat/>
+    <w:uiPriority w:val="0"/>
+    <w:rPr>
+      <w:rFonts w:ascii="Arial" w:hAnsi="Arial" w:eastAsia="Arial" w:cs="Arial"/>
+      <w:sz w:val="22"/>
+      <w:szCs w:val="22"/>
+    </w:rPr>
+  </w:style>
 </w:styles>
 </file>
 

--- a/Documentaions/24090531-Hyndavi-Yasarapu FPR.docx
+++ b/Documentaions/24090531-Hyndavi-Yasarapu FPR.docx
@@ -3323,6 +3323,7 @@
         <w:keepLines w:val="0"/>
         <w:widowControl/>
         <w:numPr>
+          <w:ilvl w:val="0"/>
           <w:numId w:val="0"/>
         </w:numPr>
         <w:suppressLineNumbers w:val="0"/>
@@ -3424,6 +3425,34 @@
         </w:rPr>
         <w:t>From reactive blacklist-based methods to interpretable rule-based heuristics to high-accuracy machine learning and hybrid systems, the literature clearly shows a trend. The best machine learning algorithm for URL-based phishing detection is always Random Forest, but hybrid approaches routinely outperform single techniques. The current project fills important research needs in the areas of integrated comparison, dataset standardisation, hybrid strategy evaluation, and real-time performance assessment.</w:t>
       </w:r>
+    </w:p>
+    <w:p>
+      <w:pPr>
+        <w:jc w:val="both"/>
+        <w:rPr>
+          <w:rFonts w:hint="default" w:ascii="Times New Roman" w:hAnsi="Times New Roman" w:eastAsia="Arial" w:cs="Times New Roman"/>
+          <w:b/>
+          <w:bCs/>
+          <w:color w:val="auto"/>
+          <w:sz w:val="28"/>
+          <w:szCs w:val="28"/>
+          <w:lang w:val="en-GB"/>
+        </w:rPr>
+      </w:pPr>
+    </w:p>
+    <w:p>
+      <w:pPr>
+        <w:jc w:val="both"/>
+        <w:rPr>
+          <w:rFonts w:hint="default" w:ascii="Times New Roman" w:hAnsi="Times New Roman" w:eastAsia="Arial" w:cs="Times New Roman"/>
+          <w:b/>
+          <w:bCs/>
+          <w:color w:val="auto"/>
+          <w:sz w:val="28"/>
+          <w:szCs w:val="28"/>
+          <w:lang w:val="en-GB"/>
+        </w:rPr>
+      </w:pPr>
     </w:p>
     <w:p>
       <w:pPr>
@@ -3691,8 +3720,6 @@
         <w:rPr>
           <w:rFonts w:hint="default" w:ascii="Times New Roman" w:hAnsi="Times New Roman" w:cs="Times New Roman"/>
           <w:color w:val="auto"/>
-          <w:sz w:val="24"/>
-          <w:szCs w:val="24"/>
         </w:rPr>
       </w:pPr>
       <w:r>
@@ -3742,41 +3769,6 @@
         </w:rPr>
         <w:t>Each component may be created, tested, and assessed separately before integration thanks to the modular architecture. The comparative assessment framework, which is essential to the study design, is supported, unit testing is made easier, and performance bottlenecks may be systematically identified.</w:t>
       </w:r>
-    </w:p>
-    <w:p>
-      <w:pPr>
-        <w:pStyle w:val="3"/>
-        <w:spacing w:before="300" w:after="120"/>
-        <w:rPr>
-          <w:rFonts w:hint="default" w:ascii="Times New Roman" w:hAnsi="Times New Roman" w:eastAsia="Arial" w:cs="Times New Roman"/>
-          <w:b/>
-          <w:bCs/>
-          <w:color w:val="auto"/>
-          <w:sz w:val="28"/>
-          <w:szCs w:val="28"/>
-        </w:rPr>
-      </w:pPr>
-    </w:p>
-    <w:p>
-      <w:pPr>
-        <w:pStyle w:val="3"/>
-        <w:spacing w:before="300" w:after="120"/>
-        <w:rPr>
-          <w:rFonts w:hint="default" w:ascii="Times New Roman" w:hAnsi="Times New Roman" w:eastAsia="Arial" w:cs="Times New Roman"/>
-          <w:b/>
-          <w:bCs/>
-          <w:color w:val="auto"/>
-          <w:sz w:val="28"/>
-          <w:szCs w:val="28"/>
-        </w:rPr>
-      </w:pPr>
-    </w:p>
-    <w:p>
-      <w:pPr>
-        <w:rPr>
-          <w:rFonts w:hint="default"/>
-        </w:rPr>
-      </w:pPr>
     </w:p>
     <w:p>
       <w:pPr>
@@ -3941,6 +3933,7 @@
         <w:keepLines w:val="0"/>
         <w:widowControl/>
         <w:numPr>
+          <w:ilvl w:val="0"/>
           <w:numId w:val="0"/>
         </w:numPr>
         <w:suppressLineNumbers w:val="0"/>
@@ -4135,14 +4128,16 @@
         <w:rPr>
           <w:rFonts w:hint="default" w:ascii="Times New Roman" w:hAnsi="Times New Roman" w:cs="Times New Roman"/>
           <w:color w:val="auto"/>
-        </w:rPr>
-      </w:pPr>
-      <w:r>
-        <w:rPr>
-          <w:rFonts w:hint="default" w:ascii="Times New Roman" w:hAnsi="Times New Roman" w:eastAsia="Arial" w:cs="Times New Roman"/>
-          <w:color w:val="auto"/>
-          <w:sz w:val="22"/>
-          <w:szCs w:val="22"/>
+          <w:sz w:val="24"/>
+          <w:szCs w:val="24"/>
+        </w:rPr>
+      </w:pPr>
+      <w:r>
+        <w:rPr>
+          <w:rFonts w:hint="default" w:ascii="Times New Roman" w:hAnsi="Times New Roman" w:eastAsia="Arial" w:cs="Times New Roman"/>
+          <w:color w:val="auto"/>
+          <w:sz w:val="24"/>
+          <w:szCs w:val="24"/>
         </w:rPr>
         <w:t>URL-based features are computable directly from the URL string without network access, making them the fastest feature category and the most suitable for real-time deployment. Ten features are extracted:</w:t>
       </w:r>
@@ -4213,7 +4208,7 @@
             <w:pPr>
               <w:rPr>
                 <w:rFonts w:hint="default" w:ascii="Times New Roman" w:hAnsi="Times New Roman" w:cs="Times New Roman"/>
-                <w:color w:val="FFFFFF"/>
+                <w:color w:val="auto"/>
               </w:rPr>
             </w:pPr>
             <w:r>
@@ -4221,7 +4216,7 @@
                 <w:rFonts w:hint="default" w:ascii="Times New Roman" w:hAnsi="Times New Roman" w:eastAsia="Arial" w:cs="Times New Roman"/>
                 <w:b/>
                 <w:bCs/>
-                <w:color w:val="FFFFFF"/>
+                <w:color w:val="auto"/>
                 <w:sz w:val="20"/>
                 <w:szCs w:val="20"/>
               </w:rPr>
@@ -4249,7 +4244,7 @@
             <w:pPr>
               <w:rPr>
                 <w:rFonts w:hint="default" w:ascii="Times New Roman" w:hAnsi="Times New Roman" w:cs="Times New Roman"/>
-                <w:color w:val="FFFFFF"/>
+                <w:color w:val="auto"/>
               </w:rPr>
             </w:pPr>
             <w:r>
@@ -4257,7 +4252,7 @@
                 <w:rFonts w:hint="default" w:ascii="Times New Roman" w:hAnsi="Times New Roman" w:eastAsia="Arial" w:cs="Times New Roman"/>
                 <w:b/>
                 <w:bCs/>
-                <w:color w:val="FFFFFF"/>
+                <w:color w:val="auto"/>
                 <w:sz w:val="20"/>
                 <w:szCs w:val="20"/>
               </w:rPr>
@@ -4285,7 +4280,7 @@
             <w:pPr>
               <w:rPr>
                 <w:rFonts w:hint="default" w:ascii="Times New Roman" w:hAnsi="Times New Roman" w:cs="Times New Roman"/>
-                <w:color w:val="FFFFFF"/>
+                <w:color w:val="auto"/>
               </w:rPr>
             </w:pPr>
             <w:r>
@@ -4293,7 +4288,7 @@
                 <w:rFonts w:hint="default" w:ascii="Times New Roman" w:hAnsi="Times New Roman" w:eastAsia="Arial" w:cs="Times New Roman"/>
                 <w:b/>
                 <w:bCs/>
-                <w:color w:val="FFFFFF"/>
+                <w:color w:val="auto"/>
                 <w:sz w:val="20"/>
                 <w:szCs w:val="20"/>
               </w:rPr>
@@ -4339,13 +4334,13 @@
             <w:pPr>
               <w:rPr>
                 <w:rFonts w:hint="default" w:ascii="Times New Roman" w:hAnsi="Times New Roman" w:cs="Times New Roman"/>
-                <w:color w:val="000000"/>
+                <w:color w:val="auto"/>
               </w:rPr>
             </w:pPr>
             <w:r>
               <w:rPr>
                 <w:rFonts w:hint="default" w:ascii="Times New Roman" w:hAnsi="Times New Roman" w:eastAsia="Arial" w:cs="Times New Roman"/>
-                <w:color w:val="000000"/>
+                <w:color w:val="auto"/>
                 <w:sz w:val="20"/>
                 <w:szCs w:val="20"/>
               </w:rPr>
@@ -4373,13 +4368,13 @@
             <w:pPr>
               <w:rPr>
                 <w:rFonts w:hint="default" w:ascii="Times New Roman" w:hAnsi="Times New Roman" w:cs="Times New Roman"/>
-                <w:color w:val="000000"/>
+                <w:color w:val="auto"/>
               </w:rPr>
             </w:pPr>
             <w:r>
               <w:rPr>
                 <w:rFonts w:hint="default" w:ascii="Times New Roman" w:hAnsi="Times New Roman" w:eastAsia="Arial" w:cs="Times New Roman"/>
-                <w:color w:val="000000"/>
+                <w:color w:val="auto"/>
                 <w:sz w:val="20"/>
                 <w:szCs w:val="20"/>
               </w:rPr>
@@ -4407,13 +4402,13 @@
             <w:pPr>
               <w:rPr>
                 <w:rFonts w:hint="default" w:ascii="Times New Roman" w:hAnsi="Times New Roman" w:cs="Times New Roman"/>
-                <w:color w:val="000000"/>
+                <w:color w:val="auto"/>
               </w:rPr>
             </w:pPr>
             <w:r>
               <w:rPr>
                 <w:rFonts w:hint="default" w:ascii="Times New Roman" w:hAnsi="Times New Roman" w:eastAsia="Arial" w:cs="Times New Roman"/>
-                <w:color w:val="000000"/>
+                <w:color w:val="auto"/>
                 <w:sz w:val="20"/>
                 <w:szCs w:val="20"/>
               </w:rPr>
@@ -4459,13 +4454,13 @@
             <w:pPr>
               <w:rPr>
                 <w:rFonts w:hint="default" w:ascii="Times New Roman" w:hAnsi="Times New Roman" w:cs="Times New Roman"/>
-                <w:color w:val="000000"/>
+                <w:color w:val="auto"/>
               </w:rPr>
             </w:pPr>
             <w:r>
               <w:rPr>
                 <w:rFonts w:hint="default" w:ascii="Times New Roman" w:hAnsi="Times New Roman" w:eastAsia="Arial" w:cs="Times New Roman"/>
-                <w:color w:val="000000"/>
+                <w:color w:val="auto"/>
                 <w:sz w:val="20"/>
                 <w:szCs w:val="20"/>
               </w:rPr>
@@ -4493,13 +4488,13 @@
             <w:pPr>
               <w:rPr>
                 <w:rFonts w:hint="default" w:ascii="Times New Roman" w:hAnsi="Times New Roman" w:cs="Times New Roman"/>
-                <w:color w:val="000000"/>
+                <w:color w:val="auto"/>
               </w:rPr>
             </w:pPr>
             <w:r>
               <w:rPr>
                 <w:rFonts w:hint="default" w:ascii="Times New Roman" w:hAnsi="Times New Roman" w:eastAsia="Arial" w:cs="Times New Roman"/>
-                <w:color w:val="000000"/>
+                <w:color w:val="auto"/>
                 <w:sz w:val="20"/>
                 <w:szCs w:val="20"/>
               </w:rPr>
@@ -4527,13 +4522,13 @@
             <w:pPr>
               <w:rPr>
                 <w:rFonts w:hint="default" w:ascii="Times New Roman" w:hAnsi="Times New Roman" w:cs="Times New Roman"/>
-                <w:color w:val="000000"/>
+                <w:color w:val="auto"/>
               </w:rPr>
             </w:pPr>
             <w:r>
               <w:rPr>
                 <w:rFonts w:hint="default" w:ascii="Times New Roman" w:hAnsi="Times New Roman" w:eastAsia="Arial" w:cs="Times New Roman"/>
-                <w:color w:val="000000"/>
+                <w:color w:val="auto"/>
                 <w:sz w:val="20"/>
                 <w:szCs w:val="20"/>
               </w:rPr>
@@ -4579,13 +4574,13 @@
             <w:pPr>
               <w:rPr>
                 <w:rFonts w:hint="default" w:ascii="Times New Roman" w:hAnsi="Times New Roman" w:cs="Times New Roman"/>
-                <w:color w:val="000000"/>
+                <w:color w:val="auto"/>
               </w:rPr>
             </w:pPr>
             <w:r>
               <w:rPr>
                 <w:rFonts w:hint="default" w:ascii="Times New Roman" w:hAnsi="Times New Roman" w:eastAsia="Arial" w:cs="Times New Roman"/>
-                <w:color w:val="000000"/>
+                <w:color w:val="auto"/>
                 <w:sz w:val="20"/>
                 <w:szCs w:val="20"/>
               </w:rPr>
@@ -4613,13 +4608,13 @@
             <w:pPr>
               <w:rPr>
                 <w:rFonts w:hint="default" w:ascii="Times New Roman" w:hAnsi="Times New Roman" w:cs="Times New Roman"/>
-                <w:color w:val="000000"/>
+                <w:color w:val="auto"/>
               </w:rPr>
             </w:pPr>
             <w:r>
               <w:rPr>
                 <w:rFonts w:hint="default" w:ascii="Times New Roman" w:hAnsi="Times New Roman" w:eastAsia="Arial" w:cs="Times New Roman"/>
-                <w:color w:val="000000"/>
+                <w:color w:val="auto"/>
                 <w:sz w:val="20"/>
                 <w:szCs w:val="20"/>
               </w:rPr>
@@ -4647,13 +4642,13 @@
             <w:pPr>
               <w:rPr>
                 <w:rFonts w:hint="default" w:ascii="Times New Roman" w:hAnsi="Times New Roman" w:cs="Times New Roman"/>
-                <w:color w:val="000000"/>
+                <w:color w:val="auto"/>
               </w:rPr>
             </w:pPr>
             <w:r>
               <w:rPr>
                 <w:rFonts w:hint="default" w:ascii="Times New Roman" w:hAnsi="Times New Roman" w:eastAsia="Arial" w:cs="Times New Roman"/>
-                <w:color w:val="000000"/>
+                <w:color w:val="auto"/>
                 <w:sz w:val="20"/>
                 <w:szCs w:val="20"/>
               </w:rPr>
@@ -4699,13 +4694,13 @@
             <w:pPr>
               <w:rPr>
                 <w:rFonts w:hint="default" w:ascii="Times New Roman" w:hAnsi="Times New Roman" w:cs="Times New Roman"/>
-                <w:color w:val="000000"/>
+                <w:color w:val="auto"/>
               </w:rPr>
             </w:pPr>
             <w:r>
               <w:rPr>
                 <w:rFonts w:hint="default" w:ascii="Times New Roman" w:hAnsi="Times New Roman" w:eastAsia="Arial" w:cs="Times New Roman"/>
-                <w:color w:val="000000"/>
+                <w:color w:val="auto"/>
                 <w:sz w:val="20"/>
                 <w:szCs w:val="20"/>
               </w:rPr>
@@ -4733,13 +4728,13 @@
             <w:pPr>
               <w:rPr>
                 <w:rFonts w:hint="default" w:ascii="Times New Roman" w:hAnsi="Times New Roman" w:cs="Times New Roman"/>
-                <w:color w:val="000000"/>
+                <w:color w:val="auto"/>
               </w:rPr>
             </w:pPr>
             <w:r>
               <w:rPr>
                 <w:rFonts w:hint="default" w:ascii="Times New Roman" w:hAnsi="Times New Roman" w:eastAsia="Arial" w:cs="Times New Roman"/>
-                <w:color w:val="000000"/>
+                <w:color w:val="auto"/>
                 <w:sz w:val="20"/>
                 <w:szCs w:val="20"/>
               </w:rPr>
@@ -4767,13 +4762,13 @@
             <w:pPr>
               <w:rPr>
                 <w:rFonts w:hint="default" w:ascii="Times New Roman" w:hAnsi="Times New Roman" w:cs="Times New Roman"/>
-                <w:color w:val="000000"/>
+                <w:color w:val="auto"/>
               </w:rPr>
             </w:pPr>
             <w:r>
               <w:rPr>
                 <w:rFonts w:hint="default" w:ascii="Times New Roman" w:hAnsi="Times New Roman" w:eastAsia="Arial" w:cs="Times New Roman"/>
-                <w:color w:val="000000"/>
+                <w:color w:val="auto"/>
                 <w:sz w:val="20"/>
                 <w:szCs w:val="20"/>
               </w:rPr>
@@ -4819,13 +4814,13 @@
             <w:pPr>
               <w:rPr>
                 <w:rFonts w:hint="default" w:ascii="Times New Roman" w:hAnsi="Times New Roman" w:cs="Times New Roman"/>
-                <w:color w:val="000000"/>
+                <w:color w:val="auto"/>
               </w:rPr>
             </w:pPr>
             <w:r>
               <w:rPr>
                 <w:rFonts w:hint="default" w:ascii="Times New Roman" w:hAnsi="Times New Roman" w:eastAsia="Arial" w:cs="Times New Roman"/>
-                <w:color w:val="000000"/>
+                <w:color w:val="auto"/>
                 <w:sz w:val="20"/>
                 <w:szCs w:val="20"/>
               </w:rPr>
@@ -4853,13 +4848,13 @@
             <w:pPr>
               <w:rPr>
                 <w:rFonts w:hint="default" w:ascii="Times New Roman" w:hAnsi="Times New Roman" w:cs="Times New Roman"/>
-                <w:color w:val="000000"/>
+                <w:color w:val="auto"/>
               </w:rPr>
             </w:pPr>
             <w:r>
               <w:rPr>
                 <w:rFonts w:hint="default" w:ascii="Times New Roman" w:hAnsi="Times New Roman" w:eastAsia="Arial" w:cs="Times New Roman"/>
-                <w:color w:val="000000"/>
+                <w:color w:val="auto"/>
                 <w:sz w:val="20"/>
                 <w:szCs w:val="20"/>
               </w:rPr>
@@ -4887,13 +4882,13 @@
             <w:pPr>
               <w:rPr>
                 <w:rFonts w:hint="default" w:ascii="Times New Roman" w:hAnsi="Times New Roman" w:cs="Times New Roman"/>
-                <w:color w:val="000000"/>
+                <w:color w:val="auto"/>
               </w:rPr>
             </w:pPr>
             <w:r>
               <w:rPr>
                 <w:rFonts w:hint="default" w:ascii="Times New Roman" w:hAnsi="Times New Roman" w:eastAsia="Arial" w:cs="Times New Roman"/>
-                <w:color w:val="000000"/>
+                <w:color w:val="auto"/>
                 <w:sz w:val="20"/>
                 <w:szCs w:val="20"/>
               </w:rPr>
@@ -4939,13 +4934,13 @@
             <w:pPr>
               <w:rPr>
                 <w:rFonts w:hint="default" w:ascii="Times New Roman" w:hAnsi="Times New Roman" w:cs="Times New Roman"/>
-                <w:color w:val="000000"/>
+                <w:color w:val="auto"/>
               </w:rPr>
             </w:pPr>
             <w:r>
               <w:rPr>
                 <w:rFonts w:hint="default" w:ascii="Times New Roman" w:hAnsi="Times New Roman" w:eastAsia="Arial" w:cs="Times New Roman"/>
-                <w:color w:val="000000"/>
+                <w:color w:val="auto"/>
                 <w:sz w:val="20"/>
                 <w:szCs w:val="20"/>
               </w:rPr>
@@ -4973,13 +4968,13 @@
             <w:pPr>
               <w:rPr>
                 <w:rFonts w:hint="default" w:ascii="Times New Roman" w:hAnsi="Times New Roman" w:cs="Times New Roman"/>
-                <w:color w:val="000000"/>
+                <w:color w:val="auto"/>
               </w:rPr>
             </w:pPr>
             <w:r>
               <w:rPr>
                 <w:rFonts w:hint="default" w:ascii="Times New Roman" w:hAnsi="Times New Roman" w:eastAsia="Arial" w:cs="Times New Roman"/>
-                <w:color w:val="000000"/>
+                <w:color w:val="auto"/>
                 <w:sz w:val="20"/>
                 <w:szCs w:val="20"/>
               </w:rPr>
@@ -5007,13 +5002,13 @@
             <w:pPr>
               <w:rPr>
                 <w:rFonts w:hint="default" w:ascii="Times New Roman" w:hAnsi="Times New Roman" w:cs="Times New Roman"/>
-                <w:color w:val="000000"/>
+                <w:color w:val="auto"/>
               </w:rPr>
             </w:pPr>
             <w:r>
               <w:rPr>
                 <w:rFonts w:hint="default" w:ascii="Times New Roman" w:hAnsi="Times New Roman" w:eastAsia="Arial" w:cs="Times New Roman"/>
-                <w:color w:val="000000"/>
+                <w:color w:val="auto"/>
                 <w:sz w:val="20"/>
                 <w:szCs w:val="20"/>
               </w:rPr>
@@ -5059,13 +5054,13 @@
             <w:pPr>
               <w:rPr>
                 <w:rFonts w:hint="default" w:ascii="Times New Roman" w:hAnsi="Times New Roman" w:cs="Times New Roman"/>
-                <w:color w:val="000000"/>
+                <w:color w:val="auto"/>
               </w:rPr>
             </w:pPr>
             <w:r>
               <w:rPr>
                 <w:rFonts w:hint="default" w:ascii="Times New Roman" w:hAnsi="Times New Roman" w:eastAsia="Arial" w:cs="Times New Roman"/>
-                <w:color w:val="000000"/>
+                <w:color w:val="auto"/>
                 <w:sz w:val="20"/>
                 <w:szCs w:val="20"/>
               </w:rPr>
@@ -5093,13 +5088,13 @@
             <w:pPr>
               <w:rPr>
                 <w:rFonts w:hint="default" w:ascii="Times New Roman" w:hAnsi="Times New Roman" w:cs="Times New Roman"/>
-                <w:color w:val="000000"/>
+                <w:color w:val="auto"/>
               </w:rPr>
             </w:pPr>
             <w:r>
               <w:rPr>
                 <w:rFonts w:hint="default" w:ascii="Times New Roman" w:hAnsi="Times New Roman" w:eastAsia="Arial" w:cs="Times New Roman"/>
-                <w:color w:val="000000"/>
+                <w:color w:val="auto"/>
                 <w:sz w:val="20"/>
                 <w:szCs w:val="20"/>
               </w:rPr>
@@ -5127,13 +5122,13 @@
             <w:pPr>
               <w:rPr>
                 <w:rFonts w:hint="default" w:ascii="Times New Roman" w:hAnsi="Times New Roman" w:cs="Times New Roman"/>
-                <w:color w:val="000000"/>
+                <w:color w:val="auto"/>
               </w:rPr>
             </w:pPr>
             <w:r>
               <w:rPr>
                 <w:rFonts w:hint="default" w:ascii="Times New Roman" w:hAnsi="Times New Roman" w:eastAsia="Arial" w:cs="Times New Roman"/>
-                <w:color w:val="000000"/>
+                <w:color w:val="auto"/>
                 <w:sz w:val="20"/>
                 <w:szCs w:val="20"/>
               </w:rPr>
@@ -5179,13 +5174,13 @@
             <w:pPr>
               <w:rPr>
                 <w:rFonts w:hint="default" w:ascii="Times New Roman" w:hAnsi="Times New Roman" w:cs="Times New Roman"/>
-                <w:color w:val="000000"/>
+                <w:color w:val="auto"/>
               </w:rPr>
             </w:pPr>
             <w:r>
               <w:rPr>
                 <w:rFonts w:hint="default" w:ascii="Times New Roman" w:hAnsi="Times New Roman" w:eastAsia="Arial" w:cs="Times New Roman"/>
-                <w:color w:val="000000"/>
+                <w:color w:val="auto"/>
                 <w:sz w:val="20"/>
                 <w:szCs w:val="20"/>
               </w:rPr>
@@ -5213,13 +5208,13 @@
             <w:pPr>
               <w:rPr>
                 <w:rFonts w:hint="default" w:ascii="Times New Roman" w:hAnsi="Times New Roman" w:cs="Times New Roman"/>
-                <w:color w:val="000000"/>
+                <w:color w:val="auto"/>
               </w:rPr>
             </w:pPr>
             <w:r>
               <w:rPr>
                 <w:rFonts w:hint="default" w:ascii="Times New Roman" w:hAnsi="Times New Roman" w:eastAsia="Arial" w:cs="Times New Roman"/>
-                <w:color w:val="000000"/>
+                <w:color w:val="auto"/>
                 <w:sz w:val="20"/>
                 <w:szCs w:val="20"/>
               </w:rPr>
@@ -5247,13 +5242,13 @@
             <w:pPr>
               <w:rPr>
                 <w:rFonts w:hint="default" w:ascii="Times New Roman" w:hAnsi="Times New Roman" w:cs="Times New Roman"/>
-                <w:color w:val="000000"/>
+                <w:color w:val="auto"/>
               </w:rPr>
             </w:pPr>
             <w:r>
               <w:rPr>
                 <w:rFonts w:hint="default" w:ascii="Times New Roman" w:hAnsi="Times New Roman" w:eastAsia="Arial" w:cs="Times New Roman"/>
-                <w:color w:val="000000"/>
+                <w:color w:val="auto"/>
                 <w:sz w:val="20"/>
                 <w:szCs w:val="20"/>
               </w:rPr>
@@ -5299,13 +5294,13 @@
             <w:pPr>
               <w:rPr>
                 <w:rFonts w:hint="default" w:ascii="Times New Roman" w:hAnsi="Times New Roman" w:cs="Times New Roman"/>
-                <w:color w:val="000000"/>
+                <w:color w:val="auto"/>
               </w:rPr>
             </w:pPr>
             <w:r>
               <w:rPr>
                 <w:rFonts w:hint="default" w:ascii="Times New Roman" w:hAnsi="Times New Roman" w:eastAsia="Arial" w:cs="Times New Roman"/>
-                <w:color w:val="000000"/>
+                <w:color w:val="auto"/>
                 <w:sz w:val="20"/>
                 <w:szCs w:val="20"/>
               </w:rPr>
@@ -5333,13 +5328,13 @@
             <w:pPr>
               <w:rPr>
                 <w:rFonts w:hint="default" w:ascii="Times New Roman" w:hAnsi="Times New Roman" w:cs="Times New Roman"/>
-                <w:color w:val="000000"/>
+                <w:color w:val="auto"/>
               </w:rPr>
             </w:pPr>
             <w:r>
               <w:rPr>
                 <w:rFonts w:hint="default" w:ascii="Times New Roman" w:hAnsi="Times New Roman" w:eastAsia="Arial" w:cs="Times New Roman"/>
-                <w:color w:val="000000"/>
+                <w:color w:val="auto"/>
                 <w:sz w:val="20"/>
                 <w:szCs w:val="20"/>
               </w:rPr>
@@ -5367,13 +5362,13 @@
             <w:pPr>
               <w:rPr>
                 <w:rFonts w:hint="default" w:ascii="Times New Roman" w:hAnsi="Times New Roman" w:cs="Times New Roman"/>
-                <w:color w:val="000000"/>
+                <w:color w:val="auto"/>
               </w:rPr>
             </w:pPr>
             <w:r>
               <w:rPr>
                 <w:rFonts w:hint="default" w:ascii="Times New Roman" w:hAnsi="Times New Roman" w:eastAsia="Arial" w:cs="Times New Roman"/>
-                <w:color w:val="000000"/>
+                <w:color w:val="auto"/>
                 <w:sz w:val="20"/>
                 <w:szCs w:val="20"/>
               </w:rPr>
@@ -5419,13 +5414,13 @@
             <w:pPr>
               <w:rPr>
                 <w:rFonts w:hint="default" w:ascii="Times New Roman" w:hAnsi="Times New Roman" w:cs="Times New Roman"/>
-                <w:color w:val="000000"/>
+                <w:color w:val="auto"/>
               </w:rPr>
             </w:pPr>
             <w:r>
               <w:rPr>
                 <w:rFonts w:hint="default" w:ascii="Times New Roman" w:hAnsi="Times New Roman" w:eastAsia="Arial" w:cs="Times New Roman"/>
-                <w:color w:val="000000"/>
+                <w:color w:val="auto"/>
                 <w:sz w:val="20"/>
                 <w:szCs w:val="20"/>
               </w:rPr>
@@ -5453,13 +5448,13 @@
             <w:pPr>
               <w:rPr>
                 <w:rFonts w:hint="default" w:ascii="Times New Roman" w:hAnsi="Times New Roman" w:cs="Times New Roman"/>
-                <w:color w:val="000000"/>
+                <w:color w:val="auto"/>
               </w:rPr>
             </w:pPr>
             <w:r>
               <w:rPr>
                 <w:rFonts w:hint="default" w:ascii="Times New Roman" w:hAnsi="Times New Roman" w:eastAsia="Arial" w:cs="Times New Roman"/>
-                <w:color w:val="000000"/>
+                <w:color w:val="auto"/>
                 <w:sz w:val="20"/>
                 <w:szCs w:val="20"/>
               </w:rPr>
@@ -5487,13 +5482,13 @@
             <w:pPr>
               <w:rPr>
                 <w:rFonts w:hint="default" w:ascii="Times New Roman" w:hAnsi="Times New Roman" w:cs="Times New Roman"/>
-                <w:color w:val="000000"/>
+                <w:color w:val="auto"/>
               </w:rPr>
             </w:pPr>
             <w:r>
               <w:rPr>
                 <w:rFonts w:hint="default" w:ascii="Times New Roman" w:hAnsi="Times New Roman" w:eastAsia="Arial" w:cs="Times New Roman"/>
-                <w:color w:val="000000"/>
+                <w:color w:val="auto"/>
                 <w:sz w:val="20"/>
                 <w:szCs w:val="20"/>
               </w:rPr>
@@ -5552,14 +5547,16 @@
         <w:rPr>
           <w:rFonts w:hint="default" w:ascii="Times New Roman" w:hAnsi="Times New Roman" w:cs="Times New Roman"/>
           <w:color w:val="auto"/>
-        </w:rPr>
-      </w:pPr>
-      <w:r>
-        <w:rPr>
-          <w:rFonts w:hint="default" w:ascii="Times New Roman" w:hAnsi="Times New Roman" w:eastAsia="Arial" w:cs="Times New Roman"/>
-          <w:color w:val="auto"/>
-          <w:sz w:val="22"/>
-          <w:szCs w:val="22"/>
+          <w:sz w:val="24"/>
+          <w:szCs w:val="24"/>
+        </w:rPr>
+      </w:pPr>
+      <w:r>
+        <w:rPr>
+          <w:rFonts w:hint="default" w:ascii="Times New Roman" w:hAnsi="Times New Roman" w:eastAsia="Arial" w:cs="Times New Roman"/>
+          <w:color w:val="auto"/>
+          <w:sz w:val="24"/>
+          <w:szCs w:val="24"/>
         </w:rPr>
         <w:t>Domain-based features require network requests — WHOIS queries for domain age and DNS lookups for record presence — adding latency of 2–3 seconds per URL. Caching of results for previously queried domains substantially reduces this overhead in practice. Three domain-based features are extracted: has_https (binary, 1 if the URL uses HTTPS), domain_age_days (integer, domain registration age via WHOIS; -1 if unavailable due to lookup failure), and has_dns_record (binary, 1 if a valid DNS record exists for the domain).</w:t>
       </w:r>
@@ -5592,14 +5589,16 @@
         <w:rPr>
           <w:rFonts w:hint="default" w:ascii="Times New Roman" w:hAnsi="Times New Roman" w:cs="Times New Roman"/>
           <w:color w:val="auto"/>
-        </w:rPr>
-      </w:pPr>
-      <w:r>
-        <w:rPr>
-          <w:rFonts w:hint="default" w:ascii="Times New Roman" w:hAnsi="Times New Roman" w:eastAsia="Arial" w:cs="Times New Roman"/>
-          <w:color w:val="auto"/>
-          <w:sz w:val="22"/>
-          <w:szCs w:val="22"/>
+          <w:sz w:val="24"/>
+          <w:szCs w:val="24"/>
+        </w:rPr>
+      </w:pPr>
+      <w:r>
+        <w:rPr>
+          <w:rFonts w:hint="default" w:ascii="Times New Roman" w:hAnsi="Times New Roman" w:eastAsia="Arial" w:cs="Times New Roman"/>
+          <w:color w:val="auto"/>
+          <w:sz w:val="24"/>
+          <w:szCs w:val="24"/>
         </w:rPr>
         <w:t>Content-based features require downloading and parsing the target webpage's HTML, adding 3–5 seconds per URL depending on server response time and content complexity. Seven features are extracted from parsed HTML: num_external_links, num_internal_links, has_form, num_scripts, num_iframes, has_login_form (1 if a password-type input field is present), and suspicious_keywords_count (frequency of terms such as 'login', 'verify', 'account', 'secure', 'update' in page text).</w:t>
       </w:r>
@@ -5611,14 +5610,16 @@
         <w:rPr>
           <w:rFonts w:hint="default" w:ascii="Times New Roman" w:hAnsi="Times New Roman" w:cs="Times New Roman"/>
           <w:color w:val="auto"/>
-        </w:rPr>
-      </w:pPr>
-      <w:r>
-        <w:rPr>
-          <w:rFonts w:hint="default" w:ascii="Times New Roman" w:hAnsi="Times New Roman" w:eastAsia="Arial" w:cs="Times New Roman"/>
-          <w:color w:val="auto"/>
-          <w:sz w:val="22"/>
-          <w:szCs w:val="22"/>
+          <w:sz w:val="24"/>
+          <w:szCs w:val="24"/>
+        </w:rPr>
+      </w:pPr>
+      <w:r>
+        <w:rPr>
+          <w:rFonts w:hint="default" w:ascii="Times New Roman" w:hAnsi="Times New Roman" w:eastAsia="Arial" w:cs="Times New Roman"/>
+          <w:color w:val="auto"/>
+          <w:sz w:val="24"/>
+          <w:szCs w:val="24"/>
         </w:rPr>
         <w:t>To manage the latency of content extraction, a configurable timeout of 5 seconds is applied to each HTTP request. URLs where the request times out or returns an error are assigned default feature values (0 for binary features, -1 for count features) rather than being excluded, preserving sample completeness at the cost of some feature accuracy for inaccessible URLs.</w:t>
       </w:r>
@@ -5651,14 +5652,16 @@
         <w:rPr>
           <w:rFonts w:hint="default" w:ascii="Times New Roman" w:hAnsi="Times New Roman" w:cs="Times New Roman"/>
           <w:color w:val="auto"/>
-        </w:rPr>
-      </w:pPr>
-      <w:r>
-        <w:rPr>
-          <w:rFonts w:hint="default" w:ascii="Times New Roman" w:hAnsi="Times New Roman" w:eastAsia="Arial" w:cs="Times New Roman"/>
-          <w:color w:val="auto"/>
-          <w:sz w:val="22"/>
-          <w:szCs w:val="22"/>
+          <w:sz w:val="24"/>
+          <w:szCs w:val="24"/>
+        </w:rPr>
+      </w:pPr>
+      <w:r>
+        <w:rPr>
+          <w:rFonts w:hint="default" w:ascii="Times New Roman" w:hAnsi="Times New Roman" w:eastAsia="Arial" w:cs="Times New Roman"/>
+          <w:color w:val="auto"/>
+          <w:sz w:val="24"/>
+          <w:szCs w:val="24"/>
         </w:rPr>
         <w:t>Lexical features capture statistical properties of the URL string without domain knowledge: digit_count (number of digits), letter_count (number of alphabetic characters), special_char_count (number of special characters), entropy (Shannon entropy of the URL string, measuring character distribution randomness — phishing URLs tend towards higher entropy due to random-looking subdomains and path components), digit_ratio, letter_ratio, and special_char_ratio (proportional versions of the count features, normalised by URL length).</w:t>
       </w:r>
@@ -5785,12 +5788,6 @@
             <w:insideH w:val="single" w:color="auto" w:sz="4" w:space="0"/>
             <w:insideV w:val="single" w:color="auto" w:sz="4" w:space="0"/>
           </w:tblBorders>
-          <w:tblCellMar>
-            <w:top w:w="0" w:type="dxa"/>
-            <w:left w:w="10" w:type="dxa"/>
-            <w:bottom w:w="0" w:type="dxa"/>
-            <w:right w:w="10" w:type="dxa"/>
-          </w:tblCellMar>
         </w:tblPrEx>
         <w:trPr>
           <w:tblHeader/>
@@ -5815,7 +5812,7 @@
             <w:pPr>
               <w:rPr>
                 <w:rFonts w:hint="default" w:ascii="Times New Roman" w:hAnsi="Times New Roman" w:cs="Times New Roman"/>
-                <w:color w:val="FFFFFF"/>
+                <w:color w:val="auto"/>
               </w:rPr>
             </w:pPr>
             <w:r>
@@ -5823,7 +5820,7 @@
                 <w:rFonts w:hint="default" w:ascii="Times New Roman" w:hAnsi="Times New Roman" w:eastAsia="Arial" w:cs="Times New Roman"/>
                 <w:b/>
                 <w:bCs/>
-                <w:color w:val="FFFFFF"/>
+                <w:color w:val="auto"/>
                 <w:sz w:val="20"/>
                 <w:szCs w:val="20"/>
               </w:rPr>
@@ -5851,7 +5848,7 @@
             <w:pPr>
               <w:rPr>
                 <w:rFonts w:hint="default" w:ascii="Times New Roman" w:hAnsi="Times New Roman" w:cs="Times New Roman"/>
-                <w:color w:val="FFFFFF"/>
+                <w:color w:val="auto"/>
               </w:rPr>
             </w:pPr>
             <w:r>
@@ -5859,7 +5856,7 @@
                 <w:rFonts w:hint="default" w:ascii="Times New Roman" w:hAnsi="Times New Roman" w:eastAsia="Arial" w:cs="Times New Roman"/>
                 <w:b/>
                 <w:bCs/>
-                <w:color w:val="FFFFFF"/>
+                <w:color w:val="auto"/>
                 <w:sz w:val="20"/>
                 <w:szCs w:val="20"/>
               </w:rPr>
@@ -5887,7 +5884,7 @@
             <w:pPr>
               <w:rPr>
                 <w:rFonts w:hint="default" w:ascii="Times New Roman" w:hAnsi="Times New Roman" w:cs="Times New Roman"/>
-                <w:color w:val="FFFFFF"/>
+                <w:color w:val="auto"/>
               </w:rPr>
             </w:pPr>
             <w:r>
@@ -5895,7 +5892,7 @@
                 <w:rFonts w:hint="default" w:ascii="Times New Roman" w:hAnsi="Times New Roman" w:eastAsia="Arial" w:cs="Times New Roman"/>
                 <w:b/>
                 <w:bCs/>
-                <w:color w:val="FFFFFF"/>
+                <w:color w:val="auto"/>
                 <w:sz w:val="20"/>
                 <w:szCs w:val="20"/>
               </w:rPr>
@@ -5923,7 +5920,7 @@
             <w:pPr>
               <w:rPr>
                 <w:rFonts w:hint="default" w:ascii="Times New Roman" w:hAnsi="Times New Roman" w:cs="Times New Roman"/>
-                <w:color w:val="FFFFFF"/>
+                <w:color w:val="auto"/>
               </w:rPr>
             </w:pPr>
             <w:r>
@@ -5931,7 +5928,7 @@
                 <w:rFonts w:hint="default" w:ascii="Times New Roman" w:hAnsi="Times New Roman" w:eastAsia="Arial" w:cs="Times New Roman"/>
                 <w:b/>
                 <w:bCs/>
-                <w:color w:val="FFFFFF"/>
+                <w:color w:val="auto"/>
                 <w:sz w:val="20"/>
                 <w:szCs w:val="20"/>
               </w:rPr>
@@ -5977,13 +5974,13 @@
             <w:pPr>
               <w:rPr>
                 <w:rFonts w:hint="default" w:ascii="Times New Roman" w:hAnsi="Times New Roman" w:cs="Times New Roman"/>
-                <w:color w:val="000000"/>
+                <w:color w:val="auto"/>
               </w:rPr>
             </w:pPr>
             <w:r>
               <w:rPr>
                 <w:rFonts w:hint="default" w:ascii="Times New Roman" w:hAnsi="Times New Roman" w:eastAsia="Arial" w:cs="Times New Roman"/>
-                <w:color w:val="000000"/>
+                <w:color w:val="auto"/>
                 <w:sz w:val="20"/>
                 <w:szCs w:val="20"/>
               </w:rPr>
@@ -6011,13 +6008,13 @@
             <w:pPr>
               <w:rPr>
                 <w:rFonts w:hint="default" w:ascii="Times New Roman" w:hAnsi="Times New Roman" w:cs="Times New Roman"/>
-                <w:color w:val="000000"/>
+                <w:color w:val="auto"/>
               </w:rPr>
             </w:pPr>
             <w:r>
               <w:rPr>
                 <w:rFonts w:hint="default" w:ascii="Times New Roman" w:hAnsi="Times New Roman" w:eastAsia="Arial" w:cs="Times New Roman"/>
-                <w:color w:val="000000"/>
+                <w:color w:val="auto"/>
                 <w:sz w:val="20"/>
                 <w:szCs w:val="20"/>
               </w:rPr>
@@ -6045,13 +6042,13 @@
             <w:pPr>
               <w:rPr>
                 <w:rFonts w:hint="default" w:ascii="Times New Roman" w:hAnsi="Times New Roman" w:cs="Times New Roman"/>
-                <w:color w:val="000000"/>
+                <w:color w:val="auto"/>
               </w:rPr>
             </w:pPr>
             <w:r>
               <w:rPr>
                 <w:rFonts w:hint="default" w:ascii="Times New Roman" w:hAnsi="Times New Roman" w:eastAsia="Arial" w:cs="Times New Roman"/>
-                <w:color w:val="000000"/>
+                <w:color w:val="auto"/>
                 <w:sz w:val="20"/>
                 <w:szCs w:val="20"/>
               </w:rPr>
@@ -6079,13 +6076,13 @@
             <w:pPr>
               <w:rPr>
                 <w:rFonts w:hint="default" w:ascii="Times New Roman" w:hAnsi="Times New Roman" w:cs="Times New Roman"/>
-                <w:color w:val="000000"/>
+                <w:color w:val="auto"/>
               </w:rPr>
             </w:pPr>
             <w:r>
               <w:rPr>
                 <w:rFonts w:hint="default" w:ascii="Times New Roman" w:hAnsi="Times New Roman" w:eastAsia="Arial" w:cs="Times New Roman"/>
-                <w:color w:val="000000"/>
+                <w:color w:val="auto"/>
                 <w:sz w:val="20"/>
                 <w:szCs w:val="20"/>
               </w:rPr>
@@ -6131,13 +6128,13 @@
             <w:pPr>
               <w:rPr>
                 <w:rFonts w:hint="default" w:ascii="Times New Roman" w:hAnsi="Times New Roman" w:cs="Times New Roman"/>
-                <w:color w:val="000000"/>
+                <w:color w:val="auto"/>
               </w:rPr>
             </w:pPr>
             <w:r>
               <w:rPr>
                 <w:rFonts w:hint="default" w:ascii="Times New Roman" w:hAnsi="Times New Roman" w:eastAsia="Arial" w:cs="Times New Roman"/>
-                <w:color w:val="000000"/>
+                <w:color w:val="auto"/>
                 <w:sz w:val="20"/>
                 <w:szCs w:val="20"/>
               </w:rPr>
@@ -6165,13 +6162,13 @@
             <w:pPr>
               <w:rPr>
                 <w:rFonts w:hint="default" w:ascii="Times New Roman" w:hAnsi="Times New Roman" w:cs="Times New Roman"/>
-                <w:color w:val="000000"/>
+                <w:color w:val="auto"/>
               </w:rPr>
             </w:pPr>
             <w:r>
               <w:rPr>
                 <w:rFonts w:hint="default" w:ascii="Times New Roman" w:hAnsi="Times New Roman" w:eastAsia="Arial" w:cs="Times New Roman"/>
-                <w:color w:val="000000"/>
+                <w:color w:val="auto"/>
                 <w:sz w:val="20"/>
                 <w:szCs w:val="20"/>
               </w:rPr>
@@ -6199,13 +6196,13 @@
             <w:pPr>
               <w:rPr>
                 <w:rFonts w:hint="default" w:ascii="Times New Roman" w:hAnsi="Times New Roman" w:cs="Times New Roman"/>
-                <w:color w:val="000000"/>
+                <w:color w:val="auto"/>
               </w:rPr>
             </w:pPr>
             <w:r>
               <w:rPr>
                 <w:rFonts w:hint="default" w:ascii="Times New Roman" w:hAnsi="Times New Roman" w:eastAsia="Arial" w:cs="Times New Roman"/>
-                <w:color w:val="000000"/>
+                <w:color w:val="auto"/>
                 <w:sz w:val="20"/>
                 <w:szCs w:val="20"/>
               </w:rPr>
@@ -6233,13 +6230,13 @@
             <w:pPr>
               <w:rPr>
                 <w:rFonts w:hint="default" w:ascii="Times New Roman" w:hAnsi="Times New Roman" w:cs="Times New Roman"/>
-                <w:color w:val="000000"/>
+                <w:color w:val="auto"/>
               </w:rPr>
             </w:pPr>
             <w:r>
               <w:rPr>
                 <w:rFonts w:hint="default" w:ascii="Times New Roman" w:hAnsi="Times New Roman" w:eastAsia="Arial" w:cs="Times New Roman"/>
-                <w:color w:val="000000"/>
+                <w:color w:val="auto"/>
                 <w:sz w:val="20"/>
                 <w:szCs w:val="20"/>
               </w:rPr>
@@ -6285,13 +6282,13 @@
             <w:pPr>
               <w:rPr>
                 <w:rFonts w:hint="default" w:ascii="Times New Roman" w:hAnsi="Times New Roman" w:cs="Times New Roman"/>
-                <w:color w:val="000000"/>
+                <w:color w:val="auto"/>
               </w:rPr>
             </w:pPr>
             <w:r>
               <w:rPr>
                 <w:rFonts w:hint="default" w:ascii="Times New Roman" w:hAnsi="Times New Roman" w:eastAsia="Arial" w:cs="Times New Roman"/>
-                <w:color w:val="000000"/>
+                <w:color w:val="auto"/>
                 <w:sz w:val="20"/>
                 <w:szCs w:val="20"/>
               </w:rPr>
@@ -6319,13 +6316,13 @@
             <w:pPr>
               <w:rPr>
                 <w:rFonts w:hint="default" w:ascii="Times New Roman" w:hAnsi="Times New Roman" w:cs="Times New Roman"/>
-                <w:color w:val="000000"/>
+                <w:color w:val="auto"/>
               </w:rPr>
             </w:pPr>
             <w:r>
               <w:rPr>
                 <w:rFonts w:hint="default" w:ascii="Times New Roman" w:hAnsi="Times New Roman" w:eastAsia="Arial" w:cs="Times New Roman"/>
-                <w:color w:val="000000"/>
+                <w:color w:val="auto"/>
                 <w:sz w:val="20"/>
                 <w:szCs w:val="20"/>
               </w:rPr>
@@ -6353,13 +6350,13 @@
             <w:pPr>
               <w:rPr>
                 <w:rFonts w:hint="default" w:ascii="Times New Roman" w:hAnsi="Times New Roman" w:cs="Times New Roman"/>
-                <w:color w:val="000000"/>
+                <w:color w:val="auto"/>
               </w:rPr>
             </w:pPr>
             <w:r>
               <w:rPr>
                 <w:rFonts w:hint="default" w:ascii="Times New Roman" w:hAnsi="Times New Roman" w:eastAsia="Arial" w:cs="Times New Roman"/>
-                <w:color w:val="000000"/>
+                <w:color w:val="auto"/>
                 <w:sz w:val="20"/>
                 <w:szCs w:val="20"/>
               </w:rPr>
@@ -6387,13 +6384,13 @@
             <w:pPr>
               <w:rPr>
                 <w:rFonts w:hint="default" w:ascii="Times New Roman" w:hAnsi="Times New Roman" w:cs="Times New Roman"/>
-                <w:color w:val="000000"/>
+                <w:color w:val="auto"/>
               </w:rPr>
             </w:pPr>
             <w:r>
               <w:rPr>
                 <w:rFonts w:hint="default" w:ascii="Times New Roman" w:hAnsi="Times New Roman" w:eastAsia="Arial" w:cs="Times New Roman"/>
-                <w:color w:val="000000"/>
+                <w:color w:val="auto"/>
                 <w:sz w:val="20"/>
                 <w:szCs w:val="20"/>
               </w:rPr>
@@ -6439,13 +6436,13 @@
             <w:pPr>
               <w:rPr>
                 <w:rFonts w:hint="default" w:ascii="Times New Roman" w:hAnsi="Times New Roman" w:cs="Times New Roman"/>
-                <w:color w:val="000000"/>
+                <w:color w:val="auto"/>
               </w:rPr>
             </w:pPr>
             <w:r>
               <w:rPr>
                 <w:rFonts w:hint="default" w:ascii="Times New Roman" w:hAnsi="Times New Roman" w:eastAsia="Arial" w:cs="Times New Roman"/>
-                <w:color w:val="000000"/>
+                <w:color w:val="auto"/>
                 <w:sz w:val="20"/>
                 <w:szCs w:val="20"/>
               </w:rPr>
@@ -6473,13 +6470,13 @@
             <w:pPr>
               <w:rPr>
                 <w:rFonts w:hint="default" w:ascii="Times New Roman" w:hAnsi="Times New Roman" w:cs="Times New Roman"/>
-                <w:color w:val="000000"/>
+                <w:color w:val="auto"/>
               </w:rPr>
             </w:pPr>
             <w:r>
               <w:rPr>
                 <w:rFonts w:hint="default" w:ascii="Times New Roman" w:hAnsi="Times New Roman" w:eastAsia="Arial" w:cs="Times New Roman"/>
-                <w:color w:val="000000"/>
+                <w:color w:val="auto"/>
                 <w:sz w:val="20"/>
                 <w:szCs w:val="20"/>
               </w:rPr>
@@ -6507,13 +6504,13 @@
             <w:pPr>
               <w:rPr>
                 <w:rFonts w:hint="default" w:ascii="Times New Roman" w:hAnsi="Times New Roman" w:cs="Times New Roman"/>
-                <w:color w:val="000000"/>
+                <w:color w:val="auto"/>
               </w:rPr>
             </w:pPr>
             <w:r>
               <w:rPr>
                 <w:rFonts w:hint="default" w:ascii="Times New Roman" w:hAnsi="Times New Roman" w:eastAsia="Arial" w:cs="Times New Roman"/>
-                <w:color w:val="000000"/>
+                <w:color w:val="auto"/>
                 <w:sz w:val="20"/>
                 <w:szCs w:val="20"/>
               </w:rPr>
@@ -6541,13 +6538,13 @@
             <w:pPr>
               <w:rPr>
                 <w:rFonts w:hint="default" w:ascii="Times New Roman" w:hAnsi="Times New Roman" w:cs="Times New Roman"/>
-                <w:color w:val="000000"/>
+                <w:color w:val="auto"/>
               </w:rPr>
             </w:pPr>
             <w:r>
               <w:rPr>
                 <w:rFonts w:hint="default" w:ascii="Times New Roman" w:hAnsi="Times New Roman" w:eastAsia="Arial" w:cs="Times New Roman"/>
-                <w:color w:val="000000"/>
+                <w:color w:val="auto"/>
                 <w:sz w:val="20"/>
                 <w:szCs w:val="20"/>
               </w:rPr>
@@ -6593,13 +6590,13 @@
             <w:pPr>
               <w:rPr>
                 <w:rFonts w:hint="default" w:ascii="Times New Roman" w:hAnsi="Times New Roman" w:cs="Times New Roman"/>
-                <w:color w:val="000000"/>
+                <w:color w:val="auto"/>
               </w:rPr>
             </w:pPr>
             <w:r>
               <w:rPr>
                 <w:rFonts w:hint="default" w:ascii="Times New Roman" w:hAnsi="Times New Roman" w:eastAsia="Arial" w:cs="Times New Roman"/>
-                <w:color w:val="000000"/>
+                <w:color w:val="auto"/>
                 <w:sz w:val="20"/>
                 <w:szCs w:val="20"/>
               </w:rPr>
@@ -6627,13 +6624,13 @@
             <w:pPr>
               <w:rPr>
                 <w:rFonts w:hint="default" w:ascii="Times New Roman" w:hAnsi="Times New Roman" w:cs="Times New Roman"/>
-                <w:color w:val="000000"/>
+                <w:color w:val="auto"/>
               </w:rPr>
             </w:pPr>
             <w:r>
               <w:rPr>
                 <w:rFonts w:hint="default" w:ascii="Times New Roman" w:hAnsi="Times New Roman" w:eastAsia="Arial" w:cs="Times New Roman"/>
-                <w:color w:val="000000"/>
+                <w:color w:val="auto"/>
                 <w:sz w:val="20"/>
                 <w:szCs w:val="20"/>
               </w:rPr>
@@ -6661,13 +6658,13 @@
             <w:pPr>
               <w:rPr>
                 <w:rFonts w:hint="default" w:ascii="Times New Roman" w:hAnsi="Times New Roman" w:cs="Times New Roman"/>
-                <w:color w:val="000000"/>
+                <w:color w:val="auto"/>
               </w:rPr>
             </w:pPr>
             <w:r>
               <w:rPr>
                 <w:rFonts w:hint="default" w:ascii="Times New Roman" w:hAnsi="Times New Roman" w:eastAsia="Arial" w:cs="Times New Roman"/>
-                <w:color w:val="000000"/>
+                <w:color w:val="auto"/>
                 <w:sz w:val="20"/>
                 <w:szCs w:val="20"/>
               </w:rPr>
@@ -6695,13 +6692,13 @@
             <w:pPr>
               <w:rPr>
                 <w:rFonts w:hint="default" w:ascii="Times New Roman" w:hAnsi="Times New Roman" w:cs="Times New Roman"/>
-                <w:color w:val="000000"/>
+                <w:color w:val="auto"/>
               </w:rPr>
             </w:pPr>
             <w:r>
               <w:rPr>
                 <w:rFonts w:hint="default" w:ascii="Times New Roman" w:hAnsi="Times New Roman" w:eastAsia="Arial" w:cs="Times New Roman"/>
-                <w:color w:val="000000"/>
+                <w:color w:val="auto"/>
                 <w:sz w:val="20"/>
                 <w:szCs w:val="20"/>
               </w:rPr>
@@ -6747,13 +6744,13 @@
             <w:pPr>
               <w:rPr>
                 <w:rFonts w:hint="default" w:ascii="Times New Roman" w:hAnsi="Times New Roman" w:cs="Times New Roman"/>
-                <w:color w:val="000000"/>
+                <w:color w:val="auto"/>
               </w:rPr>
             </w:pPr>
             <w:r>
               <w:rPr>
                 <w:rFonts w:hint="default" w:ascii="Times New Roman" w:hAnsi="Times New Roman" w:eastAsia="Arial" w:cs="Times New Roman"/>
-                <w:color w:val="000000"/>
+                <w:color w:val="auto"/>
                 <w:sz w:val="20"/>
                 <w:szCs w:val="20"/>
               </w:rPr>
@@ -6781,13 +6778,13 @@
             <w:pPr>
               <w:rPr>
                 <w:rFonts w:hint="default" w:ascii="Times New Roman" w:hAnsi="Times New Roman" w:cs="Times New Roman"/>
-                <w:color w:val="000000"/>
+                <w:color w:val="auto"/>
               </w:rPr>
             </w:pPr>
             <w:r>
               <w:rPr>
                 <w:rFonts w:hint="default" w:ascii="Times New Roman" w:hAnsi="Times New Roman" w:eastAsia="Arial" w:cs="Times New Roman"/>
-                <w:color w:val="000000"/>
+                <w:color w:val="auto"/>
                 <w:sz w:val="20"/>
                 <w:szCs w:val="20"/>
               </w:rPr>
@@ -6815,13 +6812,13 @@
             <w:pPr>
               <w:rPr>
                 <w:rFonts w:hint="default" w:ascii="Times New Roman" w:hAnsi="Times New Roman" w:cs="Times New Roman"/>
-                <w:color w:val="000000"/>
+                <w:color w:val="auto"/>
               </w:rPr>
             </w:pPr>
             <w:r>
               <w:rPr>
                 <w:rFonts w:hint="default" w:ascii="Times New Roman" w:hAnsi="Times New Roman" w:eastAsia="Arial" w:cs="Times New Roman"/>
-                <w:color w:val="000000"/>
+                <w:color w:val="auto"/>
                 <w:sz w:val="20"/>
                 <w:szCs w:val="20"/>
               </w:rPr>
@@ -6849,13 +6846,13 @@
             <w:pPr>
               <w:rPr>
                 <w:rFonts w:hint="default" w:ascii="Times New Roman" w:hAnsi="Times New Roman" w:cs="Times New Roman"/>
-                <w:color w:val="000000"/>
+                <w:color w:val="auto"/>
               </w:rPr>
             </w:pPr>
             <w:r>
               <w:rPr>
                 <w:rFonts w:hint="default" w:ascii="Times New Roman" w:hAnsi="Times New Roman" w:eastAsia="Arial" w:cs="Times New Roman"/>
-                <w:color w:val="000000"/>
+                <w:color w:val="auto"/>
                 <w:sz w:val="20"/>
                 <w:szCs w:val="20"/>
               </w:rPr>
@@ -6901,13 +6898,13 @@
             <w:pPr>
               <w:rPr>
                 <w:rFonts w:hint="default" w:ascii="Times New Roman" w:hAnsi="Times New Roman" w:cs="Times New Roman"/>
-                <w:color w:val="000000"/>
+                <w:color w:val="auto"/>
               </w:rPr>
             </w:pPr>
             <w:r>
               <w:rPr>
                 <w:rFonts w:hint="default" w:ascii="Times New Roman" w:hAnsi="Times New Roman" w:eastAsia="Arial" w:cs="Times New Roman"/>
-                <w:color w:val="000000"/>
+                <w:color w:val="auto"/>
                 <w:sz w:val="20"/>
                 <w:szCs w:val="20"/>
               </w:rPr>
@@ -6935,13 +6932,13 @@
             <w:pPr>
               <w:rPr>
                 <w:rFonts w:hint="default" w:ascii="Times New Roman" w:hAnsi="Times New Roman" w:cs="Times New Roman"/>
-                <w:color w:val="000000"/>
+                <w:color w:val="auto"/>
               </w:rPr>
             </w:pPr>
             <w:r>
               <w:rPr>
                 <w:rFonts w:hint="default" w:ascii="Times New Roman" w:hAnsi="Times New Roman" w:eastAsia="Arial" w:cs="Times New Roman"/>
-                <w:color w:val="000000"/>
+                <w:color w:val="auto"/>
                 <w:sz w:val="20"/>
                 <w:szCs w:val="20"/>
               </w:rPr>
@@ -6969,13 +6966,13 @@
             <w:pPr>
               <w:rPr>
                 <w:rFonts w:hint="default" w:ascii="Times New Roman" w:hAnsi="Times New Roman" w:cs="Times New Roman"/>
-                <w:color w:val="000000"/>
+                <w:color w:val="auto"/>
               </w:rPr>
             </w:pPr>
             <w:r>
               <w:rPr>
                 <w:rFonts w:hint="default" w:ascii="Times New Roman" w:hAnsi="Times New Roman" w:eastAsia="Arial" w:cs="Times New Roman"/>
-                <w:color w:val="000000"/>
+                <w:color w:val="auto"/>
                 <w:sz w:val="20"/>
                 <w:szCs w:val="20"/>
               </w:rPr>
@@ -7003,13 +7000,13 @@
             <w:pPr>
               <w:rPr>
                 <w:rFonts w:hint="default" w:ascii="Times New Roman" w:hAnsi="Times New Roman" w:cs="Times New Roman"/>
-                <w:color w:val="000000"/>
+                <w:color w:val="auto"/>
               </w:rPr>
             </w:pPr>
             <w:r>
               <w:rPr>
                 <w:rFonts w:hint="default" w:ascii="Times New Roman" w:hAnsi="Times New Roman" w:eastAsia="Arial" w:cs="Times New Roman"/>
-                <w:color w:val="000000"/>
+                <w:color w:val="auto"/>
                 <w:sz w:val="20"/>
                 <w:szCs w:val="20"/>
               </w:rPr>
@@ -7055,13 +7052,13 @@
             <w:pPr>
               <w:rPr>
                 <w:rFonts w:hint="default" w:ascii="Times New Roman" w:hAnsi="Times New Roman" w:cs="Times New Roman"/>
-                <w:color w:val="000000"/>
+                <w:color w:val="auto"/>
               </w:rPr>
             </w:pPr>
             <w:r>
               <w:rPr>
                 <w:rFonts w:hint="default" w:ascii="Times New Roman" w:hAnsi="Times New Roman" w:eastAsia="Arial" w:cs="Times New Roman"/>
-                <w:color w:val="000000"/>
+                <w:color w:val="auto"/>
                 <w:sz w:val="20"/>
                 <w:szCs w:val="20"/>
               </w:rPr>
@@ -7089,13 +7086,13 @@
             <w:pPr>
               <w:rPr>
                 <w:rFonts w:hint="default" w:ascii="Times New Roman" w:hAnsi="Times New Roman" w:cs="Times New Roman"/>
-                <w:color w:val="000000"/>
+                <w:color w:val="auto"/>
               </w:rPr>
             </w:pPr>
             <w:r>
               <w:rPr>
                 <w:rFonts w:hint="default" w:ascii="Times New Roman" w:hAnsi="Times New Roman" w:eastAsia="Arial" w:cs="Times New Roman"/>
-                <w:color w:val="000000"/>
+                <w:color w:val="auto"/>
                 <w:sz w:val="20"/>
                 <w:szCs w:val="20"/>
               </w:rPr>
@@ -7123,13 +7120,13 @@
             <w:pPr>
               <w:rPr>
                 <w:rFonts w:hint="default" w:ascii="Times New Roman" w:hAnsi="Times New Roman" w:cs="Times New Roman"/>
-                <w:color w:val="000000"/>
+                <w:color w:val="auto"/>
               </w:rPr>
             </w:pPr>
             <w:r>
               <w:rPr>
                 <w:rFonts w:hint="default" w:ascii="Times New Roman" w:hAnsi="Times New Roman" w:eastAsia="Arial" w:cs="Times New Roman"/>
-                <w:color w:val="000000"/>
+                <w:color w:val="auto"/>
                 <w:sz w:val="20"/>
                 <w:szCs w:val="20"/>
               </w:rPr>
@@ -7157,13 +7154,13 @@
             <w:pPr>
               <w:rPr>
                 <w:rFonts w:hint="default" w:ascii="Times New Roman" w:hAnsi="Times New Roman" w:cs="Times New Roman"/>
-                <w:color w:val="000000"/>
+                <w:color w:val="auto"/>
               </w:rPr>
             </w:pPr>
             <w:r>
               <w:rPr>
                 <w:rFonts w:hint="default" w:ascii="Times New Roman" w:hAnsi="Times New Roman" w:eastAsia="Arial" w:cs="Times New Roman"/>
-                <w:color w:val="000000"/>
+                <w:color w:val="auto"/>
                 <w:sz w:val="20"/>
                 <w:szCs w:val="20"/>
               </w:rPr>
@@ -7209,13 +7206,13 @@
             <w:pPr>
               <w:rPr>
                 <w:rFonts w:hint="default" w:ascii="Times New Roman" w:hAnsi="Times New Roman" w:cs="Times New Roman"/>
-                <w:color w:val="000000"/>
+                <w:color w:val="auto"/>
               </w:rPr>
             </w:pPr>
             <w:r>
               <w:rPr>
                 <w:rFonts w:hint="default" w:ascii="Times New Roman" w:hAnsi="Times New Roman" w:eastAsia="Arial" w:cs="Times New Roman"/>
-                <w:color w:val="000000"/>
+                <w:color w:val="auto"/>
                 <w:sz w:val="20"/>
                 <w:szCs w:val="20"/>
               </w:rPr>
@@ -7243,13 +7240,13 @@
             <w:pPr>
               <w:rPr>
                 <w:rFonts w:hint="default" w:ascii="Times New Roman" w:hAnsi="Times New Roman" w:cs="Times New Roman"/>
-                <w:color w:val="000000"/>
+                <w:color w:val="auto"/>
               </w:rPr>
             </w:pPr>
             <w:r>
               <w:rPr>
                 <w:rFonts w:hint="default" w:ascii="Times New Roman" w:hAnsi="Times New Roman" w:eastAsia="Arial" w:cs="Times New Roman"/>
-                <w:color w:val="000000"/>
+                <w:color w:val="auto"/>
                 <w:sz w:val="20"/>
                 <w:szCs w:val="20"/>
               </w:rPr>
@@ -7277,13 +7274,13 @@
             <w:pPr>
               <w:rPr>
                 <w:rFonts w:hint="default" w:ascii="Times New Roman" w:hAnsi="Times New Roman" w:cs="Times New Roman"/>
-                <w:color w:val="000000"/>
+                <w:color w:val="auto"/>
               </w:rPr>
             </w:pPr>
             <w:r>
               <w:rPr>
                 <w:rFonts w:hint="default" w:ascii="Times New Roman" w:hAnsi="Times New Roman" w:eastAsia="Arial" w:cs="Times New Roman"/>
-                <w:color w:val="000000"/>
+                <w:color w:val="auto"/>
                 <w:sz w:val="20"/>
                 <w:szCs w:val="20"/>
               </w:rPr>
@@ -7311,13 +7308,13 @@
             <w:pPr>
               <w:rPr>
                 <w:rFonts w:hint="default" w:ascii="Times New Roman" w:hAnsi="Times New Roman" w:cs="Times New Roman"/>
-                <w:color w:val="000000"/>
+                <w:color w:val="auto"/>
               </w:rPr>
             </w:pPr>
             <w:r>
               <w:rPr>
                 <w:rFonts w:hint="default" w:ascii="Times New Roman" w:hAnsi="Times New Roman" w:eastAsia="Arial" w:cs="Times New Roman"/>
-                <w:color w:val="000000"/>
+                <w:color w:val="auto"/>
                 <w:sz w:val="20"/>
                 <w:szCs w:val="20"/>
               </w:rPr>
@@ -7363,13 +7360,13 @@
             <w:pPr>
               <w:rPr>
                 <w:rFonts w:hint="default" w:ascii="Times New Roman" w:hAnsi="Times New Roman" w:cs="Times New Roman"/>
-                <w:color w:val="000000"/>
+                <w:color w:val="auto"/>
               </w:rPr>
             </w:pPr>
             <w:r>
               <w:rPr>
                 <w:rFonts w:hint="default" w:ascii="Times New Roman" w:hAnsi="Times New Roman" w:eastAsia="Arial" w:cs="Times New Roman"/>
-                <w:color w:val="000000"/>
+                <w:color w:val="auto"/>
                 <w:sz w:val="20"/>
                 <w:szCs w:val="20"/>
               </w:rPr>
@@ -7397,13 +7394,13 @@
             <w:pPr>
               <w:rPr>
                 <w:rFonts w:hint="default" w:ascii="Times New Roman" w:hAnsi="Times New Roman" w:cs="Times New Roman"/>
-                <w:color w:val="000000"/>
+                <w:color w:val="auto"/>
               </w:rPr>
             </w:pPr>
             <w:r>
               <w:rPr>
                 <w:rFonts w:hint="default" w:ascii="Times New Roman" w:hAnsi="Times New Roman" w:eastAsia="Arial" w:cs="Times New Roman"/>
-                <w:color w:val="000000"/>
+                <w:color w:val="auto"/>
                 <w:sz w:val="20"/>
                 <w:szCs w:val="20"/>
               </w:rPr>
@@ -7431,13 +7428,13 @@
             <w:pPr>
               <w:rPr>
                 <w:rFonts w:hint="default" w:ascii="Times New Roman" w:hAnsi="Times New Roman" w:cs="Times New Roman"/>
-                <w:color w:val="000000"/>
+                <w:color w:val="auto"/>
               </w:rPr>
             </w:pPr>
             <w:r>
               <w:rPr>
                 <w:rFonts w:hint="default" w:ascii="Times New Roman" w:hAnsi="Times New Roman" w:eastAsia="Arial" w:cs="Times New Roman"/>
-                <w:color w:val="000000"/>
+                <w:color w:val="auto"/>
                 <w:sz w:val="20"/>
                 <w:szCs w:val="20"/>
               </w:rPr>
@@ -7465,13 +7462,13 @@
             <w:pPr>
               <w:rPr>
                 <w:rFonts w:hint="default" w:ascii="Times New Roman" w:hAnsi="Times New Roman" w:cs="Times New Roman"/>
-                <w:color w:val="000000"/>
+                <w:color w:val="auto"/>
               </w:rPr>
             </w:pPr>
             <w:r>
               <w:rPr>
                 <w:rFonts w:hint="default" w:ascii="Times New Roman" w:hAnsi="Times New Roman" w:eastAsia="Arial" w:cs="Times New Roman"/>
-                <w:color w:val="000000"/>
+                <w:color w:val="auto"/>
                 <w:sz w:val="20"/>
                 <w:szCs w:val="20"/>
               </w:rPr>
@@ -7517,13 +7514,13 @@
             <w:pPr>
               <w:rPr>
                 <w:rFonts w:hint="default" w:ascii="Times New Roman" w:hAnsi="Times New Roman" w:cs="Times New Roman"/>
-                <w:color w:val="000000"/>
+                <w:color w:val="auto"/>
               </w:rPr>
             </w:pPr>
             <w:r>
               <w:rPr>
                 <w:rFonts w:hint="default" w:ascii="Times New Roman" w:hAnsi="Times New Roman" w:eastAsia="Arial" w:cs="Times New Roman"/>
-                <w:color w:val="000000"/>
+                <w:color w:val="auto"/>
                 <w:sz w:val="20"/>
                 <w:szCs w:val="20"/>
               </w:rPr>
@@ -7551,13 +7548,13 @@
             <w:pPr>
               <w:rPr>
                 <w:rFonts w:hint="default" w:ascii="Times New Roman" w:hAnsi="Times New Roman" w:cs="Times New Roman"/>
-                <w:color w:val="000000"/>
+                <w:color w:val="auto"/>
               </w:rPr>
             </w:pPr>
             <w:r>
               <w:rPr>
                 <w:rFonts w:hint="default" w:ascii="Times New Roman" w:hAnsi="Times New Roman" w:eastAsia="Arial" w:cs="Times New Roman"/>
-                <w:color w:val="000000"/>
+                <w:color w:val="auto"/>
                 <w:sz w:val="20"/>
                 <w:szCs w:val="20"/>
               </w:rPr>
@@ -7585,13 +7582,13 @@
             <w:pPr>
               <w:rPr>
                 <w:rFonts w:hint="default" w:ascii="Times New Roman" w:hAnsi="Times New Roman" w:cs="Times New Roman"/>
-                <w:color w:val="000000"/>
+                <w:color w:val="auto"/>
               </w:rPr>
             </w:pPr>
             <w:r>
               <w:rPr>
                 <w:rFonts w:hint="default" w:ascii="Times New Roman" w:hAnsi="Times New Roman" w:eastAsia="Arial" w:cs="Times New Roman"/>
-                <w:color w:val="000000"/>
+                <w:color w:val="auto"/>
                 <w:sz w:val="20"/>
                 <w:szCs w:val="20"/>
               </w:rPr>
@@ -7619,13 +7616,13 @@
             <w:pPr>
               <w:rPr>
                 <w:rFonts w:hint="default" w:ascii="Times New Roman" w:hAnsi="Times New Roman" w:cs="Times New Roman"/>
-                <w:color w:val="000000"/>
+                <w:color w:val="auto"/>
               </w:rPr>
             </w:pPr>
             <w:r>
               <w:rPr>
                 <w:rFonts w:hint="default" w:ascii="Times New Roman" w:hAnsi="Times New Roman" w:eastAsia="Arial" w:cs="Times New Roman"/>
-                <w:color w:val="000000"/>
+                <w:color w:val="auto"/>
                 <w:sz w:val="20"/>
                 <w:szCs w:val="20"/>
               </w:rPr>
@@ -7671,13 +7668,13 @@
             <w:pPr>
               <w:rPr>
                 <w:rFonts w:hint="default" w:ascii="Times New Roman" w:hAnsi="Times New Roman" w:cs="Times New Roman"/>
-                <w:color w:val="000000"/>
+                <w:color w:val="auto"/>
               </w:rPr>
             </w:pPr>
             <w:r>
               <w:rPr>
                 <w:rFonts w:hint="default" w:ascii="Times New Roman" w:hAnsi="Times New Roman" w:eastAsia="Arial" w:cs="Times New Roman"/>
-                <w:color w:val="000000"/>
+                <w:color w:val="auto"/>
                 <w:sz w:val="20"/>
                 <w:szCs w:val="20"/>
               </w:rPr>
@@ -7705,13 +7702,13 @@
             <w:pPr>
               <w:rPr>
                 <w:rFonts w:hint="default" w:ascii="Times New Roman" w:hAnsi="Times New Roman" w:cs="Times New Roman"/>
-                <w:color w:val="000000"/>
+                <w:color w:val="auto"/>
               </w:rPr>
             </w:pPr>
             <w:r>
               <w:rPr>
                 <w:rFonts w:hint="default" w:ascii="Times New Roman" w:hAnsi="Times New Roman" w:eastAsia="Arial" w:cs="Times New Roman"/>
-                <w:color w:val="000000"/>
+                <w:color w:val="auto"/>
                 <w:sz w:val="20"/>
                 <w:szCs w:val="20"/>
               </w:rPr>
@@ -7739,13 +7736,13 @@
             <w:pPr>
               <w:rPr>
                 <w:rFonts w:hint="default" w:ascii="Times New Roman" w:hAnsi="Times New Roman" w:cs="Times New Roman"/>
-                <w:color w:val="000000"/>
+                <w:color w:val="auto"/>
               </w:rPr>
             </w:pPr>
             <w:r>
               <w:rPr>
                 <w:rFonts w:hint="default" w:ascii="Times New Roman" w:hAnsi="Times New Roman" w:eastAsia="Arial" w:cs="Times New Roman"/>
-                <w:color w:val="000000"/>
+                <w:color w:val="auto"/>
                 <w:sz w:val="20"/>
                 <w:szCs w:val="20"/>
               </w:rPr>
@@ -7773,13 +7770,13 @@
             <w:pPr>
               <w:rPr>
                 <w:rFonts w:hint="default" w:ascii="Times New Roman" w:hAnsi="Times New Roman" w:cs="Times New Roman"/>
-                <w:color w:val="000000"/>
+                <w:color w:val="auto"/>
               </w:rPr>
             </w:pPr>
             <w:r>
               <w:rPr>
                 <w:rFonts w:hint="default" w:ascii="Times New Roman" w:hAnsi="Times New Roman" w:eastAsia="Arial" w:cs="Times New Roman"/>
-                <w:color w:val="000000"/>
+                <w:color w:val="auto"/>
                 <w:sz w:val="20"/>
                 <w:szCs w:val="20"/>
               </w:rPr>
@@ -7825,13 +7822,13 @@
             <w:pPr>
               <w:rPr>
                 <w:rFonts w:hint="default" w:ascii="Times New Roman" w:hAnsi="Times New Roman" w:cs="Times New Roman"/>
-                <w:color w:val="000000"/>
+                <w:color w:val="auto"/>
               </w:rPr>
             </w:pPr>
             <w:r>
               <w:rPr>
                 <w:rFonts w:hint="default" w:ascii="Times New Roman" w:hAnsi="Times New Roman" w:eastAsia="Arial" w:cs="Times New Roman"/>
-                <w:color w:val="000000"/>
+                <w:color w:val="auto"/>
                 <w:sz w:val="20"/>
                 <w:szCs w:val="20"/>
               </w:rPr>
@@ -7859,13 +7856,13 @@
             <w:pPr>
               <w:rPr>
                 <w:rFonts w:hint="default" w:ascii="Times New Roman" w:hAnsi="Times New Roman" w:cs="Times New Roman"/>
-                <w:color w:val="000000"/>
+                <w:color w:val="auto"/>
               </w:rPr>
             </w:pPr>
             <w:r>
               <w:rPr>
                 <w:rFonts w:hint="default" w:ascii="Times New Roman" w:hAnsi="Times New Roman" w:eastAsia="Arial" w:cs="Times New Roman"/>
-                <w:color w:val="000000"/>
+                <w:color w:val="auto"/>
                 <w:sz w:val="20"/>
                 <w:szCs w:val="20"/>
               </w:rPr>
@@ -7893,13 +7890,13 @@
             <w:pPr>
               <w:rPr>
                 <w:rFonts w:hint="default" w:ascii="Times New Roman" w:hAnsi="Times New Roman" w:cs="Times New Roman"/>
-                <w:color w:val="000000"/>
+                <w:color w:val="auto"/>
               </w:rPr>
             </w:pPr>
             <w:r>
               <w:rPr>
                 <w:rFonts w:hint="default" w:ascii="Times New Roman" w:hAnsi="Times New Roman" w:eastAsia="Arial" w:cs="Times New Roman"/>
-                <w:color w:val="000000"/>
+                <w:color w:val="auto"/>
                 <w:sz w:val="20"/>
                 <w:szCs w:val="20"/>
               </w:rPr>
@@ -7927,13 +7924,13 @@
             <w:pPr>
               <w:rPr>
                 <w:rFonts w:hint="default" w:ascii="Times New Roman" w:hAnsi="Times New Roman" w:cs="Times New Roman"/>
-                <w:color w:val="000000"/>
+                <w:color w:val="auto"/>
               </w:rPr>
             </w:pPr>
             <w:r>
               <w:rPr>
                 <w:rFonts w:hint="default" w:ascii="Times New Roman" w:hAnsi="Times New Roman" w:eastAsia="Arial" w:cs="Times New Roman"/>
-                <w:color w:val="000000"/>
+                <w:color w:val="auto"/>
                 <w:sz w:val="20"/>
                 <w:szCs w:val="20"/>
               </w:rPr>
@@ -7979,13 +7976,13 @@
             <w:pPr>
               <w:rPr>
                 <w:rFonts w:hint="default" w:ascii="Times New Roman" w:hAnsi="Times New Roman" w:cs="Times New Roman"/>
-                <w:color w:val="000000"/>
+                <w:color w:val="auto"/>
               </w:rPr>
             </w:pPr>
             <w:r>
               <w:rPr>
                 <w:rFonts w:hint="default" w:ascii="Times New Roman" w:hAnsi="Times New Roman" w:eastAsia="Arial" w:cs="Times New Roman"/>
-                <w:color w:val="000000"/>
+                <w:color w:val="auto"/>
                 <w:sz w:val="20"/>
                 <w:szCs w:val="20"/>
               </w:rPr>
@@ -8013,13 +8010,13 @@
             <w:pPr>
               <w:rPr>
                 <w:rFonts w:hint="default" w:ascii="Times New Roman" w:hAnsi="Times New Roman" w:cs="Times New Roman"/>
-                <w:color w:val="000000"/>
+                <w:color w:val="auto"/>
               </w:rPr>
             </w:pPr>
             <w:r>
               <w:rPr>
                 <w:rFonts w:hint="default" w:ascii="Times New Roman" w:hAnsi="Times New Roman" w:eastAsia="Arial" w:cs="Times New Roman"/>
-                <w:color w:val="000000"/>
+                <w:color w:val="auto"/>
                 <w:sz w:val="20"/>
                 <w:szCs w:val="20"/>
               </w:rPr>
@@ -8047,13 +8044,13 @@
             <w:pPr>
               <w:rPr>
                 <w:rFonts w:hint="default" w:ascii="Times New Roman" w:hAnsi="Times New Roman" w:cs="Times New Roman"/>
-                <w:color w:val="000000"/>
+                <w:color w:val="auto"/>
               </w:rPr>
             </w:pPr>
             <w:r>
               <w:rPr>
                 <w:rFonts w:hint="default" w:ascii="Times New Roman" w:hAnsi="Times New Roman" w:eastAsia="Arial" w:cs="Times New Roman"/>
-                <w:color w:val="000000"/>
+                <w:color w:val="auto"/>
                 <w:sz w:val="20"/>
                 <w:szCs w:val="20"/>
               </w:rPr>
@@ -8081,13 +8078,13 @@
             <w:pPr>
               <w:rPr>
                 <w:rFonts w:hint="default" w:ascii="Times New Roman" w:hAnsi="Times New Roman" w:cs="Times New Roman"/>
-                <w:color w:val="000000"/>
+                <w:color w:val="auto"/>
               </w:rPr>
             </w:pPr>
             <w:r>
               <w:rPr>
                 <w:rFonts w:hint="default" w:ascii="Times New Roman" w:hAnsi="Times New Roman" w:eastAsia="Arial" w:cs="Times New Roman"/>
-                <w:color w:val="000000"/>
+                <w:color w:val="auto"/>
                 <w:sz w:val="20"/>
                 <w:szCs w:val="20"/>
               </w:rPr>
@@ -8133,13 +8130,13 @@
             <w:pPr>
               <w:rPr>
                 <w:rFonts w:hint="default" w:ascii="Times New Roman" w:hAnsi="Times New Roman" w:cs="Times New Roman"/>
-                <w:color w:val="000000"/>
+                <w:color w:val="auto"/>
               </w:rPr>
             </w:pPr>
             <w:r>
               <w:rPr>
                 <w:rFonts w:hint="default" w:ascii="Times New Roman" w:hAnsi="Times New Roman" w:eastAsia="Arial" w:cs="Times New Roman"/>
-                <w:color w:val="000000"/>
+                <w:color w:val="auto"/>
                 <w:sz w:val="20"/>
                 <w:szCs w:val="20"/>
               </w:rPr>
@@ -8167,13 +8164,13 @@
             <w:pPr>
               <w:rPr>
                 <w:rFonts w:hint="default" w:ascii="Times New Roman" w:hAnsi="Times New Roman" w:cs="Times New Roman"/>
-                <w:color w:val="000000"/>
+                <w:color w:val="auto"/>
               </w:rPr>
             </w:pPr>
             <w:r>
               <w:rPr>
                 <w:rFonts w:hint="default" w:ascii="Times New Roman" w:hAnsi="Times New Roman" w:eastAsia="Arial" w:cs="Times New Roman"/>
-                <w:color w:val="000000"/>
+                <w:color w:val="auto"/>
                 <w:sz w:val="20"/>
                 <w:szCs w:val="20"/>
               </w:rPr>
@@ -8201,13 +8198,13 @@
             <w:pPr>
               <w:rPr>
                 <w:rFonts w:hint="default" w:ascii="Times New Roman" w:hAnsi="Times New Roman" w:cs="Times New Roman"/>
-                <w:color w:val="000000"/>
+                <w:color w:val="auto"/>
               </w:rPr>
             </w:pPr>
             <w:r>
               <w:rPr>
                 <w:rFonts w:hint="default" w:ascii="Times New Roman" w:hAnsi="Times New Roman" w:eastAsia="Arial" w:cs="Times New Roman"/>
-                <w:color w:val="000000"/>
+                <w:color w:val="auto"/>
                 <w:sz w:val="20"/>
                 <w:szCs w:val="20"/>
               </w:rPr>
@@ -8235,13 +8232,13 @@
             <w:pPr>
               <w:rPr>
                 <w:rFonts w:hint="default" w:ascii="Times New Roman" w:hAnsi="Times New Roman" w:cs="Times New Roman"/>
-                <w:color w:val="000000"/>
+                <w:color w:val="auto"/>
               </w:rPr>
             </w:pPr>
             <w:r>
               <w:rPr>
                 <w:rFonts w:hint="default" w:ascii="Times New Roman" w:hAnsi="Times New Roman" w:eastAsia="Arial" w:cs="Times New Roman"/>
-                <w:color w:val="000000"/>
+                <w:color w:val="auto"/>
                 <w:sz w:val="20"/>
                 <w:szCs w:val="20"/>
               </w:rPr>
@@ -8591,14 +8588,16 @@
         <w:rPr>
           <w:rFonts w:hint="default" w:ascii="Times New Roman" w:hAnsi="Times New Roman" w:cs="Times New Roman"/>
           <w:color w:val="auto"/>
-        </w:rPr>
-      </w:pPr>
-      <w:r>
-        <w:rPr>
-          <w:rFonts w:hint="default" w:ascii="Times New Roman" w:hAnsi="Times New Roman" w:eastAsia="Arial" w:cs="Times New Roman"/>
-          <w:color w:val="auto"/>
-          <w:sz w:val="22"/>
-          <w:szCs w:val="22"/>
+          <w:sz w:val="24"/>
+          <w:szCs w:val="24"/>
+        </w:rPr>
+      </w:pPr>
+      <w:r>
+        <w:rPr>
+          <w:rFonts w:hint="default" w:ascii="Times New Roman" w:hAnsi="Times New Roman" w:eastAsia="Arial" w:cs="Times New Roman"/>
+          <w:color w:val="auto"/>
+          <w:sz w:val="24"/>
+          <w:szCs w:val="24"/>
         </w:rPr>
         <w:t>All implementation was conducted in Python 3.10. Machine learning was implemented using scikit-learn 1.3.0, with class imbalance handling via imbalanced-learn 0.11.0 (SMOTE). Data processing used pandas 2.0.3 and numpy 1.24.3. Feature extraction used urllib.parse (standard library), tldextract 3.4.4 for domain analysis, BeautifulSoup4 4.12.2 for HTML parsing, and python-whois 0.8.0 for WHOIS lookups. Visualisation used matplotlib 3.7.2 and seaborn 0.12.2. Version control was maintained via Git with a GitHub repository. Development was tracked in OneNote with biweekly sprint records.</w:t>
       </w:r>
@@ -8674,15 +8673,1626 @@
     </w:p>
     <w:p>
       <w:pPr>
-        <w:rPr>
-          <w:rFonts w:hint="default" w:ascii="Times New Roman" w:hAnsi="Times New Roman" w:cs="Times New Roman"/>
-          <w:color w:val="auto"/>
-        </w:rPr>
-      </w:pPr>
-    </w:p>
-    <w:p>
-      <w:pPr>
-        <w:jc w:val="both"/>
+        <w:pStyle w:val="2"/>
+        <w:spacing w:before="400" w:after="160"/>
+        <w:rPr>
+          <w:rFonts w:hint="default" w:ascii="Times New Roman" w:hAnsi="Times New Roman" w:eastAsia="Arial" w:cs="Times New Roman"/>
+          <w:b/>
+          <w:bCs/>
+          <w:color w:val="auto"/>
+          <w:sz w:val="36"/>
+          <w:szCs w:val="36"/>
+        </w:rPr>
+      </w:pPr>
+    </w:p>
+    <w:p>
+      <w:pPr>
+        <w:rPr>
+          <w:rFonts w:hint="default" w:ascii="Times New Roman" w:hAnsi="Times New Roman" w:eastAsia="Arial" w:cs="Times New Roman"/>
+          <w:b/>
+          <w:bCs/>
+          <w:color w:val="auto"/>
+          <w:sz w:val="36"/>
+          <w:szCs w:val="36"/>
+        </w:rPr>
+      </w:pPr>
+    </w:p>
+    <w:p>
+      <w:pPr>
+        <w:rPr>
+          <w:rFonts w:hint="default" w:ascii="Times New Roman" w:hAnsi="Times New Roman" w:eastAsia="Arial" w:cs="Times New Roman"/>
+          <w:b/>
+          <w:bCs/>
+          <w:color w:val="auto"/>
+          <w:sz w:val="36"/>
+          <w:szCs w:val="36"/>
+        </w:rPr>
+      </w:pPr>
+    </w:p>
+    <w:p>
+      <w:pPr>
+        <w:rPr>
+          <w:rFonts w:hint="default" w:ascii="Times New Roman" w:hAnsi="Times New Roman" w:eastAsia="Arial" w:cs="Times New Roman"/>
+          <w:b/>
+          <w:bCs/>
+          <w:color w:val="auto"/>
+          <w:sz w:val="36"/>
+          <w:szCs w:val="36"/>
+        </w:rPr>
+      </w:pPr>
+    </w:p>
+    <w:p>
+      <w:pPr>
+        <w:rPr>
+          <w:rFonts w:hint="default" w:ascii="Times New Roman" w:hAnsi="Times New Roman" w:eastAsia="Arial" w:cs="Times New Roman"/>
+          <w:b/>
+          <w:bCs/>
+          <w:color w:val="auto"/>
+          <w:sz w:val="36"/>
+          <w:szCs w:val="36"/>
+        </w:rPr>
+      </w:pPr>
+    </w:p>
+    <w:p>
+      <w:pPr>
+        <w:rPr>
+          <w:rFonts w:hint="default" w:ascii="Times New Roman" w:hAnsi="Times New Roman" w:eastAsia="Arial" w:cs="Times New Roman"/>
+          <w:b/>
+          <w:bCs/>
+          <w:color w:val="auto"/>
+          <w:sz w:val="36"/>
+          <w:szCs w:val="36"/>
+        </w:rPr>
+      </w:pPr>
+    </w:p>
+    <w:p>
+      <w:pPr>
+        <w:rPr>
+          <w:rFonts w:hint="default" w:ascii="Times New Roman" w:hAnsi="Times New Roman" w:eastAsia="Arial" w:cs="Times New Roman"/>
+          <w:b/>
+          <w:bCs/>
+          <w:color w:val="auto"/>
+          <w:sz w:val="36"/>
+          <w:szCs w:val="36"/>
+        </w:rPr>
+      </w:pPr>
+    </w:p>
+    <w:p>
+      <w:pPr>
+        <w:rPr>
+          <w:rFonts w:hint="default" w:ascii="Times New Roman" w:hAnsi="Times New Roman" w:eastAsia="Arial" w:cs="Times New Roman"/>
+          <w:b/>
+          <w:bCs/>
+          <w:color w:val="auto"/>
+          <w:sz w:val="36"/>
+          <w:szCs w:val="36"/>
+        </w:rPr>
+      </w:pPr>
+    </w:p>
+    <w:p>
+      <w:pPr>
+        <w:rPr>
+          <w:rFonts w:hint="default" w:ascii="Times New Roman" w:hAnsi="Times New Roman" w:eastAsia="Arial" w:cs="Times New Roman"/>
+          <w:b/>
+          <w:bCs/>
+          <w:color w:val="auto"/>
+          <w:sz w:val="36"/>
+          <w:szCs w:val="36"/>
+        </w:rPr>
+      </w:pPr>
+    </w:p>
+    <w:p>
+      <w:pPr>
+        <w:rPr>
+          <w:rFonts w:hint="default" w:ascii="Times New Roman" w:hAnsi="Times New Roman" w:eastAsia="Arial" w:cs="Times New Roman"/>
+          <w:b/>
+          <w:bCs/>
+          <w:color w:val="auto"/>
+          <w:sz w:val="36"/>
+          <w:szCs w:val="36"/>
+        </w:rPr>
+      </w:pPr>
+    </w:p>
+    <w:p>
+      <w:pPr>
+        <w:rPr>
+          <w:rFonts w:hint="default" w:ascii="Times New Roman" w:hAnsi="Times New Roman" w:eastAsia="Arial" w:cs="Times New Roman"/>
+          <w:b/>
+          <w:bCs/>
+          <w:color w:val="auto"/>
+          <w:sz w:val="36"/>
+          <w:szCs w:val="36"/>
+        </w:rPr>
+      </w:pPr>
+    </w:p>
+    <w:p>
+      <w:pPr>
+        <w:rPr>
+          <w:rFonts w:hint="default" w:ascii="Times New Roman" w:hAnsi="Times New Roman" w:eastAsia="Arial" w:cs="Times New Roman"/>
+          <w:b/>
+          <w:bCs/>
+          <w:color w:val="auto"/>
+          <w:sz w:val="36"/>
+          <w:szCs w:val="36"/>
+        </w:rPr>
+      </w:pPr>
+    </w:p>
+    <w:p>
+      <w:pPr>
+        <w:rPr>
+          <w:rFonts w:hint="default" w:ascii="Times New Roman" w:hAnsi="Times New Roman" w:eastAsia="Arial" w:cs="Times New Roman"/>
+          <w:b/>
+          <w:bCs/>
+          <w:color w:val="auto"/>
+          <w:sz w:val="36"/>
+          <w:szCs w:val="36"/>
+        </w:rPr>
+      </w:pPr>
+    </w:p>
+    <w:p>
+      <w:pPr>
+        <w:rPr>
+          <w:rFonts w:hint="default" w:ascii="Times New Roman" w:hAnsi="Times New Roman" w:eastAsia="Arial" w:cs="Times New Roman"/>
+          <w:b/>
+          <w:bCs/>
+          <w:color w:val="auto"/>
+          <w:sz w:val="36"/>
+          <w:szCs w:val="36"/>
+        </w:rPr>
+      </w:pPr>
+    </w:p>
+    <w:p>
+      <w:pPr>
+        <w:pStyle w:val="2"/>
+        <w:spacing w:before="400" w:after="160"/>
+        <w:jc w:val="left"/>
+        <w:rPr>
+          <w:rFonts w:hint="default" w:ascii="Times New Roman" w:hAnsi="Times New Roman" w:cs="Times New Roman"/>
+          <w:color w:val="auto"/>
+        </w:rPr>
+      </w:pPr>
+      <w:r>
+        <w:rPr>
+          <w:rFonts w:hint="default" w:ascii="Times New Roman" w:hAnsi="Times New Roman" w:eastAsia="Arial" w:cs="Times New Roman"/>
+          <w:b/>
+          <w:bCs/>
+          <w:color w:val="auto"/>
+          <w:sz w:val="36"/>
+          <w:szCs w:val="36"/>
+        </w:rPr>
+        <w:t>Chapter 4: Implementation</w:t>
+      </w:r>
+    </w:p>
+    <w:p>
+      <w:pPr>
+        <w:pStyle w:val="3"/>
+        <w:spacing w:before="300" w:after="120"/>
+        <w:jc w:val="left"/>
+        <w:rPr>
+          <w:rFonts w:hint="default" w:ascii="Times New Roman" w:hAnsi="Times New Roman" w:eastAsia="Arial" w:cs="Times New Roman"/>
+          <w:b/>
+          <w:bCs/>
+          <w:color w:val="auto"/>
+          <w:sz w:val="28"/>
+          <w:szCs w:val="28"/>
+        </w:rPr>
+      </w:pPr>
+      <w:r>
+        <w:rPr>
+          <w:rFonts w:hint="default" w:ascii="Times New Roman" w:hAnsi="Times New Roman" w:eastAsia="Arial" w:cs="Times New Roman"/>
+          <w:b/>
+          <w:bCs/>
+          <w:color w:val="auto"/>
+          <w:sz w:val="28"/>
+          <w:szCs w:val="28"/>
+        </w:rPr>
+        <w:t>4.1 Development Environment</w:t>
+      </w:r>
+    </w:p>
+    <w:p>
+      <w:pPr>
+        <w:keepNext w:val="0"/>
+        <w:keepLines w:val="0"/>
+        <w:widowControl/>
+        <w:suppressLineNumbers w:val="0"/>
+        <w:jc w:val="both"/>
+        <w:rPr>
+          <w:rFonts w:hint="default" w:ascii="Times New Roman" w:hAnsi="Times New Roman" w:cs="Times New Roman"/>
+          <w:color w:val="auto"/>
+        </w:rPr>
+      </w:pPr>
+      <w:r>
+        <w:rPr>
+          <w:rFonts w:hint="default" w:ascii="Times New Roman" w:hAnsi="Times New Roman" w:eastAsia="SimSun" w:cs="Times New Roman"/>
+          <w:color w:val="auto"/>
+          <w:kern w:val="0"/>
+          <w:sz w:val="24"/>
+          <w:szCs w:val="24"/>
+          <w:lang w:val="en-US" w:eastAsia="zh-CN" w:bidi="ar"/>
+        </w:rPr>
+        <w:t xml:space="preserve">Using </w:t>
+      </w:r>
+      <w:r>
+        <w:rPr>
+          <w:rFonts w:hint="default" w:ascii="Times New Roman" w:hAnsi="Times New Roman" w:eastAsia="SimSun" w:cs="Times New Roman"/>
+          <w:color w:val="auto"/>
+          <w:kern w:val="0"/>
+          <w:sz w:val="24"/>
+          <w:szCs w:val="24"/>
+          <w:lang w:val="en-GB" w:eastAsia="zh-CN" w:bidi="ar"/>
+        </w:rPr>
+        <w:t>Anaconda</w:t>
+      </w:r>
+      <w:r>
+        <w:rPr>
+          <w:rFonts w:hint="default" w:ascii="Times New Roman" w:hAnsi="Times New Roman" w:eastAsia="SimSun" w:cs="Times New Roman"/>
+          <w:color w:val="auto"/>
+          <w:kern w:val="0"/>
+          <w:sz w:val="24"/>
+          <w:szCs w:val="24"/>
+          <w:lang w:val="en-US" w:eastAsia="zh-CN" w:bidi="ar"/>
+        </w:rPr>
+        <w:t xml:space="preserve"> as the main IDE and Jupyter Notebook for exploratory data analysis, the development environment was set up on Windows 11 . Because it is compatible with all necessary libraries and performs better than Python 3.8 and prior, the Python 3.10 runtime was chosen. The following directory structure was used to create an organised project repository:</w:t>
+      </w:r>
+    </w:p>
+    <w:p>
+      <w:pPr>
+        <w:spacing w:before="80" w:after="80"/>
+        <w:jc w:val="both"/>
+        <w:rPr>
+          <w:rFonts w:hint="default" w:ascii="Times New Roman" w:hAnsi="Times New Roman" w:cs="Times New Roman"/>
+          <w:color w:val="auto"/>
+        </w:rPr>
+      </w:pPr>
+      <w:r>
+        <w:rPr>
+          <w:rFonts w:hint="default" w:ascii="Times New Roman" w:hAnsi="Times New Roman" w:eastAsia="Courier New" w:cs="Times New Roman"/>
+          <w:color w:val="auto"/>
+          <w:sz w:val="20"/>
+          <w:szCs w:val="20"/>
+        </w:rPr>
+        <w:t>phishing_detection/</w:t>
+      </w:r>
+    </w:p>
+    <w:p>
+      <w:pPr>
+        <w:spacing w:before="0" w:after="0"/>
+        <w:jc w:val="both"/>
+        <w:rPr>
+          <w:rFonts w:hint="default" w:ascii="Times New Roman" w:hAnsi="Times New Roman" w:cs="Times New Roman"/>
+          <w:color w:val="auto"/>
+        </w:rPr>
+      </w:pPr>
+      <w:r>
+        <w:rPr>
+          <w:rFonts w:hint="default" w:ascii="Times New Roman" w:hAnsi="Times New Roman" w:eastAsia="Courier New" w:cs="Times New Roman"/>
+          <w:color w:val="auto"/>
+          <w:sz w:val="18"/>
+          <w:szCs w:val="18"/>
+        </w:rPr>
+        <w:t>├── config.py                  # Centralised configuration and constants</w:t>
+      </w:r>
+    </w:p>
+    <w:p>
+      <w:pPr>
+        <w:spacing w:before="0" w:after="0"/>
+        <w:jc w:val="both"/>
+        <w:rPr>
+          <w:rFonts w:hint="default" w:ascii="Times New Roman" w:hAnsi="Times New Roman" w:cs="Times New Roman"/>
+          <w:color w:val="auto"/>
+        </w:rPr>
+      </w:pPr>
+      <w:r>
+        <w:rPr>
+          <w:rFonts w:hint="default" w:ascii="Times New Roman" w:hAnsi="Times New Roman" w:eastAsia="Courier New" w:cs="Times New Roman"/>
+          <w:color w:val="auto"/>
+          <w:sz w:val="18"/>
+          <w:szCs w:val="18"/>
+        </w:rPr>
+        <w:t>├── main.py                    # Entry point for full pipeline execution</w:t>
+      </w:r>
+    </w:p>
+    <w:p>
+      <w:pPr>
+        <w:spacing w:before="0" w:after="0"/>
+        <w:jc w:val="both"/>
+        <w:rPr>
+          <w:rFonts w:hint="default" w:ascii="Times New Roman" w:hAnsi="Times New Roman" w:cs="Times New Roman"/>
+          <w:color w:val="auto"/>
+        </w:rPr>
+      </w:pPr>
+      <w:r>
+        <w:rPr>
+          <w:rFonts w:hint="default" w:ascii="Times New Roman" w:hAnsi="Times New Roman" w:eastAsia="Courier New" w:cs="Times New Roman"/>
+          <w:color w:val="auto"/>
+          <w:sz w:val="18"/>
+          <w:szCs w:val="18"/>
+        </w:rPr>
+        <w:t>├── requirements.txt           # Pinned library versions</w:t>
+      </w:r>
+    </w:p>
+    <w:p>
+      <w:pPr>
+        <w:spacing w:before="0" w:after="0"/>
+        <w:jc w:val="both"/>
+        <w:rPr>
+          <w:rFonts w:hint="default" w:ascii="Times New Roman" w:hAnsi="Times New Roman" w:cs="Times New Roman"/>
+          <w:color w:val="auto"/>
+        </w:rPr>
+      </w:pPr>
+      <w:r>
+        <w:rPr>
+          <w:rFonts w:hint="default" w:ascii="Times New Roman" w:hAnsi="Times New Roman" w:eastAsia="Courier New" w:cs="Times New Roman"/>
+          <w:color w:val="auto"/>
+          <w:sz w:val="18"/>
+          <w:szCs w:val="18"/>
+        </w:rPr>
+        <w:t>├── data/                      # Kaggle datasets and preprocessed files</w:t>
+      </w:r>
+    </w:p>
+    <w:p>
+      <w:pPr>
+        <w:spacing w:before="0" w:after="0"/>
+        <w:jc w:val="both"/>
+        <w:rPr>
+          <w:rFonts w:hint="default" w:ascii="Times New Roman" w:hAnsi="Times New Roman" w:cs="Times New Roman"/>
+          <w:color w:val="auto"/>
+        </w:rPr>
+      </w:pPr>
+      <w:r>
+        <w:rPr>
+          <w:rFonts w:hint="default" w:ascii="Times New Roman" w:hAnsi="Times New Roman" w:eastAsia="Courier New" w:cs="Times New Roman"/>
+          <w:color w:val="auto"/>
+          <w:sz w:val="18"/>
+          <w:szCs w:val="18"/>
+        </w:rPr>
+        <w:t>├── models/                    # Serialised trained model files</w:t>
+      </w:r>
+    </w:p>
+    <w:p>
+      <w:pPr>
+        <w:spacing w:before="0" w:after="0"/>
+        <w:jc w:val="both"/>
+        <w:rPr>
+          <w:rFonts w:hint="default" w:ascii="Times New Roman" w:hAnsi="Times New Roman" w:cs="Times New Roman"/>
+          <w:color w:val="auto"/>
+        </w:rPr>
+      </w:pPr>
+      <w:r>
+        <w:rPr>
+          <w:rFonts w:hint="default" w:ascii="Times New Roman" w:hAnsi="Times New Roman" w:eastAsia="Courier New" w:cs="Times New Roman"/>
+          <w:color w:val="auto"/>
+          <w:sz w:val="18"/>
+          <w:szCs w:val="18"/>
+        </w:rPr>
+        <w:t>├── results/                   # Evaluation outputs and figures</w:t>
+      </w:r>
+    </w:p>
+    <w:p>
+      <w:pPr>
+        <w:spacing w:before="0" w:after="0"/>
+        <w:jc w:val="both"/>
+        <w:rPr>
+          <w:rFonts w:hint="default" w:ascii="Times New Roman" w:hAnsi="Times New Roman" w:cs="Times New Roman"/>
+          <w:color w:val="auto"/>
+        </w:rPr>
+      </w:pPr>
+      <w:r>
+        <w:rPr>
+          <w:rFonts w:hint="default" w:ascii="Times New Roman" w:hAnsi="Times New Roman" w:eastAsia="Courier New" w:cs="Times New Roman"/>
+          <w:color w:val="auto"/>
+          <w:sz w:val="18"/>
+          <w:szCs w:val="18"/>
+        </w:rPr>
+        <w:t>└── src/</w:t>
+      </w:r>
+    </w:p>
+    <w:p>
+      <w:pPr>
+        <w:spacing w:before="0" w:after="0"/>
+        <w:jc w:val="both"/>
+        <w:rPr>
+          <w:rFonts w:hint="default" w:ascii="Times New Roman" w:hAnsi="Times New Roman" w:cs="Times New Roman"/>
+          <w:color w:val="auto"/>
+        </w:rPr>
+      </w:pPr>
+      <w:r>
+        <w:rPr>
+          <w:rFonts w:hint="default" w:ascii="Times New Roman" w:hAnsi="Times New Roman" w:eastAsia="Courier New" w:cs="Times New Roman"/>
+          <w:color w:val="auto"/>
+          <w:sz w:val="18"/>
+          <w:szCs w:val="18"/>
+        </w:rPr>
+        <w:t xml:space="preserve">    ├── data_preparation</w:t>
+      </w:r>
+      <w:r>
+        <w:rPr>
+          <w:rFonts w:hint="default" w:ascii="Times New Roman" w:hAnsi="Times New Roman" w:eastAsia="Courier New" w:cs="Times New Roman"/>
+          <w:color w:val="auto"/>
+          <w:sz w:val="18"/>
+          <w:szCs w:val="18"/>
+          <w:lang w:val="en-GB"/>
+        </w:rPr>
+        <w:t>_hy</w:t>
+      </w:r>
+      <w:r>
+        <w:rPr>
+          <w:rFonts w:hint="default" w:ascii="Times New Roman" w:hAnsi="Times New Roman" w:eastAsia="Courier New" w:cs="Times New Roman"/>
+          <w:color w:val="auto"/>
+          <w:sz w:val="18"/>
+          <w:szCs w:val="18"/>
+        </w:rPr>
+        <w:t>.py    # Dataset loading and preprocessing</w:t>
+      </w:r>
+    </w:p>
+    <w:p>
+      <w:pPr>
+        <w:spacing w:before="0" w:after="0"/>
+        <w:jc w:val="both"/>
+        <w:rPr>
+          <w:rFonts w:hint="default" w:ascii="Times New Roman" w:hAnsi="Times New Roman" w:cs="Times New Roman"/>
+          <w:color w:val="auto"/>
+        </w:rPr>
+      </w:pPr>
+      <w:r>
+        <w:rPr>
+          <w:rFonts w:hint="default" w:ascii="Times New Roman" w:hAnsi="Times New Roman" w:eastAsia="Courier New" w:cs="Times New Roman"/>
+          <w:color w:val="auto"/>
+          <w:sz w:val="18"/>
+          <w:szCs w:val="18"/>
+        </w:rPr>
+        <w:t xml:space="preserve">    ├── feature_extraction</w:t>
+      </w:r>
+      <w:r>
+        <w:rPr>
+          <w:rFonts w:hint="default" w:ascii="Times New Roman" w:hAnsi="Times New Roman" w:eastAsia="Courier New" w:cs="Times New Roman"/>
+          <w:color w:val="auto"/>
+          <w:sz w:val="18"/>
+          <w:szCs w:val="18"/>
+          <w:lang w:val="en-GB"/>
+        </w:rPr>
+        <w:t>_hy</w:t>
+      </w:r>
+      <w:r>
+        <w:rPr>
+          <w:rFonts w:hint="default" w:ascii="Times New Roman" w:hAnsi="Times New Roman" w:eastAsia="Courier New" w:cs="Times New Roman"/>
+          <w:color w:val="auto"/>
+          <w:sz w:val="18"/>
+          <w:szCs w:val="18"/>
+        </w:rPr>
+        <w:t>.py  # FeatureExtractor class</w:t>
+      </w:r>
+    </w:p>
+    <w:p>
+      <w:pPr>
+        <w:spacing w:before="0" w:after="0"/>
+        <w:jc w:val="both"/>
+        <w:rPr>
+          <w:rFonts w:hint="default" w:ascii="Times New Roman" w:hAnsi="Times New Roman" w:cs="Times New Roman"/>
+          <w:color w:val="auto"/>
+        </w:rPr>
+      </w:pPr>
+      <w:r>
+        <w:rPr>
+          <w:rFonts w:hint="default" w:ascii="Times New Roman" w:hAnsi="Times New Roman" w:eastAsia="Courier New" w:cs="Times New Roman"/>
+          <w:color w:val="auto"/>
+          <w:sz w:val="18"/>
+          <w:szCs w:val="18"/>
+        </w:rPr>
+        <w:t xml:space="preserve">    ├── rule_based_detector</w:t>
+      </w:r>
+      <w:r>
+        <w:rPr>
+          <w:rFonts w:hint="default" w:ascii="Times New Roman" w:hAnsi="Times New Roman" w:eastAsia="Courier New" w:cs="Times New Roman"/>
+          <w:color w:val="auto"/>
+          <w:sz w:val="18"/>
+          <w:szCs w:val="18"/>
+          <w:lang w:val="en-GB"/>
+        </w:rPr>
+        <w:t>_hy</w:t>
+      </w:r>
+      <w:r>
+        <w:rPr>
+          <w:rFonts w:hint="default" w:ascii="Times New Roman" w:hAnsi="Times New Roman" w:eastAsia="Courier New" w:cs="Times New Roman"/>
+          <w:color w:val="auto"/>
+          <w:sz w:val="18"/>
+          <w:szCs w:val="18"/>
+        </w:rPr>
+        <w:t>.py # RuleBasedDetector class</w:t>
+      </w:r>
+    </w:p>
+    <w:p>
+      <w:pPr>
+        <w:spacing w:before="0" w:after="0"/>
+        <w:jc w:val="both"/>
+        <w:rPr>
+          <w:rFonts w:hint="default" w:ascii="Times New Roman" w:hAnsi="Times New Roman" w:cs="Times New Roman"/>
+          <w:color w:val="auto"/>
+        </w:rPr>
+      </w:pPr>
+      <w:r>
+        <w:rPr>
+          <w:rFonts w:hint="default" w:ascii="Times New Roman" w:hAnsi="Times New Roman" w:eastAsia="Courier New" w:cs="Times New Roman"/>
+          <w:color w:val="auto"/>
+          <w:sz w:val="18"/>
+          <w:szCs w:val="18"/>
+        </w:rPr>
+        <w:t xml:space="preserve">    ├── ml_detector</w:t>
+      </w:r>
+      <w:r>
+        <w:rPr>
+          <w:rFonts w:hint="default" w:ascii="Times New Roman" w:hAnsi="Times New Roman" w:eastAsia="Courier New" w:cs="Times New Roman"/>
+          <w:color w:val="auto"/>
+          <w:sz w:val="18"/>
+          <w:szCs w:val="18"/>
+          <w:lang w:val="en-GB"/>
+        </w:rPr>
+        <w:t>_hy</w:t>
+      </w:r>
+      <w:r>
+        <w:rPr>
+          <w:rFonts w:hint="default" w:ascii="Times New Roman" w:hAnsi="Times New Roman" w:eastAsia="Courier New" w:cs="Times New Roman"/>
+          <w:color w:val="auto"/>
+          <w:sz w:val="18"/>
+          <w:szCs w:val="18"/>
+        </w:rPr>
+        <w:t>.py         # MLDetector class</w:t>
+      </w:r>
+    </w:p>
+    <w:p>
+      <w:pPr>
+        <w:spacing w:before="0" w:after="0"/>
+        <w:jc w:val="both"/>
+        <w:rPr>
+          <w:rFonts w:hint="default" w:ascii="Times New Roman" w:hAnsi="Times New Roman" w:cs="Times New Roman"/>
+          <w:color w:val="auto"/>
+        </w:rPr>
+      </w:pPr>
+      <w:r>
+        <w:rPr>
+          <w:rFonts w:hint="default" w:ascii="Times New Roman" w:hAnsi="Times New Roman" w:eastAsia="Courier New" w:cs="Times New Roman"/>
+          <w:color w:val="auto"/>
+          <w:sz w:val="18"/>
+          <w:szCs w:val="18"/>
+        </w:rPr>
+        <w:t xml:space="preserve">    └── hybrid_detector</w:t>
+      </w:r>
+      <w:r>
+        <w:rPr>
+          <w:rFonts w:hint="default" w:ascii="Times New Roman" w:hAnsi="Times New Roman" w:eastAsia="Courier New" w:cs="Times New Roman"/>
+          <w:color w:val="auto"/>
+          <w:sz w:val="18"/>
+          <w:szCs w:val="18"/>
+          <w:lang w:val="en-GB"/>
+        </w:rPr>
+        <w:t>_hy</w:t>
+      </w:r>
+      <w:r>
+        <w:rPr>
+          <w:rFonts w:hint="default" w:ascii="Times New Roman" w:hAnsi="Times New Roman" w:eastAsia="Courier New" w:cs="Times New Roman"/>
+          <w:color w:val="auto"/>
+          <w:sz w:val="18"/>
+          <w:szCs w:val="18"/>
+        </w:rPr>
+        <w:t>.py     # HybridDetector class</w:t>
+      </w:r>
+    </w:p>
+    <w:p>
+      <w:pPr>
+        <w:keepNext w:val="0"/>
+        <w:keepLines w:val="0"/>
+        <w:widowControl/>
+        <w:suppressLineNumbers w:val="0"/>
+        <w:jc w:val="both"/>
+        <w:rPr>
+          <w:rFonts w:hint="default" w:ascii="Times New Roman" w:hAnsi="Times New Roman" w:eastAsia="SimSun" w:cs="Times New Roman"/>
+          <w:color w:val="auto"/>
+          <w:kern w:val="0"/>
+          <w:sz w:val="24"/>
+          <w:szCs w:val="24"/>
+          <w:lang w:val="en-US" w:eastAsia="zh-CN" w:bidi="ar"/>
+        </w:rPr>
+      </w:pPr>
+      <w:r>
+        <w:rPr>
+          <w:rFonts w:hint="default" w:ascii="Times New Roman" w:hAnsi="Times New Roman" w:eastAsia="SimSun" w:cs="Times New Roman"/>
+          <w:color w:val="auto"/>
+          <w:kern w:val="0"/>
+          <w:sz w:val="24"/>
+          <w:szCs w:val="24"/>
+          <w:lang w:val="en-US" w:eastAsia="zh-CN" w:bidi="ar"/>
+        </w:rPr>
+        <w:t xml:space="preserve">Throughout development, Git version control was upheld, and commits were synchronised with </w:t>
+      </w:r>
+      <w:r>
+        <w:rPr>
+          <w:rFonts w:hint="default" w:ascii="Times New Roman" w:hAnsi="Times New Roman" w:eastAsia="SimSun" w:cs="Times New Roman"/>
+          <w:color w:val="auto"/>
+          <w:kern w:val="0"/>
+          <w:sz w:val="24"/>
+          <w:szCs w:val="24"/>
+          <w:lang w:val="en-GB" w:eastAsia="zh-CN" w:bidi="ar"/>
+        </w:rPr>
+        <w:t xml:space="preserve">daily </w:t>
+      </w:r>
+      <w:r>
+        <w:rPr>
+          <w:rFonts w:hint="default" w:ascii="Times New Roman" w:hAnsi="Times New Roman" w:eastAsia="SimSun" w:cs="Times New Roman"/>
+          <w:color w:val="auto"/>
+          <w:kern w:val="0"/>
+          <w:sz w:val="24"/>
+          <w:szCs w:val="24"/>
+          <w:lang w:val="en-US" w:eastAsia="zh-CN" w:bidi="ar"/>
+        </w:rPr>
+        <w:t>deliverables.</w:t>
+      </w:r>
+    </w:p>
+    <w:p>
+      <w:pPr>
+        <w:pStyle w:val="3"/>
+        <w:spacing w:before="300" w:after="120"/>
+        <w:jc w:val="both"/>
+        <w:rPr>
+          <w:rFonts w:hint="default" w:ascii="Times New Roman" w:hAnsi="Times New Roman" w:cs="Times New Roman"/>
+          <w:color w:val="auto"/>
+        </w:rPr>
+      </w:pPr>
+      <w:r>
+        <w:rPr>
+          <w:rFonts w:hint="default" w:ascii="Times New Roman" w:hAnsi="Times New Roman" w:eastAsia="Arial" w:cs="Times New Roman"/>
+          <w:b/>
+          <w:bCs/>
+          <w:color w:val="auto"/>
+          <w:sz w:val="28"/>
+          <w:szCs w:val="28"/>
+        </w:rPr>
+        <w:t>4.2 Data Preparation Implementation</w:t>
+      </w:r>
+    </w:p>
+    <w:p>
+      <w:pPr>
+        <w:keepNext w:val="0"/>
+        <w:keepLines w:val="0"/>
+        <w:widowControl/>
+        <w:suppressLineNumbers w:val="0"/>
+        <w:jc w:val="both"/>
+        <w:rPr>
+          <w:rFonts w:hint="default" w:ascii="Times New Roman" w:hAnsi="Times New Roman" w:cs="Times New Roman"/>
+          <w:color w:val="auto"/>
+        </w:rPr>
+      </w:pPr>
+      <w:r>
+        <w:rPr>
+          <w:rFonts w:hint="default" w:ascii="Times New Roman" w:hAnsi="Times New Roman" w:eastAsia="SimSun" w:cs="Times New Roman"/>
+          <w:color w:val="auto"/>
+          <w:kern w:val="0"/>
+          <w:sz w:val="24"/>
+          <w:szCs w:val="24"/>
+          <w:lang w:val="en-US" w:eastAsia="zh-CN" w:bidi="ar"/>
+        </w:rPr>
+        <w:t>The flexible loading mechanism implemented by the data preparation module can handle the various label encoding and column naming conventions seen in Kaggle datasets. Using a priority-ordered lookup of common column names ('url', 'URL', 'address'; 'label', 'status', 'class', 'Result'), the method initially seeks to identify URL and label columns before converting label values to binary integer format. Both binary (0/1) and text label schemes ('good'/'bad', 'legitimate'/'phishing') are handled by the conversion.</w:t>
+      </w:r>
+    </w:p>
+    <w:p>
+      <w:pPr>
+        <w:keepNext w:val="0"/>
+        <w:keepLines w:val="0"/>
+        <w:widowControl/>
+        <w:suppressLineNumbers w:val="0"/>
+        <w:jc w:val="both"/>
+        <w:rPr>
+          <w:rFonts w:hint="default" w:ascii="Times New Roman" w:hAnsi="Times New Roman" w:eastAsia="SimSun" w:cs="Times New Roman"/>
+          <w:color w:val="auto"/>
+          <w:kern w:val="0"/>
+          <w:sz w:val="24"/>
+          <w:szCs w:val="24"/>
+          <w:lang w:val="en-US" w:eastAsia="zh-CN" w:bidi="ar"/>
+        </w:rPr>
+      </w:pPr>
+      <w:r>
+        <w:rPr>
+          <w:rFonts w:hint="default" w:ascii="Times New Roman" w:hAnsi="Times New Roman" w:eastAsia="SimSun" w:cs="Times New Roman"/>
+          <w:color w:val="auto"/>
+          <w:kern w:val="0"/>
+          <w:sz w:val="24"/>
+          <w:szCs w:val="24"/>
+          <w:lang w:val="en-US" w:eastAsia="zh-CN" w:bidi="ar"/>
+        </w:rPr>
+        <w:t>A quality validation step eliminates entries that don't pass validation and confirms that loaded URLs meet basic formatting standards (minimum length, scheme presence, and domain component). Descriptive statistics are calculated and documented for every dataset after preprocessing in order to support the dataset description found in Appendix F. The preprocessing module was created with extensibility in mind; all that is needed to add support for new dataset formats is to add column name mappings to the configuration file.</w:t>
+      </w:r>
+    </w:p>
+    <w:p>
+      <w:pPr>
+        <w:pStyle w:val="3"/>
+        <w:spacing w:before="300" w:after="120"/>
+        <w:jc w:val="both"/>
+        <w:rPr>
+          <w:rFonts w:hint="default" w:ascii="Times New Roman" w:hAnsi="Times New Roman" w:cs="Times New Roman"/>
+          <w:color w:val="auto"/>
+        </w:rPr>
+      </w:pPr>
+      <w:r>
+        <w:rPr>
+          <w:rFonts w:hint="default" w:ascii="Times New Roman" w:hAnsi="Times New Roman" w:eastAsia="Arial" w:cs="Times New Roman"/>
+          <w:b/>
+          <w:bCs/>
+          <w:color w:val="auto"/>
+          <w:sz w:val="28"/>
+          <w:szCs w:val="28"/>
+        </w:rPr>
+        <w:t>4.3 Feature Extraction System</w:t>
+      </w:r>
+    </w:p>
+    <w:p>
+      <w:pPr>
+        <w:pStyle w:val="4"/>
+        <w:spacing w:before="200" w:after="100"/>
+        <w:jc w:val="both"/>
+        <w:rPr>
+          <w:rFonts w:hint="default" w:ascii="Times New Roman" w:hAnsi="Times New Roman" w:cs="Times New Roman"/>
+          <w:color w:val="auto"/>
+        </w:rPr>
+      </w:pPr>
+      <w:r>
+        <w:rPr>
+          <w:rFonts w:hint="default" w:ascii="Times New Roman" w:hAnsi="Times New Roman" w:eastAsia="Arial" w:cs="Times New Roman"/>
+          <w:b/>
+          <w:bCs/>
+          <w:color w:val="auto"/>
+          <w:sz w:val="24"/>
+          <w:szCs w:val="24"/>
+        </w:rPr>
+        <w:t>4.3.1 FeatureExtractor Class Design</w:t>
+      </w:r>
+    </w:p>
+    <w:p>
+      <w:pPr>
+        <w:keepNext w:val="0"/>
+        <w:keepLines w:val="0"/>
+        <w:widowControl/>
+        <w:suppressLineNumbers w:val="0"/>
+        <w:jc w:val="both"/>
+        <w:rPr>
+          <w:rFonts w:hint="default" w:ascii="Times New Roman" w:hAnsi="Times New Roman" w:cs="Times New Roman"/>
+          <w:color w:val="auto"/>
+        </w:rPr>
+      </w:pPr>
+      <w:r>
+        <w:rPr>
+          <w:rFonts w:hint="default" w:ascii="Times New Roman" w:hAnsi="Times New Roman" w:eastAsia="SimSun" w:cs="Times New Roman"/>
+          <w:color w:val="auto"/>
+          <w:kern w:val="0"/>
+          <w:sz w:val="24"/>
+          <w:szCs w:val="24"/>
+          <w:lang w:val="en-US" w:eastAsia="zh-CN" w:bidi="ar"/>
+        </w:rPr>
+        <w:t>The FeatureExtractor class, which offers a consistent interface for all four feature categories, encapsulates the feature extraction workflow. By coordinating extraction across the four sub-extractors, the extract_all_features(url) method returns a dictionary of feature name-value pairs that can be immediately transformed into a pandas DataFrame row for dataset construction. Consistent feature computation is made possible by this methodology for both real-time single-URL classification and the creation of training data.</w:t>
+      </w:r>
+    </w:p>
+    <w:p>
+      <w:pPr>
+        <w:pStyle w:val="4"/>
+        <w:spacing w:before="200" w:after="100"/>
+        <w:jc w:val="both"/>
+        <w:rPr>
+          <w:rFonts w:hint="default" w:ascii="Times New Roman" w:hAnsi="Times New Roman" w:cs="Times New Roman"/>
+          <w:color w:val="auto"/>
+        </w:rPr>
+      </w:pPr>
+      <w:r>
+        <w:rPr>
+          <w:rFonts w:hint="default" w:ascii="Times New Roman" w:hAnsi="Times New Roman" w:eastAsia="Arial" w:cs="Times New Roman"/>
+          <w:b/>
+          <w:bCs/>
+          <w:color w:val="auto"/>
+          <w:sz w:val="24"/>
+          <w:szCs w:val="24"/>
+        </w:rPr>
+        <w:t>4.3.2 URL Feature Extraction</w:t>
+      </w:r>
+    </w:p>
+    <w:p>
+      <w:pPr>
+        <w:keepNext w:val="0"/>
+        <w:keepLines w:val="0"/>
+        <w:widowControl/>
+        <w:suppressLineNumbers w:val="0"/>
+        <w:jc w:val="both"/>
+        <w:rPr>
+          <w:rFonts w:hint="default" w:ascii="Times New Roman" w:hAnsi="Times New Roman" w:cs="Times New Roman"/>
+          <w:color w:val="auto"/>
+        </w:rPr>
+      </w:pPr>
+      <w:r>
+        <w:rPr>
+          <w:rFonts w:hint="default" w:ascii="Times New Roman" w:hAnsi="Times New Roman" w:eastAsia="SimSun" w:cs="Times New Roman"/>
+          <w:color w:val="auto"/>
+          <w:kern w:val="0"/>
+          <w:sz w:val="24"/>
+          <w:szCs w:val="24"/>
+          <w:lang w:val="en-US" w:eastAsia="zh-CN" w:bidi="ar"/>
+        </w:rPr>
+        <w:t>The built-in Python libraries tldextract for domain decomposition and urllib.parse for URL component parsing are used to extract URL features. After parsing the URL to separate the scheme, netloc, path, and query components, the extract_url_features function extracts each feature from the relevant component. The has_ip function matches IPv4 address patterns in the URL string using a regular expression. A list of 15 recognised URL shortening services is checked by the shortening_service function.</w:t>
+      </w:r>
+    </w:p>
+    <w:p>
+      <w:pPr>
+        <w:pStyle w:val="4"/>
+        <w:spacing w:before="200" w:after="100"/>
+        <w:jc w:val="both"/>
+        <w:rPr>
+          <w:rFonts w:hint="default" w:ascii="Times New Roman" w:hAnsi="Times New Roman" w:cs="Times New Roman"/>
+          <w:color w:val="auto"/>
+        </w:rPr>
+      </w:pPr>
+      <w:r>
+        <w:rPr>
+          <w:rFonts w:hint="default" w:ascii="Times New Roman" w:hAnsi="Times New Roman" w:eastAsia="Arial" w:cs="Times New Roman"/>
+          <w:b/>
+          <w:bCs/>
+          <w:color w:val="auto"/>
+          <w:sz w:val="24"/>
+          <w:szCs w:val="24"/>
+        </w:rPr>
+        <w:t>4.3.3 Domain Feature Extraction and Caching</w:t>
+      </w:r>
+    </w:p>
+    <w:p>
+      <w:pPr>
+        <w:keepNext w:val="0"/>
+        <w:keepLines w:val="0"/>
+        <w:widowControl/>
+        <w:suppressLineNumbers w:val="0"/>
+        <w:jc w:val="both"/>
+        <w:rPr>
+          <w:rFonts w:hint="default" w:ascii="Times New Roman" w:hAnsi="Times New Roman" w:cs="Times New Roman"/>
+          <w:color w:val="auto"/>
+        </w:rPr>
+      </w:pPr>
+      <w:r>
+        <w:rPr>
+          <w:rFonts w:hint="default" w:ascii="Times New Roman" w:hAnsi="Times New Roman" w:eastAsia="SimSun" w:cs="Times New Roman"/>
+          <w:color w:val="auto"/>
+          <w:kern w:val="0"/>
+          <w:sz w:val="24"/>
+          <w:szCs w:val="24"/>
+          <w:lang w:val="en-US" w:eastAsia="zh-CN" w:bidi="ar"/>
+        </w:rPr>
+        <w:t>The extraction of domain features requires network requests, which cause a large amount of latency. DNS record checks take 0.1–0.5 seconds, while WHOIS lookups for domain age take 1-3 seconds per query and are often rate-limited by WHOIS servers. A thread-safe domain-level cache with a maximum size of 10,000 items was created using Python's functools.lru_cache method in order to reduce the impact on batch processing performance. In order to prevent multiple URLs sharing a domain from incurring the network cost more than once, the cache saves domain age and DNS record results keyed by registered domain name.</w:t>
+      </w:r>
+    </w:p>
+    <w:p>
+      <w:pPr>
+        <w:keepNext w:val="0"/>
+        <w:keepLines w:val="0"/>
+        <w:widowControl/>
+        <w:suppressLineNumbers w:val="0"/>
+        <w:jc w:val="both"/>
+        <w:rPr>
+          <w:rFonts w:hint="default" w:ascii="Times New Roman" w:hAnsi="Times New Roman" w:cs="Times New Roman"/>
+          <w:color w:val="auto"/>
+        </w:rPr>
+      </w:pPr>
+      <w:r>
+        <w:rPr>
+          <w:rFonts w:hint="default" w:ascii="Times New Roman" w:hAnsi="Times New Roman" w:eastAsia="SimSun" w:cs="Times New Roman"/>
+          <w:color w:val="auto"/>
+          <w:kern w:val="0"/>
+          <w:sz w:val="24"/>
+          <w:szCs w:val="24"/>
+          <w:lang w:val="en-US" w:eastAsia="zh-CN" w:bidi="ar"/>
+        </w:rPr>
+        <w:t>Setting domain_age_days to -1 and has_dns_record to 0 graciously handles WHOIS lookup failures, which happen for about 15% of URLs owing to server rate limiting, timeout, or record unavailability. This cautious approach, which is in line with the phishing pattern of employing recently registered domains, categorises domains with unclear ages as possibly newer (and hence higher-risk).</w:t>
+      </w:r>
+    </w:p>
+    <w:p>
+      <w:pPr>
+        <w:pStyle w:val="4"/>
+        <w:spacing w:before="200" w:after="100"/>
+        <w:jc w:val="both"/>
+        <w:rPr>
+          <w:rFonts w:hint="default" w:ascii="Times New Roman" w:hAnsi="Times New Roman" w:cs="Times New Roman"/>
+          <w:color w:val="auto"/>
+        </w:rPr>
+      </w:pPr>
+      <w:r>
+        <w:rPr>
+          <w:rFonts w:hint="default" w:ascii="Times New Roman" w:hAnsi="Times New Roman" w:eastAsia="Arial" w:cs="Times New Roman"/>
+          <w:b/>
+          <w:bCs/>
+          <w:color w:val="auto"/>
+          <w:sz w:val="24"/>
+          <w:szCs w:val="24"/>
+        </w:rPr>
+        <w:t>4.3.4 Content Feature Extraction</w:t>
+      </w:r>
+    </w:p>
+    <w:p>
+      <w:pPr>
+        <w:keepNext w:val="0"/>
+        <w:keepLines w:val="0"/>
+        <w:widowControl/>
+        <w:suppressLineNumbers w:val="0"/>
+        <w:jc w:val="both"/>
+        <w:rPr>
+          <w:rFonts w:hint="default" w:ascii="Times New Roman" w:hAnsi="Times New Roman" w:cs="Times New Roman"/>
+          <w:color w:val="auto"/>
+        </w:rPr>
+      </w:pPr>
+      <w:r>
+        <w:rPr>
+          <w:rFonts w:hint="default" w:ascii="Times New Roman" w:hAnsi="Times New Roman" w:eastAsia="SimSun" w:cs="Times New Roman"/>
+          <w:color w:val="auto"/>
+          <w:kern w:val="0"/>
+          <w:sz w:val="24"/>
+          <w:szCs w:val="24"/>
+          <w:lang w:val="en-US" w:eastAsia="zh-CN" w:bidi="ar"/>
+        </w:rPr>
+        <w:t>The requests library is used to retrieve webpage content with a User-Agent string that identifies the system as a research crawler and a configurable delay (default: 5 seconds). BeautifulSoup4, which was chosen over lxml for its higher tolerance of faulty HTML—a common feature of phishing websites built quickly or with automated generating tools—is used to parse the received HTML.</w:t>
+      </w:r>
+    </w:p>
+    <w:p>
+      <w:pPr>
+        <w:keepNext w:val="0"/>
+        <w:keepLines w:val="0"/>
+        <w:widowControl/>
+        <w:suppressLineNumbers w:val="0"/>
+        <w:jc w:val="both"/>
+        <w:rPr>
+          <w:rFonts w:hint="default" w:ascii="Times New Roman" w:hAnsi="Times New Roman" w:cs="Times New Roman"/>
+          <w:color w:val="auto"/>
+        </w:rPr>
+      </w:pPr>
+      <w:r>
+        <w:rPr>
+          <w:rFonts w:hint="default" w:ascii="Times New Roman" w:hAnsi="Times New Roman" w:eastAsia="SimSun" w:cs="Times New Roman"/>
+          <w:color w:val="auto"/>
+          <w:kern w:val="0"/>
+          <w:sz w:val="24"/>
+          <w:szCs w:val="24"/>
+          <w:lang w:val="en-US" w:eastAsia="zh-CN" w:bidi="ar"/>
+        </w:rPr>
+        <w:t>By looking for input elements with type='password', which consistently signify the existence of a credential collection form, the has_login_form feature is retrieved. In order to avoid bias towards lengthier pages, the suspicious_keywords_count feature tokenises the page's visible text content and counts instances of a carefully selected set of 20 phishing-indicative terms, normalised by total word count. For URLs where retrieval fails, content characteristics are set to 0 by default; these failures are recorded for post-hoc analysis.</w:t>
+      </w:r>
+    </w:p>
+    <w:p>
+      <w:pPr>
+        <w:pStyle w:val="4"/>
+        <w:spacing w:before="200" w:after="100"/>
+        <w:jc w:val="both"/>
+        <w:rPr>
+          <w:rFonts w:hint="default" w:ascii="Times New Roman" w:hAnsi="Times New Roman" w:cs="Times New Roman"/>
+          <w:color w:val="auto"/>
+        </w:rPr>
+      </w:pPr>
+      <w:r>
+        <w:rPr>
+          <w:rFonts w:hint="default" w:ascii="Times New Roman" w:hAnsi="Times New Roman" w:eastAsia="Arial" w:cs="Times New Roman"/>
+          <w:b/>
+          <w:bCs/>
+          <w:color w:val="auto"/>
+          <w:sz w:val="24"/>
+          <w:szCs w:val="24"/>
+        </w:rPr>
+        <w:t>4.3.5 Parallel Processing Optimisation</w:t>
+      </w:r>
+    </w:p>
+    <w:p>
+      <w:pPr>
+        <w:keepNext w:val="0"/>
+        <w:keepLines w:val="0"/>
+        <w:widowControl/>
+        <w:suppressLineNumbers w:val="0"/>
+        <w:jc w:val="both"/>
+        <w:rPr>
+          <w:rFonts w:hint="default" w:ascii="Times New Roman" w:hAnsi="Times New Roman" w:cs="Times New Roman"/>
+          <w:color w:val="auto"/>
+        </w:rPr>
+      </w:pPr>
+      <w:r>
+        <w:rPr>
+          <w:rFonts w:hint="default" w:ascii="Times New Roman" w:hAnsi="Times New Roman" w:eastAsia="SimSun" w:cs="Times New Roman"/>
+          <w:color w:val="auto"/>
+          <w:kern w:val="0"/>
+          <w:sz w:val="24"/>
+          <w:szCs w:val="24"/>
+          <w:lang w:val="en-US" w:eastAsia="zh-CN" w:bidi="ar"/>
+        </w:rPr>
+        <w:t>Python's concurrent.futures was used to speed up the batch feature extraction process for the entire 11,430-URL dataset.With eight worker threads, ThreadPoolExecutor may reduce the overall extraction time from almost 6.7 hours (sequential) to about 52 minutes. In addition to providing real-time progress reporting via tqdm progress bars, the parallel solution manages thread-safety for the domain cache. For URLs where sites load slowly, content retrieval accounts for the majority of the pipeline's average per-URL processing time of 2.1 seconds.</w:t>
+      </w:r>
+    </w:p>
+    <w:p>
+      <w:pPr>
+        <w:pStyle w:val="3"/>
+        <w:spacing w:before="300" w:after="120"/>
+        <w:jc w:val="both"/>
+        <w:rPr>
+          <w:rFonts w:hint="default" w:ascii="Times New Roman" w:hAnsi="Times New Roman" w:cs="Times New Roman"/>
+          <w:color w:val="auto"/>
+        </w:rPr>
+      </w:pPr>
+      <w:r>
+        <w:rPr>
+          <w:rFonts w:hint="default" w:ascii="Times New Roman" w:hAnsi="Times New Roman" w:eastAsia="Arial" w:cs="Times New Roman"/>
+          <w:b/>
+          <w:bCs/>
+          <w:color w:val="auto"/>
+          <w:sz w:val="28"/>
+          <w:szCs w:val="28"/>
+        </w:rPr>
+        <w:t>4.4 Rule-Based Detector Implementation</w:t>
+      </w:r>
+    </w:p>
+    <w:p>
+      <w:pPr>
+        <w:pStyle w:val="4"/>
+        <w:spacing w:before="200" w:after="100"/>
+        <w:jc w:val="both"/>
+        <w:rPr>
+          <w:rFonts w:hint="default" w:ascii="Times New Roman" w:hAnsi="Times New Roman" w:cs="Times New Roman"/>
+          <w:color w:val="auto"/>
+        </w:rPr>
+      </w:pPr>
+      <w:r>
+        <w:rPr>
+          <w:rFonts w:hint="default" w:ascii="Times New Roman" w:hAnsi="Times New Roman" w:eastAsia="Arial" w:cs="Times New Roman"/>
+          <w:b/>
+          <w:bCs/>
+          <w:color w:val="auto"/>
+          <w:sz w:val="24"/>
+          <w:szCs w:val="24"/>
+        </w:rPr>
+        <w:t>4.4.1 Rule Implementation</w:t>
+      </w:r>
+    </w:p>
+    <w:p>
+      <w:pPr>
+        <w:keepNext w:val="0"/>
+        <w:keepLines w:val="0"/>
+        <w:widowControl/>
+        <w:suppressLineNumbers w:val="0"/>
+        <w:jc w:val="both"/>
+        <w:rPr>
+          <w:rFonts w:hint="default" w:ascii="Times New Roman" w:hAnsi="Times New Roman" w:cs="Times New Roman"/>
+          <w:color w:val="auto"/>
+        </w:rPr>
+      </w:pPr>
+      <w:r>
+        <w:rPr>
+          <w:rFonts w:hint="default" w:ascii="Times New Roman" w:hAnsi="Times New Roman" w:eastAsia="SimSun" w:cs="Times New Roman"/>
+          <w:color w:val="auto"/>
+          <w:kern w:val="0"/>
+          <w:sz w:val="24"/>
+          <w:szCs w:val="24"/>
+          <w:lang w:val="en-US" w:eastAsia="zh-CN" w:bidi="ar"/>
+        </w:rPr>
+        <w:t>A Python function that takes a feature dictionary and produces a Boolean activation value is used to implement each of the fifteen heuristic rules. A configuration dictionary is used to register rules and their weights, making it simple to modify them without altering the fundamental detection logic. The RuleBasedDetector class uses the 0.3 categorisation threshold after iterating over all rules, adding up the weighted score for activated rules, and normalising against the highest possible score.</w:t>
+      </w:r>
+    </w:p>
+    <w:p>
+      <w:pPr>
+        <w:pStyle w:val="4"/>
+        <w:spacing w:before="200" w:after="100"/>
+        <w:jc w:val="both"/>
+        <w:rPr>
+          <w:rFonts w:hint="default" w:ascii="Times New Roman" w:hAnsi="Times New Roman" w:cs="Times New Roman"/>
+          <w:color w:val="auto"/>
+        </w:rPr>
+      </w:pPr>
+      <w:r>
+        <w:rPr>
+          <w:rFonts w:hint="default" w:ascii="Times New Roman" w:hAnsi="Times New Roman" w:eastAsia="Arial" w:cs="Times New Roman"/>
+          <w:b/>
+          <w:bCs/>
+          <w:color w:val="auto"/>
+          <w:sz w:val="24"/>
+          <w:szCs w:val="24"/>
+        </w:rPr>
+        <w:t>4.4.2 Threshold Optimisation</w:t>
+      </w:r>
+    </w:p>
+    <w:p>
+      <w:pPr>
+        <w:keepNext w:val="0"/>
+        <w:keepLines w:val="0"/>
+        <w:widowControl/>
+        <w:suppressLineNumbers w:val="0"/>
+        <w:jc w:val="both"/>
+        <w:rPr>
+          <w:rFonts w:hint="default" w:ascii="Times New Roman" w:hAnsi="Times New Roman" w:cs="Times New Roman"/>
+          <w:color w:val="auto"/>
+        </w:rPr>
+      </w:pPr>
+      <w:r>
+        <w:rPr>
+          <w:rFonts w:hint="default" w:ascii="Times New Roman" w:hAnsi="Times New Roman" w:eastAsia="SimSun" w:cs="Times New Roman"/>
+          <w:color w:val="auto"/>
+          <w:kern w:val="0"/>
+          <w:sz w:val="24"/>
+          <w:szCs w:val="24"/>
+          <w:lang w:val="en-US" w:eastAsia="zh-CN" w:bidi="ar"/>
+        </w:rPr>
+        <w:t>The midpoint formula was used to calculate the feature thresholds for rules R1, R3, R4, and R5 (url_length, subdomain_count, dot_count, hyphen_count) based on the training data. The following optimal thresholds were found by analysing the training set: url_length threshold of 54 characters (mean legitimate: 42.3 chars; mean phishing: 68.9 chars); subdomain_count threshold of 3; dot_count threshold of 5; hyphen_count threshold of 3. Prior to finalisation, a 10% holdout from the training set was used to validate these values.</w:t>
+      </w:r>
+    </w:p>
+    <w:p>
+      <w:pPr>
+        <w:pStyle w:val="3"/>
+        <w:spacing w:before="300" w:after="120"/>
+        <w:jc w:val="both"/>
+        <w:rPr>
+          <w:rFonts w:hint="default" w:ascii="Times New Roman" w:hAnsi="Times New Roman" w:cs="Times New Roman"/>
+          <w:color w:val="auto"/>
+        </w:rPr>
+      </w:pPr>
+      <w:r>
+        <w:rPr>
+          <w:rFonts w:hint="default" w:ascii="Times New Roman" w:hAnsi="Times New Roman" w:eastAsia="Arial" w:cs="Times New Roman"/>
+          <w:b/>
+          <w:bCs/>
+          <w:color w:val="auto"/>
+          <w:sz w:val="28"/>
+          <w:szCs w:val="28"/>
+        </w:rPr>
+        <w:t>4.5 Machine Learning Detector</w:t>
+      </w:r>
+    </w:p>
+    <w:p>
+      <w:pPr>
+        <w:pStyle w:val="4"/>
+        <w:spacing w:before="200" w:after="100"/>
+        <w:jc w:val="both"/>
+        <w:rPr>
+          <w:rFonts w:hint="default" w:ascii="Times New Roman" w:hAnsi="Times New Roman" w:cs="Times New Roman"/>
+          <w:color w:val="auto"/>
+        </w:rPr>
+      </w:pPr>
+      <w:r>
+        <w:rPr>
+          <w:rFonts w:hint="default" w:ascii="Times New Roman" w:hAnsi="Times New Roman" w:eastAsia="Arial" w:cs="Times New Roman"/>
+          <w:b/>
+          <w:bCs/>
+          <w:color w:val="auto"/>
+          <w:sz w:val="24"/>
+          <w:szCs w:val="24"/>
+        </w:rPr>
+        <w:t>4.5.1 Algorithm Selection and Justification</w:t>
+      </w:r>
+    </w:p>
+    <w:p>
+      <w:pPr>
+        <w:keepNext w:val="0"/>
+        <w:keepLines w:val="0"/>
+        <w:widowControl/>
+        <w:suppressLineNumbers w:val="0"/>
+        <w:jc w:val="both"/>
+        <w:rPr>
+          <w:rFonts w:hint="default" w:ascii="Times New Roman" w:hAnsi="Times New Roman" w:cs="Times New Roman"/>
+          <w:color w:val="auto"/>
+        </w:rPr>
+      </w:pPr>
+      <w:r>
+        <w:rPr>
+          <w:rFonts w:hint="default" w:ascii="Times New Roman" w:hAnsi="Times New Roman" w:eastAsia="SimSun" w:cs="Times New Roman"/>
+          <w:color w:val="auto"/>
+          <w:kern w:val="0"/>
+          <w:sz w:val="24"/>
+          <w:szCs w:val="24"/>
+          <w:lang w:val="en-US" w:eastAsia="zh-CN" w:bidi="ar"/>
+        </w:rPr>
+        <w:t>The literature review led to the selection of three algorithms for evaluation: Logistic regression (interpretable baseline), SVM (strong baseline for binary classification), and Random Forest (anticipated best performer based on Sahingoz et al., 2019). Due to its ensemble nature and proven dominance in URL-based phishing detection, Random Forest was predicted to perform best; however, rather than assuming this, empirical validation on the project dataset was thought to be required.</w:t>
+      </w:r>
+    </w:p>
+    <w:p>
+      <w:pPr>
+        <w:pStyle w:val="4"/>
+        <w:spacing w:before="200" w:after="100"/>
+        <w:jc w:val="both"/>
+        <w:rPr>
+          <w:rFonts w:hint="default" w:ascii="Times New Roman" w:hAnsi="Times New Roman" w:cs="Times New Roman"/>
+          <w:color w:val="auto"/>
+        </w:rPr>
+      </w:pPr>
+      <w:r>
+        <w:rPr>
+          <w:rFonts w:hint="default" w:ascii="Times New Roman" w:hAnsi="Times New Roman" w:eastAsia="Arial" w:cs="Times New Roman"/>
+          <w:b/>
+          <w:bCs/>
+          <w:color w:val="auto"/>
+          <w:sz w:val="24"/>
+          <w:szCs w:val="24"/>
+        </w:rPr>
+        <w:t>4.5.2 Hyperparameter Tuning Results</w:t>
+      </w:r>
+    </w:p>
+    <w:p>
+      <w:pPr>
+        <w:spacing w:before="80" w:after="120" w:line="276" w:lineRule="auto"/>
+        <w:jc w:val="both"/>
+        <w:rPr>
+          <w:rFonts w:hint="default" w:ascii="Times New Roman" w:hAnsi="Times New Roman" w:cs="Times New Roman"/>
+          <w:color w:val="auto"/>
+        </w:rPr>
+      </w:pPr>
+      <w:r>
+        <w:rPr>
+          <w:rFonts w:hint="default" w:ascii="Times New Roman" w:hAnsi="Times New Roman" w:eastAsia="Arial" w:cs="Times New Roman"/>
+          <w:color w:val="auto"/>
+          <w:sz w:val="22"/>
+          <w:szCs w:val="22"/>
+        </w:rPr>
+        <w:t>GridSearchCV with 5-fold stratified cross-validation identified the following optimal hyperparameters. For Random Forest: n_estimators = 100, max_depth = 20, min_samples_split = 2 (best CV F1-score: 0.958). For SVM: C = 10, kernel = 'rbf', gamma = 'scale' (best CV F1-score: 0.936). For Logistic Regression: C = 10, penalty = 'l2', solver = 'lbfgs' (best CV F1-score: 0.912). SMOTE balancing of the training set improved F1-score by approximately 3% relative to unbalanced training across all three algorithms.</w:t>
+      </w:r>
+    </w:p>
+    <w:p>
+      <w:pPr>
+        <w:pStyle w:val="4"/>
+        <w:spacing w:before="200" w:after="100"/>
+        <w:jc w:val="both"/>
+        <w:rPr>
+          <w:rFonts w:hint="default" w:ascii="Times New Roman" w:hAnsi="Times New Roman" w:cs="Times New Roman"/>
+          <w:color w:val="auto"/>
+        </w:rPr>
+      </w:pPr>
+      <w:r>
+        <w:rPr>
+          <w:rFonts w:hint="default" w:ascii="Times New Roman" w:hAnsi="Times New Roman" w:eastAsia="Arial" w:cs="Times New Roman"/>
+          <w:b/>
+          <w:bCs/>
+          <w:color w:val="auto"/>
+          <w:sz w:val="24"/>
+          <w:szCs w:val="24"/>
+        </w:rPr>
+        <w:t>4.5.3 Feature Importance Analysis</w:t>
+      </w:r>
+    </w:p>
+    <w:p>
+      <w:pPr>
+        <w:keepNext w:val="0"/>
+        <w:keepLines w:val="0"/>
+        <w:widowControl/>
+        <w:suppressLineNumbers w:val="0"/>
+        <w:tabs>
+          <w:tab w:val="left" w:pos="4320"/>
+        </w:tabs>
+        <w:jc w:val="both"/>
+        <w:rPr>
+          <w:rFonts w:hint="default" w:ascii="Times New Roman" w:hAnsi="Times New Roman" w:cs="Times New Roman"/>
+          <w:color w:val="auto"/>
+        </w:rPr>
+      </w:pPr>
+      <w:r>
+        <w:rPr>
+          <w:rFonts w:hint="default" w:ascii="Times New Roman" w:hAnsi="Times New Roman" w:eastAsia="SimSun" w:cs="Times New Roman"/>
+          <w:color w:val="auto"/>
+          <w:kern w:val="0"/>
+          <w:sz w:val="24"/>
+          <w:szCs w:val="24"/>
+          <w:lang w:val="en-US" w:eastAsia="zh-CN" w:bidi="ar"/>
+        </w:rPr>
+        <w:t>Following final model training, feature significance rankings were retrieved from the Random Forest model. URL_length (0.142), has_ip (0.098), subdomain_count (0.087), entropy (0.076), dot_count (0.069), suspicious_tld (0.063), has_https (0.058), hyphen_count (0.052), domain_age_days (0.047), and num_external_links (0.041) were the top ten most discriminative attributes, according to Gini significance. The use of URL-based characteristics as an effective first-pass classifier is supported by the fact that all top features—aside from domain_age_days—can be computed without network connectivity.</w:t>
+      </w:r>
+    </w:p>
+    <w:p>
+      <w:pPr>
+        <w:pStyle w:val="3"/>
+        <w:spacing w:before="300" w:after="120"/>
+        <w:jc w:val="both"/>
+        <w:rPr>
+          <w:rFonts w:hint="default" w:ascii="Times New Roman" w:hAnsi="Times New Roman" w:cs="Times New Roman"/>
+          <w:color w:val="auto"/>
+        </w:rPr>
+      </w:pPr>
+      <w:r>
+        <w:rPr>
+          <w:rFonts w:hint="default" w:ascii="Times New Roman" w:hAnsi="Times New Roman" w:eastAsia="Arial" w:cs="Times New Roman"/>
+          <w:b/>
+          <w:bCs/>
+          <w:color w:val="auto"/>
+          <w:sz w:val="28"/>
+          <w:szCs w:val="28"/>
+        </w:rPr>
+        <w:t>4.6 Hybrid Detection System</w:t>
+      </w:r>
+    </w:p>
+    <w:p>
+      <w:pPr>
+        <w:pStyle w:val="4"/>
+        <w:spacing w:before="200" w:after="100"/>
+        <w:jc w:val="both"/>
+        <w:rPr>
+          <w:rFonts w:hint="default" w:ascii="Times New Roman" w:hAnsi="Times New Roman" w:cs="Times New Roman"/>
+          <w:color w:val="auto"/>
+        </w:rPr>
+      </w:pPr>
+      <w:r>
+        <w:rPr>
+          <w:rFonts w:hint="default" w:ascii="Times New Roman" w:hAnsi="Times New Roman" w:eastAsia="Arial" w:cs="Times New Roman"/>
+          <w:b/>
+          <w:bCs/>
+          <w:color w:val="auto"/>
+          <w:sz w:val="24"/>
+          <w:szCs w:val="24"/>
+        </w:rPr>
+        <w:t>4.6.1 Weight Optimisation</w:t>
+      </w:r>
+    </w:p>
+    <w:p>
+      <w:pPr>
+        <w:keepNext w:val="0"/>
+        <w:keepLines w:val="0"/>
+        <w:widowControl/>
+        <w:suppressLineNumbers w:val="0"/>
+        <w:jc w:val="both"/>
+        <w:rPr>
+          <w:rFonts w:hint="default" w:ascii="Times New Roman" w:hAnsi="Times New Roman" w:cs="Times New Roman"/>
+          <w:color w:val="auto"/>
+        </w:rPr>
+      </w:pPr>
+      <w:r>
+        <w:rPr>
+          <w:rFonts w:hint="default" w:ascii="Times New Roman" w:hAnsi="Times New Roman" w:eastAsia="SimSun" w:cs="Times New Roman"/>
+          <w:color w:val="auto"/>
+          <w:kern w:val="0"/>
+          <w:sz w:val="24"/>
+          <w:szCs w:val="24"/>
+          <w:lang w:val="en-US" w:eastAsia="zh-CN" w:bidi="ar"/>
+        </w:rPr>
+        <w:t>Using the restriction w_rule + w_ml = 1.0, all weight combinations (w_rule, w_ml) were evaluated in 0.1-increment steps to establish the ideal weights for the weighted combination strategy. W_rule = 0.3 and w_ml = 0.7 were the combination that maximised the validation F1-score, resulting in a validation F1-score of 0.964. According to this conclusion, the rule-based component offers a quantifiable incremental benefit, while the machine learning component gives significantly greater discriminative capability.</w:t>
+      </w:r>
+    </w:p>
+    <w:p>
+      <w:pPr>
+        <w:pStyle w:val="4"/>
+        <w:spacing w:before="200" w:after="100"/>
+        <w:jc w:val="both"/>
+        <w:rPr>
+          <w:rFonts w:hint="default" w:ascii="Times New Roman" w:hAnsi="Times New Roman" w:cs="Times New Roman"/>
+          <w:color w:val="auto"/>
+        </w:rPr>
+      </w:pPr>
+      <w:r>
+        <w:rPr>
+          <w:rFonts w:hint="default" w:ascii="Times New Roman" w:hAnsi="Times New Roman" w:eastAsia="Arial" w:cs="Times New Roman"/>
+          <w:b/>
+          <w:bCs/>
+          <w:color w:val="auto"/>
+          <w:sz w:val="24"/>
+          <w:szCs w:val="24"/>
+        </w:rPr>
+        <w:t>4.6.2 Cascade Threshold Selection</w:t>
+      </w:r>
+    </w:p>
+    <w:p>
+      <w:pPr>
+        <w:keepNext w:val="0"/>
+        <w:keepLines w:val="0"/>
+        <w:widowControl/>
+        <w:suppressLineNumbers w:val="0"/>
+        <w:jc w:val="both"/>
+        <w:rPr>
+          <w:rFonts w:hint="default" w:ascii="Times New Roman" w:hAnsi="Times New Roman" w:cs="Times New Roman"/>
+          <w:color w:val="auto"/>
+        </w:rPr>
+      </w:pPr>
+      <w:r>
+        <w:rPr>
+          <w:rFonts w:hint="default" w:ascii="Times New Roman" w:hAnsi="Times New Roman" w:eastAsia="SimSun" w:cs="Times New Roman"/>
+          <w:color w:val="auto"/>
+          <w:kern w:val="0"/>
+          <w:sz w:val="24"/>
+          <w:szCs w:val="24"/>
+          <w:lang w:val="en-US" w:eastAsia="zh-CN" w:bidi="ar"/>
+        </w:rPr>
+        <w:t>To capture high-confidence rule decisions while sending unclear situations to the more accurate ML classifier, the cascade strategy's confidence levels (rule_score &gt; 0.8 → classify as phishing; rule_score &lt; 0.2 → classify as legitimate; otherwise → apply ML) were chosen. According to an analysis of the validation set, 62% of URLs fall into the high-confidence areas (34% high-confidence legitimate, 28% high-confidence phishing). This means that just 38% of URLs in the cascade method require the ML classifier to be triggered, significantly lowering average processing time.</w:t>
+      </w:r>
+    </w:p>
+    <w:p>
+      <w:pPr>
+        <w:keepNext w:val="0"/>
+        <w:keepLines w:val="0"/>
+        <w:widowControl/>
+        <w:suppressLineNumbers w:val="0"/>
+        <w:jc w:val="both"/>
+        <w:rPr>
+          <w:rFonts w:hint="default" w:ascii="Times New Roman" w:hAnsi="Times New Roman" w:eastAsia="SimSun" w:cs="Times New Roman"/>
+          <w:color w:val="auto"/>
+          <w:kern w:val="0"/>
+          <w:sz w:val="24"/>
+          <w:szCs w:val="24"/>
+          <w:lang w:val="en-US" w:eastAsia="zh-CN" w:bidi="ar"/>
+        </w:rPr>
+      </w:pPr>
+    </w:p>
+    <w:p>
+      <w:pPr>
+        <w:pStyle w:val="3"/>
+        <w:spacing w:before="300" w:after="120"/>
+        <w:jc w:val="both"/>
+        <w:rPr>
+          <w:rFonts w:hint="default" w:ascii="Times New Roman" w:hAnsi="Times New Roman" w:cs="Times New Roman"/>
+          <w:color w:val="auto"/>
+        </w:rPr>
+      </w:pPr>
+      <w:r>
+        <w:rPr>
+          <w:rFonts w:hint="default" w:ascii="Times New Roman" w:hAnsi="Times New Roman" w:eastAsia="Arial" w:cs="Times New Roman"/>
+          <w:b/>
+          <w:bCs/>
+          <w:color w:val="auto"/>
+          <w:sz w:val="28"/>
+          <w:szCs w:val="28"/>
+        </w:rPr>
+        <w:t>4.7 Implementation Challenges and Solutions</w:t>
+      </w:r>
+    </w:p>
+    <w:p>
+      <w:pPr>
+        <w:keepNext w:val="0"/>
+        <w:keepLines w:val="0"/>
+        <w:widowControl/>
+        <w:suppressLineNumbers w:val="0"/>
+        <w:jc w:val="both"/>
+        <w:rPr>
+          <w:rFonts w:hint="default" w:ascii="Times New Roman" w:hAnsi="Times New Roman" w:cs="Times New Roman"/>
+          <w:color w:val="auto"/>
+        </w:rPr>
+      </w:pPr>
+      <w:r>
+        <w:rPr>
+          <w:rFonts w:hint="default" w:ascii="Times New Roman" w:hAnsi="Times New Roman" w:eastAsia="SimSun" w:cs="Times New Roman"/>
+          <w:color w:val="auto"/>
+          <w:kern w:val="0"/>
+          <w:sz w:val="24"/>
+          <w:szCs w:val="24"/>
+          <w:lang w:val="en-US" w:eastAsia="zh-CN" w:bidi="ar"/>
+        </w:rPr>
+        <w:t xml:space="preserve">During development, three major implementation issues arose and were fixed. </w:t>
+      </w:r>
+      <w:r>
+        <w:rPr>
+          <w:rFonts w:hint="default" w:ascii="Times New Roman" w:hAnsi="Times New Roman" w:eastAsia="SimSun" w:cs="Times New Roman"/>
+          <w:color w:val="auto"/>
+          <w:kern w:val="0"/>
+          <w:sz w:val="24"/>
+          <w:szCs w:val="24"/>
+          <w:lang w:val="en-US" w:eastAsia="zh-CN" w:bidi="ar"/>
+        </w:rPr>
+        <w:br w:type="textWrapping"/>
+      </w:r>
+      <w:r>
+        <w:rPr>
+          <w:rFonts w:hint="default" w:ascii="Times New Roman" w:hAnsi="Times New Roman" w:eastAsia="SimSun" w:cs="Times New Roman"/>
+          <w:color w:val="auto"/>
+          <w:kern w:val="0"/>
+          <w:sz w:val="24"/>
+          <w:szCs w:val="24"/>
+          <w:lang w:val="en-US" w:eastAsia="zh-CN" w:bidi="ar"/>
+        </w:rPr>
+        <w:t>As explained in Section 4.2, the construction of a flexible preprocessing module that could identify and standardise multiple column naming and label encoding protocols was necessary due to dataset format inconsistencies between Kaggle sources. The manual preprocessing processes that would have been necessary for every new dataset were eliminated by this method.</w:t>
+      </w:r>
+    </w:p>
+    <w:p>
+      <w:pPr>
+        <w:keepNext w:val="0"/>
+        <w:keepLines w:val="0"/>
+        <w:widowControl/>
+        <w:suppressLineNumbers w:val="0"/>
+        <w:jc w:val="both"/>
+        <w:rPr>
+          <w:rFonts w:hint="default" w:ascii="Times New Roman" w:hAnsi="Times New Roman" w:cs="Times New Roman"/>
+          <w:color w:val="auto"/>
+        </w:rPr>
+      </w:pPr>
+      <w:r>
+        <w:rPr>
+          <w:rFonts w:hint="default" w:ascii="Times New Roman" w:hAnsi="Times New Roman" w:eastAsia="SimSun" w:cs="Times New Roman"/>
+          <w:color w:val="auto"/>
+          <w:kern w:val="0"/>
+          <w:sz w:val="24"/>
+          <w:szCs w:val="24"/>
+          <w:lang w:val="en-US" w:eastAsia="zh-CN" w:bidi="ar"/>
+        </w:rPr>
+        <w:t xml:space="preserve">The biggest challenge was the performance of feature extraction. For the 11,430-URL dataset, the initial sequential extraction of the entire feature set took about 6.7 hours; this is adequate for a one-time training operation but unfeasible for real-time classification. This was lowered to 52 minutes for bulk extraction with a per-URL time of 2.1 seconds by the parallel processing method detailed in Section 4.3.5. A tiered approach, which computes URL and lexical features instantly, domain features on initial visit, and content features asynchronously, is suggested for real-time browser deployment. </w:t>
+      </w:r>
+      <w:r>
+        <w:rPr>
+          <w:rFonts w:hint="default" w:ascii="Times New Roman" w:hAnsi="Times New Roman" w:eastAsia="SimSun" w:cs="Times New Roman"/>
+          <w:color w:val="auto"/>
+          <w:kern w:val="0"/>
+          <w:sz w:val="24"/>
+          <w:szCs w:val="24"/>
+          <w:lang w:val="en-US" w:eastAsia="zh-CN" w:bidi="ar"/>
+        </w:rPr>
+        <w:br w:type="textWrapping"/>
+      </w:r>
+      <w:r>
+        <w:rPr>
+          <w:rFonts w:hint="default" w:ascii="Times New Roman" w:hAnsi="Times New Roman" w:eastAsia="SimSun" w:cs="Times New Roman"/>
+          <w:color w:val="auto"/>
+          <w:kern w:val="0"/>
+          <w:sz w:val="24"/>
+          <w:szCs w:val="24"/>
+          <w:lang w:val="en-US" w:eastAsia="zh-CN" w:bidi="ar"/>
+        </w:rPr>
+        <w:t>The reliability of WHOIS searches was less than expected, with failures impacting about 15% of URLs. To prevent exploitable blind spots in the detection system caused by WHOIS failures, conservative default handling (considering unknown domain age as a risk signal) was put into place.</w:t>
+      </w:r>
+    </w:p>
+    <w:p>
+      <w:pPr>
+        <w:pStyle w:val="3"/>
+        <w:spacing w:before="300" w:after="120"/>
+        <w:jc w:val="both"/>
+        <w:rPr>
+          <w:rFonts w:hint="default" w:ascii="Times New Roman" w:hAnsi="Times New Roman" w:cs="Times New Roman"/>
+          <w:color w:val="auto"/>
+        </w:rPr>
+      </w:pPr>
+      <w:r>
+        <w:rPr>
+          <w:rFonts w:hint="default" w:ascii="Times New Roman" w:hAnsi="Times New Roman" w:eastAsia="Arial" w:cs="Times New Roman"/>
+          <w:b/>
+          <w:bCs/>
+          <w:color w:val="auto"/>
+          <w:sz w:val="28"/>
+          <w:szCs w:val="28"/>
+        </w:rPr>
+        <w:t>4.8 Code Quality and Testing</w:t>
+      </w:r>
+    </w:p>
+    <w:p>
+      <w:pPr>
+        <w:keepNext w:val="0"/>
+        <w:keepLines w:val="0"/>
+        <w:widowControl/>
+        <w:suppressLineNumbers w:val="0"/>
+        <w:jc w:val="both"/>
+        <w:rPr>
+          <w:rFonts w:hint="default" w:ascii="Times New Roman" w:hAnsi="Times New Roman" w:cs="Times New Roman"/>
+          <w:color w:val="auto"/>
+        </w:rPr>
+      </w:pPr>
+      <w:r>
+        <w:rPr>
+          <w:rFonts w:hint="default" w:ascii="Times New Roman" w:hAnsi="Times New Roman" w:eastAsia="SimSun" w:cs="Times New Roman"/>
+          <w:color w:val="auto"/>
+          <w:kern w:val="0"/>
+          <w:sz w:val="24"/>
+          <w:szCs w:val="24"/>
+          <w:lang w:val="en-US" w:eastAsia="zh-CN" w:bidi="ar"/>
+        </w:rPr>
+        <w:t>Comprehensive docstrings detailing function signatures, parameters, return values, and known limits were used in the development of each module. For the URL feature extraction functions, unit tests were created to confirm that each feature was correctly extracted against a set of manually created test URLs that covered edge cases such as IPv6 addresses, internationalised domain names, and URLs with odd encoding. Integration tests confirmed consistent outcomes across several runs, validating the entire pipeline from raw URL input to classification output. Complete traceability of implementation choices was made possible by committing all code to the GitHub repository with informative commit messages.</w:t>
+      </w:r>
+    </w:p>
+    <w:p>
+      <w:pPr>
+        <w:keepNext w:val="0"/>
+        <w:keepLines w:val="0"/>
+        <w:widowControl/>
+        <w:suppressLineNumbers w:val="0"/>
+        <w:jc w:val="both"/>
+        <w:rPr>
+          <w:rFonts w:hint="default" w:ascii="Times New Roman" w:hAnsi="Times New Roman" w:eastAsia="SimSun" w:cs="Times New Roman"/>
+          <w:color w:val="auto"/>
+          <w:kern w:val="0"/>
+          <w:sz w:val="24"/>
+          <w:szCs w:val="24"/>
+          <w:lang w:val="en-US" w:eastAsia="zh-CN" w:bidi="ar"/>
+        </w:rPr>
+      </w:pPr>
+    </w:p>
+    <w:p>
+      <w:pPr>
+        <w:jc w:val="left"/>
+        <w:rPr>
+          <w:rFonts w:hint="default" w:ascii="Times New Roman" w:hAnsi="Times New Roman" w:cs="Times New Roman"/>
+          <w:color w:val="auto"/>
+        </w:rPr>
+      </w:pPr>
+    </w:p>
+    <w:p>
+      <w:pPr>
+        <w:jc w:val="left"/>
         <w:rPr>
           <w:rFonts w:hint="default" w:ascii="Times New Roman" w:hAnsi="Times New Roman" w:eastAsia="Arial" w:cs="Times New Roman"/>
           <w:b/>
@@ -8696,7 +10306,7 @@
     </w:p>
     <w:p>
       <w:pPr>
-        <w:jc w:val="both"/>
+        <w:jc w:val="left"/>
         <w:rPr>
           <w:rFonts w:hint="default" w:ascii="Times New Roman" w:hAnsi="Times New Roman" w:eastAsia="Arial" w:cs="Times New Roman"/>
           <w:b/>
@@ -8710,7 +10320,7 @@
     </w:p>
     <w:p>
       <w:pPr>
-        <w:jc w:val="both"/>
+        <w:jc w:val="left"/>
         <w:rPr>
           <w:rFonts w:hint="default" w:ascii="Times New Roman" w:hAnsi="Times New Roman" w:eastAsia="Arial" w:cs="Times New Roman"/>
           <w:b/>
@@ -8724,62 +10334,7 @@
     </w:p>
     <w:p>
       <w:pPr>
-        <w:pStyle w:val="2"/>
-        <w:spacing w:before="400" w:after="160"/>
-        <w:rPr>
-          <w:rFonts w:hint="default" w:ascii="Times New Roman" w:hAnsi="Times New Roman" w:cs="Times New Roman"/>
-          <w:color w:val="auto"/>
-        </w:rPr>
-      </w:pPr>
-      <w:r>
-        <w:rPr>
-          <w:rFonts w:hint="default" w:ascii="Times New Roman" w:hAnsi="Times New Roman" w:eastAsia="Arial" w:cs="Times New Roman"/>
-          <w:b/>
-          <w:bCs/>
-          <w:color w:val="auto"/>
-          <w:sz w:val="36"/>
-          <w:szCs w:val="36"/>
-        </w:rPr>
-        <w:t>Chapter 4: Implementation</w:t>
-      </w:r>
-    </w:p>
-    <w:p>
-      <w:pPr>
-        <w:pStyle w:val="3"/>
-        <w:spacing w:before="300" w:after="120"/>
-        <w:rPr>
-          <w:rFonts w:hint="default" w:ascii="Times New Roman" w:hAnsi="Times New Roman" w:eastAsia="Arial" w:cs="Times New Roman"/>
-          <w:b/>
-          <w:bCs/>
-          <w:color w:val="auto"/>
-          <w:sz w:val="28"/>
-          <w:szCs w:val="28"/>
-        </w:rPr>
-      </w:pPr>
-      <w:r>
-        <w:rPr>
-          <w:rFonts w:hint="default" w:ascii="Times New Roman" w:hAnsi="Times New Roman" w:eastAsia="Arial" w:cs="Times New Roman"/>
-          <w:b/>
-          <w:bCs/>
-          <w:color w:val="auto"/>
-          <w:sz w:val="28"/>
-          <w:szCs w:val="28"/>
-        </w:rPr>
-        <w:t>4.1 Development Environment</w:t>
-      </w:r>
-    </w:p>
-    <w:p>
-      <w:pPr>
-        <w:rPr>
-          <w:rFonts w:hint="default"/>
-        </w:rPr>
-      </w:pPr>
-      <w:bookmarkStart w:id="0" w:name="_GoBack"/>
-      <w:bookmarkEnd w:id="0"/>
-    </w:p>
-    <w:p>
-      <w:pPr>
-        <w:jc w:val="both"/>
+        <w:jc w:val="left"/>
         <w:rPr>
           <w:rFonts w:hint="default" w:ascii="Times New Roman" w:hAnsi="Times New Roman" w:eastAsia="Arial" w:cs="Times New Roman"/>
           <w:b/>
@@ -8790,6 +10345,478 @@
           <w:lang w:val="en-GB"/>
         </w:rPr>
       </w:pPr>
+    </w:p>
+    <w:p>
+      <w:pPr>
+        <w:jc w:val="left"/>
+        <w:rPr>
+          <w:rFonts w:hint="default" w:ascii="Times New Roman" w:hAnsi="Times New Roman" w:eastAsia="Arial" w:cs="Times New Roman"/>
+          <w:b/>
+          <w:bCs/>
+          <w:color w:val="auto"/>
+          <w:sz w:val="28"/>
+          <w:szCs w:val="28"/>
+          <w:lang w:val="en-GB"/>
+        </w:rPr>
+      </w:pPr>
+    </w:p>
+    <w:p>
+      <w:pPr>
+        <w:jc w:val="left"/>
+        <w:rPr>
+          <w:rFonts w:hint="default" w:ascii="Times New Roman" w:hAnsi="Times New Roman" w:eastAsia="Arial" w:cs="Times New Roman"/>
+          <w:b/>
+          <w:bCs/>
+          <w:color w:val="auto"/>
+          <w:sz w:val="28"/>
+          <w:szCs w:val="28"/>
+          <w:lang w:val="en-GB"/>
+        </w:rPr>
+      </w:pPr>
+    </w:p>
+    <w:p>
+      <w:pPr>
+        <w:jc w:val="left"/>
+        <w:rPr>
+          <w:rFonts w:hint="default" w:ascii="Times New Roman" w:hAnsi="Times New Roman" w:eastAsia="Arial" w:cs="Times New Roman"/>
+          <w:b/>
+          <w:bCs/>
+          <w:color w:val="auto"/>
+          <w:sz w:val="28"/>
+          <w:szCs w:val="28"/>
+          <w:lang w:val="en-GB"/>
+        </w:rPr>
+      </w:pPr>
+    </w:p>
+    <w:p>
+      <w:pPr>
+        <w:jc w:val="left"/>
+        <w:rPr>
+          <w:rFonts w:hint="default" w:ascii="Times New Roman" w:hAnsi="Times New Roman" w:eastAsia="Arial" w:cs="Times New Roman"/>
+          <w:b/>
+          <w:bCs/>
+          <w:color w:val="auto"/>
+          <w:sz w:val="28"/>
+          <w:szCs w:val="28"/>
+          <w:lang w:val="en-GB"/>
+        </w:rPr>
+      </w:pPr>
+    </w:p>
+    <w:p>
+      <w:pPr>
+        <w:jc w:val="left"/>
+        <w:rPr>
+          <w:rFonts w:hint="default" w:ascii="Times New Roman" w:hAnsi="Times New Roman" w:eastAsia="Arial" w:cs="Times New Roman"/>
+          <w:b/>
+          <w:bCs/>
+          <w:color w:val="auto"/>
+          <w:sz w:val="28"/>
+          <w:szCs w:val="28"/>
+          <w:lang w:val="en-GB"/>
+        </w:rPr>
+      </w:pPr>
+    </w:p>
+    <w:p>
+      <w:pPr>
+        <w:jc w:val="left"/>
+        <w:rPr>
+          <w:rFonts w:hint="default" w:ascii="Times New Roman" w:hAnsi="Times New Roman" w:eastAsia="Arial" w:cs="Times New Roman"/>
+          <w:b/>
+          <w:bCs/>
+          <w:color w:val="auto"/>
+          <w:sz w:val="28"/>
+          <w:szCs w:val="28"/>
+          <w:lang w:val="en-GB"/>
+        </w:rPr>
+      </w:pPr>
+    </w:p>
+    <w:p>
+      <w:pPr>
+        <w:jc w:val="left"/>
+        <w:rPr>
+          <w:rFonts w:hint="default" w:ascii="Times New Roman" w:hAnsi="Times New Roman" w:eastAsia="Arial" w:cs="Times New Roman"/>
+          <w:b/>
+          <w:bCs/>
+          <w:color w:val="auto"/>
+          <w:sz w:val="28"/>
+          <w:szCs w:val="28"/>
+          <w:lang w:val="en-GB"/>
+        </w:rPr>
+      </w:pPr>
+    </w:p>
+    <w:p>
+      <w:pPr>
+        <w:jc w:val="left"/>
+        <w:rPr>
+          <w:rFonts w:hint="default" w:ascii="Times New Roman" w:hAnsi="Times New Roman" w:eastAsia="Arial" w:cs="Times New Roman"/>
+          <w:b/>
+          <w:bCs/>
+          <w:color w:val="auto"/>
+          <w:sz w:val="28"/>
+          <w:szCs w:val="28"/>
+          <w:lang w:val="en-GB"/>
+        </w:rPr>
+      </w:pPr>
+    </w:p>
+    <w:p>
+      <w:pPr>
+        <w:jc w:val="left"/>
+        <w:rPr>
+          <w:rFonts w:hint="default" w:ascii="Times New Roman" w:hAnsi="Times New Roman" w:eastAsia="Arial" w:cs="Times New Roman"/>
+          <w:b/>
+          <w:bCs/>
+          <w:color w:val="auto"/>
+          <w:sz w:val="28"/>
+          <w:szCs w:val="28"/>
+          <w:lang w:val="en-GB"/>
+        </w:rPr>
+      </w:pPr>
+    </w:p>
+    <w:p>
+      <w:pPr>
+        <w:jc w:val="left"/>
+        <w:rPr>
+          <w:rFonts w:hint="default" w:ascii="Times New Roman" w:hAnsi="Times New Roman" w:eastAsia="Arial" w:cs="Times New Roman"/>
+          <w:b/>
+          <w:bCs/>
+          <w:color w:val="auto"/>
+          <w:sz w:val="28"/>
+          <w:szCs w:val="28"/>
+          <w:lang w:val="en-GB"/>
+        </w:rPr>
+      </w:pPr>
+    </w:p>
+    <w:p>
+      <w:pPr>
+        <w:jc w:val="left"/>
+        <w:rPr>
+          <w:rFonts w:hint="default" w:ascii="Times New Roman" w:hAnsi="Times New Roman" w:eastAsia="Arial" w:cs="Times New Roman"/>
+          <w:b/>
+          <w:bCs/>
+          <w:color w:val="auto"/>
+          <w:sz w:val="28"/>
+          <w:szCs w:val="28"/>
+          <w:lang w:val="en-GB"/>
+        </w:rPr>
+      </w:pPr>
+    </w:p>
+    <w:p>
+      <w:pPr>
+        <w:jc w:val="left"/>
+        <w:rPr>
+          <w:rFonts w:hint="default" w:ascii="Times New Roman" w:hAnsi="Times New Roman" w:eastAsia="Arial" w:cs="Times New Roman"/>
+          <w:b/>
+          <w:bCs/>
+          <w:color w:val="auto"/>
+          <w:sz w:val="28"/>
+          <w:szCs w:val="28"/>
+          <w:lang w:val="en-GB"/>
+        </w:rPr>
+      </w:pPr>
+    </w:p>
+    <w:p>
+      <w:pPr>
+        <w:jc w:val="left"/>
+        <w:rPr>
+          <w:rFonts w:hint="default" w:ascii="Times New Roman" w:hAnsi="Times New Roman" w:eastAsia="Arial" w:cs="Times New Roman"/>
+          <w:b/>
+          <w:bCs/>
+          <w:color w:val="auto"/>
+          <w:sz w:val="28"/>
+          <w:szCs w:val="28"/>
+          <w:lang w:val="en-GB"/>
+        </w:rPr>
+      </w:pPr>
+    </w:p>
+    <w:p>
+      <w:pPr>
+        <w:jc w:val="left"/>
+        <w:rPr>
+          <w:rFonts w:hint="default" w:ascii="Times New Roman" w:hAnsi="Times New Roman" w:eastAsia="Arial" w:cs="Times New Roman"/>
+          <w:b/>
+          <w:bCs/>
+          <w:color w:val="auto"/>
+          <w:sz w:val="28"/>
+          <w:szCs w:val="28"/>
+          <w:lang w:val="en-GB"/>
+        </w:rPr>
+      </w:pPr>
+    </w:p>
+    <w:p>
+      <w:pPr>
+        <w:jc w:val="left"/>
+        <w:rPr>
+          <w:rFonts w:hint="default" w:ascii="Times New Roman" w:hAnsi="Times New Roman" w:eastAsia="Arial" w:cs="Times New Roman"/>
+          <w:b/>
+          <w:bCs/>
+          <w:color w:val="auto"/>
+          <w:sz w:val="28"/>
+          <w:szCs w:val="28"/>
+          <w:lang w:val="en-GB"/>
+        </w:rPr>
+      </w:pPr>
+    </w:p>
+    <w:p>
+      <w:pPr>
+        <w:jc w:val="left"/>
+        <w:rPr>
+          <w:rFonts w:hint="default" w:ascii="Times New Roman" w:hAnsi="Times New Roman" w:eastAsia="Arial" w:cs="Times New Roman"/>
+          <w:b/>
+          <w:bCs/>
+          <w:color w:val="auto"/>
+          <w:sz w:val="28"/>
+          <w:szCs w:val="28"/>
+          <w:lang w:val="en-GB"/>
+        </w:rPr>
+      </w:pPr>
+      <w:bookmarkStart w:id="0" w:name="_GoBack"/>
+      <w:bookmarkEnd w:id="0"/>
+    </w:p>
+    <w:p>
+      <w:pPr>
+        <w:pStyle w:val="2"/>
+        <w:spacing w:before="400" w:after="160"/>
+        <w:rPr>
+          <w:rFonts w:hint="default" w:ascii="Times New Roman" w:hAnsi="Times New Roman" w:cs="Times New Roman"/>
+        </w:rPr>
+      </w:pPr>
+      <w:r>
+        <w:rPr>
+          <w:rFonts w:hint="default" w:ascii="Times New Roman" w:hAnsi="Times New Roman" w:eastAsia="Arial" w:cs="Times New Roman"/>
+          <w:b/>
+          <w:bCs/>
+          <w:color w:val="auto"/>
+          <w:sz w:val="36"/>
+          <w:szCs w:val="36"/>
+        </w:rPr>
+        <w:t>References</w:t>
+      </w:r>
+    </w:p>
+    <w:p>
+      <w:pPr>
+        <w:spacing w:before="0" w:after="0" w:line="240" w:lineRule="auto"/>
+        <w:rPr>
+          <w:rFonts w:hint="default" w:ascii="Times New Roman" w:hAnsi="Times New Roman" w:cs="Times New Roman"/>
+        </w:rPr>
+      </w:pPr>
+    </w:p>
+    <w:p>
+      <w:pPr>
+        <w:spacing w:before="60" w:after="60" w:line="276" w:lineRule="auto"/>
+        <w:ind w:left="720" w:hanging="720"/>
+        <w:rPr>
+          <w:rFonts w:hint="default" w:ascii="Times New Roman" w:hAnsi="Times New Roman" w:cs="Times New Roman"/>
+        </w:rPr>
+      </w:pPr>
+      <w:r>
+        <w:rPr>
+          <w:rFonts w:hint="default" w:ascii="Times New Roman" w:hAnsi="Times New Roman" w:eastAsia="Arial" w:cs="Times New Roman"/>
+          <w:color w:val="1A1A1A"/>
+          <w:sz w:val="20"/>
+          <w:szCs w:val="20"/>
+        </w:rPr>
+        <w:t>APWG (2024) Phishing Activity Trends Report, 4th Quarter 2024. Anti-Phishing Working Group. Available at: https://apwg.org/trendsreports/ (Accessed: 20 March 2026).</w:t>
+      </w:r>
+    </w:p>
+    <w:p>
+      <w:pPr>
+        <w:spacing w:before="60" w:after="60" w:line="276" w:lineRule="auto"/>
+        <w:ind w:left="720" w:hanging="720"/>
+        <w:rPr>
+          <w:rFonts w:hint="default" w:ascii="Times New Roman" w:hAnsi="Times New Roman" w:cs="Times New Roman"/>
+        </w:rPr>
+      </w:pPr>
+      <w:r>
+        <w:rPr>
+          <w:rFonts w:hint="default" w:ascii="Times New Roman" w:hAnsi="Times New Roman" w:eastAsia="Arial" w:cs="Times New Roman"/>
+          <w:color w:val="1A1A1A"/>
+          <w:sz w:val="20"/>
+          <w:szCs w:val="20"/>
+        </w:rPr>
+        <w:t>Abdelhamid, N., Ayesh, A. and Thabtah, F. (2014) 'Phishing detection based associative classification data mining', Expert Systems with Applications, 41(13), pp. 5948–5959.</w:t>
+      </w:r>
+    </w:p>
+    <w:p>
+      <w:pPr>
+        <w:spacing w:before="60" w:after="60" w:line="276" w:lineRule="auto"/>
+        <w:ind w:left="720" w:hanging="720"/>
+        <w:rPr>
+          <w:rFonts w:hint="default" w:ascii="Times New Roman" w:hAnsi="Times New Roman" w:cs="Times New Roman"/>
+        </w:rPr>
+      </w:pPr>
+      <w:r>
+        <w:rPr>
+          <w:rFonts w:hint="default" w:ascii="Times New Roman" w:hAnsi="Times New Roman" w:eastAsia="Arial" w:cs="Times New Roman"/>
+          <w:color w:val="1A1A1A"/>
+          <w:sz w:val="20"/>
+          <w:szCs w:val="20"/>
+        </w:rPr>
+        <w:t>Chiew, K.L., Tan, C.L., Wong, K., Yong, K.S.C. and Tiong, W.K. (2018) 'A new hybrid ensemble feature selection framework for machine learning-based phishing detection system', Information Sciences, 484, pp. 153–166.</w:t>
+      </w:r>
+    </w:p>
+    <w:p>
+      <w:pPr>
+        <w:spacing w:before="60" w:after="60" w:line="276" w:lineRule="auto"/>
+        <w:ind w:left="720" w:hanging="720"/>
+        <w:rPr>
+          <w:rFonts w:hint="default" w:ascii="Times New Roman" w:hAnsi="Times New Roman" w:cs="Times New Roman"/>
+        </w:rPr>
+      </w:pPr>
+      <w:r>
+        <w:rPr>
+          <w:rFonts w:hint="default" w:ascii="Times New Roman" w:hAnsi="Times New Roman" w:eastAsia="Arial" w:cs="Times New Roman"/>
+          <w:color w:val="1A1A1A"/>
+          <w:sz w:val="20"/>
+          <w:szCs w:val="20"/>
+        </w:rPr>
+        <w:t>Jain, A.K. and Gupta, B.B. (2022) 'A survey on phishing detection techniques', Journal of Ambient Intelligence and Humanized Computing, 13(10), pp. 4867–4886.</w:t>
+      </w:r>
+    </w:p>
+    <w:p>
+      <w:pPr>
+        <w:spacing w:before="60" w:after="60" w:line="276" w:lineRule="auto"/>
+        <w:ind w:left="720" w:hanging="720"/>
+        <w:rPr>
+          <w:rFonts w:hint="default" w:ascii="Times New Roman" w:hAnsi="Times New Roman" w:cs="Times New Roman"/>
+        </w:rPr>
+      </w:pPr>
+      <w:r>
+        <w:rPr>
+          <w:rFonts w:hint="default" w:ascii="Times New Roman" w:hAnsi="Times New Roman" w:eastAsia="Arial" w:cs="Times New Roman"/>
+          <w:color w:val="1A1A1A"/>
+          <w:sz w:val="20"/>
+          <w:szCs w:val="20"/>
+        </w:rPr>
+        <w:t>Khonji, M., Iraqi, Y. and Jones, A. (2013) 'Phishing detection: a literature survey', IEEE Communications Surveys and Tutorials, 15(4), pp. 2091–2121.</w:t>
+      </w:r>
+    </w:p>
+    <w:p>
+      <w:pPr>
+        <w:spacing w:before="60" w:after="60" w:line="276" w:lineRule="auto"/>
+        <w:ind w:left="720" w:hanging="720"/>
+        <w:rPr>
+          <w:rFonts w:hint="default" w:ascii="Times New Roman" w:hAnsi="Times New Roman" w:cs="Times New Roman"/>
+        </w:rPr>
+      </w:pPr>
+      <w:r>
+        <w:rPr>
+          <w:rFonts w:hint="default" w:ascii="Times New Roman" w:hAnsi="Times New Roman" w:eastAsia="Arial" w:cs="Times New Roman"/>
+          <w:color w:val="1A1A1A"/>
+          <w:sz w:val="20"/>
+          <w:szCs w:val="20"/>
+        </w:rPr>
+        <w:t>Mohammad, R.M., Thabtah, F. and McCluskey, L. (2015) 'Phishing websites detection based on machine learning: A review', International Journal of Computer Applications, 181(5), pp. 27–43.</w:t>
+      </w:r>
+    </w:p>
+    <w:p>
+      <w:pPr>
+        <w:spacing w:before="60" w:after="60" w:line="276" w:lineRule="auto"/>
+        <w:ind w:left="720" w:hanging="720"/>
+        <w:rPr>
+          <w:rFonts w:hint="default" w:ascii="Times New Roman" w:hAnsi="Times New Roman" w:cs="Times New Roman"/>
+        </w:rPr>
+      </w:pPr>
+      <w:r>
+        <w:rPr>
+          <w:rFonts w:hint="default" w:ascii="Times New Roman" w:hAnsi="Times New Roman" w:eastAsia="Arial" w:cs="Times New Roman"/>
+          <w:color w:val="1A1A1A"/>
+          <w:sz w:val="20"/>
+          <w:szCs w:val="20"/>
+        </w:rPr>
+        <w:t>Rao, R.S. and Pais, A.R. (2019) 'Detection of phishing websites using an efficient feature-based machine learning framework', Neural Computing and Applications, 31(8), pp. 3851–3873.</w:t>
+      </w:r>
+    </w:p>
+    <w:p>
+      <w:pPr>
+        <w:spacing w:before="60" w:after="60" w:line="276" w:lineRule="auto"/>
+        <w:ind w:left="720" w:hanging="720"/>
+        <w:rPr>
+          <w:rFonts w:hint="default" w:ascii="Times New Roman" w:hAnsi="Times New Roman" w:cs="Times New Roman"/>
+        </w:rPr>
+      </w:pPr>
+      <w:r>
+        <w:rPr>
+          <w:rFonts w:hint="default" w:ascii="Times New Roman" w:hAnsi="Times New Roman" w:eastAsia="Arial" w:cs="Times New Roman"/>
+          <w:color w:val="1A1A1A"/>
+          <w:sz w:val="20"/>
+          <w:szCs w:val="20"/>
+        </w:rPr>
+        <w:t>Sahingoz, O.K., Buber, E., Demir, O. and Diri, B. (2019) 'Machine learning based phishing detection from URLs', Expert Systems with Applications, 117, pp. 345–357.</w:t>
+      </w:r>
+    </w:p>
+    <w:p>
+      <w:pPr>
+        <w:spacing w:before="60" w:after="60" w:line="276" w:lineRule="auto"/>
+        <w:ind w:left="720" w:hanging="720"/>
+        <w:rPr>
+          <w:rFonts w:hint="default" w:ascii="Times New Roman" w:hAnsi="Times New Roman" w:cs="Times New Roman"/>
+        </w:rPr>
+      </w:pPr>
+      <w:r>
+        <w:rPr>
+          <w:rFonts w:hint="default" w:ascii="Times New Roman" w:hAnsi="Times New Roman" w:eastAsia="Arial" w:cs="Times New Roman"/>
+          <w:color w:val="1A1A1A"/>
+          <w:sz w:val="20"/>
+          <w:szCs w:val="20"/>
+        </w:rPr>
+        <w:t>Tiwari, S. (2021) Web Page Phishing Detection Dataset. Kaggle. Available at: https://www.kaggle.com/datasets/shashwatwork/web-page-phishing-detection-dataset (Accessed: 10 February 2026).</w:t>
+      </w:r>
+    </w:p>
+    <w:p>
+      <w:pPr>
+        <w:spacing w:before="60" w:after="60" w:line="276" w:lineRule="auto"/>
+        <w:ind w:left="720" w:hanging="720"/>
+        <w:rPr>
+          <w:rFonts w:hint="default" w:ascii="Times New Roman" w:hAnsi="Times New Roman" w:cs="Times New Roman"/>
+        </w:rPr>
+      </w:pPr>
+      <w:r>
+        <w:rPr>
+          <w:rFonts w:hint="default" w:ascii="Times New Roman" w:hAnsi="Times New Roman" w:eastAsia="Arial" w:cs="Times New Roman"/>
+          <w:color w:val="1A1A1A"/>
+          <w:sz w:val="20"/>
+          <w:szCs w:val="20"/>
+        </w:rPr>
+        <w:t>Wardman, B. and Warner, G. (2008) 'Automating phishing website identification through deep MD5 matching', in Proceedings of the eCrime Researchers Summit. IEEE, pp. 1–8.</w:t>
+      </w:r>
+    </w:p>
+    <w:p>
+      <w:pPr>
+        <w:spacing w:before="60" w:after="60" w:line="276" w:lineRule="auto"/>
+        <w:ind w:left="720" w:hanging="720"/>
+        <w:rPr>
+          <w:rFonts w:hint="default" w:ascii="Times New Roman" w:hAnsi="Times New Roman" w:cs="Times New Roman"/>
+        </w:rPr>
+      </w:pPr>
+      <w:r>
+        <w:rPr>
+          <w:rFonts w:hint="default" w:ascii="Times New Roman" w:hAnsi="Times New Roman" w:eastAsia="Arial" w:cs="Times New Roman"/>
+          <w:color w:val="1A1A1A"/>
+          <w:sz w:val="20"/>
+          <w:szCs w:val="20"/>
+        </w:rPr>
+        <w:t>Yi, P., Guan, Y., Zou, F., Yao, Y., Wang, W. and Zhu, T. (2020) 'Web phishing detection using a deep learning framework', Wireless Communications and Mobile Computing, 2018, Article ID 4678746.</w:t>
+      </w:r>
+    </w:p>
+    <w:p>
+      <w:pPr>
+        <w:jc w:val="left"/>
+        <w:rPr>
+          <w:rFonts w:hint="default" w:ascii="Times New Roman" w:hAnsi="Times New Roman" w:eastAsia="Arial" w:cs="Times New Roman"/>
+          <w:b/>
+          <w:bCs/>
+          <w:color w:val="auto"/>
+          <w:sz w:val="28"/>
+          <w:szCs w:val="28"/>
+          <w:lang w:val="en-GB"/>
+        </w:rPr>
+      </w:pPr>
+      <w:r>
+        <w:rPr>
+          <w:rFonts w:hint="default" w:ascii="Times New Roman" w:hAnsi="Times New Roman" w:cs="Times New Roman"/>
+        </w:rPr>
+        <w:br w:type="page"/>
+      </w:r>
     </w:p>
     <w:sectPr>
       <w:pgSz w:w="12240" w:h="15840"/>

--- a/Documentaions/24090531-Hyndavi-Yasarapu FPR.docx
+++ b/Documentaions/24090531-Hyndavi-Yasarapu FPR.docx
@@ -424,28 +424,6 @@
         </w:rPr>
         <w:t xml:space="preserve">Phishing attacks continue to be one of the most common and harmful types of cybercrime, using both human psychology and technical flaws to trick victims into divulging private information. The creation and assessment of an intelligent phishing website detection system that combines three complementing approaches—rule-based heuristic detection, machine learning classification, and a hybrid mixture of the two—is shown in this research. </w:t>
       </w:r>
-      <w:r>
-        <w:rPr>
-          <w:rFonts w:hint="default" w:ascii="Times New Roman" w:hAnsi="Times New Roman" w:eastAsia="SimSun" w:cs="Times New Roman"/>
-          <w:color w:val="auto"/>
-          <w:kern w:val="0"/>
-          <w:sz w:val="24"/>
-          <w:szCs w:val="24"/>
-          <w:lang w:val="en-US" w:eastAsia="zh-CN" w:bidi="ar"/>
-        </w:rPr>
-        <w:br w:type="textWrapping"/>
-      </w:r>
-      <w:r>
-        <w:rPr>
-          <w:rFonts w:hint="default" w:ascii="Times New Roman" w:hAnsi="Times New Roman" w:eastAsia="SimSun" w:cs="Times New Roman"/>
-          <w:color w:val="auto"/>
-          <w:kern w:val="0"/>
-          <w:sz w:val="24"/>
-          <w:szCs w:val="24"/>
-          <w:lang w:val="en-US" w:eastAsia="zh-CN" w:bidi="ar"/>
-        </w:rPr>
-        <w:t>Python 3.10 was used in the system's development, and 11,430 labelled URLs from Kaggle's Web Page Phishing Detection Dataset were used for evaluation. In order to extract 27 features in four categories—URL-based, domain-based, content-based, and lexical—a feature extraction process was designed. This pipeline captured a variety of traits of both harmful and legitimate websites.</w:t>
-      </w:r>
     </w:p>
     <w:p>
       <w:pPr>
@@ -472,7 +450,7 @@
           <w:szCs w:val="24"/>
           <w:lang w:val="en-US" w:eastAsia="zh-CN" w:bidi="ar"/>
         </w:rPr>
-        <w:t xml:space="preserve">The rule-based detector applies 15 weighted heuristic rules achieving 84.2% accuracy and 82.8% F1-score, offering rapid, interpretable decisions at 0.02 seconds per URL.Random Forest, Support Vector Machine, and Logistic Regression were the three algorithms that were assessed in the machine learning component. Random Forest performed the best, with 95.8% accuracy and 95.2% F1-score. The best overall performance was attained by the hybrid weighted method, which combined rule and ML outputs with optimised weights (0.3/0.7). This resulted in 96.8% accuracy and 96.2% F1-score, with 12% fewer false positives than ML alone. </w:t>
+        <w:br w:type="textWrapping"/>
       </w:r>
       <w:r>
         <w:rPr>
@@ -483,9 +461,16 @@
           <w:szCs w:val="24"/>
           <w:lang w:val="en-US" w:eastAsia="zh-CN" w:bidi="ar"/>
         </w:rPr>
-        <w:br w:type="textWrapping"/>
-      </w:r>
-      <w:r>
+        <w:t>With 27 features designed in four categories—URL-based, domain-based, content-based, and lexical—the system was created in Python 3.10 and tested on a 500-URL sample taken from the Web Page Phishing Detection Dataset (Tiwari, 2021). A training set of 400 URLs and a test set of 100 URLs were generated using an 80/20 stratified train/test split.</w:t>
+      </w:r>
+    </w:p>
+    <w:p>
+      <w:pPr>
+        <w:keepNext w:val="0"/>
+        <w:keepLines w:val="0"/>
+        <w:widowControl/>
+        <w:suppressLineNumbers w:val="0"/>
+        <w:jc w:val="both"/>
         <w:rPr>
           <w:rFonts w:hint="default" w:ascii="Times New Roman" w:hAnsi="Times New Roman" w:eastAsia="SimSun" w:cs="Times New Roman"/>
           <w:color w:val="auto"/>
@@ -494,19 +479,24 @@
           <w:szCs w:val="24"/>
           <w:lang w:val="en-US" w:eastAsia="zh-CN" w:bidi="ar"/>
         </w:rPr>
-        <w:t xml:space="preserve">These results verify that machine learning significantly outperforms rule-based heuristics and that hybrid techniques outperform individual methodologies. The research lays the groundwork for future efforts in real-time phishing defence, and the system is developed with </w:t>
-      </w:r>
-      <w:r>
+      </w:pPr>
+    </w:p>
+    <w:p>
+      <w:pPr>
+        <w:keepNext w:val="0"/>
+        <w:keepLines w:val="0"/>
+        <w:widowControl/>
+        <w:suppressLineNumbers w:val="0"/>
+        <w:jc w:val="both"/>
         <w:rPr>
           <w:rFonts w:hint="default" w:ascii="Times New Roman" w:hAnsi="Times New Roman" w:eastAsia="SimSun" w:cs="Times New Roman"/>
           <w:color w:val="auto"/>
           <w:kern w:val="0"/>
           <w:sz w:val="24"/>
           <w:szCs w:val="24"/>
-          <w:lang w:val="en-GB" w:eastAsia="zh-CN" w:bidi="ar"/>
-        </w:rPr>
-        <w:t>proof of concept detection engine</w:t>
-      </w:r>
+          <w:lang w:val="en-US" w:eastAsia="zh-CN" w:bidi="ar"/>
+        </w:rPr>
+      </w:pPr>
       <w:r>
         <w:rPr>
           <w:rFonts w:hint="default" w:ascii="Times New Roman" w:hAnsi="Times New Roman" w:eastAsia="SimSun" w:cs="Times New Roman"/>
@@ -516,7 +506,7 @@
           <w:szCs w:val="24"/>
           <w:lang w:val="en-US" w:eastAsia="zh-CN" w:bidi="ar"/>
         </w:rPr>
-        <w:t>.</w:t>
+        <w:t>With an F1-score of 0.041 and 53.0% accuracy on the test set, the rule-based detector with 15 data-driven weighted heuristic rules demonstrated the substantial difficulty of using only heuristic methods on this dataset. With 86.0% accuracy, 85.4% F1-score, and ROC-AUC of 0.934, Random Forest emerged as the top performance among the three algorithms assessed in the machine learning component. 76.0% accuracy was attained by SVM (F1: 0.760, AUC: 0.877) and 77.0% accuracy by Logistic Regression (F1: 0.742, AUC: 0.857). The hybrid weighted approach, which optimised weights to w_rule=0.00 and w_ml=1.00, matched the ML performance at 86.0% accuracy and 85.4% F1-score. This suggests that the machine learning component predominates on this dataset, with the rule-based component contributing very little because of its poor standalone performance.</w:t>
       </w:r>
     </w:p>
     <w:p>
@@ -6305,6 +6295,12 @@
             <w:insideH w:val="single" w:color="auto" w:sz="4" w:space="0"/>
             <w:insideV w:val="single" w:color="auto" w:sz="4" w:space="0"/>
           </w:tblBorders>
+          <w:tblCellMar>
+            <w:top w:w="0" w:type="dxa"/>
+            <w:left w:w="10" w:type="dxa"/>
+            <w:bottom w:w="0" w:type="dxa"/>
+            <w:right w:w="10" w:type="dxa"/>
+          </w:tblCellMar>
         </w:tblPrEx>
         <w:tc>
           <w:tcPr>
@@ -10412,7 +10408,7 @@
         <w:rPr>
           <w:rFonts w:hint="default" w:ascii="Times New Roman" w:hAnsi="Times New Roman" w:cs="Times New Roman"/>
           <w:color w:val="auto"/>
-          <w:highlight w:val="yellow"/>
+          <w:highlight w:val="none"/>
         </w:rPr>
       </w:pPr>
       <w:r>
@@ -10423,7 +10419,7 @@
           <w:color w:val="auto"/>
           <w:sz w:val="36"/>
           <w:szCs w:val="36"/>
-          <w:highlight w:val="yellow"/>
+          <w:highlight w:val="none"/>
         </w:rPr>
         <w:t>Chapter 5: Results and Evaluation</w:t>
       </w:r>
@@ -10482,64 +10478,12 @@
         <w:t>The fixed test set of 2,286 URLs—1,223 of which were authentic and 1,063 of which were phishing—was used for all trials. The test-set performance measurements are typical of expected real-world performance on a comparable URL population because the test set class distribution (53.5%/46.5%) roughly resembles the distribution of the entire dataset. Hardware: 16GB RAM, an Intel Core i7 processor, and no GPU acceleration (scikit-learn use CPU-based calculation). Software: imbalanced-learn 0.11.0, scikit-learn 1.3.0, Python 3.10.</w:t>
       </w:r>
     </w:p>
-    <w:p>
-      <w:pPr>
-        <w:pStyle w:val="3"/>
-        <w:spacing w:before="300" w:after="120"/>
-        <w:jc w:val="both"/>
-        <w:rPr>
-          <w:rFonts w:hint="default" w:ascii="Times New Roman" w:hAnsi="Times New Roman" w:eastAsia="Arial" w:cs="Times New Roman"/>
-          <w:b/>
-          <w:bCs/>
-          <w:color w:val="auto"/>
-          <w:sz w:val="28"/>
-          <w:szCs w:val="28"/>
-        </w:rPr>
-      </w:pPr>
-      <w:r>
-        <w:rPr>
-          <w:rFonts w:hint="default" w:ascii="Times New Roman" w:hAnsi="Times New Roman" w:eastAsia="Arial" w:cs="Times New Roman"/>
-          <w:b/>
-          <w:bCs/>
-          <w:color w:val="auto"/>
-          <w:sz w:val="28"/>
-          <w:szCs w:val="28"/>
-        </w:rPr>
-        <w:t>5.2 Dataset Characteristics</w:t>
-      </w:r>
-    </w:p>
-    <w:p>
-      <w:pPr>
-        <w:keepNext w:val="0"/>
-        <w:keepLines w:val="0"/>
-        <w:widowControl/>
-        <w:suppressLineNumbers w:val="0"/>
-        <w:jc w:val="both"/>
-        <w:rPr>
-          <w:rFonts w:hint="default" w:ascii="Times New Roman" w:hAnsi="Times New Roman" w:eastAsia="SimSun" w:cs="Times New Roman"/>
-          <w:kern w:val="0"/>
-          <w:sz w:val="24"/>
-          <w:szCs w:val="24"/>
-          <w:lang w:val="en-US" w:eastAsia="zh-CN" w:bidi="ar"/>
-        </w:rPr>
-      </w:pPr>
-      <w:r>
-        <w:rPr>
-          <w:rFonts w:hint="default" w:ascii="Times New Roman" w:hAnsi="Times New Roman" w:eastAsia="SimSun" w:cs="Times New Roman"/>
-          <w:kern w:val="0"/>
-          <w:sz w:val="24"/>
-          <w:szCs w:val="24"/>
-          <w:lang w:val="en-US" w:eastAsia="zh-CN" w:bidi="ar"/>
-        </w:rPr>
-        <w:t>The discriminative efficacy of the manufactured feature set was confirmed by analysis of the entire dataset, which showed distinct distributional differences between phishing and authentic URLs across numerous variables. Table 5.1 provides a summary of important distributional information.</w:t>
-      </w:r>
-    </w:p>
     <w:tbl>
       <w:tblPr>
         <w:tblStyle w:val="12"/>
-        <w:tblpPr w:leftFromText="180" w:rightFromText="180" w:vertAnchor="text" w:horzAnchor="page" w:tblpX="1604" w:tblpY="309"/>
+        <w:tblpPr w:leftFromText="180" w:rightFromText="180" w:vertAnchor="text" w:horzAnchor="page" w:tblpX="1564" w:tblpY="18"/>
         <w:tblOverlap w:val="never"/>
-        <w:tblW w:w="9207" w:type="dxa"/>
+        <w:tblW w:w="9360" w:type="dxa"/>
         <w:tblInd w:w="0" w:type="dxa"/>
         <w:tblBorders>
           <w:top w:val="single" w:color="auto" w:sz="4" w:space="0"/>
@@ -10558,9 +10502,8 @@
         </w:tblCellMar>
       </w:tblPr>
       <w:tblGrid>
-        <w:gridCol w:w="2580"/>
-        <w:gridCol w:w="3227"/>
-        <w:gridCol w:w="3400"/>
+        <w:gridCol w:w="4000"/>
+        <w:gridCol w:w="5360"/>
       </w:tblGrid>
       <w:tr>
         <w:tblPrEx>
@@ -10584,7 +10527,7 @@
         </w:trPr>
         <w:tc>
           <w:tcPr>
-            <w:tcW w:w="2580" w:type="dxa"/>
+            <w:tcW w:w="4000" w:type="dxa"/>
             <w:tcBorders>
               <w:top w:val="single" w:color="000000" w:sz="8" w:space="0"/>
               <w:left w:val="single" w:color="000000" w:sz="8" w:space="0"/>
@@ -10601,7 +10544,6 @@
           </w:tcPr>
           <w:p>
             <w:pPr>
-              <w:jc w:val="both"/>
               <w:rPr>
                 <w:rFonts w:hint="default" w:ascii="Times New Roman" w:hAnsi="Times New Roman" w:cs="Times New Roman"/>
                 <w:color w:val="FFFFFF"/>
@@ -10616,18 +10558,18 @@
                 <w:sz w:val="20"/>
                 <w:szCs w:val="20"/>
               </w:rPr>
-              <w:t>Feature</w:t>
-            </w:r>
-          </w:p>
-        </w:tc>
-        <w:tc>
-          <w:tcPr>
-            <w:tcW w:w="3227" w:type="dxa"/>
+              <w:t>Parameter</w:t>
+            </w:r>
+          </w:p>
+        </w:tc>
+        <w:tc>
+          <w:tcPr>
+            <w:tcW w:w="5360" w:type="dxa"/>
             <w:tcBorders>
               <w:top w:val="single" w:color="000000" w:sz="8" w:space="0"/>
               <w:left w:val="dotted" w:color="auto" w:sz="0" w:space="0"/>
               <w:bottom w:val="single" w:color="000000" w:sz="8" w:space="0"/>
-              <w:right w:val="dotted" w:color="auto" w:sz="0" w:space="0"/>
+              <w:right w:val="single" w:color="000000" w:sz="8" w:space="0"/>
             </w:tcBorders>
             <w:shd w:val="clear" w:color="auto" w:fill="000000"/>
             <w:tcMar>
@@ -10639,7 +10581,6 @@
           </w:tcPr>
           <w:p>
             <w:pPr>
-              <w:jc w:val="both"/>
               <w:rPr>
                 <w:rFonts w:hint="default" w:ascii="Times New Roman" w:hAnsi="Times New Roman" w:cs="Times New Roman"/>
                 <w:color w:val="FFFFFF"/>
@@ -10654,45 +10595,7 @@
                 <w:sz w:val="20"/>
                 <w:szCs w:val="20"/>
               </w:rPr>
-              <w:t>Legitimate URLs (Mean ± Std)</w:t>
-            </w:r>
-          </w:p>
-        </w:tc>
-        <w:tc>
-          <w:tcPr>
-            <w:tcW w:w="3400" w:type="dxa"/>
-            <w:tcBorders>
-              <w:top w:val="single" w:color="000000" w:sz="8" w:space="0"/>
-              <w:left w:val="dotted" w:color="auto" w:sz="0" w:space="0"/>
-              <w:bottom w:val="single" w:color="000000" w:sz="8" w:space="0"/>
-              <w:right w:val="single" w:color="000000" w:sz="8" w:space="0"/>
-            </w:tcBorders>
-            <w:shd w:val="clear" w:color="auto" w:fill="000000"/>
-            <w:tcMar>
-              <w:top w:w="80" w:type="dxa"/>
-              <w:left w:w="120" w:type="dxa"/>
-              <w:bottom w:w="80" w:type="dxa"/>
-              <w:right w:w="120" w:type="dxa"/>
-            </w:tcMar>
-          </w:tcPr>
-          <w:p>
-            <w:pPr>
-              <w:jc w:val="both"/>
-              <w:rPr>
-                <w:rFonts w:hint="default" w:ascii="Times New Roman" w:hAnsi="Times New Roman" w:cs="Times New Roman"/>
-                <w:color w:val="FFFFFF"/>
-              </w:rPr>
-            </w:pPr>
-            <w:r>
-              <w:rPr>
-                <w:rFonts w:hint="default" w:ascii="Times New Roman" w:hAnsi="Times New Roman" w:eastAsia="Arial" w:cs="Times New Roman"/>
-                <w:b/>
-                <w:bCs/>
-                <w:color w:val="FFFFFF"/>
-                <w:sz w:val="20"/>
-                <w:szCs w:val="20"/>
-              </w:rPr>
-              <w:t>Phishing URLs (Mean ± Std)</w:t>
+              <w:t>Value</w:t>
             </w:r>
           </w:p>
         </w:tc>
@@ -10716,7 +10619,7 @@
         </w:tblPrEx>
         <w:tc>
           <w:tcPr>
-            <w:tcW w:w="2580" w:type="dxa"/>
+            <w:tcW w:w="4000" w:type="dxa"/>
             <w:tcBorders>
               <w:top w:val="single" w:color="000000" w:sz="8" w:space="0"/>
               <w:left w:val="single" w:color="000000" w:sz="8" w:space="0"/>
@@ -10733,66 +10636,31 @@
           </w:tcPr>
           <w:p>
             <w:pPr>
-              <w:jc w:val="both"/>
-              <w:rPr>
-                <w:rFonts w:hint="default" w:ascii="Times New Roman" w:hAnsi="Times New Roman" w:cs="Times New Roman"/>
-                <w:color w:val="000000"/>
-              </w:rPr>
-            </w:pPr>
-            <w:r>
-              <w:rPr>
-                <w:rFonts w:hint="default" w:ascii="Times New Roman" w:hAnsi="Times New Roman" w:eastAsia="Arial" w:cs="Times New Roman"/>
-                <w:color w:val="000000"/>
-                <w:sz w:val="20"/>
-                <w:szCs w:val="20"/>
-              </w:rPr>
-              <w:t>url_length</w:t>
-            </w:r>
-          </w:p>
-        </w:tc>
-        <w:tc>
-          <w:tcPr>
-            <w:tcW w:w="3227" w:type="dxa"/>
+              <w:rPr>
+                <w:rFonts w:hint="default" w:ascii="Times New Roman" w:hAnsi="Times New Roman" w:cs="Times New Roman"/>
+                <w:color w:val="000000"/>
+              </w:rPr>
+            </w:pPr>
+            <w:r>
+              <w:rPr>
+                <w:rFonts w:hint="default" w:ascii="Times New Roman" w:hAnsi="Times New Roman" w:eastAsia="Arial" w:cs="Times New Roman"/>
+                <w:b w:val="0"/>
+                <w:bCs w:val="0"/>
+                <w:color w:val="000000"/>
+                <w:sz w:val="20"/>
+                <w:szCs w:val="20"/>
+              </w:rPr>
+              <w:t>Source Dataset</w:t>
+            </w:r>
+          </w:p>
+        </w:tc>
+        <w:tc>
+          <w:tcPr>
+            <w:tcW w:w="5360" w:type="dxa"/>
             <w:tcBorders>
               <w:top w:val="single" w:color="000000" w:sz="8" w:space="0"/>
               <w:left w:val="dotted" w:color="auto" w:sz="0" w:space="0"/>
               <w:bottom w:val="single" w:color="000000" w:sz="8" w:space="0"/>
-              <w:right w:val="dotted" w:color="auto" w:sz="0" w:space="0"/>
-            </w:tcBorders>
-            <w:shd w:val="clear" w:color="auto" w:fill="FFFFFF"/>
-            <w:tcMar>
-              <w:top w:w="60" w:type="dxa"/>
-              <w:left w:w="120" w:type="dxa"/>
-              <w:bottom w:w="60" w:type="dxa"/>
-              <w:right w:w="120" w:type="dxa"/>
-            </w:tcMar>
-          </w:tcPr>
-          <w:p>
-            <w:pPr>
-              <w:jc w:val="both"/>
-              <w:rPr>
-                <w:rFonts w:hint="default" w:ascii="Times New Roman" w:hAnsi="Times New Roman" w:cs="Times New Roman"/>
-                <w:color w:val="000000"/>
-              </w:rPr>
-            </w:pPr>
-            <w:r>
-              <w:rPr>
-                <w:rFonts w:hint="default" w:ascii="Times New Roman" w:hAnsi="Times New Roman" w:eastAsia="Arial" w:cs="Times New Roman"/>
-                <w:color w:val="000000"/>
-                <w:sz w:val="20"/>
-                <w:szCs w:val="20"/>
-              </w:rPr>
-              <w:t>42.3 ± 18.7</w:t>
-            </w:r>
-          </w:p>
-        </w:tc>
-        <w:tc>
-          <w:tcPr>
-            <w:tcW w:w="3400" w:type="dxa"/>
-            <w:tcBorders>
-              <w:top w:val="single" w:color="000000" w:sz="8" w:space="0"/>
-              <w:left w:val="dotted" w:color="auto" w:sz="0" w:space="0"/>
-              <w:bottom w:val="single" w:color="000000" w:sz="8" w:space="0"/>
               <w:right w:val="single" w:color="000000" w:sz="8" w:space="0"/>
             </w:tcBorders>
             <w:shd w:val="clear" w:color="auto" w:fill="FFFFFF"/>
@@ -10805,20 +10673,21 @@
           </w:tcPr>
           <w:p>
             <w:pPr>
-              <w:jc w:val="both"/>
-              <w:rPr>
-                <w:rFonts w:hint="default" w:ascii="Times New Roman" w:hAnsi="Times New Roman" w:cs="Times New Roman"/>
-                <w:color w:val="000000"/>
-              </w:rPr>
-            </w:pPr>
-            <w:r>
-              <w:rPr>
-                <w:rFonts w:hint="default" w:ascii="Times New Roman" w:hAnsi="Times New Roman" w:eastAsia="Arial" w:cs="Times New Roman"/>
-                <w:color w:val="000000"/>
-                <w:sz w:val="20"/>
-                <w:szCs w:val="20"/>
-              </w:rPr>
-              <w:t>68.9 ± 31.2</w:t>
+              <w:rPr>
+                <w:rFonts w:hint="default" w:ascii="Times New Roman" w:hAnsi="Times New Roman" w:cs="Times New Roman"/>
+                <w:color w:val="000000"/>
+              </w:rPr>
+            </w:pPr>
+            <w:r>
+              <w:rPr>
+                <w:rFonts w:hint="default" w:ascii="Times New Roman" w:hAnsi="Times New Roman" w:eastAsia="Arial" w:cs="Times New Roman"/>
+                <w:b w:val="0"/>
+                <w:bCs w:val="0"/>
+                <w:color w:val="000000"/>
+                <w:sz w:val="20"/>
+                <w:szCs w:val="20"/>
+              </w:rPr>
+              <w:t>Web Page Phishing Detection Dataset (Tiwari, 2021) — 11,430 URLs</w:t>
             </w:r>
           </w:p>
         </w:tc>
@@ -10842,7 +10711,7 @@
         </w:tblPrEx>
         <w:tc>
           <w:tcPr>
-            <w:tcW w:w="2580" w:type="dxa"/>
+            <w:tcW w:w="4000" w:type="dxa"/>
             <w:tcBorders>
               <w:top w:val="single" w:color="000000" w:sz="8" w:space="0"/>
               <w:left w:val="single" w:color="000000" w:sz="8" w:space="0"/>
@@ -10859,66 +10728,31 @@
           </w:tcPr>
           <w:p>
             <w:pPr>
-              <w:jc w:val="both"/>
-              <w:rPr>
-                <w:rFonts w:hint="default" w:ascii="Times New Roman" w:hAnsi="Times New Roman" w:cs="Times New Roman"/>
-                <w:color w:val="000000"/>
-              </w:rPr>
-            </w:pPr>
-            <w:r>
-              <w:rPr>
-                <w:rFonts w:hint="default" w:ascii="Times New Roman" w:hAnsi="Times New Roman" w:eastAsia="Arial" w:cs="Times New Roman"/>
-                <w:color w:val="000000"/>
-                <w:sz w:val="20"/>
-                <w:szCs w:val="20"/>
-              </w:rPr>
-              <w:t>subdomain_count</w:t>
-            </w:r>
-          </w:p>
-        </w:tc>
-        <w:tc>
-          <w:tcPr>
-            <w:tcW w:w="3227" w:type="dxa"/>
+              <w:rPr>
+                <w:rFonts w:hint="default" w:ascii="Times New Roman" w:hAnsi="Times New Roman" w:cs="Times New Roman"/>
+                <w:color w:val="000000"/>
+              </w:rPr>
+            </w:pPr>
+            <w:r>
+              <w:rPr>
+                <w:rFonts w:hint="default" w:ascii="Times New Roman" w:hAnsi="Times New Roman" w:eastAsia="Arial" w:cs="Times New Roman"/>
+                <w:b w:val="0"/>
+                <w:bCs w:val="0"/>
+                <w:color w:val="000000"/>
+                <w:sz w:val="20"/>
+                <w:szCs w:val="20"/>
+              </w:rPr>
+              <w:t>Working Sample</w:t>
+            </w:r>
+          </w:p>
+        </w:tc>
+        <w:tc>
+          <w:tcPr>
+            <w:tcW w:w="5360" w:type="dxa"/>
             <w:tcBorders>
               <w:top w:val="single" w:color="000000" w:sz="8" w:space="0"/>
               <w:left w:val="dotted" w:color="auto" w:sz="0" w:space="0"/>
               <w:bottom w:val="single" w:color="000000" w:sz="8" w:space="0"/>
-              <w:right w:val="dotted" w:color="auto" w:sz="0" w:space="0"/>
-            </w:tcBorders>
-            <w:shd w:val="clear" w:color="auto" w:fill="FFFFFF"/>
-            <w:tcMar>
-              <w:top w:w="60" w:type="dxa"/>
-              <w:left w:w="120" w:type="dxa"/>
-              <w:bottom w:w="60" w:type="dxa"/>
-              <w:right w:w="120" w:type="dxa"/>
-            </w:tcMar>
-          </w:tcPr>
-          <w:p>
-            <w:pPr>
-              <w:jc w:val="both"/>
-              <w:rPr>
-                <w:rFonts w:hint="default" w:ascii="Times New Roman" w:hAnsi="Times New Roman" w:cs="Times New Roman"/>
-                <w:color w:val="000000"/>
-              </w:rPr>
-            </w:pPr>
-            <w:r>
-              <w:rPr>
-                <w:rFonts w:hint="default" w:ascii="Times New Roman" w:hAnsi="Times New Roman" w:eastAsia="Arial" w:cs="Times New Roman"/>
-                <w:color w:val="000000"/>
-                <w:sz w:val="20"/>
-                <w:szCs w:val="20"/>
-              </w:rPr>
-              <w:t>1.2 ± 0.8</w:t>
-            </w:r>
-          </w:p>
-        </w:tc>
-        <w:tc>
-          <w:tcPr>
-            <w:tcW w:w="3400" w:type="dxa"/>
-            <w:tcBorders>
-              <w:top w:val="single" w:color="000000" w:sz="8" w:space="0"/>
-              <w:left w:val="dotted" w:color="auto" w:sz="0" w:space="0"/>
-              <w:bottom w:val="single" w:color="000000" w:sz="8" w:space="0"/>
               <w:right w:val="single" w:color="000000" w:sz="8" w:space="0"/>
             </w:tcBorders>
             <w:shd w:val="clear" w:color="auto" w:fill="FFFFFF"/>
@@ -10931,20 +10765,21 @@
           </w:tcPr>
           <w:p>
             <w:pPr>
-              <w:jc w:val="both"/>
-              <w:rPr>
-                <w:rFonts w:hint="default" w:ascii="Times New Roman" w:hAnsi="Times New Roman" w:cs="Times New Roman"/>
-                <w:color w:val="000000"/>
-              </w:rPr>
-            </w:pPr>
-            <w:r>
-              <w:rPr>
-                <w:rFonts w:hint="default" w:ascii="Times New Roman" w:hAnsi="Times New Roman" w:eastAsia="Arial" w:cs="Times New Roman"/>
-                <w:color w:val="000000"/>
-                <w:sz w:val="20"/>
-                <w:szCs w:val="20"/>
-              </w:rPr>
-              <w:t>2.8 ± 1.6</w:t>
+              <w:rPr>
+                <w:rFonts w:hint="default" w:ascii="Times New Roman" w:hAnsi="Times New Roman" w:cs="Times New Roman"/>
+                <w:color w:val="000000"/>
+              </w:rPr>
+            </w:pPr>
+            <w:r>
+              <w:rPr>
+                <w:rFonts w:hint="default" w:ascii="Times New Roman" w:hAnsi="Times New Roman" w:eastAsia="Arial" w:cs="Times New Roman"/>
+                <w:b w:val="0"/>
+                <w:bCs w:val="0"/>
+                <w:color w:val="000000"/>
+                <w:sz w:val="20"/>
+                <w:szCs w:val="20"/>
+              </w:rPr>
+              <w:t>500 URLs (stratified random sample)</w:t>
             </w:r>
           </w:p>
         </w:tc>
@@ -10968,7 +10803,7 @@
         </w:tblPrEx>
         <w:tc>
           <w:tcPr>
-            <w:tcW w:w="2580" w:type="dxa"/>
+            <w:tcW w:w="4000" w:type="dxa"/>
             <w:tcBorders>
               <w:top w:val="single" w:color="000000" w:sz="8" w:space="0"/>
               <w:left w:val="single" w:color="000000" w:sz="8" w:space="0"/>
@@ -10985,66 +10820,31 @@
           </w:tcPr>
           <w:p>
             <w:pPr>
-              <w:jc w:val="both"/>
-              <w:rPr>
-                <w:rFonts w:hint="default" w:ascii="Times New Roman" w:hAnsi="Times New Roman" w:cs="Times New Roman"/>
-                <w:color w:val="000000"/>
-              </w:rPr>
-            </w:pPr>
-            <w:r>
-              <w:rPr>
-                <w:rFonts w:hint="default" w:ascii="Times New Roman" w:hAnsi="Times New Roman" w:eastAsia="Arial" w:cs="Times New Roman"/>
-                <w:color w:val="000000"/>
-                <w:sz w:val="20"/>
-                <w:szCs w:val="20"/>
-              </w:rPr>
-              <w:t>dot_count</w:t>
-            </w:r>
-          </w:p>
-        </w:tc>
-        <w:tc>
-          <w:tcPr>
-            <w:tcW w:w="3227" w:type="dxa"/>
+              <w:rPr>
+                <w:rFonts w:hint="default" w:ascii="Times New Roman" w:hAnsi="Times New Roman" w:cs="Times New Roman"/>
+                <w:color w:val="000000"/>
+              </w:rPr>
+            </w:pPr>
+            <w:r>
+              <w:rPr>
+                <w:rFonts w:hint="default" w:ascii="Times New Roman" w:hAnsi="Times New Roman" w:eastAsia="Arial" w:cs="Times New Roman"/>
+                <w:b w:val="0"/>
+                <w:bCs w:val="0"/>
+                <w:color w:val="000000"/>
+                <w:sz w:val="20"/>
+                <w:szCs w:val="20"/>
+              </w:rPr>
+              <w:t>Training Set</w:t>
+            </w:r>
+          </w:p>
+        </w:tc>
+        <w:tc>
+          <w:tcPr>
+            <w:tcW w:w="5360" w:type="dxa"/>
             <w:tcBorders>
               <w:top w:val="single" w:color="000000" w:sz="8" w:space="0"/>
               <w:left w:val="dotted" w:color="auto" w:sz="0" w:space="0"/>
               <w:bottom w:val="single" w:color="000000" w:sz="8" w:space="0"/>
-              <w:right w:val="dotted" w:color="auto" w:sz="0" w:space="0"/>
-            </w:tcBorders>
-            <w:shd w:val="clear" w:color="auto" w:fill="FFFFFF"/>
-            <w:tcMar>
-              <w:top w:w="60" w:type="dxa"/>
-              <w:left w:w="120" w:type="dxa"/>
-              <w:bottom w:w="60" w:type="dxa"/>
-              <w:right w:w="120" w:type="dxa"/>
-            </w:tcMar>
-          </w:tcPr>
-          <w:p>
-            <w:pPr>
-              <w:jc w:val="both"/>
-              <w:rPr>
-                <w:rFonts w:hint="default" w:ascii="Times New Roman" w:hAnsi="Times New Roman" w:cs="Times New Roman"/>
-                <w:color w:val="000000"/>
-              </w:rPr>
-            </w:pPr>
-            <w:r>
-              <w:rPr>
-                <w:rFonts w:hint="default" w:ascii="Times New Roman" w:hAnsi="Times New Roman" w:eastAsia="Arial" w:cs="Times New Roman"/>
-                <w:color w:val="000000"/>
-                <w:sz w:val="20"/>
-                <w:szCs w:val="20"/>
-              </w:rPr>
-              <w:t>3.1 ± 1.2</w:t>
-            </w:r>
-          </w:p>
-        </w:tc>
-        <w:tc>
-          <w:tcPr>
-            <w:tcW w:w="3400" w:type="dxa"/>
-            <w:tcBorders>
-              <w:top w:val="single" w:color="000000" w:sz="8" w:space="0"/>
-              <w:left w:val="dotted" w:color="auto" w:sz="0" w:space="0"/>
-              <w:bottom w:val="single" w:color="000000" w:sz="8" w:space="0"/>
               <w:right w:val="single" w:color="000000" w:sz="8" w:space="0"/>
             </w:tcBorders>
             <w:shd w:val="clear" w:color="auto" w:fill="FFFFFF"/>
@@ -11057,20 +10857,21 @@
           </w:tcPr>
           <w:p>
             <w:pPr>
-              <w:jc w:val="both"/>
-              <w:rPr>
-                <w:rFonts w:hint="default" w:ascii="Times New Roman" w:hAnsi="Times New Roman" w:cs="Times New Roman"/>
-                <w:color w:val="000000"/>
-              </w:rPr>
-            </w:pPr>
-            <w:r>
-              <w:rPr>
-                <w:rFonts w:hint="default" w:ascii="Times New Roman" w:hAnsi="Times New Roman" w:eastAsia="Arial" w:cs="Times New Roman"/>
-                <w:color w:val="000000"/>
-                <w:sz w:val="20"/>
-                <w:szCs w:val="20"/>
-              </w:rPr>
-              <w:t>5.4 ± 2.1</w:t>
+              <w:rPr>
+                <w:rFonts w:hint="default" w:ascii="Times New Roman" w:hAnsi="Times New Roman" w:cs="Times New Roman"/>
+                <w:color w:val="000000"/>
+              </w:rPr>
+            </w:pPr>
+            <w:r>
+              <w:rPr>
+                <w:rFonts w:hint="default" w:ascii="Times New Roman" w:hAnsi="Times New Roman" w:eastAsia="Arial" w:cs="Times New Roman"/>
+                <w:b w:val="0"/>
+                <w:bCs w:val="0"/>
+                <w:color w:val="000000"/>
+                <w:sz w:val="20"/>
+                <w:szCs w:val="20"/>
+              </w:rPr>
+              <w:t>400 URLs (214 legitimate, 186 phishing)</w:t>
             </w:r>
           </w:p>
         </w:tc>
@@ -11094,7 +10895,7 @@
         </w:tblPrEx>
         <w:tc>
           <w:tcPr>
-            <w:tcW w:w="2580" w:type="dxa"/>
+            <w:tcW w:w="4000" w:type="dxa"/>
             <w:tcBorders>
               <w:top w:val="single" w:color="000000" w:sz="8" w:space="0"/>
               <w:left w:val="single" w:color="000000" w:sz="8" w:space="0"/>
@@ -11111,66 +10912,31 @@
           </w:tcPr>
           <w:p>
             <w:pPr>
-              <w:jc w:val="both"/>
-              <w:rPr>
-                <w:rFonts w:hint="default" w:ascii="Times New Roman" w:hAnsi="Times New Roman" w:cs="Times New Roman"/>
-                <w:color w:val="000000"/>
-              </w:rPr>
-            </w:pPr>
-            <w:r>
-              <w:rPr>
-                <w:rFonts w:hint="default" w:ascii="Times New Roman" w:hAnsi="Times New Roman" w:eastAsia="Arial" w:cs="Times New Roman"/>
-                <w:color w:val="000000"/>
-                <w:sz w:val="20"/>
-                <w:szCs w:val="20"/>
-              </w:rPr>
-              <w:t>hyphen_count</w:t>
-            </w:r>
-          </w:p>
-        </w:tc>
-        <w:tc>
-          <w:tcPr>
-            <w:tcW w:w="3227" w:type="dxa"/>
+              <w:rPr>
+                <w:rFonts w:hint="default" w:ascii="Times New Roman" w:hAnsi="Times New Roman" w:cs="Times New Roman"/>
+                <w:color w:val="000000"/>
+              </w:rPr>
+            </w:pPr>
+            <w:r>
+              <w:rPr>
+                <w:rFonts w:hint="default" w:ascii="Times New Roman" w:hAnsi="Times New Roman" w:eastAsia="Arial" w:cs="Times New Roman"/>
+                <w:b w:val="0"/>
+                <w:bCs w:val="0"/>
+                <w:color w:val="000000"/>
+                <w:sz w:val="20"/>
+                <w:szCs w:val="20"/>
+              </w:rPr>
+              <w:t>Test Set</w:t>
+            </w:r>
+          </w:p>
+        </w:tc>
+        <w:tc>
+          <w:tcPr>
+            <w:tcW w:w="5360" w:type="dxa"/>
             <w:tcBorders>
               <w:top w:val="single" w:color="000000" w:sz="8" w:space="0"/>
               <w:left w:val="dotted" w:color="auto" w:sz="0" w:space="0"/>
               <w:bottom w:val="single" w:color="000000" w:sz="8" w:space="0"/>
-              <w:right w:val="dotted" w:color="auto" w:sz="0" w:space="0"/>
-            </w:tcBorders>
-            <w:shd w:val="clear" w:color="auto" w:fill="FFFFFF"/>
-            <w:tcMar>
-              <w:top w:w="60" w:type="dxa"/>
-              <w:left w:w="120" w:type="dxa"/>
-              <w:bottom w:w="60" w:type="dxa"/>
-              <w:right w:w="120" w:type="dxa"/>
-            </w:tcMar>
-          </w:tcPr>
-          <w:p>
-            <w:pPr>
-              <w:jc w:val="both"/>
-              <w:rPr>
-                <w:rFonts w:hint="default" w:ascii="Times New Roman" w:hAnsi="Times New Roman" w:cs="Times New Roman"/>
-                <w:color w:val="000000"/>
-              </w:rPr>
-            </w:pPr>
-            <w:r>
-              <w:rPr>
-                <w:rFonts w:hint="default" w:ascii="Times New Roman" w:hAnsi="Times New Roman" w:eastAsia="Arial" w:cs="Times New Roman"/>
-                <w:color w:val="000000"/>
-                <w:sz w:val="20"/>
-                <w:szCs w:val="20"/>
-              </w:rPr>
-              <w:t>0.4 ± 0.7</w:t>
-            </w:r>
-          </w:p>
-        </w:tc>
-        <w:tc>
-          <w:tcPr>
-            <w:tcW w:w="3400" w:type="dxa"/>
-            <w:tcBorders>
-              <w:top w:val="single" w:color="000000" w:sz="8" w:space="0"/>
-              <w:left w:val="dotted" w:color="auto" w:sz="0" w:space="0"/>
-              <w:bottom w:val="single" w:color="000000" w:sz="8" w:space="0"/>
               <w:right w:val="single" w:color="000000" w:sz="8" w:space="0"/>
             </w:tcBorders>
             <w:shd w:val="clear" w:color="auto" w:fill="FFFFFF"/>
@@ -11183,20 +10949,21 @@
           </w:tcPr>
           <w:p>
             <w:pPr>
-              <w:jc w:val="both"/>
-              <w:rPr>
-                <w:rFonts w:hint="default" w:ascii="Times New Roman" w:hAnsi="Times New Roman" w:cs="Times New Roman"/>
-                <w:color w:val="000000"/>
-              </w:rPr>
-            </w:pPr>
-            <w:r>
-              <w:rPr>
-                <w:rFonts w:hint="default" w:ascii="Times New Roman" w:hAnsi="Times New Roman" w:eastAsia="Arial" w:cs="Times New Roman"/>
-                <w:color w:val="000000"/>
-                <w:sz w:val="20"/>
-                <w:szCs w:val="20"/>
-              </w:rPr>
-              <w:t>1.9 ± 1.4</w:t>
+              <w:rPr>
+                <w:rFonts w:hint="default" w:ascii="Times New Roman" w:hAnsi="Times New Roman" w:cs="Times New Roman"/>
+                <w:color w:val="000000"/>
+              </w:rPr>
+            </w:pPr>
+            <w:r>
+              <w:rPr>
+                <w:rFonts w:hint="default" w:ascii="Times New Roman" w:hAnsi="Times New Roman" w:eastAsia="Arial" w:cs="Times New Roman"/>
+                <w:b w:val="0"/>
+                <w:bCs w:val="0"/>
+                <w:color w:val="000000"/>
+                <w:sz w:val="20"/>
+                <w:szCs w:val="20"/>
+              </w:rPr>
+              <w:t>100 URLs (53 legitimate, 47 phishing)</w:t>
             </w:r>
           </w:p>
         </w:tc>
@@ -11220,7 +10987,7 @@
         </w:tblPrEx>
         <w:tc>
           <w:tcPr>
-            <w:tcW w:w="2580" w:type="dxa"/>
+            <w:tcW w:w="4000" w:type="dxa"/>
             <w:tcBorders>
               <w:top w:val="single" w:color="000000" w:sz="8" w:space="0"/>
               <w:left w:val="single" w:color="000000" w:sz="8" w:space="0"/>
@@ -11237,66 +11004,31 @@
           </w:tcPr>
           <w:p>
             <w:pPr>
-              <w:jc w:val="both"/>
-              <w:rPr>
-                <w:rFonts w:hint="default" w:ascii="Times New Roman" w:hAnsi="Times New Roman" w:cs="Times New Roman"/>
-                <w:color w:val="000000"/>
-              </w:rPr>
-            </w:pPr>
-            <w:r>
-              <w:rPr>
-                <w:rFonts w:hint="default" w:ascii="Times New Roman" w:hAnsi="Times New Roman" w:eastAsia="Arial" w:cs="Times New Roman"/>
-                <w:color w:val="000000"/>
-                <w:sz w:val="20"/>
-                <w:szCs w:val="20"/>
-              </w:rPr>
-              <w:t>entropy</w:t>
-            </w:r>
-          </w:p>
-        </w:tc>
-        <w:tc>
-          <w:tcPr>
-            <w:tcW w:w="3227" w:type="dxa"/>
+              <w:rPr>
+                <w:rFonts w:hint="default" w:ascii="Times New Roman" w:hAnsi="Times New Roman" w:cs="Times New Roman"/>
+                <w:color w:val="000000"/>
+              </w:rPr>
+            </w:pPr>
+            <w:r>
+              <w:rPr>
+                <w:rFonts w:hint="default" w:ascii="Times New Roman" w:hAnsi="Times New Roman" w:eastAsia="Arial" w:cs="Times New Roman"/>
+                <w:b w:val="0"/>
+                <w:bCs w:val="0"/>
+                <w:color w:val="000000"/>
+                <w:sz w:val="20"/>
+                <w:szCs w:val="20"/>
+              </w:rPr>
+              <w:t>Features</w:t>
+            </w:r>
+          </w:p>
+        </w:tc>
+        <w:tc>
+          <w:tcPr>
+            <w:tcW w:w="5360" w:type="dxa"/>
             <w:tcBorders>
               <w:top w:val="single" w:color="000000" w:sz="8" w:space="0"/>
               <w:left w:val="dotted" w:color="auto" w:sz="0" w:space="0"/>
               <w:bottom w:val="single" w:color="000000" w:sz="8" w:space="0"/>
-              <w:right w:val="dotted" w:color="auto" w:sz="0" w:space="0"/>
-            </w:tcBorders>
-            <w:shd w:val="clear" w:color="auto" w:fill="FFFFFF"/>
-            <w:tcMar>
-              <w:top w:w="60" w:type="dxa"/>
-              <w:left w:w="120" w:type="dxa"/>
-              <w:bottom w:w="60" w:type="dxa"/>
-              <w:right w:w="120" w:type="dxa"/>
-            </w:tcMar>
-          </w:tcPr>
-          <w:p>
-            <w:pPr>
-              <w:jc w:val="both"/>
-              <w:rPr>
-                <w:rFonts w:hint="default" w:ascii="Times New Roman" w:hAnsi="Times New Roman" w:cs="Times New Roman"/>
-                <w:color w:val="000000"/>
-              </w:rPr>
-            </w:pPr>
-            <w:r>
-              <w:rPr>
-                <w:rFonts w:hint="default" w:ascii="Times New Roman" w:hAnsi="Times New Roman" w:eastAsia="Arial" w:cs="Times New Roman"/>
-                <w:color w:val="000000"/>
-                <w:sz w:val="20"/>
-                <w:szCs w:val="20"/>
-              </w:rPr>
-              <w:t>3.42 ± 0.38</w:t>
-            </w:r>
-          </w:p>
-        </w:tc>
-        <w:tc>
-          <w:tcPr>
-            <w:tcW w:w="3400" w:type="dxa"/>
-            <w:tcBorders>
-              <w:top w:val="single" w:color="000000" w:sz="8" w:space="0"/>
-              <w:left w:val="dotted" w:color="auto" w:sz="0" w:space="0"/>
-              <w:bottom w:val="single" w:color="000000" w:sz="8" w:space="0"/>
               <w:right w:val="single" w:color="000000" w:sz="8" w:space="0"/>
             </w:tcBorders>
             <w:shd w:val="clear" w:color="auto" w:fill="FFFFFF"/>
@@ -11309,20 +11041,21 @@
           </w:tcPr>
           <w:p>
             <w:pPr>
-              <w:jc w:val="both"/>
-              <w:rPr>
-                <w:rFonts w:hint="default" w:ascii="Times New Roman" w:hAnsi="Times New Roman" w:cs="Times New Roman"/>
-                <w:color w:val="000000"/>
-              </w:rPr>
-            </w:pPr>
-            <w:r>
-              <w:rPr>
-                <w:rFonts w:hint="default" w:ascii="Times New Roman" w:hAnsi="Times New Roman" w:eastAsia="Arial" w:cs="Times New Roman"/>
-                <w:color w:val="000000"/>
-                <w:sz w:val="20"/>
-                <w:szCs w:val="20"/>
-              </w:rPr>
-              <w:t>3.89 ± 0.41</w:t>
+              <w:rPr>
+                <w:rFonts w:hint="default" w:ascii="Times New Roman" w:hAnsi="Times New Roman" w:cs="Times New Roman"/>
+                <w:color w:val="000000"/>
+              </w:rPr>
+            </w:pPr>
+            <w:r>
+              <w:rPr>
+                <w:rFonts w:hint="default" w:ascii="Times New Roman" w:hAnsi="Times New Roman" w:eastAsia="Arial" w:cs="Times New Roman"/>
+                <w:b w:val="0"/>
+                <w:bCs w:val="0"/>
+                <w:color w:val="000000"/>
+                <w:sz w:val="20"/>
+                <w:szCs w:val="20"/>
+              </w:rPr>
+              <w:t>27 across 4 categories (URL, domain, content, lexical)</w:t>
             </w:r>
           </w:p>
         </w:tc>
@@ -11346,7 +11079,7 @@
         </w:tblPrEx>
         <w:tc>
           <w:tcPr>
-            <w:tcW w:w="2580" w:type="dxa"/>
+            <w:tcW w:w="4000" w:type="dxa"/>
             <w:tcBorders>
               <w:top w:val="single" w:color="000000" w:sz="8" w:space="0"/>
               <w:left w:val="single" w:color="000000" w:sz="8" w:space="0"/>
@@ -11363,66 +11096,31 @@
           </w:tcPr>
           <w:p>
             <w:pPr>
-              <w:jc w:val="both"/>
-              <w:rPr>
-                <w:rFonts w:hint="default" w:ascii="Times New Roman" w:hAnsi="Times New Roman" w:cs="Times New Roman"/>
-                <w:color w:val="000000"/>
-              </w:rPr>
-            </w:pPr>
-            <w:r>
-              <w:rPr>
-                <w:rFonts w:hint="default" w:ascii="Times New Roman" w:hAnsi="Times New Roman" w:eastAsia="Arial" w:cs="Times New Roman"/>
-                <w:color w:val="000000"/>
-                <w:sz w:val="20"/>
-                <w:szCs w:val="20"/>
-              </w:rPr>
-              <w:t>has_https (%)</w:t>
-            </w:r>
-          </w:p>
-        </w:tc>
-        <w:tc>
-          <w:tcPr>
-            <w:tcW w:w="3227" w:type="dxa"/>
+              <w:rPr>
+                <w:rFonts w:hint="default" w:ascii="Times New Roman" w:hAnsi="Times New Roman" w:cs="Times New Roman"/>
+                <w:color w:val="000000"/>
+              </w:rPr>
+            </w:pPr>
+            <w:r>
+              <w:rPr>
+                <w:rFonts w:hint="default" w:ascii="Times New Roman" w:hAnsi="Times New Roman" w:eastAsia="Arial" w:cs="Times New Roman"/>
+                <w:b w:val="0"/>
+                <w:bCs w:val="0"/>
+                <w:color w:val="000000"/>
+                <w:sz w:val="20"/>
+                <w:szCs w:val="20"/>
+              </w:rPr>
+              <w:t>Python Version</w:t>
+            </w:r>
+          </w:p>
+        </w:tc>
+        <w:tc>
+          <w:tcPr>
+            <w:tcW w:w="5360" w:type="dxa"/>
             <w:tcBorders>
               <w:top w:val="single" w:color="000000" w:sz="8" w:space="0"/>
               <w:left w:val="dotted" w:color="auto" w:sz="0" w:space="0"/>
               <w:bottom w:val="single" w:color="000000" w:sz="8" w:space="0"/>
-              <w:right w:val="dotted" w:color="auto" w:sz="0" w:space="0"/>
-            </w:tcBorders>
-            <w:shd w:val="clear" w:color="auto" w:fill="FFFFFF"/>
-            <w:tcMar>
-              <w:top w:w="60" w:type="dxa"/>
-              <w:left w:w="120" w:type="dxa"/>
-              <w:bottom w:w="60" w:type="dxa"/>
-              <w:right w:w="120" w:type="dxa"/>
-            </w:tcMar>
-          </w:tcPr>
-          <w:p>
-            <w:pPr>
-              <w:jc w:val="both"/>
-              <w:rPr>
-                <w:rFonts w:hint="default" w:ascii="Times New Roman" w:hAnsi="Times New Roman" w:cs="Times New Roman"/>
-                <w:color w:val="000000"/>
-              </w:rPr>
-            </w:pPr>
-            <w:r>
-              <w:rPr>
-                <w:rFonts w:hint="default" w:ascii="Times New Roman" w:hAnsi="Times New Roman" w:eastAsia="Arial" w:cs="Times New Roman"/>
-                <w:color w:val="000000"/>
-                <w:sz w:val="20"/>
-                <w:szCs w:val="20"/>
-              </w:rPr>
-              <w:t>87.2%</w:t>
-            </w:r>
-          </w:p>
-        </w:tc>
-        <w:tc>
-          <w:tcPr>
-            <w:tcW w:w="3400" w:type="dxa"/>
-            <w:tcBorders>
-              <w:top w:val="single" w:color="000000" w:sz="8" w:space="0"/>
-              <w:left w:val="dotted" w:color="auto" w:sz="0" w:space="0"/>
-              <w:bottom w:val="single" w:color="000000" w:sz="8" w:space="0"/>
               <w:right w:val="single" w:color="000000" w:sz="8" w:space="0"/>
             </w:tcBorders>
             <w:shd w:val="clear" w:color="auto" w:fill="FFFFFF"/>
@@ -11435,20 +11133,21 @@
           </w:tcPr>
           <w:p>
             <w:pPr>
-              <w:jc w:val="both"/>
-              <w:rPr>
-                <w:rFonts w:hint="default" w:ascii="Times New Roman" w:hAnsi="Times New Roman" w:cs="Times New Roman"/>
-                <w:color w:val="000000"/>
-              </w:rPr>
-            </w:pPr>
-            <w:r>
-              <w:rPr>
-                <w:rFonts w:hint="default" w:ascii="Times New Roman" w:hAnsi="Times New Roman" w:eastAsia="Arial" w:cs="Times New Roman"/>
-                <w:color w:val="000000"/>
-                <w:sz w:val="20"/>
-                <w:szCs w:val="20"/>
-              </w:rPr>
-              <w:t>31.4%</w:t>
+              <w:rPr>
+                <w:rFonts w:hint="default" w:ascii="Times New Roman" w:hAnsi="Times New Roman" w:cs="Times New Roman"/>
+                <w:color w:val="000000"/>
+              </w:rPr>
+            </w:pPr>
+            <w:r>
+              <w:rPr>
+                <w:rFonts w:hint="default" w:ascii="Times New Roman" w:hAnsi="Times New Roman" w:eastAsia="Arial" w:cs="Times New Roman"/>
+                <w:b w:val="0"/>
+                <w:bCs w:val="0"/>
+                <w:color w:val="000000"/>
+                <w:sz w:val="20"/>
+                <w:szCs w:val="20"/>
+              </w:rPr>
+              <w:t>3.10</w:t>
             </w:r>
           </w:p>
         </w:tc>
@@ -11472,7 +11171,7 @@
         </w:tblPrEx>
         <w:tc>
           <w:tcPr>
-            <w:tcW w:w="2580" w:type="dxa"/>
+            <w:tcW w:w="4000" w:type="dxa"/>
             <w:tcBorders>
               <w:top w:val="single" w:color="000000" w:sz="8" w:space="0"/>
               <w:left w:val="single" w:color="000000" w:sz="8" w:space="0"/>
@@ -11489,66 +11188,31 @@
           </w:tcPr>
           <w:p>
             <w:pPr>
-              <w:jc w:val="both"/>
-              <w:rPr>
-                <w:rFonts w:hint="default" w:ascii="Times New Roman" w:hAnsi="Times New Roman" w:cs="Times New Roman"/>
-                <w:color w:val="000000"/>
-              </w:rPr>
-            </w:pPr>
-            <w:r>
-              <w:rPr>
-                <w:rFonts w:hint="default" w:ascii="Times New Roman" w:hAnsi="Times New Roman" w:eastAsia="Arial" w:cs="Times New Roman"/>
-                <w:color w:val="000000"/>
-                <w:sz w:val="20"/>
-                <w:szCs w:val="20"/>
-              </w:rPr>
-              <w:t>has_ip (%)</w:t>
-            </w:r>
-          </w:p>
-        </w:tc>
-        <w:tc>
-          <w:tcPr>
-            <w:tcW w:w="3227" w:type="dxa"/>
+              <w:rPr>
+                <w:rFonts w:hint="default" w:ascii="Times New Roman" w:hAnsi="Times New Roman" w:cs="Times New Roman"/>
+                <w:color w:val="000000"/>
+              </w:rPr>
+            </w:pPr>
+            <w:r>
+              <w:rPr>
+                <w:rFonts w:hint="default" w:ascii="Times New Roman" w:hAnsi="Times New Roman" w:eastAsia="Arial" w:cs="Times New Roman"/>
+                <w:b w:val="0"/>
+                <w:bCs w:val="0"/>
+                <w:color w:val="000000"/>
+                <w:sz w:val="20"/>
+                <w:szCs w:val="20"/>
+              </w:rPr>
+              <w:t>Key Libraries</w:t>
+            </w:r>
+          </w:p>
+        </w:tc>
+        <w:tc>
+          <w:tcPr>
+            <w:tcW w:w="5360" w:type="dxa"/>
             <w:tcBorders>
               <w:top w:val="single" w:color="000000" w:sz="8" w:space="0"/>
               <w:left w:val="dotted" w:color="auto" w:sz="0" w:space="0"/>
               <w:bottom w:val="single" w:color="000000" w:sz="8" w:space="0"/>
-              <w:right w:val="dotted" w:color="auto" w:sz="0" w:space="0"/>
-            </w:tcBorders>
-            <w:shd w:val="clear" w:color="auto" w:fill="FFFFFF"/>
-            <w:tcMar>
-              <w:top w:w="60" w:type="dxa"/>
-              <w:left w:w="120" w:type="dxa"/>
-              <w:bottom w:w="60" w:type="dxa"/>
-              <w:right w:w="120" w:type="dxa"/>
-            </w:tcMar>
-          </w:tcPr>
-          <w:p>
-            <w:pPr>
-              <w:jc w:val="both"/>
-              <w:rPr>
-                <w:rFonts w:hint="default" w:ascii="Times New Roman" w:hAnsi="Times New Roman" w:cs="Times New Roman"/>
-                <w:color w:val="000000"/>
-              </w:rPr>
-            </w:pPr>
-            <w:r>
-              <w:rPr>
-                <w:rFonts w:hint="default" w:ascii="Times New Roman" w:hAnsi="Times New Roman" w:eastAsia="Arial" w:cs="Times New Roman"/>
-                <w:color w:val="000000"/>
-                <w:sz w:val="20"/>
-                <w:szCs w:val="20"/>
-              </w:rPr>
-              <w:t>0.8%</w:t>
-            </w:r>
-          </w:p>
-        </w:tc>
-        <w:tc>
-          <w:tcPr>
-            <w:tcW w:w="3400" w:type="dxa"/>
-            <w:tcBorders>
-              <w:top w:val="single" w:color="000000" w:sz="8" w:space="0"/>
-              <w:left w:val="dotted" w:color="auto" w:sz="0" w:space="0"/>
-              <w:bottom w:val="single" w:color="000000" w:sz="8" w:space="0"/>
               <w:right w:val="single" w:color="000000" w:sz="8" w:space="0"/>
             </w:tcBorders>
             <w:shd w:val="clear" w:color="auto" w:fill="FFFFFF"/>
@@ -11561,20 +11225,21 @@
           </w:tcPr>
           <w:p>
             <w:pPr>
-              <w:jc w:val="both"/>
-              <w:rPr>
-                <w:rFonts w:hint="default" w:ascii="Times New Roman" w:hAnsi="Times New Roman" w:cs="Times New Roman"/>
-                <w:color w:val="000000"/>
-              </w:rPr>
-            </w:pPr>
-            <w:r>
-              <w:rPr>
-                <w:rFonts w:hint="default" w:ascii="Times New Roman" w:hAnsi="Times New Roman" w:eastAsia="Arial" w:cs="Times New Roman"/>
-                <w:color w:val="000000"/>
-                <w:sz w:val="20"/>
-                <w:szCs w:val="20"/>
-              </w:rPr>
-              <w:t>12.3%</w:t>
+              <w:rPr>
+                <w:rFonts w:hint="default" w:ascii="Times New Roman" w:hAnsi="Times New Roman" w:cs="Times New Roman"/>
+                <w:color w:val="000000"/>
+              </w:rPr>
+            </w:pPr>
+            <w:r>
+              <w:rPr>
+                <w:rFonts w:hint="default" w:ascii="Times New Roman" w:hAnsi="Times New Roman" w:eastAsia="Arial" w:cs="Times New Roman"/>
+                <w:b w:val="0"/>
+                <w:bCs w:val="0"/>
+                <w:color w:val="000000"/>
+                <w:sz w:val="20"/>
+                <w:szCs w:val="20"/>
+              </w:rPr>
+              <w:t>scikit-learn 1.3.0, pandas 2.0.3, BeautifulSoup4 4.12.2</w:t>
             </w:r>
           </w:p>
         </w:tc>
@@ -11598,7 +11263,7 @@
         </w:tblPrEx>
         <w:tc>
           <w:tcPr>
-            <w:tcW w:w="2580" w:type="dxa"/>
+            <w:tcW w:w="4000" w:type="dxa"/>
             <w:tcBorders>
               <w:top w:val="single" w:color="000000" w:sz="8" w:space="0"/>
               <w:left w:val="single" w:color="000000" w:sz="8" w:space="0"/>
@@ -11615,66 +11280,31 @@
           </w:tcPr>
           <w:p>
             <w:pPr>
-              <w:jc w:val="both"/>
-              <w:rPr>
-                <w:rFonts w:hint="default" w:ascii="Times New Roman" w:hAnsi="Times New Roman" w:cs="Times New Roman"/>
-                <w:color w:val="000000"/>
-              </w:rPr>
-            </w:pPr>
-            <w:r>
-              <w:rPr>
-                <w:rFonts w:hint="default" w:ascii="Times New Roman" w:hAnsi="Times New Roman" w:eastAsia="Arial" w:cs="Times New Roman"/>
-                <w:color w:val="000000"/>
-                <w:sz w:val="20"/>
-                <w:szCs w:val="20"/>
-              </w:rPr>
-              <w:t>suspicious_tld (%)</w:t>
-            </w:r>
-          </w:p>
-        </w:tc>
-        <w:tc>
-          <w:tcPr>
-            <w:tcW w:w="3227" w:type="dxa"/>
+              <w:rPr>
+                <w:rFonts w:hint="default" w:ascii="Times New Roman" w:hAnsi="Times New Roman" w:cs="Times New Roman"/>
+                <w:color w:val="000000"/>
+              </w:rPr>
+            </w:pPr>
+            <w:r>
+              <w:rPr>
+                <w:rFonts w:hint="default" w:ascii="Times New Roman" w:hAnsi="Times New Roman" w:eastAsia="Arial" w:cs="Times New Roman"/>
+                <w:b w:val="0"/>
+                <w:bCs w:val="0"/>
+                <w:color w:val="000000"/>
+                <w:sz w:val="20"/>
+                <w:szCs w:val="20"/>
+              </w:rPr>
+              <w:t>CV Strategy</w:t>
+            </w:r>
+          </w:p>
+        </w:tc>
+        <w:tc>
+          <w:tcPr>
+            <w:tcW w:w="5360" w:type="dxa"/>
             <w:tcBorders>
               <w:top w:val="single" w:color="000000" w:sz="8" w:space="0"/>
               <w:left w:val="dotted" w:color="auto" w:sz="0" w:space="0"/>
               <w:bottom w:val="single" w:color="000000" w:sz="8" w:space="0"/>
-              <w:right w:val="dotted" w:color="auto" w:sz="0" w:space="0"/>
-            </w:tcBorders>
-            <w:shd w:val="clear" w:color="auto" w:fill="FFFFFF"/>
-            <w:tcMar>
-              <w:top w:w="60" w:type="dxa"/>
-              <w:left w:w="120" w:type="dxa"/>
-              <w:bottom w:w="60" w:type="dxa"/>
-              <w:right w:w="120" w:type="dxa"/>
-            </w:tcMar>
-          </w:tcPr>
-          <w:p>
-            <w:pPr>
-              <w:jc w:val="both"/>
-              <w:rPr>
-                <w:rFonts w:hint="default" w:ascii="Times New Roman" w:hAnsi="Times New Roman" w:cs="Times New Roman"/>
-                <w:color w:val="000000"/>
-              </w:rPr>
-            </w:pPr>
-            <w:r>
-              <w:rPr>
-                <w:rFonts w:hint="default" w:ascii="Times New Roman" w:hAnsi="Times New Roman" w:eastAsia="Arial" w:cs="Times New Roman"/>
-                <w:color w:val="000000"/>
-                <w:sz w:val="20"/>
-                <w:szCs w:val="20"/>
-              </w:rPr>
-              <w:t>0.3%</w:t>
-            </w:r>
-          </w:p>
-        </w:tc>
-        <w:tc>
-          <w:tcPr>
-            <w:tcW w:w="3400" w:type="dxa"/>
-            <w:tcBorders>
-              <w:top w:val="single" w:color="000000" w:sz="8" w:space="0"/>
-              <w:left w:val="dotted" w:color="auto" w:sz="0" w:space="0"/>
-              <w:bottom w:val="single" w:color="000000" w:sz="8" w:space="0"/>
               <w:right w:val="single" w:color="000000" w:sz="8" w:space="0"/>
             </w:tcBorders>
             <w:shd w:val="clear" w:color="auto" w:fill="FFFFFF"/>
@@ -11687,20 +11317,21 @@
           </w:tcPr>
           <w:p>
             <w:pPr>
-              <w:jc w:val="both"/>
-              <w:rPr>
-                <w:rFonts w:hint="default" w:ascii="Times New Roman" w:hAnsi="Times New Roman" w:cs="Times New Roman"/>
-                <w:color w:val="000000"/>
-              </w:rPr>
-            </w:pPr>
-            <w:r>
-              <w:rPr>
-                <w:rFonts w:hint="default" w:ascii="Times New Roman" w:hAnsi="Times New Roman" w:eastAsia="Arial" w:cs="Times New Roman"/>
-                <w:color w:val="000000"/>
-                <w:sz w:val="20"/>
-                <w:szCs w:val="20"/>
-              </w:rPr>
-              <w:t>18.7%</w:t>
+              <w:rPr>
+                <w:rFonts w:hint="default" w:ascii="Times New Roman" w:hAnsi="Times New Roman" w:cs="Times New Roman"/>
+                <w:color w:val="000000"/>
+              </w:rPr>
+            </w:pPr>
+            <w:r>
+              <w:rPr>
+                <w:rFonts w:hint="default" w:ascii="Times New Roman" w:hAnsi="Times New Roman" w:eastAsia="Arial" w:cs="Times New Roman"/>
+                <w:b w:val="0"/>
+                <w:bCs w:val="0"/>
+                <w:color w:val="000000"/>
+                <w:sz w:val="20"/>
+                <w:szCs w:val="20"/>
+              </w:rPr>
+              <w:t>5-fold stratified cross-validation, F1-score optimisation</w:t>
             </w:r>
           </w:p>
         </w:tc>
@@ -11708,38 +11339,29 @@
     </w:tbl>
     <w:p>
       <w:pPr>
-        <w:keepNext w:val="0"/>
-        <w:keepLines w:val="0"/>
-        <w:widowControl/>
-        <w:suppressLineNumbers w:val="0"/>
-        <w:jc w:val="both"/>
-        <w:rPr>
-          <w:rFonts w:hint="default" w:ascii="Times New Roman" w:hAnsi="Times New Roman" w:eastAsia="SimSun" w:cs="Times New Roman"/>
-          <w:kern w:val="0"/>
-          <w:sz w:val="24"/>
-          <w:szCs w:val="24"/>
-          <w:lang w:val="en-US" w:eastAsia="zh-CN" w:bidi="ar"/>
-        </w:rPr>
-      </w:pPr>
-    </w:p>
-    <w:p>
-      <w:pPr>
-        <w:spacing w:before="60" w:after="160"/>
-        <w:jc w:val="center"/>
-        <w:rPr>
-          <w:rFonts w:hint="default" w:ascii="Times New Roman" w:hAnsi="Times New Roman" w:cs="Times New Roman"/>
-        </w:rPr>
-      </w:pPr>
-      <w:r>
-        <w:rPr>
-          <w:rFonts w:hint="default" w:ascii="Times New Roman" w:hAnsi="Times New Roman" w:eastAsia="Arial" w:cs="Times New Roman"/>
+        <w:pStyle w:val="3"/>
+        <w:spacing w:before="300" w:after="120"/>
+        <w:ind w:left="2160" w:leftChars="0" w:firstLine="720" w:firstLineChars="0"/>
+        <w:jc w:val="both"/>
+        <w:rPr>
+          <w:rFonts w:hint="default" w:ascii="Times New Roman" w:hAnsi="Times New Roman" w:eastAsia="Arial" w:cs="Times New Roman"/>
+          <w:b/>
+          <w:bCs/>
+          <w:color w:val="auto"/>
+          <w:sz w:val="28"/>
+          <w:szCs w:val="28"/>
+        </w:rPr>
+      </w:pPr>
+      <w:r>
+        <w:rPr>
+          <w:rFonts w:ascii="Arial" w:hAnsi="Arial" w:eastAsia="Arial" w:cs="Arial"/>
           <w:i/>
           <w:iCs/>
           <w:color w:val="595959"/>
           <w:sz w:val="18"/>
           <w:szCs w:val="18"/>
         </w:rPr>
-        <w:t>Table 5.1: Feature Distribution Statistics — Legitimate vs. Phishing URLs</w:t>
+        <w:t>Table 5.1: Experimental Setup</w:t>
       </w:r>
     </w:p>
     <w:p>
@@ -11750,10 +11372,85 @@
         <w:suppressLineNumbers w:val="0"/>
         <w:jc w:val="both"/>
         <w:rPr>
-          <w:rFonts w:hint="default" w:ascii="Times New Roman" w:hAnsi="Times New Roman" w:cs="Times New Roman"/>
-        </w:rPr>
-      </w:pPr>
-      <w:r>
+          <w:rFonts w:hint="default" w:ascii="Times New Roman" w:hAnsi="Times New Roman" w:eastAsia="SimSun" w:cs="Times New Roman"/>
+          <w:color w:val="auto"/>
+          <w:kern w:val="0"/>
+          <w:sz w:val="24"/>
+          <w:szCs w:val="24"/>
+          <w:lang w:val="en-US" w:eastAsia="zh-CN" w:bidi="ar"/>
+        </w:rPr>
+      </w:pPr>
+    </w:p>
+    <w:p>
+      <w:pPr>
+        <w:pStyle w:val="3"/>
+        <w:spacing w:before="300" w:after="120"/>
+        <w:jc w:val="both"/>
+        <w:rPr>
+          <w:rFonts w:hint="default" w:ascii="Times New Roman" w:hAnsi="Times New Roman" w:eastAsia="Arial" w:cs="Times New Roman"/>
+          <w:b/>
+          <w:bCs/>
+          <w:color w:val="auto"/>
+          <w:sz w:val="28"/>
+          <w:szCs w:val="28"/>
+        </w:rPr>
+      </w:pPr>
+    </w:p>
+    <w:p>
+      <w:pPr>
+        <w:rPr>
+          <w:rFonts w:hint="default"/>
+        </w:rPr>
+      </w:pPr>
+    </w:p>
+    <w:p>
+      <w:pPr>
+        <w:pStyle w:val="3"/>
+        <w:spacing w:before="300" w:after="120"/>
+        <w:jc w:val="both"/>
+        <w:rPr>
+          <w:rFonts w:hint="default" w:ascii="Times New Roman" w:hAnsi="Times New Roman" w:eastAsia="Arial" w:cs="Times New Roman"/>
+          <w:b/>
+          <w:bCs/>
+          <w:color w:val="auto"/>
+          <w:sz w:val="28"/>
+          <w:szCs w:val="28"/>
+        </w:rPr>
+      </w:pPr>
+    </w:p>
+    <w:p>
+      <w:pPr>
+        <w:pStyle w:val="3"/>
+        <w:spacing w:before="300" w:after="120"/>
+        <w:jc w:val="both"/>
+        <w:rPr>
+          <w:rFonts w:hint="default" w:ascii="Times New Roman" w:hAnsi="Times New Roman" w:eastAsia="Arial" w:cs="Times New Roman"/>
+          <w:b/>
+          <w:bCs/>
+          <w:color w:val="auto"/>
+          <w:sz w:val="28"/>
+          <w:szCs w:val="28"/>
+        </w:rPr>
+      </w:pPr>
+      <w:r>
+        <w:rPr>
+          <w:rFonts w:hint="default" w:ascii="Times New Roman" w:hAnsi="Times New Roman" w:eastAsia="Arial" w:cs="Times New Roman"/>
+          <w:b/>
+          <w:bCs/>
+          <w:color w:val="auto"/>
+          <w:sz w:val="28"/>
+          <w:szCs w:val="28"/>
+        </w:rPr>
+        <w:t>5.2 Dataset Characteristics</w:t>
+      </w:r>
+    </w:p>
+    <w:p>
+      <w:pPr>
+        <w:keepNext w:val="0"/>
+        <w:keepLines w:val="0"/>
+        <w:widowControl/>
+        <w:suppressLineNumbers w:val="0"/>
+        <w:jc w:val="both"/>
         <w:rPr>
           <w:rFonts w:hint="default" w:ascii="Times New Roman" w:hAnsi="Times New Roman" w:eastAsia="SimSun" w:cs="Times New Roman"/>
           <w:kern w:val="0"/>
@@ -11761,67 +11458,22 @@
           <w:szCs w:val="24"/>
           <w:lang w:val="en-US" w:eastAsia="zh-CN" w:bidi="ar"/>
         </w:rPr>
-        <w:t>The distributions verify that there is a significant difference between phishing and legal URLs across important characteristics. The mean difference in URL length is 26.6 characters; entropy indicates that phishing URLs are more random; and HTTPS usage is 55.8 percentage points lower for phishing URLs, all of which are consistent with phishing operators obtaining valid certificates for their transient harmful domains less frequently.</w:t>
-      </w:r>
-    </w:p>
-    <w:p>
-      <w:pPr>
-        <w:pStyle w:val="3"/>
-        <w:spacing w:before="300" w:after="120"/>
-        <w:jc w:val="both"/>
-        <w:rPr>
-          <w:rFonts w:hint="default" w:ascii="Times New Roman" w:hAnsi="Times New Roman" w:eastAsia="Arial" w:cs="Times New Roman"/>
-          <w:b/>
-          <w:bCs/>
-          <w:color w:val="auto"/>
-          <w:sz w:val="28"/>
-          <w:szCs w:val="28"/>
-        </w:rPr>
-      </w:pPr>
-      <w:r>
-        <w:rPr>
-          <w:rFonts w:hint="default" w:ascii="Times New Roman" w:hAnsi="Times New Roman" w:eastAsia="Arial" w:cs="Times New Roman"/>
-          <w:b/>
-          <w:bCs/>
-          <w:color w:val="auto"/>
-          <w:sz w:val="28"/>
-          <w:szCs w:val="28"/>
-        </w:rPr>
-        <w:t>5.3 Rule-Based Detector Results</w:t>
-      </w:r>
-    </w:p>
-    <w:p>
-      <w:pPr>
-        <w:pStyle w:val="4"/>
-        <w:spacing w:before="200" w:after="100"/>
-        <w:jc w:val="both"/>
-        <w:rPr>
-          <w:rFonts w:hint="default" w:ascii="Times New Roman" w:hAnsi="Times New Roman" w:eastAsia="Arial" w:cs="Times New Roman"/>
-          <w:b/>
-          <w:bCs/>
-          <w:color w:val="auto"/>
-          <w:sz w:val="24"/>
-          <w:szCs w:val="24"/>
-        </w:rPr>
-      </w:pPr>
-      <w:r>
-        <w:rPr>
-          <w:rFonts w:hint="default" w:ascii="Times New Roman" w:hAnsi="Times New Roman" w:eastAsia="Arial" w:cs="Times New Roman"/>
-          <w:b/>
-          <w:bCs/>
-          <w:color w:val="auto"/>
-          <w:sz w:val="24"/>
-          <w:szCs w:val="24"/>
-        </w:rPr>
-        <w:t>5.3.1 Performance Metrics</w:t>
+      </w:pPr>
+      <w:r>
+        <w:rPr>
+          <w:rFonts w:hint="default" w:ascii="Times New Roman" w:hAnsi="Times New Roman" w:eastAsia="SimSun" w:cs="Times New Roman"/>
+          <w:kern w:val="0"/>
+          <w:sz w:val="24"/>
+          <w:szCs w:val="24"/>
+          <w:lang w:val="en-US" w:eastAsia="zh-CN" w:bidi="ar"/>
+        </w:rPr>
+        <w:t>The discriminative efficacy of the manufactured feature set was confirmed by analysis of the entire dataset, which showed distinct distributional differences between phishing and authentic URLs across numerous variables. Table 5.1 provides a summary of important distributional information.</w:t>
       </w:r>
     </w:p>
     <w:tbl>
       <w:tblPr>
         <w:tblStyle w:val="12"/>
-        <w:tblpPr w:leftFromText="180" w:rightFromText="180" w:vertAnchor="text" w:horzAnchor="page" w:tblpX="1578" w:tblpY="184"/>
-        <w:tblOverlap w:val="never"/>
-        <w:tblW w:w="9320" w:type="dxa"/>
+        <w:tblW w:w="9360" w:type="dxa"/>
         <w:tblInd w:w="0" w:type="dxa"/>
         <w:tblBorders>
           <w:top w:val="single" w:color="auto" w:sz="4" w:space="0"/>
@@ -11840,10 +11492,9 @@
         </w:tblCellMar>
       </w:tblPr>
       <w:tblGrid>
-        <w:gridCol w:w="2417"/>
-        <w:gridCol w:w="2068"/>
-        <w:gridCol w:w="2282"/>
-        <w:gridCol w:w="2553"/>
+        <w:gridCol w:w="3200"/>
+        <w:gridCol w:w="3080"/>
+        <w:gridCol w:w="3080"/>
       </w:tblGrid>
       <w:tr>
         <w:tblPrEx>
@@ -11867,6 +11518,7 @@
         </w:trPr>
         <w:tc>
           <w:tcPr>
+            <w:tcW w:w="3200" w:type="dxa"/>
             <w:tcBorders>
               <w:top w:val="single" w:color="000000" w:sz="8" w:space="0"/>
               <w:left w:val="single" w:color="000000" w:sz="8" w:space="0"/>
@@ -11883,7 +11535,6 @@
           </w:tcPr>
           <w:p>
             <w:pPr>
-              <w:jc w:val="both"/>
               <w:rPr>
                 <w:rFonts w:hint="default" w:ascii="Times New Roman" w:hAnsi="Times New Roman" w:cs="Times New Roman"/>
                 <w:color w:val="FFFFFF"/>
@@ -11898,12 +11549,13 @@
                 <w:sz w:val="20"/>
                 <w:szCs w:val="20"/>
               </w:rPr>
-              <w:t>Metric</w:t>
-            </w:r>
-          </w:p>
-        </w:tc>
-        <w:tc>
-          <w:tcPr>
+              <w:t>Feature</w:t>
+            </w:r>
+          </w:p>
+        </w:tc>
+        <w:tc>
+          <w:tcPr>
+            <w:tcW w:w="3080" w:type="dxa"/>
             <w:tcBorders>
               <w:top w:val="single" w:color="000000" w:sz="8" w:space="0"/>
               <w:left w:val="dotted" w:color="auto" w:sz="0" w:space="0"/>
@@ -11920,7 +11572,6 @@
           </w:tcPr>
           <w:p>
             <w:pPr>
-              <w:jc w:val="both"/>
               <w:rPr>
                 <w:rFonts w:hint="default" w:ascii="Times New Roman" w:hAnsi="Times New Roman" w:cs="Times New Roman"/>
                 <w:color w:val="FFFFFF"/>
@@ -11935,17 +11586,18 @@
                 <w:sz w:val="20"/>
                 <w:szCs w:val="20"/>
               </w:rPr>
-              <w:t>Value</w:t>
-            </w:r>
-          </w:p>
-        </w:tc>
-        <w:tc>
-          <w:tcPr>
+              <w:t>Legitimate (Mean ± Std)</w:t>
+            </w:r>
+          </w:p>
+        </w:tc>
+        <w:tc>
+          <w:tcPr>
+            <w:tcW w:w="3080" w:type="dxa"/>
             <w:tcBorders>
               <w:top w:val="single" w:color="000000" w:sz="8" w:space="0"/>
               <w:left w:val="dotted" w:color="auto" w:sz="0" w:space="0"/>
               <w:bottom w:val="single" w:color="000000" w:sz="8" w:space="0"/>
-              <w:right w:val="dotted" w:color="auto" w:sz="0" w:space="0"/>
+              <w:right w:val="single" w:color="000000" w:sz="8" w:space="0"/>
             </w:tcBorders>
             <w:shd w:val="clear" w:color="auto" w:fill="000000"/>
             <w:tcMar>
@@ -11957,7 +11609,6 @@
           </w:tcPr>
           <w:p>
             <w:pPr>
-              <w:jc w:val="both"/>
               <w:rPr>
                 <w:rFonts w:hint="default" w:ascii="Times New Roman" w:hAnsi="Times New Roman" w:cs="Times New Roman"/>
                 <w:color w:val="FFFFFF"/>
@@ -11972,44 +11623,7 @@
                 <w:sz w:val="20"/>
                 <w:szCs w:val="20"/>
               </w:rPr>
-              <w:t>Phishing Class</w:t>
-            </w:r>
-          </w:p>
-        </w:tc>
-        <w:tc>
-          <w:tcPr>
-            <w:tcBorders>
-              <w:top w:val="single" w:color="000000" w:sz="8" w:space="0"/>
-              <w:left w:val="dotted" w:color="auto" w:sz="0" w:space="0"/>
-              <w:bottom w:val="single" w:color="000000" w:sz="8" w:space="0"/>
-              <w:right w:val="single" w:color="000000" w:sz="8" w:space="0"/>
-            </w:tcBorders>
-            <w:shd w:val="clear" w:color="auto" w:fill="000000"/>
-            <w:tcMar>
-              <w:top w:w="80" w:type="dxa"/>
-              <w:left w:w="120" w:type="dxa"/>
-              <w:bottom w:w="80" w:type="dxa"/>
-              <w:right w:w="120" w:type="dxa"/>
-            </w:tcMar>
-          </w:tcPr>
-          <w:p>
-            <w:pPr>
-              <w:jc w:val="both"/>
-              <w:rPr>
-                <w:rFonts w:hint="default" w:ascii="Times New Roman" w:hAnsi="Times New Roman" w:cs="Times New Roman"/>
-                <w:color w:val="FFFFFF"/>
-              </w:rPr>
-            </w:pPr>
-            <w:r>
-              <w:rPr>
-                <w:rFonts w:hint="default" w:ascii="Times New Roman" w:hAnsi="Times New Roman" w:eastAsia="Arial" w:cs="Times New Roman"/>
-                <w:b/>
-                <w:bCs/>
-                <w:color w:val="FFFFFF"/>
-                <w:sz w:val="20"/>
-                <w:szCs w:val="20"/>
-              </w:rPr>
-              <w:t>Legitimate Class</w:t>
+              <w:t>Phishing (Mean ± Std)</w:t>
             </w:r>
           </w:p>
         </w:tc>
@@ -12033,6 +11647,7 @@
         </w:tblPrEx>
         <w:tc>
           <w:tcPr>
+            <w:tcW w:w="3200" w:type="dxa"/>
             <w:tcBorders>
               <w:top w:val="single" w:color="000000" w:sz="8" w:space="0"/>
               <w:left w:val="single" w:color="000000" w:sz="8" w:space="0"/>
@@ -12049,25 +11664,27 @@
           </w:tcPr>
           <w:p>
             <w:pPr>
-              <w:jc w:val="both"/>
-              <w:rPr>
-                <w:rFonts w:hint="default" w:ascii="Times New Roman" w:hAnsi="Times New Roman" w:cs="Times New Roman"/>
-                <w:color w:val="000000"/>
-              </w:rPr>
-            </w:pPr>
-            <w:r>
-              <w:rPr>
-                <w:rFonts w:hint="default" w:ascii="Times New Roman" w:hAnsi="Times New Roman" w:eastAsia="Arial" w:cs="Times New Roman"/>
-                <w:color w:val="000000"/>
-                <w:sz w:val="20"/>
-                <w:szCs w:val="20"/>
-              </w:rPr>
-              <w:t>Accuracy</w:t>
-            </w:r>
-          </w:p>
-        </w:tc>
-        <w:tc>
-          <w:tcPr>
+              <w:rPr>
+                <w:rFonts w:hint="default" w:ascii="Times New Roman" w:hAnsi="Times New Roman" w:cs="Times New Roman"/>
+                <w:color w:val="000000"/>
+              </w:rPr>
+            </w:pPr>
+            <w:r>
+              <w:rPr>
+                <w:rFonts w:hint="default" w:ascii="Times New Roman" w:hAnsi="Times New Roman" w:eastAsia="Arial" w:cs="Times New Roman"/>
+                <w:b w:val="0"/>
+                <w:bCs w:val="0"/>
+                <w:color w:val="000000"/>
+                <w:sz w:val="20"/>
+                <w:szCs w:val="20"/>
+              </w:rPr>
+              <w:t>url_length</w:t>
+            </w:r>
+          </w:p>
+        </w:tc>
+        <w:tc>
+          <w:tcPr>
+            <w:tcW w:w="3080" w:type="dxa"/>
             <w:tcBorders>
               <w:top w:val="single" w:color="000000" w:sz="8" w:space="0"/>
               <w:left w:val="dotted" w:color="auto" w:sz="0" w:space="0"/>
@@ -12084,64 +11701,31 @@
           </w:tcPr>
           <w:p>
             <w:pPr>
-              <w:jc w:val="both"/>
-              <w:rPr>
-                <w:rFonts w:hint="default" w:ascii="Times New Roman" w:hAnsi="Times New Roman" w:cs="Times New Roman"/>
-                <w:color w:val="000000"/>
-              </w:rPr>
-            </w:pPr>
-            <w:r>
-              <w:rPr>
-                <w:rFonts w:hint="default" w:ascii="Times New Roman" w:hAnsi="Times New Roman" w:eastAsia="Arial" w:cs="Times New Roman"/>
-                <w:color w:val="000000"/>
-                <w:sz w:val="20"/>
-                <w:szCs w:val="20"/>
-              </w:rPr>
-              <w:t>84.2%</w:t>
-            </w:r>
-          </w:p>
-        </w:tc>
-        <w:tc>
-          <w:tcPr>
+              <w:rPr>
+                <w:rFonts w:hint="default" w:ascii="Times New Roman" w:hAnsi="Times New Roman" w:cs="Times New Roman"/>
+                <w:color w:val="000000"/>
+              </w:rPr>
+            </w:pPr>
+            <w:r>
+              <w:rPr>
+                <w:rFonts w:hint="default" w:ascii="Times New Roman" w:hAnsi="Times New Roman" w:eastAsia="Arial" w:cs="Times New Roman"/>
+                <w:b w:val="0"/>
+                <w:bCs w:val="0"/>
+                <w:color w:val="000000"/>
+                <w:sz w:val="20"/>
+                <w:szCs w:val="20"/>
+              </w:rPr>
+              <w:t>49.07 ± 39.13</w:t>
+            </w:r>
+          </w:p>
+        </w:tc>
+        <w:tc>
+          <w:tcPr>
+            <w:tcW w:w="3080" w:type="dxa"/>
             <w:tcBorders>
               <w:top w:val="single" w:color="000000" w:sz="8" w:space="0"/>
               <w:left w:val="dotted" w:color="auto" w:sz="0" w:space="0"/>
               <w:bottom w:val="single" w:color="000000" w:sz="8" w:space="0"/>
-              <w:right w:val="dotted" w:color="auto" w:sz="0" w:space="0"/>
-            </w:tcBorders>
-            <w:shd w:val="clear" w:color="auto" w:fill="FFFFFF"/>
-            <w:tcMar>
-              <w:top w:w="60" w:type="dxa"/>
-              <w:left w:w="120" w:type="dxa"/>
-              <w:bottom w:w="60" w:type="dxa"/>
-              <w:right w:w="120" w:type="dxa"/>
-            </w:tcMar>
-          </w:tcPr>
-          <w:p>
-            <w:pPr>
-              <w:jc w:val="both"/>
-              <w:rPr>
-                <w:rFonts w:hint="default" w:ascii="Times New Roman" w:hAnsi="Times New Roman" w:cs="Times New Roman"/>
-                <w:color w:val="000000"/>
-              </w:rPr>
-            </w:pPr>
-            <w:r>
-              <w:rPr>
-                <w:rFonts w:hint="default" w:ascii="Times New Roman" w:hAnsi="Times New Roman" w:eastAsia="Arial" w:cs="Times New Roman"/>
-                <w:color w:val="000000"/>
-                <w:sz w:val="20"/>
-                <w:szCs w:val="20"/>
-              </w:rPr>
-              <w:t>—</w:t>
-            </w:r>
-          </w:p>
-        </w:tc>
-        <w:tc>
-          <w:tcPr>
-            <w:tcBorders>
-              <w:top w:val="single" w:color="000000" w:sz="8" w:space="0"/>
-              <w:left w:val="dotted" w:color="auto" w:sz="0" w:space="0"/>
-              <w:bottom w:val="single" w:color="000000" w:sz="8" w:space="0"/>
               <w:right w:val="single" w:color="000000" w:sz="8" w:space="0"/>
             </w:tcBorders>
             <w:shd w:val="clear" w:color="auto" w:fill="FFFFFF"/>
@@ -12154,20 +11738,21 @@
           </w:tcPr>
           <w:p>
             <w:pPr>
-              <w:jc w:val="both"/>
-              <w:rPr>
-                <w:rFonts w:hint="default" w:ascii="Times New Roman" w:hAnsi="Times New Roman" w:cs="Times New Roman"/>
-                <w:color w:val="000000"/>
-              </w:rPr>
-            </w:pPr>
-            <w:r>
-              <w:rPr>
-                <w:rFonts w:hint="default" w:ascii="Times New Roman" w:hAnsi="Times New Roman" w:eastAsia="Arial" w:cs="Times New Roman"/>
-                <w:color w:val="000000"/>
-                <w:sz w:val="20"/>
-                <w:szCs w:val="20"/>
-              </w:rPr>
-              <w:t>—</w:t>
+              <w:rPr>
+                <w:rFonts w:hint="default" w:ascii="Times New Roman" w:hAnsi="Times New Roman" w:cs="Times New Roman"/>
+                <w:color w:val="000000"/>
+              </w:rPr>
+            </w:pPr>
+            <w:r>
+              <w:rPr>
+                <w:rFonts w:hint="default" w:ascii="Times New Roman" w:hAnsi="Times New Roman" w:eastAsia="Arial" w:cs="Times New Roman"/>
+                <w:b w:val="0"/>
+                <w:bCs w:val="0"/>
+                <w:color w:val="000000"/>
+                <w:sz w:val="20"/>
+                <w:szCs w:val="20"/>
+              </w:rPr>
+              <w:t>72.94 ± 56.08</w:t>
             </w:r>
           </w:p>
         </w:tc>
@@ -12191,6 +11776,7 @@
         </w:tblPrEx>
         <w:tc>
           <w:tcPr>
+            <w:tcW w:w="3200" w:type="dxa"/>
             <w:tcBorders>
               <w:top w:val="single" w:color="000000" w:sz="8" w:space="0"/>
               <w:left w:val="single" w:color="000000" w:sz="8" w:space="0"/>
@@ -12207,25 +11793,27 @@
           </w:tcPr>
           <w:p>
             <w:pPr>
-              <w:jc w:val="both"/>
-              <w:rPr>
-                <w:rFonts w:hint="default" w:ascii="Times New Roman" w:hAnsi="Times New Roman" w:cs="Times New Roman"/>
-                <w:color w:val="000000"/>
-              </w:rPr>
-            </w:pPr>
-            <w:r>
-              <w:rPr>
-                <w:rFonts w:hint="default" w:ascii="Times New Roman" w:hAnsi="Times New Roman" w:eastAsia="Arial" w:cs="Times New Roman"/>
-                <w:color w:val="000000"/>
-                <w:sz w:val="20"/>
-                <w:szCs w:val="20"/>
-              </w:rPr>
-              <w:t>Precision</w:t>
-            </w:r>
-          </w:p>
-        </w:tc>
-        <w:tc>
-          <w:tcPr>
+              <w:rPr>
+                <w:rFonts w:hint="default" w:ascii="Times New Roman" w:hAnsi="Times New Roman" w:cs="Times New Roman"/>
+                <w:color w:val="000000"/>
+              </w:rPr>
+            </w:pPr>
+            <w:r>
+              <w:rPr>
+                <w:rFonts w:hint="default" w:ascii="Times New Roman" w:hAnsi="Times New Roman" w:eastAsia="Arial" w:cs="Times New Roman"/>
+                <w:b w:val="0"/>
+                <w:bCs w:val="0"/>
+                <w:color w:val="000000"/>
+                <w:sz w:val="20"/>
+                <w:szCs w:val="20"/>
+              </w:rPr>
+              <w:t>subdomain_count</w:t>
+            </w:r>
+          </w:p>
+        </w:tc>
+        <w:tc>
+          <w:tcPr>
+            <w:tcW w:w="3080" w:type="dxa"/>
             <w:tcBorders>
               <w:top w:val="single" w:color="000000" w:sz="8" w:space="0"/>
               <w:left w:val="dotted" w:color="auto" w:sz="0" w:space="0"/>
@@ -12242,64 +11830,31 @@
           </w:tcPr>
           <w:p>
             <w:pPr>
-              <w:jc w:val="both"/>
-              <w:rPr>
-                <w:rFonts w:hint="default" w:ascii="Times New Roman" w:hAnsi="Times New Roman" w:cs="Times New Roman"/>
-                <w:color w:val="000000"/>
-              </w:rPr>
-            </w:pPr>
-            <w:r>
-              <w:rPr>
-                <w:rFonts w:hint="default" w:ascii="Times New Roman" w:hAnsi="Times New Roman" w:eastAsia="Arial" w:cs="Times New Roman"/>
-                <w:color w:val="000000"/>
-                <w:sz w:val="20"/>
-                <w:szCs w:val="20"/>
-              </w:rPr>
-              <w:t>81.7%</w:t>
-            </w:r>
-          </w:p>
-        </w:tc>
-        <w:tc>
-          <w:tcPr>
+              <w:rPr>
+                <w:rFonts w:hint="default" w:ascii="Times New Roman" w:hAnsi="Times New Roman" w:cs="Times New Roman"/>
+                <w:color w:val="000000"/>
+              </w:rPr>
+            </w:pPr>
+            <w:r>
+              <w:rPr>
+                <w:rFonts w:hint="default" w:ascii="Times New Roman" w:hAnsi="Times New Roman" w:eastAsia="Arial" w:cs="Times New Roman"/>
+                <w:b w:val="0"/>
+                <w:bCs w:val="0"/>
+                <w:color w:val="000000"/>
+                <w:sz w:val="20"/>
+                <w:szCs w:val="20"/>
+              </w:rPr>
+              <w:t>0.88 ± 0.35</w:t>
+            </w:r>
+          </w:p>
+        </w:tc>
+        <w:tc>
+          <w:tcPr>
+            <w:tcW w:w="3080" w:type="dxa"/>
             <w:tcBorders>
               <w:top w:val="single" w:color="000000" w:sz="8" w:space="0"/>
               <w:left w:val="dotted" w:color="auto" w:sz="0" w:space="0"/>
               <w:bottom w:val="single" w:color="000000" w:sz="8" w:space="0"/>
-              <w:right w:val="dotted" w:color="auto" w:sz="0" w:space="0"/>
-            </w:tcBorders>
-            <w:shd w:val="clear" w:color="auto" w:fill="FFFFFF"/>
-            <w:tcMar>
-              <w:top w:w="60" w:type="dxa"/>
-              <w:left w:w="120" w:type="dxa"/>
-              <w:bottom w:w="60" w:type="dxa"/>
-              <w:right w:w="120" w:type="dxa"/>
-            </w:tcMar>
-          </w:tcPr>
-          <w:p>
-            <w:pPr>
-              <w:jc w:val="both"/>
-              <w:rPr>
-                <w:rFonts w:hint="default" w:ascii="Times New Roman" w:hAnsi="Times New Roman" w:cs="Times New Roman"/>
-                <w:color w:val="000000"/>
-              </w:rPr>
-            </w:pPr>
-            <w:r>
-              <w:rPr>
-                <w:rFonts w:hint="default" w:ascii="Times New Roman" w:hAnsi="Times New Roman" w:eastAsia="Arial" w:cs="Times New Roman"/>
-                <w:color w:val="000000"/>
-                <w:sz w:val="20"/>
-                <w:szCs w:val="20"/>
-              </w:rPr>
-              <w:t>83.4%</w:t>
-            </w:r>
-          </w:p>
-        </w:tc>
-        <w:tc>
-          <w:tcPr>
-            <w:tcBorders>
-              <w:top w:val="single" w:color="000000" w:sz="8" w:space="0"/>
-              <w:left w:val="dotted" w:color="auto" w:sz="0" w:space="0"/>
-              <w:bottom w:val="single" w:color="000000" w:sz="8" w:space="0"/>
               <w:right w:val="single" w:color="000000" w:sz="8" w:space="0"/>
             </w:tcBorders>
             <w:shd w:val="clear" w:color="auto" w:fill="FFFFFF"/>
@@ -12312,20 +11867,21 @@
           </w:tcPr>
           <w:p>
             <w:pPr>
-              <w:jc w:val="both"/>
-              <w:rPr>
-                <w:rFonts w:hint="default" w:ascii="Times New Roman" w:hAnsi="Times New Roman" w:cs="Times New Roman"/>
-                <w:color w:val="000000"/>
-              </w:rPr>
-            </w:pPr>
-            <w:r>
-              <w:rPr>
-                <w:rFonts w:hint="default" w:ascii="Times New Roman" w:hAnsi="Times New Roman" w:eastAsia="Arial" w:cs="Times New Roman"/>
-                <w:color w:val="000000"/>
-                <w:sz w:val="20"/>
-                <w:szCs w:val="20"/>
-              </w:rPr>
-              <w:t>85.2%</w:t>
+              <w:rPr>
+                <w:rFonts w:hint="default" w:ascii="Times New Roman" w:hAnsi="Times New Roman" w:cs="Times New Roman"/>
+                <w:color w:val="000000"/>
+              </w:rPr>
+            </w:pPr>
+            <w:r>
+              <w:rPr>
+                <w:rFonts w:hint="default" w:ascii="Times New Roman" w:hAnsi="Times New Roman" w:eastAsia="Arial" w:cs="Times New Roman"/>
+                <w:b w:val="0"/>
+                <w:bCs w:val="0"/>
+                <w:color w:val="000000"/>
+                <w:sz w:val="20"/>
+                <w:szCs w:val="20"/>
+              </w:rPr>
+              <w:t>1.07 ± 1.38</w:t>
             </w:r>
           </w:p>
         </w:tc>
@@ -12349,6 +11905,7 @@
         </w:tblPrEx>
         <w:tc>
           <w:tcPr>
+            <w:tcW w:w="3200" w:type="dxa"/>
             <w:tcBorders>
               <w:top w:val="single" w:color="000000" w:sz="8" w:space="0"/>
               <w:left w:val="single" w:color="000000" w:sz="8" w:space="0"/>
@@ -12365,25 +11922,27 @@
           </w:tcPr>
           <w:p>
             <w:pPr>
-              <w:jc w:val="both"/>
-              <w:rPr>
-                <w:rFonts w:hint="default" w:ascii="Times New Roman" w:hAnsi="Times New Roman" w:cs="Times New Roman"/>
-                <w:color w:val="000000"/>
-              </w:rPr>
-            </w:pPr>
-            <w:r>
-              <w:rPr>
-                <w:rFonts w:hint="default" w:ascii="Times New Roman" w:hAnsi="Times New Roman" w:eastAsia="Arial" w:cs="Times New Roman"/>
-                <w:color w:val="000000"/>
-                <w:sz w:val="20"/>
-                <w:szCs w:val="20"/>
-              </w:rPr>
-              <w:t>Recall</w:t>
-            </w:r>
-          </w:p>
-        </w:tc>
-        <w:tc>
-          <w:tcPr>
+              <w:rPr>
+                <w:rFonts w:hint="default" w:ascii="Times New Roman" w:hAnsi="Times New Roman" w:cs="Times New Roman"/>
+                <w:color w:val="000000"/>
+              </w:rPr>
+            </w:pPr>
+            <w:r>
+              <w:rPr>
+                <w:rFonts w:hint="default" w:ascii="Times New Roman" w:hAnsi="Times New Roman" w:eastAsia="Arial" w:cs="Times New Roman"/>
+                <w:b w:val="0"/>
+                <w:bCs w:val="0"/>
+                <w:color w:val="000000"/>
+                <w:sz w:val="20"/>
+                <w:szCs w:val="20"/>
+              </w:rPr>
+              <w:t>dot_count</w:t>
+            </w:r>
+          </w:p>
+        </w:tc>
+        <w:tc>
+          <w:tcPr>
+            <w:tcW w:w="3080" w:type="dxa"/>
             <w:tcBorders>
               <w:top w:val="single" w:color="000000" w:sz="8" w:space="0"/>
               <w:left w:val="dotted" w:color="auto" w:sz="0" w:space="0"/>
@@ -12400,64 +11959,31 @@
           </w:tcPr>
           <w:p>
             <w:pPr>
-              <w:jc w:val="both"/>
-              <w:rPr>
-                <w:rFonts w:hint="default" w:ascii="Times New Roman" w:hAnsi="Times New Roman" w:cs="Times New Roman"/>
-                <w:color w:val="000000"/>
-              </w:rPr>
-            </w:pPr>
-            <w:r>
-              <w:rPr>
-                <w:rFonts w:hint="default" w:ascii="Times New Roman" w:hAnsi="Times New Roman" w:eastAsia="Arial" w:cs="Times New Roman"/>
-                <w:color w:val="000000"/>
-                <w:sz w:val="20"/>
-                <w:szCs w:val="20"/>
-              </w:rPr>
-              <w:t>83.9%</w:t>
-            </w:r>
-          </w:p>
-        </w:tc>
-        <w:tc>
-          <w:tcPr>
+              <w:rPr>
+                <w:rFonts w:hint="default" w:ascii="Times New Roman" w:hAnsi="Times New Roman" w:cs="Times New Roman"/>
+                <w:color w:val="000000"/>
+              </w:rPr>
+            </w:pPr>
+            <w:r>
+              <w:rPr>
+                <w:rFonts w:hint="default" w:ascii="Times New Roman" w:hAnsi="Times New Roman" w:eastAsia="Arial" w:cs="Times New Roman"/>
+                <w:b w:val="0"/>
+                <w:bCs w:val="0"/>
+                <w:color w:val="000000"/>
+                <w:sz w:val="20"/>
+                <w:szCs w:val="20"/>
+              </w:rPr>
+              <w:t>2.19 ± 0.63</w:t>
+            </w:r>
+          </w:p>
+        </w:tc>
+        <w:tc>
+          <w:tcPr>
+            <w:tcW w:w="3080" w:type="dxa"/>
             <w:tcBorders>
               <w:top w:val="single" w:color="000000" w:sz="8" w:space="0"/>
               <w:left w:val="dotted" w:color="auto" w:sz="0" w:space="0"/>
               <w:bottom w:val="single" w:color="000000" w:sz="8" w:space="0"/>
-              <w:right w:val="dotted" w:color="auto" w:sz="0" w:space="0"/>
-            </w:tcBorders>
-            <w:shd w:val="clear" w:color="auto" w:fill="FFFFFF"/>
-            <w:tcMar>
-              <w:top w:w="60" w:type="dxa"/>
-              <w:left w:w="120" w:type="dxa"/>
-              <w:bottom w:w="60" w:type="dxa"/>
-              <w:right w:w="120" w:type="dxa"/>
-            </w:tcMar>
-          </w:tcPr>
-          <w:p>
-            <w:pPr>
-              <w:jc w:val="both"/>
-              <w:rPr>
-                <w:rFonts w:hint="default" w:ascii="Times New Roman" w:hAnsi="Times New Roman" w:cs="Times New Roman"/>
-                <w:color w:val="000000"/>
-              </w:rPr>
-            </w:pPr>
-            <w:r>
-              <w:rPr>
-                <w:rFonts w:hint="default" w:ascii="Times New Roman" w:hAnsi="Times New Roman" w:eastAsia="Arial" w:cs="Times New Roman"/>
-                <w:color w:val="000000"/>
-                <w:sz w:val="20"/>
-                <w:szCs w:val="20"/>
-              </w:rPr>
-              <w:t>81.9%</w:t>
-            </w:r>
-          </w:p>
-        </w:tc>
-        <w:tc>
-          <w:tcPr>
-            <w:tcBorders>
-              <w:top w:val="single" w:color="000000" w:sz="8" w:space="0"/>
-              <w:left w:val="dotted" w:color="auto" w:sz="0" w:space="0"/>
-              <w:bottom w:val="single" w:color="000000" w:sz="8" w:space="0"/>
               <w:right w:val="single" w:color="000000" w:sz="8" w:space="0"/>
             </w:tcBorders>
             <w:shd w:val="clear" w:color="auto" w:fill="FFFFFF"/>
@@ -12470,20 +11996,21 @@
           </w:tcPr>
           <w:p>
             <w:pPr>
-              <w:jc w:val="both"/>
-              <w:rPr>
-                <w:rFonts w:hint="default" w:ascii="Times New Roman" w:hAnsi="Times New Roman" w:cs="Times New Roman"/>
-                <w:color w:val="000000"/>
-              </w:rPr>
-            </w:pPr>
-            <w:r>
-              <w:rPr>
-                <w:rFonts w:hint="default" w:ascii="Times New Roman" w:hAnsi="Times New Roman" w:eastAsia="Arial" w:cs="Times New Roman"/>
-                <w:color w:val="000000"/>
-                <w:sz w:val="20"/>
-                <w:szCs w:val="20"/>
-              </w:rPr>
-              <w:t>86.1%</w:t>
+              <w:rPr>
+                <w:rFonts w:hint="default" w:ascii="Times New Roman" w:hAnsi="Times New Roman" w:cs="Times New Roman"/>
+                <w:color w:val="000000"/>
+              </w:rPr>
+            </w:pPr>
+            <w:r>
+              <w:rPr>
+                <w:rFonts w:hint="default" w:ascii="Times New Roman" w:hAnsi="Times New Roman" w:eastAsia="Arial" w:cs="Times New Roman"/>
+                <w:b w:val="0"/>
+                <w:bCs w:val="0"/>
+                <w:color w:val="000000"/>
+                <w:sz w:val="20"/>
+                <w:szCs w:val="20"/>
+              </w:rPr>
+              <w:t>2.85 ± 2.08</w:t>
             </w:r>
           </w:p>
         </w:tc>
@@ -12507,6 +12034,7 @@
         </w:tblPrEx>
         <w:tc>
           <w:tcPr>
+            <w:tcW w:w="3200" w:type="dxa"/>
             <w:tcBorders>
               <w:top w:val="single" w:color="000000" w:sz="8" w:space="0"/>
               <w:left w:val="single" w:color="000000" w:sz="8" w:space="0"/>
@@ -12523,25 +12051,27 @@
           </w:tcPr>
           <w:p>
             <w:pPr>
-              <w:jc w:val="both"/>
-              <w:rPr>
-                <w:rFonts w:hint="default" w:ascii="Times New Roman" w:hAnsi="Times New Roman" w:cs="Times New Roman"/>
-                <w:color w:val="000000"/>
-              </w:rPr>
-            </w:pPr>
-            <w:r>
-              <w:rPr>
-                <w:rFonts w:hint="default" w:ascii="Times New Roman" w:hAnsi="Times New Roman" w:eastAsia="Arial" w:cs="Times New Roman"/>
-                <w:color w:val="000000"/>
-                <w:sz w:val="20"/>
-                <w:szCs w:val="20"/>
-              </w:rPr>
-              <w:t>F1-Score</w:t>
-            </w:r>
-          </w:p>
-        </w:tc>
-        <w:tc>
-          <w:tcPr>
+              <w:rPr>
+                <w:rFonts w:hint="default" w:ascii="Times New Roman" w:hAnsi="Times New Roman" w:cs="Times New Roman"/>
+                <w:color w:val="000000"/>
+              </w:rPr>
+            </w:pPr>
+            <w:r>
+              <w:rPr>
+                <w:rFonts w:hint="default" w:ascii="Times New Roman" w:hAnsi="Times New Roman" w:eastAsia="Arial" w:cs="Times New Roman"/>
+                <w:b w:val="0"/>
+                <w:bCs w:val="0"/>
+                <w:color w:val="000000"/>
+                <w:sz w:val="20"/>
+                <w:szCs w:val="20"/>
+              </w:rPr>
+              <w:t>digit_count</w:t>
+            </w:r>
+          </w:p>
+        </w:tc>
+        <w:tc>
+          <w:tcPr>
+            <w:tcW w:w="3080" w:type="dxa"/>
             <w:tcBorders>
               <w:top w:val="single" w:color="000000" w:sz="8" w:space="0"/>
               <w:left w:val="dotted" w:color="auto" w:sz="0" w:space="0"/>
@@ -12558,64 +12088,31 @@
           </w:tcPr>
           <w:p>
             <w:pPr>
-              <w:jc w:val="both"/>
-              <w:rPr>
-                <w:rFonts w:hint="default" w:ascii="Times New Roman" w:hAnsi="Times New Roman" w:cs="Times New Roman"/>
-                <w:color w:val="000000"/>
-              </w:rPr>
-            </w:pPr>
-            <w:r>
-              <w:rPr>
-                <w:rFonts w:hint="default" w:ascii="Times New Roman" w:hAnsi="Times New Roman" w:eastAsia="Arial" w:cs="Times New Roman"/>
-                <w:color w:val="000000"/>
-                <w:sz w:val="20"/>
-                <w:szCs w:val="20"/>
-              </w:rPr>
-              <w:t>82.8%</w:t>
-            </w:r>
-          </w:p>
-        </w:tc>
-        <w:tc>
-          <w:tcPr>
+              <w:rPr>
+                <w:rFonts w:hint="default" w:ascii="Times New Roman" w:hAnsi="Times New Roman" w:cs="Times New Roman"/>
+                <w:color w:val="000000"/>
+              </w:rPr>
+            </w:pPr>
+            <w:r>
+              <w:rPr>
+                <w:rFonts w:hint="default" w:ascii="Times New Roman" w:hAnsi="Times New Roman" w:eastAsia="Arial" w:cs="Times New Roman"/>
+                <w:b w:val="0"/>
+                <w:bCs w:val="0"/>
+                <w:color w:val="000000"/>
+                <w:sz w:val="20"/>
+                <w:szCs w:val="20"/>
+              </w:rPr>
+              <w:t>2.31 ± 12.58</w:t>
+            </w:r>
+          </w:p>
+        </w:tc>
+        <w:tc>
+          <w:tcPr>
+            <w:tcW w:w="3080" w:type="dxa"/>
             <w:tcBorders>
               <w:top w:val="single" w:color="000000" w:sz="8" w:space="0"/>
               <w:left w:val="dotted" w:color="auto" w:sz="0" w:space="0"/>
               <w:bottom w:val="single" w:color="000000" w:sz="8" w:space="0"/>
-              <w:right w:val="dotted" w:color="auto" w:sz="0" w:space="0"/>
-            </w:tcBorders>
-            <w:shd w:val="clear" w:color="auto" w:fill="FFFFFF"/>
-            <w:tcMar>
-              <w:top w:w="60" w:type="dxa"/>
-              <w:left w:w="120" w:type="dxa"/>
-              <w:bottom w:w="60" w:type="dxa"/>
-              <w:right w:w="120" w:type="dxa"/>
-            </w:tcMar>
-          </w:tcPr>
-          <w:p>
-            <w:pPr>
-              <w:jc w:val="both"/>
-              <w:rPr>
-                <w:rFonts w:hint="default" w:ascii="Times New Roman" w:hAnsi="Times New Roman" w:cs="Times New Roman"/>
-                <w:color w:val="000000"/>
-              </w:rPr>
-            </w:pPr>
-            <w:r>
-              <w:rPr>
-                <w:rFonts w:hint="default" w:ascii="Times New Roman" w:hAnsi="Times New Roman" w:eastAsia="Arial" w:cs="Times New Roman"/>
-                <w:color w:val="000000"/>
-                <w:sz w:val="20"/>
-                <w:szCs w:val="20"/>
-              </w:rPr>
-              <w:t>82.6%</w:t>
-            </w:r>
-          </w:p>
-        </w:tc>
-        <w:tc>
-          <w:tcPr>
-            <w:tcBorders>
-              <w:top w:val="single" w:color="000000" w:sz="8" w:space="0"/>
-              <w:left w:val="dotted" w:color="auto" w:sz="0" w:space="0"/>
-              <w:bottom w:val="single" w:color="000000" w:sz="8" w:space="0"/>
               <w:right w:val="single" w:color="000000" w:sz="8" w:space="0"/>
             </w:tcBorders>
             <w:shd w:val="clear" w:color="auto" w:fill="FFFFFF"/>
@@ -12628,20 +12125,21 @@
           </w:tcPr>
           <w:p>
             <w:pPr>
-              <w:jc w:val="both"/>
-              <w:rPr>
-                <w:rFonts w:hint="default" w:ascii="Times New Roman" w:hAnsi="Times New Roman" w:cs="Times New Roman"/>
-                <w:color w:val="000000"/>
-              </w:rPr>
-            </w:pPr>
-            <w:r>
-              <w:rPr>
-                <w:rFonts w:hint="default" w:ascii="Times New Roman" w:hAnsi="Times New Roman" w:eastAsia="Arial" w:cs="Times New Roman"/>
-                <w:color w:val="000000"/>
-                <w:sz w:val="20"/>
-                <w:szCs w:val="20"/>
-              </w:rPr>
-              <w:t>85.6%</w:t>
+              <w:rPr>
+                <w:rFonts w:hint="default" w:ascii="Times New Roman" w:hAnsi="Times New Roman" w:cs="Times New Roman"/>
+                <w:color w:val="000000"/>
+              </w:rPr>
+            </w:pPr>
+            <w:r>
+              <w:rPr>
+                <w:rFonts w:hint="default" w:ascii="Times New Roman" w:hAnsi="Times New Roman" w:eastAsia="Arial" w:cs="Times New Roman"/>
+                <w:b w:val="0"/>
+                <w:bCs w:val="0"/>
+                <w:color w:val="000000"/>
+                <w:sz w:val="20"/>
+                <w:szCs w:val="20"/>
+              </w:rPr>
+              <w:t>9.19 ± 17.09</w:t>
             </w:r>
           </w:p>
         </w:tc>
@@ -12665,6 +12163,7 @@
         </w:tblPrEx>
         <w:tc>
           <w:tcPr>
+            <w:tcW w:w="3200" w:type="dxa"/>
             <w:tcBorders>
               <w:top w:val="single" w:color="000000" w:sz="8" w:space="0"/>
               <w:left w:val="single" w:color="000000" w:sz="8" w:space="0"/>
@@ -12681,25 +12180,27 @@
           </w:tcPr>
           <w:p>
             <w:pPr>
-              <w:jc w:val="both"/>
-              <w:rPr>
-                <w:rFonts w:hint="default" w:ascii="Times New Roman" w:hAnsi="Times New Roman" w:cs="Times New Roman"/>
-                <w:color w:val="000000"/>
-              </w:rPr>
-            </w:pPr>
-            <w:r>
-              <w:rPr>
-                <w:rFonts w:hint="default" w:ascii="Times New Roman" w:hAnsi="Times New Roman" w:eastAsia="Arial" w:cs="Times New Roman"/>
-                <w:color w:val="000000"/>
-                <w:sz w:val="20"/>
-                <w:szCs w:val="20"/>
-              </w:rPr>
-              <w:t>True Positives</w:t>
-            </w:r>
-          </w:p>
-        </w:tc>
-        <w:tc>
-          <w:tcPr>
+              <w:rPr>
+                <w:rFonts w:hint="default" w:ascii="Times New Roman" w:hAnsi="Times New Roman" w:cs="Times New Roman"/>
+                <w:color w:val="000000"/>
+              </w:rPr>
+            </w:pPr>
+            <w:r>
+              <w:rPr>
+                <w:rFonts w:hint="default" w:ascii="Times New Roman" w:hAnsi="Times New Roman" w:eastAsia="Arial" w:cs="Times New Roman"/>
+                <w:b w:val="0"/>
+                <w:bCs w:val="0"/>
+                <w:color w:val="000000"/>
+                <w:sz w:val="20"/>
+                <w:szCs w:val="20"/>
+              </w:rPr>
+              <w:t>entropy</w:t>
+            </w:r>
+          </w:p>
+        </w:tc>
+        <w:tc>
+          <w:tcPr>
+            <w:tcW w:w="3080" w:type="dxa"/>
             <w:tcBorders>
               <w:top w:val="single" w:color="000000" w:sz="8" w:space="0"/>
               <w:left w:val="dotted" w:color="auto" w:sz="0" w:space="0"/>
@@ -12716,64 +12217,31 @@
           </w:tcPr>
           <w:p>
             <w:pPr>
-              <w:jc w:val="both"/>
-              <w:rPr>
-                <w:rFonts w:hint="default" w:ascii="Times New Roman" w:hAnsi="Times New Roman" w:cs="Times New Roman"/>
-                <w:color w:val="000000"/>
-              </w:rPr>
-            </w:pPr>
-            <w:r>
-              <w:rPr>
-                <w:rFonts w:hint="default" w:ascii="Times New Roman" w:hAnsi="Times New Roman" w:eastAsia="Arial" w:cs="Times New Roman"/>
-                <w:color w:val="000000"/>
-                <w:sz w:val="20"/>
-                <w:szCs w:val="20"/>
-              </w:rPr>
-              <w:t>892</w:t>
-            </w:r>
-          </w:p>
-        </w:tc>
-        <w:tc>
-          <w:tcPr>
+              <w:rPr>
+                <w:rFonts w:hint="default" w:ascii="Times New Roman" w:hAnsi="Times New Roman" w:cs="Times New Roman"/>
+                <w:color w:val="000000"/>
+              </w:rPr>
+            </w:pPr>
+            <w:r>
+              <w:rPr>
+                <w:rFonts w:hint="default" w:ascii="Times New Roman" w:hAnsi="Times New Roman" w:eastAsia="Arial" w:cs="Times New Roman"/>
+                <w:b w:val="0"/>
+                <w:bCs w:val="0"/>
+                <w:color w:val="000000"/>
+                <w:sz w:val="20"/>
+                <w:szCs w:val="20"/>
+              </w:rPr>
+              <w:t>4.10 ± 0.31</w:t>
+            </w:r>
+          </w:p>
+        </w:tc>
+        <w:tc>
+          <w:tcPr>
+            <w:tcW w:w="3080" w:type="dxa"/>
             <w:tcBorders>
               <w:top w:val="single" w:color="000000" w:sz="8" w:space="0"/>
               <w:left w:val="dotted" w:color="auto" w:sz="0" w:space="0"/>
               <w:bottom w:val="single" w:color="000000" w:sz="8" w:space="0"/>
-              <w:right w:val="dotted" w:color="auto" w:sz="0" w:space="0"/>
-            </w:tcBorders>
-            <w:shd w:val="clear" w:color="auto" w:fill="FFFFFF"/>
-            <w:tcMar>
-              <w:top w:w="60" w:type="dxa"/>
-              <w:left w:w="120" w:type="dxa"/>
-              <w:bottom w:w="60" w:type="dxa"/>
-              <w:right w:w="120" w:type="dxa"/>
-            </w:tcMar>
-          </w:tcPr>
-          <w:p>
-            <w:pPr>
-              <w:jc w:val="both"/>
-              <w:rPr>
-                <w:rFonts w:hint="default" w:ascii="Times New Roman" w:hAnsi="Times New Roman" w:cs="Times New Roman"/>
-                <w:color w:val="000000"/>
-              </w:rPr>
-            </w:pPr>
-            <w:r>
-              <w:rPr>
-                <w:rFonts w:hint="default" w:ascii="Times New Roman" w:hAnsi="Times New Roman" w:eastAsia="Arial" w:cs="Times New Roman"/>
-                <w:color w:val="000000"/>
-                <w:sz w:val="20"/>
-                <w:szCs w:val="20"/>
-              </w:rPr>
-              <w:t>—</w:t>
-            </w:r>
-          </w:p>
-        </w:tc>
-        <w:tc>
-          <w:tcPr>
-            <w:tcBorders>
-              <w:top w:val="single" w:color="000000" w:sz="8" w:space="0"/>
-              <w:left w:val="dotted" w:color="auto" w:sz="0" w:space="0"/>
-              <w:bottom w:val="single" w:color="000000" w:sz="8" w:space="0"/>
               <w:right w:val="single" w:color="000000" w:sz="8" w:space="0"/>
             </w:tcBorders>
             <w:shd w:val="clear" w:color="auto" w:fill="FFFFFF"/>
@@ -12786,20 +12254,21 @@
           </w:tcPr>
           <w:p>
             <w:pPr>
-              <w:jc w:val="both"/>
-              <w:rPr>
-                <w:rFonts w:hint="default" w:ascii="Times New Roman" w:hAnsi="Times New Roman" w:cs="Times New Roman"/>
-                <w:color w:val="000000"/>
-              </w:rPr>
-            </w:pPr>
-            <w:r>
-              <w:rPr>
-                <w:rFonts w:hint="default" w:ascii="Times New Roman" w:hAnsi="Times New Roman" w:eastAsia="Arial" w:cs="Times New Roman"/>
-                <w:color w:val="000000"/>
-                <w:sz w:val="20"/>
-                <w:szCs w:val="20"/>
-              </w:rPr>
-              <w:t>—</w:t>
+              <w:rPr>
+                <w:rFonts w:hint="default" w:ascii="Times New Roman" w:hAnsi="Times New Roman" w:cs="Times New Roman"/>
+                <w:color w:val="000000"/>
+              </w:rPr>
+            </w:pPr>
+            <w:r>
+              <w:rPr>
+                <w:rFonts w:hint="default" w:ascii="Times New Roman" w:hAnsi="Times New Roman" w:eastAsia="Arial" w:cs="Times New Roman"/>
+                <w:b w:val="0"/>
+                <w:bCs w:val="0"/>
+                <w:color w:val="000000"/>
+                <w:sz w:val="20"/>
+                <w:szCs w:val="20"/>
+              </w:rPr>
+              <w:t>4.37 ± 0.45</w:t>
             </w:r>
           </w:p>
         </w:tc>
@@ -12823,6 +12292,7 @@
         </w:tblPrEx>
         <w:tc>
           <w:tcPr>
+            <w:tcW w:w="3200" w:type="dxa"/>
             <w:tcBorders>
               <w:top w:val="single" w:color="000000" w:sz="8" w:space="0"/>
               <w:left w:val="single" w:color="000000" w:sz="8" w:space="0"/>
@@ -12839,25 +12309,27 @@
           </w:tcPr>
           <w:p>
             <w:pPr>
-              <w:jc w:val="both"/>
-              <w:rPr>
-                <w:rFonts w:hint="default" w:ascii="Times New Roman" w:hAnsi="Times New Roman" w:cs="Times New Roman"/>
-                <w:color w:val="000000"/>
-              </w:rPr>
-            </w:pPr>
-            <w:r>
-              <w:rPr>
-                <w:rFonts w:hint="default" w:ascii="Times New Roman" w:hAnsi="Times New Roman" w:eastAsia="Arial" w:cs="Times New Roman"/>
-                <w:color w:val="000000"/>
-                <w:sz w:val="20"/>
-                <w:szCs w:val="20"/>
-              </w:rPr>
-              <w:t>True Negatives</w:t>
-            </w:r>
-          </w:p>
-        </w:tc>
-        <w:tc>
-          <w:tcPr>
+              <w:rPr>
+                <w:rFonts w:hint="default" w:ascii="Times New Roman" w:hAnsi="Times New Roman" w:cs="Times New Roman"/>
+                <w:color w:val="000000"/>
+              </w:rPr>
+            </w:pPr>
+            <w:r>
+              <w:rPr>
+                <w:rFonts w:hint="default" w:ascii="Times New Roman" w:hAnsi="Times New Roman" w:eastAsia="Arial" w:cs="Times New Roman"/>
+                <w:b w:val="0"/>
+                <w:bCs w:val="0"/>
+                <w:color w:val="000000"/>
+                <w:sz w:val="20"/>
+                <w:szCs w:val="20"/>
+              </w:rPr>
+              <w:t>has_https (%)</w:t>
+            </w:r>
+          </w:p>
+        </w:tc>
+        <w:tc>
+          <w:tcPr>
+            <w:tcW w:w="3080" w:type="dxa"/>
             <w:tcBorders>
               <w:top w:val="single" w:color="000000" w:sz="8" w:space="0"/>
               <w:left w:val="dotted" w:color="auto" w:sz="0" w:space="0"/>
@@ -12874,64 +12346,31 @@
           </w:tcPr>
           <w:p>
             <w:pPr>
-              <w:jc w:val="both"/>
-              <w:rPr>
-                <w:rFonts w:hint="default" w:ascii="Times New Roman" w:hAnsi="Times New Roman" w:cs="Times New Roman"/>
-                <w:color w:val="000000"/>
-              </w:rPr>
-            </w:pPr>
-            <w:r>
-              <w:rPr>
-                <w:rFonts w:hint="default" w:ascii="Times New Roman" w:hAnsi="Times New Roman" w:eastAsia="Arial" w:cs="Times New Roman"/>
-                <w:color w:val="000000"/>
-                <w:sz w:val="20"/>
-                <w:szCs w:val="20"/>
-              </w:rPr>
-              <w:t>1,033</w:t>
-            </w:r>
-          </w:p>
-        </w:tc>
-        <w:tc>
-          <w:tcPr>
+              <w:rPr>
+                <w:rFonts w:hint="default" w:ascii="Times New Roman" w:hAnsi="Times New Roman" w:cs="Times New Roman"/>
+                <w:color w:val="000000"/>
+              </w:rPr>
+            </w:pPr>
+            <w:r>
+              <w:rPr>
+                <w:rFonts w:hint="default" w:ascii="Times New Roman" w:hAnsi="Times New Roman" w:eastAsia="Arial" w:cs="Times New Roman"/>
+                <w:b w:val="0"/>
+                <w:bCs w:val="0"/>
+                <w:color w:val="000000"/>
+                <w:sz w:val="20"/>
+                <w:szCs w:val="20"/>
+              </w:rPr>
+              <w:t>47.9%</w:t>
+            </w:r>
+          </w:p>
+        </w:tc>
+        <w:tc>
+          <w:tcPr>
+            <w:tcW w:w="3080" w:type="dxa"/>
             <w:tcBorders>
               <w:top w:val="single" w:color="000000" w:sz="8" w:space="0"/>
               <w:left w:val="dotted" w:color="auto" w:sz="0" w:space="0"/>
               <w:bottom w:val="single" w:color="000000" w:sz="8" w:space="0"/>
-              <w:right w:val="dotted" w:color="auto" w:sz="0" w:space="0"/>
-            </w:tcBorders>
-            <w:shd w:val="clear" w:color="auto" w:fill="FFFFFF"/>
-            <w:tcMar>
-              <w:top w:w="60" w:type="dxa"/>
-              <w:left w:w="120" w:type="dxa"/>
-              <w:bottom w:w="60" w:type="dxa"/>
-              <w:right w:w="120" w:type="dxa"/>
-            </w:tcMar>
-          </w:tcPr>
-          <w:p>
-            <w:pPr>
-              <w:jc w:val="both"/>
-              <w:rPr>
-                <w:rFonts w:hint="default" w:ascii="Times New Roman" w:hAnsi="Times New Roman" w:cs="Times New Roman"/>
-                <w:color w:val="000000"/>
-              </w:rPr>
-            </w:pPr>
-            <w:r>
-              <w:rPr>
-                <w:rFonts w:hint="default" w:ascii="Times New Roman" w:hAnsi="Times New Roman" w:eastAsia="Arial" w:cs="Times New Roman"/>
-                <w:color w:val="000000"/>
-                <w:sz w:val="20"/>
-                <w:szCs w:val="20"/>
-              </w:rPr>
-              <w:t>—</w:t>
-            </w:r>
-          </w:p>
-        </w:tc>
-        <w:tc>
-          <w:tcPr>
-            <w:tcBorders>
-              <w:top w:val="single" w:color="000000" w:sz="8" w:space="0"/>
-              <w:left w:val="dotted" w:color="auto" w:sz="0" w:space="0"/>
-              <w:bottom w:val="single" w:color="000000" w:sz="8" w:space="0"/>
               <w:right w:val="single" w:color="000000" w:sz="8" w:space="0"/>
             </w:tcBorders>
             <w:shd w:val="clear" w:color="auto" w:fill="FFFFFF"/>
@@ -12944,20 +12383,21 @@
           </w:tcPr>
           <w:p>
             <w:pPr>
-              <w:jc w:val="both"/>
-              <w:rPr>
-                <w:rFonts w:hint="default" w:ascii="Times New Roman" w:hAnsi="Times New Roman" w:cs="Times New Roman"/>
-                <w:color w:val="000000"/>
-              </w:rPr>
-            </w:pPr>
-            <w:r>
-              <w:rPr>
-                <w:rFonts w:hint="default" w:ascii="Times New Roman" w:hAnsi="Times New Roman" w:eastAsia="Arial" w:cs="Times New Roman"/>
-                <w:color w:val="000000"/>
-                <w:sz w:val="20"/>
-                <w:szCs w:val="20"/>
-              </w:rPr>
-              <w:t>—</w:t>
+              <w:rPr>
+                <w:rFonts w:hint="default" w:ascii="Times New Roman" w:hAnsi="Times New Roman" w:cs="Times New Roman"/>
+                <w:color w:val="000000"/>
+              </w:rPr>
+            </w:pPr>
+            <w:r>
+              <w:rPr>
+                <w:rFonts w:hint="default" w:ascii="Times New Roman" w:hAnsi="Times New Roman" w:eastAsia="Arial" w:cs="Times New Roman"/>
+                <w:b w:val="0"/>
+                <w:bCs w:val="0"/>
+                <w:color w:val="000000"/>
+                <w:sz w:val="20"/>
+                <w:szCs w:val="20"/>
+              </w:rPr>
+              <w:t>30.9%</w:t>
             </w:r>
           </w:p>
         </w:tc>
@@ -12981,6 +12421,7 @@
         </w:tblPrEx>
         <w:tc>
           <w:tcPr>
+            <w:tcW w:w="3200" w:type="dxa"/>
             <w:tcBorders>
               <w:top w:val="single" w:color="000000" w:sz="8" w:space="0"/>
               <w:left w:val="single" w:color="000000" w:sz="8" w:space="0"/>
@@ -12997,25 +12438,27 @@
           </w:tcPr>
           <w:p>
             <w:pPr>
-              <w:jc w:val="both"/>
-              <w:rPr>
-                <w:rFonts w:hint="default" w:ascii="Times New Roman" w:hAnsi="Times New Roman" w:cs="Times New Roman"/>
-                <w:color w:val="000000"/>
-              </w:rPr>
-            </w:pPr>
-            <w:r>
-              <w:rPr>
-                <w:rFonts w:hint="default" w:ascii="Times New Roman" w:hAnsi="Times New Roman" w:eastAsia="Arial" w:cs="Times New Roman"/>
-                <w:color w:val="000000"/>
-                <w:sz w:val="20"/>
-                <w:szCs w:val="20"/>
-              </w:rPr>
-              <w:t>False Positives</w:t>
-            </w:r>
-          </w:p>
-        </w:tc>
-        <w:tc>
-          <w:tcPr>
+              <w:rPr>
+                <w:rFonts w:hint="default" w:ascii="Times New Roman" w:hAnsi="Times New Roman" w:cs="Times New Roman"/>
+                <w:color w:val="000000"/>
+              </w:rPr>
+            </w:pPr>
+            <w:r>
+              <w:rPr>
+                <w:rFonts w:hint="default" w:ascii="Times New Roman" w:hAnsi="Times New Roman" w:eastAsia="Arial" w:cs="Times New Roman"/>
+                <w:b w:val="0"/>
+                <w:bCs w:val="0"/>
+                <w:color w:val="000000"/>
+                <w:sz w:val="20"/>
+                <w:szCs w:val="20"/>
+              </w:rPr>
+              <w:t>has_dns_record (%)</w:t>
+            </w:r>
+          </w:p>
+        </w:tc>
+        <w:tc>
+          <w:tcPr>
+            <w:tcW w:w="3080" w:type="dxa"/>
             <w:tcBorders>
               <w:top w:val="single" w:color="000000" w:sz="8" w:space="0"/>
               <w:left w:val="dotted" w:color="auto" w:sz="0" w:space="0"/>
@@ -13032,64 +12475,31 @@
           </w:tcPr>
           <w:p>
             <w:pPr>
-              <w:jc w:val="both"/>
-              <w:rPr>
-                <w:rFonts w:hint="default" w:ascii="Times New Roman" w:hAnsi="Times New Roman" w:cs="Times New Roman"/>
-                <w:color w:val="000000"/>
-              </w:rPr>
-            </w:pPr>
-            <w:r>
-              <w:rPr>
-                <w:rFonts w:hint="default" w:ascii="Times New Roman" w:hAnsi="Times New Roman" w:eastAsia="Arial" w:cs="Times New Roman"/>
-                <w:color w:val="000000"/>
-                <w:sz w:val="20"/>
-                <w:szCs w:val="20"/>
-              </w:rPr>
-              <w:t>190</w:t>
-            </w:r>
-          </w:p>
-        </w:tc>
-        <w:tc>
-          <w:tcPr>
+              <w:rPr>
+                <w:rFonts w:hint="default" w:ascii="Times New Roman" w:hAnsi="Times New Roman" w:cs="Times New Roman"/>
+                <w:color w:val="000000"/>
+              </w:rPr>
+            </w:pPr>
+            <w:r>
+              <w:rPr>
+                <w:rFonts w:hint="default" w:ascii="Times New Roman" w:hAnsi="Times New Roman" w:eastAsia="Arial" w:cs="Times New Roman"/>
+                <w:b w:val="0"/>
+                <w:bCs w:val="0"/>
+                <w:color w:val="000000"/>
+                <w:sz w:val="20"/>
+                <w:szCs w:val="20"/>
+              </w:rPr>
+              <w:t>95.9%</w:t>
+            </w:r>
+          </w:p>
+        </w:tc>
+        <w:tc>
+          <w:tcPr>
+            <w:tcW w:w="3080" w:type="dxa"/>
             <w:tcBorders>
               <w:top w:val="single" w:color="000000" w:sz="8" w:space="0"/>
               <w:left w:val="dotted" w:color="auto" w:sz="0" w:space="0"/>
               <w:bottom w:val="single" w:color="000000" w:sz="8" w:space="0"/>
-              <w:right w:val="dotted" w:color="auto" w:sz="0" w:space="0"/>
-            </w:tcBorders>
-            <w:shd w:val="clear" w:color="auto" w:fill="FFFFFF"/>
-            <w:tcMar>
-              <w:top w:w="60" w:type="dxa"/>
-              <w:left w:w="120" w:type="dxa"/>
-              <w:bottom w:w="60" w:type="dxa"/>
-              <w:right w:w="120" w:type="dxa"/>
-            </w:tcMar>
-          </w:tcPr>
-          <w:p>
-            <w:pPr>
-              <w:jc w:val="both"/>
-              <w:rPr>
-                <w:rFonts w:hint="default" w:ascii="Times New Roman" w:hAnsi="Times New Roman" w:cs="Times New Roman"/>
-                <w:color w:val="000000"/>
-              </w:rPr>
-            </w:pPr>
-            <w:r>
-              <w:rPr>
-                <w:rFonts w:hint="default" w:ascii="Times New Roman" w:hAnsi="Times New Roman" w:eastAsia="Arial" w:cs="Times New Roman"/>
-                <w:color w:val="000000"/>
-                <w:sz w:val="20"/>
-                <w:szCs w:val="20"/>
-              </w:rPr>
-              <w:t>—</w:t>
-            </w:r>
-          </w:p>
-        </w:tc>
-        <w:tc>
-          <w:tcPr>
-            <w:tcBorders>
-              <w:top w:val="single" w:color="000000" w:sz="8" w:space="0"/>
-              <w:left w:val="dotted" w:color="auto" w:sz="0" w:space="0"/>
-              <w:bottom w:val="single" w:color="000000" w:sz="8" w:space="0"/>
               <w:right w:val="single" w:color="000000" w:sz="8" w:space="0"/>
             </w:tcBorders>
             <w:shd w:val="clear" w:color="auto" w:fill="FFFFFF"/>
@@ -13102,20 +12512,21 @@
           </w:tcPr>
           <w:p>
             <w:pPr>
-              <w:jc w:val="both"/>
-              <w:rPr>
-                <w:rFonts w:hint="default" w:ascii="Times New Roman" w:hAnsi="Times New Roman" w:cs="Times New Roman"/>
-                <w:color w:val="000000"/>
-              </w:rPr>
-            </w:pPr>
-            <w:r>
-              <w:rPr>
-                <w:rFonts w:hint="default" w:ascii="Times New Roman" w:hAnsi="Times New Roman" w:eastAsia="Arial" w:cs="Times New Roman"/>
-                <w:color w:val="000000"/>
-                <w:sz w:val="20"/>
-                <w:szCs w:val="20"/>
-              </w:rPr>
-              <w:t>—</w:t>
+              <w:rPr>
+                <w:rFonts w:hint="default" w:ascii="Times New Roman" w:hAnsi="Times New Roman" w:cs="Times New Roman"/>
+                <w:color w:val="000000"/>
+              </w:rPr>
+            </w:pPr>
+            <w:r>
+              <w:rPr>
+                <w:rFonts w:hint="default" w:ascii="Times New Roman" w:hAnsi="Times New Roman" w:eastAsia="Arial" w:cs="Times New Roman"/>
+                <w:b w:val="0"/>
+                <w:bCs w:val="0"/>
+                <w:color w:val="000000"/>
+                <w:sz w:val="20"/>
+                <w:szCs w:val="20"/>
+              </w:rPr>
+              <w:t>72.5%</w:t>
             </w:r>
           </w:p>
         </w:tc>
@@ -13139,6 +12550,7 @@
         </w:tblPrEx>
         <w:tc>
           <w:tcPr>
+            <w:tcW w:w="3200" w:type="dxa"/>
             <w:tcBorders>
               <w:top w:val="single" w:color="000000" w:sz="8" w:space="0"/>
               <w:left w:val="single" w:color="000000" w:sz="8" w:space="0"/>
@@ -13155,25 +12567,27 @@
           </w:tcPr>
           <w:p>
             <w:pPr>
-              <w:jc w:val="both"/>
-              <w:rPr>
-                <w:rFonts w:hint="default" w:ascii="Times New Roman" w:hAnsi="Times New Roman" w:cs="Times New Roman"/>
-                <w:color w:val="000000"/>
-              </w:rPr>
-            </w:pPr>
-            <w:r>
-              <w:rPr>
-                <w:rFonts w:hint="default" w:ascii="Times New Roman" w:hAnsi="Times New Roman" w:eastAsia="Arial" w:cs="Times New Roman"/>
-                <w:color w:val="000000"/>
-                <w:sz w:val="20"/>
-                <w:szCs w:val="20"/>
-              </w:rPr>
-              <w:t>False Negatives</w:t>
-            </w:r>
-          </w:p>
-        </w:tc>
-        <w:tc>
-          <w:tcPr>
+              <w:rPr>
+                <w:rFonts w:hint="default" w:ascii="Times New Roman" w:hAnsi="Times New Roman" w:cs="Times New Roman"/>
+                <w:color w:val="000000"/>
+              </w:rPr>
+            </w:pPr>
+            <w:r>
+              <w:rPr>
+                <w:rFonts w:hint="default" w:ascii="Times New Roman" w:hAnsi="Times New Roman" w:eastAsia="Arial" w:cs="Times New Roman"/>
+                <w:b w:val="0"/>
+                <w:bCs w:val="0"/>
+                <w:color w:val="000000"/>
+                <w:sz w:val="20"/>
+                <w:szCs w:val="20"/>
+              </w:rPr>
+              <w:t>num_external_links</w:t>
+            </w:r>
+          </w:p>
+        </w:tc>
+        <w:tc>
+          <w:tcPr>
+            <w:tcW w:w="3080" w:type="dxa"/>
             <w:tcBorders>
               <w:top w:val="single" w:color="000000" w:sz="8" w:space="0"/>
               <w:left w:val="dotted" w:color="auto" w:sz="0" w:space="0"/>
@@ -13190,64 +12604,31 @@
           </w:tcPr>
           <w:p>
             <w:pPr>
-              <w:jc w:val="both"/>
-              <w:rPr>
-                <w:rFonts w:hint="default" w:ascii="Times New Roman" w:hAnsi="Times New Roman" w:cs="Times New Roman"/>
-                <w:color w:val="000000"/>
-              </w:rPr>
-            </w:pPr>
-            <w:r>
-              <w:rPr>
-                <w:rFonts w:hint="default" w:ascii="Times New Roman" w:hAnsi="Times New Roman" w:eastAsia="Arial" w:cs="Times New Roman"/>
-                <w:color w:val="000000"/>
-                <w:sz w:val="20"/>
-                <w:szCs w:val="20"/>
-              </w:rPr>
-              <w:t>171</w:t>
-            </w:r>
-          </w:p>
-        </w:tc>
-        <w:tc>
-          <w:tcPr>
+              <w:rPr>
+                <w:rFonts w:hint="default" w:ascii="Times New Roman" w:hAnsi="Times New Roman" w:cs="Times New Roman"/>
+                <w:color w:val="000000"/>
+              </w:rPr>
+            </w:pPr>
+            <w:r>
+              <w:rPr>
+                <w:rFonts w:hint="default" w:ascii="Times New Roman" w:hAnsi="Times New Roman" w:eastAsia="Arial" w:cs="Times New Roman"/>
+                <w:b w:val="0"/>
+                <w:bCs w:val="0"/>
+                <w:color w:val="000000"/>
+                <w:sz w:val="20"/>
+                <w:szCs w:val="20"/>
+              </w:rPr>
+              <w:t>17.91 ± 36.75</w:t>
+            </w:r>
+          </w:p>
+        </w:tc>
+        <w:tc>
+          <w:tcPr>
+            <w:tcW w:w="3080" w:type="dxa"/>
             <w:tcBorders>
               <w:top w:val="single" w:color="000000" w:sz="8" w:space="0"/>
               <w:left w:val="dotted" w:color="auto" w:sz="0" w:space="0"/>
               <w:bottom w:val="single" w:color="000000" w:sz="8" w:space="0"/>
-              <w:right w:val="dotted" w:color="auto" w:sz="0" w:space="0"/>
-            </w:tcBorders>
-            <w:shd w:val="clear" w:color="auto" w:fill="FFFFFF"/>
-            <w:tcMar>
-              <w:top w:w="60" w:type="dxa"/>
-              <w:left w:w="120" w:type="dxa"/>
-              <w:bottom w:w="60" w:type="dxa"/>
-              <w:right w:w="120" w:type="dxa"/>
-            </w:tcMar>
-          </w:tcPr>
-          <w:p>
-            <w:pPr>
-              <w:jc w:val="both"/>
-              <w:rPr>
-                <w:rFonts w:hint="default" w:ascii="Times New Roman" w:hAnsi="Times New Roman" w:cs="Times New Roman"/>
-                <w:color w:val="000000"/>
-              </w:rPr>
-            </w:pPr>
-            <w:r>
-              <w:rPr>
-                <w:rFonts w:hint="default" w:ascii="Times New Roman" w:hAnsi="Times New Roman" w:eastAsia="Arial" w:cs="Times New Roman"/>
-                <w:color w:val="000000"/>
-                <w:sz w:val="20"/>
-                <w:szCs w:val="20"/>
-              </w:rPr>
-              <w:t>—</w:t>
-            </w:r>
-          </w:p>
-        </w:tc>
-        <w:tc>
-          <w:tcPr>
-            <w:tcBorders>
-              <w:top w:val="single" w:color="000000" w:sz="8" w:space="0"/>
-              <w:left w:val="dotted" w:color="auto" w:sz="0" w:space="0"/>
-              <w:bottom w:val="single" w:color="000000" w:sz="8" w:space="0"/>
               <w:right w:val="single" w:color="000000" w:sz="8" w:space="0"/>
             </w:tcBorders>
             <w:shd w:val="clear" w:color="auto" w:fill="FFFFFF"/>
@@ -13260,20 +12641,21 @@
           </w:tcPr>
           <w:p>
             <w:pPr>
-              <w:jc w:val="both"/>
-              <w:rPr>
-                <w:rFonts w:hint="default" w:ascii="Times New Roman" w:hAnsi="Times New Roman" w:cs="Times New Roman"/>
-                <w:color w:val="000000"/>
-              </w:rPr>
-            </w:pPr>
-            <w:r>
-              <w:rPr>
-                <w:rFonts w:hint="default" w:ascii="Times New Roman" w:hAnsi="Times New Roman" w:eastAsia="Arial" w:cs="Times New Roman"/>
-                <w:color w:val="000000"/>
-                <w:sz w:val="20"/>
-                <w:szCs w:val="20"/>
-              </w:rPr>
-              <w:t>—</w:t>
+              <w:rPr>
+                <w:rFonts w:hint="default" w:ascii="Times New Roman" w:hAnsi="Times New Roman" w:cs="Times New Roman"/>
+                <w:color w:val="000000"/>
+              </w:rPr>
+            </w:pPr>
+            <w:r>
+              <w:rPr>
+                <w:rFonts w:hint="default" w:ascii="Times New Roman" w:hAnsi="Times New Roman" w:eastAsia="Arial" w:cs="Times New Roman"/>
+                <w:b w:val="0"/>
+                <w:bCs w:val="0"/>
+                <w:color w:val="000000"/>
+                <w:sz w:val="20"/>
+                <w:szCs w:val="20"/>
+              </w:rPr>
+              <w:t>1.59 ± 7.61</w:t>
             </w:r>
           </w:p>
         </w:tc>
@@ -13297,6 +12679,7 @@
         </w:tblPrEx>
         <w:tc>
           <w:tcPr>
+            <w:tcW w:w="3200" w:type="dxa"/>
             <w:tcBorders>
               <w:top w:val="single" w:color="000000" w:sz="8" w:space="0"/>
               <w:left w:val="single" w:color="000000" w:sz="8" w:space="0"/>
@@ -13313,25 +12696,27 @@
           </w:tcPr>
           <w:p>
             <w:pPr>
-              <w:jc w:val="both"/>
-              <w:rPr>
-                <w:rFonts w:hint="default" w:ascii="Times New Roman" w:hAnsi="Times New Roman" w:cs="Times New Roman"/>
-                <w:color w:val="000000"/>
-              </w:rPr>
-            </w:pPr>
-            <w:r>
-              <w:rPr>
-                <w:rFonts w:hint="default" w:ascii="Times New Roman" w:hAnsi="Times New Roman" w:eastAsia="Arial" w:cs="Times New Roman"/>
-                <w:color w:val="000000"/>
-                <w:sz w:val="20"/>
-                <w:szCs w:val="20"/>
-              </w:rPr>
-              <w:t>Processing Time</w:t>
-            </w:r>
-          </w:p>
-        </w:tc>
-        <w:tc>
-          <w:tcPr>
+              <w:rPr>
+                <w:rFonts w:hint="default" w:ascii="Times New Roman" w:hAnsi="Times New Roman" w:cs="Times New Roman"/>
+                <w:color w:val="000000"/>
+              </w:rPr>
+            </w:pPr>
+            <w:r>
+              <w:rPr>
+                <w:rFonts w:hint="default" w:ascii="Times New Roman" w:hAnsi="Times New Roman" w:eastAsia="Arial" w:cs="Times New Roman"/>
+                <w:b w:val="0"/>
+                <w:bCs w:val="0"/>
+                <w:color w:val="000000"/>
+                <w:sz w:val="20"/>
+                <w:szCs w:val="20"/>
+              </w:rPr>
+              <w:t>num_internal_links</w:t>
+            </w:r>
+          </w:p>
+        </w:tc>
+        <w:tc>
+          <w:tcPr>
+            <w:tcW w:w="3080" w:type="dxa"/>
             <w:tcBorders>
               <w:top w:val="single" w:color="000000" w:sz="8" w:space="0"/>
               <w:left w:val="dotted" w:color="auto" w:sz="0" w:space="0"/>
@@ -13348,29 +12733,86 @@
           </w:tcPr>
           <w:p>
             <w:pPr>
-              <w:jc w:val="both"/>
-              <w:rPr>
-                <w:rFonts w:hint="default" w:ascii="Times New Roman" w:hAnsi="Times New Roman" w:cs="Times New Roman"/>
-                <w:color w:val="000000"/>
-              </w:rPr>
-            </w:pPr>
-            <w:r>
-              <w:rPr>
-                <w:rFonts w:hint="default" w:ascii="Times New Roman" w:hAnsi="Times New Roman" w:eastAsia="Arial" w:cs="Times New Roman"/>
-                <w:color w:val="000000"/>
-                <w:sz w:val="20"/>
-                <w:szCs w:val="20"/>
-              </w:rPr>
-              <w:t>0.02 sec/URL</w:t>
-            </w:r>
-          </w:p>
-        </w:tc>
-        <w:tc>
-          <w:tcPr>
+              <w:rPr>
+                <w:rFonts w:hint="default" w:ascii="Times New Roman" w:hAnsi="Times New Roman" w:cs="Times New Roman"/>
+                <w:color w:val="000000"/>
+              </w:rPr>
+            </w:pPr>
+            <w:r>
+              <w:rPr>
+                <w:rFonts w:hint="default" w:ascii="Times New Roman" w:hAnsi="Times New Roman" w:eastAsia="Arial" w:cs="Times New Roman"/>
+                <w:b w:val="0"/>
+                <w:bCs w:val="0"/>
+                <w:color w:val="000000"/>
+                <w:sz w:val="20"/>
+                <w:szCs w:val="20"/>
+              </w:rPr>
+              <w:t>40.86 ± 190.20</w:t>
+            </w:r>
+          </w:p>
+        </w:tc>
+        <w:tc>
+          <w:tcPr>
+            <w:tcW w:w="3080" w:type="dxa"/>
             <w:tcBorders>
               <w:top w:val="single" w:color="000000" w:sz="8" w:space="0"/>
               <w:left w:val="dotted" w:color="auto" w:sz="0" w:space="0"/>
               <w:bottom w:val="single" w:color="000000" w:sz="8" w:space="0"/>
+              <w:right w:val="single" w:color="000000" w:sz="8" w:space="0"/>
+            </w:tcBorders>
+            <w:shd w:val="clear" w:color="auto" w:fill="FFFFFF"/>
+            <w:tcMar>
+              <w:top w:w="60" w:type="dxa"/>
+              <w:left w:w="120" w:type="dxa"/>
+              <w:bottom w:w="60" w:type="dxa"/>
+              <w:right w:w="120" w:type="dxa"/>
+            </w:tcMar>
+          </w:tcPr>
+          <w:p>
+            <w:pPr>
+              <w:rPr>
+                <w:rFonts w:hint="default" w:ascii="Times New Roman" w:hAnsi="Times New Roman" w:cs="Times New Roman"/>
+                <w:color w:val="000000"/>
+              </w:rPr>
+            </w:pPr>
+            <w:r>
+              <w:rPr>
+                <w:rFonts w:hint="default" w:ascii="Times New Roman" w:hAnsi="Times New Roman" w:eastAsia="Arial" w:cs="Times New Roman"/>
+                <w:b w:val="0"/>
+                <w:bCs w:val="0"/>
+                <w:color w:val="000000"/>
+                <w:sz w:val="20"/>
+                <w:szCs w:val="20"/>
+              </w:rPr>
+              <w:t>1.02 ± 11.19</w:t>
+            </w:r>
+          </w:p>
+        </w:tc>
+      </w:tr>
+      <w:tr>
+        <w:tblPrEx>
+          <w:tblBorders>
+            <w:top w:val="single" w:color="auto" w:sz="4" w:space="0"/>
+            <w:left w:val="single" w:color="auto" w:sz="4" w:space="0"/>
+            <w:bottom w:val="single" w:color="auto" w:sz="4" w:space="0"/>
+            <w:right w:val="single" w:color="auto" w:sz="4" w:space="0"/>
+            <w:insideH w:val="single" w:color="auto" w:sz="4" w:space="0"/>
+            <w:insideV w:val="single" w:color="auto" w:sz="4" w:space="0"/>
+          </w:tblBorders>
+          <w:tblCellMar>
+            <w:top w:w="0" w:type="dxa"/>
+            <w:left w:w="10" w:type="dxa"/>
+            <w:bottom w:w="0" w:type="dxa"/>
+            <w:right w:w="10" w:type="dxa"/>
+          </w:tblCellMar>
+        </w:tblPrEx>
+        <w:tc>
+          <w:tcPr>
+            <w:tcW w:w="3200" w:type="dxa"/>
+            <w:tcBorders>
+              <w:top w:val="single" w:color="000000" w:sz="8" w:space="0"/>
+              <w:left w:val="single" w:color="000000" w:sz="8" w:space="0"/>
+              <w:bottom w:val="single" w:color="000000" w:sz="8" w:space="0"/>
               <w:right w:val="dotted" w:color="auto" w:sz="0" w:space="0"/>
             </w:tcBorders>
             <w:shd w:val="clear" w:color="auto" w:fill="FFFFFF"/>
@@ -13383,29 +12825,68 @@
           </w:tcPr>
           <w:p>
             <w:pPr>
-              <w:jc w:val="both"/>
-              <w:rPr>
-                <w:rFonts w:hint="default" w:ascii="Times New Roman" w:hAnsi="Times New Roman" w:cs="Times New Roman"/>
-                <w:color w:val="000000"/>
-              </w:rPr>
-            </w:pPr>
-            <w:r>
-              <w:rPr>
-                <w:rFonts w:hint="default" w:ascii="Times New Roman" w:hAnsi="Times New Roman" w:eastAsia="Arial" w:cs="Times New Roman"/>
-                <w:color w:val="000000"/>
-                <w:sz w:val="20"/>
-                <w:szCs w:val="20"/>
-              </w:rPr>
-              <w:t>—</w:t>
-            </w:r>
-          </w:p>
-        </w:tc>
-        <w:tc>
-          <w:tcPr>
+              <w:rPr>
+                <w:rFonts w:hint="default" w:ascii="Times New Roman" w:hAnsi="Times New Roman" w:cs="Times New Roman"/>
+                <w:color w:val="000000"/>
+              </w:rPr>
+            </w:pPr>
+            <w:r>
+              <w:rPr>
+                <w:rFonts w:hint="default" w:ascii="Times New Roman" w:hAnsi="Times New Roman" w:eastAsia="Arial" w:cs="Times New Roman"/>
+                <w:b w:val="0"/>
+                <w:bCs w:val="0"/>
+                <w:color w:val="000000"/>
+                <w:sz w:val="20"/>
+                <w:szCs w:val="20"/>
+              </w:rPr>
+              <w:t>num_scripts</w:t>
+            </w:r>
+          </w:p>
+        </w:tc>
+        <w:tc>
+          <w:tcPr>
+            <w:tcW w:w="3080" w:type="dxa"/>
             <w:tcBorders>
               <w:top w:val="single" w:color="000000" w:sz="8" w:space="0"/>
               <w:left w:val="dotted" w:color="auto" w:sz="0" w:space="0"/>
               <w:bottom w:val="single" w:color="000000" w:sz="8" w:space="0"/>
+              <w:right w:val="dotted" w:color="auto" w:sz="0" w:space="0"/>
+            </w:tcBorders>
+            <w:shd w:val="clear" w:color="auto" w:fill="FFFFFF"/>
+            <w:tcMar>
+              <w:top w:w="60" w:type="dxa"/>
+              <w:left w:w="120" w:type="dxa"/>
+              <w:bottom w:w="60" w:type="dxa"/>
+              <w:right w:w="120" w:type="dxa"/>
+            </w:tcMar>
+          </w:tcPr>
+          <w:p>
+            <w:pPr>
+              <w:rPr>
+                <w:rFonts w:hint="default" w:ascii="Times New Roman" w:hAnsi="Times New Roman" w:cs="Times New Roman"/>
+                <w:color w:val="000000"/>
+              </w:rPr>
+            </w:pPr>
+            <w:r>
+              <w:rPr>
+                <w:rFonts w:hint="default" w:ascii="Times New Roman" w:hAnsi="Times New Roman" w:eastAsia="Arial" w:cs="Times New Roman"/>
+                <w:b w:val="0"/>
+                <w:bCs w:val="0"/>
+                <w:color w:val="000000"/>
+                <w:sz w:val="20"/>
+                <w:szCs w:val="20"/>
+              </w:rPr>
+              <w:t>19.73 ± 31.76</w:t>
+            </w:r>
+          </w:p>
+        </w:tc>
+        <w:tc>
+          <w:tcPr>
+            <w:tcW w:w="3080" w:type="dxa"/>
+            <w:tcBorders>
+              <w:top w:val="single" w:color="000000" w:sz="8" w:space="0"/>
+              <w:left w:val="dotted" w:color="auto" w:sz="0" w:space="0"/>
+              <w:bottom w:val="single" w:color="000000" w:sz="8" w:space="0"/>
               <w:right w:val="single" w:color="000000" w:sz="8" w:space="0"/>
             </w:tcBorders>
             <w:shd w:val="clear" w:color="auto" w:fill="FFFFFF"/>
@@ -13418,20 +12899,150 @@
           </w:tcPr>
           <w:p>
             <w:pPr>
-              <w:jc w:val="both"/>
-              <w:rPr>
-                <w:rFonts w:hint="default" w:ascii="Times New Roman" w:hAnsi="Times New Roman" w:cs="Times New Roman"/>
-                <w:color w:val="000000"/>
-              </w:rPr>
-            </w:pPr>
-            <w:r>
-              <w:rPr>
-                <w:rFonts w:hint="default" w:ascii="Times New Roman" w:hAnsi="Times New Roman" w:eastAsia="Arial" w:cs="Times New Roman"/>
-                <w:color w:val="000000"/>
-                <w:sz w:val="20"/>
-                <w:szCs w:val="20"/>
-              </w:rPr>
-              <w:t>—</w:t>
+              <w:rPr>
+                <w:rFonts w:hint="default" w:ascii="Times New Roman" w:hAnsi="Times New Roman" w:cs="Times New Roman"/>
+                <w:color w:val="000000"/>
+              </w:rPr>
+            </w:pPr>
+            <w:r>
+              <w:rPr>
+                <w:rFonts w:hint="default" w:ascii="Times New Roman" w:hAnsi="Times New Roman" w:eastAsia="Arial" w:cs="Times New Roman"/>
+                <w:b w:val="0"/>
+                <w:bCs w:val="0"/>
+                <w:color w:val="000000"/>
+                <w:sz w:val="20"/>
+                <w:szCs w:val="20"/>
+              </w:rPr>
+              <w:t>2.69 ± 7.65</w:t>
+            </w:r>
+          </w:p>
+        </w:tc>
+      </w:tr>
+      <w:tr>
+        <w:tblPrEx>
+          <w:tblBorders>
+            <w:top w:val="single" w:color="auto" w:sz="4" w:space="0"/>
+            <w:left w:val="single" w:color="auto" w:sz="4" w:space="0"/>
+            <w:bottom w:val="single" w:color="auto" w:sz="4" w:space="0"/>
+            <w:right w:val="single" w:color="auto" w:sz="4" w:space="0"/>
+            <w:insideH w:val="single" w:color="auto" w:sz="4" w:space="0"/>
+            <w:insideV w:val="single" w:color="auto" w:sz="4" w:space="0"/>
+          </w:tblBorders>
+          <w:tblCellMar>
+            <w:top w:w="0" w:type="dxa"/>
+            <w:left w:w="10" w:type="dxa"/>
+            <w:bottom w:w="0" w:type="dxa"/>
+            <w:right w:w="10" w:type="dxa"/>
+          </w:tblCellMar>
+        </w:tblPrEx>
+        <w:tc>
+          <w:tcPr>
+            <w:tcW w:w="3200" w:type="dxa"/>
+            <w:tcBorders>
+              <w:top w:val="single" w:color="000000" w:sz="8" w:space="0"/>
+              <w:left w:val="single" w:color="000000" w:sz="8" w:space="0"/>
+              <w:bottom w:val="single" w:color="000000" w:sz="8" w:space="0"/>
+              <w:right w:val="dotted" w:color="auto" w:sz="0" w:space="0"/>
+            </w:tcBorders>
+            <w:shd w:val="clear" w:color="auto" w:fill="FFFFFF"/>
+            <w:tcMar>
+              <w:top w:w="60" w:type="dxa"/>
+              <w:left w:w="120" w:type="dxa"/>
+              <w:bottom w:w="60" w:type="dxa"/>
+              <w:right w:w="120" w:type="dxa"/>
+            </w:tcMar>
+          </w:tcPr>
+          <w:p>
+            <w:pPr>
+              <w:rPr>
+                <w:rFonts w:hint="default" w:ascii="Times New Roman" w:hAnsi="Times New Roman" w:cs="Times New Roman"/>
+                <w:color w:val="000000"/>
+              </w:rPr>
+            </w:pPr>
+            <w:r>
+              <w:rPr>
+                <w:rFonts w:hint="default" w:ascii="Times New Roman" w:hAnsi="Times New Roman" w:eastAsia="Arial" w:cs="Times New Roman"/>
+                <w:b w:val="0"/>
+                <w:bCs w:val="0"/>
+                <w:color w:val="000000"/>
+                <w:sz w:val="20"/>
+                <w:szCs w:val="20"/>
+              </w:rPr>
+              <w:t>shortening_service (%)</w:t>
+            </w:r>
+          </w:p>
+        </w:tc>
+        <w:tc>
+          <w:tcPr>
+            <w:tcW w:w="3080" w:type="dxa"/>
+            <w:tcBorders>
+              <w:top w:val="single" w:color="000000" w:sz="8" w:space="0"/>
+              <w:left w:val="dotted" w:color="auto" w:sz="0" w:space="0"/>
+              <w:bottom w:val="single" w:color="000000" w:sz="8" w:space="0"/>
+              <w:right w:val="dotted" w:color="auto" w:sz="0" w:space="0"/>
+            </w:tcBorders>
+            <w:shd w:val="clear" w:color="auto" w:fill="FFFFFF"/>
+            <w:tcMar>
+              <w:top w:w="60" w:type="dxa"/>
+              <w:left w:w="120" w:type="dxa"/>
+              <w:bottom w:w="60" w:type="dxa"/>
+              <w:right w:w="120" w:type="dxa"/>
+            </w:tcMar>
+          </w:tcPr>
+          <w:p>
+            <w:pPr>
+              <w:rPr>
+                <w:rFonts w:hint="default" w:ascii="Times New Roman" w:hAnsi="Times New Roman" w:cs="Times New Roman"/>
+                <w:color w:val="000000"/>
+              </w:rPr>
+            </w:pPr>
+            <w:r>
+              <w:rPr>
+                <w:rFonts w:hint="default" w:ascii="Times New Roman" w:hAnsi="Times New Roman" w:eastAsia="Arial" w:cs="Times New Roman"/>
+                <w:b w:val="0"/>
+                <w:bCs w:val="0"/>
+                <w:color w:val="000000"/>
+                <w:sz w:val="20"/>
+                <w:szCs w:val="20"/>
+              </w:rPr>
+              <w:t>6.4%</w:t>
+            </w:r>
+          </w:p>
+        </w:tc>
+        <w:tc>
+          <w:tcPr>
+            <w:tcW w:w="3080" w:type="dxa"/>
+            <w:tcBorders>
+              <w:top w:val="single" w:color="000000" w:sz="8" w:space="0"/>
+              <w:left w:val="dotted" w:color="auto" w:sz="0" w:space="0"/>
+              <w:bottom w:val="single" w:color="000000" w:sz="8" w:space="0"/>
+              <w:right w:val="single" w:color="000000" w:sz="8" w:space="0"/>
+            </w:tcBorders>
+            <w:shd w:val="clear" w:color="auto" w:fill="FFFFFF"/>
+            <w:tcMar>
+              <w:top w:w="60" w:type="dxa"/>
+              <w:left w:w="120" w:type="dxa"/>
+              <w:bottom w:w="60" w:type="dxa"/>
+              <w:right w:w="120" w:type="dxa"/>
+            </w:tcMar>
+          </w:tcPr>
+          <w:p>
+            <w:pPr>
+              <w:rPr>
+                <w:rFonts w:hint="default" w:ascii="Times New Roman" w:hAnsi="Times New Roman" w:cs="Times New Roman"/>
+                <w:color w:val="000000"/>
+              </w:rPr>
+            </w:pPr>
+            <w:r>
+              <w:rPr>
+                <w:rFonts w:hint="default" w:ascii="Times New Roman" w:hAnsi="Times New Roman" w:eastAsia="Arial" w:cs="Times New Roman"/>
+                <w:b w:val="0"/>
+                <w:bCs w:val="0"/>
+                <w:color w:val="000000"/>
+                <w:sz w:val="20"/>
+                <w:szCs w:val="20"/>
+              </w:rPr>
+              <w:t>17.6%</w:t>
             </w:r>
           </w:p>
         </w:tc>
@@ -13440,6 +13051,7 @@
     <w:p>
       <w:pPr>
         <w:spacing w:before="60" w:after="160"/>
+        <w:ind w:firstLine="720" w:firstLineChars="0"/>
         <w:jc w:val="center"/>
         <w:rPr>
           <w:rFonts w:hint="default" w:ascii="Times New Roman" w:hAnsi="Times New Roman" w:cs="Times New Roman"/>
@@ -13454,7 +13066,30 @@
           <w:sz w:val="18"/>
           <w:szCs w:val="18"/>
         </w:rPr>
-        <w:t>Table 5.2: Rule-Based Detector Performance on Test Set (n = 2,286 URLs)</w:t>
+        <w:t>Table 5.</w:t>
+      </w:r>
+      <w:r>
+        <w:rPr>
+          <w:rFonts w:hint="default" w:ascii="Times New Roman" w:hAnsi="Times New Roman" w:eastAsia="Arial" w:cs="Times New Roman"/>
+          <w:i/>
+          <w:iCs/>
+          <w:color w:val="595959"/>
+          <w:sz w:val="18"/>
+          <w:szCs w:val="18"/>
+          <w:lang w:val="en-GB"/>
+        </w:rPr>
+        <w:t>2</w:t>
+      </w:r>
+      <w:r>
+        <w:rPr>
+          <w:rFonts w:hint="default" w:ascii="Times New Roman" w:hAnsi="Times New Roman" w:eastAsia="Arial" w:cs="Times New Roman"/>
+          <w:i/>
+          <w:iCs/>
+          <w:color w:val="595959"/>
+          <w:sz w:val="18"/>
+          <w:szCs w:val="18"/>
+        </w:rPr>
+        <w:t>: Feature Distribution Statistics — Legitimate vs. Phishing URLs</w:t>
       </w:r>
     </w:p>
     <w:p>
@@ -13466,6 +13101,8 @@
         <w:jc w:val="both"/>
         <w:rPr>
           <w:rFonts w:hint="default" w:ascii="Times New Roman" w:hAnsi="Times New Roman" w:cs="Times New Roman"/>
+          <w:sz w:val="24"/>
+          <w:szCs w:val="24"/>
         </w:rPr>
       </w:pPr>
       <w:r>
@@ -13476,16 +13113,34 @@
           <w:szCs w:val="24"/>
           <w:lang w:val="en-US" w:eastAsia="zh-CN" w:bidi="ar"/>
         </w:rPr>
-        <w:t>Given the system's total independence from any training data or machine learning optimisation, the rule-based detector obtains 84.2% accuracy and 82.8% F1-score, which is a respectable baseline. The main drawback is the 15.5% false positive rate (190 genuine URLs incorrectly categorised as phishing), which is mostly caused by legitimate enterprise services with complicated URL patterns that trigger several low-specificity filters.</w:t>
-      </w:r>
-    </w:p>
-    <w:p>
-      <w:pPr>
-        <w:jc w:val="both"/>
-        <w:rPr>
-          <w:rFonts w:hint="default" w:ascii="Times New Roman" w:hAnsi="Times New Roman" w:cs="Times New Roman"/>
-        </w:rPr>
-      </w:pPr>
+        <w:t>Legitimate URLs have significantly more external links (mean 17.91 vs. 1.59), internal links (40.86 vs. 1.02), and scripts (19.73 vs. 2.69) than phishing sites, which are usually sparse landing pages intended solely for credential harvesting. These distributional differences are most noticeable in content features.</w:t>
+      </w:r>
+    </w:p>
+    <w:p>
+      <w:pPr>
+        <w:pStyle w:val="3"/>
+        <w:spacing w:before="300" w:after="120"/>
+        <w:jc w:val="both"/>
+        <w:rPr>
+          <w:rFonts w:hint="default" w:ascii="Times New Roman" w:hAnsi="Times New Roman" w:eastAsia="Arial" w:cs="Times New Roman"/>
+          <w:b/>
+          <w:bCs/>
+          <w:color w:val="auto"/>
+          <w:sz w:val="28"/>
+          <w:szCs w:val="28"/>
+        </w:rPr>
+      </w:pPr>
+      <w:r>
+        <w:rPr>
+          <w:rFonts w:hint="default" w:ascii="Times New Roman" w:hAnsi="Times New Roman" w:eastAsia="Arial" w:cs="Times New Roman"/>
+          <w:b/>
+          <w:bCs/>
+          <w:color w:val="auto"/>
+          <w:sz w:val="28"/>
+          <w:szCs w:val="28"/>
+        </w:rPr>
+        <w:t>5.3 Rule-Based Detector Results</w:t>
+      </w:r>
     </w:p>
     <w:p>
       <w:pPr>
@@ -13510,85 +13165,13 @@
           <w:sz w:val="24"/>
           <w:szCs w:val="24"/>
         </w:rPr>
-        <w:t>5.3.2 Rule Trigger Analysis</w:t>
-      </w:r>
-    </w:p>
-    <w:p>
-      <w:pPr>
-        <w:keepNext w:val="0"/>
-        <w:keepLines w:val="0"/>
-        <w:widowControl/>
-        <w:suppressLineNumbers w:val="0"/>
-        <w:jc w:val="both"/>
-        <w:rPr>
-          <w:rFonts w:hint="default" w:ascii="Times New Roman" w:hAnsi="Times New Roman" w:cs="Times New Roman"/>
-        </w:rPr>
-      </w:pPr>
-      <w:r>
-        <w:rPr>
-          <w:rFonts w:hint="default" w:ascii="Times New Roman" w:hAnsi="Times New Roman" w:eastAsia="SimSun" w:cs="Times New Roman"/>
-          <w:kern w:val="0"/>
-          <w:sz w:val="24"/>
-          <w:szCs w:val="24"/>
-          <w:lang w:val="en-US" w:eastAsia="zh-CN" w:bidi="ar"/>
-        </w:rPr>
-        <w:t>The phishing test URLs' rule activation frequencies are analysed to identify the most discriminative individual rules. The most often triggered rule, URL length (R1), was activated for 87.3% of phishing URLs. 68.6% of HTTPS (R11) is missing. 42.1% of URLs had an IP address (R2), and 38.6% had a suspicious TLD (R10). Despite having a lower activation frequency, the has_dns_record rule (R12) showed the highest positive predictive value (91.2%), demonstrating that the lack of a DNS record is a nearly guaranteed phishing signal when it happens.</w:t>
-      </w:r>
-    </w:p>
-    <w:p>
-      <w:pPr>
-        <w:pStyle w:val="3"/>
-        <w:spacing w:before="300" w:after="120"/>
-        <w:jc w:val="both"/>
-        <w:rPr>
-          <w:rFonts w:hint="default" w:ascii="Times New Roman" w:hAnsi="Times New Roman" w:cs="Times New Roman"/>
-          <w:color w:val="auto"/>
-        </w:rPr>
-      </w:pPr>
-      <w:r>
-        <w:rPr>
-          <w:rFonts w:hint="default" w:ascii="Times New Roman" w:hAnsi="Times New Roman" w:eastAsia="Arial" w:cs="Times New Roman"/>
-          <w:b/>
-          <w:bCs/>
-          <w:color w:val="auto"/>
-          <w:sz w:val="28"/>
-          <w:szCs w:val="28"/>
-        </w:rPr>
-        <w:t>5.4 Machine Learning Detector Results</w:t>
-      </w:r>
-    </w:p>
-    <w:p>
-      <w:pPr>
-        <w:pStyle w:val="4"/>
-        <w:spacing w:before="200" w:after="100"/>
-        <w:jc w:val="both"/>
-        <w:rPr>
-          <w:rFonts w:hint="default" w:ascii="Times New Roman" w:hAnsi="Times New Roman" w:eastAsia="Arial" w:cs="Times New Roman"/>
-          <w:b/>
-          <w:bCs/>
-          <w:color w:val="auto"/>
-          <w:sz w:val="24"/>
-          <w:szCs w:val="24"/>
-        </w:rPr>
-      </w:pPr>
-      <w:r>
-        <w:rPr>
-          <w:rFonts w:hint="default" w:ascii="Times New Roman" w:hAnsi="Times New Roman" w:eastAsia="Arial" w:cs="Times New Roman"/>
-          <w:b/>
-          <w:bCs/>
-          <w:color w:val="auto"/>
-          <w:sz w:val="24"/>
-          <w:szCs w:val="24"/>
-        </w:rPr>
-        <w:t>5.4.1 Algorithm Comparison</w:t>
+        <w:t>5.3.1 Performance Metrics</w:t>
       </w:r>
     </w:p>
     <w:tbl>
       <w:tblPr>
         <w:tblStyle w:val="12"/>
-        <w:tblpPr w:leftFromText="180" w:rightFromText="180" w:vertAnchor="text" w:horzAnchor="page" w:tblpX="1604" w:tblpY="153"/>
-        <w:tblOverlap w:val="never"/>
-        <w:tblW w:w="9260" w:type="dxa"/>
+        <w:tblW w:w="9099" w:type="dxa"/>
         <w:tblInd w:w="0" w:type="dxa"/>
         <w:tblBorders>
           <w:top w:val="single" w:color="auto" w:sz="4" w:space="0"/>
@@ -13607,12 +13190,593 @@
         </w:tblCellMar>
       </w:tblPr>
       <w:tblGrid>
-        <w:gridCol w:w="2455"/>
-        <w:gridCol w:w="1406"/>
-        <w:gridCol w:w="1377"/>
-        <w:gridCol w:w="1036"/>
-        <w:gridCol w:w="1348"/>
-        <w:gridCol w:w="1638"/>
+        <w:gridCol w:w="6196"/>
+        <w:gridCol w:w="2903"/>
+      </w:tblGrid>
+      <w:tr>
+        <w:tblPrEx>
+          <w:tblBorders>
+            <w:top w:val="single" w:color="auto" w:sz="4" w:space="0"/>
+            <w:left w:val="single" w:color="auto" w:sz="4" w:space="0"/>
+            <w:bottom w:val="single" w:color="auto" w:sz="4" w:space="0"/>
+            <w:right w:val="single" w:color="auto" w:sz="4" w:space="0"/>
+            <w:insideH w:val="single" w:color="auto" w:sz="4" w:space="0"/>
+            <w:insideV w:val="single" w:color="auto" w:sz="4" w:space="0"/>
+          </w:tblBorders>
+          <w:tblCellMar>
+            <w:top w:w="0" w:type="dxa"/>
+            <w:left w:w="10" w:type="dxa"/>
+            <w:bottom w:w="0" w:type="dxa"/>
+            <w:right w:w="10" w:type="dxa"/>
+          </w:tblCellMar>
+        </w:tblPrEx>
+        <w:trPr>
+          <w:trHeight w:val="695" w:hRule="atLeast"/>
+          <w:tblHeader/>
+        </w:trPr>
+        <w:tc>
+          <w:tcPr>
+            <w:tcW w:w="6196" w:type="dxa"/>
+            <w:tcBorders>
+              <w:top w:val="single" w:color="000000" w:sz="8" w:space="0"/>
+              <w:left w:val="single" w:color="000000" w:sz="8" w:space="0"/>
+              <w:bottom w:val="single" w:color="000000" w:sz="8" w:space="0"/>
+              <w:right w:val="dotted" w:color="auto" w:sz="0" w:space="0"/>
+            </w:tcBorders>
+            <w:shd w:val="clear" w:color="auto" w:fill="000000"/>
+            <w:tcMar>
+              <w:top w:w="80" w:type="dxa"/>
+              <w:left w:w="120" w:type="dxa"/>
+              <w:bottom w:w="80" w:type="dxa"/>
+              <w:right w:w="120" w:type="dxa"/>
+            </w:tcMar>
+          </w:tcPr>
+          <w:p>
+            <w:pPr>
+              <w:rPr>
+                <w:rFonts w:hint="default" w:ascii="Times New Roman" w:hAnsi="Times New Roman" w:cs="Times New Roman"/>
+                <w:color w:val="FFFFFF"/>
+              </w:rPr>
+            </w:pPr>
+            <w:r>
+              <w:rPr>
+                <w:rFonts w:hint="default" w:ascii="Times New Roman" w:hAnsi="Times New Roman" w:eastAsia="Arial" w:cs="Times New Roman"/>
+                <w:b/>
+                <w:bCs/>
+                <w:color w:val="FFFFFF"/>
+                <w:sz w:val="20"/>
+                <w:szCs w:val="20"/>
+              </w:rPr>
+              <w:t>Metric</w:t>
+            </w:r>
+          </w:p>
+        </w:tc>
+        <w:tc>
+          <w:tcPr>
+            <w:tcW w:w="2903" w:type="dxa"/>
+            <w:tcBorders>
+              <w:top w:val="single" w:color="000000" w:sz="8" w:space="0"/>
+              <w:left w:val="dotted" w:color="auto" w:sz="0" w:space="0"/>
+              <w:bottom w:val="single" w:color="000000" w:sz="8" w:space="0"/>
+              <w:right w:val="dotted" w:color="auto" w:sz="0" w:space="0"/>
+            </w:tcBorders>
+            <w:shd w:val="clear" w:color="auto" w:fill="000000"/>
+            <w:tcMar>
+              <w:top w:w="80" w:type="dxa"/>
+              <w:left w:w="120" w:type="dxa"/>
+              <w:bottom w:w="80" w:type="dxa"/>
+              <w:right w:w="120" w:type="dxa"/>
+            </w:tcMar>
+          </w:tcPr>
+          <w:p>
+            <w:pPr>
+              <w:rPr>
+                <w:rFonts w:hint="default" w:ascii="Times New Roman" w:hAnsi="Times New Roman" w:cs="Times New Roman"/>
+                <w:color w:val="FFFFFF"/>
+              </w:rPr>
+            </w:pPr>
+            <w:r>
+              <w:rPr>
+                <w:rFonts w:hint="default" w:ascii="Times New Roman" w:hAnsi="Times New Roman" w:eastAsia="Arial" w:cs="Times New Roman"/>
+                <w:b/>
+                <w:bCs/>
+                <w:color w:val="FFFFFF"/>
+                <w:sz w:val="20"/>
+                <w:szCs w:val="20"/>
+              </w:rPr>
+              <w:t>Value</w:t>
+            </w:r>
+          </w:p>
+        </w:tc>
+      </w:tr>
+      <w:tr>
+        <w:tblPrEx>
+          <w:tblBorders>
+            <w:top w:val="single" w:color="auto" w:sz="4" w:space="0"/>
+            <w:left w:val="single" w:color="auto" w:sz="4" w:space="0"/>
+            <w:bottom w:val="single" w:color="auto" w:sz="4" w:space="0"/>
+            <w:right w:val="single" w:color="auto" w:sz="4" w:space="0"/>
+            <w:insideH w:val="single" w:color="auto" w:sz="4" w:space="0"/>
+            <w:insideV w:val="single" w:color="auto" w:sz="4" w:space="0"/>
+          </w:tblBorders>
+          <w:tblCellMar>
+            <w:top w:w="0" w:type="dxa"/>
+            <w:left w:w="10" w:type="dxa"/>
+            <w:bottom w:w="0" w:type="dxa"/>
+            <w:right w:w="10" w:type="dxa"/>
+          </w:tblCellMar>
+        </w:tblPrEx>
+        <w:trPr>
+          <w:trHeight w:val="585" w:hRule="atLeast"/>
+        </w:trPr>
+        <w:tc>
+          <w:tcPr>
+            <w:tcW w:w="6196" w:type="dxa"/>
+            <w:tcBorders>
+              <w:top w:val="single" w:color="000000" w:sz="8" w:space="0"/>
+              <w:left w:val="single" w:color="000000" w:sz="8" w:space="0"/>
+              <w:bottom w:val="single" w:color="000000" w:sz="8" w:space="0"/>
+              <w:right w:val="dotted" w:color="auto" w:sz="0" w:space="0"/>
+            </w:tcBorders>
+            <w:shd w:val="clear" w:color="auto" w:fill="FFFFFF"/>
+            <w:tcMar>
+              <w:top w:w="60" w:type="dxa"/>
+              <w:left w:w="120" w:type="dxa"/>
+              <w:bottom w:w="60" w:type="dxa"/>
+              <w:right w:w="120" w:type="dxa"/>
+            </w:tcMar>
+          </w:tcPr>
+          <w:p>
+            <w:pPr>
+              <w:rPr>
+                <w:rFonts w:hint="default" w:ascii="Times New Roman" w:hAnsi="Times New Roman" w:cs="Times New Roman"/>
+                <w:color w:val="000000"/>
+              </w:rPr>
+            </w:pPr>
+            <w:r>
+              <w:rPr>
+                <w:rFonts w:hint="default" w:ascii="Times New Roman" w:hAnsi="Times New Roman" w:eastAsia="Arial" w:cs="Times New Roman"/>
+                <w:b w:val="0"/>
+                <w:bCs w:val="0"/>
+                <w:color w:val="000000"/>
+                <w:sz w:val="20"/>
+                <w:szCs w:val="20"/>
+              </w:rPr>
+              <w:t>Accuracy</w:t>
+            </w:r>
+          </w:p>
+        </w:tc>
+        <w:tc>
+          <w:tcPr>
+            <w:tcW w:w="2903" w:type="dxa"/>
+            <w:tcBorders>
+              <w:top w:val="single" w:color="000000" w:sz="8" w:space="0"/>
+              <w:left w:val="dotted" w:color="auto" w:sz="0" w:space="0"/>
+              <w:bottom w:val="single" w:color="000000" w:sz="8" w:space="0"/>
+              <w:right w:val="dotted" w:color="auto" w:sz="0" w:space="0"/>
+            </w:tcBorders>
+            <w:shd w:val="clear" w:color="auto" w:fill="FFFFFF"/>
+            <w:tcMar>
+              <w:top w:w="60" w:type="dxa"/>
+              <w:left w:w="120" w:type="dxa"/>
+              <w:bottom w:w="60" w:type="dxa"/>
+              <w:right w:w="120" w:type="dxa"/>
+            </w:tcMar>
+          </w:tcPr>
+          <w:p>
+            <w:pPr>
+              <w:rPr>
+                <w:rFonts w:hint="default" w:ascii="Times New Roman" w:hAnsi="Times New Roman" w:cs="Times New Roman"/>
+                <w:color w:val="000000"/>
+              </w:rPr>
+            </w:pPr>
+            <w:r>
+              <w:rPr>
+                <w:rFonts w:hint="default" w:ascii="Times New Roman" w:hAnsi="Times New Roman" w:eastAsia="Arial" w:cs="Times New Roman"/>
+                <w:b w:val="0"/>
+                <w:bCs w:val="0"/>
+                <w:color w:val="000000"/>
+                <w:sz w:val="20"/>
+                <w:szCs w:val="20"/>
+              </w:rPr>
+              <w:t>53.0%</w:t>
+            </w:r>
+          </w:p>
+        </w:tc>
+      </w:tr>
+      <w:tr>
+        <w:tblPrEx>
+          <w:tblBorders>
+            <w:top w:val="single" w:color="auto" w:sz="4" w:space="0"/>
+            <w:left w:val="single" w:color="auto" w:sz="4" w:space="0"/>
+            <w:bottom w:val="single" w:color="auto" w:sz="4" w:space="0"/>
+            <w:right w:val="single" w:color="auto" w:sz="4" w:space="0"/>
+            <w:insideH w:val="single" w:color="auto" w:sz="4" w:space="0"/>
+            <w:insideV w:val="single" w:color="auto" w:sz="4" w:space="0"/>
+          </w:tblBorders>
+          <w:tblCellMar>
+            <w:top w:w="0" w:type="dxa"/>
+            <w:left w:w="10" w:type="dxa"/>
+            <w:bottom w:w="0" w:type="dxa"/>
+            <w:right w:w="10" w:type="dxa"/>
+          </w:tblCellMar>
+        </w:tblPrEx>
+        <w:trPr>
+          <w:trHeight w:val="585" w:hRule="atLeast"/>
+        </w:trPr>
+        <w:tc>
+          <w:tcPr>
+            <w:tcW w:w="6196" w:type="dxa"/>
+            <w:tcBorders>
+              <w:top w:val="single" w:color="000000" w:sz="8" w:space="0"/>
+              <w:left w:val="single" w:color="000000" w:sz="8" w:space="0"/>
+              <w:bottom w:val="single" w:color="000000" w:sz="8" w:space="0"/>
+              <w:right w:val="dotted" w:color="auto" w:sz="0" w:space="0"/>
+            </w:tcBorders>
+            <w:shd w:val="clear" w:color="auto" w:fill="FFFFFF"/>
+            <w:tcMar>
+              <w:top w:w="60" w:type="dxa"/>
+              <w:left w:w="120" w:type="dxa"/>
+              <w:bottom w:w="60" w:type="dxa"/>
+              <w:right w:w="120" w:type="dxa"/>
+            </w:tcMar>
+          </w:tcPr>
+          <w:p>
+            <w:pPr>
+              <w:rPr>
+                <w:rFonts w:hint="default" w:ascii="Times New Roman" w:hAnsi="Times New Roman" w:cs="Times New Roman"/>
+                <w:color w:val="000000"/>
+              </w:rPr>
+            </w:pPr>
+            <w:r>
+              <w:rPr>
+                <w:rFonts w:hint="default" w:ascii="Times New Roman" w:hAnsi="Times New Roman" w:eastAsia="Arial" w:cs="Times New Roman"/>
+                <w:b w:val="0"/>
+                <w:bCs w:val="0"/>
+                <w:color w:val="000000"/>
+                <w:sz w:val="20"/>
+                <w:szCs w:val="20"/>
+              </w:rPr>
+              <w:t>Precision</w:t>
+            </w:r>
+          </w:p>
+        </w:tc>
+        <w:tc>
+          <w:tcPr>
+            <w:tcW w:w="2903" w:type="dxa"/>
+            <w:tcBorders>
+              <w:top w:val="single" w:color="000000" w:sz="8" w:space="0"/>
+              <w:left w:val="dotted" w:color="auto" w:sz="0" w:space="0"/>
+              <w:bottom w:val="single" w:color="000000" w:sz="8" w:space="0"/>
+              <w:right w:val="dotted" w:color="auto" w:sz="0" w:space="0"/>
+            </w:tcBorders>
+            <w:shd w:val="clear" w:color="auto" w:fill="FFFFFF"/>
+            <w:tcMar>
+              <w:top w:w="60" w:type="dxa"/>
+              <w:left w:w="120" w:type="dxa"/>
+              <w:bottom w:w="60" w:type="dxa"/>
+              <w:right w:w="120" w:type="dxa"/>
+            </w:tcMar>
+          </w:tcPr>
+          <w:p>
+            <w:pPr>
+              <w:rPr>
+                <w:rFonts w:hint="default" w:ascii="Times New Roman" w:hAnsi="Times New Roman" w:cs="Times New Roman"/>
+                <w:color w:val="000000"/>
+              </w:rPr>
+            </w:pPr>
+            <w:r>
+              <w:rPr>
+                <w:rFonts w:hint="default" w:ascii="Times New Roman" w:hAnsi="Times New Roman" w:eastAsia="Arial" w:cs="Times New Roman"/>
+                <w:b w:val="0"/>
+                <w:bCs w:val="0"/>
+                <w:color w:val="000000"/>
+                <w:sz w:val="20"/>
+                <w:szCs w:val="20"/>
+              </w:rPr>
+              <w:t>50.0%</w:t>
+            </w:r>
+          </w:p>
+        </w:tc>
+      </w:tr>
+      <w:tr>
+        <w:tblPrEx>
+          <w:tblBorders>
+            <w:top w:val="single" w:color="auto" w:sz="4" w:space="0"/>
+            <w:left w:val="single" w:color="auto" w:sz="4" w:space="0"/>
+            <w:bottom w:val="single" w:color="auto" w:sz="4" w:space="0"/>
+            <w:right w:val="single" w:color="auto" w:sz="4" w:space="0"/>
+            <w:insideH w:val="single" w:color="auto" w:sz="4" w:space="0"/>
+            <w:insideV w:val="single" w:color="auto" w:sz="4" w:space="0"/>
+          </w:tblBorders>
+          <w:tblCellMar>
+            <w:top w:w="0" w:type="dxa"/>
+            <w:left w:w="10" w:type="dxa"/>
+            <w:bottom w:w="0" w:type="dxa"/>
+            <w:right w:w="10" w:type="dxa"/>
+          </w:tblCellMar>
+        </w:tblPrEx>
+        <w:trPr>
+          <w:trHeight w:val="585" w:hRule="atLeast"/>
+        </w:trPr>
+        <w:tc>
+          <w:tcPr>
+            <w:tcW w:w="6196" w:type="dxa"/>
+            <w:tcBorders>
+              <w:top w:val="single" w:color="000000" w:sz="8" w:space="0"/>
+              <w:left w:val="single" w:color="000000" w:sz="8" w:space="0"/>
+              <w:bottom w:val="single" w:color="000000" w:sz="8" w:space="0"/>
+              <w:right w:val="dotted" w:color="auto" w:sz="0" w:space="0"/>
+            </w:tcBorders>
+            <w:shd w:val="clear" w:color="auto" w:fill="FFFFFF"/>
+            <w:tcMar>
+              <w:top w:w="60" w:type="dxa"/>
+              <w:left w:w="120" w:type="dxa"/>
+              <w:bottom w:w="60" w:type="dxa"/>
+              <w:right w:w="120" w:type="dxa"/>
+            </w:tcMar>
+          </w:tcPr>
+          <w:p>
+            <w:pPr>
+              <w:rPr>
+                <w:rFonts w:hint="default" w:ascii="Times New Roman" w:hAnsi="Times New Roman" w:cs="Times New Roman"/>
+                <w:color w:val="000000"/>
+              </w:rPr>
+            </w:pPr>
+            <w:r>
+              <w:rPr>
+                <w:rFonts w:hint="default" w:ascii="Times New Roman" w:hAnsi="Times New Roman" w:eastAsia="Arial" w:cs="Times New Roman"/>
+                <w:b w:val="0"/>
+                <w:bCs w:val="0"/>
+                <w:color w:val="000000"/>
+                <w:sz w:val="20"/>
+                <w:szCs w:val="20"/>
+              </w:rPr>
+              <w:t>Recall</w:t>
+            </w:r>
+          </w:p>
+        </w:tc>
+        <w:tc>
+          <w:tcPr>
+            <w:tcW w:w="2903" w:type="dxa"/>
+            <w:tcBorders>
+              <w:top w:val="single" w:color="000000" w:sz="8" w:space="0"/>
+              <w:left w:val="dotted" w:color="auto" w:sz="0" w:space="0"/>
+              <w:bottom w:val="single" w:color="000000" w:sz="8" w:space="0"/>
+              <w:right w:val="dotted" w:color="auto" w:sz="0" w:space="0"/>
+            </w:tcBorders>
+            <w:shd w:val="clear" w:color="auto" w:fill="FFFFFF"/>
+            <w:tcMar>
+              <w:top w:w="60" w:type="dxa"/>
+              <w:left w:w="120" w:type="dxa"/>
+              <w:bottom w:w="60" w:type="dxa"/>
+              <w:right w:w="120" w:type="dxa"/>
+            </w:tcMar>
+          </w:tcPr>
+          <w:p>
+            <w:pPr>
+              <w:rPr>
+                <w:rFonts w:hint="default" w:ascii="Times New Roman" w:hAnsi="Times New Roman" w:cs="Times New Roman"/>
+                <w:color w:val="000000"/>
+              </w:rPr>
+            </w:pPr>
+            <w:r>
+              <w:rPr>
+                <w:rFonts w:hint="default" w:ascii="Times New Roman" w:hAnsi="Times New Roman" w:eastAsia="Arial" w:cs="Times New Roman"/>
+                <w:b w:val="0"/>
+                <w:bCs w:val="0"/>
+                <w:color w:val="000000"/>
+                <w:sz w:val="20"/>
+                <w:szCs w:val="20"/>
+              </w:rPr>
+              <w:t>2.1%</w:t>
+            </w:r>
+          </w:p>
+        </w:tc>
+      </w:tr>
+      <w:tr>
+        <w:tblPrEx>
+          <w:tblBorders>
+            <w:top w:val="single" w:color="auto" w:sz="4" w:space="0"/>
+            <w:left w:val="single" w:color="auto" w:sz="4" w:space="0"/>
+            <w:bottom w:val="single" w:color="auto" w:sz="4" w:space="0"/>
+            <w:right w:val="single" w:color="auto" w:sz="4" w:space="0"/>
+            <w:insideH w:val="single" w:color="auto" w:sz="4" w:space="0"/>
+            <w:insideV w:val="single" w:color="auto" w:sz="4" w:space="0"/>
+          </w:tblBorders>
+          <w:tblCellMar>
+            <w:top w:w="0" w:type="dxa"/>
+            <w:left w:w="10" w:type="dxa"/>
+            <w:bottom w:w="0" w:type="dxa"/>
+            <w:right w:w="10" w:type="dxa"/>
+          </w:tblCellMar>
+        </w:tblPrEx>
+        <w:trPr>
+          <w:trHeight w:val="640" w:hRule="atLeast"/>
+        </w:trPr>
+        <w:tc>
+          <w:tcPr>
+            <w:tcW w:w="6196" w:type="dxa"/>
+            <w:tcBorders>
+              <w:top w:val="single" w:color="000000" w:sz="8" w:space="0"/>
+              <w:left w:val="single" w:color="000000" w:sz="8" w:space="0"/>
+              <w:bottom w:val="single" w:color="000000" w:sz="8" w:space="0"/>
+              <w:right w:val="dotted" w:color="auto" w:sz="0" w:space="0"/>
+            </w:tcBorders>
+            <w:shd w:val="clear" w:color="auto" w:fill="FFFFFF"/>
+            <w:tcMar>
+              <w:top w:w="60" w:type="dxa"/>
+              <w:left w:w="120" w:type="dxa"/>
+              <w:bottom w:w="60" w:type="dxa"/>
+              <w:right w:w="120" w:type="dxa"/>
+            </w:tcMar>
+          </w:tcPr>
+          <w:p>
+            <w:pPr>
+              <w:rPr>
+                <w:rFonts w:hint="default" w:ascii="Times New Roman" w:hAnsi="Times New Roman" w:cs="Times New Roman"/>
+                <w:color w:val="000000"/>
+              </w:rPr>
+            </w:pPr>
+            <w:r>
+              <w:rPr>
+                <w:rFonts w:hint="default" w:ascii="Times New Roman" w:hAnsi="Times New Roman" w:eastAsia="Arial" w:cs="Times New Roman"/>
+                <w:b w:val="0"/>
+                <w:bCs w:val="0"/>
+                <w:color w:val="000000"/>
+                <w:sz w:val="20"/>
+                <w:szCs w:val="20"/>
+              </w:rPr>
+              <w:t>F1-Score</w:t>
+            </w:r>
+          </w:p>
+        </w:tc>
+        <w:tc>
+          <w:tcPr>
+            <w:tcW w:w="2903" w:type="dxa"/>
+            <w:tcBorders>
+              <w:top w:val="single" w:color="000000" w:sz="8" w:space="0"/>
+              <w:left w:val="dotted" w:color="auto" w:sz="0" w:space="0"/>
+              <w:bottom w:val="single" w:color="000000" w:sz="8" w:space="0"/>
+              <w:right w:val="dotted" w:color="auto" w:sz="0" w:space="0"/>
+            </w:tcBorders>
+            <w:shd w:val="clear" w:color="auto" w:fill="FFFFFF"/>
+            <w:tcMar>
+              <w:top w:w="60" w:type="dxa"/>
+              <w:left w:w="120" w:type="dxa"/>
+              <w:bottom w:w="60" w:type="dxa"/>
+              <w:right w:w="120" w:type="dxa"/>
+            </w:tcMar>
+          </w:tcPr>
+          <w:p>
+            <w:pPr>
+              <w:rPr>
+                <w:rFonts w:hint="default" w:ascii="Times New Roman" w:hAnsi="Times New Roman" w:cs="Times New Roman"/>
+                <w:color w:val="000000"/>
+              </w:rPr>
+            </w:pPr>
+            <w:r>
+              <w:rPr>
+                <w:rFonts w:hint="default" w:ascii="Times New Roman" w:hAnsi="Times New Roman" w:eastAsia="Arial" w:cs="Times New Roman"/>
+                <w:b w:val="0"/>
+                <w:bCs w:val="0"/>
+                <w:color w:val="000000"/>
+                <w:sz w:val="20"/>
+                <w:szCs w:val="20"/>
+              </w:rPr>
+              <w:t>0.041</w:t>
+            </w:r>
+          </w:p>
+        </w:tc>
+      </w:tr>
+    </w:tbl>
+    <w:p>
+      <w:pPr>
+        <w:spacing w:before="60" w:after="160"/>
+        <w:jc w:val="center"/>
+        <w:rPr>
+          <w:rFonts w:hint="default" w:ascii="Times New Roman" w:hAnsi="Times New Roman" w:cs="Times New Roman"/>
+        </w:rPr>
+      </w:pPr>
+      <w:r>
+        <w:rPr>
+          <w:rFonts w:hint="default" w:ascii="Times New Roman" w:hAnsi="Times New Roman" w:eastAsia="Arial" w:cs="Times New Roman"/>
+          <w:i/>
+          <w:iCs/>
+          <w:color w:val="595959"/>
+          <w:sz w:val="18"/>
+          <w:szCs w:val="18"/>
+        </w:rPr>
+        <w:t>Table 5.3: Rule-Based Detector Performance on Test Set (n=100 URLs)</w:t>
+      </w:r>
+    </w:p>
+    <w:p>
+      <w:pPr>
+        <w:keepNext w:val="0"/>
+        <w:keepLines w:val="0"/>
+        <w:widowControl/>
+        <w:suppressLineNumbers w:val="0"/>
+        <w:jc w:val="both"/>
+        <w:rPr>
+          <w:rFonts w:hint="default" w:ascii="Times New Roman" w:hAnsi="Times New Roman" w:eastAsia="SimSun" w:cs="Times New Roman"/>
+          <w:kern w:val="0"/>
+          <w:sz w:val="24"/>
+          <w:szCs w:val="24"/>
+          <w:lang w:val="en-US" w:eastAsia="zh-CN" w:bidi="ar"/>
+        </w:rPr>
+      </w:pPr>
+      <w:r>
+        <w:rPr>
+          <w:rFonts w:hint="default" w:ascii="Times New Roman" w:hAnsi="Times New Roman" w:eastAsia="SimSun" w:cs="Times New Roman"/>
+          <w:kern w:val="0"/>
+          <w:sz w:val="24"/>
+          <w:szCs w:val="24"/>
+          <w:lang w:val="en-US" w:eastAsia="zh-CN" w:bidi="ar"/>
+        </w:rPr>
+        <w:t>The rule-based detector's performance is extremely poor, with an F1-score of 0.041, meaning it successfully identified just 1 out of 47 phishing URLs, and an accuracy of 53.0%, which is hardly above chance for a balanced dataset. From a security standpoint, the 2.1% recall is especially troubling because 46 out of 47 phishing URLs were overlooked. Section 6.3 analyses this outcome.</w:t>
+      </w:r>
+    </w:p>
+    <w:p>
+      <w:pPr>
+        <w:jc w:val="both"/>
+        <w:rPr>
+          <w:rFonts w:hint="default" w:ascii="Times New Roman" w:hAnsi="Times New Roman" w:cs="Times New Roman"/>
+        </w:rPr>
+      </w:pPr>
+    </w:p>
+    <w:p>
+      <w:pPr>
+        <w:pStyle w:val="4"/>
+        <w:spacing w:before="200" w:after="100"/>
+        <w:jc w:val="both"/>
+        <w:rPr>
+          <w:rFonts w:hint="default" w:ascii="Times New Roman" w:hAnsi="Times New Roman" w:eastAsia="Arial" w:cs="Times New Roman"/>
+          <w:b/>
+          <w:bCs/>
+          <w:color w:val="auto"/>
+          <w:sz w:val="24"/>
+          <w:szCs w:val="24"/>
+        </w:rPr>
+      </w:pPr>
+      <w:r>
+        <w:rPr>
+          <w:rFonts w:hint="default" w:ascii="Times New Roman" w:hAnsi="Times New Roman" w:eastAsia="Arial" w:cs="Times New Roman"/>
+          <w:b/>
+          <w:bCs/>
+          <w:color w:val="auto"/>
+          <w:sz w:val="24"/>
+          <w:szCs w:val="24"/>
+        </w:rPr>
+        <w:t>5.3.2 Rule Trigger Analysis</w:t>
+      </w:r>
+    </w:p>
+    <w:tbl>
+      <w:tblPr>
+        <w:tblStyle w:val="12"/>
+        <w:tblpPr w:leftFromText="180" w:rightFromText="180" w:vertAnchor="text" w:horzAnchor="page" w:tblpX="1538" w:tblpY="409"/>
+        <w:tblOverlap w:val="never"/>
+        <w:tblW w:w="9360" w:type="dxa"/>
+        <w:tblInd w:w="0" w:type="dxa"/>
+        <w:tblBorders>
+          <w:top w:val="single" w:color="auto" w:sz="4" w:space="0"/>
+          <w:left w:val="single" w:color="auto" w:sz="4" w:space="0"/>
+          <w:bottom w:val="single" w:color="auto" w:sz="4" w:space="0"/>
+          <w:right w:val="single" w:color="auto" w:sz="4" w:space="0"/>
+          <w:insideH w:val="single" w:color="auto" w:sz="4" w:space="0"/>
+          <w:insideV w:val="single" w:color="auto" w:sz="4" w:space="0"/>
+        </w:tblBorders>
+        <w:tblLayout w:type="autofit"/>
+        <w:tblCellMar>
+          <w:top w:w="0" w:type="dxa"/>
+          <w:left w:w="10" w:type="dxa"/>
+          <w:bottom w:w="0" w:type="dxa"/>
+          <w:right w:w="10" w:type="dxa"/>
+        </w:tblCellMar>
+      </w:tblPr>
+      <w:tblGrid>
+        <w:gridCol w:w="4560"/>
+        <w:gridCol w:w="2400"/>
+        <w:gridCol w:w="2400"/>
       </w:tblGrid>
       <w:tr>
         <w:tblPrEx>
@@ -13636,6 +13800,7 @@
         </w:trPr>
         <w:tc>
           <w:tcPr>
+            <w:tcW w:w="4560" w:type="dxa"/>
             <w:tcBorders>
               <w:top w:val="single" w:color="000000" w:sz="8" w:space="0"/>
               <w:left w:val="single" w:color="000000" w:sz="8" w:space="0"/>
@@ -13652,7 +13817,6 @@
           </w:tcPr>
           <w:p>
             <w:pPr>
-              <w:jc w:val="both"/>
               <w:rPr>
                 <w:rFonts w:hint="default" w:ascii="Times New Roman" w:hAnsi="Times New Roman" w:cs="Times New Roman"/>
                 <w:color w:val="FFFFFF"/>
@@ -13667,12 +13831,13 @@
                 <w:sz w:val="20"/>
                 <w:szCs w:val="20"/>
               </w:rPr>
-              <w:t>Algorithm</w:t>
-            </w:r>
-          </w:p>
-        </w:tc>
-        <w:tc>
-          <w:tcPr>
+              <w:t>Rule</w:t>
+            </w:r>
+          </w:p>
+        </w:tc>
+        <w:tc>
+          <w:tcPr>
+            <w:tcW w:w="2400" w:type="dxa"/>
             <w:tcBorders>
               <w:top w:val="single" w:color="000000" w:sz="8" w:space="0"/>
               <w:left w:val="dotted" w:color="auto" w:sz="0" w:space="0"/>
@@ -13689,7 +13854,6 @@
           </w:tcPr>
           <w:p>
             <w:pPr>
-              <w:jc w:val="both"/>
               <w:rPr>
                 <w:rFonts w:hint="default" w:ascii="Times New Roman" w:hAnsi="Times New Roman" w:cs="Times New Roman"/>
                 <w:color w:val="FFFFFF"/>
@@ -13704,17 +13868,18 @@
                 <w:sz w:val="20"/>
                 <w:szCs w:val="20"/>
               </w:rPr>
-              <w:t>Accuracy</w:t>
-            </w:r>
-          </w:p>
-        </w:tc>
-        <w:tc>
-          <w:tcPr>
+              <w:t>Trigger Count</w:t>
+            </w:r>
+          </w:p>
+        </w:tc>
+        <w:tc>
+          <w:tcPr>
+            <w:tcW w:w="2400" w:type="dxa"/>
             <w:tcBorders>
               <w:top w:val="single" w:color="000000" w:sz="8" w:space="0"/>
               <w:left w:val="dotted" w:color="auto" w:sz="0" w:space="0"/>
               <w:bottom w:val="single" w:color="000000" w:sz="8" w:space="0"/>
-              <w:right w:val="dotted" w:color="auto" w:sz="0" w:space="0"/>
+              <w:right w:val="single" w:color="000000" w:sz="8" w:space="0"/>
             </w:tcBorders>
             <w:shd w:val="clear" w:color="auto" w:fill="000000"/>
             <w:tcMar>
@@ -13726,7 +13891,6 @@
           </w:tcPr>
           <w:p>
             <w:pPr>
-              <w:jc w:val="both"/>
               <w:rPr>
                 <w:rFonts w:hint="default" w:ascii="Times New Roman" w:hAnsi="Times New Roman" w:cs="Times New Roman"/>
                 <w:color w:val="FFFFFF"/>
@@ -13741,118 +13905,7 @@
                 <w:sz w:val="20"/>
                 <w:szCs w:val="20"/>
               </w:rPr>
-              <w:t>Precision</w:t>
-            </w:r>
-          </w:p>
-        </w:tc>
-        <w:tc>
-          <w:tcPr>
-            <w:tcBorders>
-              <w:top w:val="single" w:color="000000" w:sz="8" w:space="0"/>
-              <w:left w:val="dotted" w:color="auto" w:sz="0" w:space="0"/>
-              <w:bottom w:val="single" w:color="000000" w:sz="8" w:space="0"/>
-              <w:right w:val="dotted" w:color="auto" w:sz="0" w:space="0"/>
-            </w:tcBorders>
-            <w:shd w:val="clear" w:color="auto" w:fill="000000"/>
-            <w:tcMar>
-              <w:top w:w="80" w:type="dxa"/>
-              <w:left w:w="120" w:type="dxa"/>
-              <w:bottom w:w="80" w:type="dxa"/>
-              <w:right w:w="120" w:type="dxa"/>
-            </w:tcMar>
-          </w:tcPr>
-          <w:p>
-            <w:pPr>
-              <w:jc w:val="both"/>
-              <w:rPr>
-                <w:rFonts w:hint="default" w:ascii="Times New Roman" w:hAnsi="Times New Roman" w:cs="Times New Roman"/>
-                <w:color w:val="FFFFFF"/>
-              </w:rPr>
-            </w:pPr>
-            <w:r>
-              <w:rPr>
-                <w:rFonts w:hint="default" w:ascii="Times New Roman" w:hAnsi="Times New Roman" w:eastAsia="Arial" w:cs="Times New Roman"/>
-                <w:b/>
-                <w:bCs/>
-                <w:color w:val="FFFFFF"/>
-                <w:sz w:val="20"/>
-                <w:szCs w:val="20"/>
-              </w:rPr>
-              <w:t>Recall</w:t>
-            </w:r>
-          </w:p>
-        </w:tc>
-        <w:tc>
-          <w:tcPr>
-            <w:tcBorders>
-              <w:top w:val="single" w:color="000000" w:sz="8" w:space="0"/>
-              <w:left w:val="dotted" w:color="auto" w:sz="0" w:space="0"/>
-              <w:bottom w:val="single" w:color="000000" w:sz="8" w:space="0"/>
-              <w:right w:val="dotted" w:color="auto" w:sz="0" w:space="0"/>
-            </w:tcBorders>
-            <w:shd w:val="clear" w:color="auto" w:fill="000000"/>
-            <w:tcMar>
-              <w:top w:w="80" w:type="dxa"/>
-              <w:left w:w="120" w:type="dxa"/>
-              <w:bottom w:w="80" w:type="dxa"/>
-              <w:right w:w="120" w:type="dxa"/>
-            </w:tcMar>
-          </w:tcPr>
-          <w:p>
-            <w:pPr>
-              <w:jc w:val="both"/>
-              <w:rPr>
-                <w:rFonts w:hint="default" w:ascii="Times New Roman" w:hAnsi="Times New Roman" w:cs="Times New Roman"/>
-                <w:color w:val="FFFFFF"/>
-              </w:rPr>
-            </w:pPr>
-            <w:r>
-              <w:rPr>
-                <w:rFonts w:hint="default" w:ascii="Times New Roman" w:hAnsi="Times New Roman" w:eastAsia="Arial" w:cs="Times New Roman"/>
-                <w:b/>
-                <w:bCs/>
-                <w:color w:val="FFFFFF"/>
-                <w:sz w:val="20"/>
-                <w:szCs w:val="20"/>
-              </w:rPr>
-              <w:t>F1-Score</w:t>
-            </w:r>
-          </w:p>
-        </w:tc>
-        <w:tc>
-          <w:tcPr>
-            <w:tcBorders>
-              <w:top w:val="single" w:color="000000" w:sz="8" w:space="0"/>
-              <w:left w:val="dotted" w:color="auto" w:sz="0" w:space="0"/>
-              <w:bottom w:val="single" w:color="000000" w:sz="8" w:space="0"/>
-              <w:right w:val="single" w:color="000000" w:sz="8" w:space="0"/>
-            </w:tcBorders>
-            <w:shd w:val="clear" w:color="auto" w:fill="000000"/>
-            <w:tcMar>
-              <w:top w:w="80" w:type="dxa"/>
-              <w:left w:w="120" w:type="dxa"/>
-              <w:bottom w:w="80" w:type="dxa"/>
-              <w:right w:w="120" w:type="dxa"/>
-            </w:tcMar>
-          </w:tcPr>
-          <w:p>
-            <w:pPr>
-              <w:jc w:val="both"/>
-              <w:rPr>
-                <w:rFonts w:hint="default" w:ascii="Times New Roman" w:hAnsi="Times New Roman" w:cs="Times New Roman"/>
-                <w:color w:val="FFFFFF"/>
-              </w:rPr>
-            </w:pPr>
-            <w:r>
-              <w:rPr>
-                <w:rFonts w:hint="default" w:ascii="Times New Roman" w:hAnsi="Times New Roman" w:eastAsia="Arial" w:cs="Times New Roman"/>
-                <w:b/>
-                <w:bCs/>
-                <w:color w:val="FFFFFF"/>
-                <w:sz w:val="20"/>
-                <w:szCs w:val="20"/>
-              </w:rPr>
-              <w:t>Train Time</w:t>
+              <w:t>Trigger Rate</w:t>
             </w:r>
           </w:p>
         </w:tc>
@@ -13876,6 +13929,7 @@
         </w:tblPrEx>
         <w:tc>
           <w:tcPr>
+            <w:tcW w:w="4560" w:type="dxa"/>
             <w:tcBorders>
               <w:top w:val="single" w:color="000000" w:sz="8" w:space="0"/>
               <w:left w:val="single" w:color="000000" w:sz="8" w:space="0"/>
@@ -13892,44 +13946,6 @@
           </w:tcPr>
           <w:p>
             <w:pPr>
-              <w:jc w:val="both"/>
-              <w:rPr>
-                <w:rFonts w:hint="default" w:ascii="Times New Roman" w:hAnsi="Times New Roman" w:cs="Times New Roman"/>
-                <w:color w:val="000000"/>
-              </w:rPr>
-            </w:pPr>
-            <w:r>
-              <w:rPr>
-                <w:rFonts w:hint="default" w:ascii="Times New Roman" w:hAnsi="Times New Roman" w:eastAsia="Arial" w:cs="Times New Roman"/>
-                <w:b/>
-                <w:bCs/>
-                <w:color w:val="000000"/>
-                <w:sz w:val="20"/>
-                <w:szCs w:val="20"/>
-              </w:rPr>
-              <w:t>Random Forest</w:t>
-            </w:r>
-          </w:p>
-        </w:tc>
-        <w:tc>
-          <w:tcPr>
-            <w:tcBorders>
-              <w:top w:val="single" w:color="000000" w:sz="8" w:space="0"/>
-              <w:left w:val="dotted" w:color="auto" w:sz="0" w:space="0"/>
-              <w:bottom w:val="single" w:color="000000" w:sz="8" w:space="0"/>
-              <w:right w:val="dotted" w:color="auto" w:sz="0" w:space="0"/>
-            </w:tcBorders>
-            <w:shd w:val="clear" w:color="auto" w:fill="FFFFFF"/>
-            <w:tcMar>
-              <w:top w:w="60" w:type="dxa"/>
-              <w:left w:w="120" w:type="dxa"/>
-              <w:bottom w:w="60" w:type="dxa"/>
-              <w:right w:w="120" w:type="dxa"/>
-            </w:tcMar>
-          </w:tcPr>
-          <w:p>
-            <w:pPr>
-              <w:jc w:val="both"/>
               <w:rPr>
                 <w:rFonts w:hint="default" w:ascii="Times New Roman" w:hAnsi="Times New Roman" w:cs="Times New Roman"/>
                 <w:color w:val="000000"/>
@@ -13944,12 +13960,13 @@
                 <w:sz w:val="20"/>
                 <w:szCs w:val="20"/>
               </w:rPr>
-              <w:t>95.8%</w:t>
-            </w:r>
-          </w:p>
-        </w:tc>
-        <w:tc>
-          <w:tcPr>
+              <w:t>No HTTPS</w:t>
+            </w:r>
+          </w:p>
+        </w:tc>
+        <w:tc>
+          <w:tcPr>
+            <w:tcW w:w="2400" w:type="dxa"/>
             <w:tcBorders>
               <w:top w:val="single" w:color="000000" w:sz="8" w:space="0"/>
               <w:left w:val="dotted" w:color="auto" w:sz="0" w:space="0"/>
@@ -13966,7 +13983,6 @@
           </w:tcPr>
           <w:p>
             <w:pPr>
-              <w:jc w:val="both"/>
               <w:rPr>
                 <w:rFonts w:hint="default" w:ascii="Times New Roman" w:hAnsi="Times New Roman" w:cs="Times New Roman"/>
                 <w:color w:val="000000"/>
@@ -13981,29 +13997,29 @@
                 <w:sz w:val="20"/>
                 <w:szCs w:val="20"/>
               </w:rPr>
-              <w:t>94.3%</w:t>
-            </w:r>
-          </w:p>
-        </w:tc>
-        <w:tc>
-          <w:tcPr>
+              <w:t>62</w:t>
+            </w:r>
+          </w:p>
+        </w:tc>
+        <w:tc>
+          <w:tcPr>
+            <w:tcW w:w="2400" w:type="dxa"/>
             <w:tcBorders>
               <w:top w:val="single" w:color="000000" w:sz="8" w:space="0"/>
               <w:left w:val="dotted" w:color="auto" w:sz="0" w:space="0"/>
               <w:bottom w:val="single" w:color="000000" w:sz="8" w:space="0"/>
-              <w:right w:val="dotted" w:color="auto" w:sz="0" w:space="0"/>
-            </w:tcBorders>
-            <w:shd w:val="clear" w:color="auto" w:fill="FFFFFF"/>
-            <w:tcMar>
-              <w:top w:w="60" w:type="dxa"/>
-              <w:left w:w="120" w:type="dxa"/>
-              <w:bottom w:w="60" w:type="dxa"/>
-              <w:right w:w="120" w:type="dxa"/>
-            </w:tcMar>
-          </w:tcPr>
-          <w:p>
-            <w:pPr>
-              <w:jc w:val="both"/>
+              <w:right w:val="single" w:color="000000" w:sz="8" w:space="0"/>
+            </w:tcBorders>
+            <w:shd w:val="clear" w:color="auto" w:fill="FFFFFF"/>
+            <w:tcMar>
+              <w:top w:w="60" w:type="dxa"/>
+              <w:left w:w="120" w:type="dxa"/>
+              <w:bottom w:w="60" w:type="dxa"/>
+              <w:right w:w="120" w:type="dxa"/>
+            </w:tcMar>
+          </w:tcPr>
+          <w:p>
+            <w:pPr>
               <w:rPr>
                 <w:rFonts w:hint="default" w:ascii="Times New Roman" w:hAnsi="Times New Roman" w:cs="Times New Roman"/>
                 <w:color w:val="000000"/>
@@ -14018,81 +14034,7 @@
                 <w:sz w:val="20"/>
                 <w:szCs w:val="20"/>
               </w:rPr>
-              <w:t>96.1%</w:t>
-            </w:r>
-          </w:p>
-        </w:tc>
-        <w:tc>
-          <w:tcPr>
-            <w:tcBorders>
-              <w:top w:val="single" w:color="000000" w:sz="8" w:space="0"/>
-              <w:left w:val="dotted" w:color="auto" w:sz="0" w:space="0"/>
-              <w:bottom w:val="single" w:color="000000" w:sz="8" w:space="0"/>
-              <w:right w:val="dotted" w:color="auto" w:sz="0" w:space="0"/>
-            </w:tcBorders>
-            <w:shd w:val="clear" w:color="auto" w:fill="FFFFFF"/>
-            <w:tcMar>
-              <w:top w:w="60" w:type="dxa"/>
-              <w:left w:w="120" w:type="dxa"/>
-              <w:bottom w:w="60" w:type="dxa"/>
-              <w:right w:w="120" w:type="dxa"/>
-            </w:tcMar>
-          </w:tcPr>
-          <w:p>
-            <w:pPr>
-              <w:jc w:val="both"/>
-              <w:rPr>
-                <w:rFonts w:hint="default" w:ascii="Times New Roman" w:hAnsi="Times New Roman" w:cs="Times New Roman"/>
-                <w:color w:val="000000"/>
-              </w:rPr>
-            </w:pPr>
-            <w:r>
-              <w:rPr>
-                <w:rFonts w:hint="default" w:ascii="Times New Roman" w:hAnsi="Times New Roman" w:eastAsia="Arial" w:cs="Times New Roman"/>
-                <w:b w:val="0"/>
-                <w:bCs w:val="0"/>
-                <w:color w:val="000000"/>
-                <w:sz w:val="20"/>
-                <w:szCs w:val="20"/>
-              </w:rPr>
-              <w:t>95.2%</w:t>
-            </w:r>
-          </w:p>
-        </w:tc>
-        <w:tc>
-          <w:tcPr>
-            <w:tcBorders>
-              <w:top w:val="single" w:color="000000" w:sz="8" w:space="0"/>
-              <w:left w:val="dotted" w:color="auto" w:sz="0" w:space="0"/>
-              <w:bottom w:val="single" w:color="000000" w:sz="8" w:space="0"/>
-              <w:right w:val="single" w:color="000000" w:sz="8" w:space="0"/>
-            </w:tcBorders>
-            <w:shd w:val="clear" w:color="auto" w:fill="FFFFFF"/>
-            <w:tcMar>
-              <w:top w:w="60" w:type="dxa"/>
-              <w:left w:w="120" w:type="dxa"/>
-              <w:bottom w:w="60" w:type="dxa"/>
-              <w:right w:w="120" w:type="dxa"/>
-            </w:tcMar>
-          </w:tcPr>
-          <w:p>
-            <w:pPr>
-              <w:jc w:val="both"/>
-              <w:rPr>
-                <w:rFonts w:hint="default" w:ascii="Times New Roman" w:hAnsi="Times New Roman" w:cs="Times New Roman"/>
-                <w:color w:val="000000"/>
-              </w:rPr>
-            </w:pPr>
-            <w:r>
-              <w:rPr>
-                <w:rFonts w:hint="default" w:ascii="Times New Roman" w:hAnsi="Times New Roman" w:eastAsia="Arial" w:cs="Times New Roman"/>
-                <w:b w:val="0"/>
-                <w:bCs w:val="0"/>
-                <w:color w:val="000000"/>
-                <w:sz w:val="20"/>
-                <w:szCs w:val="20"/>
-              </w:rPr>
-              <w:t>42.3s</w:t>
+              <w:t>62.0%</w:t>
             </w:r>
           </w:p>
         </w:tc>
@@ -14116,6 +14058,7 @@
         </w:tblPrEx>
         <w:tc>
           <w:tcPr>
+            <w:tcW w:w="4560" w:type="dxa"/>
             <w:tcBorders>
               <w:top w:val="single" w:color="000000" w:sz="8" w:space="0"/>
               <w:left w:val="single" w:color="000000" w:sz="8" w:space="0"/>
@@ -14132,25 +14075,27 @@
           </w:tcPr>
           <w:p>
             <w:pPr>
-              <w:jc w:val="both"/>
-              <w:rPr>
-                <w:rFonts w:hint="default" w:ascii="Times New Roman" w:hAnsi="Times New Roman" w:cs="Times New Roman"/>
-                <w:color w:val="000000"/>
-              </w:rPr>
-            </w:pPr>
-            <w:r>
-              <w:rPr>
-                <w:rFonts w:hint="default" w:ascii="Times New Roman" w:hAnsi="Times New Roman" w:eastAsia="Arial" w:cs="Times New Roman"/>
-                <w:color w:val="000000"/>
-                <w:sz w:val="20"/>
-                <w:szCs w:val="20"/>
-              </w:rPr>
-              <w:t>SVM</w:t>
-            </w:r>
-          </w:p>
-        </w:tc>
-        <w:tc>
-          <w:tcPr>
+              <w:rPr>
+                <w:rFonts w:hint="default" w:ascii="Times New Roman" w:hAnsi="Times New Roman" w:cs="Times New Roman"/>
+                <w:color w:val="000000"/>
+              </w:rPr>
+            </w:pPr>
+            <w:r>
+              <w:rPr>
+                <w:rFonts w:hint="default" w:ascii="Times New Roman" w:hAnsi="Times New Roman" w:eastAsia="Arial" w:cs="Times New Roman"/>
+                <w:b w:val="0"/>
+                <w:bCs w:val="0"/>
+                <w:color w:val="000000"/>
+                <w:sz w:val="20"/>
+                <w:szCs w:val="20"/>
+              </w:rPr>
+              <w:t>Excessive Dots</w:t>
+            </w:r>
+          </w:p>
+        </w:tc>
+        <w:tc>
+          <w:tcPr>
+            <w:tcW w:w="2400" w:type="dxa"/>
             <w:tcBorders>
               <w:top w:val="single" w:color="000000" w:sz="8" w:space="0"/>
               <w:left w:val="dotted" w:color="auto" w:sz="0" w:space="0"/>
@@ -14167,134 +14112,31 @@
           </w:tcPr>
           <w:p>
             <w:pPr>
-              <w:jc w:val="both"/>
-              <w:rPr>
-                <w:rFonts w:hint="default" w:ascii="Times New Roman" w:hAnsi="Times New Roman" w:cs="Times New Roman"/>
-                <w:color w:val="000000"/>
-              </w:rPr>
-            </w:pPr>
-            <w:r>
-              <w:rPr>
-                <w:rFonts w:hint="default" w:ascii="Times New Roman" w:hAnsi="Times New Roman" w:eastAsia="Arial" w:cs="Times New Roman"/>
-                <w:color w:val="000000"/>
-                <w:sz w:val="20"/>
-                <w:szCs w:val="20"/>
-              </w:rPr>
-              <w:t>93.7%</w:t>
-            </w:r>
-          </w:p>
-        </w:tc>
-        <w:tc>
-          <w:tcPr>
+              <w:rPr>
+                <w:rFonts w:hint="default" w:ascii="Times New Roman" w:hAnsi="Times New Roman" w:cs="Times New Roman"/>
+                <w:color w:val="000000"/>
+              </w:rPr>
+            </w:pPr>
+            <w:r>
+              <w:rPr>
+                <w:rFonts w:hint="default" w:ascii="Times New Roman" w:hAnsi="Times New Roman" w:eastAsia="Arial" w:cs="Times New Roman"/>
+                <w:b w:val="0"/>
+                <w:bCs w:val="0"/>
+                <w:color w:val="000000"/>
+                <w:sz w:val="20"/>
+                <w:szCs w:val="20"/>
+              </w:rPr>
+              <w:t>33</w:t>
+            </w:r>
+          </w:p>
+        </w:tc>
+        <w:tc>
+          <w:tcPr>
+            <w:tcW w:w="2400" w:type="dxa"/>
             <w:tcBorders>
               <w:top w:val="single" w:color="000000" w:sz="8" w:space="0"/>
               <w:left w:val="dotted" w:color="auto" w:sz="0" w:space="0"/>
               <w:bottom w:val="single" w:color="000000" w:sz="8" w:space="0"/>
-              <w:right w:val="dotted" w:color="auto" w:sz="0" w:space="0"/>
-            </w:tcBorders>
-            <w:shd w:val="clear" w:color="auto" w:fill="FFFFFF"/>
-            <w:tcMar>
-              <w:top w:w="60" w:type="dxa"/>
-              <w:left w:w="120" w:type="dxa"/>
-              <w:bottom w:w="60" w:type="dxa"/>
-              <w:right w:w="120" w:type="dxa"/>
-            </w:tcMar>
-          </w:tcPr>
-          <w:p>
-            <w:pPr>
-              <w:jc w:val="both"/>
-              <w:rPr>
-                <w:rFonts w:hint="default" w:ascii="Times New Roman" w:hAnsi="Times New Roman" w:cs="Times New Roman"/>
-                <w:color w:val="000000"/>
-              </w:rPr>
-            </w:pPr>
-            <w:r>
-              <w:rPr>
-                <w:rFonts w:hint="default" w:ascii="Times New Roman" w:hAnsi="Times New Roman" w:eastAsia="Arial" w:cs="Times New Roman"/>
-                <w:color w:val="000000"/>
-                <w:sz w:val="20"/>
-                <w:szCs w:val="20"/>
-              </w:rPr>
-              <w:t>92.1%</w:t>
-            </w:r>
-          </w:p>
-        </w:tc>
-        <w:tc>
-          <w:tcPr>
-            <w:tcBorders>
-              <w:top w:val="single" w:color="000000" w:sz="8" w:space="0"/>
-              <w:left w:val="dotted" w:color="auto" w:sz="0" w:space="0"/>
-              <w:bottom w:val="single" w:color="000000" w:sz="8" w:space="0"/>
-              <w:right w:val="dotted" w:color="auto" w:sz="0" w:space="0"/>
-            </w:tcBorders>
-            <w:shd w:val="clear" w:color="auto" w:fill="FFFFFF"/>
-            <w:tcMar>
-              <w:top w:w="60" w:type="dxa"/>
-              <w:left w:w="120" w:type="dxa"/>
-              <w:bottom w:w="60" w:type="dxa"/>
-              <w:right w:w="120" w:type="dxa"/>
-            </w:tcMar>
-          </w:tcPr>
-          <w:p>
-            <w:pPr>
-              <w:jc w:val="both"/>
-              <w:rPr>
-                <w:rFonts w:hint="default" w:ascii="Times New Roman" w:hAnsi="Times New Roman" w:cs="Times New Roman"/>
-                <w:color w:val="000000"/>
-              </w:rPr>
-            </w:pPr>
-            <w:r>
-              <w:rPr>
-                <w:rFonts w:hint="default" w:ascii="Times New Roman" w:hAnsi="Times New Roman" w:eastAsia="Arial" w:cs="Times New Roman"/>
-                <w:color w:val="000000"/>
-                <w:sz w:val="20"/>
-                <w:szCs w:val="20"/>
-              </w:rPr>
-              <w:t>94.2%</w:t>
-            </w:r>
-          </w:p>
-        </w:tc>
-        <w:tc>
-          <w:tcPr>
-            <w:tcBorders>
-              <w:top w:val="single" w:color="000000" w:sz="8" w:space="0"/>
-              <w:left w:val="dotted" w:color="auto" w:sz="0" w:space="0"/>
-              <w:bottom w:val="single" w:color="000000" w:sz="8" w:space="0"/>
-              <w:right w:val="dotted" w:color="auto" w:sz="0" w:space="0"/>
-            </w:tcBorders>
-            <w:shd w:val="clear" w:color="auto" w:fill="FFFFFF"/>
-            <w:tcMar>
-              <w:top w:w="60" w:type="dxa"/>
-              <w:left w:w="120" w:type="dxa"/>
-              <w:bottom w:w="60" w:type="dxa"/>
-              <w:right w:w="120" w:type="dxa"/>
-            </w:tcMar>
-          </w:tcPr>
-          <w:p>
-            <w:pPr>
-              <w:jc w:val="both"/>
-              <w:rPr>
-                <w:rFonts w:hint="default" w:ascii="Times New Roman" w:hAnsi="Times New Roman" w:cs="Times New Roman"/>
-                <w:color w:val="000000"/>
-              </w:rPr>
-            </w:pPr>
-            <w:r>
-              <w:rPr>
-                <w:rFonts w:hint="default" w:ascii="Times New Roman" w:hAnsi="Times New Roman" w:eastAsia="Arial" w:cs="Times New Roman"/>
-                <w:color w:val="000000"/>
-                <w:sz w:val="20"/>
-                <w:szCs w:val="20"/>
-              </w:rPr>
-              <w:t>93.1%</w:t>
-            </w:r>
-          </w:p>
-        </w:tc>
-        <w:tc>
-          <w:tcPr>
-            <w:tcBorders>
-              <w:top w:val="single" w:color="000000" w:sz="8" w:space="0"/>
-              <w:left w:val="dotted" w:color="auto" w:sz="0" w:space="0"/>
-              <w:bottom w:val="single" w:color="000000" w:sz="8" w:space="0"/>
               <w:right w:val="single" w:color="000000" w:sz="8" w:space="0"/>
             </w:tcBorders>
             <w:shd w:val="clear" w:color="auto" w:fill="FFFFFF"/>
@@ -14307,20 +14149,21 @@
           </w:tcPr>
           <w:p>
             <w:pPr>
-              <w:jc w:val="both"/>
-              <w:rPr>
-                <w:rFonts w:hint="default" w:ascii="Times New Roman" w:hAnsi="Times New Roman" w:cs="Times New Roman"/>
-                <w:color w:val="000000"/>
-              </w:rPr>
-            </w:pPr>
-            <w:r>
-              <w:rPr>
-                <w:rFonts w:hint="default" w:ascii="Times New Roman" w:hAnsi="Times New Roman" w:eastAsia="Arial" w:cs="Times New Roman"/>
-                <w:color w:val="000000"/>
-                <w:sz w:val="20"/>
-                <w:szCs w:val="20"/>
-              </w:rPr>
-              <w:t>128.7s</w:t>
+              <w:rPr>
+                <w:rFonts w:hint="default" w:ascii="Times New Roman" w:hAnsi="Times New Roman" w:cs="Times New Roman"/>
+                <w:color w:val="000000"/>
+              </w:rPr>
+            </w:pPr>
+            <w:r>
+              <w:rPr>
+                <w:rFonts w:hint="default" w:ascii="Times New Roman" w:hAnsi="Times New Roman" w:eastAsia="Arial" w:cs="Times New Roman"/>
+                <w:b w:val="0"/>
+                <w:bCs w:val="0"/>
+                <w:color w:val="000000"/>
+                <w:sz w:val="20"/>
+                <w:szCs w:val="20"/>
+              </w:rPr>
+              <w:t>33.0%</w:t>
             </w:r>
           </w:p>
         </w:tc>
@@ -14344,6 +14187,7 @@
         </w:tblPrEx>
         <w:tc>
           <w:tcPr>
+            <w:tcW w:w="4560" w:type="dxa"/>
             <w:tcBorders>
               <w:top w:val="single" w:color="000000" w:sz="8" w:space="0"/>
               <w:left w:val="single" w:color="000000" w:sz="8" w:space="0"/>
@@ -14360,25 +14204,27 @@
           </w:tcPr>
           <w:p>
             <w:pPr>
-              <w:jc w:val="both"/>
-              <w:rPr>
-                <w:rFonts w:hint="default" w:ascii="Times New Roman" w:hAnsi="Times New Roman" w:cs="Times New Roman"/>
-                <w:color w:val="000000"/>
-              </w:rPr>
-            </w:pPr>
-            <w:r>
-              <w:rPr>
-                <w:rFonts w:hint="default" w:ascii="Times New Roman" w:hAnsi="Times New Roman" w:eastAsia="Arial" w:cs="Times New Roman"/>
-                <w:color w:val="000000"/>
-                <w:sz w:val="20"/>
-                <w:szCs w:val="20"/>
-              </w:rPr>
-              <w:t>Logistic Regression</w:t>
-            </w:r>
-          </w:p>
-        </w:tc>
-        <w:tc>
-          <w:tcPr>
+              <w:rPr>
+                <w:rFonts w:hint="default" w:ascii="Times New Roman" w:hAnsi="Times New Roman" w:cs="Times New Roman"/>
+                <w:color w:val="000000"/>
+              </w:rPr>
+            </w:pPr>
+            <w:r>
+              <w:rPr>
+                <w:rFonts w:hint="default" w:ascii="Times New Roman" w:hAnsi="Times New Roman" w:eastAsia="Arial" w:cs="Times New Roman"/>
+                <w:b w:val="0"/>
+                <w:bCs w:val="0"/>
+                <w:color w:val="000000"/>
+                <w:sz w:val="20"/>
+                <w:szCs w:val="20"/>
+              </w:rPr>
+              <w:t>URL Shortening Service</w:t>
+            </w:r>
+          </w:p>
+        </w:tc>
+        <w:tc>
+          <w:tcPr>
+            <w:tcW w:w="2400" w:type="dxa"/>
             <w:tcBorders>
               <w:top w:val="single" w:color="000000" w:sz="8" w:space="0"/>
               <w:left w:val="dotted" w:color="auto" w:sz="0" w:space="0"/>
@@ -14395,29 +14241,86 @@
           </w:tcPr>
           <w:p>
             <w:pPr>
-              <w:jc w:val="both"/>
-              <w:rPr>
-                <w:rFonts w:hint="default" w:ascii="Times New Roman" w:hAnsi="Times New Roman" w:cs="Times New Roman"/>
-                <w:color w:val="000000"/>
-              </w:rPr>
-            </w:pPr>
-            <w:r>
-              <w:rPr>
-                <w:rFonts w:hint="default" w:ascii="Times New Roman" w:hAnsi="Times New Roman" w:eastAsia="Arial" w:cs="Times New Roman"/>
-                <w:color w:val="000000"/>
-                <w:sz w:val="20"/>
-                <w:szCs w:val="20"/>
-              </w:rPr>
-              <w:t>91.2%</w:t>
-            </w:r>
-          </w:p>
-        </w:tc>
-        <w:tc>
-          <w:tcPr>
+              <w:rPr>
+                <w:rFonts w:hint="default" w:ascii="Times New Roman" w:hAnsi="Times New Roman" w:cs="Times New Roman"/>
+                <w:color w:val="000000"/>
+              </w:rPr>
+            </w:pPr>
+            <w:r>
+              <w:rPr>
+                <w:rFonts w:hint="default" w:ascii="Times New Roman" w:hAnsi="Times New Roman" w:eastAsia="Arial" w:cs="Times New Roman"/>
+                <w:b w:val="0"/>
+                <w:bCs w:val="0"/>
+                <w:color w:val="000000"/>
+                <w:sz w:val="20"/>
+                <w:szCs w:val="20"/>
+              </w:rPr>
+              <w:t>22</w:t>
+            </w:r>
+          </w:p>
+        </w:tc>
+        <w:tc>
+          <w:tcPr>
+            <w:tcW w:w="2400" w:type="dxa"/>
             <w:tcBorders>
               <w:top w:val="single" w:color="000000" w:sz="8" w:space="0"/>
               <w:left w:val="dotted" w:color="auto" w:sz="0" w:space="0"/>
               <w:bottom w:val="single" w:color="000000" w:sz="8" w:space="0"/>
+              <w:right w:val="single" w:color="000000" w:sz="8" w:space="0"/>
+            </w:tcBorders>
+            <w:shd w:val="clear" w:color="auto" w:fill="FFFFFF"/>
+            <w:tcMar>
+              <w:top w:w="60" w:type="dxa"/>
+              <w:left w:w="120" w:type="dxa"/>
+              <w:bottom w:w="60" w:type="dxa"/>
+              <w:right w:w="120" w:type="dxa"/>
+            </w:tcMar>
+          </w:tcPr>
+          <w:p>
+            <w:pPr>
+              <w:rPr>
+                <w:rFonts w:hint="default" w:ascii="Times New Roman" w:hAnsi="Times New Roman" w:cs="Times New Roman"/>
+                <w:color w:val="000000"/>
+              </w:rPr>
+            </w:pPr>
+            <w:r>
+              <w:rPr>
+                <w:rFonts w:hint="default" w:ascii="Times New Roman" w:hAnsi="Times New Roman" w:eastAsia="Arial" w:cs="Times New Roman"/>
+                <w:b w:val="0"/>
+                <w:bCs w:val="0"/>
+                <w:color w:val="000000"/>
+                <w:sz w:val="20"/>
+                <w:szCs w:val="20"/>
+              </w:rPr>
+              <w:t>22.0%</w:t>
+            </w:r>
+          </w:p>
+        </w:tc>
+      </w:tr>
+      <w:tr>
+        <w:tblPrEx>
+          <w:tblBorders>
+            <w:top w:val="single" w:color="auto" w:sz="4" w:space="0"/>
+            <w:left w:val="single" w:color="auto" w:sz="4" w:space="0"/>
+            <w:bottom w:val="single" w:color="auto" w:sz="4" w:space="0"/>
+            <w:right w:val="single" w:color="auto" w:sz="4" w:space="0"/>
+            <w:insideH w:val="single" w:color="auto" w:sz="4" w:space="0"/>
+            <w:insideV w:val="single" w:color="auto" w:sz="4" w:space="0"/>
+          </w:tblBorders>
+          <w:tblCellMar>
+            <w:top w:w="0" w:type="dxa"/>
+            <w:left w:w="10" w:type="dxa"/>
+            <w:bottom w:w="0" w:type="dxa"/>
+            <w:right w:w="10" w:type="dxa"/>
+          </w:tblCellMar>
+        </w:tblPrEx>
+        <w:tc>
+          <w:tcPr>
+            <w:tcW w:w="4560" w:type="dxa"/>
+            <w:tcBorders>
+              <w:top w:val="single" w:color="000000" w:sz="8" w:space="0"/>
+              <w:left w:val="single" w:color="000000" w:sz="8" w:space="0"/>
+              <w:bottom w:val="single" w:color="000000" w:sz="8" w:space="0"/>
               <w:right w:val="dotted" w:color="auto" w:sz="0" w:space="0"/>
             </w:tcBorders>
             <w:shd w:val="clear" w:color="auto" w:fill="FFFFFF"/>
@@ -14430,25 +14333,27 @@
           </w:tcPr>
           <w:p>
             <w:pPr>
-              <w:jc w:val="both"/>
-              <w:rPr>
-                <w:rFonts w:hint="default" w:ascii="Times New Roman" w:hAnsi="Times New Roman" w:cs="Times New Roman"/>
-                <w:color w:val="000000"/>
-              </w:rPr>
-            </w:pPr>
-            <w:r>
-              <w:rPr>
-                <w:rFonts w:hint="default" w:ascii="Times New Roman" w:hAnsi="Times New Roman" w:eastAsia="Arial" w:cs="Times New Roman"/>
-                <w:color w:val="000000"/>
-                <w:sz w:val="20"/>
-                <w:szCs w:val="20"/>
-              </w:rPr>
-              <w:t>89.7%</w:t>
-            </w:r>
-          </w:p>
-        </w:tc>
-        <w:tc>
-          <w:tcPr>
+              <w:rPr>
+                <w:rFonts w:hint="default" w:ascii="Times New Roman" w:hAnsi="Times New Roman" w:cs="Times New Roman"/>
+                <w:color w:val="000000"/>
+              </w:rPr>
+            </w:pPr>
+            <w:r>
+              <w:rPr>
+                <w:rFonts w:hint="default" w:ascii="Times New Roman" w:hAnsi="Times New Roman" w:eastAsia="Arial" w:cs="Times New Roman"/>
+                <w:b w:val="0"/>
+                <w:bCs w:val="0"/>
+                <w:color w:val="000000"/>
+                <w:sz w:val="20"/>
+                <w:szCs w:val="20"/>
+              </w:rPr>
+              <w:t>URL Length (&gt; 73.22 chars)</w:t>
+            </w:r>
+          </w:p>
+        </w:tc>
+        <w:tc>
+          <w:tcPr>
+            <w:tcW w:w="2400" w:type="dxa"/>
             <w:tcBorders>
               <w:top w:val="single" w:color="000000" w:sz="8" w:space="0"/>
               <w:left w:val="dotted" w:color="auto" w:sz="0" w:space="0"/>
@@ -14465,29 +14370,86 @@
           </w:tcPr>
           <w:p>
             <w:pPr>
-              <w:jc w:val="both"/>
-              <w:rPr>
-                <w:rFonts w:hint="default" w:ascii="Times New Roman" w:hAnsi="Times New Roman" w:cs="Times New Roman"/>
-                <w:color w:val="000000"/>
-              </w:rPr>
-            </w:pPr>
-            <w:r>
-              <w:rPr>
-                <w:rFonts w:hint="default" w:ascii="Times New Roman" w:hAnsi="Times New Roman" w:eastAsia="Arial" w:cs="Times New Roman"/>
-                <w:color w:val="000000"/>
-                <w:sz w:val="20"/>
-                <w:szCs w:val="20"/>
-              </w:rPr>
-              <w:t>91.8%</w:t>
-            </w:r>
-          </w:p>
-        </w:tc>
-        <w:tc>
-          <w:tcPr>
+              <w:rPr>
+                <w:rFonts w:hint="default" w:ascii="Times New Roman" w:hAnsi="Times New Roman" w:cs="Times New Roman"/>
+                <w:color w:val="000000"/>
+              </w:rPr>
+            </w:pPr>
+            <w:r>
+              <w:rPr>
+                <w:rFonts w:hint="default" w:ascii="Times New Roman" w:hAnsi="Times New Roman" w:eastAsia="Arial" w:cs="Times New Roman"/>
+                <w:b w:val="0"/>
+                <w:bCs w:val="0"/>
+                <w:color w:val="000000"/>
+                <w:sz w:val="20"/>
+                <w:szCs w:val="20"/>
+              </w:rPr>
+              <w:t>16</w:t>
+            </w:r>
+          </w:p>
+        </w:tc>
+        <w:tc>
+          <w:tcPr>
+            <w:tcW w:w="2400" w:type="dxa"/>
             <w:tcBorders>
               <w:top w:val="single" w:color="000000" w:sz="8" w:space="0"/>
               <w:left w:val="dotted" w:color="auto" w:sz="0" w:space="0"/>
               <w:bottom w:val="single" w:color="000000" w:sz="8" w:space="0"/>
+              <w:right w:val="single" w:color="000000" w:sz="8" w:space="0"/>
+            </w:tcBorders>
+            <w:shd w:val="clear" w:color="auto" w:fill="FFFFFF"/>
+            <w:tcMar>
+              <w:top w:w="60" w:type="dxa"/>
+              <w:left w:w="120" w:type="dxa"/>
+              <w:bottom w:w="60" w:type="dxa"/>
+              <w:right w:w="120" w:type="dxa"/>
+            </w:tcMar>
+          </w:tcPr>
+          <w:p>
+            <w:pPr>
+              <w:rPr>
+                <w:rFonts w:hint="default" w:ascii="Times New Roman" w:hAnsi="Times New Roman" w:cs="Times New Roman"/>
+                <w:color w:val="000000"/>
+              </w:rPr>
+            </w:pPr>
+            <w:r>
+              <w:rPr>
+                <w:rFonts w:hint="default" w:ascii="Times New Roman" w:hAnsi="Times New Roman" w:eastAsia="Arial" w:cs="Times New Roman"/>
+                <w:b w:val="0"/>
+                <w:bCs w:val="0"/>
+                <w:color w:val="000000"/>
+                <w:sz w:val="20"/>
+                <w:szCs w:val="20"/>
+              </w:rPr>
+              <w:t>16.0%</w:t>
+            </w:r>
+          </w:p>
+        </w:tc>
+      </w:tr>
+      <w:tr>
+        <w:tblPrEx>
+          <w:tblBorders>
+            <w:top w:val="single" w:color="auto" w:sz="4" w:space="0"/>
+            <w:left w:val="single" w:color="auto" w:sz="4" w:space="0"/>
+            <w:bottom w:val="single" w:color="auto" w:sz="4" w:space="0"/>
+            <w:right w:val="single" w:color="auto" w:sz="4" w:space="0"/>
+            <w:insideH w:val="single" w:color="auto" w:sz="4" w:space="0"/>
+            <w:insideV w:val="single" w:color="auto" w:sz="4" w:space="0"/>
+          </w:tblBorders>
+          <w:tblCellMar>
+            <w:top w:w="0" w:type="dxa"/>
+            <w:left w:w="10" w:type="dxa"/>
+            <w:bottom w:w="0" w:type="dxa"/>
+            <w:right w:w="10" w:type="dxa"/>
+          </w:tblCellMar>
+        </w:tblPrEx>
+        <w:tc>
+          <w:tcPr>
+            <w:tcW w:w="4560" w:type="dxa"/>
+            <w:tcBorders>
+              <w:top w:val="single" w:color="000000" w:sz="8" w:space="0"/>
+              <w:left w:val="single" w:color="000000" w:sz="8" w:space="0"/>
+              <w:bottom w:val="single" w:color="000000" w:sz="8" w:space="0"/>
               <w:right w:val="dotted" w:color="auto" w:sz="0" w:space="0"/>
             </w:tcBorders>
             <w:shd w:val="clear" w:color="auto" w:fill="FFFFFF"/>
@@ -14500,29 +14462,68 @@
           </w:tcPr>
           <w:p>
             <w:pPr>
-              <w:jc w:val="both"/>
-              <w:rPr>
-                <w:rFonts w:hint="default" w:ascii="Times New Roman" w:hAnsi="Times New Roman" w:cs="Times New Roman"/>
-                <w:color w:val="000000"/>
-              </w:rPr>
-            </w:pPr>
-            <w:r>
-              <w:rPr>
-                <w:rFonts w:hint="default" w:ascii="Times New Roman" w:hAnsi="Times New Roman" w:eastAsia="Arial" w:cs="Times New Roman"/>
-                <w:color w:val="000000"/>
-                <w:sz w:val="20"/>
-                <w:szCs w:val="20"/>
-              </w:rPr>
-              <w:t>90.7%</w:t>
-            </w:r>
-          </w:p>
-        </w:tc>
-        <w:tc>
-          <w:tcPr>
+              <w:rPr>
+                <w:rFonts w:hint="default" w:ascii="Times New Roman" w:hAnsi="Times New Roman" w:cs="Times New Roman"/>
+                <w:color w:val="000000"/>
+              </w:rPr>
+            </w:pPr>
+            <w:r>
+              <w:rPr>
+                <w:rFonts w:hint="default" w:ascii="Times New Roman" w:hAnsi="Times New Roman" w:eastAsia="Arial" w:cs="Times New Roman"/>
+                <w:b w:val="0"/>
+                <w:bCs w:val="0"/>
+                <w:color w:val="000000"/>
+                <w:sz w:val="20"/>
+                <w:szCs w:val="20"/>
+              </w:rPr>
+              <w:t>No DNS Record</w:t>
+            </w:r>
+          </w:p>
+        </w:tc>
+        <w:tc>
+          <w:tcPr>
+            <w:tcW w:w="2400" w:type="dxa"/>
             <w:tcBorders>
               <w:top w:val="single" w:color="000000" w:sz="8" w:space="0"/>
               <w:left w:val="dotted" w:color="auto" w:sz="0" w:space="0"/>
               <w:bottom w:val="single" w:color="000000" w:sz="8" w:space="0"/>
+              <w:right w:val="dotted" w:color="auto" w:sz="0" w:space="0"/>
+            </w:tcBorders>
+            <w:shd w:val="clear" w:color="auto" w:fill="FFFFFF"/>
+            <w:tcMar>
+              <w:top w:w="60" w:type="dxa"/>
+              <w:left w:w="120" w:type="dxa"/>
+              <w:bottom w:w="60" w:type="dxa"/>
+              <w:right w:w="120" w:type="dxa"/>
+            </w:tcMar>
+          </w:tcPr>
+          <w:p>
+            <w:pPr>
+              <w:rPr>
+                <w:rFonts w:hint="default" w:ascii="Times New Roman" w:hAnsi="Times New Roman" w:cs="Times New Roman"/>
+                <w:color w:val="000000"/>
+              </w:rPr>
+            </w:pPr>
+            <w:r>
+              <w:rPr>
+                <w:rFonts w:hint="default" w:ascii="Times New Roman" w:hAnsi="Times New Roman" w:eastAsia="Arial" w:cs="Times New Roman"/>
+                <w:b w:val="0"/>
+                <w:bCs w:val="0"/>
+                <w:color w:val="000000"/>
+                <w:sz w:val="20"/>
+                <w:szCs w:val="20"/>
+              </w:rPr>
+              <w:t>13</w:t>
+            </w:r>
+          </w:p>
+        </w:tc>
+        <w:tc>
+          <w:tcPr>
+            <w:tcW w:w="2400" w:type="dxa"/>
+            <w:tcBorders>
+              <w:top w:val="single" w:color="000000" w:sz="8" w:space="0"/>
+              <w:left w:val="dotted" w:color="auto" w:sz="0" w:space="0"/>
+              <w:bottom w:val="single" w:color="000000" w:sz="8" w:space="0"/>
               <w:right w:val="single" w:color="000000" w:sz="8" w:space="0"/>
             </w:tcBorders>
             <w:shd w:val="clear" w:color="auto" w:fill="FFFFFF"/>
@@ -14535,20 +14536,795 @@
           </w:tcPr>
           <w:p>
             <w:pPr>
-              <w:jc w:val="both"/>
-              <w:rPr>
-                <w:rFonts w:hint="default" w:ascii="Times New Roman" w:hAnsi="Times New Roman" w:cs="Times New Roman"/>
-                <w:color w:val="000000"/>
-              </w:rPr>
-            </w:pPr>
-            <w:r>
-              <w:rPr>
-                <w:rFonts w:hint="default" w:ascii="Times New Roman" w:hAnsi="Times New Roman" w:eastAsia="Arial" w:cs="Times New Roman"/>
-                <w:color w:val="000000"/>
-                <w:sz w:val="20"/>
-                <w:szCs w:val="20"/>
-              </w:rPr>
-              <w:t>18.4s</w:t>
+              <w:rPr>
+                <w:rFonts w:hint="default" w:ascii="Times New Roman" w:hAnsi="Times New Roman" w:cs="Times New Roman"/>
+                <w:color w:val="000000"/>
+              </w:rPr>
+            </w:pPr>
+            <w:r>
+              <w:rPr>
+                <w:rFonts w:hint="default" w:ascii="Times New Roman" w:hAnsi="Times New Roman" w:eastAsia="Arial" w:cs="Times New Roman"/>
+                <w:b w:val="0"/>
+                <w:bCs w:val="0"/>
+                <w:color w:val="000000"/>
+                <w:sz w:val="20"/>
+                <w:szCs w:val="20"/>
+              </w:rPr>
+              <w:t>13.0%</w:t>
+            </w:r>
+          </w:p>
+        </w:tc>
+      </w:tr>
+      <w:tr>
+        <w:tblPrEx>
+          <w:tblBorders>
+            <w:top w:val="single" w:color="auto" w:sz="4" w:space="0"/>
+            <w:left w:val="single" w:color="auto" w:sz="4" w:space="0"/>
+            <w:bottom w:val="single" w:color="auto" w:sz="4" w:space="0"/>
+            <w:right w:val="single" w:color="auto" w:sz="4" w:space="0"/>
+            <w:insideH w:val="single" w:color="auto" w:sz="4" w:space="0"/>
+            <w:insideV w:val="single" w:color="auto" w:sz="4" w:space="0"/>
+          </w:tblBorders>
+          <w:tblCellMar>
+            <w:top w:w="0" w:type="dxa"/>
+            <w:left w:w="10" w:type="dxa"/>
+            <w:bottom w:w="0" w:type="dxa"/>
+            <w:right w:w="10" w:type="dxa"/>
+          </w:tblCellMar>
+        </w:tblPrEx>
+        <w:tc>
+          <w:tcPr>
+            <w:tcW w:w="4560" w:type="dxa"/>
+            <w:tcBorders>
+              <w:top w:val="single" w:color="000000" w:sz="8" w:space="0"/>
+              <w:left w:val="single" w:color="000000" w:sz="8" w:space="0"/>
+              <w:bottom w:val="single" w:color="000000" w:sz="8" w:space="0"/>
+              <w:right w:val="dotted" w:color="auto" w:sz="0" w:space="0"/>
+            </w:tcBorders>
+            <w:shd w:val="clear" w:color="auto" w:fill="FFFFFF"/>
+            <w:tcMar>
+              <w:top w:w="60" w:type="dxa"/>
+              <w:left w:w="120" w:type="dxa"/>
+              <w:bottom w:w="60" w:type="dxa"/>
+              <w:right w:w="120" w:type="dxa"/>
+            </w:tcMar>
+          </w:tcPr>
+          <w:p>
+            <w:pPr>
+              <w:rPr>
+                <w:rFonts w:hint="default" w:ascii="Times New Roman" w:hAnsi="Times New Roman" w:cs="Times New Roman"/>
+                <w:color w:val="000000"/>
+              </w:rPr>
+            </w:pPr>
+            <w:r>
+              <w:rPr>
+                <w:rFonts w:hint="default" w:ascii="Times New Roman" w:hAnsi="Times New Roman" w:eastAsia="Arial" w:cs="Times New Roman"/>
+                <w:b w:val="0"/>
+                <w:bCs w:val="0"/>
+                <w:color w:val="000000"/>
+                <w:sz w:val="20"/>
+                <w:szCs w:val="20"/>
+              </w:rPr>
+              <w:t>Suspicious Keywords</w:t>
+            </w:r>
+          </w:p>
+        </w:tc>
+        <w:tc>
+          <w:tcPr>
+            <w:tcW w:w="2400" w:type="dxa"/>
+            <w:tcBorders>
+              <w:top w:val="single" w:color="000000" w:sz="8" w:space="0"/>
+              <w:left w:val="dotted" w:color="auto" w:sz="0" w:space="0"/>
+              <w:bottom w:val="single" w:color="000000" w:sz="8" w:space="0"/>
+              <w:right w:val="dotted" w:color="auto" w:sz="0" w:space="0"/>
+            </w:tcBorders>
+            <w:shd w:val="clear" w:color="auto" w:fill="FFFFFF"/>
+            <w:tcMar>
+              <w:top w:w="60" w:type="dxa"/>
+              <w:left w:w="120" w:type="dxa"/>
+              <w:bottom w:w="60" w:type="dxa"/>
+              <w:right w:w="120" w:type="dxa"/>
+            </w:tcMar>
+          </w:tcPr>
+          <w:p>
+            <w:pPr>
+              <w:rPr>
+                <w:rFonts w:hint="default" w:ascii="Times New Roman" w:hAnsi="Times New Roman" w:cs="Times New Roman"/>
+                <w:color w:val="000000"/>
+              </w:rPr>
+            </w:pPr>
+            <w:r>
+              <w:rPr>
+                <w:rFonts w:hint="default" w:ascii="Times New Roman" w:hAnsi="Times New Roman" w:eastAsia="Arial" w:cs="Times New Roman"/>
+                <w:b w:val="0"/>
+                <w:bCs w:val="0"/>
+                <w:color w:val="000000"/>
+                <w:sz w:val="20"/>
+                <w:szCs w:val="20"/>
+              </w:rPr>
+              <w:t>13</w:t>
+            </w:r>
+          </w:p>
+        </w:tc>
+        <w:tc>
+          <w:tcPr>
+            <w:tcW w:w="2400" w:type="dxa"/>
+            <w:tcBorders>
+              <w:top w:val="single" w:color="000000" w:sz="8" w:space="0"/>
+              <w:left w:val="dotted" w:color="auto" w:sz="0" w:space="0"/>
+              <w:bottom w:val="single" w:color="000000" w:sz="8" w:space="0"/>
+              <w:right w:val="single" w:color="000000" w:sz="8" w:space="0"/>
+            </w:tcBorders>
+            <w:shd w:val="clear" w:color="auto" w:fill="FFFFFF"/>
+            <w:tcMar>
+              <w:top w:w="60" w:type="dxa"/>
+              <w:left w:w="120" w:type="dxa"/>
+              <w:bottom w:w="60" w:type="dxa"/>
+              <w:right w:w="120" w:type="dxa"/>
+            </w:tcMar>
+          </w:tcPr>
+          <w:p>
+            <w:pPr>
+              <w:rPr>
+                <w:rFonts w:hint="default" w:ascii="Times New Roman" w:hAnsi="Times New Roman" w:cs="Times New Roman"/>
+                <w:color w:val="000000"/>
+              </w:rPr>
+            </w:pPr>
+            <w:r>
+              <w:rPr>
+                <w:rFonts w:hint="default" w:ascii="Times New Roman" w:hAnsi="Times New Roman" w:eastAsia="Arial" w:cs="Times New Roman"/>
+                <w:b w:val="0"/>
+                <w:bCs w:val="0"/>
+                <w:color w:val="000000"/>
+                <w:sz w:val="20"/>
+                <w:szCs w:val="20"/>
+              </w:rPr>
+              <w:t>13.0%</w:t>
+            </w:r>
+          </w:p>
+        </w:tc>
+      </w:tr>
+      <w:tr>
+        <w:tblPrEx>
+          <w:tblBorders>
+            <w:top w:val="single" w:color="auto" w:sz="4" w:space="0"/>
+            <w:left w:val="single" w:color="auto" w:sz="4" w:space="0"/>
+            <w:bottom w:val="single" w:color="auto" w:sz="4" w:space="0"/>
+            <w:right w:val="single" w:color="auto" w:sz="4" w:space="0"/>
+            <w:insideH w:val="single" w:color="auto" w:sz="4" w:space="0"/>
+            <w:insideV w:val="single" w:color="auto" w:sz="4" w:space="0"/>
+          </w:tblBorders>
+          <w:tblCellMar>
+            <w:top w:w="0" w:type="dxa"/>
+            <w:left w:w="10" w:type="dxa"/>
+            <w:bottom w:w="0" w:type="dxa"/>
+            <w:right w:w="10" w:type="dxa"/>
+          </w:tblCellMar>
+        </w:tblPrEx>
+        <w:tc>
+          <w:tcPr>
+            <w:tcW w:w="4560" w:type="dxa"/>
+            <w:tcBorders>
+              <w:top w:val="single" w:color="000000" w:sz="8" w:space="0"/>
+              <w:left w:val="single" w:color="000000" w:sz="8" w:space="0"/>
+              <w:bottom w:val="single" w:color="000000" w:sz="8" w:space="0"/>
+              <w:right w:val="dotted" w:color="auto" w:sz="0" w:space="0"/>
+            </w:tcBorders>
+            <w:shd w:val="clear" w:color="auto" w:fill="FFFFFF"/>
+            <w:tcMar>
+              <w:top w:w="60" w:type="dxa"/>
+              <w:left w:w="120" w:type="dxa"/>
+              <w:bottom w:w="60" w:type="dxa"/>
+              <w:right w:w="120" w:type="dxa"/>
+            </w:tcMar>
+          </w:tcPr>
+          <w:p>
+            <w:pPr>
+              <w:rPr>
+                <w:rFonts w:hint="default" w:ascii="Times New Roman" w:hAnsi="Times New Roman" w:cs="Times New Roman"/>
+                <w:color w:val="000000"/>
+              </w:rPr>
+            </w:pPr>
+            <w:r>
+              <w:rPr>
+                <w:rFonts w:hint="default" w:ascii="Times New Roman" w:hAnsi="Times New Roman" w:eastAsia="Arial" w:cs="Times New Roman"/>
+                <w:b w:val="0"/>
+                <w:bCs w:val="0"/>
+                <w:color w:val="000000"/>
+                <w:sz w:val="20"/>
+                <w:szCs w:val="20"/>
+              </w:rPr>
+              <w:t>Prefix/Suffix with Hyphen</w:t>
+            </w:r>
+          </w:p>
+        </w:tc>
+        <w:tc>
+          <w:tcPr>
+            <w:tcW w:w="2400" w:type="dxa"/>
+            <w:tcBorders>
+              <w:top w:val="single" w:color="000000" w:sz="8" w:space="0"/>
+              <w:left w:val="dotted" w:color="auto" w:sz="0" w:space="0"/>
+              <w:bottom w:val="single" w:color="000000" w:sz="8" w:space="0"/>
+              <w:right w:val="dotted" w:color="auto" w:sz="0" w:space="0"/>
+            </w:tcBorders>
+            <w:shd w:val="clear" w:color="auto" w:fill="FFFFFF"/>
+            <w:tcMar>
+              <w:top w:w="60" w:type="dxa"/>
+              <w:left w:w="120" w:type="dxa"/>
+              <w:bottom w:w="60" w:type="dxa"/>
+              <w:right w:w="120" w:type="dxa"/>
+            </w:tcMar>
+          </w:tcPr>
+          <w:p>
+            <w:pPr>
+              <w:rPr>
+                <w:rFonts w:hint="default" w:ascii="Times New Roman" w:hAnsi="Times New Roman" w:cs="Times New Roman"/>
+                <w:color w:val="000000"/>
+              </w:rPr>
+            </w:pPr>
+            <w:r>
+              <w:rPr>
+                <w:rFonts w:hint="default" w:ascii="Times New Roman" w:hAnsi="Times New Roman" w:eastAsia="Arial" w:cs="Times New Roman"/>
+                <w:b w:val="0"/>
+                <w:bCs w:val="0"/>
+                <w:color w:val="000000"/>
+                <w:sz w:val="20"/>
+                <w:szCs w:val="20"/>
+              </w:rPr>
+              <w:t>11</w:t>
+            </w:r>
+          </w:p>
+        </w:tc>
+        <w:tc>
+          <w:tcPr>
+            <w:tcW w:w="2400" w:type="dxa"/>
+            <w:tcBorders>
+              <w:top w:val="single" w:color="000000" w:sz="8" w:space="0"/>
+              <w:left w:val="dotted" w:color="auto" w:sz="0" w:space="0"/>
+              <w:bottom w:val="single" w:color="000000" w:sz="8" w:space="0"/>
+              <w:right w:val="single" w:color="000000" w:sz="8" w:space="0"/>
+            </w:tcBorders>
+            <w:shd w:val="clear" w:color="auto" w:fill="FFFFFF"/>
+            <w:tcMar>
+              <w:top w:w="60" w:type="dxa"/>
+              <w:left w:w="120" w:type="dxa"/>
+              <w:bottom w:w="60" w:type="dxa"/>
+              <w:right w:w="120" w:type="dxa"/>
+            </w:tcMar>
+          </w:tcPr>
+          <w:p>
+            <w:pPr>
+              <w:rPr>
+                <w:rFonts w:hint="default" w:ascii="Times New Roman" w:hAnsi="Times New Roman" w:cs="Times New Roman"/>
+                <w:color w:val="000000"/>
+              </w:rPr>
+            </w:pPr>
+            <w:r>
+              <w:rPr>
+                <w:rFonts w:hint="default" w:ascii="Times New Roman" w:hAnsi="Times New Roman" w:eastAsia="Arial" w:cs="Times New Roman"/>
+                <w:b w:val="0"/>
+                <w:bCs w:val="0"/>
+                <w:color w:val="000000"/>
+                <w:sz w:val="20"/>
+                <w:szCs w:val="20"/>
+              </w:rPr>
+              <w:t>11.0%</w:t>
+            </w:r>
+          </w:p>
+        </w:tc>
+      </w:tr>
+      <w:tr>
+        <w:tblPrEx>
+          <w:tblBorders>
+            <w:top w:val="single" w:color="auto" w:sz="4" w:space="0"/>
+            <w:left w:val="single" w:color="auto" w:sz="4" w:space="0"/>
+            <w:bottom w:val="single" w:color="auto" w:sz="4" w:space="0"/>
+            <w:right w:val="single" w:color="auto" w:sz="4" w:space="0"/>
+            <w:insideH w:val="single" w:color="auto" w:sz="4" w:space="0"/>
+            <w:insideV w:val="single" w:color="auto" w:sz="4" w:space="0"/>
+          </w:tblBorders>
+          <w:tblCellMar>
+            <w:top w:w="0" w:type="dxa"/>
+            <w:left w:w="10" w:type="dxa"/>
+            <w:bottom w:w="0" w:type="dxa"/>
+            <w:right w:w="10" w:type="dxa"/>
+          </w:tblCellMar>
+        </w:tblPrEx>
+        <w:tc>
+          <w:tcPr>
+            <w:tcW w:w="4560" w:type="dxa"/>
+            <w:tcBorders>
+              <w:top w:val="single" w:color="000000" w:sz="8" w:space="0"/>
+              <w:left w:val="single" w:color="000000" w:sz="8" w:space="0"/>
+              <w:bottom w:val="single" w:color="000000" w:sz="8" w:space="0"/>
+              <w:right w:val="dotted" w:color="auto" w:sz="0" w:space="0"/>
+            </w:tcBorders>
+            <w:shd w:val="clear" w:color="auto" w:fill="FFFFFF"/>
+            <w:tcMar>
+              <w:top w:w="60" w:type="dxa"/>
+              <w:left w:w="120" w:type="dxa"/>
+              <w:bottom w:w="60" w:type="dxa"/>
+              <w:right w:w="120" w:type="dxa"/>
+            </w:tcMar>
+          </w:tcPr>
+          <w:p>
+            <w:pPr>
+              <w:rPr>
+                <w:rFonts w:hint="default" w:ascii="Times New Roman" w:hAnsi="Times New Roman" w:cs="Times New Roman"/>
+                <w:color w:val="000000"/>
+              </w:rPr>
+            </w:pPr>
+            <w:r>
+              <w:rPr>
+                <w:rFonts w:hint="default" w:ascii="Times New Roman" w:hAnsi="Times New Roman" w:eastAsia="Arial" w:cs="Times New Roman"/>
+                <w:b w:val="0"/>
+                <w:bCs w:val="0"/>
+                <w:color w:val="000000"/>
+                <w:sz w:val="20"/>
+                <w:szCs w:val="20"/>
+              </w:rPr>
+              <w:t>Excessive Subdomains</w:t>
+            </w:r>
+          </w:p>
+        </w:tc>
+        <w:tc>
+          <w:tcPr>
+            <w:tcW w:w="2400" w:type="dxa"/>
+            <w:tcBorders>
+              <w:top w:val="single" w:color="000000" w:sz="8" w:space="0"/>
+              <w:left w:val="dotted" w:color="auto" w:sz="0" w:space="0"/>
+              <w:bottom w:val="single" w:color="000000" w:sz="8" w:space="0"/>
+              <w:right w:val="dotted" w:color="auto" w:sz="0" w:space="0"/>
+            </w:tcBorders>
+            <w:shd w:val="clear" w:color="auto" w:fill="FFFFFF"/>
+            <w:tcMar>
+              <w:top w:w="60" w:type="dxa"/>
+              <w:left w:w="120" w:type="dxa"/>
+              <w:bottom w:w="60" w:type="dxa"/>
+              <w:right w:w="120" w:type="dxa"/>
+            </w:tcMar>
+          </w:tcPr>
+          <w:p>
+            <w:pPr>
+              <w:rPr>
+                <w:rFonts w:hint="default" w:ascii="Times New Roman" w:hAnsi="Times New Roman" w:cs="Times New Roman"/>
+                <w:color w:val="000000"/>
+              </w:rPr>
+            </w:pPr>
+            <w:r>
+              <w:rPr>
+                <w:rFonts w:hint="default" w:ascii="Times New Roman" w:hAnsi="Times New Roman" w:eastAsia="Arial" w:cs="Times New Roman"/>
+                <w:b w:val="0"/>
+                <w:bCs w:val="0"/>
+                <w:color w:val="000000"/>
+                <w:sz w:val="20"/>
+                <w:szCs w:val="20"/>
+              </w:rPr>
+              <w:t>8</w:t>
+            </w:r>
+          </w:p>
+        </w:tc>
+        <w:tc>
+          <w:tcPr>
+            <w:tcW w:w="2400" w:type="dxa"/>
+            <w:tcBorders>
+              <w:top w:val="single" w:color="000000" w:sz="8" w:space="0"/>
+              <w:left w:val="dotted" w:color="auto" w:sz="0" w:space="0"/>
+              <w:bottom w:val="single" w:color="000000" w:sz="8" w:space="0"/>
+              <w:right w:val="single" w:color="000000" w:sz="8" w:space="0"/>
+            </w:tcBorders>
+            <w:shd w:val="clear" w:color="auto" w:fill="FFFFFF"/>
+            <w:tcMar>
+              <w:top w:w="60" w:type="dxa"/>
+              <w:left w:w="120" w:type="dxa"/>
+              <w:bottom w:w="60" w:type="dxa"/>
+              <w:right w:w="120" w:type="dxa"/>
+            </w:tcMar>
+          </w:tcPr>
+          <w:p>
+            <w:pPr>
+              <w:rPr>
+                <w:rFonts w:hint="default" w:ascii="Times New Roman" w:hAnsi="Times New Roman" w:cs="Times New Roman"/>
+                <w:color w:val="000000"/>
+              </w:rPr>
+            </w:pPr>
+            <w:r>
+              <w:rPr>
+                <w:rFonts w:hint="default" w:ascii="Times New Roman" w:hAnsi="Times New Roman" w:eastAsia="Arial" w:cs="Times New Roman"/>
+                <w:b w:val="0"/>
+                <w:bCs w:val="0"/>
+                <w:color w:val="000000"/>
+                <w:sz w:val="20"/>
+                <w:szCs w:val="20"/>
+              </w:rPr>
+              <w:t>8.0%</w:t>
+            </w:r>
+          </w:p>
+        </w:tc>
+      </w:tr>
+      <w:tr>
+        <w:tblPrEx>
+          <w:tblBorders>
+            <w:top w:val="single" w:color="auto" w:sz="4" w:space="0"/>
+            <w:left w:val="single" w:color="auto" w:sz="4" w:space="0"/>
+            <w:bottom w:val="single" w:color="auto" w:sz="4" w:space="0"/>
+            <w:right w:val="single" w:color="auto" w:sz="4" w:space="0"/>
+            <w:insideH w:val="single" w:color="auto" w:sz="4" w:space="0"/>
+            <w:insideV w:val="single" w:color="auto" w:sz="4" w:space="0"/>
+          </w:tblBorders>
+          <w:tblCellMar>
+            <w:top w:w="0" w:type="dxa"/>
+            <w:left w:w="10" w:type="dxa"/>
+            <w:bottom w:w="0" w:type="dxa"/>
+            <w:right w:w="10" w:type="dxa"/>
+          </w:tblCellMar>
+        </w:tblPrEx>
+        <w:tc>
+          <w:tcPr>
+            <w:tcW w:w="4560" w:type="dxa"/>
+            <w:tcBorders>
+              <w:top w:val="single" w:color="000000" w:sz="8" w:space="0"/>
+              <w:left w:val="single" w:color="000000" w:sz="8" w:space="0"/>
+              <w:bottom w:val="single" w:color="000000" w:sz="8" w:space="0"/>
+              <w:right w:val="dotted" w:color="auto" w:sz="0" w:space="0"/>
+            </w:tcBorders>
+            <w:shd w:val="clear" w:color="auto" w:fill="FFFFFF"/>
+            <w:tcMar>
+              <w:top w:w="60" w:type="dxa"/>
+              <w:left w:w="120" w:type="dxa"/>
+              <w:bottom w:w="60" w:type="dxa"/>
+              <w:right w:w="120" w:type="dxa"/>
+            </w:tcMar>
+          </w:tcPr>
+          <w:p>
+            <w:pPr>
+              <w:rPr>
+                <w:rFonts w:hint="default" w:ascii="Times New Roman" w:hAnsi="Times New Roman" w:cs="Times New Roman"/>
+                <w:color w:val="000000"/>
+              </w:rPr>
+            </w:pPr>
+            <w:r>
+              <w:rPr>
+                <w:rFonts w:hint="default" w:ascii="Times New Roman" w:hAnsi="Times New Roman" w:eastAsia="Arial" w:cs="Times New Roman"/>
+                <w:b w:val="0"/>
+                <w:bCs w:val="0"/>
+                <w:color w:val="000000"/>
+                <w:sz w:val="20"/>
+                <w:szCs w:val="20"/>
+              </w:rPr>
+              <w:t>High External Links</w:t>
+            </w:r>
+          </w:p>
+        </w:tc>
+        <w:tc>
+          <w:tcPr>
+            <w:tcW w:w="2400" w:type="dxa"/>
+            <w:tcBorders>
+              <w:top w:val="single" w:color="000000" w:sz="8" w:space="0"/>
+              <w:left w:val="dotted" w:color="auto" w:sz="0" w:space="0"/>
+              <w:bottom w:val="single" w:color="000000" w:sz="8" w:space="0"/>
+              <w:right w:val="dotted" w:color="auto" w:sz="0" w:space="0"/>
+            </w:tcBorders>
+            <w:shd w:val="clear" w:color="auto" w:fill="FFFFFF"/>
+            <w:tcMar>
+              <w:top w:w="60" w:type="dxa"/>
+              <w:left w:w="120" w:type="dxa"/>
+              <w:bottom w:w="60" w:type="dxa"/>
+              <w:right w:w="120" w:type="dxa"/>
+            </w:tcMar>
+          </w:tcPr>
+          <w:p>
+            <w:pPr>
+              <w:rPr>
+                <w:rFonts w:hint="default" w:ascii="Times New Roman" w:hAnsi="Times New Roman" w:cs="Times New Roman"/>
+                <w:color w:val="000000"/>
+              </w:rPr>
+            </w:pPr>
+            <w:r>
+              <w:rPr>
+                <w:rFonts w:hint="default" w:ascii="Times New Roman" w:hAnsi="Times New Roman" w:eastAsia="Arial" w:cs="Times New Roman"/>
+                <w:b w:val="0"/>
+                <w:bCs w:val="0"/>
+                <w:color w:val="000000"/>
+                <w:sz w:val="20"/>
+                <w:szCs w:val="20"/>
+              </w:rPr>
+              <w:t>8</w:t>
+            </w:r>
+          </w:p>
+        </w:tc>
+        <w:tc>
+          <w:tcPr>
+            <w:tcW w:w="2400" w:type="dxa"/>
+            <w:tcBorders>
+              <w:top w:val="single" w:color="000000" w:sz="8" w:space="0"/>
+              <w:left w:val="dotted" w:color="auto" w:sz="0" w:space="0"/>
+              <w:bottom w:val="single" w:color="000000" w:sz="8" w:space="0"/>
+              <w:right w:val="single" w:color="000000" w:sz="8" w:space="0"/>
+            </w:tcBorders>
+            <w:shd w:val="clear" w:color="auto" w:fill="FFFFFF"/>
+            <w:tcMar>
+              <w:top w:w="60" w:type="dxa"/>
+              <w:left w:w="120" w:type="dxa"/>
+              <w:bottom w:w="60" w:type="dxa"/>
+              <w:right w:w="120" w:type="dxa"/>
+            </w:tcMar>
+          </w:tcPr>
+          <w:p>
+            <w:pPr>
+              <w:rPr>
+                <w:rFonts w:hint="default" w:ascii="Times New Roman" w:hAnsi="Times New Roman" w:cs="Times New Roman"/>
+                <w:color w:val="000000"/>
+              </w:rPr>
+            </w:pPr>
+            <w:r>
+              <w:rPr>
+                <w:rFonts w:hint="default" w:ascii="Times New Roman" w:hAnsi="Times New Roman" w:eastAsia="Arial" w:cs="Times New Roman"/>
+                <w:b w:val="0"/>
+                <w:bCs w:val="0"/>
+                <w:color w:val="000000"/>
+                <w:sz w:val="20"/>
+                <w:szCs w:val="20"/>
+              </w:rPr>
+              <w:t>8.0%</w:t>
+            </w:r>
+          </w:p>
+        </w:tc>
+      </w:tr>
+      <w:tr>
+        <w:tblPrEx>
+          <w:tblBorders>
+            <w:top w:val="single" w:color="auto" w:sz="4" w:space="0"/>
+            <w:left w:val="single" w:color="auto" w:sz="4" w:space="0"/>
+            <w:bottom w:val="single" w:color="auto" w:sz="4" w:space="0"/>
+            <w:right w:val="single" w:color="auto" w:sz="4" w:space="0"/>
+            <w:insideH w:val="single" w:color="auto" w:sz="4" w:space="0"/>
+            <w:insideV w:val="single" w:color="auto" w:sz="4" w:space="0"/>
+          </w:tblBorders>
+          <w:tblCellMar>
+            <w:top w:w="0" w:type="dxa"/>
+            <w:left w:w="10" w:type="dxa"/>
+            <w:bottom w:w="0" w:type="dxa"/>
+            <w:right w:w="10" w:type="dxa"/>
+          </w:tblCellMar>
+        </w:tblPrEx>
+        <w:tc>
+          <w:tcPr>
+            <w:tcW w:w="4560" w:type="dxa"/>
+            <w:tcBorders>
+              <w:top w:val="single" w:color="000000" w:sz="8" w:space="0"/>
+              <w:left w:val="single" w:color="000000" w:sz="8" w:space="0"/>
+              <w:bottom w:val="single" w:color="000000" w:sz="8" w:space="0"/>
+              <w:right w:val="dotted" w:color="auto" w:sz="0" w:space="0"/>
+            </w:tcBorders>
+            <w:shd w:val="clear" w:color="auto" w:fill="FFFFFF"/>
+            <w:tcMar>
+              <w:top w:w="60" w:type="dxa"/>
+              <w:left w:w="120" w:type="dxa"/>
+              <w:bottom w:w="60" w:type="dxa"/>
+              <w:right w:w="120" w:type="dxa"/>
+            </w:tcMar>
+          </w:tcPr>
+          <w:p>
+            <w:pPr>
+              <w:rPr>
+                <w:rFonts w:hint="default" w:ascii="Times New Roman" w:hAnsi="Times New Roman" w:cs="Times New Roman"/>
+                <w:color w:val="000000"/>
+              </w:rPr>
+            </w:pPr>
+            <w:r>
+              <w:rPr>
+                <w:rFonts w:hint="default" w:ascii="Times New Roman" w:hAnsi="Times New Roman" w:eastAsia="Arial" w:cs="Times New Roman"/>
+                <w:b w:val="0"/>
+                <w:bCs w:val="0"/>
+                <w:color w:val="000000"/>
+                <w:sz w:val="20"/>
+                <w:szCs w:val="20"/>
+              </w:rPr>
+              <w:t>IP Address in URL</w:t>
+            </w:r>
+          </w:p>
+        </w:tc>
+        <w:tc>
+          <w:tcPr>
+            <w:tcW w:w="2400" w:type="dxa"/>
+            <w:tcBorders>
+              <w:top w:val="single" w:color="000000" w:sz="8" w:space="0"/>
+              <w:left w:val="dotted" w:color="auto" w:sz="0" w:space="0"/>
+              <w:bottom w:val="single" w:color="000000" w:sz="8" w:space="0"/>
+              <w:right w:val="dotted" w:color="auto" w:sz="0" w:space="0"/>
+            </w:tcBorders>
+            <w:shd w:val="clear" w:color="auto" w:fill="FFFFFF"/>
+            <w:tcMar>
+              <w:top w:w="60" w:type="dxa"/>
+              <w:left w:w="120" w:type="dxa"/>
+              <w:bottom w:w="60" w:type="dxa"/>
+              <w:right w:w="120" w:type="dxa"/>
+            </w:tcMar>
+          </w:tcPr>
+          <w:p>
+            <w:pPr>
+              <w:rPr>
+                <w:rFonts w:hint="default" w:ascii="Times New Roman" w:hAnsi="Times New Roman" w:cs="Times New Roman"/>
+                <w:color w:val="000000"/>
+              </w:rPr>
+            </w:pPr>
+            <w:r>
+              <w:rPr>
+                <w:rFonts w:hint="default" w:ascii="Times New Roman" w:hAnsi="Times New Roman" w:eastAsia="Arial" w:cs="Times New Roman"/>
+                <w:b w:val="0"/>
+                <w:bCs w:val="0"/>
+                <w:color w:val="000000"/>
+                <w:sz w:val="20"/>
+                <w:szCs w:val="20"/>
+              </w:rPr>
+              <w:t>1</w:t>
+            </w:r>
+          </w:p>
+        </w:tc>
+        <w:tc>
+          <w:tcPr>
+            <w:tcW w:w="2400" w:type="dxa"/>
+            <w:tcBorders>
+              <w:top w:val="single" w:color="000000" w:sz="8" w:space="0"/>
+              <w:left w:val="dotted" w:color="auto" w:sz="0" w:space="0"/>
+              <w:bottom w:val="single" w:color="000000" w:sz="8" w:space="0"/>
+              <w:right w:val="single" w:color="000000" w:sz="8" w:space="0"/>
+            </w:tcBorders>
+            <w:shd w:val="clear" w:color="auto" w:fill="FFFFFF"/>
+            <w:tcMar>
+              <w:top w:w="60" w:type="dxa"/>
+              <w:left w:w="120" w:type="dxa"/>
+              <w:bottom w:w="60" w:type="dxa"/>
+              <w:right w:w="120" w:type="dxa"/>
+            </w:tcMar>
+          </w:tcPr>
+          <w:p>
+            <w:pPr>
+              <w:rPr>
+                <w:rFonts w:hint="default" w:ascii="Times New Roman" w:hAnsi="Times New Roman" w:cs="Times New Roman"/>
+                <w:color w:val="000000"/>
+              </w:rPr>
+            </w:pPr>
+            <w:r>
+              <w:rPr>
+                <w:rFonts w:hint="default" w:ascii="Times New Roman" w:hAnsi="Times New Roman" w:eastAsia="Arial" w:cs="Times New Roman"/>
+                <w:b w:val="0"/>
+                <w:bCs w:val="0"/>
+                <w:color w:val="000000"/>
+                <w:sz w:val="20"/>
+                <w:szCs w:val="20"/>
+              </w:rPr>
+              <w:t>1.0%</w:t>
+            </w:r>
+          </w:p>
+        </w:tc>
+      </w:tr>
+      <w:tr>
+        <w:tblPrEx>
+          <w:tblBorders>
+            <w:top w:val="single" w:color="auto" w:sz="4" w:space="0"/>
+            <w:left w:val="single" w:color="auto" w:sz="4" w:space="0"/>
+            <w:bottom w:val="single" w:color="auto" w:sz="4" w:space="0"/>
+            <w:right w:val="single" w:color="auto" w:sz="4" w:space="0"/>
+            <w:insideH w:val="single" w:color="auto" w:sz="4" w:space="0"/>
+            <w:insideV w:val="single" w:color="auto" w:sz="4" w:space="0"/>
+          </w:tblBorders>
+          <w:tblCellMar>
+            <w:top w:w="0" w:type="dxa"/>
+            <w:left w:w="10" w:type="dxa"/>
+            <w:bottom w:w="0" w:type="dxa"/>
+            <w:right w:w="10" w:type="dxa"/>
+          </w:tblCellMar>
+        </w:tblPrEx>
+        <w:tc>
+          <w:tcPr>
+            <w:tcW w:w="4560" w:type="dxa"/>
+            <w:tcBorders>
+              <w:top w:val="single" w:color="000000" w:sz="8" w:space="0"/>
+              <w:left w:val="single" w:color="000000" w:sz="8" w:space="0"/>
+              <w:bottom w:val="single" w:color="000000" w:sz="8" w:space="0"/>
+              <w:right w:val="dotted" w:color="auto" w:sz="0" w:space="0"/>
+            </w:tcBorders>
+            <w:shd w:val="clear" w:color="auto" w:fill="FFFFFF"/>
+            <w:tcMar>
+              <w:top w:w="60" w:type="dxa"/>
+              <w:left w:w="120" w:type="dxa"/>
+              <w:bottom w:w="60" w:type="dxa"/>
+              <w:right w:w="120" w:type="dxa"/>
+            </w:tcMar>
+          </w:tcPr>
+          <w:p>
+            <w:pPr>
+              <w:rPr>
+                <w:rFonts w:hint="default" w:ascii="Times New Roman" w:hAnsi="Times New Roman" w:cs="Times New Roman"/>
+                <w:color w:val="000000"/>
+              </w:rPr>
+            </w:pPr>
+            <w:r>
+              <w:rPr>
+                <w:rFonts w:hint="default" w:ascii="Times New Roman" w:hAnsi="Times New Roman" w:eastAsia="Arial" w:cs="Times New Roman"/>
+                <w:b w:val="0"/>
+                <w:bCs w:val="0"/>
+                <w:color w:val="000000"/>
+                <w:sz w:val="20"/>
+                <w:szCs w:val="20"/>
+              </w:rPr>
+              <w:t>Suspicious TLD</w:t>
+            </w:r>
+          </w:p>
+        </w:tc>
+        <w:tc>
+          <w:tcPr>
+            <w:tcW w:w="2400" w:type="dxa"/>
+            <w:tcBorders>
+              <w:top w:val="single" w:color="000000" w:sz="8" w:space="0"/>
+              <w:left w:val="dotted" w:color="auto" w:sz="0" w:space="0"/>
+              <w:bottom w:val="single" w:color="000000" w:sz="8" w:space="0"/>
+              <w:right w:val="dotted" w:color="auto" w:sz="0" w:space="0"/>
+            </w:tcBorders>
+            <w:shd w:val="clear" w:color="auto" w:fill="FFFFFF"/>
+            <w:tcMar>
+              <w:top w:w="60" w:type="dxa"/>
+              <w:left w:w="120" w:type="dxa"/>
+              <w:bottom w:w="60" w:type="dxa"/>
+              <w:right w:w="120" w:type="dxa"/>
+            </w:tcMar>
+          </w:tcPr>
+          <w:p>
+            <w:pPr>
+              <w:rPr>
+                <w:rFonts w:hint="default" w:ascii="Times New Roman" w:hAnsi="Times New Roman" w:cs="Times New Roman"/>
+                <w:color w:val="000000"/>
+              </w:rPr>
+            </w:pPr>
+            <w:r>
+              <w:rPr>
+                <w:rFonts w:hint="default" w:ascii="Times New Roman" w:hAnsi="Times New Roman" w:eastAsia="Arial" w:cs="Times New Roman"/>
+                <w:b w:val="0"/>
+                <w:bCs w:val="0"/>
+                <w:color w:val="000000"/>
+                <w:sz w:val="20"/>
+                <w:szCs w:val="20"/>
+              </w:rPr>
+              <w:t>0</w:t>
+            </w:r>
+          </w:p>
+        </w:tc>
+        <w:tc>
+          <w:tcPr>
+            <w:tcW w:w="2400" w:type="dxa"/>
+            <w:tcBorders>
+              <w:top w:val="single" w:color="000000" w:sz="8" w:space="0"/>
+              <w:left w:val="dotted" w:color="auto" w:sz="0" w:space="0"/>
+              <w:bottom w:val="single" w:color="000000" w:sz="8" w:space="0"/>
+              <w:right w:val="single" w:color="000000" w:sz="8" w:space="0"/>
+            </w:tcBorders>
+            <w:shd w:val="clear" w:color="auto" w:fill="FFFFFF"/>
+            <w:tcMar>
+              <w:top w:w="60" w:type="dxa"/>
+              <w:left w:w="120" w:type="dxa"/>
+              <w:bottom w:w="60" w:type="dxa"/>
+              <w:right w:w="120" w:type="dxa"/>
+            </w:tcMar>
+          </w:tcPr>
+          <w:p>
+            <w:pPr>
+              <w:rPr>
+                <w:rFonts w:hint="default" w:ascii="Times New Roman" w:hAnsi="Times New Roman" w:cs="Times New Roman"/>
+                <w:color w:val="000000"/>
+              </w:rPr>
+            </w:pPr>
+            <w:r>
+              <w:rPr>
+                <w:rFonts w:hint="default" w:ascii="Times New Roman" w:hAnsi="Times New Roman" w:eastAsia="Arial" w:cs="Times New Roman"/>
+                <w:b w:val="0"/>
+                <w:bCs w:val="0"/>
+                <w:color w:val="000000"/>
+                <w:sz w:val="20"/>
+                <w:szCs w:val="20"/>
+              </w:rPr>
+              <w:t>0.0%</w:t>
             </w:r>
           </w:p>
         </w:tc>
@@ -14571,7 +15347,7 @@
           <w:sz w:val="18"/>
           <w:szCs w:val="18"/>
         </w:rPr>
-        <w:t>Table 5.3: Machine Learning Algorithm Comparison on Test Set</w:t>
+        <w:t>Table 5.4: Rule Trigger Frequencies Across Test Set (n=100)</w:t>
       </w:r>
     </w:p>
     <w:p>
@@ -14583,6 +15359,8 @@
         <w:jc w:val="both"/>
         <w:rPr>
           <w:rFonts w:hint="default" w:ascii="Times New Roman" w:hAnsi="Times New Roman" w:cs="Times New Roman"/>
+          <w:sz w:val="24"/>
+          <w:szCs w:val="24"/>
         </w:rPr>
       </w:pPr>
       <w:r>
@@ -14593,8 +15371,1106 @@
           <w:szCs w:val="24"/>
           <w:lang w:val="en-US" w:eastAsia="zh-CN" w:bidi="ar"/>
         </w:rPr>
-        <w:t xml:space="preserve">The results of Sahingoz et al. (2019) are confirmed and hypothesis H1 is validated by Random Forest, which performs best on all measures. The significant discriminative advantage of data-driven pattern learning over hand-crafted rules is demonstrated by the absolute accuracy of 95.8%, which is an improvement of 11.6 percentage points over the rule-based detector. </w:t>
-      </w:r>
+        <w:t>This rule appears to fire on both valid and phishing URLs indiscriminately, as evidenced by the high trigger rate for No HTTPS (62%) across all test URLs; many legitimate URLs in the dataset also lack HTTPS, creating false positives. The dataset's absence of URLs with the targeted TLDs (.tk,.ml,.ga,.cf,.gq) is confirmed by zero activation for suspicious TLD.</w:t>
+      </w:r>
+    </w:p>
+    <w:p>
+      <w:pPr>
+        <w:pStyle w:val="3"/>
+        <w:spacing w:before="300" w:after="120"/>
+        <w:jc w:val="both"/>
+        <w:rPr>
+          <w:rFonts w:hint="default" w:ascii="Times New Roman" w:hAnsi="Times New Roman" w:cs="Times New Roman"/>
+          <w:color w:val="auto"/>
+        </w:rPr>
+      </w:pPr>
+      <w:r>
+        <w:rPr>
+          <w:rFonts w:hint="default" w:ascii="Times New Roman" w:hAnsi="Times New Roman" w:eastAsia="Arial" w:cs="Times New Roman"/>
+          <w:b/>
+          <w:bCs/>
+          <w:color w:val="auto"/>
+          <w:sz w:val="28"/>
+          <w:szCs w:val="28"/>
+        </w:rPr>
+        <w:t>5.4 Machine Learning Detector Results</w:t>
+      </w:r>
+    </w:p>
+    <w:p>
+      <w:pPr>
+        <w:pStyle w:val="4"/>
+        <w:spacing w:before="200" w:after="100"/>
+        <w:jc w:val="both"/>
+        <w:rPr>
+          <w:rFonts w:hint="default" w:ascii="Times New Roman" w:hAnsi="Times New Roman" w:eastAsia="Arial" w:cs="Times New Roman"/>
+          <w:b/>
+          <w:bCs/>
+          <w:color w:val="auto"/>
+          <w:sz w:val="24"/>
+          <w:szCs w:val="24"/>
+        </w:rPr>
+      </w:pPr>
+      <w:r>
+        <w:rPr>
+          <w:rFonts w:hint="default" w:ascii="Times New Roman" w:hAnsi="Times New Roman" w:eastAsia="Arial" w:cs="Times New Roman"/>
+          <w:b/>
+          <w:bCs/>
+          <w:color w:val="auto"/>
+          <w:sz w:val="24"/>
+          <w:szCs w:val="24"/>
+        </w:rPr>
+        <w:t>5.4.1 Algorithm Comparison</w:t>
+      </w:r>
+    </w:p>
+    <w:tbl>
+      <w:tblPr>
+        <w:tblStyle w:val="12"/>
+        <w:tblW w:w="9233" w:type="dxa"/>
+        <w:tblInd w:w="127" w:type="dxa"/>
+        <w:tblBorders>
+          <w:top w:val="single" w:color="auto" w:sz="4" w:space="0"/>
+          <w:left w:val="single" w:color="auto" w:sz="4" w:space="0"/>
+          <w:bottom w:val="single" w:color="auto" w:sz="4" w:space="0"/>
+          <w:right w:val="single" w:color="auto" w:sz="4" w:space="0"/>
+          <w:insideH w:val="single" w:color="auto" w:sz="4" w:space="0"/>
+          <w:insideV w:val="single" w:color="auto" w:sz="4" w:space="0"/>
+        </w:tblBorders>
+        <w:tblLayout w:type="autofit"/>
+        <w:tblCellMar>
+          <w:top w:w="0" w:type="dxa"/>
+          <w:left w:w="10" w:type="dxa"/>
+          <w:bottom w:w="0" w:type="dxa"/>
+          <w:right w:w="10" w:type="dxa"/>
+        </w:tblCellMar>
+      </w:tblPr>
+      <w:tblGrid>
+        <w:gridCol w:w="2273"/>
+        <w:gridCol w:w="1440"/>
+        <w:gridCol w:w="1440"/>
+        <w:gridCol w:w="1440"/>
+        <w:gridCol w:w="1440"/>
+        <w:gridCol w:w="1200"/>
+      </w:tblGrid>
+      <w:tr>
+        <w:tblPrEx>
+          <w:tblBorders>
+            <w:top w:val="single" w:color="auto" w:sz="4" w:space="0"/>
+            <w:left w:val="single" w:color="auto" w:sz="4" w:space="0"/>
+            <w:bottom w:val="single" w:color="auto" w:sz="4" w:space="0"/>
+            <w:right w:val="single" w:color="auto" w:sz="4" w:space="0"/>
+            <w:insideH w:val="single" w:color="auto" w:sz="4" w:space="0"/>
+            <w:insideV w:val="single" w:color="auto" w:sz="4" w:space="0"/>
+          </w:tblBorders>
+          <w:tblCellMar>
+            <w:top w:w="0" w:type="dxa"/>
+            <w:left w:w="10" w:type="dxa"/>
+            <w:bottom w:w="0" w:type="dxa"/>
+            <w:right w:w="10" w:type="dxa"/>
+          </w:tblCellMar>
+        </w:tblPrEx>
+        <w:trPr>
+          <w:tblHeader/>
+        </w:trPr>
+        <w:tc>
+          <w:tcPr>
+            <w:tcW w:w="2273" w:type="dxa"/>
+            <w:tcBorders>
+              <w:top w:val="single" w:color="000000" w:sz="8" w:space="0"/>
+              <w:left w:val="single" w:color="000000" w:sz="8" w:space="0"/>
+              <w:bottom w:val="single" w:color="000000" w:sz="8" w:space="0"/>
+              <w:right w:val="dotted" w:color="auto" w:sz="0" w:space="0"/>
+            </w:tcBorders>
+            <w:shd w:val="clear" w:color="auto" w:fill="000000"/>
+            <w:tcMar>
+              <w:top w:w="80" w:type="dxa"/>
+              <w:left w:w="120" w:type="dxa"/>
+              <w:bottom w:w="80" w:type="dxa"/>
+              <w:right w:w="120" w:type="dxa"/>
+            </w:tcMar>
+          </w:tcPr>
+          <w:p>
+            <w:pPr>
+              <w:rPr>
+                <w:rFonts w:hint="default" w:ascii="Times New Roman" w:hAnsi="Times New Roman" w:cs="Times New Roman"/>
+                <w:color w:val="FFFFFF"/>
+              </w:rPr>
+            </w:pPr>
+            <w:r>
+              <w:rPr>
+                <w:rFonts w:hint="default" w:ascii="Times New Roman" w:hAnsi="Times New Roman" w:eastAsia="Arial" w:cs="Times New Roman"/>
+                <w:b/>
+                <w:bCs/>
+                <w:color w:val="FFFFFF"/>
+                <w:sz w:val="20"/>
+                <w:szCs w:val="20"/>
+              </w:rPr>
+              <w:t>Algorithm</w:t>
+            </w:r>
+          </w:p>
+        </w:tc>
+        <w:tc>
+          <w:tcPr>
+            <w:tcW w:w="1440" w:type="dxa"/>
+            <w:tcBorders>
+              <w:top w:val="single" w:color="000000" w:sz="8" w:space="0"/>
+              <w:left w:val="dotted" w:color="auto" w:sz="0" w:space="0"/>
+              <w:bottom w:val="single" w:color="000000" w:sz="8" w:space="0"/>
+              <w:right w:val="dotted" w:color="auto" w:sz="0" w:space="0"/>
+            </w:tcBorders>
+            <w:shd w:val="clear" w:color="auto" w:fill="000000"/>
+            <w:tcMar>
+              <w:top w:w="80" w:type="dxa"/>
+              <w:left w:w="120" w:type="dxa"/>
+              <w:bottom w:w="80" w:type="dxa"/>
+              <w:right w:w="120" w:type="dxa"/>
+            </w:tcMar>
+          </w:tcPr>
+          <w:p>
+            <w:pPr>
+              <w:rPr>
+                <w:rFonts w:hint="default" w:ascii="Times New Roman" w:hAnsi="Times New Roman" w:cs="Times New Roman"/>
+                <w:color w:val="FFFFFF"/>
+              </w:rPr>
+            </w:pPr>
+            <w:r>
+              <w:rPr>
+                <w:rFonts w:hint="default" w:ascii="Times New Roman" w:hAnsi="Times New Roman" w:eastAsia="Arial" w:cs="Times New Roman"/>
+                <w:b/>
+                <w:bCs/>
+                <w:color w:val="FFFFFF"/>
+                <w:sz w:val="20"/>
+                <w:szCs w:val="20"/>
+              </w:rPr>
+              <w:t>Accuracy</w:t>
+            </w:r>
+          </w:p>
+        </w:tc>
+        <w:tc>
+          <w:tcPr>
+            <w:tcW w:w="1440" w:type="dxa"/>
+            <w:tcBorders>
+              <w:top w:val="single" w:color="000000" w:sz="8" w:space="0"/>
+              <w:left w:val="dotted" w:color="auto" w:sz="0" w:space="0"/>
+              <w:bottom w:val="single" w:color="000000" w:sz="8" w:space="0"/>
+              <w:right w:val="dotted" w:color="auto" w:sz="0" w:space="0"/>
+            </w:tcBorders>
+            <w:shd w:val="clear" w:color="auto" w:fill="000000"/>
+            <w:tcMar>
+              <w:top w:w="80" w:type="dxa"/>
+              <w:left w:w="120" w:type="dxa"/>
+              <w:bottom w:w="80" w:type="dxa"/>
+              <w:right w:w="120" w:type="dxa"/>
+            </w:tcMar>
+          </w:tcPr>
+          <w:p>
+            <w:pPr>
+              <w:rPr>
+                <w:rFonts w:hint="default" w:ascii="Times New Roman" w:hAnsi="Times New Roman" w:cs="Times New Roman"/>
+                <w:color w:val="FFFFFF"/>
+              </w:rPr>
+            </w:pPr>
+            <w:r>
+              <w:rPr>
+                <w:rFonts w:hint="default" w:ascii="Times New Roman" w:hAnsi="Times New Roman" w:eastAsia="Arial" w:cs="Times New Roman"/>
+                <w:b/>
+                <w:bCs/>
+                <w:color w:val="FFFFFF"/>
+                <w:sz w:val="20"/>
+                <w:szCs w:val="20"/>
+              </w:rPr>
+              <w:t>Precision</w:t>
+            </w:r>
+          </w:p>
+        </w:tc>
+        <w:tc>
+          <w:tcPr>
+            <w:tcW w:w="1440" w:type="dxa"/>
+            <w:tcBorders>
+              <w:top w:val="single" w:color="000000" w:sz="8" w:space="0"/>
+              <w:left w:val="dotted" w:color="auto" w:sz="0" w:space="0"/>
+              <w:bottom w:val="single" w:color="000000" w:sz="8" w:space="0"/>
+              <w:right w:val="dotted" w:color="auto" w:sz="0" w:space="0"/>
+            </w:tcBorders>
+            <w:shd w:val="clear" w:color="auto" w:fill="000000"/>
+            <w:tcMar>
+              <w:top w:w="80" w:type="dxa"/>
+              <w:left w:w="120" w:type="dxa"/>
+              <w:bottom w:w="80" w:type="dxa"/>
+              <w:right w:w="120" w:type="dxa"/>
+            </w:tcMar>
+          </w:tcPr>
+          <w:p>
+            <w:pPr>
+              <w:rPr>
+                <w:rFonts w:hint="default" w:ascii="Times New Roman" w:hAnsi="Times New Roman" w:cs="Times New Roman"/>
+                <w:color w:val="FFFFFF"/>
+              </w:rPr>
+            </w:pPr>
+            <w:r>
+              <w:rPr>
+                <w:rFonts w:hint="default" w:ascii="Times New Roman" w:hAnsi="Times New Roman" w:eastAsia="Arial" w:cs="Times New Roman"/>
+                <w:b/>
+                <w:bCs/>
+                <w:color w:val="FFFFFF"/>
+                <w:sz w:val="20"/>
+                <w:szCs w:val="20"/>
+              </w:rPr>
+              <w:t>Recall</w:t>
+            </w:r>
+          </w:p>
+        </w:tc>
+        <w:tc>
+          <w:tcPr>
+            <w:tcW w:w="1440" w:type="dxa"/>
+            <w:tcBorders>
+              <w:top w:val="single" w:color="000000" w:sz="8" w:space="0"/>
+              <w:left w:val="dotted" w:color="auto" w:sz="0" w:space="0"/>
+              <w:bottom w:val="single" w:color="000000" w:sz="8" w:space="0"/>
+              <w:right w:val="dotted" w:color="auto" w:sz="0" w:space="0"/>
+            </w:tcBorders>
+            <w:shd w:val="clear" w:color="auto" w:fill="000000"/>
+            <w:tcMar>
+              <w:top w:w="80" w:type="dxa"/>
+              <w:left w:w="120" w:type="dxa"/>
+              <w:bottom w:w="80" w:type="dxa"/>
+              <w:right w:w="120" w:type="dxa"/>
+            </w:tcMar>
+          </w:tcPr>
+          <w:p>
+            <w:pPr>
+              <w:rPr>
+                <w:rFonts w:hint="default" w:ascii="Times New Roman" w:hAnsi="Times New Roman" w:cs="Times New Roman"/>
+                <w:color w:val="FFFFFF"/>
+              </w:rPr>
+            </w:pPr>
+            <w:r>
+              <w:rPr>
+                <w:rFonts w:hint="default" w:ascii="Times New Roman" w:hAnsi="Times New Roman" w:eastAsia="Arial" w:cs="Times New Roman"/>
+                <w:b/>
+                <w:bCs/>
+                <w:color w:val="FFFFFF"/>
+                <w:sz w:val="20"/>
+                <w:szCs w:val="20"/>
+              </w:rPr>
+              <w:t>F1-Score</w:t>
+            </w:r>
+          </w:p>
+        </w:tc>
+        <w:tc>
+          <w:tcPr>
+            <w:tcW w:w="1200" w:type="dxa"/>
+            <w:tcBorders>
+              <w:top w:val="single" w:color="000000" w:sz="8" w:space="0"/>
+              <w:left w:val="dotted" w:color="auto" w:sz="0" w:space="0"/>
+              <w:bottom w:val="single" w:color="000000" w:sz="8" w:space="0"/>
+              <w:right w:val="single" w:color="000000" w:sz="8" w:space="0"/>
+            </w:tcBorders>
+            <w:shd w:val="clear" w:color="auto" w:fill="000000"/>
+            <w:tcMar>
+              <w:top w:w="80" w:type="dxa"/>
+              <w:left w:w="120" w:type="dxa"/>
+              <w:bottom w:w="80" w:type="dxa"/>
+              <w:right w:w="120" w:type="dxa"/>
+            </w:tcMar>
+          </w:tcPr>
+          <w:p>
+            <w:pPr>
+              <w:rPr>
+                <w:rFonts w:hint="default" w:ascii="Times New Roman" w:hAnsi="Times New Roman" w:cs="Times New Roman"/>
+                <w:color w:val="FFFFFF"/>
+              </w:rPr>
+            </w:pPr>
+            <w:r>
+              <w:rPr>
+                <w:rFonts w:hint="default" w:ascii="Times New Roman" w:hAnsi="Times New Roman" w:eastAsia="Arial" w:cs="Times New Roman"/>
+                <w:b/>
+                <w:bCs/>
+                <w:color w:val="FFFFFF"/>
+                <w:sz w:val="20"/>
+                <w:szCs w:val="20"/>
+              </w:rPr>
+              <w:t>ROC-AUC</w:t>
+            </w:r>
+          </w:p>
+        </w:tc>
+      </w:tr>
+      <w:tr>
+        <w:tblPrEx>
+          <w:tblBorders>
+            <w:top w:val="single" w:color="auto" w:sz="4" w:space="0"/>
+            <w:left w:val="single" w:color="auto" w:sz="4" w:space="0"/>
+            <w:bottom w:val="single" w:color="auto" w:sz="4" w:space="0"/>
+            <w:right w:val="single" w:color="auto" w:sz="4" w:space="0"/>
+            <w:insideH w:val="single" w:color="auto" w:sz="4" w:space="0"/>
+            <w:insideV w:val="single" w:color="auto" w:sz="4" w:space="0"/>
+          </w:tblBorders>
+          <w:tblCellMar>
+            <w:top w:w="0" w:type="dxa"/>
+            <w:left w:w="10" w:type="dxa"/>
+            <w:bottom w:w="0" w:type="dxa"/>
+            <w:right w:w="10" w:type="dxa"/>
+          </w:tblCellMar>
+        </w:tblPrEx>
+        <w:tc>
+          <w:tcPr>
+            <w:tcW w:w="2273" w:type="dxa"/>
+            <w:tcBorders>
+              <w:top w:val="single" w:color="000000" w:sz="8" w:space="0"/>
+              <w:left w:val="single" w:color="000000" w:sz="8" w:space="0"/>
+              <w:bottom w:val="single" w:color="000000" w:sz="8" w:space="0"/>
+              <w:right w:val="dotted" w:color="auto" w:sz="0" w:space="0"/>
+            </w:tcBorders>
+            <w:shd w:val="clear" w:color="auto" w:fill="FFFFFF"/>
+            <w:tcMar>
+              <w:top w:w="60" w:type="dxa"/>
+              <w:left w:w="120" w:type="dxa"/>
+              <w:bottom w:w="60" w:type="dxa"/>
+              <w:right w:w="120" w:type="dxa"/>
+            </w:tcMar>
+          </w:tcPr>
+          <w:p>
+            <w:pPr>
+              <w:rPr>
+                <w:rFonts w:hint="default" w:ascii="Times New Roman" w:hAnsi="Times New Roman" w:cs="Times New Roman"/>
+                <w:color w:val="000000"/>
+              </w:rPr>
+            </w:pPr>
+            <w:r>
+              <w:rPr>
+                <w:rFonts w:hint="default" w:ascii="Times New Roman" w:hAnsi="Times New Roman" w:eastAsia="Arial" w:cs="Times New Roman"/>
+                <w:b/>
+                <w:bCs/>
+                <w:color w:val="000000"/>
+                <w:sz w:val="20"/>
+                <w:szCs w:val="20"/>
+              </w:rPr>
+              <w:t>Random Forest</w:t>
+            </w:r>
+          </w:p>
+        </w:tc>
+        <w:tc>
+          <w:tcPr>
+            <w:tcW w:w="1440" w:type="dxa"/>
+            <w:tcBorders>
+              <w:top w:val="single" w:color="000000" w:sz="8" w:space="0"/>
+              <w:left w:val="dotted" w:color="auto" w:sz="0" w:space="0"/>
+              <w:bottom w:val="single" w:color="000000" w:sz="8" w:space="0"/>
+              <w:right w:val="dotted" w:color="auto" w:sz="0" w:space="0"/>
+            </w:tcBorders>
+            <w:shd w:val="clear" w:color="auto" w:fill="FFFFFF"/>
+            <w:tcMar>
+              <w:top w:w="60" w:type="dxa"/>
+              <w:left w:w="120" w:type="dxa"/>
+              <w:bottom w:w="60" w:type="dxa"/>
+              <w:right w:w="120" w:type="dxa"/>
+            </w:tcMar>
+          </w:tcPr>
+          <w:p>
+            <w:pPr>
+              <w:rPr>
+                <w:rFonts w:hint="default" w:ascii="Times New Roman" w:hAnsi="Times New Roman" w:cs="Times New Roman"/>
+                <w:color w:val="000000"/>
+              </w:rPr>
+            </w:pPr>
+            <w:r>
+              <w:rPr>
+                <w:rFonts w:hint="default" w:ascii="Times New Roman" w:hAnsi="Times New Roman" w:eastAsia="Arial" w:cs="Times New Roman"/>
+                <w:b w:val="0"/>
+                <w:bCs w:val="0"/>
+                <w:color w:val="000000"/>
+                <w:sz w:val="20"/>
+                <w:szCs w:val="20"/>
+              </w:rPr>
+              <w:t>86.0%</w:t>
+            </w:r>
+          </w:p>
+        </w:tc>
+        <w:tc>
+          <w:tcPr>
+            <w:tcW w:w="1440" w:type="dxa"/>
+            <w:tcBorders>
+              <w:top w:val="single" w:color="000000" w:sz="8" w:space="0"/>
+              <w:left w:val="dotted" w:color="auto" w:sz="0" w:space="0"/>
+              <w:bottom w:val="single" w:color="000000" w:sz="8" w:space="0"/>
+              <w:right w:val="dotted" w:color="auto" w:sz="0" w:space="0"/>
+            </w:tcBorders>
+            <w:shd w:val="clear" w:color="auto" w:fill="FFFFFF"/>
+            <w:tcMar>
+              <w:top w:w="60" w:type="dxa"/>
+              <w:left w:w="120" w:type="dxa"/>
+              <w:bottom w:w="60" w:type="dxa"/>
+              <w:right w:w="120" w:type="dxa"/>
+            </w:tcMar>
+          </w:tcPr>
+          <w:p>
+            <w:pPr>
+              <w:rPr>
+                <w:rFonts w:hint="default" w:ascii="Times New Roman" w:hAnsi="Times New Roman" w:cs="Times New Roman"/>
+                <w:color w:val="000000"/>
+              </w:rPr>
+            </w:pPr>
+            <w:r>
+              <w:rPr>
+                <w:rFonts w:hint="default" w:ascii="Times New Roman" w:hAnsi="Times New Roman" w:eastAsia="Arial" w:cs="Times New Roman"/>
+                <w:b w:val="0"/>
+                <w:bCs w:val="0"/>
+                <w:color w:val="000000"/>
+                <w:sz w:val="20"/>
+                <w:szCs w:val="20"/>
+              </w:rPr>
+              <w:t>83.7%</w:t>
+            </w:r>
+          </w:p>
+        </w:tc>
+        <w:tc>
+          <w:tcPr>
+            <w:tcW w:w="1440" w:type="dxa"/>
+            <w:tcBorders>
+              <w:top w:val="single" w:color="000000" w:sz="8" w:space="0"/>
+              <w:left w:val="dotted" w:color="auto" w:sz="0" w:space="0"/>
+              <w:bottom w:val="single" w:color="000000" w:sz="8" w:space="0"/>
+              <w:right w:val="dotted" w:color="auto" w:sz="0" w:space="0"/>
+            </w:tcBorders>
+            <w:shd w:val="clear" w:color="auto" w:fill="FFFFFF"/>
+            <w:tcMar>
+              <w:top w:w="60" w:type="dxa"/>
+              <w:left w:w="120" w:type="dxa"/>
+              <w:bottom w:w="60" w:type="dxa"/>
+              <w:right w:w="120" w:type="dxa"/>
+            </w:tcMar>
+          </w:tcPr>
+          <w:p>
+            <w:pPr>
+              <w:rPr>
+                <w:rFonts w:hint="default" w:ascii="Times New Roman" w:hAnsi="Times New Roman" w:cs="Times New Roman"/>
+                <w:color w:val="000000"/>
+              </w:rPr>
+            </w:pPr>
+            <w:r>
+              <w:rPr>
+                <w:rFonts w:hint="default" w:ascii="Times New Roman" w:hAnsi="Times New Roman" w:eastAsia="Arial" w:cs="Times New Roman"/>
+                <w:b w:val="0"/>
+                <w:bCs w:val="0"/>
+                <w:color w:val="000000"/>
+                <w:sz w:val="20"/>
+                <w:szCs w:val="20"/>
+              </w:rPr>
+              <w:t>87.2%</w:t>
+            </w:r>
+          </w:p>
+        </w:tc>
+        <w:tc>
+          <w:tcPr>
+            <w:tcW w:w="1440" w:type="dxa"/>
+            <w:tcBorders>
+              <w:top w:val="single" w:color="000000" w:sz="8" w:space="0"/>
+              <w:left w:val="dotted" w:color="auto" w:sz="0" w:space="0"/>
+              <w:bottom w:val="single" w:color="000000" w:sz="8" w:space="0"/>
+              <w:right w:val="dotted" w:color="auto" w:sz="0" w:space="0"/>
+            </w:tcBorders>
+            <w:shd w:val="clear" w:color="auto" w:fill="FFFFFF"/>
+            <w:tcMar>
+              <w:top w:w="60" w:type="dxa"/>
+              <w:left w:w="120" w:type="dxa"/>
+              <w:bottom w:w="60" w:type="dxa"/>
+              <w:right w:w="120" w:type="dxa"/>
+            </w:tcMar>
+          </w:tcPr>
+          <w:p>
+            <w:pPr>
+              <w:rPr>
+                <w:rFonts w:hint="default" w:ascii="Times New Roman" w:hAnsi="Times New Roman" w:cs="Times New Roman"/>
+                <w:color w:val="000000"/>
+              </w:rPr>
+            </w:pPr>
+            <w:r>
+              <w:rPr>
+                <w:rFonts w:hint="default" w:ascii="Times New Roman" w:hAnsi="Times New Roman" w:eastAsia="Arial" w:cs="Times New Roman"/>
+                <w:b w:val="0"/>
+                <w:bCs w:val="0"/>
+                <w:color w:val="000000"/>
+                <w:sz w:val="20"/>
+                <w:szCs w:val="20"/>
+              </w:rPr>
+              <w:t>85.4%</w:t>
+            </w:r>
+          </w:p>
+        </w:tc>
+        <w:tc>
+          <w:tcPr>
+            <w:tcW w:w="1200" w:type="dxa"/>
+            <w:tcBorders>
+              <w:top w:val="single" w:color="000000" w:sz="8" w:space="0"/>
+              <w:left w:val="dotted" w:color="auto" w:sz="0" w:space="0"/>
+              <w:bottom w:val="single" w:color="000000" w:sz="8" w:space="0"/>
+              <w:right w:val="single" w:color="000000" w:sz="8" w:space="0"/>
+            </w:tcBorders>
+            <w:shd w:val="clear" w:color="auto" w:fill="FFFFFF"/>
+            <w:tcMar>
+              <w:top w:w="60" w:type="dxa"/>
+              <w:left w:w="120" w:type="dxa"/>
+              <w:bottom w:w="60" w:type="dxa"/>
+              <w:right w:w="120" w:type="dxa"/>
+            </w:tcMar>
+          </w:tcPr>
+          <w:p>
+            <w:pPr>
+              <w:rPr>
+                <w:rFonts w:hint="default" w:ascii="Times New Roman" w:hAnsi="Times New Roman" w:cs="Times New Roman"/>
+                <w:color w:val="000000"/>
+              </w:rPr>
+            </w:pPr>
+            <w:r>
+              <w:rPr>
+                <w:rFonts w:hint="default" w:ascii="Times New Roman" w:hAnsi="Times New Roman" w:eastAsia="Arial" w:cs="Times New Roman"/>
+                <w:b w:val="0"/>
+                <w:bCs w:val="0"/>
+                <w:color w:val="000000"/>
+                <w:sz w:val="20"/>
+                <w:szCs w:val="20"/>
+              </w:rPr>
+              <w:t>0.934</w:t>
+            </w:r>
+          </w:p>
+        </w:tc>
+      </w:tr>
+      <w:tr>
+        <w:tblPrEx>
+          <w:tblBorders>
+            <w:top w:val="single" w:color="auto" w:sz="4" w:space="0"/>
+            <w:left w:val="single" w:color="auto" w:sz="4" w:space="0"/>
+            <w:bottom w:val="single" w:color="auto" w:sz="4" w:space="0"/>
+            <w:right w:val="single" w:color="auto" w:sz="4" w:space="0"/>
+            <w:insideH w:val="single" w:color="auto" w:sz="4" w:space="0"/>
+            <w:insideV w:val="single" w:color="auto" w:sz="4" w:space="0"/>
+          </w:tblBorders>
+          <w:tblCellMar>
+            <w:top w:w="0" w:type="dxa"/>
+            <w:left w:w="10" w:type="dxa"/>
+            <w:bottom w:w="0" w:type="dxa"/>
+            <w:right w:w="10" w:type="dxa"/>
+          </w:tblCellMar>
+        </w:tblPrEx>
+        <w:tc>
+          <w:tcPr>
+            <w:tcW w:w="2273" w:type="dxa"/>
+            <w:tcBorders>
+              <w:top w:val="single" w:color="000000" w:sz="8" w:space="0"/>
+              <w:left w:val="single" w:color="000000" w:sz="8" w:space="0"/>
+              <w:bottom w:val="single" w:color="000000" w:sz="8" w:space="0"/>
+              <w:right w:val="dotted" w:color="auto" w:sz="0" w:space="0"/>
+            </w:tcBorders>
+            <w:shd w:val="clear" w:color="auto" w:fill="FFFFFF"/>
+            <w:tcMar>
+              <w:top w:w="60" w:type="dxa"/>
+              <w:left w:w="120" w:type="dxa"/>
+              <w:bottom w:w="60" w:type="dxa"/>
+              <w:right w:w="120" w:type="dxa"/>
+            </w:tcMar>
+          </w:tcPr>
+          <w:p>
+            <w:pPr>
+              <w:rPr>
+                <w:rFonts w:hint="default" w:ascii="Times New Roman" w:hAnsi="Times New Roman" w:cs="Times New Roman"/>
+                <w:color w:val="000000"/>
+              </w:rPr>
+            </w:pPr>
+            <w:r>
+              <w:rPr>
+                <w:rFonts w:hint="default" w:ascii="Times New Roman" w:hAnsi="Times New Roman" w:eastAsia="Arial" w:cs="Times New Roman"/>
+                <w:b w:val="0"/>
+                <w:bCs w:val="0"/>
+                <w:color w:val="000000"/>
+                <w:sz w:val="20"/>
+                <w:szCs w:val="20"/>
+              </w:rPr>
+              <w:t>SVM</w:t>
+            </w:r>
+          </w:p>
+        </w:tc>
+        <w:tc>
+          <w:tcPr>
+            <w:tcW w:w="1440" w:type="dxa"/>
+            <w:tcBorders>
+              <w:top w:val="single" w:color="000000" w:sz="8" w:space="0"/>
+              <w:left w:val="dotted" w:color="auto" w:sz="0" w:space="0"/>
+              <w:bottom w:val="single" w:color="000000" w:sz="8" w:space="0"/>
+              <w:right w:val="dotted" w:color="auto" w:sz="0" w:space="0"/>
+            </w:tcBorders>
+            <w:shd w:val="clear" w:color="auto" w:fill="FFFFFF"/>
+            <w:tcMar>
+              <w:top w:w="60" w:type="dxa"/>
+              <w:left w:w="120" w:type="dxa"/>
+              <w:bottom w:w="60" w:type="dxa"/>
+              <w:right w:w="120" w:type="dxa"/>
+            </w:tcMar>
+          </w:tcPr>
+          <w:p>
+            <w:pPr>
+              <w:rPr>
+                <w:rFonts w:hint="default" w:ascii="Times New Roman" w:hAnsi="Times New Roman" w:cs="Times New Roman"/>
+                <w:color w:val="000000"/>
+              </w:rPr>
+            </w:pPr>
+            <w:r>
+              <w:rPr>
+                <w:rFonts w:hint="default" w:ascii="Times New Roman" w:hAnsi="Times New Roman" w:eastAsia="Arial" w:cs="Times New Roman"/>
+                <w:b w:val="0"/>
+                <w:bCs w:val="0"/>
+                <w:color w:val="000000"/>
+                <w:sz w:val="20"/>
+                <w:szCs w:val="20"/>
+              </w:rPr>
+              <w:t>76.0%</w:t>
+            </w:r>
+          </w:p>
+        </w:tc>
+        <w:tc>
+          <w:tcPr>
+            <w:tcW w:w="1440" w:type="dxa"/>
+            <w:tcBorders>
+              <w:top w:val="single" w:color="000000" w:sz="8" w:space="0"/>
+              <w:left w:val="dotted" w:color="auto" w:sz="0" w:space="0"/>
+              <w:bottom w:val="single" w:color="000000" w:sz="8" w:space="0"/>
+              <w:right w:val="dotted" w:color="auto" w:sz="0" w:space="0"/>
+            </w:tcBorders>
+            <w:shd w:val="clear" w:color="auto" w:fill="FFFFFF"/>
+            <w:tcMar>
+              <w:top w:w="60" w:type="dxa"/>
+              <w:left w:w="120" w:type="dxa"/>
+              <w:bottom w:w="60" w:type="dxa"/>
+              <w:right w:w="120" w:type="dxa"/>
+            </w:tcMar>
+          </w:tcPr>
+          <w:p>
+            <w:pPr>
+              <w:rPr>
+                <w:rFonts w:hint="default" w:ascii="Times New Roman" w:hAnsi="Times New Roman" w:cs="Times New Roman"/>
+                <w:color w:val="000000"/>
+              </w:rPr>
+            </w:pPr>
+            <w:r>
+              <w:rPr>
+                <w:rFonts w:hint="default" w:ascii="Times New Roman" w:hAnsi="Times New Roman" w:eastAsia="Arial" w:cs="Times New Roman"/>
+                <w:b w:val="0"/>
+                <w:bCs w:val="0"/>
+                <w:color w:val="000000"/>
+                <w:sz w:val="20"/>
+                <w:szCs w:val="20"/>
+              </w:rPr>
+              <w:t>71.7%</w:t>
+            </w:r>
+          </w:p>
+        </w:tc>
+        <w:tc>
+          <w:tcPr>
+            <w:tcW w:w="1440" w:type="dxa"/>
+            <w:tcBorders>
+              <w:top w:val="single" w:color="000000" w:sz="8" w:space="0"/>
+              <w:left w:val="dotted" w:color="auto" w:sz="0" w:space="0"/>
+              <w:bottom w:val="single" w:color="000000" w:sz="8" w:space="0"/>
+              <w:right w:val="dotted" w:color="auto" w:sz="0" w:space="0"/>
+            </w:tcBorders>
+            <w:shd w:val="clear" w:color="auto" w:fill="FFFFFF"/>
+            <w:tcMar>
+              <w:top w:w="60" w:type="dxa"/>
+              <w:left w:w="120" w:type="dxa"/>
+              <w:bottom w:w="60" w:type="dxa"/>
+              <w:right w:w="120" w:type="dxa"/>
+            </w:tcMar>
+          </w:tcPr>
+          <w:p>
+            <w:pPr>
+              <w:rPr>
+                <w:rFonts w:hint="default" w:ascii="Times New Roman" w:hAnsi="Times New Roman" w:cs="Times New Roman"/>
+                <w:color w:val="000000"/>
+              </w:rPr>
+            </w:pPr>
+            <w:r>
+              <w:rPr>
+                <w:rFonts w:hint="default" w:ascii="Times New Roman" w:hAnsi="Times New Roman" w:eastAsia="Arial" w:cs="Times New Roman"/>
+                <w:b w:val="0"/>
+                <w:bCs w:val="0"/>
+                <w:color w:val="000000"/>
+                <w:sz w:val="20"/>
+                <w:szCs w:val="20"/>
+              </w:rPr>
+              <w:t>80.9%</w:t>
+            </w:r>
+          </w:p>
+        </w:tc>
+        <w:tc>
+          <w:tcPr>
+            <w:tcW w:w="1440" w:type="dxa"/>
+            <w:tcBorders>
+              <w:top w:val="single" w:color="000000" w:sz="8" w:space="0"/>
+              <w:left w:val="dotted" w:color="auto" w:sz="0" w:space="0"/>
+              <w:bottom w:val="single" w:color="000000" w:sz="8" w:space="0"/>
+              <w:right w:val="dotted" w:color="auto" w:sz="0" w:space="0"/>
+            </w:tcBorders>
+            <w:shd w:val="clear" w:color="auto" w:fill="FFFFFF"/>
+            <w:tcMar>
+              <w:top w:w="60" w:type="dxa"/>
+              <w:left w:w="120" w:type="dxa"/>
+              <w:bottom w:w="60" w:type="dxa"/>
+              <w:right w:w="120" w:type="dxa"/>
+            </w:tcMar>
+          </w:tcPr>
+          <w:p>
+            <w:pPr>
+              <w:rPr>
+                <w:rFonts w:hint="default" w:ascii="Times New Roman" w:hAnsi="Times New Roman" w:cs="Times New Roman"/>
+                <w:color w:val="000000"/>
+              </w:rPr>
+            </w:pPr>
+            <w:r>
+              <w:rPr>
+                <w:rFonts w:hint="default" w:ascii="Times New Roman" w:hAnsi="Times New Roman" w:eastAsia="Arial" w:cs="Times New Roman"/>
+                <w:b w:val="0"/>
+                <w:bCs w:val="0"/>
+                <w:color w:val="000000"/>
+                <w:sz w:val="20"/>
+                <w:szCs w:val="20"/>
+              </w:rPr>
+              <w:t>76.0%</w:t>
+            </w:r>
+          </w:p>
+        </w:tc>
+        <w:tc>
+          <w:tcPr>
+            <w:tcW w:w="1200" w:type="dxa"/>
+            <w:tcBorders>
+              <w:top w:val="single" w:color="000000" w:sz="8" w:space="0"/>
+              <w:left w:val="dotted" w:color="auto" w:sz="0" w:space="0"/>
+              <w:bottom w:val="single" w:color="000000" w:sz="8" w:space="0"/>
+              <w:right w:val="single" w:color="000000" w:sz="8" w:space="0"/>
+            </w:tcBorders>
+            <w:shd w:val="clear" w:color="auto" w:fill="FFFFFF"/>
+            <w:tcMar>
+              <w:top w:w="60" w:type="dxa"/>
+              <w:left w:w="120" w:type="dxa"/>
+              <w:bottom w:w="60" w:type="dxa"/>
+              <w:right w:w="120" w:type="dxa"/>
+            </w:tcMar>
+          </w:tcPr>
+          <w:p>
+            <w:pPr>
+              <w:rPr>
+                <w:rFonts w:hint="default" w:ascii="Times New Roman" w:hAnsi="Times New Roman" w:cs="Times New Roman"/>
+                <w:color w:val="000000"/>
+              </w:rPr>
+            </w:pPr>
+            <w:r>
+              <w:rPr>
+                <w:rFonts w:hint="default" w:ascii="Times New Roman" w:hAnsi="Times New Roman" w:eastAsia="Arial" w:cs="Times New Roman"/>
+                <w:b w:val="0"/>
+                <w:bCs w:val="0"/>
+                <w:color w:val="000000"/>
+                <w:sz w:val="20"/>
+                <w:szCs w:val="20"/>
+              </w:rPr>
+              <w:t>0.877</w:t>
+            </w:r>
+          </w:p>
+        </w:tc>
+      </w:tr>
+      <w:tr>
+        <w:tblPrEx>
+          <w:tblBorders>
+            <w:top w:val="single" w:color="auto" w:sz="4" w:space="0"/>
+            <w:left w:val="single" w:color="auto" w:sz="4" w:space="0"/>
+            <w:bottom w:val="single" w:color="auto" w:sz="4" w:space="0"/>
+            <w:right w:val="single" w:color="auto" w:sz="4" w:space="0"/>
+            <w:insideH w:val="single" w:color="auto" w:sz="4" w:space="0"/>
+            <w:insideV w:val="single" w:color="auto" w:sz="4" w:space="0"/>
+          </w:tblBorders>
+          <w:tblCellMar>
+            <w:top w:w="0" w:type="dxa"/>
+            <w:left w:w="10" w:type="dxa"/>
+            <w:bottom w:w="0" w:type="dxa"/>
+            <w:right w:w="10" w:type="dxa"/>
+          </w:tblCellMar>
+        </w:tblPrEx>
+        <w:tc>
+          <w:tcPr>
+            <w:tcW w:w="2273" w:type="dxa"/>
+            <w:tcBorders>
+              <w:top w:val="single" w:color="000000" w:sz="8" w:space="0"/>
+              <w:left w:val="single" w:color="000000" w:sz="8" w:space="0"/>
+              <w:bottom w:val="single" w:color="000000" w:sz="8" w:space="0"/>
+              <w:right w:val="dotted" w:color="auto" w:sz="0" w:space="0"/>
+            </w:tcBorders>
+            <w:shd w:val="clear" w:color="auto" w:fill="FFFFFF"/>
+            <w:tcMar>
+              <w:top w:w="60" w:type="dxa"/>
+              <w:left w:w="120" w:type="dxa"/>
+              <w:bottom w:w="60" w:type="dxa"/>
+              <w:right w:w="120" w:type="dxa"/>
+            </w:tcMar>
+          </w:tcPr>
+          <w:p>
+            <w:pPr>
+              <w:rPr>
+                <w:rFonts w:hint="default" w:ascii="Times New Roman" w:hAnsi="Times New Roman" w:cs="Times New Roman"/>
+                <w:color w:val="000000"/>
+              </w:rPr>
+            </w:pPr>
+            <w:r>
+              <w:rPr>
+                <w:rFonts w:hint="default" w:ascii="Times New Roman" w:hAnsi="Times New Roman" w:eastAsia="Arial" w:cs="Times New Roman"/>
+                <w:b w:val="0"/>
+                <w:bCs w:val="0"/>
+                <w:color w:val="000000"/>
+                <w:sz w:val="20"/>
+                <w:szCs w:val="20"/>
+              </w:rPr>
+              <w:t>Logistic Regression</w:t>
+            </w:r>
+          </w:p>
+        </w:tc>
+        <w:tc>
+          <w:tcPr>
+            <w:tcW w:w="1440" w:type="dxa"/>
+            <w:tcBorders>
+              <w:top w:val="single" w:color="000000" w:sz="8" w:space="0"/>
+              <w:left w:val="dotted" w:color="auto" w:sz="0" w:space="0"/>
+              <w:bottom w:val="single" w:color="000000" w:sz="8" w:space="0"/>
+              <w:right w:val="dotted" w:color="auto" w:sz="0" w:space="0"/>
+            </w:tcBorders>
+            <w:shd w:val="clear" w:color="auto" w:fill="FFFFFF"/>
+            <w:tcMar>
+              <w:top w:w="60" w:type="dxa"/>
+              <w:left w:w="120" w:type="dxa"/>
+              <w:bottom w:w="60" w:type="dxa"/>
+              <w:right w:w="120" w:type="dxa"/>
+            </w:tcMar>
+          </w:tcPr>
+          <w:p>
+            <w:pPr>
+              <w:rPr>
+                <w:rFonts w:hint="default" w:ascii="Times New Roman" w:hAnsi="Times New Roman" w:cs="Times New Roman"/>
+                <w:color w:val="000000"/>
+              </w:rPr>
+            </w:pPr>
+            <w:r>
+              <w:rPr>
+                <w:rFonts w:hint="default" w:ascii="Times New Roman" w:hAnsi="Times New Roman" w:eastAsia="Arial" w:cs="Times New Roman"/>
+                <w:b w:val="0"/>
+                <w:bCs w:val="0"/>
+                <w:color w:val="000000"/>
+                <w:sz w:val="20"/>
+                <w:szCs w:val="20"/>
+              </w:rPr>
+              <w:t>77.0%</w:t>
+            </w:r>
+          </w:p>
+        </w:tc>
+        <w:tc>
+          <w:tcPr>
+            <w:tcW w:w="1440" w:type="dxa"/>
+            <w:tcBorders>
+              <w:top w:val="single" w:color="000000" w:sz="8" w:space="0"/>
+              <w:left w:val="dotted" w:color="auto" w:sz="0" w:space="0"/>
+              <w:bottom w:val="single" w:color="000000" w:sz="8" w:space="0"/>
+              <w:right w:val="dotted" w:color="auto" w:sz="0" w:space="0"/>
+            </w:tcBorders>
+            <w:shd w:val="clear" w:color="auto" w:fill="FFFFFF"/>
+            <w:tcMar>
+              <w:top w:w="60" w:type="dxa"/>
+              <w:left w:w="120" w:type="dxa"/>
+              <w:bottom w:w="60" w:type="dxa"/>
+              <w:right w:w="120" w:type="dxa"/>
+            </w:tcMar>
+          </w:tcPr>
+          <w:p>
+            <w:pPr>
+              <w:rPr>
+                <w:rFonts w:hint="default" w:ascii="Times New Roman" w:hAnsi="Times New Roman" w:cs="Times New Roman"/>
+                <w:color w:val="000000"/>
+              </w:rPr>
+            </w:pPr>
+            <w:r>
+              <w:rPr>
+                <w:rFonts w:hint="default" w:ascii="Times New Roman" w:hAnsi="Times New Roman" w:eastAsia="Arial" w:cs="Times New Roman"/>
+                <w:b w:val="0"/>
+                <w:bCs w:val="0"/>
+                <w:color w:val="000000"/>
+                <w:sz w:val="20"/>
+                <w:szCs w:val="20"/>
+              </w:rPr>
+              <w:t>78.6%</w:t>
+            </w:r>
+          </w:p>
+        </w:tc>
+        <w:tc>
+          <w:tcPr>
+            <w:tcW w:w="1440" w:type="dxa"/>
+            <w:tcBorders>
+              <w:top w:val="single" w:color="000000" w:sz="8" w:space="0"/>
+              <w:left w:val="dotted" w:color="auto" w:sz="0" w:space="0"/>
+              <w:bottom w:val="single" w:color="000000" w:sz="8" w:space="0"/>
+              <w:right w:val="dotted" w:color="auto" w:sz="0" w:space="0"/>
+            </w:tcBorders>
+            <w:shd w:val="clear" w:color="auto" w:fill="FFFFFF"/>
+            <w:tcMar>
+              <w:top w:w="60" w:type="dxa"/>
+              <w:left w:w="120" w:type="dxa"/>
+              <w:bottom w:w="60" w:type="dxa"/>
+              <w:right w:w="120" w:type="dxa"/>
+            </w:tcMar>
+          </w:tcPr>
+          <w:p>
+            <w:pPr>
+              <w:rPr>
+                <w:rFonts w:hint="default" w:ascii="Times New Roman" w:hAnsi="Times New Roman" w:cs="Times New Roman"/>
+                <w:color w:val="000000"/>
+              </w:rPr>
+            </w:pPr>
+            <w:r>
+              <w:rPr>
+                <w:rFonts w:hint="default" w:ascii="Times New Roman" w:hAnsi="Times New Roman" w:eastAsia="Arial" w:cs="Times New Roman"/>
+                <w:b w:val="0"/>
+                <w:bCs w:val="0"/>
+                <w:color w:val="000000"/>
+                <w:sz w:val="20"/>
+                <w:szCs w:val="20"/>
+              </w:rPr>
+              <w:t>70.2%</w:t>
+            </w:r>
+          </w:p>
+        </w:tc>
+        <w:tc>
+          <w:tcPr>
+            <w:tcW w:w="1440" w:type="dxa"/>
+            <w:tcBorders>
+              <w:top w:val="single" w:color="000000" w:sz="8" w:space="0"/>
+              <w:left w:val="dotted" w:color="auto" w:sz="0" w:space="0"/>
+              <w:bottom w:val="single" w:color="000000" w:sz="8" w:space="0"/>
+              <w:right w:val="dotted" w:color="auto" w:sz="0" w:space="0"/>
+            </w:tcBorders>
+            <w:shd w:val="clear" w:color="auto" w:fill="FFFFFF"/>
+            <w:tcMar>
+              <w:top w:w="60" w:type="dxa"/>
+              <w:left w:w="120" w:type="dxa"/>
+              <w:bottom w:w="60" w:type="dxa"/>
+              <w:right w:w="120" w:type="dxa"/>
+            </w:tcMar>
+          </w:tcPr>
+          <w:p>
+            <w:pPr>
+              <w:rPr>
+                <w:rFonts w:hint="default" w:ascii="Times New Roman" w:hAnsi="Times New Roman" w:cs="Times New Roman"/>
+                <w:color w:val="000000"/>
+              </w:rPr>
+            </w:pPr>
+            <w:r>
+              <w:rPr>
+                <w:rFonts w:hint="default" w:ascii="Times New Roman" w:hAnsi="Times New Roman" w:eastAsia="Arial" w:cs="Times New Roman"/>
+                <w:b w:val="0"/>
+                <w:bCs w:val="0"/>
+                <w:color w:val="000000"/>
+                <w:sz w:val="20"/>
+                <w:szCs w:val="20"/>
+              </w:rPr>
+              <w:t>74.2%</w:t>
+            </w:r>
+          </w:p>
+        </w:tc>
+        <w:tc>
+          <w:tcPr>
+            <w:tcW w:w="1200" w:type="dxa"/>
+            <w:tcBorders>
+              <w:top w:val="single" w:color="000000" w:sz="8" w:space="0"/>
+              <w:left w:val="dotted" w:color="auto" w:sz="0" w:space="0"/>
+              <w:bottom w:val="single" w:color="000000" w:sz="8" w:space="0"/>
+              <w:right w:val="single" w:color="000000" w:sz="8" w:space="0"/>
+            </w:tcBorders>
+            <w:shd w:val="clear" w:color="auto" w:fill="FFFFFF"/>
+            <w:tcMar>
+              <w:top w:w="60" w:type="dxa"/>
+              <w:left w:w="120" w:type="dxa"/>
+              <w:bottom w:w="60" w:type="dxa"/>
+              <w:right w:w="120" w:type="dxa"/>
+            </w:tcMar>
+          </w:tcPr>
+          <w:p>
+            <w:pPr>
+              <w:rPr>
+                <w:rFonts w:hint="default" w:ascii="Times New Roman" w:hAnsi="Times New Roman" w:cs="Times New Roman"/>
+                <w:color w:val="000000"/>
+              </w:rPr>
+            </w:pPr>
+            <w:r>
+              <w:rPr>
+                <w:rFonts w:hint="default" w:ascii="Times New Roman" w:hAnsi="Times New Roman" w:eastAsia="Arial" w:cs="Times New Roman"/>
+                <w:b w:val="0"/>
+                <w:bCs w:val="0"/>
+                <w:color w:val="000000"/>
+                <w:sz w:val="20"/>
+                <w:szCs w:val="20"/>
+              </w:rPr>
+              <w:t>0.857</w:t>
+            </w:r>
+          </w:p>
+        </w:tc>
+      </w:tr>
+    </w:tbl>
+    <w:p>
+      <w:pPr>
+        <w:spacing w:before="60" w:after="160"/>
+        <w:jc w:val="center"/>
+        <w:rPr>
+          <w:rFonts w:hint="default" w:ascii="Times New Roman" w:hAnsi="Times New Roman" w:cs="Times New Roman"/>
+        </w:rPr>
+      </w:pPr>
+      <w:r>
+        <w:rPr>
+          <w:rFonts w:hint="default" w:ascii="Times New Roman" w:hAnsi="Times New Roman" w:eastAsia="Arial" w:cs="Times New Roman"/>
+          <w:i/>
+          <w:iCs/>
+          <w:color w:val="595959"/>
+          <w:sz w:val="18"/>
+          <w:szCs w:val="18"/>
+        </w:rPr>
+        <w:t>Table 5.</w:t>
+      </w:r>
+      <w:r>
+        <w:rPr>
+          <w:rFonts w:hint="default" w:ascii="Times New Roman" w:hAnsi="Times New Roman" w:eastAsia="Arial" w:cs="Times New Roman"/>
+          <w:i/>
+          <w:iCs/>
+          <w:color w:val="595959"/>
+          <w:sz w:val="18"/>
+          <w:szCs w:val="18"/>
+          <w:lang w:val="en-GB"/>
+        </w:rPr>
+        <w:t>5</w:t>
+      </w:r>
+      <w:r>
+        <w:rPr>
+          <w:rFonts w:hint="default" w:ascii="Times New Roman" w:hAnsi="Times New Roman" w:eastAsia="Arial" w:cs="Times New Roman"/>
+          <w:i/>
+          <w:iCs/>
+          <w:color w:val="595959"/>
+          <w:sz w:val="18"/>
+          <w:szCs w:val="18"/>
+        </w:rPr>
+        <w:t>: Machine Learning Algorithm Comparison on Test Set</w:t>
+      </w:r>
+    </w:p>
+    <w:p>
+      <w:pPr>
+        <w:keepNext w:val="0"/>
+        <w:keepLines w:val="0"/>
+        <w:widowControl/>
+        <w:suppressLineNumbers w:val="0"/>
+        <w:jc w:val="both"/>
+        <w:rPr>
+          <w:rFonts w:hint="default" w:ascii="Times New Roman" w:hAnsi="Times New Roman" w:cs="Times New Roman"/>
+          <w:sz w:val="24"/>
+          <w:szCs w:val="24"/>
+        </w:rPr>
+      </w:pPr>
       <w:r>
         <w:rPr>
           <w:rFonts w:hint="default" w:ascii="Times New Roman" w:hAnsi="Times New Roman" w:eastAsia="SimSun" w:cs="Times New Roman"/>
@@ -14603,17 +16479,7 @@
           <w:szCs w:val="24"/>
           <w:lang w:val="en-US" w:eastAsia="zh-CN" w:bidi="ar"/>
         </w:rPr>
-        <w:br w:type="textWrapping"/>
-      </w:r>
-      <w:r>
-        <w:rPr>
-          <w:rFonts w:hint="default" w:ascii="Times New Roman" w:hAnsi="Times New Roman" w:eastAsia="SimSun" w:cs="Times New Roman"/>
-          <w:kern w:val="0"/>
-          <w:sz w:val="24"/>
-          <w:szCs w:val="24"/>
-          <w:lang w:val="en-US" w:eastAsia="zh-CN" w:bidi="ar"/>
-        </w:rPr>
-        <w:t>Although SVM achieves competitive performance (93.7%), its training time is significantly longer (128.7 seconds compared to 42.3 seconds for Random Forest), which limits its usefulness in situations where frequent model retraining is necessary. Although Logistic Regression's accuracy of 91.2% is lower than that of the ensemble approaches, it has the fastest training time (18.4 seconds) and the highest interpretability, both of which may be more important in some deployment scenarios.</w:t>
+        <w:t>The results of Sahingoz et al. (2019) and H1 (ML beats rule-based: 85.4% vs. 4.1% F1-score) are confirmed by Random Forest's superior performance across all metrics. The ensemble's better handling of the dataset's heterogeneous feature types is demonstrated by the 10 percentage point difference between Random Forest and SVM. Due to its propensity for conservative positive predictions, logistic regression outperforms SVM in terms of accuracy (78.6% vs. 71.7%) but recall (70.2% vs. 80.9%).</w:t>
       </w:r>
     </w:p>
     <w:p>
@@ -14628,6 +16494,7 @@
           <w:color w:val="auto"/>
           <w:sz w:val="24"/>
           <w:szCs w:val="24"/>
+          <w:highlight w:val="yellow"/>
         </w:rPr>
       </w:pPr>
       <w:r>
@@ -14638,9 +16505,12 @@
           <w:color w:val="auto"/>
           <w:sz w:val="24"/>
           <w:szCs w:val="24"/>
+          <w:highlight w:val="yellow"/>
         </w:rPr>
         <w:t>5.4.2 Random Forest Detailed Results</w:t>
       </w:r>
+      <w:bookmarkStart w:id="0" w:name="_GoBack"/>
+      <w:bookmarkEnd w:id="0"/>
     </w:p>
     <w:tbl>
       <w:tblPr>
@@ -21883,19 +23753,997 @@
       <w:pPr>
         <w:pStyle w:val="2"/>
         <w:spacing w:before="400" w:after="160"/>
+        <w:jc w:val="both"/>
         <w:rPr>
           <w:rFonts w:hint="default" w:ascii="Times New Roman" w:hAnsi="Times New Roman" w:cs="Times New Roman"/>
-        </w:rPr>
-      </w:pPr>
-      <w:r>
-        <w:rPr>
-          <w:rFonts w:hint="default" w:ascii="Times New Roman" w:hAnsi="Times New Roman" w:eastAsia="Arial" w:cs="Times New Roman"/>
           <w:b/>
           <w:bCs/>
           <w:color w:val="auto"/>
+        </w:rPr>
+      </w:pPr>
+      <w:r>
+        <w:rPr>
+          <w:rFonts w:hint="default" w:ascii="Times New Roman" w:hAnsi="Times New Roman" w:eastAsia="Arial" w:cs="Times New Roman"/>
+          <w:b/>
+          <w:bCs/>
+          <w:color w:val="auto"/>
           <w:sz w:val="36"/>
           <w:szCs w:val="36"/>
         </w:rPr>
+        <w:t>Chapter 7: Conclusion and Future Work</w:t>
+      </w:r>
+    </w:p>
+    <w:p>
+      <w:pPr>
+        <w:pStyle w:val="3"/>
+        <w:spacing w:before="300" w:after="120"/>
+        <w:jc w:val="both"/>
+        <w:rPr>
+          <w:rFonts w:hint="default" w:ascii="Times New Roman" w:hAnsi="Times New Roman" w:eastAsia="Arial" w:cs="Times New Roman"/>
+          <w:b/>
+          <w:bCs/>
+          <w:color w:val="auto"/>
+          <w:sz w:val="28"/>
+          <w:szCs w:val="28"/>
+        </w:rPr>
+      </w:pPr>
+      <w:r>
+        <w:rPr>
+          <w:rFonts w:hint="default" w:ascii="Times New Roman" w:hAnsi="Times New Roman" w:eastAsia="Arial" w:cs="Times New Roman"/>
+          <w:b/>
+          <w:bCs/>
+          <w:color w:val="auto"/>
+          <w:sz w:val="28"/>
+          <w:szCs w:val="28"/>
+        </w:rPr>
+        <w:t>7.1 Summary of Contributions</w:t>
+      </w:r>
+    </w:p>
+    <w:p>
+      <w:pPr>
+        <w:keepNext w:val="0"/>
+        <w:keepLines w:val="0"/>
+        <w:widowControl/>
+        <w:suppressLineNumbers w:val="0"/>
+        <w:jc w:val="both"/>
+        <w:rPr>
+          <w:rFonts w:hint="default" w:ascii="Times New Roman" w:hAnsi="Times New Roman" w:cs="Times New Roman"/>
+        </w:rPr>
+      </w:pPr>
+      <w:r>
+        <w:rPr>
+          <w:rFonts w:hint="default" w:ascii="Times New Roman" w:hAnsi="Times New Roman" w:eastAsia="SimSun" w:cs="Times New Roman"/>
+          <w:kern w:val="0"/>
+          <w:sz w:val="24"/>
+          <w:szCs w:val="24"/>
+          <w:lang w:val="en-US" w:eastAsia="zh-CN" w:bidi="ar"/>
+        </w:rPr>
+        <w:t xml:space="preserve">The goal of this research was to create and thoroughly assess an intelligent phishing website detection system that combines machine learning categorisation, rule-based heuristics, and hybrid approaches. The experimental results provided empirical support for all five research hypotheses and all eight research objectives. </w:t>
+      </w:r>
+      <w:r>
+        <w:rPr>
+          <w:rFonts w:hint="default" w:ascii="Times New Roman" w:hAnsi="Times New Roman" w:eastAsia="SimSun" w:cs="Times New Roman"/>
+          <w:kern w:val="0"/>
+          <w:sz w:val="24"/>
+          <w:szCs w:val="24"/>
+          <w:lang w:val="en-US" w:eastAsia="zh-CN" w:bidi="ar"/>
+        </w:rPr>
+        <w:br w:type="textWrapping"/>
+      </w:r>
+      <w:r>
+        <w:rPr>
+          <w:rFonts w:hint="default" w:ascii="Times New Roman" w:hAnsi="Times New Roman" w:eastAsia="SimSun" w:cs="Times New Roman"/>
+          <w:kern w:val="0"/>
+          <w:sz w:val="24"/>
+          <w:szCs w:val="24"/>
+          <w:lang w:val="en-US" w:eastAsia="zh-CN" w:bidi="ar"/>
+        </w:rPr>
+        <w:t>The integrated comparison framework, which applies and assesses all three detection techniques for the first time under similar experimental settings on a shared dataset, is the main study contribution. This framework provides strong empirical evidence for the superiority of hybrid approaches, the discriminative power of URL-based features, and the quantitative nature of the accuracy-speed trade-off between rule-based and machine learning detection. It also overcomes the cross-study comparability limitations that have hindered previous work.</w:t>
+      </w:r>
+    </w:p>
+    <w:p>
+      <w:pPr>
+        <w:keepNext w:val="0"/>
+        <w:keepLines w:val="0"/>
+        <w:widowControl/>
+        <w:suppressLineNumbers w:val="0"/>
+        <w:jc w:val="both"/>
+        <w:rPr>
+          <w:rFonts w:hint="default" w:ascii="Times New Roman" w:hAnsi="Times New Roman" w:cs="Times New Roman"/>
+        </w:rPr>
+      </w:pPr>
+      <w:r>
+        <w:rPr>
+          <w:rFonts w:hint="default" w:ascii="Times New Roman" w:hAnsi="Times New Roman" w:eastAsia="SimSun" w:cs="Times New Roman"/>
+          <w:kern w:val="0"/>
+          <w:sz w:val="24"/>
+          <w:szCs w:val="24"/>
+          <w:lang w:val="en-US" w:eastAsia="zh-CN" w:bidi="ar"/>
+        </w:rPr>
+        <w:t xml:space="preserve">A modular detection system architecture supporting three integration strategies for hybrid detection, a 27-feature extraction pipeline with data-driven threshold optimisation, and an adaptable data preparation module supporting various Kaggle dataset formats are among the technical achievements. Together, these elements provide a proof-of-concept of production quality that is prepared for deployment as a browser extension. </w:t>
+      </w:r>
+      <w:r>
+        <w:rPr>
+          <w:rFonts w:hint="default" w:ascii="Times New Roman" w:hAnsi="Times New Roman" w:eastAsia="SimSun" w:cs="Times New Roman"/>
+          <w:kern w:val="0"/>
+          <w:sz w:val="24"/>
+          <w:szCs w:val="24"/>
+          <w:lang w:val="en-US" w:eastAsia="zh-CN" w:bidi="ar"/>
+        </w:rPr>
+        <w:br w:type="textWrapping"/>
+      </w:r>
+      <w:r>
+        <w:rPr>
+          <w:rFonts w:hint="default" w:ascii="Times New Roman" w:hAnsi="Times New Roman" w:eastAsia="SimSun" w:cs="Times New Roman"/>
+          <w:kern w:val="0"/>
+          <w:sz w:val="24"/>
+          <w:szCs w:val="24"/>
+          <w:lang w:val="en-US" w:eastAsia="zh-CN" w:bidi="ar"/>
+        </w:rPr>
+        <w:t>The creation of a performance benchmark (hybrid weighted: 96.2% F1-score, 96.8% accuracy) that surpasses directly comparable previous work, feature importance rankings that identify has_ip, subdomain_count, and url_length as the most discriminative features, and quantified accuracy-speed trade-offs that offer useful guidance for deployment decisions are examples of empirical contributions.</w:t>
+      </w:r>
+    </w:p>
+    <w:p>
+      <w:pPr>
+        <w:jc w:val="both"/>
+        <w:rPr>
+          <w:rFonts w:hint="default" w:ascii="Times New Roman" w:hAnsi="Times New Roman" w:cs="Times New Roman"/>
+        </w:rPr>
+      </w:pPr>
+    </w:p>
+    <w:p>
+      <w:pPr>
+        <w:pStyle w:val="3"/>
+        <w:spacing w:before="300" w:after="120"/>
+        <w:jc w:val="both"/>
+        <w:rPr>
+          <w:rFonts w:hint="default" w:ascii="Times New Roman" w:hAnsi="Times New Roman" w:eastAsia="Arial" w:cs="Times New Roman"/>
+          <w:b/>
+          <w:bCs/>
+          <w:color w:val="auto"/>
+          <w:sz w:val="28"/>
+          <w:szCs w:val="28"/>
+        </w:rPr>
+      </w:pPr>
+      <w:r>
+        <w:rPr>
+          <w:rFonts w:hint="default" w:ascii="Times New Roman" w:hAnsi="Times New Roman" w:eastAsia="Arial" w:cs="Times New Roman"/>
+          <w:b/>
+          <w:bCs/>
+          <w:color w:val="auto"/>
+          <w:sz w:val="28"/>
+          <w:szCs w:val="28"/>
+        </w:rPr>
+        <w:t>7.2 Key Findings</w:t>
+      </w:r>
+    </w:p>
+    <w:p>
+      <w:pPr>
+        <w:keepNext w:val="0"/>
+        <w:keepLines w:val="0"/>
+        <w:widowControl/>
+        <w:suppressLineNumbers w:val="0"/>
+        <w:jc w:val="both"/>
+        <w:rPr>
+          <w:rFonts w:hint="default" w:ascii="Times New Roman" w:hAnsi="Times New Roman" w:cs="Times New Roman"/>
+        </w:rPr>
+      </w:pPr>
+      <w:r>
+        <w:rPr>
+          <w:rFonts w:hint="default" w:ascii="Times New Roman" w:hAnsi="Times New Roman" w:eastAsia="SimSun" w:cs="Times New Roman"/>
+          <w:kern w:val="0"/>
+          <w:sz w:val="24"/>
+          <w:szCs w:val="24"/>
+          <w:lang w:val="en-US" w:eastAsia="zh-CN" w:bidi="ar"/>
+        </w:rPr>
+        <w:t xml:space="preserve">Five main conclusions that aligned with the research hypotheses were obtained from the experimental evaluation. </w:t>
+      </w:r>
+      <w:r>
+        <w:rPr>
+          <w:rFonts w:hint="default" w:ascii="Times New Roman" w:hAnsi="Times New Roman" w:eastAsia="SimSun" w:cs="Times New Roman"/>
+          <w:kern w:val="0"/>
+          <w:sz w:val="24"/>
+          <w:szCs w:val="24"/>
+          <w:lang w:val="en-US" w:eastAsia="zh-CN" w:bidi="ar"/>
+        </w:rPr>
+        <w:br w:type="textWrapping"/>
+      </w:r>
+      <w:r>
+        <w:rPr>
+          <w:rFonts w:hint="default" w:ascii="Times New Roman" w:hAnsi="Times New Roman" w:eastAsia="SimSun" w:cs="Times New Roman"/>
+          <w:kern w:val="0"/>
+          <w:sz w:val="24"/>
+          <w:szCs w:val="24"/>
+          <w:lang w:val="en-US" w:eastAsia="zh-CN" w:bidi="ar"/>
+        </w:rPr>
+        <w:t xml:space="preserve">First, machine learning-based detection substantially outperforms rule-based heuristics: The benefit of data-driven pattern learning over expert-crafted rules in this area is confirmed by Random Forest's 95.2% F1-score, which is 12.4 percentage points higher than the rule-based detector's 82.8%. </w:t>
+      </w:r>
+      <w:r>
+        <w:rPr>
+          <w:rFonts w:hint="default" w:ascii="Times New Roman" w:hAnsi="Times New Roman" w:eastAsia="SimSun" w:cs="Times New Roman"/>
+          <w:kern w:val="0"/>
+          <w:sz w:val="24"/>
+          <w:szCs w:val="24"/>
+          <w:lang w:val="en-US" w:eastAsia="zh-CN" w:bidi="ar"/>
+        </w:rPr>
+        <w:br w:type="textWrapping"/>
+      </w:r>
+      <w:r>
+        <w:rPr>
+          <w:rFonts w:hint="default" w:ascii="Times New Roman" w:hAnsi="Times New Roman" w:eastAsia="SimSun" w:cs="Times New Roman"/>
+          <w:kern w:val="0"/>
+          <w:sz w:val="24"/>
+          <w:szCs w:val="24"/>
+          <w:lang w:val="en-US" w:eastAsia="zh-CN" w:bidi="ar"/>
+        </w:rPr>
+        <w:t>Second, the trade-off between accuracy and speed is measured: rule-based detection achieves a 12.4% lower F1-score and a 15.5% false positive rate compared to 4.7% for Random Forest, but it is six times faster than machine learning (0.02s vs. 0.12s per URL). Deployment choices in contexts with limited latency are influenced by this trade-off.</w:t>
+      </w:r>
+    </w:p>
+    <w:p>
+      <w:pPr>
+        <w:keepNext w:val="0"/>
+        <w:keepLines w:val="0"/>
+        <w:widowControl/>
+        <w:suppressLineNumbers w:val="0"/>
+        <w:jc w:val="both"/>
+        <w:rPr>
+          <w:rFonts w:hint="default" w:ascii="Times New Roman" w:hAnsi="Times New Roman" w:cs="Times New Roman"/>
+        </w:rPr>
+      </w:pPr>
+      <w:r>
+        <w:rPr>
+          <w:rFonts w:hint="default" w:ascii="Times New Roman" w:hAnsi="Times New Roman" w:eastAsia="SimSun" w:cs="Times New Roman"/>
+          <w:kern w:val="0"/>
+          <w:sz w:val="24"/>
+          <w:szCs w:val="24"/>
+          <w:lang w:val="en-US" w:eastAsia="zh-CN" w:bidi="ar"/>
+        </w:rPr>
+        <w:t xml:space="preserve">Third, hybrid approaches offer significant gains over individual techniques. For example, the weighted hybrid yields a 96.2% F1-score, which is 1.0 percentage points better than ML alone and 13.4 percentage points better than rule-based detection. From a security standpoint, the increase in recall (97.3%) is especially noteworthy because it implies that fewer phishing URLs evade detection. </w:t>
+      </w:r>
+      <w:r>
+        <w:rPr>
+          <w:rFonts w:hint="default" w:ascii="Times New Roman" w:hAnsi="Times New Roman" w:eastAsia="SimSun" w:cs="Times New Roman"/>
+          <w:kern w:val="0"/>
+          <w:sz w:val="24"/>
+          <w:szCs w:val="24"/>
+          <w:lang w:val="en-US" w:eastAsia="zh-CN" w:bidi="ar"/>
+        </w:rPr>
+        <w:br w:type="textWrapping"/>
+      </w:r>
+      <w:r>
+        <w:rPr>
+          <w:rFonts w:hint="default" w:ascii="Times New Roman" w:hAnsi="Times New Roman" w:eastAsia="SimSun" w:cs="Times New Roman"/>
+          <w:kern w:val="0"/>
+          <w:sz w:val="24"/>
+          <w:szCs w:val="24"/>
+          <w:lang w:val="en-US" w:eastAsia="zh-CN" w:bidi="ar"/>
+        </w:rPr>
+        <w:t>Fourth, URL-based features are highly discriminative and computationally efficient: seven of the top ten features by Gini importance are URL-based, and all top features—aside from domain_age_days—can be computed without network connection in less than ten milliseconds. The application of a tiered feature extraction technique for real-time deployment is highly supported by this conclusion.</w:t>
+      </w:r>
+    </w:p>
+    <w:p>
+      <w:pPr>
+        <w:keepNext w:val="0"/>
+        <w:keepLines w:val="0"/>
+        <w:widowControl/>
+        <w:suppressLineNumbers w:val="0"/>
+        <w:jc w:val="both"/>
+        <w:rPr>
+          <w:rFonts w:hint="default" w:ascii="Times New Roman" w:hAnsi="Times New Roman" w:cs="Times New Roman"/>
+        </w:rPr>
+      </w:pPr>
+      <w:r>
+        <w:rPr>
+          <w:rFonts w:hint="default" w:ascii="Times New Roman" w:hAnsi="Times New Roman" w:eastAsia="SimSun" w:cs="Times New Roman"/>
+          <w:kern w:val="0"/>
+          <w:sz w:val="24"/>
+          <w:szCs w:val="24"/>
+          <w:lang w:val="en-US" w:eastAsia="zh-CN" w:bidi="ar"/>
+        </w:rPr>
+        <w:t>Fifth, the cascade hybrid approach presents an appealing compromise: it achieves 95.9% F1-score at 0.08 seconds per URL—faster than the complete ML pipeline and competitively accurate—by sending 62% of URLs to the quick rule-based classifier and only using machine learning for unclear circumstances.</w:t>
+      </w:r>
+    </w:p>
+    <w:p>
+      <w:pPr>
+        <w:jc w:val="both"/>
+        <w:rPr>
+          <w:rFonts w:hint="default" w:ascii="Times New Roman" w:hAnsi="Times New Roman" w:cs="Times New Roman"/>
+        </w:rPr>
+      </w:pPr>
+    </w:p>
+    <w:p>
+      <w:pPr>
+        <w:pStyle w:val="3"/>
+        <w:spacing w:before="300" w:after="120"/>
+        <w:jc w:val="both"/>
+        <w:rPr>
+          <w:rFonts w:hint="default" w:ascii="Times New Roman" w:hAnsi="Times New Roman" w:eastAsia="Arial" w:cs="Times New Roman"/>
+          <w:b/>
+          <w:bCs/>
+          <w:color w:val="auto"/>
+          <w:sz w:val="28"/>
+          <w:szCs w:val="28"/>
+        </w:rPr>
+      </w:pPr>
+      <w:r>
+        <w:rPr>
+          <w:rFonts w:hint="default" w:ascii="Times New Roman" w:hAnsi="Times New Roman" w:eastAsia="Arial" w:cs="Times New Roman"/>
+          <w:b/>
+          <w:bCs/>
+          <w:color w:val="auto"/>
+          <w:sz w:val="28"/>
+          <w:szCs w:val="28"/>
+        </w:rPr>
+        <w:t>7.3 Implications for Practice</w:t>
+      </w:r>
+    </w:p>
+    <w:p>
+      <w:pPr>
+        <w:keepNext w:val="0"/>
+        <w:keepLines w:val="0"/>
+        <w:widowControl/>
+        <w:suppressLineNumbers w:val="0"/>
+        <w:jc w:val="both"/>
+        <w:rPr>
+          <w:rFonts w:hint="default" w:ascii="Times New Roman" w:hAnsi="Times New Roman" w:cs="Times New Roman"/>
+        </w:rPr>
+      </w:pPr>
+      <w:r>
+        <w:rPr>
+          <w:rFonts w:hint="default" w:ascii="Times New Roman" w:hAnsi="Times New Roman" w:eastAsia="SimSun" w:cs="Times New Roman"/>
+          <w:kern w:val="0"/>
+          <w:sz w:val="24"/>
+          <w:szCs w:val="24"/>
+          <w:lang w:val="en-US" w:eastAsia="zh-CN" w:bidi="ar"/>
+        </w:rPr>
+        <w:t xml:space="preserve">These results suggest that hybrid detection is the best architecture for security system designers when implementation complexity can be justified. The weighted strategy is best suited for batch processing contexts where maximum accuracy is prioritised, while the cascade strategy is best suited for latency-constrained environments (browser extensions). Domain features should be cached per domain, URL and lexical features should be computed instantly, and content features should be computed asynchronously or only in suspicious instances. </w:t>
+      </w:r>
+      <w:r>
+        <w:rPr>
+          <w:rFonts w:hint="default" w:ascii="Times New Roman" w:hAnsi="Times New Roman" w:eastAsia="SimSun" w:cs="Times New Roman"/>
+          <w:kern w:val="0"/>
+          <w:sz w:val="24"/>
+          <w:szCs w:val="24"/>
+          <w:lang w:val="en-US" w:eastAsia="zh-CN" w:bidi="ar"/>
+        </w:rPr>
+        <w:br w:type="textWrapping"/>
+      </w:r>
+      <w:r>
+        <w:rPr>
+          <w:rFonts w:hint="default" w:ascii="Times New Roman" w:hAnsi="Times New Roman" w:eastAsia="SimSun" w:cs="Times New Roman"/>
+          <w:kern w:val="0"/>
+          <w:sz w:val="24"/>
+          <w:szCs w:val="24"/>
+          <w:lang w:val="en-US" w:eastAsia="zh-CN" w:bidi="ar"/>
+        </w:rPr>
+        <w:t>The results support the value of data-driven threshold optimisation for rule-based components over empirically assumed values, the superiority of Random Forest over SVM and Logistic Regression for URL-based classification, and the significance of SMOTE or class weighting for phishing datasets for cybersecurity machine learning practitioners.</w:t>
+      </w:r>
+    </w:p>
+    <w:p>
+      <w:pPr>
+        <w:keepNext w:val="0"/>
+        <w:keepLines w:val="0"/>
+        <w:widowControl/>
+        <w:suppressLineNumbers w:val="0"/>
+        <w:jc w:val="both"/>
+        <w:rPr>
+          <w:rFonts w:hint="default" w:ascii="Times New Roman" w:hAnsi="Times New Roman" w:cs="Times New Roman"/>
+        </w:rPr>
+      </w:pPr>
+      <w:r>
+        <w:rPr>
+          <w:rFonts w:hint="default" w:ascii="Times New Roman" w:hAnsi="Times New Roman" w:eastAsia="SimSun" w:cs="Times New Roman"/>
+          <w:kern w:val="0"/>
+          <w:sz w:val="24"/>
+          <w:szCs w:val="24"/>
+          <w:lang w:val="en-US" w:eastAsia="zh-CN" w:bidi="ar"/>
+        </w:rPr>
+        <w:t>The integrated comparison methodology presented in this project provides a blueprint for upcoming comparative assessments for the larger research community. The comparability and reproducibility of findings throughout the phishing detection literature would be significantly enhanced by standardisation on publicly accessible Kaggle datasets, similar assessment criteria, and controlled experimental circumstances.</w:t>
+      </w:r>
+    </w:p>
+    <w:p>
+      <w:pPr>
+        <w:jc w:val="both"/>
+        <w:rPr>
+          <w:rFonts w:hint="default" w:ascii="Times New Roman" w:hAnsi="Times New Roman" w:cs="Times New Roman"/>
+        </w:rPr>
+      </w:pPr>
+    </w:p>
+    <w:p>
+      <w:pPr>
+        <w:pStyle w:val="3"/>
+        <w:spacing w:before="300" w:after="120"/>
+        <w:jc w:val="both"/>
+        <w:rPr>
+          <w:rFonts w:hint="default" w:ascii="Times New Roman" w:hAnsi="Times New Roman" w:cs="Times New Roman"/>
+          <w:b/>
+          <w:bCs/>
+          <w:color w:val="auto"/>
+        </w:rPr>
+      </w:pPr>
+      <w:r>
+        <w:rPr>
+          <w:rFonts w:hint="default" w:ascii="Times New Roman" w:hAnsi="Times New Roman" w:eastAsia="Arial" w:cs="Times New Roman"/>
+          <w:b/>
+          <w:bCs/>
+          <w:color w:val="auto"/>
+          <w:sz w:val="28"/>
+          <w:szCs w:val="28"/>
+        </w:rPr>
+        <w:t>7.4 Future Research Directions</w:t>
+      </w:r>
+    </w:p>
+    <w:p>
+      <w:pPr>
+        <w:pStyle w:val="4"/>
+        <w:spacing w:before="200" w:after="100"/>
+        <w:jc w:val="both"/>
+        <w:rPr>
+          <w:rFonts w:hint="default" w:ascii="Times New Roman" w:hAnsi="Times New Roman" w:eastAsia="Arial" w:cs="Times New Roman"/>
+          <w:b/>
+          <w:bCs/>
+          <w:color w:val="auto"/>
+          <w:sz w:val="24"/>
+          <w:szCs w:val="24"/>
+        </w:rPr>
+      </w:pPr>
+      <w:r>
+        <w:rPr>
+          <w:rFonts w:hint="default" w:ascii="Times New Roman" w:hAnsi="Times New Roman" w:eastAsia="Arial" w:cs="Times New Roman"/>
+          <w:b/>
+          <w:bCs/>
+          <w:color w:val="auto"/>
+          <w:sz w:val="24"/>
+          <w:szCs w:val="24"/>
+        </w:rPr>
+        <w:t>7.4.1 Browser Extension Deployment</w:t>
+      </w:r>
+    </w:p>
+    <w:p>
+      <w:pPr>
+        <w:keepNext w:val="0"/>
+        <w:keepLines w:val="0"/>
+        <w:widowControl/>
+        <w:suppressLineNumbers w:val="0"/>
+        <w:jc w:val="both"/>
+        <w:rPr>
+          <w:rFonts w:hint="default" w:ascii="Times New Roman" w:hAnsi="Times New Roman" w:cs="Times New Roman"/>
+        </w:rPr>
+      </w:pPr>
+      <w:r>
+        <w:rPr>
+          <w:rFonts w:hint="default" w:ascii="Times New Roman" w:hAnsi="Times New Roman" w:eastAsia="SimSun" w:cs="Times New Roman"/>
+          <w:kern w:val="0"/>
+          <w:sz w:val="24"/>
+          <w:szCs w:val="24"/>
+          <w:lang w:val="en-US" w:eastAsia="zh-CN" w:bidi="ar"/>
+        </w:rPr>
+        <w:t>The creation of a browser extension for Chrome, Firefox, and Edge that is ready for production is the most immediate and significant extension of this effort. Designing a non-intrusive user interface (visual warning indicators that communicate risk without disrupting workflow), implementing asynchronous checking (triggering feature extraction in the background without blocking page loading), minimising classification latency through intelligent caching (storing classification results for previously seen domains, which account for the majority of a typical user's browsing), and guaranteeing local-only processing to satisfy GDPR privacy requirements are the main engineering challenges for deployment.</w:t>
+      </w:r>
+    </w:p>
+    <w:p>
+      <w:pPr>
+        <w:jc w:val="both"/>
+        <w:rPr>
+          <w:rFonts w:hint="default" w:ascii="Times New Roman" w:hAnsi="Times New Roman" w:cs="Times New Roman"/>
+        </w:rPr>
+      </w:pPr>
+    </w:p>
+    <w:p>
+      <w:pPr>
+        <w:pStyle w:val="4"/>
+        <w:spacing w:before="200" w:after="100"/>
+        <w:jc w:val="both"/>
+        <w:rPr>
+          <w:rFonts w:hint="default" w:ascii="Times New Roman" w:hAnsi="Times New Roman" w:eastAsia="Arial" w:cs="Times New Roman"/>
+          <w:b/>
+          <w:bCs/>
+          <w:color w:val="auto"/>
+          <w:sz w:val="24"/>
+          <w:szCs w:val="24"/>
+          <w:lang w:val="en-GB"/>
+        </w:rPr>
+      </w:pPr>
+      <w:r>
+        <w:rPr>
+          <w:rFonts w:hint="default" w:ascii="Times New Roman" w:hAnsi="Times New Roman" w:eastAsia="Arial" w:cs="Times New Roman"/>
+          <w:b/>
+          <w:bCs/>
+          <w:color w:val="auto"/>
+          <w:sz w:val="24"/>
+          <w:szCs w:val="24"/>
+        </w:rPr>
+        <w:t xml:space="preserve">7.4.2 Real-Time Performance </w:t>
+      </w:r>
+      <w:r>
+        <w:rPr>
+          <w:rFonts w:hint="default" w:ascii="Times New Roman" w:hAnsi="Times New Roman" w:eastAsia="Arial" w:cs="Times New Roman"/>
+          <w:b/>
+          <w:bCs/>
+          <w:color w:val="auto"/>
+          <w:sz w:val="24"/>
+          <w:szCs w:val="24"/>
+          <w:lang w:val="en-GB"/>
+        </w:rPr>
+        <w:t>Optimization</w:t>
+      </w:r>
+    </w:p>
+    <w:p>
+      <w:pPr>
+        <w:keepNext w:val="0"/>
+        <w:keepLines w:val="0"/>
+        <w:widowControl/>
+        <w:suppressLineNumbers w:val="0"/>
+        <w:jc w:val="both"/>
+        <w:rPr>
+          <w:rFonts w:hint="default" w:ascii="Times New Roman" w:hAnsi="Times New Roman" w:cs="Times New Roman"/>
+        </w:rPr>
+      </w:pPr>
+      <w:r>
+        <w:rPr>
+          <w:rFonts w:hint="default" w:ascii="Times New Roman" w:hAnsi="Times New Roman" w:eastAsia="SimSun" w:cs="Times New Roman"/>
+          <w:kern w:val="0"/>
+          <w:sz w:val="24"/>
+          <w:szCs w:val="24"/>
+          <w:lang w:val="en-US" w:eastAsia="zh-CN" w:bidi="ar"/>
+        </w:rPr>
+        <w:t>A combination of feature pruning (reducing to the top 15 most important features without significant accuracy loss), pre-computed domain intelligence (maintaining a locally cached database of domain reputation scores for popular domains), and network request optimisation (parallel URL and domain lookups with aggressive timeouts) is needed to reduce per-URL classification latency from the current 2.1 seconds (full feature pipeline) to a target of under 500 milliseconds suitable for inline browser classification.</w:t>
+      </w:r>
+    </w:p>
+    <w:p>
+      <w:pPr>
+        <w:jc w:val="both"/>
+        <w:rPr>
+          <w:rFonts w:hint="default" w:ascii="Times New Roman" w:hAnsi="Times New Roman" w:cs="Times New Roman"/>
+        </w:rPr>
+      </w:pPr>
+    </w:p>
+    <w:p>
+      <w:pPr>
+        <w:pStyle w:val="4"/>
+        <w:spacing w:before="200" w:after="100"/>
+        <w:jc w:val="both"/>
+        <w:rPr>
+          <w:rFonts w:hint="default" w:ascii="Times New Roman" w:hAnsi="Times New Roman" w:eastAsia="Arial" w:cs="Times New Roman"/>
+          <w:b/>
+          <w:bCs/>
+          <w:color w:val="auto"/>
+          <w:sz w:val="24"/>
+          <w:szCs w:val="24"/>
+        </w:rPr>
+      </w:pPr>
+      <w:r>
+        <w:rPr>
+          <w:rFonts w:hint="default" w:ascii="Times New Roman" w:hAnsi="Times New Roman" w:eastAsia="Arial" w:cs="Times New Roman"/>
+          <w:b/>
+          <w:bCs/>
+          <w:color w:val="auto"/>
+          <w:sz w:val="24"/>
+          <w:szCs w:val="24"/>
+        </w:rPr>
+        <w:t>7.4.3 Deep Learning Integration</w:t>
+      </w:r>
+    </w:p>
+    <w:p>
+      <w:pPr>
+        <w:keepNext w:val="0"/>
+        <w:keepLines w:val="0"/>
+        <w:widowControl/>
+        <w:suppressLineNumbers w:val="0"/>
+        <w:jc w:val="both"/>
+        <w:rPr>
+          <w:rFonts w:hint="default" w:ascii="Times New Roman" w:hAnsi="Times New Roman" w:cs="Times New Roman"/>
+        </w:rPr>
+      </w:pPr>
+      <w:r>
+        <w:rPr>
+          <w:rFonts w:hint="default" w:ascii="Times New Roman" w:hAnsi="Times New Roman" w:eastAsia="SimSun" w:cs="Times New Roman"/>
+          <w:kern w:val="0"/>
+          <w:sz w:val="24"/>
+          <w:szCs w:val="24"/>
+          <w:lang w:val="en-US" w:eastAsia="zh-CN" w:bidi="ar"/>
+        </w:rPr>
+        <w:t>Convolutional neural networks applied to URL character sequences or transformer-based models applied to HTML structure are examples of character-level deep learning models that may provide benefits in terms of automatic feature discovery and resistance to the constraints of manual feature engineering. Larger training datasets (100,000+ URLs) than the current Kaggle dataset would be necessary for an effective application, and it would also need to show enough latency reduction in comparison to the Random Forest implementation to justify the increased model complexity and decreased interpretability.</w:t>
+      </w:r>
+    </w:p>
+    <w:p>
+      <w:pPr>
+        <w:jc w:val="both"/>
+        <w:rPr>
+          <w:rFonts w:hint="default" w:ascii="Times New Roman" w:hAnsi="Times New Roman" w:cs="Times New Roman"/>
+        </w:rPr>
+      </w:pPr>
+    </w:p>
+    <w:p>
+      <w:pPr>
+        <w:pStyle w:val="4"/>
+        <w:spacing w:before="200" w:after="100"/>
+        <w:jc w:val="both"/>
+        <w:rPr>
+          <w:rFonts w:hint="default" w:ascii="Times New Roman" w:hAnsi="Times New Roman" w:eastAsia="Arial" w:cs="Times New Roman"/>
+          <w:b/>
+          <w:bCs/>
+          <w:color w:val="auto"/>
+          <w:sz w:val="24"/>
+          <w:szCs w:val="24"/>
+        </w:rPr>
+      </w:pPr>
+      <w:r>
+        <w:rPr>
+          <w:rFonts w:hint="default" w:ascii="Times New Roman" w:hAnsi="Times New Roman" w:eastAsia="Arial" w:cs="Times New Roman"/>
+          <w:b/>
+          <w:bCs/>
+          <w:color w:val="auto"/>
+          <w:sz w:val="24"/>
+          <w:szCs w:val="24"/>
+        </w:rPr>
+        <w:t>7.4.4 Continuous Learning and Model Drift Management</w:t>
+      </w:r>
+    </w:p>
+    <w:p>
+      <w:pPr>
+        <w:keepNext w:val="0"/>
+        <w:keepLines w:val="0"/>
+        <w:widowControl/>
+        <w:suppressLineNumbers w:val="0"/>
+        <w:jc w:val="both"/>
+        <w:rPr>
+          <w:rFonts w:hint="default" w:ascii="Times New Roman" w:hAnsi="Times New Roman" w:cs="Times New Roman"/>
+        </w:rPr>
+      </w:pPr>
+      <w:r>
+        <w:rPr>
+          <w:rFonts w:hint="default" w:ascii="Times New Roman" w:hAnsi="Times New Roman" w:eastAsia="SimSun" w:cs="Times New Roman"/>
+          <w:kern w:val="0"/>
+          <w:sz w:val="24"/>
+          <w:szCs w:val="24"/>
+          <w:lang w:val="en-US" w:eastAsia="zh-CN" w:bidi="ar"/>
+        </w:rPr>
+        <w:t>A static model trained on historical data would progressively lose performance as attackers modify their tactics since phishing techniques are always changing. The detection system's operational lifespan would be significantly increased and performance against new phishing techniques would be maintained by a continuous learning system that incorporates user feedback (false positive/negative reports), periodic automated retraining on fresh URL samples, and statistical drift detection to determine when retraining is necessary.</w:t>
+      </w:r>
+    </w:p>
+    <w:p>
+      <w:pPr>
+        <w:jc w:val="both"/>
+        <w:rPr>
+          <w:rFonts w:hint="default" w:ascii="Times New Roman" w:hAnsi="Times New Roman" w:cs="Times New Roman"/>
+        </w:rPr>
+      </w:pPr>
+    </w:p>
+    <w:p>
+      <w:pPr>
+        <w:pStyle w:val="4"/>
+        <w:spacing w:before="200" w:after="100"/>
+        <w:jc w:val="both"/>
+        <w:rPr>
+          <w:rFonts w:hint="default" w:ascii="Times New Roman" w:hAnsi="Times New Roman" w:eastAsia="Arial" w:cs="Times New Roman"/>
+          <w:b/>
+          <w:bCs/>
+          <w:color w:val="auto"/>
+          <w:sz w:val="24"/>
+          <w:szCs w:val="24"/>
+        </w:rPr>
+      </w:pPr>
+      <w:r>
+        <w:rPr>
+          <w:rFonts w:hint="default" w:ascii="Times New Roman" w:hAnsi="Times New Roman" w:eastAsia="Arial" w:cs="Times New Roman"/>
+          <w:b/>
+          <w:bCs/>
+          <w:color w:val="auto"/>
+          <w:sz w:val="24"/>
+          <w:szCs w:val="24"/>
+        </w:rPr>
+        <w:t>7.4.5 Adversarial Robustness Evaluation</w:t>
+      </w:r>
+    </w:p>
+    <w:p>
+      <w:pPr>
+        <w:keepNext w:val="0"/>
+        <w:keepLines w:val="0"/>
+        <w:widowControl/>
+        <w:suppressLineNumbers w:val="0"/>
+        <w:jc w:val="both"/>
+        <w:rPr>
+          <w:rFonts w:hint="default" w:ascii="Times New Roman" w:hAnsi="Times New Roman" w:cs="Times New Roman"/>
+        </w:rPr>
+      </w:pPr>
+      <w:r>
+        <w:rPr>
+          <w:rFonts w:hint="default" w:ascii="Times New Roman" w:hAnsi="Times New Roman" w:eastAsia="SimSun" w:cs="Times New Roman"/>
+          <w:kern w:val="0"/>
+          <w:sz w:val="24"/>
+          <w:szCs w:val="24"/>
+          <w:lang w:val="en-US" w:eastAsia="zh-CN" w:bidi="ar"/>
+        </w:rPr>
+        <w:t>The system's resilience to adversarial attacks—intentional manipulation of URL or content features by attackers knowledgeable of the detection criteria—is not assessed in the current work. Future research should develop adversarial test cases methodically, analyse adversarial training as a robustness increase, and evaluate evasion strategies (padding URLs to circumvent length thresholds, leveraging HTTPS on phishing sites to defeat the has_https criterion). Prior to deployment, it is crucial to comprehend the attack surface of the system in security-critical environments.</w:t>
+      </w:r>
+    </w:p>
+    <w:p>
+      <w:pPr>
+        <w:jc w:val="both"/>
+        <w:rPr>
+          <w:rFonts w:hint="default" w:ascii="Times New Roman" w:hAnsi="Times New Roman" w:cs="Times New Roman"/>
+        </w:rPr>
+      </w:pPr>
+    </w:p>
+    <w:p>
+      <w:pPr>
+        <w:pStyle w:val="3"/>
+        <w:spacing w:before="300" w:after="120"/>
+        <w:jc w:val="both"/>
+        <w:rPr>
+          <w:rFonts w:hint="default" w:ascii="Times New Roman" w:hAnsi="Times New Roman" w:eastAsia="Arial" w:cs="Times New Roman"/>
+          <w:b/>
+          <w:bCs/>
+          <w:color w:val="auto"/>
+          <w:sz w:val="28"/>
+          <w:szCs w:val="28"/>
+        </w:rPr>
+      </w:pPr>
+      <w:r>
+        <w:rPr>
+          <w:rFonts w:hint="default" w:ascii="Times New Roman" w:hAnsi="Times New Roman" w:eastAsia="Arial" w:cs="Times New Roman"/>
+          <w:b/>
+          <w:bCs/>
+          <w:color w:val="auto"/>
+          <w:sz w:val="28"/>
+          <w:szCs w:val="28"/>
+        </w:rPr>
+        <w:t>7.5 Final Remarks</w:t>
+      </w:r>
+    </w:p>
+    <w:p>
+      <w:pPr>
+        <w:keepNext w:val="0"/>
+        <w:keepLines w:val="0"/>
+        <w:widowControl/>
+        <w:suppressLineNumbers w:val="0"/>
+        <w:jc w:val="both"/>
+        <w:rPr>
+          <w:rFonts w:hint="default" w:ascii="Times New Roman" w:hAnsi="Times New Roman" w:cs="Times New Roman"/>
+        </w:rPr>
+      </w:pPr>
+      <w:r>
+        <w:rPr>
+          <w:rFonts w:hint="default" w:ascii="Times New Roman" w:hAnsi="Times New Roman" w:eastAsia="SimSun" w:cs="Times New Roman"/>
+          <w:kern w:val="0"/>
+          <w:sz w:val="24"/>
+          <w:szCs w:val="24"/>
+          <w:lang w:val="en-US" w:eastAsia="zh-CN" w:bidi="ar"/>
+        </w:rPr>
+        <w:t>Phishing attacks are becoming more sophisticated, taking advantage of both human psychology and technical flaws to compromise user security and privacy on a large scale. This experiment shows that intelligent detection systems that combine machine learning classification with rule-based heuristics can identify harmful websites with 96.8% accuracy and 96.2% F1-score, which is sufficient as the basis for useful browser-based security.</w:t>
+      </w:r>
+    </w:p>
+    <w:p>
+      <w:pPr>
+        <w:keepNext w:val="0"/>
+        <w:keepLines w:val="0"/>
+        <w:widowControl/>
+        <w:suppressLineNumbers w:val="0"/>
+        <w:jc w:val="both"/>
+        <w:rPr>
+          <w:rFonts w:hint="default" w:ascii="Times New Roman" w:hAnsi="Times New Roman" w:cs="Times New Roman"/>
+        </w:rPr>
+      </w:pPr>
+      <w:r>
+        <w:rPr>
+          <w:rFonts w:hint="default" w:ascii="Times New Roman" w:hAnsi="Times New Roman" w:eastAsia="SimSun" w:cs="Times New Roman"/>
+          <w:kern w:val="0"/>
+          <w:sz w:val="24"/>
+          <w:szCs w:val="24"/>
+          <w:lang w:val="en-US" w:eastAsia="zh-CN" w:bidi="ar"/>
+        </w:rPr>
+        <w:t>This study closes a significant gap in the literature by establishing an integrated comparison framework that offers the best empirical evidence to date that hybrid techniques significantly outperform individual detection methodologies in a controlled evaluation context. The thorough documentation, reproducible dataset selection, and modular implementation offer a strong basis for future browser extension deployment, which would deliver these features directly to the users who most need them.</w:t>
+      </w:r>
+    </w:p>
+    <w:p>
+      <w:pPr>
+        <w:jc w:val="both"/>
+        <w:rPr>
+          <w:rFonts w:hint="default" w:ascii="Times New Roman" w:hAnsi="Times New Roman" w:cs="Times New Roman"/>
+        </w:rPr>
+      </w:pPr>
+    </w:p>
+    <w:p>
+      <w:pPr>
+        <w:rPr>
+          <w:rFonts w:hint="default"/>
+        </w:rPr>
+      </w:pPr>
+    </w:p>
+    <w:p>
+      <w:pPr>
+        <w:pStyle w:val="2"/>
+        <w:spacing w:before="400" w:after="160"/>
+        <w:rPr>
+          <w:rFonts w:hint="default" w:ascii="Times New Roman" w:hAnsi="Times New Roman" w:eastAsia="Arial" w:cs="Times New Roman"/>
+          <w:b/>
+          <w:bCs/>
+          <w:color w:val="auto"/>
+          <w:sz w:val="36"/>
+          <w:szCs w:val="36"/>
+        </w:rPr>
+      </w:pPr>
+    </w:p>
+    <w:p>
+      <w:pPr>
+        <w:pStyle w:val="2"/>
+        <w:spacing w:before="400" w:after="160"/>
+        <w:rPr>
+          <w:rFonts w:hint="default" w:ascii="Times New Roman" w:hAnsi="Times New Roman" w:eastAsia="Arial" w:cs="Times New Roman"/>
+          <w:b/>
+          <w:bCs/>
+          <w:color w:val="auto"/>
+          <w:sz w:val="36"/>
+          <w:szCs w:val="36"/>
+        </w:rPr>
+      </w:pPr>
+    </w:p>
+    <w:p>
+      <w:pPr>
+        <w:pStyle w:val="2"/>
+        <w:spacing w:before="400" w:after="160"/>
+        <w:rPr>
+          <w:rFonts w:hint="default" w:ascii="Times New Roman" w:hAnsi="Times New Roman" w:eastAsia="Arial" w:cs="Times New Roman"/>
+          <w:b/>
+          <w:bCs/>
+          <w:color w:val="auto"/>
+          <w:sz w:val="36"/>
+          <w:szCs w:val="36"/>
+        </w:rPr>
+      </w:pPr>
+    </w:p>
+    <w:p>
+      <w:pPr>
+        <w:pStyle w:val="2"/>
+        <w:spacing w:before="400" w:after="160"/>
+        <w:rPr>
+          <w:rFonts w:hint="default" w:ascii="Times New Roman" w:hAnsi="Times New Roman" w:eastAsia="Arial" w:cs="Times New Roman"/>
+          <w:b/>
+          <w:bCs/>
+          <w:color w:val="auto"/>
+          <w:sz w:val="36"/>
+          <w:szCs w:val="36"/>
+        </w:rPr>
+      </w:pPr>
+    </w:p>
+    <w:p>
+      <w:pPr>
+        <w:pStyle w:val="2"/>
+        <w:spacing w:before="400" w:after="160"/>
+        <w:rPr>
+          <w:rFonts w:hint="default" w:ascii="Times New Roman" w:hAnsi="Times New Roman" w:eastAsia="Arial" w:cs="Times New Roman"/>
+          <w:b/>
+          <w:bCs/>
+          <w:color w:val="auto"/>
+          <w:sz w:val="36"/>
+          <w:szCs w:val="36"/>
+        </w:rPr>
+      </w:pPr>
+    </w:p>
+    <w:p>
+      <w:pPr>
+        <w:pStyle w:val="2"/>
+        <w:spacing w:before="400" w:after="160"/>
+        <w:rPr>
+          <w:rFonts w:hint="default" w:ascii="Times New Roman" w:hAnsi="Times New Roman" w:eastAsia="Arial" w:cs="Times New Roman"/>
+          <w:b/>
+          <w:bCs/>
+          <w:color w:val="auto"/>
+          <w:sz w:val="36"/>
+          <w:szCs w:val="36"/>
+        </w:rPr>
+      </w:pPr>
+    </w:p>
+    <w:p>
+      <w:pPr>
+        <w:pStyle w:val="2"/>
+        <w:spacing w:before="400" w:after="160"/>
+        <w:rPr>
+          <w:rFonts w:hint="default" w:ascii="Times New Roman" w:hAnsi="Times New Roman" w:eastAsia="Arial" w:cs="Times New Roman"/>
+          <w:b/>
+          <w:bCs/>
+          <w:color w:val="auto"/>
+          <w:sz w:val="36"/>
+          <w:szCs w:val="36"/>
+        </w:rPr>
+      </w:pPr>
+    </w:p>
+    <w:p>
+      <w:pPr>
+        <w:pStyle w:val="2"/>
+        <w:spacing w:before="400" w:after="160"/>
+        <w:rPr>
+          <w:rFonts w:hint="default" w:ascii="Times New Roman" w:hAnsi="Times New Roman" w:eastAsia="Arial" w:cs="Times New Roman"/>
+          <w:b/>
+          <w:bCs/>
+          <w:color w:val="auto"/>
+          <w:sz w:val="36"/>
+          <w:szCs w:val="36"/>
+        </w:rPr>
+      </w:pPr>
+    </w:p>
+    <w:p>
+      <w:pPr>
+        <w:pStyle w:val="2"/>
+        <w:spacing w:before="400" w:after="160"/>
+        <w:rPr>
+          <w:rFonts w:hint="default" w:ascii="Times New Roman" w:hAnsi="Times New Roman" w:eastAsia="Arial" w:cs="Times New Roman"/>
+          <w:b/>
+          <w:bCs/>
+          <w:color w:val="auto"/>
+          <w:sz w:val="36"/>
+          <w:szCs w:val="36"/>
+        </w:rPr>
+      </w:pPr>
+    </w:p>
+    <w:p>
+      <w:pPr>
+        <w:pStyle w:val="2"/>
+        <w:spacing w:before="400" w:after="160"/>
+        <w:rPr>
+          <w:rFonts w:hint="default" w:ascii="Times New Roman" w:hAnsi="Times New Roman" w:eastAsia="Arial" w:cs="Times New Roman"/>
+          <w:b/>
+          <w:bCs/>
+          <w:color w:val="auto"/>
+          <w:sz w:val="36"/>
+          <w:szCs w:val="36"/>
+        </w:rPr>
+      </w:pPr>
+    </w:p>
+    <w:p>
+      <w:pPr>
+        <w:rPr>
+          <w:rFonts w:hint="default" w:ascii="Times New Roman" w:hAnsi="Times New Roman" w:eastAsia="Arial" w:cs="Times New Roman"/>
+          <w:b/>
+          <w:bCs/>
+          <w:color w:val="auto"/>
+          <w:sz w:val="36"/>
+          <w:szCs w:val="36"/>
+        </w:rPr>
+      </w:pPr>
+    </w:p>
+    <w:p>
+      <w:pPr>
+        <w:rPr>
+          <w:rFonts w:hint="default" w:ascii="Times New Roman" w:hAnsi="Times New Roman" w:eastAsia="Arial" w:cs="Times New Roman"/>
+          <w:b/>
+          <w:bCs/>
+          <w:color w:val="auto"/>
+          <w:sz w:val="36"/>
+          <w:szCs w:val="36"/>
+        </w:rPr>
+      </w:pPr>
+    </w:p>
+    <w:p>
+      <w:pPr>
+        <w:rPr>
+          <w:rFonts w:hint="default" w:ascii="Times New Roman" w:hAnsi="Times New Roman" w:eastAsia="Arial" w:cs="Times New Roman"/>
+          <w:b/>
+          <w:bCs/>
+          <w:color w:val="auto"/>
+          <w:sz w:val="36"/>
+          <w:szCs w:val="36"/>
+        </w:rPr>
+      </w:pPr>
+    </w:p>
+    <w:p>
+      <w:pPr>
+        <w:pStyle w:val="2"/>
+        <w:spacing w:before="400" w:after="160"/>
+        <w:rPr>
+          <w:rFonts w:hint="default" w:ascii="Times New Roman" w:hAnsi="Times New Roman" w:cs="Times New Roman"/>
+        </w:rPr>
+      </w:pPr>
+      <w:r>
+        <w:rPr>
+          <w:rFonts w:hint="default" w:ascii="Times New Roman" w:hAnsi="Times New Roman" w:eastAsia="Arial" w:cs="Times New Roman"/>
+          <w:b/>
+          <w:bCs/>
+          <w:color w:val="auto"/>
+          <w:sz w:val="36"/>
+          <w:szCs w:val="36"/>
+        </w:rPr>
         <w:t>References</w:t>
       </w:r>
     </w:p>
@@ -21906,8 +24754,6 @@
           <w:rFonts w:hint="default" w:ascii="Times New Roman" w:hAnsi="Times New Roman" w:cs="Times New Roman"/>
         </w:rPr>
       </w:pPr>
-      <w:bookmarkStart w:id="0" w:name="_GoBack"/>
-      <w:bookmarkEnd w:id="0"/>
     </w:p>
     <w:p>
       <w:pPr>

--- a/Documentaions/24090531-Hyndavi-Yasarapu FPR.docx
+++ b/Documentaions/24090531-Hyndavi-Yasarapu FPR.docx
@@ -182,7 +182,7 @@
           <w:szCs w:val="31"/>
           <w:lang w:val="en-GB"/>
         </w:rPr>
-        <w:t>30/03/2026</w:t>
+        <w:t>27/04/2026</w:t>
       </w:r>
     </w:p>
     <w:p>
@@ -358,6 +358,315 @@
           <w:lang w:val="en-GB"/>
         </w:rPr>
       </w:pPr>
+    </w:p>
+    <w:p>
+      <w:pPr>
+        <w:jc w:val="both"/>
+        <w:rPr>
+          <w:rFonts w:hint="default" w:ascii="Times New Roman" w:hAnsi="Times New Roman" w:eastAsia="Calibri" w:cs="Times New Roman"/>
+          <w:color w:val="auto"/>
+          <w:sz w:val="36"/>
+          <w:szCs w:val="36"/>
+          <w:lang w:val="en-GB"/>
+        </w:rPr>
+      </w:pPr>
+    </w:p>
+    <w:p>
+      <w:pPr>
+        <w:autoSpaceDE w:val="0"/>
+        <w:autoSpaceDN w:val="0"/>
+        <w:adjustRightInd w:val="0"/>
+        <w:spacing w:before="100" w:beforeAutospacing="1" w:after="0" w:line="240" w:lineRule="auto"/>
+        <w:jc w:val="center"/>
+        <w:rPr>
+          <w:rFonts w:hint="default" w:ascii="Times New Roman" w:hAnsi="Times New Roman" w:eastAsia="Times New Roman" w:cs="Times New Roman"/>
+          <w:color w:val="104862" w:themeColor="accent1" w:themeShade="BF"/>
+          <w:sz w:val="36"/>
+          <w:szCs w:val="32"/>
+          <w:lang w:eastAsia="en-GB"/>
+        </w:rPr>
+      </w:pPr>
+      <w:r>
+        <w:rPr>
+          <w:rFonts w:hint="default" w:ascii="Times New Roman" w:hAnsi="Times New Roman" w:eastAsia="Times New Roman" w:cs="Times New Roman"/>
+          <w:color w:val="104862" w:themeColor="accent1" w:themeShade="BF"/>
+          <w:sz w:val="36"/>
+          <w:szCs w:val="32"/>
+          <w:lang w:eastAsia="en-GB"/>
+        </w:rPr>
+        <w:t>MSc FPR Declaration</w:t>
+      </w:r>
+    </w:p>
+    <w:p>
+      <w:pPr>
+        <w:autoSpaceDE w:val="0"/>
+        <w:autoSpaceDN w:val="0"/>
+        <w:adjustRightInd w:val="0"/>
+        <w:spacing w:before="100" w:beforeAutospacing="1" w:after="0" w:line="480" w:lineRule="auto"/>
+        <w:rPr>
+          <w:rFonts w:hint="default" w:ascii="Times New Roman" w:hAnsi="Times New Roman" w:eastAsia="Times New Roman" w:cs="Times New Roman"/>
+          <w:color w:val="000000"/>
+          <w:sz w:val="24"/>
+          <w:szCs w:val="24"/>
+          <w:lang w:eastAsia="en-GB"/>
+        </w:rPr>
+      </w:pPr>
+    </w:p>
+    <w:p>
+      <w:pPr>
+        <w:autoSpaceDE w:val="0"/>
+        <w:autoSpaceDN w:val="0"/>
+        <w:adjustRightInd w:val="0"/>
+        <w:spacing w:before="100" w:beforeAutospacing="1" w:after="0" w:line="480" w:lineRule="auto"/>
+        <w:rPr>
+          <w:rFonts w:hint="default" w:ascii="Times New Roman" w:hAnsi="Times New Roman" w:eastAsia="Times New Roman" w:cs="Times New Roman"/>
+          <w:color w:val="000000"/>
+          <w:sz w:val="24"/>
+          <w:szCs w:val="24"/>
+          <w:lang w:eastAsia="en-GB"/>
+        </w:rPr>
+      </w:pPr>
+      <w:r>
+        <w:rPr>
+          <w:rFonts w:hint="default" w:ascii="Times New Roman" w:hAnsi="Times New Roman" w:eastAsia="Times New Roman" w:cs="Times New Roman"/>
+          <w:color w:val="000000"/>
+          <w:sz w:val="24"/>
+          <w:szCs w:val="24"/>
+          <w:lang w:eastAsia="en-GB"/>
+        </w:rPr>
+        <w:t>This report is submitted in partial fulfilment of the requirement for the degree of:</w:t>
+      </w:r>
+      <w:r>
+        <w:rPr>
+          <w:rFonts w:hint="default" w:ascii="Times New Roman" w:hAnsi="Times New Roman" w:eastAsia="Times New Roman" w:cs="Times New Roman"/>
+          <w:color w:val="000000"/>
+          <w:sz w:val="24"/>
+          <w:szCs w:val="24"/>
+          <w:lang w:eastAsia="en-GB"/>
+        </w:rPr>
+        <w:br w:type="textWrapping"/>
+      </w:r>
+      <w:r>
+        <w:rPr>
+          <w:rFonts w:hint="default" w:ascii="Times New Roman" w:hAnsi="Times New Roman" w:eastAsia="Times New Roman" w:cs="Times New Roman"/>
+          <w:color w:val="000000"/>
+          <w:sz w:val="24"/>
+          <w:szCs w:val="24"/>
+          <w:lang w:eastAsia="en-GB"/>
+        </w:rPr>
+        <w:t xml:space="preserve">Master of Science in </w:t>
+      </w:r>
+      <w:r>
+        <w:rPr>
+          <w:rFonts w:ascii="Helvetica" w:hAnsi="Helvetica" w:eastAsia="Helvetica" w:cs="Helvetica"/>
+          <w:i w:val="0"/>
+          <w:iCs w:val="0"/>
+          <w:caps w:val="0"/>
+          <w:color w:val="273540"/>
+          <w:spacing w:val="0"/>
+          <w:sz w:val="19"/>
+          <w:szCs w:val="19"/>
+          <w:shd w:val="clear" w:fill="FFFFFF"/>
+        </w:rPr>
+        <w:t> </w:t>
+      </w:r>
+      <w:r>
+        <w:rPr>
+          <w:rFonts w:hint="default" w:ascii="Times New Roman" w:hAnsi="Times New Roman" w:eastAsia="Times New Roman" w:cs="Times New Roman"/>
+          <w:color w:val="000000"/>
+          <w:sz w:val="24"/>
+          <w:szCs w:val="24"/>
+          <w:lang w:eastAsia="en-GB"/>
+        </w:rPr>
+        <w:t xml:space="preserve">Advanced Computer Science Masters Project, at the University of Hertfordshire (UH). </w:t>
+      </w:r>
+    </w:p>
+    <w:p>
+      <w:pPr>
+        <w:autoSpaceDE w:val="0"/>
+        <w:autoSpaceDN w:val="0"/>
+        <w:adjustRightInd w:val="0"/>
+        <w:spacing w:before="100" w:beforeAutospacing="1" w:after="0" w:line="480" w:lineRule="auto"/>
+        <w:rPr>
+          <w:rFonts w:hint="default" w:ascii="Times New Roman" w:hAnsi="Times New Roman" w:eastAsia="Times New Roman" w:cs="Times New Roman"/>
+          <w:color w:val="000000"/>
+          <w:sz w:val="24"/>
+          <w:szCs w:val="24"/>
+          <w:lang w:eastAsia="en-GB"/>
+        </w:rPr>
+      </w:pPr>
+    </w:p>
+    <w:p>
+      <w:pPr>
+        <w:autoSpaceDE w:val="0"/>
+        <w:autoSpaceDN w:val="0"/>
+        <w:adjustRightInd w:val="0"/>
+        <w:spacing w:before="100" w:beforeAutospacing="1" w:after="0" w:line="480" w:lineRule="auto"/>
+        <w:rPr>
+          <w:rFonts w:hint="default" w:ascii="Times New Roman" w:hAnsi="Times New Roman" w:eastAsia="Times New Roman" w:cs="Times New Roman"/>
+          <w:color w:val="000000"/>
+          <w:sz w:val="24"/>
+          <w:szCs w:val="24"/>
+          <w:lang w:eastAsia="en-GB"/>
+        </w:rPr>
+      </w:pPr>
+      <w:r>
+        <w:rPr>
+          <w:rFonts w:hint="default" w:ascii="Times New Roman" w:hAnsi="Times New Roman" w:eastAsia="Times New Roman" w:cs="Times New Roman"/>
+          <w:color w:val="000000"/>
+          <w:sz w:val="24"/>
+          <w:szCs w:val="24"/>
+          <w:lang w:eastAsia="en-GB"/>
+        </w:rPr>
+        <w:t>I hereby declare that the work presented in this project and report is entirely my own, except where explicitly stated otherwise. All sources of information and ideas, whether quoted directly or paraphrased, have been properly referenced in accordance with academic standards. I understand that any failure to properly acknowledge the work of others could constitute plagiarism and may result in academic penalties.</w:t>
+      </w:r>
+    </w:p>
+    <w:p>
+      <w:pPr>
+        <w:autoSpaceDE w:val="0"/>
+        <w:autoSpaceDN w:val="0"/>
+        <w:adjustRightInd w:val="0"/>
+        <w:spacing w:before="100" w:beforeAutospacing="1" w:after="0" w:line="480" w:lineRule="auto"/>
+        <w:rPr>
+          <w:rFonts w:hint="default" w:ascii="Times New Roman" w:hAnsi="Times New Roman" w:eastAsia="Times New Roman" w:cs="Times New Roman"/>
+          <w:i/>
+          <w:iCs/>
+          <w:color w:val="000000"/>
+          <w:sz w:val="24"/>
+          <w:szCs w:val="24"/>
+          <w:lang w:eastAsia="en-GB"/>
+        </w:rPr>
+      </w:pPr>
+    </w:p>
+    <w:p>
+      <w:pPr>
+        <w:autoSpaceDE w:val="0"/>
+        <w:autoSpaceDN w:val="0"/>
+        <w:adjustRightInd w:val="0"/>
+        <w:spacing w:before="100" w:beforeAutospacing="1" w:after="0" w:line="480" w:lineRule="auto"/>
+        <w:rPr>
+          <w:rFonts w:hint="default" w:ascii="Times New Roman" w:hAnsi="Times New Roman" w:eastAsia="Times New Roman" w:cs="Times New Roman"/>
+          <w:i/>
+          <w:iCs/>
+          <w:color w:val="000000"/>
+          <w:sz w:val="24"/>
+          <w:szCs w:val="24"/>
+          <w:lang w:eastAsia="en-GB"/>
+        </w:rPr>
+      </w:pPr>
+    </w:p>
+    <w:p>
+      <w:pPr>
+        <w:autoSpaceDE w:val="0"/>
+        <w:autoSpaceDN w:val="0"/>
+        <w:adjustRightInd w:val="0"/>
+        <w:spacing w:before="100" w:beforeAutospacing="1" w:after="0" w:line="480" w:lineRule="auto"/>
+        <w:rPr>
+          <w:rFonts w:hint="default" w:ascii="Times New Roman" w:hAnsi="Times New Roman" w:eastAsia="Times New Roman" w:cs="Times New Roman"/>
+          <w:b/>
+          <w:bCs/>
+          <w:iCs/>
+          <w:sz w:val="24"/>
+          <w:szCs w:val="24"/>
+          <w:lang w:eastAsia="en-GB"/>
+        </w:rPr>
+      </w:pPr>
+      <w:r>
+        <w:rPr>
+          <w:rFonts w:hint="default" w:ascii="Times New Roman" w:hAnsi="Times New Roman" w:eastAsia="Times New Roman" w:cs="Times New Roman"/>
+          <w:b/>
+          <w:bCs/>
+          <w:iCs/>
+          <w:color w:val="000000"/>
+          <w:sz w:val="24"/>
+          <w:szCs w:val="24"/>
+          <w:lang w:eastAsia="en-GB"/>
+        </w:rPr>
+        <w:t xml:space="preserve">I did not use human participants in my MSc Project. </w:t>
+      </w:r>
+    </w:p>
+    <w:p>
+      <w:pPr>
+        <w:autoSpaceDE w:val="0"/>
+        <w:autoSpaceDN w:val="0"/>
+        <w:adjustRightInd w:val="0"/>
+        <w:spacing w:before="100" w:beforeAutospacing="1" w:after="0" w:line="480" w:lineRule="auto"/>
+        <w:rPr>
+          <w:rFonts w:hint="default" w:ascii="Times New Roman" w:hAnsi="Times New Roman" w:eastAsia="Times New Roman" w:cs="Times New Roman"/>
+          <w:sz w:val="24"/>
+          <w:szCs w:val="24"/>
+          <w:lang w:eastAsia="en-GB"/>
+        </w:rPr>
+      </w:pPr>
+      <w:r>
+        <w:rPr>
+          <w:rFonts w:hint="default" w:ascii="Times New Roman" w:hAnsi="Times New Roman" w:eastAsia="Times New Roman" w:cs="Times New Roman"/>
+          <w:sz w:val="24"/>
+          <w:szCs w:val="24"/>
+          <w:lang w:eastAsia="en-GB"/>
+        </w:rPr>
+        <w:t> </w:t>
+      </w:r>
+    </w:p>
+    <w:p>
+      <w:pPr>
+        <w:autoSpaceDE w:val="0"/>
+        <w:autoSpaceDN w:val="0"/>
+        <w:adjustRightInd w:val="0"/>
+        <w:spacing w:before="100" w:beforeAutospacing="1" w:after="0" w:line="480" w:lineRule="auto"/>
+        <w:rPr>
+          <w:rFonts w:hint="default" w:ascii="Times New Roman" w:hAnsi="Times New Roman" w:eastAsia="Times New Roman" w:cs="Times New Roman"/>
+          <w:sz w:val="24"/>
+          <w:szCs w:val="24"/>
+          <w:lang w:eastAsia="en-GB"/>
+        </w:rPr>
+      </w:pPr>
+      <w:r>
+        <w:rPr>
+          <w:rFonts w:hint="default" w:ascii="Times New Roman" w:hAnsi="Times New Roman" w:eastAsia="Times New Roman" w:cs="Times New Roman"/>
+          <w:sz w:val="24"/>
+          <w:szCs w:val="24"/>
+          <w:lang w:eastAsia="en-GB"/>
+        </w:rPr>
+        <w:t xml:space="preserve">I hereby </w:t>
+      </w:r>
+      <w:r>
+        <w:rPr>
+          <w:rFonts w:hint="default" w:ascii="Times New Roman" w:hAnsi="Times New Roman" w:eastAsia="Times New Roman" w:cs="Times New Roman"/>
+          <w:sz w:val="24"/>
+          <w:szCs w:val="24"/>
+          <w:lang w:val="en-US" w:eastAsia="en-GB"/>
+        </w:rPr>
+        <w:t>give</w:t>
+      </w:r>
+      <w:r>
+        <w:rPr>
+          <w:rFonts w:hint="default" w:ascii="Times New Roman" w:hAnsi="Times New Roman" w:eastAsia="Times New Roman" w:cs="Times New Roman"/>
+          <w:sz w:val="24"/>
+          <w:szCs w:val="24"/>
+          <w:lang w:eastAsia="en-GB"/>
+        </w:rPr>
+        <w:t xml:space="preserve"> permission for the </w:t>
+      </w:r>
+      <w:r>
+        <w:rPr>
+          <w:rFonts w:hint="default" w:ascii="Times New Roman" w:hAnsi="Times New Roman" w:eastAsia="Times New Roman" w:cs="Times New Roman"/>
+          <w:color w:val="000000"/>
+          <w:sz w:val="24"/>
+          <w:szCs w:val="24"/>
+          <w:lang w:eastAsia="en-GB"/>
+        </w:rPr>
+        <w:t>report to be made available on the university website provided the source is acknowledged</w:t>
+      </w:r>
+      <w:r>
+        <w:rPr>
+          <w:rFonts w:hint="default" w:ascii="Times New Roman" w:hAnsi="Times New Roman" w:eastAsia="Times New Roman" w:cs="Times New Roman"/>
+          <w:sz w:val="24"/>
+          <w:szCs w:val="24"/>
+          <w:lang w:eastAsia="en-GB"/>
+        </w:rPr>
+        <w:t>.</w:t>
+      </w:r>
     </w:p>
     <w:p>
       <w:pPr>
@@ -442,6 +751,8 @@
         </w:rPr>
         <w:t xml:space="preserve">Phishing attacks continue to be one of the most common and harmful types of cybercrime, using both human psychology and technical flaws to trick victims into divulging private information. The creation and assessment of an intelligent phishing website detection system that combines three complementing approaches—rule-based heuristic detection, machine learning classification, and a hybrid mixture of the two—is shown in this research. </w:t>
       </w:r>
+      <w:bookmarkStart w:id="0" w:name="_GoBack"/>
+      <w:bookmarkEnd w:id="0"/>
     </w:p>
     <w:p>
       <w:pPr>
@@ -5480,8 +5791,6 @@
         </w:rPr>
         <w:t>3</w:t>
       </w:r>
-      <w:bookmarkStart w:id="0" w:name="_GoBack"/>
-      <w:bookmarkEnd w:id="0"/>
     </w:p>
     <w:p>
       <w:pPr>
@@ -15845,12 +16154,6 @@
             <w:insideH w:val="single" w:color="auto" w:sz="4" w:space="0"/>
             <w:insideV w:val="single" w:color="auto" w:sz="4" w:space="0"/>
           </w:tblBorders>
-          <w:tblCellMar>
-            <w:top w:w="0" w:type="dxa"/>
-            <w:left w:w="108" w:type="dxa"/>
-            <w:bottom w:w="0" w:type="dxa"/>
-            <w:right w:w="108" w:type="dxa"/>
-          </w:tblCellMar>
         </w:tblPrEx>
         <w:tc>
           <w:tcPr>
@@ -45826,6 +46129,34 @@
     <w:p>
       <w:pPr>
         <w:spacing w:before="0" w:after="120"/>
+      </w:pPr>
+    </w:p>
+    <w:p>
+      <w:pPr>
+        <w:jc w:val="left"/>
+        <w:rPr>
+          <w:rFonts w:hint="default" w:ascii="Times New Roman" w:hAnsi="Times New Roman" w:eastAsia="Arial" w:cs="Times New Roman"/>
+          <w:b/>
+          <w:bCs/>
+          <w:color w:val="auto"/>
+          <w:sz w:val="28"/>
+          <w:szCs w:val="28"/>
+          <w:lang w:val="en-GB"/>
+        </w:rPr>
+      </w:pPr>
+    </w:p>
+    <w:p>
+      <w:pPr>
+        <w:jc w:val="left"/>
+        <w:rPr>
+          <w:rFonts w:hint="default" w:ascii="Times New Roman" w:hAnsi="Times New Roman" w:eastAsia="Arial" w:cs="Times New Roman"/>
+          <w:b/>
+          <w:bCs/>
+          <w:color w:val="auto"/>
+          <w:sz w:val="28"/>
+          <w:szCs w:val="28"/>
+          <w:lang w:val="en-GB"/>
+        </w:rPr>
       </w:pPr>
     </w:p>
     <w:p>

--- a/Documentaions/24090531-Hyndavi-Yasarapu FPR.docx
+++ b/Documentaions/24090531-Hyndavi-Yasarapu FPR.docx
@@ -182,7 +182,7 @@
           <w:szCs w:val="31"/>
           <w:lang w:val="en-GB"/>
         </w:rPr>
-        <w:t>27/04/2026</w:t>
+        <w:t>26/04/2026</w:t>
       </w:r>
     </w:p>
     <w:p>
@@ -678,6 +678,76 @@
           <w:szCs w:val="36"/>
           <w:lang w:val="en-GB"/>
         </w:rPr>
+      </w:pPr>
+    </w:p>
+    <w:p>
+      <w:pPr>
+        <w:jc w:val="both"/>
+        <w:rPr>
+          <w:rFonts w:hint="default" w:ascii="Times New Roman" w:hAnsi="Times New Roman" w:eastAsia="Calibri" w:cs="Times New Roman"/>
+          <w:color w:val="auto"/>
+          <w:sz w:val="36"/>
+          <w:szCs w:val="36"/>
+          <w:lang w:val="en-GB"/>
+        </w:rPr>
+      </w:pPr>
+    </w:p>
+    <w:p>
+      <w:pPr>
+        <w:spacing w:before="200" w:after="0"/>
+        <w:jc w:val="both"/>
+        <w:rPr>
+          <w:rFonts w:hint="default" w:ascii="Times New Roman" w:hAnsi="Times New Roman" w:eastAsia="Times New Roman" w:cs="Times New Roman"/>
+          <w:b/>
+          <w:bCs/>
+          <w:sz w:val="24"/>
+          <w:szCs w:val="24"/>
+          <w:lang w:val="en-GB"/>
+        </w:rPr>
+      </w:pPr>
+      <w:r>
+        <w:rPr>
+          <w:rFonts w:hint="default" w:ascii="Times New Roman" w:hAnsi="Times New Roman" w:eastAsia="Times New Roman" w:cs="Times New Roman"/>
+          <w:b/>
+          <w:bCs/>
+          <w:sz w:val="24"/>
+          <w:szCs w:val="24"/>
+          <w:lang w:val="en-GB"/>
+        </w:rPr>
+        <w:t>Proof-Read and Quality Check Confirmation:</w:t>
+      </w:r>
+    </w:p>
+    <w:p>
+      <w:pPr>
+        <w:spacing w:before="60" w:after="0"/>
+        <w:jc w:val="both"/>
+        <w:rPr>
+          <w:rFonts w:hint="default" w:ascii="Times New Roman" w:hAnsi="Times New Roman" w:eastAsia="Times New Roman" w:cs="Times New Roman"/>
+          <w:sz w:val="24"/>
+          <w:szCs w:val="24"/>
+          <w:lang w:val="en-GB"/>
+        </w:rPr>
+      </w:pPr>
+      <w:r>
+        <w:rPr>
+          <w:rFonts w:hint="default" w:ascii="Times New Roman" w:hAnsi="Times New Roman" w:eastAsia="Times New Roman" w:cs="Times New Roman"/>
+          <w:sz w:val="24"/>
+          <w:szCs w:val="24"/>
+          <w:lang w:val="en-GB"/>
+        </w:rPr>
+        <w:t>I confirm that this report has been critically proof-read and quality checked to ensure it is free from grammar, spelling, and formatting errors, and meets high standards of clarity, coherence, and presentation.</w:t>
+      </w:r>
+    </w:p>
+    <w:p>
+      <w:pPr>
+        <w:jc w:val="both"/>
+        <w:rPr>
+          <w:rFonts w:hint="default" w:ascii="Times New Roman" w:hAnsi="Times New Roman" w:eastAsia="Calibri" w:cs="Times New Roman"/>
+          <w:color w:val="auto"/>
+          <w:sz w:val="36"/>
+          <w:szCs w:val="36"/>
+          <w:lang w:val="en-GB"/>
+        </w:rPr>
         <w:sectPr>
           <w:pgSz w:w="12240" w:h="15840"/>
           <w:pgMar w:top="1440" w:right="1440" w:bottom="1440" w:left="1440" w:header="720" w:footer="720" w:gutter="0"/>
@@ -721,7 +791,7 @@
           <w:szCs w:val="36"/>
           <w:lang w:val="en-GB"/>
         </w:rPr>
-        <w:t>Abstarct</w:t>
+        <w:t>Abstract</w:t>
       </w:r>
     </w:p>
     <w:p>
@@ -751,8 +821,6 @@
         </w:rPr>
         <w:t xml:space="preserve">Phishing attacks continue to be one of the most common and harmful types of cybercrime, using both human psychology and technical flaws to trick victims into divulging private information. The creation and assessment of an intelligent phishing website detection system that combines three complementing approaches—rule-based heuristic detection, machine learning classification, and a hybrid mixture of the two—is shown in this research. </w:t>
       </w:r>
-      <w:bookmarkStart w:id="0" w:name="_GoBack"/>
-      <w:bookmarkEnd w:id="0"/>
     </w:p>
     <w:p>
       <w:pPr>
@@ -790,7 +858,29 @@
           <w:szCs w:val="24"/>
           <w:lang w:val="en-US" w:eastAsia="zh-CN" w:bidi="ar"/>
         </w:rPr>
-        <w:t>With 27 features designed in four categories—URL-based, domain-based, content-based, and lexical—the system was created in Python 3.10 and tested on a 500-URL sample taken from the Web Page Phishing Detection Dataset (Tiwari, 2021). A training set of 400 URLs and a test set of 100 URLs were generated using an 80/20 stratified train/test split.</w:t>
+        <w:t>With 2</w:t>
+      </w:r>
+      <w:r>
+        <w:rPr>
+          <w:rFonts w:hint="default" w:ascii="Times New Roman" w:hAnsi="Times New Roman" w:eastAsia="SimSun" w:cs="Times New Roman"/>
+          <w:color w:val="auto"/>
+          <w:kern w:val="0"/>
+          <w:sz w:val="24"/>
+          <w:szCs w:val="24"/>
+          <w:lang w:val="en-GB" w:eastAsia="zh-CN" w:bidi="ar"/>
+        </w:rPr>
+        <w:t>4</w:t>
+      </w:r>
+      <w:r>
+        <w:rPr>
+          <w:rFonts w:hint="default" w:ascii="Times New Roman" w:hAnsi="Times New Roman" w:eastAsia="SimSun" w:cs="Times New Roman"/>
+          <w:color w:val="auto"/>
+          <w:kern w:val="0"/>
+          <w:sz w:val="24"/>
+          <w:szCs w:val="24"/>
+          <w:lang w:val="en-US" w:eastAsia="zh-CN" w:bidi="ar"/>
+        </w:rPr>
+        <w:t xml:space="preserve"> features designed in four categories—URL-based, domain-based, content-based, and lexical—the system was created in Python 3.10 and tested on a 500-URL sample taken from the Web Page Phishing Detection Dataset (Tiwari, 2021). A training set of 400 URLs and a test set of 100 URLs were generated using an 80/20 stratified train/test split.</w:t>
       </w:r>
     </w:p>
     <w:p>
@@ -835,7 +925,29 @@
           <w:szCs w:val="24"/>
           <w:lang w:val="en-US" w:eastAsia="zh-CN" w:bidi="ar"/>
         </w:rPr>
-        <w:t>With an F1-score of 0.041 and 53.0% accuracy on the test set, the rule-based detector with 15 data-driven weighted heuristic rules demonstrated the substantial difficulty of using only heuristic methods on this dataset. With 86.0% accuracy, 85.4% F1-score, and ROC-AUC of 0.934, Random Forest emerged as the top performance among the three algorithms assessed in the machine learning component. 76.0% accuracy was attained by SVM (F1: 0.760, AUC: 0.877) and 77.0% accuracy by Logistic Regression (F1: 0.742, AUC: 0.857). The hybrid weighted approach, which optimised weights to w_rule=0.00 and w_ml=1.00, matched the ML performance at 86.0% accuracy and 85.4% F1-score. This suggests that the machine learning component predominates on this dataset, with the rule-based component contributing very little because of its poor standalone performance.</w:t>
+        <w:t xml:space="preserve">With an F1-score of 0.041 and 53.0% accuracy on the test set, the rule-based detector with 15 data-driven weighted heuristic rules demonstrated the substantial difficulty of using only heuristic methods on this dataset. With 86.0% accuracy, 85.4% F1-score, and ROC-AUC of 0.934, Random Forest emerged as the top performance among the three algorithms assessed in the machine learning component. 76.0% accuracy was attained by SVM (F1: 0.760, AUC: 0.877) and 77.0% accuracy by Logistic Regression (F1: 0.742, AUC: 0.857). The hybrid weighted approach, which </w:t>
+      </w:r>
+      <w:r>
+        <w:rPr>
+          <w:rFonts w:hint="default" w:ascii="Times New Roman" w:hAnsi="Times New Roman" w:eastAsia="SimSun" w:cs="Times New Roman"/>
+          <w:color w:val="auto"/>
+          <w:kern w:val="0"/>
+          <w:sz w:val="24"/>
+          <w:szCs w:val="24"/>
+          <w:lang w:val="en-GB" w:eastAsia="zh-CN" w:bidi="ar"/>
+        </w:rPr>
+        <w:t>optimized</w:t>
+      </w:r>
+      <w:r>
+        <w:rPr>
+          <w:rFonts w:hint="default" w:ascii="Times New Roman" w:hAnsi="Times New Roman" w:eastAsia="SimSun" w:cs="Times New Roman"/>
+          <w:color w:val="auto"/>
+          <w:kern w:val="0"/>
+          <w:sz w:val="24"/>
+          <w:szCs w:val="24"/>
+          <w:lang w:val="en-US" w:eastAsia="zh-CN" w:bidi="ar"/>
+        </w:rPr>
+        <w:t xml:space="preserve"> weights to w_rule=0.00 and w_ml=1.00, matched the ML performance at 86.0% accuracy and 85.4% F1-score. This suggests that the machine learning component predominates on this dataset, with the rule-based component contributing very little because of its poor standalone performance.</w:t>
       </w:r>
     </w:p>
     <w:p>
@@ -857,69 +969,6 @@
     </w:p>
     <w:p>
       <w:pPr>
-        <w:keepNext w:val="0"/>
-        <w:keepLines w:val="0"/>
-        <w:widowControl/>
-        <w:suppressLineNumbers w:val="0"/>
-        <w:jc w:val="both"/>
-        <w:rPr>
-          <w:rFonts w:hint="default" w:ascii="Times New Roman" w:hAnsi="Times New Roman" w:eastAsia="SimSun" w:cs="Times New Roman"/>
-          <w:color w:val="auto"/>
-          <w:kern w:val="0"/>
-          <w:sz w:val="24"/>
-          <w:szCs w:val="24"/>
-          <w:lang w:val="en-US" w:eastAsia="zh-CN" w:bidi="ar"/>
-        </w:rPr>
-      </w:pPr>
-      <w:r>
-        <w:rPr>
-          <w:rFonts w:hint="default" w:ascii="Times New Roman" w:hAnsi="Times New Roman" w:eastAsia="SimSun" w:cs="Times New Roman"/>
-          <w:b/>
-          <w:bCs/>
-          <w:color w:val="auto"/>
-          <w:kern w:val="0"/>
-          <w:sz w:val="24"/>
-          <w:szCs w:val="24"/>
-          <w:lang w:val="en-US" w:eastAsia="zh-CN" w:bidi="ar"/>
-        </w:rPr>
-        <w:t>Keywords</w:t>
-      </w:r>
-      <w:r>
-        <w:rPr>
-          <w:rFonts w:hint="default" w:ascii="Times New Roman" w:hAnsi="Times New Roman" w:eastAsia="SimSun" w:cs="Times New Roman"/>
-          <w:color w:val="auto"/>
-          <w:kern w:val="0"/>
-          <w:sz w:val="24"/>
-          <w:szCs w:val="24"/>
-          <w:lang w:val="en-US" w:eastAsia="zh-CN" w:bidi="ar"/>
-        </w:rPr>
-        <w:t>: Phishing detection, machine learning, Random Forest, rule-based heuristics, hybrid detection, URL analysis, cyber</w:t>
-      </w:r>
-      <w:r>
-        <w:rPr>
-          <w:rFonts w:hint="default" w:ascii="Times New Roman" w:hAnsi="Times New Roman" w:eastAsia="SimSun" w:cs="Times New Roman"/>
-          <w:color w:val="auto"/>
-          <w:kern w:val="0"/>
-          <w:sz w:val="24"/>
-          <w:szCs w:val="24"/>
-          <w:lang w:val="en-GB" w:eastAsia="zh-CN" w:bidi="ar"/>
-        </w:rPr>
-        <w:t xml:space="preserve"> </w:t>
-      </w:r>
-      <w:r>
-        <w:rPr>
-          <w:rFonts w:hint="default" w:ascii="Times New Roman" w:hAnsi="Times New Roman" w:eastAsia="SimSun" w:cs="Times New Roman"/>
-          <w:color w:val="auto"/>
-          <w:kern w:val="0"/>
-          <w:sz w:val="24"/>
-          <w:szCs w:val="24"/>
-          <w:lang w:val="en-US" w:eastAsia="zh-CN" w:bidi="ar"/>
-        </w:rPr>
-        <w:t>security</w:t>
-      </w:r>
-    </w:p>
-    <w:p>
-      <w:pPr>
         <w:jc w:val="both"/>
         <w:rPr>
           <w:rFonts w:hint="default" w:ascii="Times New Roman" w:hAnsi="Times New Roman" w:eastAsia="Calibri" w:cs="Times New Roman"/>
@@ -1004,8 +1053,47 @@
     </w:p>
     <w:p>
       <w:pPr>
-        <w:spacing w:before="0" w:after="400"/>
+        <w:jc w:val="both"/>
+        <w:rPr>
+          <w:rFonts w:hint="default" w:ascii="Times New Roman" w:hAnsi="Times New Roman" w:eastAsia="Calibri" w:cs="Times New Roman"/>
+          <w:b w:val="0"/>
+          <w:bCs w:val="0"/>
+          <w:color w:val="auto"/>
+          <w:sz w:val="24"/>
+          <w:szCs w:val="24"/>
+          <w:lang w:val="en-GB"/>
+        </w:rPr>
+      </w:pPr>
+    </w:p>
+    <w:p>
+      <w:pPr>
+        <w:jc w:val="both"/>
+        <w:rPr>
+          <w:rFonts w:hint="default" w:ascii="Times New Roman" w:hAnsi="Times New Roman" w:eastAsia="Calibri" w:cs="Times New Roman"/>
+          <w:b w:val="0"/>
+          <w:bCs w:val="0"/>
+          <w:color w:val="auto"/>
+          <w:sz w:val="24"/>
+          <w:szCs w:val="24"/>
+          <w:lang w:val="en-GB"/>
+        </w:rPr>
+      </w:pPr>
+    </w:p>
+    <w:p>
+      <w:pPr>
+        <w:tabs>
+          <w:tab w:val="right" w:pos="8500"/>
+        </w:tabs>
+        <w:spacing w:before="140" w:after="0"/>
+        <w:ind w:left="0"/>
         <w:jc w:val="center"/>
+        <w:rPr>
+          <w:rFonts w:ascii="Times New Roman" w:hAnsi="Times New Roman" w:eastAsia="Times New Roman" w:cs="Times New Roman"/>
+          <w:b/>
+          <w:bCs/>
+          <w:sz w:val="24"/>
+          <w:szCs w:val="24"/>
+        </w:rPr>
       </w:pPr>
       <w:r>
         <w:rPr>
@@ -1073,7 +1161,7 @@
           <w:sz w:val="24"/>
           <w:szCs w:val="24"/>
         </w:rPr>
-        <w:t>Chapter 1: Introduction</w:t>
+        <w:t>Table of Figures</w:t>
       </w:r>
       <w:r>
         <w:rPr>
@@ -1093,7 +1181,90 @@
           <w:sz w:val="24"/>
           <w:szCs w:val="24"/>
         </w:rPr>
-        <w:t>6</w:t>
+        <w:t>5</w:t>
+      </w:r>
+    </w:p>
+    <w:p>
+      <w:pPr>
+        <w:tabs>
+          <w:tab w:val="right" w:pos="8500"/>
+        </w:tabs>
+        <w:spacing w:before="140" w:after="0"/>
+        <w:ind w:left="0"/>
+      </w:pPr>
+      <w:r>
+        <w:rPr>
+          <w:rFonts w:ascii="Times New Roman" w:hAnsi="Times New Roman" w:eastAsia="Times New Roman" w:cs="Times New Roman"/>
+          <w:b/>
+          <w:bCs/>
+          <w:sz w:val="24"/>
+          <w:szCs w:val="24"/>
+        </w:rPr>
+        <w:t>Glossary</w:t>
+      </w:r>
+      <w:r>
+        <w:rPr>
+          <w:rFonts w:ascii="Times New Roman" w:hAnsi="Times New Roman" w:eastAsia="Times New Roman" w:cs="Times New Roman"/>
+          <w:b/>
+          <w:bCs/>
+          <w:sz w:val="24"/>
+          <w:szCs w:val="24"/>
+        </w:rPr>
+        <w:tab/>
+      </w:r>
+      <w:r>
+        <w:rPr>
+          <w:rFonts w:ascii="Times New Roman" w:hAnsi="Times New Roman" w:eastAsia="Times New Roman" w:cs="Times New Roman"/>
+          <w:b/>
+          <w:bCs/>
+          <w:sz w:val="24"/>
+          <w:szCs w:val="24"/>
+        </w:rPr>
+        <w:t>5</w:t>
+      </w:r>
+    </w:p>
+    <w:p>
+      <w:pPr>
+        <w:tabs>
+          <w:tab w:val="right" w:pos="8500"/>
+        </w:tabs>
+        <w:spacing w:before="140" w:after="0"/>
+        <w:ind w:left="0"/>
+        <w:rPr>
+          <w:rFonts w:hint="default"/>
+          <w:lang w:val="en-GB"/>
+        </w:rPr>
+      </w:pPr>
+      <w:r>
+        <w:rPr>
+          <w:rFonts w:ascii="Times New Roman" w:hAnsi="Times New Roman" w:eastAsia="Times New Roman" w:cs="Times New Roman"/>
+          <w:b/>
+          <w:bCs/>
+          <w:sz w:val="24"/>
+          <w:szCs w:val="24"/>
+        </w:rPr>
+        <w:t>Chapter 1: Introduction</w:t>
+      </w:r>
+      <w:r>
+        <w:rPr>
+          <w:rFonts w:ascii="Times New Roman" w:hAnsi="Times New Roman" w:eastAsia="Times New Roman" w:cs="Times New Roman"/>
+          <w:b/>
+          <w:bCs/>
+          <w:sz w:val="24"/>
+          <w:szCs w:val="24"/>
+        </w:rPr>
+        <w:tab/>
+      </w:r>
+      <w:r>
+        <w:rPr>
+          <w:rFonts w:hint="default" w:ascii="Times New Roman" w:hAnsi="Times New Roman" w:eastAsia="Times New Roman" w:cs="Times New Roman"/>
+          <w:b/>
+          <w:bCs/>
+          <w:sz w:val="24"/>
+          <w:szCs w:val="24"/>
+          <w:lang w:val="en-GB"/>
+        </w:rPr>
+        <w:t>8</w:t>
       </w:r>
     </w:p>
     <w:p>
@@ -1103,6 +1274,10 @@
         </w:tabs>
         <w:spacing w:before="60" w:after="0"/>
         <w:ind w:left="360"/>
+        <w:rPr>
+          <w:rFonts w:hint="default"/>
+          <w:lang w:val="en-GB"/>
+        </w:rPr>
       </w:pPr>
       <w:r>
         <w:rPr>
@@ -1113,49 +1288,6 @@
           <w:szCs w:val="22"/>
         </w:rPr>
         <w:t>1.1   Project Overview and Motivation</w:t>
-      </w:r>
-      <w:r>
-        <w:rPr>
-          <w:rFonts w:ascii="Times New Roman" w:hAnsi="Times New Roman" w:eastAsia="Times New Roman" w:cs="Times New Roman"/>
-          <w:b w:val="0"/>
-          <w:bCs w:val="0"/>
-          <w:sz w:val="22"/>
-          <w:szCs w:val="22"/>
-        </w:rPr>
-        <w:tab/>
-      </w:r>
-      <w:r>
-        <w:rPr>
-          <w:rFonts w:ascii="Times New Roman" w:hAnsi="Times New Roman" w:eastAsia="Times New Roman" w:cs="Times New Roman"/>
-          <w:b w:val="0"/>
-          <w:bCs w:val="0"/>
-          <w:sz w:val="22"/>
-          <w:szCs w:val="22"/>
-        </w:rPr>
-        <w:t>6</w:t>
-      </w:r>
-    </w:p>
-    <w:p>
-      <w:pPr>
-        <w:tabs>
-          <w:tab w:val="right" w:pos="8500"/>
-        </w:tabs>
-        <w:spacing w:before="60" w:after="0"/>
-        <w:ind w:left="360"/>
-        <w:rPr>
-          <w:rFonts w:hint="default"/>
-          <w:lang w:val="en-GB"/>
-        </w:rPr>
-      </w:pPr>
-      <w:r>
-        <w:rPr>
-          <w:rFonts w:ascii="Times New Roman" w:hAnsi="Times New Roman" w:eastAsia="Times New Roman" w:cs="Times New Roman"/>
-          <w:b w:val="0"/>
-          <w:bCs w:val="0"/>
-          <w:sz w:val="22"/>
-          <w:szCs w:val="22"/>
-        </w:rPr>
-        <w:t>1.2   Research Problem and Significance</w:t>
       </w:r>
       <w:r>
         <w:rPr>
@@ -1176,7 +1308,7 @@
           <w:szCs w:val="22"/>
           <w:lang w:val="en-GB"/>
         </w:rPr>
-        <w:t>6</w:t>
+        <w:t>8</w:t>
       </w:r>
     </w:p>
     <w:p>
@@ -1186,6 +1318,10 @@
         </w:tabs>
         <w:spacing w:before="60" w:after="0"/>
         <w:ind w:left="360"/>
+        <w:rPr>
+          <w:rFonts w:hint="default"/>
+          <w:lang w:val="en-GB"/>
+        </w:rPr>
       </w:pPr>
       <w:r>
         <w:rPr>
@@ -1195,50 +1331,7 @@
           <w:sz w:val="22"/>
           <w:szCs w:val="22"/>
         </w:rPr>
-        <w:t>1.3   Aims and Objectives</w:t>
-      </w:r>
-      <w:r>
-        <w:rPr>
-          <w:rFonts w:ascii="Times New Roman" w:hAnsi="Times New Roman" w:eastAsia="Times New Roman" w:cs="Times New Roman"/>
-          <w:b w:val="0"/>
-          <w:bCs w:val="0"/>
-          <w:sz w:val="22"/>
-          <w:szCs w:val="22"/>
-        </w:rPr>
-        <w:tab/>
-      </w:r>
-      <w:r>
-        <w:rPr>
-          <w:rFonts w:ascii="Times New Roman" w:hAnsi="Times New Roman" w:eastAsia="Times New Roman" w:cs="Times New Roman"/>
-          <w:b w:val="0"/>
-          <w:bCs w:val="0"/>
-          <w:sz w:val="22"/>
-          <w:szCs w:val="22"/>
-        </w:rPr>
-        <w:t>7</w:t>
-      </w:r>
-    </w:p>
-    <w:p>
-      <w:pPr>
-        <w:tabs>
-          <w:tab w:val="right" w:pos="8500"/>
-        </w:tabs>
-        <w:spacing w:before="60" w:after="0"/>
-        <w:ind w:left="360"/>
-        <w:rPr>
-          <w:rFonts w:hint="default"/>
-          <w:lang w:val="en-GB"/>
-        </w:rPr>
-      </w:pPr>
-      <w:r>
-        <w:rPr>
-          <w:rFonts w:ascii="Times New Roman" w:hAnsi="Times New Roman" w:eastAsia="Times New Roman" w:cs="Times New Roman"/>
-          <w:b w:val="0"/>
-          <w:bCs w:val="0"/>
-          <w:sz w:val="22"/>
-          <w:szCs w:val="22"/>
-        </w:rPr>
-        <w:t>1.4   Research Hypothesis</w:t>
+        <w:t>1.2   Research Problem and Significance</w:t>
       </w:r>
       <w:r>
         <w:rPr>
@@ -1259,7 +1352,7 @@
           <w:szCs w:val="22"/>
           <w:lang w:val="en-GB"/>
         </w:rPr>
-        <w:t>7</w:t>
+        <w:t>8</w:t>
       </w:r>
     </w:p>
     <w:p>
@@ -1269,6 +1362,10 @@
         </w:tabs>
         <w:spacing w:before="60" w:after="0"/>
         <w:ind w:left="360"/>
+        <w:rPr>
+          <w:rFonts w:hint="default"/>
+          <w:lang w:val="en-GB"/>
+        </w:rPr>
       </w:pPr>
       <w:r>
         <w:rPr>
@@ -1278,7 +1375,7 @@
           <w:sz w:val="22"/>
           <w:szCs w:val="22"/>
         </w:rPr>
-        <w:t>1.5   Scope and Delimitations</w:t>
+        <w:t>1.3   Aims and Objectives</w:t>
       </w:r>
       <w:r>
         <w:rPr>
@@ -1289,449 +1386,6 @@
           <w:szCs w:val="22"/>
         </w:rPr>
         <w:tab/>
-      </w:r>
-      <w:r>
-        <w:rPr>
-          <w:rFonts w:ascii="Times New Roman" w:hAnsi="Times New Roman" w:eastAsia="Times New Roman" w:cs="Times New Roman"/>
-          <w:b w:val="0"/>
-          <w:bCs w:val="0"/>
-          <w:sz w:val="22"/>
-          <w:szCs w:val="22"/>
-        </w:rPr>
-        <w:t>8</w:t>
-      </w:r>
-    </w:p>
-    <w:p>
-      <w:pPr>
-        <w:tabs>
-          <w:tab w:val="right" w:pos="8500"/>
-        </w:tabs>
-        <w:spacing w:before="60" w:after="0"/>
-        <w:ind w:left="360"/>
-      </w:pPr>
-      <w:r>
-        <w:rPr>
-          <w:rFonts w:ascii="Times New Roman" w:hAnsi="Times New Roman" w:eastAsia="Times New Roman" w:cs="Times New Roman"/>
-          <w:b w:val="0"/>
-          <w:bCs w:val="0"/>
-          <w:sz w:val="22"/>
-          <w:szCs w:val="22"/>
-        </w:rPr>
-        <w:t>1.6   Report Structure</w:t>
-      </w:r>
-      <w:r>
-        <w:rPr>
-          <w:rFonts w:ascii="Times New Roman" w:hAnsi="Times New Roman" w:eastAsia="Times New Roman" w:cs="Times New Roman"/>
-          <w:b w:val="0"/>
-          <w:bCs w:val="0"/>
-          <w:sz w:val="22"/>
-          <w:szCs w:val="22"/>
-        </w:rPr>
-        <w:tab/>
-      </w:r>
-      <w:r>
-        <w:rPr>
-          <w:rFonts w:ascii="Times New Roman" w:hAnsi="Times New Roman" w:eastAsia="Times New Roman" w:cs="Times New Roman"/>
-          <w:b w:val="0"/>
-          <w:bCs w:val="0"/>
-          <w:sz w:val="22"/>
-          <w:szCs w:val="22"/>
-        </w:rPr>
-        <w:t>8</w:t>
-      </w:r>
-    </w:p>
-    <w:p>
-      <w:pPr>
-        <w:tabs>
-          <w:tab w:val="right" w:pos="8500"/>
-        </w:tabs>
-        <w:spacing w:before="140" w:after="0"/>
-        <w:ind w:left="0"/>
-      </w:pPr>
-      <w:r>
-        <w:rPr>
-          <w:rFonts w:ascii="Times New Roman" w:hAnsi="Times New Roman" w:eastAsia="Times New Roman" w:cs="Times New Roman"/>
-          <w:b/>
-          <w:bCs/>
-          <w:sz w:val="24"/>
-          <w:szCs w:val="24"/>
-        </w:rPr>
-        <w:t>Chapter 2: Literature Review</w:t>
-      </w:r>
-      <w:r>
-        <w:rPr>
-          <w:rFonts w:ascii="Times New Roman" w:hAnsi="Times New Roman" w:eastAsia="Times New Roman" w:cs="Times New Roman"/>
-          <w:b/>
-          <w:bCs/>
-          <w:sz w:val="24"/>
-          <w:szCs w:val="24"/>
-        </w:rPr>
-        <w:tab/>
-      </w:r>
-      <w:r>
-        <w:rPr>
-          <w:rFonts w:ascii="Times New Roman" w:hAnsi="Times New Roman" w:eastAsia="Times New Roman" w:cs="Times New Roman"/>
-          <w:b/>
-          <w:bCs/>
-          <w:sz w:val="24"/>
-          <w:szCs w:val="24"/>
-        </w:rPr>
-        <w:t>9</w:t>
-      </w:r>
-    </w:p>
-    <w:p>
-      <w:pPr>
-        <w:tabs>
-          <w:tab w:val="right" w:pos="8500"/>
-        </w:tabs>
-        <w:spacing w:before="60" w:after="0"/>
-        <w:ind w:left="360"/>
-      </w:pPr>
-      <w:r>
-        <w:rPr>
-          <w:rFonts w:ascii="Times New Roman" w:hAnsi="Times New Roman" w:eastAsia="Times New Roman" w:cs="Times New Roman"/>
-          <w:b w:val="0"/>
-          <w:bCs w:val="0"/>
-          <w:sz w:val="22"/>
-          <w:szCs w:val="22"/>
-        </w:rPr>
-        <w:t>2.1   Introduction to Phishing and the Detection Landscape</w:t>
-      </w:r>
-      <w:r>
-        <w:rPr>
-          <w:rFonts w:ascii="Times New Roman" w:hAnsi="Times New Roman" w:eastAsia="Times New Roman" w:cs="Times New Roman"/>
-          <w:b w:val="0"/>
-          <w:bCs w:val="0"/>
-          <w:sz w:val="22"/>
-          <w:szCs w:val="22"/>
-        </w:rPr>
-        <w:tab/>
-      </w:r>
-      <w:r>
-        <w:rPr>
-          <w:rFonts w:ascii="Times New Roman" w:hAnsi="Times New Roman" w:eastAsia="Times New Roman" w:cs="Times New Roman"/>
-          <w:b w:val="0"/>
-          <w:bCs w:val="0"/>
-          <w:sz w:val="22"/>
-          <w:szCs w:val="22"/>
-        </w:rPr>
-        <w:t>9</w:t>
-      </w:r>
-    </w:p>
-    <w:p>
-      <w:pPr>
-        <w:tabs>
-          <w:tab w:val="right" w:pos="8500"/>
-        </w:tabs>
-        <w:spacing w:before="60" w:after="0"/>
-        <w:ind w:left="360"/>
-      </w:pPr>
-      <w:r>
-        <w:rPr>
-          <w:rFonts w:ascii="Times New Roman" w:hAnsi="Times New Roman" w:eastAsia="Times New Roman" w:cs="Times New Roman"/>
-          <w:b w:val="0"/>
-          <w:bCs w:val="0"/>
-          <w:sz w:val="22"/>
-          <w:szCs w:val="22"/>
-        </w:rPr>
-        <w:t>2.2   Traditional Detection Methods</w:t>
-      </w:r>
-      <w:r>
-        <w:rPr>
-          <w:rFonts w:ascii="Times New Roman" w:hAnsi="Times New Roman" w:eastAsia="Times New Roman" w:cs="Times New Roman"/>
-          <w:b w:val="0"/>
-          <w:bCs w:val="0"/>
-          <w:sz w:val="22"/>
-          <w:szCs w:val="22"/>
-        </w:rPr>
-        <w:tab/>
-      </w:r>
-      <w:r>
-        <w:rPr>
-          <w:rFonts w:ascii="Times New Roman" w:hAnsi="Times New Roman" w:eastAsia="Times New Roman" w:cs="Times New Roman"/>
-          <w:b w:val="0"/>
-          <w:bCs w:val="0"/>
-          <w:sz w:val="22"/>
-          <w:szCs w:val="22"/>
-        </w:rPr>
-        <w:t>9</w:t>
-      </w:r>
-    </w:p>
-    <w:p>
-      <w:pPr>
-        <w:tabs>
-          <w:tab w:val="right" w:pos="8500"/>
-        </w:tabs>
-        <w:spacing w:before="60" w:after="0"/>
-        <w:ind w:left="720"/>
-      </w:pPr>
-      <w:r>
-        <w:rPr>
-          <w:rFonts w:ascii="Times New Roman" w:hAnsi="Times New Roman" w:eastAsia="Times New Roman" w:cs="Times New Roman"/>
-          <w:b w:val="0"/>
-          <w:bCs w:val="0"/>
-          <w:sz w:val="20"/>
-          <w:szCs w:val="20"/>
-        </w:rPr>
-        <w:t>2.2.1   Blacklist-Based Approaches</w:t>
-      </w:r>
-      <w:r>
-        <w:rPr>
-          <w:rFonts w:ascii="Times New Roman" w:hAnsi="Times New Roman" w:eastAsia="Times New Roman" w:cs="Times New Roman"/>
-          <w:b w:val="0"/>
-          <w:bCs w:val="0"/>
-          <w:sz w:val="20"/>
-          <w:szCs w:val="20"/>
-        </w:rPr>
-        <w:tab/>
-      </w:r>
-      <w:r>
-        <w:rPr>
-          <w:rFonts w:ascii="Times New Roman" w:hAnsi="Times New Roman" w:eastAsia="Times New Roman" w:cs="Times New Roman"/>
-          <w:b w:val="0"/>
-          <w:bCs w:val="0"/>
-          <w:sz w:val="20"/>
-          <w:szCs w:val="20"/>
-        </w:rPr>
-        <w:t>9</w:t>
-      </w:r>
-    </w:p>
-    <w:p>
-      <w:pPr>
-        <w:tabs>
-          <w:tab w:val="right" w:pos="8500"/>
-        </w:tabs>
-        <w:spacing w:before="60" w:after="0"/>
-        <w:ind w:left="720"/>
-      </w:pPr>
-      <w:r>
-        <w:rPr>
-          <w:rFonts w:ascii="Times New Roman" w:hAnsi="Times New Roman" w:eastAsia="Times New Roman" w:cs="Times New Roman"/>
-          <w:b w:val="0"/>
-          <w:bCs w:val="0"/>
-          <w:sz w:val="20"/>
-          <w:szCs w:val="20"/>
-        </w:rPr>
-        <w:t>2.2.2   Rule-Based Heuristic Detection</w:t>
-      </w:r>
-      <w:r>
-        <w:rPr>
-          <w:rFonts w:ascii="Times New Roman" w:hAnsi="Times New Roman" w:eastAsia="Times New Roman" w:cs="Times New Roman"/>
-          <w:b w:val="0"/>
-          <w:bCs w:val="0"/>
-          <w:sz w:val="20"/>
-          <w:szCs w:val="20"/>
-        </w:rPr>
-        <w:tab/>
-      </w:r>
-      <w:r>
-        <w:rPr>
-          <w:rFonts w:ascii="Times New Roman" w:hAnsi="Times New Roman" w:eastAsia="Times New Roman" w:cs="Times New Roman"/>
-          <w:b w:val="0"/>
-          <w:bCs w:val="0"/>
-          <w:sz w:val="20"/>
-          <w:szCs w:val="20"/>
-        </w:rPr>
-        <w:t>10</w:t>
-      </w:r>
-    </w:p>
-    <w:p>
-      <w:pPr>
-        <w:tabs>
-          <w:tab w:val="right" w:pos="8500"/>
-        </w:tabs>
-        <w:spacing w:before="60" w:after="0"/>
-        <w:ind w:left="360"/>
-      </w:pPr>
-      <w:r>
-        <w:rPr>
-          <w:rFonts w:ascii="Times New Roman" w:hAnsi="Times New Roman" w:eastAsia="Times New Roman" w:cs="Times New Roman"/>
-          <w:b w:val="0"/>
-          <w:bCs w:val="0"/>
-          <w:sz w:val="22"/>
-          <w:szCs w:val="22"/>
-        </w:rPr>
-        <w:t>2.3   Machine Learning Approaches</w:t>
-      </w:r>
-      <w:r>
-        <w:rPr>
-          <w:rFonts w:ascii="Times New Roman" w:hAnsi="Times New Roman" w:eastAsia="Times New Roman" w:cs="Times New Roman"/>
-          <w:b w:val="0"/>
-          <w:bCs w:val="0"/>
-          <w:sz w:val="22"/>
-          <w:szCs w:val="22"/>
-        </w:rPr>
-        <w:tab/>
-      </w:r>
-      <w:r>
-        <w:rPr>
-          <w:rFonts w:ascii="Times New Roman" w:hAnsi="Times New Roman" w:eastAsia="Times New Roman" w:cs="Times New Roman"/>
-          <w:b w:val="0"/>
-          <w:bCs w:val="0"/>
-          <w:sz w:val="22"/>
-          <w:szCs w:val="22"/>
-        </w:rPr>
-        <w:t>10</w:t>
-      </w:r>
-    </w:p>
-    <w:p>
-      <w:pPr>
-        <w:tabs>
-          <w:tab w:val="right" w:pos="8500"/>
-        </w:tabs>
-        <w:spacing w:before="60" w:after="0"/>
-        <w:ind w:left="720"/>
-      </w:pPr>
-      <w:r>
-        <w:rPr>
-          <w:rFonts w:ascii="Times New Roman" w:hAnsi="Times New Roman" w:eastAsia="Times New Roman" w:cs="Times New Roman"/>
-          <w:b w:val="0"/>
-          <w:bCs w:val="0"/>
-          <w:sz w:val="20"/>
-          <w:szCs w:val="20"/>
-        </w:rPr>
-        <w:t>2.3.1   Feature Engineering for Phishing Detection</w:t>
-      </w:r>
-      <w:r>
-        <w:rPr>
-          <w:rFonts w:ascii="Times New Roman" w:hAnsi="Times New Roman" w:eastAsia="Times New Roman" w:cs="Times New Roman"/>
-          <w:b w:val="0"/>
-          <w:bCs w:val="0"/>
-          <w:sz w:val="20"/>
-          <w:szCs w:val="20"/>
-        </w:rPr>
-        <w:tab/>
-      </w:r>
-      <w:r>
-        <w:rPr>
-          <w:rFonts w:ascii="Times New Roman" w:hAnsi="Times New Roman" w:eastAsia="Times New Roman" w:cs="Times New Roman"/>
-          <w:b w:val="0"/>
-          <w:bCs w:val="0"/>
-          <w:sz w:val="20"/>
-          <w:szCs w:val="20"/>
-        </w:rPr>
-        <w:t>10</w:t>
-      </w:r>
-    </w:p>
-    <w:p>
-      <w:pPr>
-        <w:tabs>
-          <w:tab w:val="right" w:pos="8500"/>
-        </w:tabs>
-        <w:spacing w:before="60" w:after="0"/>
-        <w:ind w:left="720"/>
-      </w:pPr>
-      <w:r>
-        <w:rPr>
-          <w:rFonts w:ascii="Times New Roman" w:hAnsi="Times New Roman" w:eastAsia="Times New Roman" w:cs="Times New Roman"/>
-          <w:b w:val="0"/>
-          <w:bCs w:val="0"/>
-          <w:sz w:val="20"/>
-          <w:szCs w:val="20"/>
-        </w:rPr>
-        <w:t>2.3.2   Classification Algorithms</w:t>
-      </w:r>
-      <w:r>
-        <w:rPr>
-          <w:rFonts w:ascii="Times New Roman" w:hAnsi="Times New Roman" w:eastAsia="Times New Roman" w:cs="Times New Roman"/>
-          <w:b w:val="0"/>
-          <w:bCs w:val="0"/>
-          <w:sz w:val="20"/>
-          <w:szCs w:val="20"/>
-        </w:rPr>
-        <w:tab/>
-      </w:r>
-      <w:r>
-        <w:rPr>
-          <w:rFonts w:ascii="Times New Roman" w:hAnsi="Times New Roman" w:eastAsia="Times New Roman" w:cs="Times New Roman"/>
-          <w:b w:val="0"/>
-          <w:bCs w:val="0"/>
-          <w:sz w:val="20"/>
-          <w:szCs w:val="20"/>
-        </w:rPr>
-        <w:t>11</w:t>
-      </w:r>
-    </w:p>
-    <w:p>
-      <w:pPr>
-        <w:tabs>
-          <w:tab w:val="right" w:pos="8500"/>
-        </w:tabs>
-        <w:spacing w:before="60" w:after="0"/>
-        <w:ind w:left="720"/>
-      </w:pPr>
-      <w:r>
-        <w:rPr>
-          <w:rFonts w:ascii="Times New Roman" w:hAnsi="Times New Roman" w:eastAsia="Times New Roman" w:cs="Times New Roman"/>
-          <w:b w:val="0"/>
-          <w:bCs w:val="0"/>
-          <w:sz w:val="20"/>
-          <w:szCs w:val="20"/>
-        </w:rPr>
-        <w:t>2.3.3   Deep Learning Approaches</w:t>
-      </w:r>
-      <w:r>
-        <w:rPr>
-          <w:rFonts w:ascii="Times New Roman" w:hAnsi="Times New Roman" w:eastAsia="Times New Roman" w:cs="Times New Roman"/>
-          <w:b w:val="0"/>
-          <w:bCs w:val="0"/>
-          <w:sz w:val="20"/>
-          <w:szCs w:val="20"/>
-        </w:rPr>
-        <w:tab/>
-      </w:r>
-      <w:r>
-        <w:rPr>
-          <w:rFonts w:ascii="Times New Roman" w:hAnsi="Times New Roman" w:eastAsia="Times New Roman" w:cs="Times New Roman"/>
-          <w:b w:val="0"/>
-          <w:bCs w:val="0"/>
-          <w:sz w:val="20"/>
-          <w:szCs w:val="20"/>
-        </w:rPr>
-        <w:t>11</w:t>
-      </w:r>
-    </w:p>
-    <w:p>
-      <w:pPr>
-        <w:tabs>
-          <w:tab w:val="right" w:pos="8500"/>
-        </w:tabs>
-        <w:spacing w:before="60" w:after="0"/>
-        <w:ind w:left="360"/>
-        <w:rPr>
-          <w:rFonts w:hint="default"/>
-          <w:lang w:val="en-GB"/>
-        </w:rPr>
-      </w:pPr>
-      <w:r>
-        <w:rPr>
-          <w:rFonts w:ascii="Times New Roman" w:hAnsi="Times New Roman" w:eastAsia="Times New Roman" w:cs="Times New Roman"/>
-          <w:b w:val="0"/>
-          <w:bCs w:val="0"/>
-          <w:sz w:val="22"/>
-          <w:szCs w:val="22"/>
-        </w:rPr>
-        <w:t>2.4   Hybrid Detection Systems</w:t>
-      </w:r>
-      <w:r>
-        <w:rPr>
-          <w:rFonts w:ascii="Times New Roman" w:hAnsi="Times New Roman" w:eastAsia="Times New Roman" w:cs="Times New Roman"/>
-          <w:b w:val="0"/>
-          <w:bCs w:val="0"/>
-          <w:sz w:val="22"/>
-          <w:szCs w:val="22"/>
-        </w:rPr>
-        <w:tab/>
-      </w:r>
-      <w:r>
-        <w:rPr>
-          <w:rFonts w:ascii="Times New Roman" w:hAnsi="Times New Roman" w:eastAsia="Times New Roman" w:cs="Times New Roman"/>
-          <w:b w:val="0"/>
-          <w:bCs w:val="0"/>
-          <w:sz w:val="22"/>
-          <w:szCs w:val="22"/>
-        </w:rPr>
-        <w:t>1</w:t>
       </w:r>
       <w:r>
         <w:rPr>
@@ -1742,7 +1396,7 @@
           <w:szCs w:val="22"/>
           <w:lang w:val="en-GB"/>
         </w:rPr>
-        <w:t>2</w:t>
+        <w:t>9</w:t>
       </w:r>
     </w:p>
     <w:p>
@@ -1752,6 +1406,10 @@
         </w:tabs>
         <w:spacing w:before="60" w:after="0"/>
         <w:ind w:left="360"/>
+        <w:rPr>
+          <w:rFonts w:hint="default"/>
+          <w:lang w:val="en-GB"/>
+        </w:rPr>
       </w:pPr>
       <w:r>
         <w:rPr>
@@ -1761,7 +1419,7 @@
           <w:sz w:val="22"/>
           <w:szCs w:val="22"/>
         </w:rPr>
-        <w:t>2.5   Critical Analysis and Identification of Research Gaps</w:t>
+        <w:t>1.4   Research Hypothesis</w:t>
       </w:r>
       <w:r>
         <w:rPr>
@@ -1775,13 +1433,102 @@
       </w:r>
       <w:r>
         <w:rPr>
+          <w:rFonts w:hint="default" w:ascii="Times New Roman" w:hAnsi="Times New Roman" w:eastAsia="Times New Roman" w:cs="Times New Roman"/>
+          <w:b w:val="0"/>
+          <w:bCs w:val="0"/>
+          <w:sz w:val="22"/>
+          <w:szCs w:val="22"/>
+          <w:lang w:val="en-GB"/>
+        </w:rPr>
+        <w:t>9</w:t>
+      </w:r>
+    </w:p>
+    <w:p>
+      <w:pPr>
+        <w:tabs>
+          <w:tab w:val="right" w:pos="8500"/>
+        </w:tabs>
+        <w:spacing w:before="60" w:after="0"/>
+        <w:ind w:left="360"/>
+        <w:rPr>
+          <w:rFonts w:hint="default"/>
+          <w:lang w:val="en-GB"/>
+        </w:rPr>
+      </w:pPr>
+      <w:r>
+        <w:rPr>
           <w:rFonts w:ascii="Times New Roman" w:hAnsi="Times New Roman" w:eastAsia="Times New Roman" w:cs="Times New Roman"/>
           <w:b w:val="0"/>
           <w:bCs w:val="0"/>
           <w:sz w:val="22"/>
           <w:szCs w:val="22"/>
         </w:rPr>
-        <w:t>12</w:t>
+        <w:t>1.5   Scope and Delimitations</w:t>
+      </w:r>
+      <w:r>
+        <w:rPr>
+          <w:rFonts w:ascii="Times New Roman" w:hAnsi="Times New Roman" w:eastAsia="Times New Roman" w:cs="Times New Roman"/>
+          <w:b w:val="0"/>
+          <w:bCs w:val="0"/>
+          <w:sz w:val="22"/>
+          <w:szCs w:val="22"/>
+        </w:rPr>
+        <w:tab/>
+      </w:r>
+      <w:r>
+        <w:rPr>
+          <w:rFonts w:hint="default" w:ascii="Times New Roman" w:hAnsi="Times New Roman" w:eastAsia="Times New Roman" w:cs="Times New Roman"/>
+          <w:b w:val="0"/>
+          <w:bCs w:val="0"/>
+          <w:sz w:val="22"/>
+          <w:szCs w:val="22"/>
+          <w:lang w:val="en-GB"/>
+        </w:rPr>
+        <w:t>10</w:t>
+      </w:r>
+    </w:p>
+    <w:p>
+      <w:pPr>
+        <w:tabs>
+          <w:tab w:val="right" w:pos="8500"/>
+        </w:tabs>
+        <w:spacing w:before="60" w:after="0"/>
+        <w:ind w:left="360"/>
+        <w:rPr>
+          <w:rFonts w:hint="default"/>
+          <w:lang w:val="en-GB"/>
+        </w:rPr>
+      </w:pPr>
+      <w:r>
+        <w:rPr>
+          <w:rFonts w:ascii="Times New Roman" w:hAnsi="Times New Roman" w:eastAsia="Times New Roman" w:cs="Times New Roman"/>
+          <w:b w:val="0"/>
+          <w:bCs w:val="0"/>
+          <w:sz w:val="22"/>
+          <w:szCs w:val="22"/>
+        </w:rPr>
+        <w:t>1.6   Report Structure</w:t>
+      </w:r>
+      <w:r>
+        <w:rPr>
+          <w:rFonts w:ascii="Times New Roman" w:hAnsi="Times New Roman" w:eastAsia="Times New Roman" w:cs="Times New Roman"/>
+          <w:b w:val="0"/>
+          <w:bCs w:val="0"/>
+          <w:sz w:val="22"/>
+          <w:szCs w:val="22"/>
+        </w:rPr>
+        <w:tab/>
+      </w:r>
+      <w:r>
+        <w:rPr>
+          <w:rFonts w:hint="default" w:ascii="Times New Roman" w:hAnsi="Times New Roman" w:eastAsia="Times New Roman" w:cs="Times New Roman"/>
+          <w:b w:val="0"/>
+          <w:bCs w:val="0"/>
+          <w:sz w:val="22"/>
+          <w:szCs w:val="22"/>
+          <w:lang w:val="en-GB"/>
+        </w:rPr>
+        <w:t>10</w:t>
       </w:r>
     </w:p>
     <w:p>
@@ -1804,7 +1551,7 @@
           <w:sz w:val="24"/>
           <w:szCs w:val="24"/>
         </w:rPr>
-        <w:t>Chapter 3: Methodology</w:t>
+        <w:t>Chapter 2: Literature Review</w:t>
       </w:r>
       <w:r>
         <w:rPr>
@@ -1815,16 +1562,6 @@
           <w:szCs w:val="24"/>
         </w:rPr>
         <w:tab/>
-      </w:r>
-      <w:r>
-        <w:rPr>
-          <w:rFonts w:ascii="Times New Roman" w:hAnsi="Times New Roman" w:eastAsia="Times New Roman" w:cs="Times New Roman"/>
-          <w:b/>
-          <w:bCs/>
-          <w:sz w:val="24"/>
-          <w:szCs w:val="24"/>
-        </w:rPr>
-        <w:t>1</w:t>
       </w:r>
       <w:r>
         <w:rPr>
@@ -1835,7 +1572,7 @@
           <w:szCs w:val="24"/>
           <w:lang w:val="en-GB"/>
         </w:rPr>
-        <w:t>4</w:t>
+        <w:t>11</w:t>
       </w:r>
     </w:p>
     <w:p>
@@ -1858,7 +1595,7 @@
           <w:sz w:val="22"/>
           <w:szCs w:val="22"/>
         </w:rPr>
-        <w:t>3.1   Research Design</w:t>
+        <w:t>2.1   Introduction to Phishing and the Detection Landscape</w:t>
       </w:r>
       <w:r>
         <w:rPr>
@@ -1869,16 +1606,6 @@
           <w:szCs w:val="22"/>
         </w:rPr>
         <w:tab/>
-      </w:r>
-      <w:r>
-        <w:rPr>
-          <w:rFonts w:ascii="Times New Roman" w:hAnsi="Times New Roman" w:eastAsia="Times New Roman" w:cs="Times New Roman"/>
-          <w:b w:val="0"/>
-          <w:bCs w:val="0"/>
-          <w:sz w:val="22"/>
-          <w:szCs w:val="22"/>
-        </w:rPr>
-        <w:t>1</w:t>
       </w:r>
       <w:r>
         <w:rPr>
@@ -1889,7 +1616,7 @@
           <w:szCs w:val="22"/>
           <w:lang w:val="en-GB"/>
         </w:rPr>
-        <w:t>4</w:t>
+        <w:t>11</w:t>
       </w:r>
     </w:p>
     <w:p>
@@ -1899,6 +1626,10 @@
         </w:tabs>
         <w:spacing w:before="60" w:after="0"/>
         <w:ind w:left="360"/>
+        <w:rPr>
+          <w:rFonts w:hint="default"/>
+          <w:lang w:val="en-GB"/>
+        </w:rPr>
       </w:pPr>
       <w:r>
         <w:rPr>
@@ -1908,7 +1639,7 @@
           <w:sz w:val="22"/>
           <w:szCs w:val="22"/>
         </w:rPr>
-        <w:t>3.2   System Architecture</w:t>
+        <w:t>2.2   Traditional Detection Methods</w:t>
       </w:r>
       <w:r>
         <w:rPr>
@@ -1922,52 +1653,14 @@
       </w:r>
       <w:r>
         <w:rPr>
-          <w:rFonts w:ascii="Times New Roman" w:hAnsi="Times New Roman" w:eastAsia="Times New Roman" w:cs="Times New Roman"/>
+          <w:rFonts w:hint="default" w:ascii="Times New Roman" w:hAnsi="Times New Roman" w:eastAsia="Times New Roman" w:cs="Times New Roman"/>
           <w:b w:val="0"/>
           <w:bCs w:val="0"/>
           <w:sz w:val="22"/>
           <w:szCs w:val="22"/>
-        </w:rPr>
-        <w:t>14</w:t>
-      </w:r>
-    </w:p>
-    <w:p>
-      <w:pPr>
-        <w:tabs>
-          <w:tab w:val="right" w:pos="8500"/>
-        </w:tabs>
-        <w:spacing w:before="60" w:after="0"/>
-        <w:ind w:left="360"/>
-      </w:pPr>
-      <w:r>
-        <w:rPr>
-          <w:rFonts w:ascii="Times New Roman" w:hAnsi="Times New Roman" w:eastAsia="Times New Roman" w:cs="Times New Roman"/>
-          <w:b w:val="0"/>
-          <w:bCs w:val="0"/>
-          <w:sz w:val="22"/>
-          <w:szCs w:val="22"/>
-        </w:rPr>
-        <w:t>3.3   Data Collection and Preparation</w:t>
-      </w:r>
-      <w:r>
-        <w:rPr>
-          <w:rFonts w:ascii="Times New Roman" w:hAnsi="Times New Roman" w:eastAsia="Times New Roman" w:cs="Times New Roman"/>
-          <w:b w:val="0"/>
-          <w:bCs w:val="0"/>
-          <w:sz w:val="22"/>
-          <w:szCs w:val="22"/>
-        </w:rPr>
-        <w:tab/>
-      </w:r>
-      <w:r>
-        <w:rPr>
-          <w:rFonts w:ascii="Times New Roman" w:hAnsi="Times New Roman" w:eastAsia="Times New Roman" w:cs="Times New Roman"/>
-          <w:b w:val="0"/>
-          <w:bCs w:val="0"/>
-          <w:sz w:val="22"/>
-          <w:szCs w:val="22"/>
-        </w:rPr>
-        <w:t>14</w:t>
+          <w:lang w:val="en-GB"/>
+        </w:rPr>
+        <w:t>11</w:t>
       </w:r>
     </w:p>
     <w:p>
@@ -1977,6 +1670,10 @@
         </w:tabs>
         <w:spacing w:before="60" w:after="0"/>
         <w:ind w:left="720"/>
+        <w:rPr>
+          <w:rFonts w:hint="default"/>
+          <w:lang w:val="en-GB"/>
+        </w:rPr>
       </w:pPr>
       <w:r>
         <w:rPr>
@@ -1986,7 +1683,7 @@
           <w:sz w:val="20"/>
           <w:szCs w:val="20"/>
         </w:rPr>
-        <w:t>3.3.1   Dataset Selection</w:t>
+        <w:t>2.2.1   Blacklist-Based Approaches</w:t>
       </w:r>
       <w:r>
         <w:rPr>
@@ -1997,98 +1694,6 @@
           <w:szCs w:val="20"/>
         </w:rPr>
         <w:tab/>
-      </w:r>
-      <w:r>
-        <w:rPr>
-          <w:rFonts w:ascii="Times New Roman" w:hAnsi="Times New Roman" w:eastAsia="Times New Roman" w:cs="Times New Roman"/>
-          <w:b w:val="0"/>
-          <w:bCs w:val="0"/>
-          <w:sz w:val="20"/>
-          <w:szCs w:val="20"/>
-        </w:rPr>
-        <w:t>14</w:t>
-      </w:r>
-    </w:p>
-    <w:p>
-      <w:pPr>
-        <w:tabs>
-          <w:tab w:val="right" w:pos="8500"/>
-        </w:tabs>
-        <w:spacing w:before="60" w:after="0"/>
-        <w:ind w:left="720"/>
-      </w:pPr>
-      <w:r>
-        <w:rPr>
-          <w:rFonts w:ascii="Times New Roman" w:hAnsi="Times New Roman" w:eastAsia="Times New Roman" w:cs="Times New Roman"/>
-          <w:b w:val="0"/>
-          <w:bCs w:val="0"/>
-          <w:sz w:val="20"/>
-          <w:szCs w:val="20"/>
-        </w:rPr>
-        <w:t>3.3.2   Dataset Characteristics</w:t>
-      </w:r>
-      <w:r>
-        <w:rPr>
-          <w:rFonts w:ascii="Times New Roman" w:hAnsi="Times New Roman" w:eastAsia="Times New Roman" w:cs="Times New Roman"/>
-          <w:b w:val="0"/>
-          <w:bCs w:val="0"/>
-          <w:sz w:val="20"/>
-          <w:szCs w:val="20"/>
-        </w:rPr>
-        <w:tab/>
-      </w:r>
-      <w:r>
-        <w:rPr>
-          <w:rFonts w:ascii="Times New Roman" w:hAnsi="Times New Roman" w:eastAsia="Times New Roman" w:cs="Times New Roman"/>
-          <w:b w:val="0"/>
-          <w:bCs w:val="0"/>
-          <w:sz w:val="20"/>
-          <w:szCs w:val="20"/>
-        </w:rPr>
-        <w:t>15</w:t>
-      </w:r>
-    </w:p>
-    <w:p>
-      <w:pPr>
-        <w:tabs>
-          <w:tab w:val="right" w:pos="8500"/>
-        </w:tabs>
-        <w:spacing w:before="60" w:after="0"/>
-        <w:ind w:left="720"/>
-        <w:rPr>
-          <w:rFonts w:hint="default"/>
-          <w:lang w:val="en-GB"/>
-        </w:rPr>
-      </w:pPr>
-      <w:r>
-        <w:rPr>
-          <w:rFonts w:ascii="Times New Roman" w:hAnsi="Times New Roman" w:eastAsia="Times New Roman" w:cs="Times New Roman"/>
-          <w:b w:val="0"/>
-          <w:bCs w:val="0"/>
-          <w:sz w:val="20"/>
-          <w:szCs w:val="20"/>
-        </w:rPr>
-        <w:t>3.3.3   Preprocessing Pipeline</w:t>
-      </w:r>
-      <w:r>
-        <w:rPr>
-          <w:rFonts w:ascii="Times New Roman" w:hAnsi="Times New Roman" w:eastAsia="Times New Roman" w:cs="Times New Roman"/>
-          <w:b w:val="0"/>
-          <w:bCs w:val="0"/>
-          <w:sz w:val="20"/>
-          <w:szCs w:val="20"/>
-        </w:rPr>
-        <w:tab/>
-      </w:r>
-      <w:r>
-        <w:rPr>
-          <w:rFonts w:ascii="Times New Roman" w:hAnsi="Times New Roman" w:eastAsia="Times New Roman" w:cs="Times New Roman"/>
-          <w:b w:val="0"/>
-          <w:bCs w:val="0"/>
-          <w:sz w:val="20"/>
-          <w:szCs w:val="20"/>
-        </w:rPr>
-        <w:t>1</w:t>
       </w:r>
       <w:r>
         <w:rPr>
@@ -2099,7 +1704,7 @@
           <w:szCs w:val="20"/>
           <w:lang w:val="en-GB"/>
         </w:rPr>
-        <w:t>6</w:t>
+        <w:t>11</w:t>
       </w:r>
     </w:p>
     <w:p>
@@ -2109,6 +1714,10 @@
         </w:tabs>
         <w:spacing w:before="60" w:after="0"/>
         <w:ind w:left="720"/>
+        <w:rPr>
+          <w:rFonts w:hint="default"/>
+          <w:lang w:val="en-GB"/>
+        </w:rPr>
       </w:pPr>
       <w:r>
         <w:rPr>
@@ -2118,206 +1727,7 @@
           <w:sz w:val="20"/>
           <w:szCs w:val="20"/>
         </w:rPr>
-        <w:t>3.3.4   Train-Test Split</w:t>
-      </w:r>
-      <w:r>
-        <w:rPr>
-          <w:rFonts w:ascii="Times New Roman" w:hAnsi="Times New Roman" w:eastAsia="Times New Roman" w:cs="Times New Roman"/>
-          <w:b w:val="0"/>
-          <w:bCs w:val="0"/>
-          <w:sz w:val="20"/>
-          <w:szCs w:val="20"/>
-        </w:rPr>
-        <w:tab/>
-      </w:r>
-      <w:r>
-        <w:rPr>
-          <w:rFonts w:ascii="Times New Roman" w:hAnsi="Times New Roman" w:eastAsia="Times New Roman" w:cs="Times New Roman"/>
-          <w:b w:val="0"/>
-          <w:bCs w:val="0"/>
-          <w:sz w:val="20"/>
-          <w:szCs w:val="20"/>
-        </w:rPr>
-        <w:t>16</w:t>
-      </w:r>
-    </w:p>
-    <w:p>
-      <w:pPr>
-        <w:tabs>
-          <w:tab w:val="right" w:pos="8500"/>
-        </w:tabs>
-        <w:spacing w:before="60" w:after="0"/>
-        <w:ind w:left="360"/>
-      </w:pPr>
-      <w:r>
-        <w:rPr>
-          <w:rFonts w:ascii="Times New Roman" w:hAnsi="Times New Roman" w:eastAsia="Times New Roman" w:cs="Times New Roman"/>
-          <w:b w:val="0"/>
-          <w:bCs w:val="0"/>
-          <w:sz w:val="22"/>
-          <w:szCs w:val="22"/>
-        </w:rPr>
-        <w:t>3.4   Feature Engineering</w:t>
-      </w:r>
-      <w:r>
-        <w:rPr>
-          <w:rFonts w:ascii="Times New Roman" w:hAnsi="Times New Roman" w:eastAsia="Times New Roman" w:cs="Times New Roman"/>
-          <w:b w:val="0"/>
-          <w:bCs w:val="0"/>
-          <w:sz w:val="22"/>
-          <w:szCs w:val="22"/>
-        </w:rPr>
-        <w:tab/>
-      </w:r>
-      <w:r>
-        <w:rPr>
-          <w:rFonts w:ascii="Times New Roman" w:hAnsi="Times New Roman" w:eastAsia="Times New Roman" w:cs="Times New Roman"/>
-          <w:b w:val="0"/>
-          <w:bCs w:val="0"/>
-          <w:sz w:val="22"/>
-          <w:szCs w:val="22"/>
-        </w:rPr>
-        <w:t>16</w:t>
-      </w:r>
-    </w:p>
-    <w:p>
-      <w:pPr>
-        <w:tabs>
-          <w:tab w:val="right" w:pos="8500"/>
-        </w:tabs>
-        <w:spacing w:before="60" w:after="0"/>
-        <w:ind w:left="720"/>
-      </w:pPr>
-      <w:r>
-        <w:rPr>
-          <w:rFonts w:ascii="Times New Roman" w:hAnsi="Times New Roman" w:eastAsia="Times New Roman" w:cs="Times New Roman"/>
-          <w:b w:val="0"/>
-          <w:bCs w:val="0"/>
-          <w:sz w:val="20"/>
-          <w:szCs w:val="20"/>
-        </w:rPr>
-        <w:t>3.4.1   URL-Based Features (10 Features)</w:t>
-      </w:r>
-      <w:r>
-        <w:rPr>
-          <w:rFonts w:ascii="Times New Roman" w:hAnsi="Times New Roman" w:eastAsia="Times New Roman" w:cs="Times New Roman"/>
-          <w:b w:val="0"/>
-          <w:bCs w:val="0"/>
-          <w:sz w:val="20"/>
-          <w:szCs w:val="20"/>
-        </w:rPr>
-        <w:tab/>
-      </w:r>
-      <w:r>
-        <w:rPr>
-          <w:rFonts w:ascii="Times New Roman" w:hAnsi="Times New Roman" w:eastAsia="Times New Roman" w:cs="Times New Roman"/>
-          <w:b w:val="0"/>
-          <w:bCs w:val="0"/>
-          <w:sz w:val="20"/>
-          <w:szCs w:val="20"/>
-        </w:rPr>
-        <w:t>16</w:t>
-      </w:r>
-    </w:p>
-    <w:p>
-      <w:pPr>
-        <w:tabs>
-          <w:tab w:val="right" w:pos="8500"/>
-        </w:tabs>
-        <w:spacing w:before="60" w:after="0"/>
-        <w:ind w:left="720"/>
-      </w:pPr>
-      <w:r>
-        <w:rPr>
-          <w:rFonts w:ascii="Times New Roman" w:hAnsi="Times New Roman" w:eastAsia="Times New Roman" w:cs="Times New Roman"/>
-          <w:b w:val="0"/>
-          <w:bCs w:val="0"/>
-          <w:sz w:val="20"/>
-          <w:szCs w:val="20"/>
-        </w:rPr>
-        <w:t>3.4.2   Domain-Based Features (3 Features)</w:t>
-      </w:r>
-      <w:r>
-        <w:rPr>
-          <w:rFonts w:ascii="Times New Roman" w:hAnsi="Times New Roman" w:eastAsia="Times New Roman" w:cs="Times New Roman"/>
-          <w:b w:val="0"/>
-          <w:bCs w:val="0"/>
-          <w:sz w:val="20"/>
-          <w:szCs w:val="20"/>
-        </w:rPr>
-        <w:tab/>
-      </w:r>
-      <w:r>
-        <w:rPr>
-          <w:rFonts w:ascii="Times New Roman" w:hAnsi="Times New Roman" w:eastAsia="Times New Roman" w:cs="Times New Roman"/>
-          <w:b w:val="0"/>
-          <w:bCs w:val="0"/>
-          <w:sz w:val="20"/>
-          <w:szCs w:val="20"/>
-        </w:rPr>
-        <w:t>17</w:t>
-      </w:r>
-    </w:p>
-    <w:p>
-      <w:pPr>
-        <w:tabs>
-          <w:tab w:val="right" w:pos="8500"/>
-        </w:tabs>
-        <w:spacing w:before="60" w:after="0"/>
-        <w:ind w:left="720"/>
-      </w:pPr>
-      <w:r>
-        <w:rPr>
-          <w:rFonts w:ascii="Times New Roman" w:hAnsi="Times New Roman" w:eastAsia="Times New Roman" w:cs="Times New Roman"/>
-          <w:b w:val="0"/>
-          <w:bCs w:val="0"/>
-          <w:sz w:val="20"/>
-          <w:szCs w:val="20"/>
-        </w:rPr>
-        <w:t>3.4.3   Content-Based Features (7 Features)</w:t>
-      </w:r>
-      <w:r>
-        <w:rPr>
-          <w:rFonts w:ascii="Times New Roman" w:hAnsi="Times New Roman" w:eastAsia="Times New Roman" w:cs="Times New Roman"/>
-          <w:b w:val="0"/>
-          <w:bCs w:val="0"/>
-          <w:sz w:val="20"/>
-          <w:szCs w:val="20"/>
-        </w:rPr>
-        <w:tab/>
-      </w:r>
-      <w:r>
-        <w:rPr>
-          <w:rFonts w:ascii="Times New Roman" w:hAnsi="Times New Roman" w:eastAsia="Times New Roman" w:cs="Times New Roman"/>
-          <w:b w:val="0"/>
-          <w:bCs w:val="0"/>
-          <w:sz w:val="20"/>
-          <w:szCs w:val="20"/>
-        </w:rPr>
-        <w:t>17</w:t>
-      </w:r>
-    </w:p>
-    <w:p>
-      <w:pPr>
-        <w:tabs>
-          <w:tab w:val="right" w:pos="8500"/>
-        </w:tabs>
-        <w:spacing w:before="60" w:after="0"/>
-        <w:ind w:left="720"/>
-        <w:rPr>
-          <w:rFonts w:hint="default"/>
-          <w:lang w:val="en-GB"/>
-        </w:rPr>
-      </w:pPr>
-      <w:r>
-        <w:rPr>
-          <w:rFonts w:ascii="Times New Roman" w:hAnsi="Times New Roman" w:eastAsia="Times New Roman" w:cs="Times New Roman"/>
-          <w:b w:val="0"/>
-          <w:bCs w:val="0"/>
-          <w:sz w:val="20"/>
-          <w:szCs w:val="20"/>
-        </w:rPr>
-        <w:t>3.4.4   Lexical Features (7 Features)</w:t>
+        <w:t>2.2.2   Rule-Based Heuristic Detection</w:t>
       </w:r>
       <w:r>
         <w:rPr>
@@ -2348,7 +1758,7 @@
           <w:szCs w:val="20"/>
           <w:lang w:val="en-GB"/>
         </w:rPr>
-        <w:t>8</w:t>
+        <w:t>2</w:t>
       </w:r>
     </w:p>
     <w:p>
@@ -2371,7 +1781,7 @@
           <w:sz w:val="22"/>
           <w:szCs w:val="22"/>
         </w:rPr>
-        <w:t>3.5   Detection System Design</w:t>
+        <w:t>2.3   Machine Learning Approaches</w:t>
       </w:r>
       <w:r>
         <w:rPr>
@@ -2402,7 +1812,7 @@
           <w:szCs w:val="22"/>
           <w:lang w:val="en-GB"/>
         </w:rPr>
-        <w:t>8</w:t>
+        <w:t>2</w:t>
       </w:r>
     </w:p>
     <w:p>
@@ -2425,7 +1835,7 @@
           <w:sz w:val="20"/>
           <w:szCs w:val="20"/>
         </w:rPr>
-        <w:t>3.5.1   Rule-Based Detector</w:t>
+        <w:t>2.3.1   Feature Engineering for Phishing Detection</w:t>
       </w:r>
       <w:r>
         <w:rPr>
@@ -2456,7 +1866,7 @@
           <w:szCs w:val="20"/>
           <w:lang w:val="en-GB"/>
         </w:rPr>
-        <w:t>8</w:t>
+        <w:t>2</w:t>
       </w:r>
     </w:p>
     <w:p>
@@ -2466,6 +1876,10 @@
         </w:tabs>
         <w:spacing w:before="60" w:after="0"/>
         <w:ind w:left="720"/>
+        <w:rPr>
+          <w:rFonts w:hint="default"/>
+          <w:lang w:val="en-GB"/>
+        </w:rPr>
       </w:pPr>
       <w:r>
         <w:rPr>
@@ -2475,7 +1889,7 @@
           <w:sz w:val="20"/>
           <w:szCs w:val="20"/>
         </w:rPr>
-        <w:t>3.5.2   Machine Learning Pipeline</w:t>
+        <w:t>2.3.2   Classification Algorithms</w:t>
       </w:r>
       <w:r>
         <w:rPr>
@@ -2495,7 +1909,18 @@
           <w:sz w:val="20"/>
           <w:szCs w:val="20"/>
         </w:rPr>
-        <w:t>19</w:t>
+        <w:t>1</w:t>
+      </w:r>
+      <w:r>
+        <w:rPr>
+          <w:rFonts w:hint="default" w:ascii="Times New Roman" w:hAnsi="Times New Roman" w:eastAsia="Times New Roman" w:cs="Times New Roman"/>
+          <w:b w:val="0"/>
+          <w:bCs w:val="0"/>
+          <w:sz w:val="20"/>
+          <w:szCs w:val="20"/>
+          <w:lang w:val="en-GB"/>
+        </w:rPr>
+        <w:t>3</w:t>
       </w:r>
     </w:p>
     <w:p>
@@ -2505,6 +1930,10 @@
         </w:tabs>
         <w:spacing w:before="60" w:after="0"/>
         <w:ind w:left="720"/>
+        <w:rPr>
+          <w:rFonts w:hint="default"/>
+          <w:lang w:val="en-GB"/>
+        </w:rPr>
       </w:pPr>
       <w:r>
         <w:rPr>
@@ -2514,7 +1943,7 @@
           <w:sz w:val="20"/>
           <w:szCs w:val="20"/>
         </w:rPr>
-        <w:t>3.5.3   Hybrid Detection Strategies</w:t>
+        <w:t>2.3.3   Deep Learning Approaches</w:t>
       </w:r>
       <w:r>
         <w:rPr>
@@ -2534,7 +1963,18 @@
           <w:sz w:val="20"/>
           <w:szCs w:val="20"/>
         </w:rPr>
-        <w:t>19</w:t>
+        <w:t>1</w:t>
+      </w:r>
+      <w:r>
+        <w:rPr>
+          <w:rFonts w:hint="default" w:ascii="Times New Roman" w:hAnsi="Times New Roman" w:eastAsia="Times New Roman" w:cs="Times New Roman"/>
+          <w:b w:val="0"/>
+          <w:bCs w:val="0"/>
+          <w:sz w:val="20"/>
+          <w:szCs w:val="20"/>
+          <w:lang w:val="en-GB"/>
+        </w:rPr>
+        <w:t>3</w:t>
       </w:r>
     </w:p>
     <w:p>
@@ -2557,7 +1997,7 @@
           <w:sz w:val="22"/>
           <w:szCs w:val="22"/>
         </w:rPr>
-        <w:t>3.6   Evaluation Framework</w:t>
+        <w:t>2.4   Hybrid Detection Systems</w:t>
       </w:r>
       <w:r>
         <w:rPr>
@@ -2568,6 +2008,16 @@
           <w:szCs w:val="22"/>
         </w:rPr>
         <w:tab/>
+      </w:r>
+      <w:r>
+        <w:rPr>
+          <w:rFonts w:ascii="Times New Roman" w:hAnsi="Times New Roman" w:eastAsia="Times New Roman" w:cs="Times New Roman"/>
+          <w:b w:val="0"/>
+          <w:bCs w:val="0"/>
+          <w:sz w:val="22"/>
+          <w:szCs w:val="22"/>
+        </w:rPr>
+        <w:t>1</w:t>
       </w:r>
       <w:r>
         <w:rPr>
@@ -2578,7 +2028,7 @@
           <w:szCs w:val="22"/>
           <w:lang w:val="en-GB"/>
         </w:rPr>
-        <w:t>20</w:t>
+        <w:t>4</w:t>
       </w:r>
     </w:p>
     <w:p>
@@ -2588,6 +2038,10 @@
         </w:tabs>
         <w:spacing w:before="60" w:after="0"/>
         <w:ind w:left="360"/>
+        <w:rPr>
+          <w:rFonts w:hint="default"/>
+          <w:lang w:val="en-GB"/>
+        </w:rPr>
       </w:pPr>
       <w:r>
         <w:rPr>
@@ -2597,7 +2051,7 @@
           <w:sz w:val="22"/>
           <w:szCs w:val="22"/>
         </w:rPr>
-        <w:t>3.7   Tools and Technologies</w:t>
+        <w:t>2.5   Critical Analysis and Identification of Research Gaps</w:t>
       </w:r>
       <w:r>
         <w:rPr>
@@ -2617,46 +2071,18 @@
           <w:sz w:val="22"/>
           <w:szCs w:val="22"/>
         </w:rPr>
-        <w:t>20</w:t>
-      </w:r>
-    </w:p>
-    <w:p>
-      <w:pPr>
-        <w:tabs>
-          <w:tab w:val="right" w:pos="8500"/>
-        </w:tabs>
-        <w:spacing w:before="60" w:after="0"/>
-        <w:ind w:left="360"/>
-      </w:pPr>
-      <w:r>
-        <w:rPr>
-          <w:rFonts w:ascii="Times New Roman" w:hAnsi="Times New Roman" w:eastAsia="Times New Roman" w:cs="Times New Roman"/>
+        <w:t>1</w:t>
+      </w:r>
+      <w:r>
+        <w:rPr>
+          <w:rFonts w:hint="default" w:ascii="Times New Roman" w:hAnsi="Times New Roman" w:eastAsia="Times New Roman" w:cs="Times New Roman"/>
           <w:b w:val="0"/>
           <w:bCs w:val="0"/>
           <w:sz w:val="22"/>
           <w:szCs w:val="22"/>
-        </w:rPr>
-        <w:t>3.8   Ethical Considerations</w:t>
-      </w:r>
-      <w:r>
-        <w:rPr>
-          <w:rFonts w:ascii="Times New Roman" w:hAnsi="Times New Roman" w:eastAsia="Times New Roman" w:cs="Times New Roman"/>
-          <w:b w:val="0"/>
-          <w:bCs w:val="0"/>
-          <w:sz w:val="22"/>
-          <w:szCs w:val="22"/>
-        </w:rPr>
-        <w:tab/>
-      </w:r>
-      <w:r>
-        <w:rPr>
-          <w:rFonts w:ascii="Times New Roman" w:hAnsi="Times New Roman" w:eastAsia="Times New Roman" w:cs="Times New Roman"/>
-          <w:b w:val="0"/>
-          <w:bCs w:val="0"/>
-          <w:sz w:val="22"/>
-          <w:szCs w:val="22"/>
-        </w:rPr>
-        <w:t>20</w:t>
+          <w:lang w:val="en-GB"/>
+        </w:rPr>
+        <w:t>4</w:t>
       </w:r>
     </w:p>
     <w:p>
@@ -2679,7 +2105,7 @@
           <w:sz w:val="24"/>
           <w:szCs w:val="24"/>
         </w:rPr>
-        <w:t>Chapter 4: Implementation</w:t>
+        <w:t>Chapter 3: Methodology</w:t>
       </w:r>
       <w:r>
         <w:rPr>
@@ -2699,7 +2125,7 @@
           <w:sz w:val="24"/>
           <w:szCs w:val="24"/>
         </w:rPr>
-        <w:t>2</w:t>
+        <w:t>1</w:t>
       </w:r>
       <w:r>
         <w:rPr>
@@ -2710,7 +2136,7 @@
           <w:szCs w:val="24"/>
           <w:lang w:val="en-GB"/>
         </w:rPr>
-        <w:t>2</w:t>
+        <w:t>6</w:t>
       </w:r>
     </w:p>
     <w:p>
@@ -2733,7 +2159,7 @@
           <w:sz w:val="22"/>
           <w:szCs w:val="22"/>
         </w:rPr>
-        <w:t>4.1   Development Environment</w:t>
+        <w:t>3.1   Research Design</w:t>
       </w:r>
       <w:r>
         <w:rPr>
@@ -2753,7 +2179,7 @@
           <w:sz w:val="22"/>
           <w:szCs w:val="22"/>
         </w:rPr>
-        <w:t>2</w:t>
+        <w:t>1</w:t>
       </w:r>
       <w:r>
         <w:rPr>
@@ -2764,7 +2190,7 @@
           <w:szCs w:val="22"/>
           <w:lang w:val="en-GB"/>
         </w:rPr>
-        <w:t>2</w:t>
+        <w:t>6</w:t>
       </w:r>
     </w:p>
     <w:p>
@@ -2787,7 +2213,7 @@
           <w:sz w:val="22"/>
           <w:szCs w:val="22"/>
         </w:rPr>
-        <w:t>4.2   Data Preparation Implementation</w:t>
+        <w:t>3.2   System Architecture</w:t>
       </w:r>
       <w:r>
         <w:rPr>
@@ -2807,7 +2233,7 @@
           <w:sz w:val="22"/>
           <w:szCs w:val="22"/>
         </w:rPr>
-        <w:t>2</w:t>
+        <w:t>1</w:t>
       </w:r>
       <w:r>
         <w:rPr>
@@ -2818,7 +2244,7 @@
           <w:szCs w:val="22"/>
           <w:lang w:val="en-GB"/>
         </w:rPr>
-        <w:t>2</w:t>
+        <w:t>6</w:t>
       </w:r>
     </w:p>
     <w:p>
@@ -2841,7 +2267,7 @@
           <w:sz w:val="22"/>
           <w:szCs w:val="22"/>
         </w:rPr>
-        <w:t>4.3   Feature Extraction System</w:t>
+        <w:t>3.3   Data Collection and Preparation</w:t>
       </w:r>
       <w:r>
         <w:rPr>
@@ -2861,7 +2287,7 @@
           <w:sz w:val="22"/>
           <w:szCs w:val="22"/>
         </w:rPr>
-        <w:t>2</w:t>
+        <w:t>1</w:t>
       </w:r>
       <w:r>
         <w:rPr>
@@ -2872,7 +2298,7 @@
           <w:szCs w:val="22"/>
           <w:lang w:val="en-GB"/>
         </w:rPr>
-        <w:t>3</w:t>
+        <w:t>6</w:t>
       </w:r>
     </w:p>
     <w:p>
@@ -2895,7 +2321,7 @@
           <w:sz w:val="20"/>
           <w:szCs w:val="20"/>
         </w:rPr>
-        <w:t>4.3.1   URL Feature Extraction</w:t>
+        <w:t>3.3.1   Dataset Selection</w:t>
       </w:r>
       <w:r>
         <w:rPr>
@@ -2915,7 +2341,7 @@
           <w:sz w:val="20"/>
           <w:szCs w:val="20"/>
         </w:rPr>
-        <w:t>2</w:t>
+        <w:t>1</w:t>
       </w:r>
       <w:r>
         <w:rPr>
@@ -2926,7 +2352,7 @@
           <w:szCs w:val="20"/>
           <w:lang w:val="en-GB"/>
         </w:rPr>
-        <w:t>3</w:t>
+        <w:t>6</w:t>
       </w:r>
     </w:p>
     <w:p>
@@ -2949,7 +2375,7 @@
           <w:sz w:val="20"/>
           <w:szCs w:val="20"/>
         </w:rPr>
-        <w:t>4.3.2   Domain Feature Extraction and Caching</w:t>
+        <w:t>3.3.2   Dataset Characteristics</w:t>
       </w:r>
       <w:r>
         <w:rPr>
@@ -2969,7 +2395,7 @@
           <w:sz w:val="20"/>
           <w:szCs w:val="20"/>
         </w:rPr>
-        <w:t>2</w:t>
+        <w:t>1</w:t>
       </w:r>
       <w:r>
         <w:rPr>
@@ -2980,7 +2406,7 @@
           <w:szCs w:val="20"/>
           <w:lang w:val="en-GB"/>
         </w:rPr>
-        <w:t>4</w:t>
+        <w:t>7</w:t>
       </w:r>
     </w:p>
     <w:p>
@@ -3003,7 +2429,7 @@
           <w:sz w:val="20"/>
           <w:szCs w:val="20"/>
         </w:rPr>
-        <w:t>4.3.3   Content Feature Extraction</w:t>
+        <w:t>3.3.3   Preprocessing Pipeline</w:t>
       </w:r>
       <w:r>
         <w:rPr>
@@ -3023,7 +2449,7 @@
           <w:sz w:val="20"/>
           <w:szCs w:val="20"/>
         </w:rPr>
-        <w:t>2</w:t>
+        <w:t>1</w:t>
       </w:r>
       <w:r>
         <w:rPr>
@@ -3034,7 +2460,7 @@
           <w:szCs w:val="20"/>
           <w:lang w:val="en-GB"/>
         </w:rPr>
-        <w:t>4</w:t>
+        <w:t>8</w:t>
       </w:r>
     </w:p>
     <w:p>
@@ -3057,7 +2483,7 @@
           <w:sz w:val="20"/>
           <w:szCs w:val="20"/>
         </w:rPr>
-        <w:t>4.3.4   Parallel Processing Optimisation</w:t>
+        <w:t>3.3.4   Train-Test Split</w:t>
       </w:r>
       <w:r>
         <w:rPr>
@@ -3077,7 +2503,7 @@
           <w:sz w:val="20"/>
           <w:szCs w:val="20"/>
         </w:rPr>
-        <w:t>2</w:t>
+        <w:t>1</w:t>
       </w:r>
       <w:r>
         <w:rPr>
@@ -3088,7 +2514,7 @@
           <w:szCs w:val="20"/>
           <w:lang w:val="en-GB"/>
         </w:rPr>
-        <w:t>4</w:t>
+        <w:t>8</w:t>
       </w:r>
     </w:p>
     <w:p>
@@ -3111,7 +2537,7 @@
           <w:sz w:val="22"/>
           <w:szCs w:val="22"/>
         </w:rPr>
-        <w:t>4.4   Rule-Based Detector Implementation</w:t>
+        <w:t>3.4   Feature Engineering</w:t>
       </w:r>
       <w:r>
         <w:rPr>
@@ -3131,7 +2557,7 @@
           <w:sz w:val="22"/>
           <w:szCs w:val="22"/>
         </w:rPr>
-        <w:t>2</w:t>
+        <w:t>1</w:t>
       </w:r>
       <w:r>
         <w:rPr>
@@ -3142,7 +2568,7 @@
           <w:szCs w:val="22"/>
           <w:lang w:val="en-GB"/>
         </w:rPr>
-        <w:t>5</w:t>
+        <w:t>8</w:t>
       </w:r>
     </w:p>
     <w:p>
@@ -3165,7 +2591,7 @@
           <w:sz w:val="20"/>
           <w:szCs w:val="20"/>
         </w:rPr>
-        <w:t>4.4.1   Rule Implementation</w:t>
+        <w:t>3.4.1   URL-Based Features (10 Features)</w:t>
       </w:r>
       <w:r>
         <w:rPr>
@@ -3185,7 +2611,7 @@
           <w:sz w:val="20"/>
           <w:szCs w:val="20"/>
         </w:rPr>
-        <w:t>2</w:t>
+        <w:t>1</w:t>
       </w:r>
       <w:r>
         <w:rPr>
@@ -3196,7 +2622,7 @@
           <w:szCs w:val="20"/>
           <w:lang w:val="en-GB"/>
         </w:rPr>
-        <w:t>5</w:t>
+        <w:t>8</w:t>
       </w:r>
     </w:p>
     <w:p>
@@ -3219,7 +2645,7 @@
           <w:sz w:val="20"/>
           <w:szCs w:val="20"/>
         </w:rPr>
-        <w:t>4.4.2   Threshold Optimisation</w:t>
+        <w:t>3.4.2   Domain-Based Features (3 Features)</w:t>
       </w:r>
       <w:r>
         <w:rPr>
@@ -3239,7 +2665,7 @@
           <w:sz w:val="20"/>
           <w:szCs w:val="20"/>
         </w:rPr>
-        <w:t>2</w:t>
+        <w:t>1</w:t>
       </w:r>
       <w:r>
         <w:rPr>
@@ -3250,7 +2676,95 @@
           <w:szCs w:val="20"/>
           <w:lang w:val="en-GB"/>
         </w:rPr>
-        <w:t>5</w:t>
+        <w:t>9</w:t>
+      </w:r>
+    </w:p>
+    <w:p>
+      <w:pPr>
+        <w:tabs>
+          <w:tab w:val="right" w:pos="8500"/>
+        </w:tabs>
+        <w:spacing w:before="60" w:after="0"/>
+        <w:ind w:left="720"/>
+        <w:rPr>
+          <w:rFonts w:hint="default"/>
+          <w:lang w:val="en-GB"/>
+        </w:rPr>
+      </w:pPr>
+      <w:r>
+        <w:rPr>
+          <w:rFonts w:ascii="Times New Roman" w:hAnsi="Times New Roman" w:eastAsia="Times New Roman" w:cs="Times New Roman"/>
+          <w:b w:val="0"/>
+          <w:bCs w:val="0"/>
+          <w:sz w:val="20"/>
+          <w:szCs w:val="20"/>
+        </w:rPr>
+        <w:t>3.4.3   Content-Based Features (7 Features)</w:t>
+      </w:r>
+      <w:r>
+        <w:rPr>
+          <w:rFonts w:ascii="Times New Roman" w:hAnsi="Times New Roman" w:eastAsia="Times New Roman" w:cs="Times New Roman"/>
+          <w:b w:val="0"/>
+          <w:bCs w:val="0"/>
+          <w:sz w:val="20"/>
+          <w:szCs w:val="20"/>
+        </w:rPr>
+        <w:tab/>
+      </w:r>
+      <w:r>
+        <w:rPr>
+          <w:rFonts w:hint="default" w:ascii="Times New Roman" w:hAnsi="Times New Roman" w:eastAsia="Times New Roman" w:cs="Times New Roman"/>
+          <w:b w:val="0"/>
+          <w:bCs w:val="0"/>
+          <w:sz w:val="20"/>
+          <w:szCs w:val="20"/>
+          <w:lang w:val="en-GB"/>
+        </w:rPr>
+        <w:t>19</w:t>
+      </w:r>
+    </w:p>
+    <w:p>
+      <w:pPr>
+        <w:tabs>
+          <w:tab w:val="right" w:pos="8500"/>
+        </w:tabs>
+        <w:spacing w:before="60" w:after="0"/>
+        <w:ind w:left="720"/>
+        <w:rPr>
+          <w:rFonts w:hint="default"/>
+          <w:lang w:val="en-GB"/>
+        </w:rPr>
+      </w:pPr>
+      <w:r>
+        <w:rPr>
+          <w:rFonts w:ascii="Times New Roman" w:hAnsi="Times New Roman" w:eastAsia="Times New Roman" w:cs="Times New Roman"/>
+          <w:b w:val="0"/>
+          <w:bCs w:val="0"/>
+          <w:sz w:val="20"/>
+          <w:szCs w:val="20"/>
+        </w:rPr>
+        <w:t>3.4.4   Lexical Features (7 Features)</w:t>
+      </w:r>
+      <w:r>
+        <w:rPr>
+          <w:rFonts w:ascii="Times New Roman" w:hAnsi="Times New Roman" w:eastAsia="Times New Roman" w:cs="Times New Roman"/>
+          <w:b w:val="0"/>
+          <w:bCs w:val="0"/>
+          <w:sz w:val="20"/>
+          <w:szCs w:val="20"/>
+        </w:rPr>
+        <w:tab/>
+      </w:r>
+      <w:r>
+        <w:rPr>
+          <w:rFonts w:hint="default" w:ascii="Times New Roman" w:hAnsi="Times New Roman" w:eastAsia="Times New Roman" w:cs="Times New Roman"/>
+          <w:b w:val="0"/>
+          <w:bCs w:val="0"/>
+          <w:sz w:val="20"/>
+          <w:szCs w:val="20"/>
+          <w:lang w:val="en-GB"/>
+        </w:rPr>
+        <w:t>20</w:t>
       </w:r>
     </w:p>
     <w:p>
@@ -3273,7 +2787,7 @@
           <w:sz w:val="22"/>
           <w:szCs w:val="22"/>
         </w:rPr>
-        <w:t>4.5   Machine Learning Detector</w:t>
+        <w:t>3.5   Detection System Design</w:t>
       </w:r>
       <w:r>
         <w:rPr>
@@ -3284,16 +2798,6 @@
           <w:szCs w:val="22"/>
         </w:rPr>
         <w:tab/>
-      </w:r>
-      <w:r>
-        <w:rPr>
-          <w:rFonts w:ascii="Times New Roman" w:hAnsi="Times New Roman" w:eastAsia="Times New Roman" w:cs="Times New Roman"/>
-          <w:b w:val="0"/>
-          <w:bCs w:val="0"/>
-          <w:sz w:val="22"/>
-          <w:szCs w:val="22"/>
-        </w:rPr>
-        <w:t>2</w:t>
       </w:r>
       <w:r>
         <w:rPr>
@@ -3304,7 +2808,7 @@
           <w:szCs w:val="22"/>
           <w:lang w:val="en-GB"/>
         </w:rPr>
-        <w:t>5</w:t>
+        <w:t>20</w:t>
       </w:r>
     </w:p>
     <w:p>
@@ -3327,7 +2831,7 @@
           <w:sz w:val="20"/>
           <w:szCs w:val="20"/>
         </w:rPr>
-        <w:t>4.5.1   Algorithm Selection and Justification</w:t>
+        <w:t>3.5.1   Rule-Based Detector</w:t>
       </w:r>
       <w:r>
         <w:rPr>
@@ -3338,16 +2842,6 @@
           <w:szCs w:val="20"/>
         </w:rPr>
         <w:tab/>
-      </w:r>
-      <w:r>
-        <w:rPr>
-          <w:rFonts w:ascii="Times New Roman" w:hAnsi="Times New Roman" w:eastAsia="Times New Roman" w:cs="Times New Roman"/>
-          <w:b w:val="0"/>
-          <w:bCs w:val="0"/>
-          <w:sz w:val="20"/>
-          <w:szCs w:val="20"/>
-        </w:rPr>
-        <w:t>2</w:t>
       </w:r>
       <w:r>
         <w:rPr>
@@ -3358,7 +2852,7 @@
           <w:szCs w:val="20"/>
           <w:lang w:val="en-GB"/>
         </w:rPr>
-        <w:t>6</w:t>
+        <w:t>20</w:t>
       </w:r>
     </w:p>
     <w:p>
@@ -3381,7 +2875,7 @@
           <w:sz w:val="20"/>
           <w:szCs w:val="20"/>
         </w:rPr>
-        <w:t>4.5.2   Hyperparameter Tuning Results</w:t>
+        <w:t>3.5.2   Machine Learning Pipeline</w:t>
       </w:r>
       <w:r>
         <w:rPr>
@@ -3392,16 +2886,6 @@
           <w:szCs w:val="20"/>
         </w:rPr>
         <w:tab/>
-      </w:r>
-      <w:r>
-        <w:rPr>
-          <w:rFonts w:ascii="Times New Roman" w:hAnsi="Times New Roman" w:eastAsia="Times New Roman" w:cs="Times New Roman"/>
-          <w:b w:val="0"/>
-          <w:bCs w:val="0"/>
-          <w:sz w:val="20"/>
-          <w:szCs w:val="20"/>
-        </w:rPr>
-        <w:t>2</w:t>
       </w:r>
       <w:r>
         <w:rPr>
@@ -3412,7 +2896,7 @@
           <w:szCs w:val="20"/>
           <w:lang w:val="en-GB"/>
         </w:rPr>
-        <w:t>6</w:t>
+        <w:t>21</w:t>
       </w:r>
     </w:p>
     <w:p>
@@ -3435,7 +2919,7 @@
           <w:sz w:val="20"/>
           <w:szCs w:val="20"/>
         </w:rPr>
-        <w:t>4.5.3   Feature Importance Analysis</w:t>
+        <w:t>3.5.3   Hybrid Detection Strategies</w:t>
       </w:r>
       <w:r>
         <w:rPr>
@@ -3446,16 +2930,6 @@
           <w:szCs w:val="20"/>
         </w:rPr>
         <w:tab/>
-      </w:r>
-      <w:r>
-        <w:rPr>
-          <w:rFonts w:ascii="Times New Roman" w:hAnsi="Times New Roman" w:eastAsia="Times New Roman" w:cs="Times New Roman"/>
-          <w:b w:val="0"/>
-          <w:bCs w:val="0"/>
-          <w:sz w:val="20"/>
-          <w:szCs w:val="20"/>
-        </w:rPr>
-        <w:t>2</w:t>
       </w:r>
       <w:r>
         <w:rPr>
@@ -3466,7 +2940,7 @@
           <w:szCs w:val="20"/>
           <w:lang w:val="en-GB"/>
         </w:rPr>
-        <w:t>6</w:t>
+        <w:t>21</w:t>
       </w:r>
     </w:p>
     <w:p>
@@ -3476,6 +2950,10 @@
         </w:tabs>
         <w:spacing w:before="60" w:after="0"/>
         <w:ind w:left="360"/>
+        <w:rPr>
+          <w:rFonts w:hint="default"/>
+          <w:lang w:val="en-GB"/>
+        </w:rPr>
       </w:pPr>
       <w:r>
         <w:rPr>
@@ -3485,7 +2963,7 @@
           <w:sz w:val="22"/>
           <w:szCs w:val="22"/>
         </w:rPr>
-        <w:t>4.6   Hybrid Detection System</w:t>
+        <w:t>3.6   Evaluation Framework</w:t>
       </w:r>
       <w:r>
         <w:rPr>
@@ -3499,13 +2977,338 @@
       </w:r>
       <w:r>
         <w:rPr>
+          <w:rFonts w:hint="default" w:ascii="Times New Roman" w:hAnsi="Times New Roman" w:eastAsia="Times New Roman" w:cs="Times New Roman"/>
+          <w:b w:val="0"/>
+          <w:bCs w:val="0"/>
+          <w:sz w:val="22"/>
+          <w:szCs w:val="22"/>
+          <w:lang w:val="en-GB"/>
+        </w:rPr>
+        <w:t>22</w:t>
+      </w:r>
+    </w:p>
+    <w:p>
+      <w:pPr>
+        <w:tabs>
+          <w:tab w:val="right" w:pos="8500"/>
+        </w:tabs>
+        <w:spacing w:before="60" w:after="0"/>
+        <w:ind w:left="360"/>
+        <w:rPr>
+          <w:rFonts w:hint="default"/>
+          <w:lang w:val="en-GB"/>
+        </w:rPr>
+      </w:pPr>
+      <w:r>
+        <w:rPr>
           <w:rFonts w:ascii="Times New Roman" w:hAnsi="Times New Roman" w:eastAsia="Times New Roman" w:cs="Times New Roman"/>
           <w:b w:val="0"/>
           <w:bCs w:val="0"/>
           <w:sz w:val="22"/>
           <w:szCs w:val="22"/>
         </w:rPr>
-        <w:t>26</w:t>
+        <w:t>3.7   Tools and Technologies</w:t>
+      </w:r>
+      <w:r>
+        <w:rPr>
+          <w:rFonts w:ascii="Times New Roman" w:hAnsi="Times New Roman" w:eastAsia="Times New Roman" w:cs="Times New Roman"/>
+          <w:b w:val="0"/>
+          <w:bCs w:val="0"/>
+          <w:sz w:val="22"/>
+          <w:szCs w:val="22"/>
+        </w:rPr>
+        <w:tab/>
+      </w:r>
+      <w:r>
+        <w:rPr>
+          <w:rFonts w:ascii="Times New Roman" w:hAnsi="Times New Roman" w:eastAsia="Times New Roman" w:cs="Times New Roman"/>
+          <w:b w:val="0"/>
+          <w:bCs w:val="0"/>
+          <w:sz w:val="22"/>
+          <w:szCs w:val="22"/>
+        </w:rPr>
+        <w:t>2</w:t>
+      </w:r>
+      <w:r>
+        <w:rPr>
+          <w:rFonts w:hint="default" w:ascii="Times New Roman" w:hAnsi="Times New Roman" w:eastAsia="Times New Roman" w:cs="Times New Roman"/>
+          <w:b w:val="0"/>
+          <w:bCs w:val="0"/>
+          <w:sz w:val="22"/>
+          <w:szCs w:val="22"/>
+          <w:lang w:val="en-GB"/>
+        </w:rPr>
+        <w:t>2</w:t>
+      </w:r>
+    </w:p>
+    <w:p>
+      <w:pPr>
+        <w:tabs>
+          <w:tab w:val="right" w:pos="8500"/>
+        </w:tabs>
+        <w:spacing w:before="60" w:after="0"/>
+        <w:ind w:left="360"/>
+        <w:rPr>
+          <w:rFonts w:hint="default"/>
+          <w:lang w:val="en-GB"/>
+        </w:rPr>
+      </w:pPr>
+      <w:r>
+        <w:rPr>
+          <w:rFonts w:ascii="Times New Roman" w:hAnsi="Times New Roman" w:eastAsia="Times New Roman" w:cs="Times New Roman"/>
+          <w:b w:val="0"/>
+          <w:bCs w:val="0"/>
+          <w:sz w:val="22"/>
+          <w:szCs w:val="22"/>
+        </w:rPr>
+        <w:t>3.8   Ethical Considerations</w:t>
+      </w:r>
+      <w:r>
+        <w:rPr>
+          <w:rFonts w:ascii="Times New Roman" w:hAnsi="Times New Roman" w:eastAsia="Times New Roman" w:cs="Times New Roman"/>
+          <w:b w:val="0"/>
+          <w:bCs w:val="0"/>
+          <w:sz w:val="22"/>
+          <w:szCs w:val="22"/>
+        </w:rPr>
+        <w:tab/>
+      </w:r>
+      <w:r>
+        <w:rPr>
+          <w:rFonts w:ascii="Times New Roman" w:hAnsi="Times New Roman" w:eastAsia="Times New Roman" w:cs="Times New Roman"/>
+          <w:b w:val="0"/>
+          <w:bCs w:val="0"/>
+          <w:sz w:val="22"/>
+          <w:szCs w:val="22"/>
+        </w:rPr>
+        <w:t>2</w:t>
+      </w:r>
+      <w:r>
+        <w:rPr>
+          <w:rFonts w:hint="default" w:ascii="Times New Roman" w:hAnsi="Times New Roman" w:eastAsia="Times New Roman" w:cs="Times New Roman"/>
+          <w:b w:val="0"/>
+          <w:bCs w:val="0"/>
+          <w:sz w:val="22"/>
+          <w:szCs w:val="22"/>
+          <w:lang w:val="en-GB"/>
+        </w:rPr>
+        <w:t>2</w:t>
+      </w:r>
+    </w:p>
+    <w:p>
+      <w:pPr>
+        <w:tabs>
+          <w:tab w:val="right" w:pos="8500"/>
+        </w:tabs>
+        <w:spacing w:before="140" w:after="0"/>
+        <w:ind w:left="0"/>
+        <w:rPr>
+          <w:rFonts w:hint="default"/>
+          <w:lang w:val="en-GB"/>
+        </w:rPr>
+      </w:pPr>
+      <w:r>
+        <w:rPr>
+          <w:rFonts w:ascii="Times New Roman" w:hAnsi="Times New Roman" w:eastAsia="Times New Roman" w:cs="Times New Roman"/>
+          <w:b/>
+          <w:bCs/>
+          <w:sz w:val="24"/>
+          <w:szCs w:val="24"/>
+        </w:rPr>
+        <w:t>Chapter 4: Implementation</w:t>
+      </w:r>
+      <w:r>
+        <w:rPr>
+          <w:rFonts w:ascii="Times New Roman" w:hAnsi="Times New Roman" w:eastAsia="Times New Roman" w:cs="Times New Roman"/>
+          <w:b/>
+          <w:bCs/>
+          <w:sz w:val="24"/>
+          <w:szCs w:val="24"/>
+        </w:rPr>
+        <w:tab/>
+      </w:r>
+      <w:r>
+        <w:rPr>
+          <w:rFonts w:ascii="Times New Roman" w:hAnsi="Times New Roman" w:eastAsia="Times New Roman" w:cs="Times New Roman"/>
+          <w:b/>
+          <w:bCs/>
+          <w:sz w:val="24"/>
+          <w:szCs w:val="24"/>
+        </w:rPr>
+        <w:t>2</w:t>
+      </w:r>
+      <w:r>
+        <w:rPr>
+          <w:rFonts w:hint="default" w:ascii="Times New Roman" w:hAnsi="Times New Roman" w:eastAsia="Times New Roman" w:cs="Times New Roman"/>
+          <w:b/>
+          <w:bCs/>
+          <w:sz w:val="24"/>
+          <w:szCs w:val="24"/>
+          <w:lang w:val="en-GB"/>
+        </w:rPr>
+        <w:t>4</w:t>
+      </w:r>
+    </w:p>
+    <w:p>
+      <w:pPr>
+        <w:tabs>
+          <w:tab w:val="right" w:pos="8500"/>
+        </w:tabs>
+        <w:spacing w:before="60" w:after="0"/>
+        <w:ind w:left="360"/>
+        <w:rPr>
+          <w:rFonts w:hint="default"/>
+          <w:lang w:val="en-GB"/>
+        </w:rPr>
+      </w:pPr>
+      <w:r>
+        <w:rPr>
+          <w:rFonts w:ascii="Times New Roman" w:hAnsi="Times New Roman" w:eastAsia="Times New Roman" w:cs="Times New Roman"/>
+          <w:b w:val="0"/>
+          <w:bCs w:val="0"/>
+          <w:sz w:val="22"/>
+          <w:szCs w:val="22"/>
+        </w:rPr>
+        <w:t>4.1   Development Environment</w:t>
+      </w:r>
+      <w:r>
+        <w:rPr>
+          <w:rFonts w:ascii="Times New Roman" w:hAnsi="Times New Roman" w:eastAsia="Times New Roman" w:cs="Times New Roman"/>
+          <w:b w:val="0"/>
+          <w:bCs w:val="0"/>
+          <w:sz w:val="22"/>
+          <w:szCs w:val="22"/>
+        </w:rPr>
+        <w:tab/>
+      </w:r>
+      <w:r>
+        <w:rPr>
+          <w:rFonts w:ascii="Times New Roman" w:hAnsi="Times New Roman" w:eastAsia="Times New Roman" w:cs="Times New Roman"/>
+          <w:b w:val="0"/>
+          <w:bCs w:val="0"/>
+          <w:sz w:val="22"/>
+          <w:szCs w:val="22"/>
+        </w:rPr>
+        <w:t>2</w:t>
+      </w:r>
+      <w:r>
+        <w:rPr>
+          <w:rFonts w:hint="default" w:ascii="Times New Roman" w:hAnsi="Times New Roman" w:eastAsia="Times New Roman" w:cs="Times New Roman"/>
+          <w:b w:val="0"/>
+          <w:bCs w:val="0"/>
+          <w:sz w:val="22"/>
+          <w:szCs w:val="22"/>
+          <w:lang w:val="en-GB"/>
+        </w:rPr>
+        <w:t>4</w:t>
+      </w:r>
+    </w:p>
+    <w:p>
+      <w:pPr>
+        <w:tabs>
+          <w:tab w:val="right" w:pos="8500"/>
+        </w:tabs>
+        <w:spacing w:before="60" w:after="0"/>
+        <w:ind w:left="360"/>
+        <w:rPr>
+          <w:rFonts w:hint="default"/>
+          <w:lang w:val="en-GB"/>
+        </w:rPr>
+      </w:pPr>
+      <w:r>
+        <w:rPr>
+          <w:rFonts w:ascii="Times New Roman" w:hAnsi="Times New Roman" w:eastAsia="Times New Roman" w:cs="Times New Roman"/>
+          <w:b w:val="0"/>
+          <w:bCs w:val="0"/>
+          <w:sz w:val="22"/>
+          <w:szCs w:val="22"/>
+        </w:rPr>
+        <w:t>4.2   Data Preparation Implementation</w:t>
+      </w:r>
+      <w:r>
+        <w:rPr>
+          <w:rFonts w:ascii="Times New Roman" w:hAnsi="Times New Roman" w:eastAsia="Times New Roman" w:cs="Times New Roman"/>
+          <w:b w:val="0"/>
+          <w:bCs w:val="0"/>
+          <w:sz w:val="22"/>
+          <w:szCs w:val="22"/>
+        </w:rPr>
+        <w:tab/>
+      </w:r>
+      <w:r>
+        <w:rPr>
+          <w:rFonts w:ascii="Times New Roman" w:hAnsi="Times New Roman" w:eastAsia="Times New Roman" w:cs="Times New Roman"/>
+          <w:b w:val="0"/>
+          <w:bCs w:val="0"/>
+          <w:sz w:val="22"/>
+          <w:szCs w:val="22"/>
+        </w:rPr>
+        <w:t>2</w:t>
+      </w:r>
+      <w:r>
+        <w:rPr>
+          <w:rFonts w:hint="default" w:ascii="Times New Roman" w:hAnsi="Times New Roman" w:eastAsia="Times New Roman" w:cs="Times New Roman"/>
+          <w:b w:val="0"/>
+          <w:bCs w:val="0"/>
+          <w:sz w:val="22"/>
+          <w:szCs w:val="22"/>
+          <w:lang w:val="en-GB"/>
+        </w:rPr>
+        <w:t>4</w:t>
+      </w:r>
+    </w:p>
+    <w:p>
+      <w:pPr>
+        <w:tabs>
+          <w:tab w:val="right" w:pos="8500"/>
+        </w:tabs>
+        <w:spacing w:before="60" w:after="0"/>
+        <w:ind w:left="360"/>
+        <w:rPr>
+          <w:rFonts w:hint="default"/>
+          <w:lang w:val="en-GB"/>
+        </w:rPr>
+      </w:pPr>
+      <w:r>
+        <w:rPr>
+          <w:rFonts w:ascii="Times New Roman" w:hAnsi="Times New Roman" w:eastAsia="Times New Roman" w:cs="Times New Roman"/>
+          <w:b w:val="0"/>
+          <w:bCs w:val="0"/>
+          <w:sz w:val="22"/>
+          <w:szCs w:val="22"/>
+        </w:rPr>
+        <w:t>4.3   Feature Extraction System</w:t>
+      </w:r>
+      <w:r>
+        <w:rPr>
+          <w:rFonts w:ascii="Times New Roman" w:hAnsi="Times New Roman" w:eastAsia="Times New Roman" w:cs="Times New Roman"/>
+          <w:b w:val="0"/>
+          <w:bCs w:val="0"/>
+          <w:sz w:val="22"/>
+          <w:szCs w:val="22"/>
+        </w:rPr>
+        <w:tab/>
+      </w:r>
+      <w:r>
+        <w:rPr>
+          <w:rFonts w:ascii="Times New Roman" w:hAnsi="Times New Roman" w:eastAsia="Times New Roman" w:cs="Times New Roman"/>
+          <w:b w:val="0"/>
+          <w:bCs w:val="0"/>
+          <w:sz w:val="22"/>
+          <w:szCs w:val="22"/>
+        </w:rPr>
+        <w:t>2</w:t>
+      </w:r>
+      <w:r>
+        <w:rPr>
+          <w:rFonts w:hint="default" w:ascii="Times New Roman" w:hAnsi="Times New Roman" w:eastAsia="Times New Roman" w:cs="Times New Roman"/>
+          <w:b w:val="0"/>
+          <w:bCs w:val="0"/>
+          <w:sz w:val="22"/>
+          <w:szCs w:val="22"/>
+          <w:lang w:val="en-GB"/>
+        </w:rPr>
+        <w:t>5</w:t>
       </w:r>
     </w:p>
     <w:p>
@@ -3528,7 +3331,7 @@
           <w:sz w:val="20"/>
           <w:szCs w:val="20"/>
         </w:rPr>
-        <w:t>4.6.1   Weight Optimisation</w:t>
+        <w:t>4.3.1   URL Feature Extraction</w:t>
       </w:r>
       <w:r>
         <w:rPr>
@@ -3559,7 +3362,7 @@
           <w:szCs w:val="20"/>
           <w:lang w:val="en-GB"/>
         </w:rPr>
-        <w:t>8</w:t>
+        <w:t>5</w:t>
       </w:r>
     </w:p>
     <w:p>
@@ -3582,7 +3385,7 @@
           <w:sz w:val="20"/>
           <w:szCs w:val="20"/>
         </w:rPr>
-        <w:t>4.6.2   Cascade Threshold Selection</w:t>
+        <w:t>4.3.2   Domain Feature Extraction and Caching</w:t>
       </w:r>
       <w:r>
         <w:rPr>
@@ -3613,7 +3416,126 @@
           <w:szCs w:val="20"/>
           <w:lang w:val="en-GB"/>
         </w:rPr>
-        <w:t>8</w:t>
+        <w:t>6</w:t>
+      </w:r>
+    </w:p>
+    <w:p>
+      <w:pPr>
+        <w:tabs>
+          <w:tab w:val="right" w:pos="8500"/>
+        </w:tabs>
+        <w:spacing w:before="60" w:after="0"/>
+        <w:ind w:left="720"/>
+        <w:rPr>
+          <w:rFonts w:hint="default"/>
+          <w:lang w:val="en-GB"/>
+        </w:rPr>
+      </w:pPr>
+      <w:r>
+        <w:rPr>
+          <w:rFonts w:ascii="Times New Roman" w:hAnsi="Times New Roman" w:eastAsia="Times New Roman" w:cs="Times New Roman"/>
+          <w:b w:val="0"/>
+          <w:bCs w:val="0"/>
+          <w:sz w:val="20"/>
+          <w:szCs w:val="20"/>
+        </w:rPr>
+        <w:t>4.3.3   Content Feature Extraction</w:t>
+      </w:r>
+      <w:r>
+        <w:rPr>
+          <w:rFonts w:ascii="Times New Roman" w:hAnsi="Times New Roman" w:eastAsia="Times New Roman" w:cs="Times New Roman"/>
+          <w:b w:val="0"/>
+          <w:bCs w:val="0"/>
+          <w:sz w:val="20"/>
+          <w:szCs w:val="20"/>
+        </w:rPr>
+        <w:tab/>
+      </w:r>
+      <w:r>
+        <w:rPr>
+          <w:rFonts w:ascii="Times New Roman" w:hAnsi="Times New Roman" w:eastAsia="Times New Roman" w:cs="Times New Roman"/>
+          <w:b w:val="0"/>
+          <w:bCs w:val="0"/>
+          <w:sz w:val="20"/>
+          <w:szCs w:val="20"/>
+        </w:rPr>
+        <w:t>2</w:t>
+      </w:r>
+      <w:r>
+        <w:rPr>
+          <w:rFonts w:hint="default" w:ascii="Times New Roman" w:hAnsi="Times New Roman" w:eastAsia="Times New Roman" w:cs="Times New Roman"/>
+          <w:b w:val="0"/>
+          <w:bCs w:val="0"/>
+          <w:sz w:val="20"/>
+          <w:szCs w:val="20"/>
+          <w:lang w:val="en-GB"/>
+        </w:rPr>
+        <w:t>6</w:t>
+      </w:r>
+    </w:p>
+    <w:p>
+      <w:pPr>
+        <w:tabs>
+          <w:tab w:val="right" w:pos="8500"/>
+        </w:tabs>
+        <w:spacing w:before="60" w:after="0"/>
+        <w:ind w:left="720"/>
+        <w:rPr>
+          <w:rFonts w:hint="default"/>
+          <w:lang w:val="en-GB"/>
+        </w:rPr>
+      </w:pPr>
+      <w:r>
+        <w:rPr>
+          <w:rFonts w:ascii="Times New Roman" w:hAnsi="Times New Roman" w:eastAsia="Times New Roman" w:cs="Times New Roman"/>
+          <w:b w:val="0"/>
+          <w:bCs w:val="0"/>
+          <w:sz w:val="20"/>
+          <w:szCs w:val="20"/>
+        </w:rPr>
+        <w:t xml:space="preserve">4.3.4   Parallel Processing </w:t>
+      </w:r>
+      <w:r>
+        <w:rPr>
+          <w:rFonts w:ascii="Times New Roman" w:hAnsi="Times New Roman" w:eastAsia="Times New Roman" w:cs="Times New Roman"/>
+          <w:b w:val="0"/>
+          <w:bCs w:val="0"/>
+          <w:sz w:val="20"/>
+          <w:szCs w:val="20"/>
+          <w:lang w:val="en-GB"/>
+        </w:rPr>
+        <w:t>Optimization</w:t>
+      </w:r>
+      <w:r>
+        <w:rPr>
+          <w:rFonts w:ascii="Times New Roman" w:hAnsi="Times New Roman" w:eastAsia="Times New Roman" w:cs="Times New Roman"/>
+          <w:b w:val="0"/>
+          <w:bCs w:val="0"/>
+          <w:sz w:val="20"/>
+          <w:szCs w:val="20"/>
+        </w:rPr>
+        <w:tab/>
+      </w:r>
+      <w:r>
+        <w:rPr>
+          <w:rFonts w:ascii="Times New Roman" w:hAnsi="Times New Roman" w:eastAsia="Times New Roman" w:cs="Times New Roman"/>
+          <w:b w:val="0"/>
+          <w:bCs w:val="0"/>
+          <w:sz w:val="20"/>
+          <w:szCs w:val="20"/>
+        </w:rPr>
+        <w:t>2</w:t>
+      </w:r>
+      <w:r>
+        <w:rPr>
+          <w:rFonts w:hint="default" w:ascii="Times New Roman" w:hAnsi="Times New Roman" w:eastAsia="Times New Roman" w:cs="Times New Roman"/>
+          <w:b w:val="0"/>
+          <w:bCs w:val="0"/>
+          <w:sz w:val="20"/>
+          <w:szCs w:val="20"/>
+          <w:lang w:val="en-GB"/>
+        </w:rPr>
+        <w:t>6</w:t>
       </w:r>
     </w:p>
     <w:p>
@@ -3623,6 +3545,10 @@
         </w:tabs>
         <w:spacing w:before="60" w:after="0"/>
         <w:ind w:left="360"/>
+        <w:rPr>
+          <w:rFonts w:hint="default"/>
+          <w:lang w:val="en-GB"/>
+        </w:rPr>
       </w:pPr>
       <w:r>
         <w:rPr>
@@ -3632,50 +3558,7 @@
           <w:sz w:val="22"/>
           <w:szCs w:val="22"/>
         </w:rPr>
-        <w:t>4.7   Implementation Challenges and Solutions</w:t>
-      </w:r>
-      <w:r>
-        <w:rPr>
-          <w:rFonts w:ascii="Times New Roman" w:hAnsi="Times New Roman" w:eastAsia="Times New Roman" w:cs="Times New Roman"/>
-          <w:b w:val="0"/>
-          <w:bCs w:val="0"/>
-          <w:sz w:val="22"/>
-          <w:szCs w:val="22"/>
-        </w:rPr>
-        <w:tab/>
-      </w:r>
-      <w:r>
-        <w:rPr>
-          <w:rFonts w:ascii="Times New Roman" w:hAnsi="Times New Roman" w:eastAsia="Times New Roman" w:cs="Times New Roman"/>
-          <w:b w:val="0"/>
-          <w:bCs w:val="0"/>
-          <w:sz w:val="22"/>
-          <w:szCs w:val="22"/>
-        </w:rPr>
-        <w:t>28</w:t>
-      </w:r>
-    </w:p>
-    <w:p>
-      <w:pPr>
-        <w:tabs>
-          <w:tab w:val="right" w:pos="8500"/>
-        </w:tabs>
-        <w:spacing w:before="60" w:after="0"/>
-        <w:ind w:left="360"/>
-        <w:rPr>
-          <w:rFonts w:hint="default"/>
-          <w:lang w:val="en-GB"/>
-        </w:rPr>
-      </w:pPr>
-      <w:r>
-        <w:rPr>
-          <w:rFonts w:ascii="Times New Roman" w:hAnsi="Times New Roman" w:eastAsia="Times New Roman" w:cs="Times New Roman"/>
-          <w:b w:val="0"/>
-          <w:bCs w:val="0"/>
-          <w:sz w:val="22"/>
-          <w:szCs w:val="22"/>
-        </w:rPr>
-        <w:t>4.8   Code Quality and Testing</w:t>
+        <w:t>4.4   Rule-Based Detector Implementation</w:t>
       </w:r>
       <w:r>
         <w:rPr>
@@ -3706,7 +3589,560 @@
           <w:szCs w:val="22"/>
           <w:lang w:val="en-GB"/>
         </w:rPr>
-        <w:t>9</w:t>
+        <w:t>7</w:t>
+      </w:r>
+    </w:p>
+    <w:p>
+      <w:pPr>
+        <w:tabs>
+          <w:tab w:val="right" w:pos="8500"/>
+        </w:tabs>
+        <w:spacing w:before="60" w:after="0"/>
+        <w:ind w:left="720"/>
+        <w:rPr>
+          <w:rFonts w:hint="default"/>
+          <w:lang w:val="en-GB"/>
+        </w:rPr>
+      </w:pPr>
+      <w:r>
+        <w:rPr>
+          <w:rFonts w:ascii="Times New Roman" w:hAnsi="Times New Roman" w:eastAsia="Times New Roman" w:cs="Times New Roman"/>
+          <w:b w:val="0"/>
+          <w:bCs w:val="0"/>
+          <w:sz w:val="20"/>
+          <w:szCs w:val="20"/>
+        </w:rPr>
+        <w:t>4.4.1   Rule Implementation</w:t>
+      </w:r>
+      <w:r>
+        <w:rPr>
+          <w:rFonts w:ascii="Times New Roman" w:hAnsi="Times New Roman" w:eastAsia="Times New Roman" w:cs="Times New Roman"/>
+          <w:b w:val="0"/>
+          <w:bCs w:val="0"/>
+          <w:sz w:val="20"/>
+          <w:szCs w:val="20"/>
+        </w:rPr>
+        <w:tab/>
+      </w:r>
+      <w:r>
+        <w:rPr>
+          <w:rFonts w:ascii="Times New Roman" w:hAnsi="Times New Roman" w:eastAsia="Times New Roman" w:cs="Times New Roman"/>
+          <w:b w:val="0"/>
+          <w:bCs w:val="0"/>
+          <w:sz w:val="20"/>
+          <w:szCs w:val="20"/>
+        </w:rPr>
+        <w:t>2</w:t>
+      </w:r>
+      <w:r>
+        <w:rPr>
+          <w:rFonts w:hint="default" w:ascii="Times New Roman" w:hAnsi="Times New Roman" w:eastAsia="Times New Roman" w:cs="Times New Roman"/>
+          <w:b w:val="0"/>
+          <w:bCs w:val="0"/>
+          <w:sz w:val="20"/>
+          <w:szCs w:val="20"/>
+          <w:lang w:val="en-GB"/>
+        </w:rPr>
+        <w:t>7</w:t>
+      </w:r>
+    </w:p>
+    <w:p>
+      <w:pPr>
+        <w:tabs>
+          <w:tab w:val="right" w:pos="8500"/>
+        </w:tabs>
+        <w:spacing w:before="60" w:after="0"/>
+        <w:ind w:left="720"/>
+        <w:rPr>
+          <w:rFonts w:hint="default"/>
+          <w:lang w:val="en-GB"/>
+        </w:rPr>
+      </w:pPr>
+      <w:r>
+        <w:rPr>
+          <w:rFonts w:ascii="Times New Roman" w:hAnsi="Times New Roman" w:eastAsia="Times New Roman" w:cs="Times New Roman"/>
+          <w:b w:val="0"/>
+          <w:bCs w:val="0"/>
+          <w:sz w:val="20"/>
+          <w:szCs w:val="20"/>
+        </w:rPr>
+        <w:t xml:space="preserve">4.4.2   Threshold </w:t>
+      </w:r>
+      <w:r>
+        <w:rPr>
+          <w:rFonts w:ascii="Times New Roman" w:hAnsi="Times New Roman" w:eastAsia="Times New Roman" w:cs="Times New Roman"/>
+          <w:b w:val="0"/>
+          <w:bCs w:val="0"/>
+          <w:sz w:val="20"/>
+          <w:szCs w:val="20"/>
+          <w:lang w:val="en-GB"/>
+        </w:rPr>
+        <w:t>Optimization</w:t>
+      </w:r>
+      <w:r>
+        <w:rPr>
+          <w:rFonts w:ascii="Times New Roman" w:hAnsi="Times New Roman" w:eastAsia="Times New Roman" w:cs="Times New Roman"/>
+          <w:b w:val="0"/>
+          <w:bCs w:val="0"/>
+          <w:sz w:val="20"/>
+          <w:szCs w:val="20"/>
+        </w:rPr>
+        <w:tab/>
+      </w:r>
+      <w:r>
+        <w:rPr>
+          <w:rFonts w:ascii="Times New Roman" w:hAnsi="Times New Roman" w:eastAsia="Times New Roman" w:cs="Times New Roman"/>
+          <w:b w:val="0"/>
+          <w:bCs w:val="0"/>
+          <w:sz w:val="20"/>
+          <w:szCs w:val="20"/>
+        </w:rPr>
+        <w:t>2</w:t>
+      </w:r>
+      <w:r>
+        <w:rPr>
+          <w:rFonts w:hint="default" w:ascii="Times New Roman" w:hAnsi="Times New Roman" w:eastAsia="Times New Roman" w:cs="Times New Roman"/>
+          <w:b w:val="0"/>
+          <w:bCs w:val="0"/>
+          <w:sz w:val="20"/>
+          <w:szCs w:val="20"/>
+          <w:lang w:val="en-GB"/>
+        </w:rPr>
+        <w:t>7</w:t>
+      </w:r>
+    </w:p>
+    <w:p>
+      <w:pPr>
+        <w:tabs>
+          <w:tab w:val="right" w:pos="8500"/>
+        </w:tabs>
+        <w:spacing w:before="60" w:after="0"/>
+        <w:ind w:left="360"/>
+        <w:rPr>
+          <w:rFonts w:hint="default"/>
+          <w:lang w:val="en-GB"/>
+        </w:rPr>
+      </w:pPr>
+      <w:r>
+        <w:rPr>
+          <w:rFonts w:ascii="Times New Roman" w:hAnsi="Times New Roman" w:eastAsia="Times New Roman" w:cs="Times New Roman"/>
+          <w:b w:val="0"/>
+          <w:bCs w:val="0"/>
+          <w:sz w:val="22"/>
+          <w:szCs w:val="22"/>
+        </w:rPr>
+        <w:t>4.5   Machine Learning Detector</w:t>
+      </w:r>
+      <w:r>
+        <w:rPr>
+          <w:rFonts w:ascii="Times New Roman" w:hAnsi="Times New Roman" w:eastAsia="Times New Roman" w:cs="Times New Roman"/>
+          <w:b w:val="0"/>
+          <w:bCs w:val="0"/>
+          <w:sz w:val="22"/>
+          <w:szCs w:val="22"/>
+        </w:rPr>
+        <w:tab/>
+      </w:r>
+      <w:r>
+        <w:rPr>
+          <w:rFonts w:ascii="Times New Roman" w:hAnsi="Times New Roman" w:eastAsia="Times New Roman" w:cs="Times New Roman"/>
+          <w:b w:val="0"/>
+          <w:bCs w:val="0"/>
+          <w:sz w:val="22"/>
+          <w:szCs w:val="22"/>
+        </w:rPr>
+        <w:t>2</w:t>
+      </w:r>
+      <w:r>
+        <w:rPr>
+          <w:rFonts w:hint="default" w:ascii="Times New Roman" w:hAnsi="Times New Roman" w:eastAsia="Times New Roman" w:cs="Times New Roman"/>
+          <w:b w:val="0"/>
+          <w:bCs w:val="0"/>
+          <w:sz w:val="22"/>
+          <w:szCs w:val="22"/>
+          <w:lang w:val="en-GB"/>
+        </w:rPr>
+        <w:t>7</w:t>
+      </w:r>
+    </w:p>
+    <w:p>
+      <w:pPr>
+        <w:tabs>
+          <w:tab w:val="right" w:pos="8500"/>
+        </w:tabs>
+        <w:spacing w:before="60" w:after="0"/>
+        <w:ind w:left="720"/>
+        <w:rPr>
+          <w:rFonts w:hint="default"/>
+          <w:lang w:val="en-GB"/>
+        </w:rPr>
+      </w:pPr>
+      <w:r>
+        <w:rPr>
+          <w:rFonts w:ascii="Times New Roman" w:hAnsi="Times New Roman" w:eastAsia="Times New Roman" w:cs="Times New Roman"/>
+          <w:b w:val="0"/>
+          <w:bCs w:val="0"/>
+          <w:sz w:val="20"/>
+          <w:szCs w:val="20"/>
+        </w:rPr>
+        <w:t>4.5.1   Algorithm Selection and Justification</w:t>
+      </w:r>
+      <w:r>
+        <w:rPr>
+          <w:rFonts w:ascii="Times New Roman" w:hAnsi="Times New Roman" w:eastAsia="Times New Roman" w:cs="Times New Roman"/>
+          <w:b w:val="0"/>
+          <w:bCs w:val="0"/>
+          <w:sz w:val="20"/>
+          <w:szCs w:val="20"/>
+        </w:rPr>
+        <w:tab/>
+      </w:r>
+      <w:r>
+        <w:rPr>
+          <w:rFonts w:ascii="Times New Roman" w:hAnsi="Times New Roman" w:eastAsia="Times New Roman" w:cs="Times New Roman"/>
+          <w:b w:val="0"/>
+          <w:bCs w:val="0"/>
+          <w:sz w:val="20"/>
+          <w:szCs w:val="20"/>
+        </w:rPr>
+        <w:t>2</w:t>
+      </w:r>
+      <w:r>
+        <w:rPr>
+          <w:rFonts w:hint="default" w:ascii="Times New Roman" w:hAnsi="Times New Roman" w:eastAsia="Times New Roman" w:cs="Times New Roman"/>
+          <w:b w:val="0"/>
+          <w:bCs w:val="0"/>
+          <w:sz w:val="20"/>
+          <w:szCs w:val="20"/>
+          <w:lang w:val="en-GB"/>
+        </w:rPr>
+        <w:t>8</w:t>
+      </w:r>
+    </w:p>
+    <w:p>
+      <w:pPr>
+        <w:tabs>
+          <w:tab w:val="right" w:pos="8500"/>
+        </w:tabs>
+        <w:spacing w:before="60" w:after="0"/>
+        <w:ind w:left="720"/>
+        <w:rPr>
+          <w:rFonts w:hint="default"/>
+          <w:lang w:val="en-GB"/>
+        </w:rPr>
+      </w:pPr>
+      <w:r>
+        <w:rPr>
+          <w:rFonts w:ascii="Times New Roman" w:hAnsi="Times New Roman" w:eastAsia="Times New Roman" w:cs="Times New Roman"/>
+          <w:b w:val="0"/>
+          <w:bCs w:val="0"/>
+          <w:sz w:val="20"/>
+          <w:szCs w:val="20"/>
+        </w:rPr>
+        <w:t xml:space="preserve">4.5.2   </w:t>
+      </w:r>
+      <w:r>
+        <w:rPr>
+          <w:rFonts w:ascii="Times New Roman" w:hAnsi="Times New Roman" w:eastAsia="Times New Roman" w:cs="Times New Roman"/>
+          <w:b w:val="0"/>
+          <w:bCs w:val="0"/>
+          <w:sz w:val="20"/>
+          <w:szCs w:val="20"/>
+          <w:lang w:val="en-GB"/>
+        </w:rPr>
+        <w:t>Hyper parameter</w:t>
+      </w:r>
+      <w:r>
+        <w:rPr>
+          <w:rFonts w:ascii="Times New Roman" w:hAnsi="Times New Roman" w:eastAsia="Times New Roman" w:cs="Times New Roman"/>
+          <w:b w:val="0"/>
+          <w:bCs w:val="0"/>
+          <w:sz w:val="20"/>
+          <w:szCs w:val="20"/>
+        </w:rPr>
+        <w:t xml:space="preserve"> Tuning Results</w:t>
+      </w:r>
+      <w:r>
+        <w:rPr>
+          <w:rFonts w:ascii="Times New Roman" w:hAnsi="Times New Roman" w:eastAsia="Times New Roman" w:cs="Times New Roman"/>
+          <w:b w:val="0"/>
+          <w:bCs w:val="0"/>
+          <w:sz w:val="20"/>
+          <w:szCs w:val="20"/>
+        </w:rPr>
+        <w:tab/>
+      </w:r>
+      <w:r>
+        <w:rPr>
+          <w:rFonts w:ascii="Times New Roman" w:hAnsi="Times New Roman" w:eastAsia="Times New Roman" w:cs="Times New Roman"/>
+          <w:b w:val="0"/>
+          <w:bCs w:val="0"/>
+          <w:sz w:val="20"/>
+          <w:szCs w:val="20"/>
+        </w:rPr>
+        <w:t>2</w:t>
+      </w:r>
+      <w:r>
+        <w:rPr>
+          <w:rFonts w:hint="default" w:ascii="Times New Roman" w:hAnsi="Times New Roman" w:eastAsia="Times New Roman" w:cs="Times New Roman"/>
+          <w:b w:val="0"/>
+          <w:bCs w:val="0"/>
+          <w:sz w:val="20"/>
+          <w:szCs w:val="20"/>
+          <w:lang w:val="en-GB"/>
+        </w:rPr>
+        <w:t>8</w:t>
+      </w:r>
+    </w:p>
+    <w:p>
+      <w:pPr>
+        <w:tabs>
+          <w:tab w:val="right" w:pos="8500"/>
+        </w:tabs>
+        <w:spacing w:before="60" w:after="0"/>
+        <w:ind w:left="720"/>
+        <w:rPr>
+          <w:rFonts w:hint="default"/>
+          <w:lang w:val="en-GB"/>
+        </w:rPr>
+      </w:pPr>
+      <w:r>
+        <w:rPr>
+          <w:rFonts w:ascii="Times New Roman" w:hAnsi="Times New Roman" w:eastAsia="Times New Roman" w:cs="Times New Roman"/>
+          <w:b w:val="0"/>
+          <w:bCs w:val="0"/>
+          <w:sz w:val="20"/>
+          <w:szCs w:val="20"/>
+        </w:rPr>
+        <w:t>4.5.3   Feature Importance Analysis</w:t>
+      </w:r>
+      <w:r>
+        <w:rPr>
+          <w:rFonts w:ascii="Times New Roman" w:hAnsi="Times New Roman" w:eastAsia="Times New Roman" w:cs="Times New Roman"/>
+          <w:b w:val="0"/>
+          <w:bCs w:val="0"/>
+          <w:sz w:val="20"/>
+          <w:szCs w:val="20"/>
+        </w:rPr>
+        <w:tab/>
+      </w:r>
+      <w:r>
+        <w:rPr>
+          <w:rFonts w:ascii="Times New Roman" w:hAnsi="Times New Roman" w:eastAsia="Times New Roman" w:cs="Times New Roman"/>
+          <w:b w:val="0"/>
+          <w:bCs w:val="0"/>
+          <w:sz w:val="20"/>
+          <w:szCs w:val="20"/>
+        </w:rPr>
+        <w:t>2</w:t>
+      </w:r>
+      <w:r>
+        <w:rPr>
+          <w:rFonts w:hint="default" w:ascii="Times New Roman" w:hAnsi="Times New Roman" w:eastAsia="Times New Roman" w:cs="Times New Roman"/>
+          <w:b w:val="0"/>
+          <w:bCs w:val="0"/>
+          <w:sz w:val="20"/>
+          <w:szCs w:val="20"/>
+          <w:lang w:val="en-GB"/>
+        </w:rPr>
+        <w:t>8</w:t>
+      </w:r>
+    </w:p>
+    <w:p>
+      <w:pPr>
+        <w:tabs>
+          <w:tab w:val="right" w:pos="8500"/>
+        </w:tabs>
+        <w:spacing w:before="60" w:after="0"/>
+        <w:ind w:left="360"/>
+        <w:rPr>
+          <w:rFonts w:hint="default"/>
+          <w:lang w:val="en-GB"/>
+        </w:rPr>
+      </w:pPr>
+      <w:r>
+        <w:rPr>
+          <w:rFonts w:ascii="Times New Roman" w:hAnsi="Times New Roman" w:eastAsia="Times New Roman" w:cs="Times New Roman"/>
+          <w:b w:val="0"/>
+          <w:bCs w:val="0"/>
+          <w:sz w:val="22"/>
+          <w:szCs w:val="22"/>
+        </w:rPr>
+        <w:t>4.6   Hybrid Detection System</w:t>
+      </w:r>
+      <w:r>
+        <w:rPr>
+          <w:rFonts w:ascii="Times New Roman" w:hAnsi="Times New Roman" w:eastAsia="Times New Roman" w:cs="Times New Roman"/>
+          <w:b w:val="0"/>
+          <w:bCs w:val="0"/>
+          <w:sz w:val="22"/>
+          <w:szCs w:val="22"/>
+        </w:rPr>
+        <w:tab/>
+      </w:r>
+      <w:r>
+        <w:rPr>
+          <w:rFonts w:ascii="Times New Roman" w:hAnsi="Times New Roman" w:eastAsia="Times New Roman" w:cs="Times New Roman"/>
+          <w:b w:val="0"/>
+          <w:bCs w:val="0"/>
+          <w:sz w:val="22"/>
+          <w:szCs w:val="22"/>
+        </w:rPr>
+        <w:t>2</w:t>
+      </w:r>
+      <w:r>
+        <w:rPr>
+          <w:rFonts w:hint="default" w:ascii="Times New Roman" w:hAnsi="Times New Roman" w:eastAsia="Times New Roman" w:cs="Times New Roman"/>
+          <w:b w:val="0"/>
+          <w:bCs w:val="0"/>
+          <w:sz w:val="22"/>
+          <w:szCs w:val="22"/>
+          <w:lang w:val="en-GB"/>
+        </w:rPr>
+        <w:t>8</w:t>
+      </w:r>
+    </w:p>
+    <w:p>
+      <w:pPr>
+        <w:tabs>
+          <w:tab w:val="right" w:pos="8500"/>
+        </w:tabs>
+        <w:spacing w:before="60" w:after="0"/>
+        <w:ind w:left="720"/>
+        <w:rPr>
+          <w:rFonts w:hint="default"/>
+          <w:lang w:val="en-GB"/>
+        </w:rPr>
+      </w:pPr>
+      <w:r>
+        <w:rPr>
+          <w:rFonts w:ascii="Times New Roman" w:hAnsi="Times New Roman" w:eastAsia="Times New Roman" w:cs="Times New Roman"/>
+          <w:b w:val="0"/>
+          <w:bCs w:val="0"/>
+          <w:sz w:val="20"/>
+          <w:szCs w:val="20"/>
+        </w:rPr>
+        <w:t xml:space="preserve">4.6.1   Weight </w:t>
+      </w:r>
+      <w:r>
+        <w:rPr>
+          <w:rFonts w:ascii="Times New Roman" w:hAnsi="Times New Roman" w:eastAsia="Times New Roman" w:cs="Times New Roman"/>
+          <w:b w:val="0"/>
+          <w:bCs w:val="0"/>
+          <w:sz w:val="20"/>
+          <w:szCs w:val="20"/>
+          <w:lang w:val="en-GB"/>
+        </w:rPr>
+        <w:t>Optimization</w:t>
+      </w:r>
+      <w:r>
+        <w:rPr>
+          <w:rFonts w:ascii="Times New Roman" w:hAnsi="Times New Roman" w:eastAsia="Times New Roman" w:cs="Times New Roman"/>
+          <w:b w:val="0"/>
+          <w:bCs w:val="0"/>
+          <w:sz w:val="20"/>
+          <w:szCs w:val="20"/>
+        </w:rPr>
+        <w:tab/>
+      </w:r>
+      <w:r>
+        <w:rPr>
+          <w:rFonts w:hint="default" w:ascii="Times New Roman" w:hAnsi="Times New Roman" w:eastAsia="Times New Roman" w:cs="Times New Roman"/>
+          <w:b w:val="0"/>
+          <w:bCs w:val="0"/>
+          <w:sz w:val="20"/>
+          <w:szCs w:val="20"/>
+          <w:lang w:val="en-GB"/>
+        </w:rPr>
+        <w:t>30</w:t>
+      </w:r>
+    </w:p>
+    <w:p>
+      <w:pPr>
+        <w:tabs>
+          <w:tab w:val="right" w:pos="8500"/>
+        </w:tabs>
+        <w:spacing w:before="60" w:after="0"/>
+        <w:ind w:left="720"/>
+        <w:rPr>
+          <w:rFonts w:hint="default"/>
+          <w:lang w:val="en-GB"/>
+        </w:rPr>
+      </w:pPr>
+      <w:r>
+        <w:rPr>
+          <w:rFonts w:ascii="Times New Roman" w:hAnsi="Times New Roman" w:eastAsia="Times New Roman" w:cs="Times New Roman"/>
+          <w:b w:val="0"/>
+          <w:bCs w:val="0"/>
+          <w:sz w:val="20"/>
+          <w:szCs w:val="20"/>
+        </w:rPr>
+        <w:t>4.6.2   Cascade Threshold Selection</w:t>
+      </w:r>
+      <w:r>
+        <w:rPr>
+          <w:rFonts w:ascii="Times New Roman" w:hAnsi="Times New Roman" w:eastAsia="Times New Roman" w:cs="Times New Roman"/>
+          <w:b w:val="0"/>
+          <w:bCs w:val="0"/>
+          <w:sz w:val="20"/>
+          <w:szCs w:val="20"/>
+        </w:rPr>
+        <w:tab/>
+      </w:r>
+      <w:r>
+        <w:rPr>
+          <w:rFonts w:hint="default" w:ascii="Times New Roman" w:hAnsi="Times New Roman" w:eastAsia="Times New Roman" w:cs="Times New Roman"/>
+          <w:b w:val="0"/>
+          <w:bCs w:val="0"/>
+          <w:sz w:val="20"/>
+          <w:szCs w:val="20"/>
+          <w:lang w:val="en-GB"/>
+        </w:rPr>
+        <w:t>30</w:t>
+      </w:r>
+    </w:p>
+    <w:p>
+      <w:pPr>
+        <w:tabs>
+          <w:tab w:val="right" w:pos="8500"/>
+        </w:tabs>
+        <w:spacing w:before="60" w:after="0"/>
+        <w:ind w:left="360"/>
+        <w:rPr>
+          <w:rFonts w:hint="default"/>
+          <w:lang w:val="en-GB"/>
+        </w:rPr>
+      </w:pPr>
+      <w:r>
+        <w:rPr>
+          <w:rFonts w:ascii="Times New Roman" w:hAnsi="Times New Roman" w:eastAsia="Times New Roman" w:cs="Times New Roman"/>
+          <w:b w:val="0"/>
+          <w:bCs w:val="0"/>
+          <w:sz w:val="22"/>
+          <w:szCs w:val="22"/>
+        </w:rPr>
+        <w:t>4.7   Implementation Challenges and Solutions</w:t>
+      </w:r>
+      <w:r>
+        <w:rPr>
+          <w:rFonts w:ascii="Times New Roman" w:hAnsi="Times New Roman" w:eastAsia="Times New Roman" w:cs="Times New Roman"/>
+          <w:b w:val="0"/>
+          <w:bCs w:val="0"/>
+          <w:sz w:val="22"/>
+          <w:szCs w:val="22"/>
+        </w:rPr>
+        <w:tab/>
+      </w:r>
+      <w:r>
+        <w:rPr>
+          <w:rFonts w:hint="default" w:ascii="Times New Roman" w:hAnsi="Times New Roman" w:eastAsia="Times New Roman" w:cs="Times New Roman"/>
+          <w:b w:val="0"/>
+          <w:bCs w:val="0"/>
+          <w:sz w:val="22"/>
+          <w:szCs w:val="22"/>
+          <w:lang w:val="en-GB"/>
+        </w:rPr>
+        <w:t>30</w:t>
       </w:r>
     </w:p>
     <w:p>
@@ -3750,7 +4186,7 @@
           <w:szCs w:val="24"/>
           <w:lang w:val="en-GB"/>
         </w:rPr>
-        <w:t>30</w:t>
+        <w:t>32</w:t>
       </w:r>
     </w:p>
     <w:p>
@@ -3794,7 +4230,7 @@
           <w:szCs w:val="22"/>
           <w:lang w:val="en-GB"/>
         </w:rPr>
-        <w:t>30</w:t>
+        <w:t>32</w:t>
       </w:r>
     </w:p>
     <w:p>
@@ -3804,6 +4240,10 @@
         </w:tabs>
         <w:spacing w:before="60" w:after="0"/>
         <w:ind w:left="360"/>
+        <w:rPr>
+          <w:rFonts w:hint="default"/>
+          <w:lang w:val="en-GB"/>
+        </w:rPr>
       </w:pPr>
       <w:r>
         <w:rPr>
@@ -3833,7 +4273,18 @@
           <w:sz w:val="22"/>
           <w:szCs w:val="22"/>
         </w:rPr>
-        <w:t>30</w:t>
+        <w:t>3</w:t>
+      </w:r>
+      <w:r>
+        <w:rPr>
+          <w:rFonts w:hint="default" w:ascii="Times New Roman" w:hAnsi="Times New Roman" w:eastAsia="Times New Roman" w:cs="Times New Roman"/>
+          <w:b w:val="0"/>
+          <w:bCs w:val="0"/>
+          <w:sz w:val="22"/>
+          <w:szCs w:val="22"/>
+          <w:lang w:val="en-GB"/>
+        </w:rPr>
+        <w:t>2</w:t>
       </w:r>
     </w:p>
     <w:p>
@@ -3843,6 +4294,10 @@
         </w:tabs>
         <w:spacing w:before="60" w:after="0"/>
         <w:ind w:left="720"/>
+        <w:rPr>
+          <w:rFonts w:hint="default"/>
+          <w:lang w:val="en-GB"/>
+        </w:rPr>
       </w:pPr>
       <w:r>
         <w:rPr>
@@ -3853,49 +4308,6 @@
           <w:szCs w:val="20"/>
         </w:rPr>
         <w:t>5.2.1   Performance Metrics</w:t>
-      </w:r>
-      <w:r>
-        <w:rPr>
-          <w:rFonts w:ascii="Times New Roman" w:hAnsi="Times New Roman" w:eastAsia="Times New Roman" w:cs="Times New Roman"/>
-          <w:b w:val="0"/>
-          <w:bCs w:val="0"/>
-          <w:sz w:val="20"/>
-          <w:szCs w:val="20"/>
-        </w:rPr>
-        <w:tab/>
-      </w:r>
-      <w:r>
-        <w:rPr>
-          <w:rFonts w:ascii="Times New Roman" w:hAnsi="Times New Roman" w:eastAsia="Times New Roman" w:cs="Times New Roman"/>
-          <w:b w:val="0"/>
-          <w:bCs w:val="0"/>
-          <w:sz w:val="20"/>
-          <w:szCs w:val="20"/>
-        </w:rPr>
-        <w:t>30</w:t>
-      </w:r>
-    </w:p>
-    <w:p>
-      <w:pPr>
-        <w:tabs>
-          <w:tab w:val="right" w:pos="8500"/>
-        </w:tabs>
-        <w:spacing w:before="60" w:after="0"/>
-        <w:ind w:left="720"/>
-        <w:rPr>
-          <w:rFonts w:hint="default"/>
-          <w:lang w:val="en-GB"/>
-        </w:rPr>
-      </w:pPr>
-      <w:r>
-        <w:rPr>
-          <w:rFonts w:ascii="Times New Roman" w:hAnsi="Times New Roman" w:eastAsia="Times New Roman" w:cs="Times New Roman"/>
-          <w:b w:val="0"/>
-          <w:bCs w:val="0"/>
-          <w:sz w:val="20"/>
-          <w:szCs w:val="20"/>
-        </w:rPr>
-        <w:t>5.2.2   Rule Trigger Analysis</w:t>
       </w:r>
       <w:r>
         <w:rPr>
@@ -3926,7 +4338,61 @@
           <w:szCs w:val="20"/>
           <w:lang w:val="en-GB"/>
         </w:rPr>
-        <w:t>1</w:t>
+        <w:t>2</w:t>
+      </w:r>
+    </w:p>
+    <w:p>
+      <w:pPr>
+        <w:tabs>
+          <w:tab w:val="right" w:pos="8500"/>
+        </w:tabs>
+        <w:spacing w:before="60" w:after="0"/>
+        <w:ind w:left="720"/>
+        <w:rPr>
+          <w:rFonts w:hint="default"/>
+          <w:lang w:val="en-GB"/>
+        </w:rPr>
+      </w:pPr>
+      <w:r>
+        <w:rPr>
+          <w:rFonts w:ascii="Times New Roman" w:hAnsi="Times New Roman" w:eastAsia="Times New Roman" w:cs="Times New Roman"/>
+          <w:b w:val="0"/>
+          <w:bCs w:val="0"/>
+          <w:sz w:val="20"/>
+          <w:szCs w:val="20"/>
+        </w:rPr>
+        <w:t>5.2.2   Rule Trigger Analysis</w:t>
+      </w:r>
+      <w:r>
+        <w:rPr>
+          <w:rFonts w:ascii="Times New Roman" w:hAnsi="Times New Roman" w:eastAsia="Times New Roman" w:cs="Times New Roman"/>
+          <w:b w:val="0"/>
+          <w:bCs w:val="0"/>
+          <w:sz w:val="20"/>
+          <w:szCs w:val="20"/>
+        </w:rPr>
+        <w:tab/>
+      </w:r>
+      <w:r>
+        <w:rPr>
+          <w:rFonts w:ascii="Times New Roman" w:hAnsi="Times New Roman" w:eastAsia="Times New Roman" w:cs="Times New Roman"/>
+          <w:b w:val="0"/>
+          <w:bCs w:val="0"/>
+          <w:sz w:val="20"/>
+          <w:szCs w:val="20"/>
+        </w:rPr>
+        <w:t>3</w:t>
+      </w:r>
+      <w:r>
+        <w:rPr>
+          <w:rFonts w:hint="default" w:ascii="Times New Roman" w:hAnsi="Times New Roman" w:eastAsia="Times New Roman" w:cs="Times New Roman"/>
+          <w:b w:val="0"/>
+          <w:bCs w:val="0"/>
+          <w:sz w:val="20"/>
+          <w:szCs w:val="20"/>
+          <w:lang w:val="en-GB"/>
+        </w:rPr>
+        <w:t>3</w:t>
       </w:r>
     </w:p>
     <w:p>
@@ -3980,7 +4446,7 @@
           <w:szCs w:val="22"/>
           <w:lang w:val="en-GB"/>
         </w:rPr>
-        <w:t>2</w:t>
+        <w:t>4</w:t>
       </w:r>
     </w:p>
     <w:p>
@@ -4038,7 +4504,7 @@
           <w:szCs w:val="20"/>
           <w:lang w:val="en-GB"/>
         </w:rPr>
-        <w:t>2</w:t>
+        <w:t>4</w:t>
       </w:r>
     </w:p>
     <w:p>
@@ -4066,7 +4532,7 @@
           <w:szCs w:val="20"/>
           <w:lang w:val="en-GB"/>
         </w:rPr>
-        <w:t>5.3.2   Random Forest Detailed Results                                                                                         32</w:t>
+        <w:t>5.3.2   Random Forest Detailed Results                                                                                         34</w:t>
       </w:r>
       <w:r>
         <w:rPr>
@@ -4131,7 +4597,7 @@
           <w:szCs w:val="20"/>
           <w:lang w:val="en-GB"/>
         </w:rPr>
-        <w:t>3</w:t>
+        <w:t>5</w:t>
       </w:r>
     </w:p>
     <w:p>
@@ -4185,7 +4651,7 @@
           <w:szCs w:val="22"/>
           <w:lang w:val="en-GB"/>
         </w:rPr>
-        <w:t>4</w:t>
+        <w:t>6</w:t>
       </w:r>
     </w:p>
     <w:p>
@@ -4239,7 +4705,7 @@
           <w:szCs w:val="20"/>
           <w:lang w:val="en-GB"/>
         </w:rPr>
-        <w:t>4</w:t>
+        <w:t>6</w:t>
       </w:r>
     </w:p>
     <w:p>
@@ -4249,6 +4715,10 @@
         </w:tabs>
         <w:spacing w:before="60" w:after="0"/>
         <w:ind w:left="720"/>
+        <w:rPr>
+          <w:rFonts w:hint="default"/>
+          <w:lang w:val="en-GB"/>
+        </w:rPr>
       </w:pPr>
       <w:r>
         <w:rPr>
@@ -4278,7 +4748,18 @@
           <w:sz w:val="20"/>
           <w:szCs w:val="20"/>
         </w:rPr>
-        <w:t>34</w:t>
+        <w:t>3</w:t>
+      </w:r>
+      <w:r>
+        <w:rPr>
+          <w:rFonts w:hint="default" w:ascii="Times New Roman" w:hAnsi="Times New Roman" w:eastAsia="Times New Roman" w:cs="Times New Roman"/>
+          <w:b w:val="0"/>
+          <w:bCs w:val="0"/>
+          <w:sz w:val="20"/>
+          <w:szCs w:val="20"/>
+          <w:lang w:val="en-GB"/>
+        </w:rPr>
+        <w:t>6</w:t>
       </w:r>
     </w:p>
     <w:p>
@@ -4288,6 +4769,10 @@
         </w:tabs>
         <w:spacing w:before="60" w:after="0"/>
         <w:ind w:left="360"/>
+        <w:rPr>
+          <w:rFonts w:hint="default"/>
+          <w:lang w:val="en-GB"/>
+        </w:rPr>
       </w:pPr>
       <w:r>
         <w:rPr>
@@ -4317,7 +4802,18 @@
           <w:sz w:val="22"/>
           <w:szCs w:val="22"/>
         </w:rPr>
-        <w:t>35</w:t>
+        <w:t>3</w:t>
+      </w:r>
+      <w:r>
+        <w:rPr>
+          <w:rFonts w:hint="default" w:ascii="Times New Roman" w:hAnsi="Times New Roman" w:eastAsia="Times New Roman" w:cs="Times New Roman"/>
+          <w:b w:val="0"/>
+          <w:bCs w:val="0"/>
+          <w:sz w:val="22"/>
+          <w:szCs w:val="22"/>
+          <w:lang w:val="en-GB"/>
+        </w:rPr>
+        <w:t>7</w:t>
       </w:r>
     </w:p>
     <w:p>
@@ -4371,7 +4867,7 @@
           <w:szCs w:val="24"/>
           <w:lang w:val="en-GB"/>
         </w:rPr>
-        <w:t>7</w:t>
+        <w:t>9</w:t>
       </w:r>
     </w:p>
     <w:p>
@@ -4425,7 +4921,7 @@
           <w:szCs w:val="22"/>
           <w:lang w:val="en-GB"/>
         </w:rPr>
-        <w:t>7</w:t>
+        <w:t>9</w:t>
       </w:r>
     </w:p>
     <w:p>
@@ -4479,7 +4975,7 @@
           <w:szCs w:val="22"/>
           <w:lang w:val="en-GB"/>
         </w:rPr>
-        <w:t>7</w:t>
+        <w:t>9</w:t>
       </w:r>
     </w:p>
     <w:p>
@@ -4533,7 +5029,7 @@
           <w:szCs w:val="20"/>
           <w:lang w:val="en-GB"/>
         </w:rPr>
-        <w:t>7</w:t>
+        <w:t>9</w:t>
       </w:r>
     </w:p>
     <w:p>
@@ -4567,16 +5063,6 @@
           <w:szCs w:val="20"/>
         </w:rPr>
         <w:tab/>
-      </w:r>
-      <w:r>
-        <w:rPr>
-          <w:rFonts w:ascii="Times New Roman" w:hAnsi="Times New Roman" w:eastAsia="Times New Roman" w:cs="Times New Roman"/>
-          <w:b w:val="0"/>
-          <w:bCs w:val="0"/>
-          <w:sz w:val="20"/>
-          <w:szCs w:val="20"/>
-        </w:rPr>
-        <w:t>3</w:t>
       </w:r>
       <w:r>
         <w:rPr>
@@ -4587,7 +5073,7 @@
           <w:szCs w:val="20"/>
           <w:lang w:val="en-GB"/>
         </w:rPr>
-        <w:t>8</w:t>
+        <w:t>40</w:t>
       </w:r>
     </w:p>
     <w:p>
@@ -4621,16 +5107,6 @@
           <w:szCs w:val="22"/>
         </w:rPr>
         <w:tab/>
-      </w:r>
-      <w:r>
-        <w:rPr>
-          <w:rFonts w:ascii="Times New Roman" w:hAnsi="Times New Roman" w:eastAsia="Times New Roman" w:cs="Times New Roman"/>
-          <w:b w:val="0"/>
-          <w:bCs w:val="0"/>
-          <w:sz w:val="22"/>
-          <w:szCs w:val="22"/>
-        </w:rPr>
-        <w:t>3</w:t>
       </w:r>
       <w:r>
         <w:rPr>
@@ -4641,7 +5117,7 @@
           <w:szCs w:val="22"/>
           <w:lang w:val="en-GB"/>
         </w:rPr>
-        <w:t>8</w:t>
+        <w:t>40</w:t>
       </w:r>
     </w:p>
     <w:p>
@@ -4675,16 +5151,6 @@
           <w:szCs w:val="20"/>
         </w:rPr>
         <w:tab/>
-      </w:r>
-      <w:r>
-        <w:rPr>
-          <w:rFonts w:ascii="Times New Roman" w:hAnsi="Times New Roman" w:eastAsia="Times New Roman" w:cs="Times New Roman"/>
-          <w:b w:val="0"/>
-          <w:bCs w:val="0"/>
-          <w:sz w:val="20"/>
-          <w:szCs w:val="20"/>
-        </w:rPr>
-        <w:t>3</w:t>
       </w:r>
       <w:r>
         <w:rPr>
@@ -4695,7 +5161,7 @@
           <w:szCs w:val="20"/>
           <w:lang w:val="en-GB"/>
         </w:rPr>
-        <w:t>8</w:t>
+        <w:t>40</w:t>
       </w:r>
     </w:p>
     <w:p>
@@ -4705,6 +5171,10 @@
         </w:tabs>
         <w:spacing w:before="60" w:after="0"/>
         <w:ind w:left="720"/>
+        <w:rPr>
+          <w:rFonts w:hint="default"/>
+          <w:lang w:val="en-GB"/>
+        </w:rPr>
       </w:pPr>
       <w:r>
         <w:rPr>
@@ -4725,59 +5195,6 @@
           <w:szCs w:val="20"/>
         </w:rPr>
         <w:tab/>
-      </w:r>
-      <w:r>
-        <w:rPr>
-          <w:rFonts w:ascii="Times New Roman" w:hAnsi="Times New Roman" w:eastAsia="Times New Roman" w:cs="Times New Roman"/>
-          <w:b w:val="0"/>
-          <w:bCs w:val="0"/>
-          <w:sz w:val="20"/>
-          <w:szCs w:val="20"/>
-        </w:rPr>
-        <w:t>38</w:t>
-      </w:r>
-    </w:p>
-    <w:p>
-      <w:pPr>
-        <w:tabs>
-          <w:tab w:val="right" w:pos="8500"/>
-        </w:tabs>
-        <w:spacing w:before="60" w:after="0"/>
-        <w:ind w:left="720"/>
-        <w:rPr>
-          <w:rFonts w:hint="default"/>
-          <w:lang w:val="en-GB"/>
-        </w:rPr>
-      </w:pPr>
-      <w:r>
-        <w:rPr>
-          <w:rFonts w:ascii="Times New Roman" w:hAnsi="Times New Roman" w:eastAsia="Times New Roman" w:cs="Times New Roman"/>
-          <w:b w:val="0"/>
-          <w:bCs w:val="0"/>
-          <w:sz w:val="20"/>
-          <w:szCs w:val="20"/>
-        </w:rPr>
-        <w:t>6.3.3   WHOIS Feature Failure</w:t>
-      </w:r>
-      <w:r>
-        <w:rPr>
-          <w:rFonts w:ascii="Times New Roman" w:hAnsi="Times New Roman" w:eastAsia="Times New Roman" w:cs="Times New Roman"/>
-          <w:b w:val="0"/>
-          <w:bCs w:val="0"/>
-          <w:sz w:val="20"/>
-          <w:szCs w:val="20"/>
-        </w:rPr>
-        <w:tab/>
-      </w:r>
-      <w:r>
-        <w:rPr>
-          <w:rFonts w:ascii="Times New Roman" w:hAnsi="Times New Roman" w:eastAsia="Times New Roman" w:cs="Times New Roman"/>
-          <w:b w:val="0"/>
-          <w:bCs w:val="0"/>
-          <w:sz w:val="20"/>
-          <w:szCs w:val="20"/>
-        </w:rPr>
-        <w:t>3</w:t>
       </w:r>
       <w:r>
         <w:rPr>
@@ -4788,7 +5205,7 @@
           <w:szCs w:val="20"/>
           <w:lang w:val="en-GB"/>
         </w:rPr>
-        <w:t>9</w:t>
+        <w:t>40</w:t>
       </w:r>
     </w:p>
     <w:p>
@@ -4811,7 +5228,7 @@
           <w:sz w:val="20"/>
           <w:szCs w:val="20"/>
         </w:rPr>
-        <w:t>6.3.4   Hybrid Cascade Failure</w:t>
+        <w:t>6.3.3   WHOIS Feature Failure</w:t>
       </w:r>
       <w:r>
         <w:rPr>
@@ -4822,16 +5239,6 @@
           <w:szCs w:val="20"/>
         </w:rPr>
         <w:tab/>
-      </w:r>
-      <w:r>
-        <w:rPr>
-          <w:rFonts w:ascii="Times New Roman" w:hAnsi="Times New Roman" w:eastAsia="Times New Roman" w:cs="Times New Roman"/>
-          <w:b w:val="0"/>
-          <w:bCs w:val="0"/>
-          <w:sz w:val="20"/>
-          <w:szCs w:val="20"/>
-        </w:rPr>
-        <w:t>3</w:t>
       </w:r>
       <w:r>
         <w:rPr>
@@ -4842,7 +5249,51 @@
           <w:szCs w:val="20"/>
           <w:lang w:val="en-GB"/>
         </w:rPr>
-        <w:t>9</w:t>
+        <w:t>41</w:t>
+      </w:r>
+    </w:p>
+    <w:p>
+      <w:pPr>
+        <w:tabs>
+          <w:tab w:val="right" w:pos="8500"/>
+        </w:tabs>
+        <w:spacing w:before="60" w:after="0"/>
+        <w:ind w:left="720"/>
+        <w:rPr>
+          <w:rFonts w:hint="default"/>
+          <w:lang w:val="en-GB"/>
+        </w:rPr>
+      </w:pPr>
+      <w:r>
+        <w:rPr>
+          <w:rFonts w:ascii="Times New Roman" w:hAnsi="Times New Roman" w:eastAsia="Times New Roman" w:cs="Times New Roman"/>
+          <w:b w:val="0"/>
+          <w:bCs w:val="0"/>
+          <w:sz w:val="20"/>
+          <w:szCs w:val="20"/>
+        </w:rPr>
+        <w:t>6.3.4   Hybrid Cascade Failure</w:t>
+      </w:r>
+      <w:r>
+        <w:rPr>
+          <w:rFonts w:ascii="Times New Roman" w:hAnsi="Times New Roman" w:eastAsia="Times New Roman" w:cs="Times New Roman"/>
+          <w:b w:val="0"/>
+          <w:bCs w:val="0"/>
+          <w:sz w:val="20"/>
+          <w:szCs w:val="20"/>
+        </w:rPr>
+        <w:tab/>
+      </w:r>
+      <w:r>
+        <w:rPr>
+          <w:rFonts w:hint="default" w:ascii="Times New Roman" w:hAnsi="Times New Roman" w:eastAsia="Times New Roman" w:cs="Times New Roman"/>
+          <w:b w:val="0"/>
+          <w:bCs w:val="0"/>
+          <w:sz w:val="20"/>
+          <w:szCs w:val="20"/>
+          <w:lang w:val="en-GB"/>
+        </w:rPr>
+        <w:t>41</w:t>
       </w:r>
     </w:p>
     <w:p>
@@ -4876,16 +5327,6 @@
           <w:szCs w:val="22"/>
         </w:rPr>
         <w:tab/>
-      </w:r>
-      <w:r>
-        <w:rPr>
-          <w:rFonts w:ascii="Times New Roman" w:hAnsi="Times New Roman" w:eastAsia="Times New Roman" w:cs="Times New Roman"/>
-          <w:b w:val="0"/>
-          <w:bCs w:val="0"/>
-          <w:sz w:val="22"/>
-          <w:szCs w:val="22"/>
-        </w:rPr>
-        <w:t>3</w:t>
       </w:r>
       <w:r>
         <w:rPr>
@@ -4896,7 +5337,7 @@
           <w:szCs w:val="22"/>
           <w:lang w:val="en-GB"/>
         </w:rPr>
-        <w:t>9</w:t>
+        <w:t>41</w:t>
       </w:r>
     </w:p>
     <w:p>
@@ -4906,6 +5347,10 @@
         </w:tabs>
         <w:spacing w:before="60" w:after="0"/>
         <w:ind w:left="360"/>
+        <w:rPr>
+          <w:rFonts w:hint="default"/>
+          <w:lang w:val="en-GB"/>
+        </w:rPr>
       </w:pPr>
       <w:r>
         <w:rPr>
@@ -4929,13 +5374,14 @@
       </w:r>
       <w:r>
         <w:rPr>
-          <w:rFonts w:ascii="Times New Roman" w:hAnsi="Times New Roman" w:eastAsia="Times New Roman" w:cs="Times New Roman"/>
+          <w:rFonts w:hint="default" w:ascii="Times New Roman" w:hAnsi="Times New Roman" w:eastAsia="Times New Roman" w:cs="Times New Roman"/>
           <w:b w:val="0"/>
           <w:bCs w:val="0"/>
           <w:sz w:val="22"/>
           <w:szCs w:val="22"/>
-        </w:rPr>
-        <w:t>39</w:t>
+          <w:lang w:val="en-GB"/>
+        </w:rPr>
+        <w:t>41</w:t>
       </w:r>
     </w:p>
     <w:p>
@@ -4989,7 +5435,7 @@
           <w:szCs w:val="24"/>
           <w:lang w:val="en-GB"/>
         </w:rPr>
-        <w:t>1</w:t>
+        <w:t>3</w:t>
       </w:r>
     </w:p>
     <w:p>
@@ -5043,7 +5489,7 @@
           <w:szCs w:val="22"/>
           <w:lang w:val="en-GB"/>
         </w:rPr>
-        <w:t>1</w:t>
+        <w:t>3</w:t>
       </w:r>
     </w:p>
     <w:p>
@@ -5097,7 +5543,7 @@
           <w:szCs w:val="22"/>
           <w:lang w:val="en-GB"/>
         </w:rPr>
-        <w:t>1</w:t>
+        <w:t>3</w:t>
       </w:r>
     </w:p>
     <w:p>
@@ -5151,7 +5597,7 @@
           <w:szCs w:val="22"/>
           <w:lang w:val="en-GB"/>
         </w:rPr>
-        <w:t>1</w:t>
+        <w:t>3</w:t>
       </w:r>
     </w:p>
     <w:p>
@@ -5205,7 +5651,7 @@
           <w:szCs w:val="20"/>
           <w:lang w:val="en-GB"/>
         </w:rPr>
-        <w:t>1</w:t>
+        <w:t>3</w:t>
       </w:r>
     </w:p>
     <w:p>
@@ -5259,7 +5705,7 @@
           <w:szCs w:val="20"/>
           <w:lang w:val="en-GB"/>
         </w:rPr>
-        <w:t>2</w:t>
+        <w:t>4</w:t>
       </w:r>
     </w:p>
     <w:p>
@@ -5313,7 +5759,7 @@
           <w:szCs w:val="20"/>
           <w:lang w:val="en-GB"/>
         </w:rPr>
-        <w:t>2</w:t>
+        <w:t>4</w:t>
       </w:r>
     </w:p>
     <w:p>
@@ -5367,7 +5813,7 @@
           <w:szCs w:val="20"/>
           <w:lang w:val="en-GB"/>
         </w:rPr>
-        <w:t>2</w:t>
+        <w:t>4</w:t>
       </w:r>
     </w:p>
     <w:p>
@@ -5421,7 +5867,7 @@
           <w:szCs w:val="20"/>
           <w:lang w:val="en-GB"/>
         </w:rPr>
-        <w:t>2</w:t>
+        <w:t>4</w:t>
       </w:r>
     </w:p>
     <w:p>
@@ -5475,7 +5921,7 @@
           <w:szCs w:val="22"/>
           <w:lang w:val="en-GB"/>
         </w:rPr>
-        <w:t>2</w:t>
+        <w:t>4</w:t>
       </w:r>
     </w:p>
     <w:p>
@@ -5529,7 +5975,7 @@
           <w:szCs w:val="24"/>
           <w:lang w:val="en-GB"/>
         </w:rPr>
-        <w:t>4</w:t>
+        <w:t>6</w:t>
       </w:r>
     </w:p>
     <w:p>
@@ -5583,7 +6029,7 @@
           <w:szCs w:val="24"/>
           <w:lang w:val="en-GB"/>
         </w:rPr>
-        <w:t>5</w:t>
+        <w:t>7</w:t>
       </w:r>
     </w:p>
     <w:p>
@@ -5637,7 +6083,7 @@
           <w:szCs w:val="22"/>
           <w:lang w:val="en-GB"/>
         </w:rPr>
-        <w:t>5</w:t>
+        <w:t>7</w:t>
       </w:r>
     </w:p>
     <w:p>
@@ -5681,7 +6127,7 @@
           <w:szCs w:val="22"/>
           <w:lang w:val="en-GB"/>
         </w:rPr>
-        <w:t>50</w:t>
+        <w:t>52</w:t>
       </w:r>
     </w:p>
     <w:p>
@@ -5735,7 +6181,7 @@
           <w:szCs w:val="22"/>
           <w:lang w:val="en-GB"/>
         </w:rPr>
-        <w:t>1</w:t>
+        <w:t>3</w:t>
       </w:r>
     </w:p>
     <w:p>
@@ -5789,14 +6235,835 @@
           <w:szCs w:val="22"/>
           <w:lang w:val="en-GB"/>
         </w:rPr>
+        <w:t>5</w:t>
+      </w:r>
+    </w:p>
+    <w:p>
+      <w:pPr>
+        <w:spacing w:before="400" w:after="200"/>
+        <w:jc w:val="center"/>
+      </w:pPr>
+      <w:r>
+        <w:rPr>
+          <w:rFonts w:ascii="Times New Roman" w:hAnsi="Times New Roman" w:eastAsia="Times New Roman" w:cs="Times New Roman"/>
+          <w:b/>
+          <w:bCs/>
+          <w:sz w:val="28"/>
+          <w:szCs w:val="28"/>
+        </w:rPr>
+        <w:t>Table of Figures</w:t>
+      </w:r>
+    </w:p>
+    <w:p>
+      <w:pPr>
+        <w:tabs>
+          <w:tab w:val="right" w:pos="8500"/>
+        </w:tabs>
+        <w:spacing w:before="140" w:after="0"/>
+        <w:ind w:left="0"/>
+        <w:rPr>
+          <w:rFonts w:hint="default"/>
+          <w:lang w:val="en-GB"/>
+        </w:rPr>
+      </w:pPr>
+      <w:r>
+        <w:rPr>
+          <w:rFonts w:ascii="Times New Roman" w:hAnsi="Times New Roman" w:eastAsia="Times New Roman" w:cs="Times New Roman"/>
+          <w:sz w:val="22"/>
+          <w:szCs w:val="22"/>
+        </w:rPr>
+        <w:t>Figure B.1: Random Forest — Confusion Matrix and ROC Curve (AUC=0.934)</w:t>
+      </w:r>
+      <w:r>
+        <w:rPr>
+          <w:rFonts w:ascii="Times New Roman" w:hAnsi="Times New Roman" w:eastAsia="Times New Roman" w:cs="Times New Roman"/>
+          <w:sz w:val="22"/>
+          <w:szCs w:val="22"/>
+        </w:rPr>
+        <w:tab/>
+      </w:r>
+      <w:r>
+        <w:rPr>
+          <w:rFonts w:ascii="Times New Roman" w:hAnsi="Times New Roman" w:eastAsia="Times New Roman" w:cs="Times New Roman"/>
+          <w:sz w:val="22"/>
+          <w:szCs w:val="22"/>
+        </w:rPr>
+        <w:t>5</w:t>
+      </w:r>
+      <w:r>
+        <w:rPr>
+          <w:rFonts w:hint="default" w:ascii="Times New Roman" w:hAnsi="Times New Roman" w:eastAsia="Times New Roman" w:cs="Times New Roman"/>
+          <w:sz w:val="22"/>
+          <w:szCs w:val="22"/>
+          <w:lang w:val="en-GB"/>
+        </w:rPr>
         <w:t>3</w:t>
       </w:r>
+    </w:p>
+    <w:p>
+      <w:pPr>
+        <w:tabs>
+          <w:tab w:val="right" w:pos="8500"/>
+        </w:tabs>
+        <w:spacing w:before="140" w:after="0"/>
+        <w:ind w:left="0"/>
+        <w:rPr>
+          <w:rFonts w:hint="default"/>
+          <w:lang w:val="en-GB"/>
+        </w:rPr>
+      </w:pPr>
+      <w:r>
+        <w:rPr>
+          <w:rFonts w:ascii="Times New Roman" w:hAnsi="Times New Roman" w:eastAsia="Times New Roman" w:cs="Times New Roman"/>
+          <w:sz w:val="22"/>
+          <w:szCs w:val="22"/>
+        </w:rPr>
+        <w:t>Figure B.2: Random Forest — Top 15 Feature Importances</w:t>
+      </w:r>
+      <w:r>
+        <w:rPr>
+          <w:rFonts w:ascii="Times New Roman" w:hAnsi="Times New Roman" w:eastAsia="Times New Roman" w:cs="Times New Roman"/>
+          <w:sz w:val="22"/>
+          <w:szCs w:val="22"/>
+        </w:rPr>
+        <w:tab/>
+      </w:r>
+      <w:r>
+        <w:rPr>
+          <w:rFonts w:ascii="Times New Roman" w:hAnsi="Times New Roman" w:eastAsia="Times New Roman" w:cs="Times New Roman"/>
+          <w:sz w:val="22"/>
+          <w:szCs w:val="22"/>
+        </w:rPr>
+        <w:t>5</w:t>
+      </w:r>
+      <w:r>
+        <w:rPr>
+          <w:rFonts w:hint="default" w:ascii="Times New Roman" w:hAnsi="Times New Roman" w:eastAsia="Times New Roman" w:cs="Times New Roman"/>
+          <w:sz w:val="22"/>
+          <w:szCs w:val="22"/>
+          <w:lang w:val="en-GB"/>
+        </w:rPr>
+        <w:t>4</w:t>
+      </w:r>
+    </w:p>
+    <w:p>
+      <w:pPr>
+        <w:tabs>
+          <w:tab w:val="right" w:pos="8500"/>
+        </w:tabs>
+        <w:spacing w:before="140" w:after="0"/>
+        <w:ind w:left="0"/>
+        <w:rPr>
+          <w:rFonts w:hint="default"/>
+          <w:lang w:val="en-GB"/>
+        </w:rPr>
+      </w:pPr>
+      <w:r>
+        <w:rPr>
+          <w:rFonts w:ascii="Times New Roman" w:hAnsi="Times New Roman" w:eastAsia="Times New Roman" w:cs="Times New Roman"/>
+          <w:sz w:val="22"/>
+          <w:szCs w:val="22"/>
+        </w:rPr>
+        <w:t>Figure B.3: SVM — Confusion Matrix and ROC Curve (AUC=0.877)</w:t>
+      </w:r>
+      <w:r>
+        <w:rPr>
+          <w:rFonts w:ascii="Times New Roman" w:hAnsi="Times New Roman" w:eastAsia="Times New Roman" w:cs="Times New Roman"/>
+          <w:sz w:val="22"/>
+          <w:szCs w:val="22"/>
+        </w:rPr>
+        <w:tab/>
+      </w:r>
+      <w:r>
+        <w:rPr>
+          <w:rFonts w:ascii="Times New Roman" w:hAnsi="Times New Roman" w:eastAsia="Times New Roman" w:cs="Times New Roman"/>
+          <w:sz w:val="22"/>
+          <w:szCs w:val="22"/>
+        </w:rPr>
+        <w:t>5</w:t>
+      </w:r>
+      <w:r>
+        <w:rPr>
+          <w:rFonts w:hint="default" w:ascii="Times New Roman" w:hAnsi="Times New Roman" w:eastAsia="Times New Roman" w:cs="Times New Roman"/>
+          <w:sz w:val="22"/>
+          <w:szCs w:val="22"/>
+          <w:lang w:val="en-GB"/>
+        </w:rPr>
+        <w:t>5</w:t>
+      </w:r>
+    </w:p>
+    <w:p>
+      <w:pPr>
+        <w:tabs>
+          <w:tab w:val="right" w:pos="8500"/>
+        </w:tabs>
+        <w:spacing w:before="140" w:after="0"/>
+        <w:ind w:left="0"/>
+        <w:rPr>
+          <w:rFonts w:hint="default"/>
+          <w:lang w:val="en-GB"/>
+        </w:rPr>
+      </w:pPr>
+      <w:r>
+        <w:rPr>
+          <w:rFonts w:ascii="Times New Roman" w:hAnsi="Times New Roman" w:eastAsia="Times New Roman" w:cs="Times New Roman"/>
+          <w:sz w:val="22"/>
+          <w:szCs w:val="22"/>
+        </w:rPr>
+        <w:t>Figure B.4: Logistic Regression — Confusion Matrix and ROC Curve (AUC=0.857)</w:t>
+      </w:r>
+      <w:r>
+        <w:rPr>
+          <w:rFonts w:ascii="Times New Roman" w:hAnsi="Times New Roman" w:eastAsia="Times New Roman" w:cs="Times New Roman"/>
+          <w:sz w:val="22"/>
+          <w:szCs w:val="22"/>
+        </w:rPr>
+        <w:tab/>
+      </w:r>
+      <w:r>
+        <w:rPr>
+          <w:rFonts w:ascii="Times New Roman" w:hAnsi="Times New Roman" w:eastAsia="Times New Roman" w:cs="Times New Roman"/>
+          <w:sz w:val="22"/>
+          <w:szCs w:val="22"/>
+        </w:rPr>
+        <w:t>5</w:t>
+      </w:r>
+      <w:r>
+        <w:rPr>
+          <w:rFonts w:hint="default" w:ascii="Times New Roman" w:hAnsi="Times New Roman" w:eastAsia="Times New Roman" w:cs="Times New Roman"/>
+          <w:sz w:val="22"/>
+          <w:szCs w:val="22"/>
+          <w:lang w:val="en-GB"/>
+        </w:rPr>
+        <w:t>5</w:t>
+      </w:r>
+    </w:p>
+    <w:p>
+      <w:pPr>
+        <w:spacing w:before="400" w:after="200"/>
+        <w:jc w:val="center"/>
+      </w:pPr>
+      <w:r>
+        <w:rPr>
+          <w:rFonts w:ascii="Times New Roman" w:hAnsi="Times New Roman" w:eastAsia="Times New Roman" w:cs="Times New Roman"/>
+          <w:b/>
+          <w:bCs/>
+          <w:sz w:val="28"/>
+          <w:szCs w:val="28"/>
+        </w:rPr>
+        <w:t>Glossary</w:t>
+      </w:r>
+    </w:p>
+    <w:p>
+      <w:pPr>
+        <w:spacing w:before="80" w:after="80"/>
+        <w:jc w:val="both"/>
+      </w:pPr>
+      <w:r>
+        <w:rPr>
+          <w:rFonts w:ascii="Times New Roman" w:hAnsi="Times New Roman" w:eastAsia="Times New Roman" w:cs="Times New Roman"/>
+          <w:b/>
+          <w:bCs/>
+          <w:sz w:val="22"/>
+          <w:szCs w:val="22"/>
+        </w:rPr>
+        <w:t xml:space="preserve">AUC (Area Under the Curve): </w:t>
+      </w:r>
+      <w:r>
+        <w:rPr>
+          <w:rFonts w:ascii="Times New Roman" w:hAnsi="Times New Roman" w:eastAsia="Times New Roman" w:cs="Times New Roman"/>
+          <w:sz w:val="22"/>
+          <w:szCs w:val="22"/>
+        </w:rPr>
+        <w:t>A metric measuring the area under the ROC curve, indicating a classifier’s ability to discriminate between classes across all thresholds. A value of 1.0 indicates perfect discrimination; 0.5 indicates random chance.</w:t>
+      </w:r>
+    </w:p>
+    <w:p>
+      <w:pPr>
+        <w:spacing w:before="80" w:after="80"/>
+        <w:jc w:val="both"/>
+      </w:pPr>
+      <w:r>
+        <w:rPr>
+          <w:rFonts w:ascii="Times New Roman" w:hAnsi="Times New Roman" w:eastAsia="Times New Roman" w:cs="Times New Roman"/>
+          <w:b/>
+          <w:bCs/>
+          <w:sz w:val="22"/>
+          <w:szCs w:val="22"/>
+        </w:rPr>
+        <w:t xml:space="preserve">BeautifulSoup4: </w:t>
+      </w:r>
+      <w:r>
+        <w:rPr>
+          <w:rFonts w:ascii="Times New Roman" w:hAnsi="Times New Roman" w:eastAsia="Times New Roman" w:cs="Times New Roman"/>
+          <w:sz w:val="22"/>
+          <w:szCs w:val="22"/>
+        </w:rPr>
+        <w:t>A Python library used for parsing HTML and XML documents, used in this project to extract content-based features from retrieved webpages.</w:t>
+      </w:r>
+    </w:p>
+    <w:p>
+      <w:pPr>
+        <w:spacing w:before="80" w:after="80"/>
+        <w:jc w:val="both"/>
+      </w:pPr>
+      <w:r>
+        <w:rPr>
+          <w:rFonts w:ascii="Times New Roman" w:hAnsi="Times New Roman" w:eastAsia="Times New Roman" w:cs="Times New Roman"/>
+          <w:b/>
+          <w:bCs/>
+          <w:sz w:val="22"/>
+          <w:szCs w:val="22"/>
+        </w:rPr>
+        <w:t xml:space="preserve">Cascade Strategy: </w:t>
+      </w:r>
+      <w:r>
+        <w:rPr>
+          <w:rFonts w:ascii="Times New Roman" w:hAnsi="Times New Roman" w:eastAsia="Times New Roman" w:cs="Times New Roman"/>
+          <w:sz w:val="22"/>
+          <w:szCs w:val="22"/>
+        </w:rPr>
+        <w:t>A hybrid detection approach that routes high-confidence cases to the rule-based classifier and ambiguous cases to the machine learning classifier.</w:t>
+      </w:r>
+    </w:p>
+    <w:p>
+      <w:pPr>
+        <w:spacing w:before="80" w:after="80"/>
+        <w:jc w:val="both"/>
+      </w:pPr>
+      <w:r>
+        <w:rPr>
+          <w:rFonts w:ascii="Times New Roman" w:hAnsi="Times New Roman" w:eastAsia="Times New Roman" w:cs="Times New Roman"/>
+          <w:b/>
+          <w:bCs/>
+          <w:sz w:val="22"/>
+          <w:szCs w:val="22"/>
+        </w:rPr>
+        <w:t xml:space="preserve">Cross-Validation (k-fold): </w:t>
+      </w:r>
+      <w:r>
+        <w:rPr>
+          <w:rFonts w:ascii="Times New Roman" w:hAnsi="Times New Roman" w:eastAsia="Times New Roman" w:cs="Times New Roman"/>
+          <w:sz w:val="22"/>
+          <w:szCs w:val="22"/>
+        </w:rPr>
+        <w:t>A model evaluation technique that splits training data into k folds, training on k-1 folds and validating on the remaining fold, repeated k times. Used in this project with k=5.</w:t>
+      </w:r>
+    </w:p>
+    <w:p>
+      <w:pPr>
+        <w:spacing w:before="80" w:after="80"/>
+        <w:jc w:val="both"/>
+      </w:pPr>
+      <w:r>
+        <w:rPr>
+          <w:rFonts w:ascii="Times New Roman" w:hAnsi="Times New Roman" w:eastAsia="Times New Roman" w:cs="Times New Roman"/>
+          <w:b/>
+          <w:bCs/>
+          <w:sz w:val="22"/>
+          <w:szCs w:val="22"/>
+        </w:rPr>
+        <w:t xml:space="preserve">F1-Score: </w:t>
+      </w:r>
+      <w:r>
+        <w:rPr>
+          <w:rFonts w:ascii="Times New Roman" w:hAnsi="Times New Roman" w:eastAsia="Times New Roman" w:cs="Times New Roman"/>
+          <w:sz w:val="22"/>
+          <w:szCs w:val="22"/>
+        </w:rPr>
+        <w:t xml:space="preserve">The harmonic mean of precision and recall. Used as the primary </w:t>
+      </w:r>
+      <w:r>
+        <w:rPr>
+          <w:rFonts w:ascii="Times New Roman" w:hAnsi="Times New Roman" w:eastAsia="Times New Roman" w:cs="Times New Roman"/>
+          <w:sz w:val="22"/>
+          <w:szCs w:val="22"/>
+          <w:lang w:val="en-GB"/>
+        </w:rPr>
+        <w:t>optimization</w:t>
+      </w:r>
+      <w:r>
+        <w:rPr>
+          <w:rFonts w:ascii="Times New Roman" w:hAnsi="Times New Roman" w:eastAsia="Times New Roman" w:cs="Times New Roman"/>
+          <w:sz w:val="22"/>
+          <w:szCs w:val="22"/>
+        </w:rPr>
+        <w:t xml:space="preserve"> metric in this project as it balances both false positives and false negatives.</w:t>
+      </w:r>
+    </w:p>
+    <w:p>
+      <w:pPr>
+        <w:spacing w:before="80" w:after="80"/>
+        <w:jc w:val="both"/>
+      </w:pPr>
+      <w:r>
+        <w:rPr>
+          <w:rFonts w:ascii="Times New Roman" w:hAnsi="Times New Roman" w:eastAsia="Times New Roman" w:cs="Times New Roman"/>
+          <w:b/>
+          <w:bCs/>
+          <w:sz w:val="22"/>
+          <w:szCs w:val="22"/>
+        </w:rPr>
+        <w:t xml:space="preserve">Feature Engineering: </w:t>
+      </w:r>
+      <w:r>
+        <w:rPr>
+          <w:rFonts w:ascii="Times New Roman" w:hAnsi="Times New Roman" w:eastAsia="Times New Roman" w:cs="Times New Roman"/>
+          <w:sz w:val="22"/>
+          <w:szCs w:val="22"/>
+        </w:rPr>
+        <w:t>The process of computing numerical representations from raw input data (URLs and webpages) that capture discriminative properties for machine learning classification.</w:t>
+      </w:r>
+    </w:p>
+    <w:p>
+      <w:pPr>
+        <w:spacing w:before="80" w:after="80"/>
+        <w:jc w:val="both"/>
+      </w:pPr>
+      <w:r>
+        <w:rPr>
+          <w:rFonts w:ascii="Times New Roman" w:hAnsi="Times New Roman" w:eastAsia="Times New Roman" w:cs="Times New Roman"/>
+          <w:b/>
+          <w:bCs/>
+          <w:sz w:val="22"/>
+          <w:szCs w:val="22"/>
+        </w:rPr>
+        <w:t xml:space="preserve">Gini Importance: </w:t>
+      </w:r>
+      <w:r>
+        <w:rPr>
+          <w:rFonts w:ascii="Times New Roman" w:hAnsi="Times New Roman" w:eastAsia="Times New Roman" w:cs="Times New Roman"/>
+          <w:sz w:val="22"/>
+          <w:szCs w:val="22"/>
+        </w:rPr>
+        <w:t>A measure of feature importance in Random Forest models, quantifying each feature’s total contribution to reducing node impurity across all decision trees, normalised to sum to 1.</w:t>
+      </w:r>
+    </w:p>
+    <w:p>
+      <w:pPr>
+        <w:spacing w:before="80" w:after="80"/>
+        <w:jc w:val="both"/>
+      </w:pPr>
+      <w:r>
+        <w:rPr>
+          <w:rFonts w:ascii="Times New Roman" w:hAnsi="Times New Roman" w:eastAsia="Times New Roman" w:cs="Times New Roman"/>
+          <w:b/>
+          <w:bCs/>
+          <w:sz w:val="22"/>
+          <w:szCs w:val="22"/>
+        </w:rPr>
+        <w:t xml:space="preserve">GridSearchCV: </w:t>
+      </w:r>
+      <w:r>
+        <w:rPr>
+          <w:rFonts w:ascii="Times New Roman" w:hAnsi="Times New Roman" w:eastAsia="Times New Roman" w:cs="Times New Roman"/>
+          <w:sz w:val="22"/>
+          <w:szCs w:val="22"/>
+        </w:rPr>
+        <w:t>A scikit-learn function performing exhaustive hyperparameter search across a defined grid, evaluating each combination using cross-validation to identify optimal model settings.</w:t>
+      </w:r>
+    </w:p>
+    <w:p>
+      <w:pPr>
+        <w:spacing w:before="80" w:after="80"/>
+        <w:jc w:val="both"/>
+      </w:pPr>
+      <w:r>
+        <w:rPr>
+          <w:rFonts w:ascii="Times New Roman" w:hAnsi="Times New Roman" w:eastAsia="Times New Roman" w:cs="Times New Roman"/>
+          <w:b/>
+          <w:bCs/>
+          <w:sz w:val="22"/>
+          <w:szCs w:val="22"/>
+        </w:rPr>
+        <w:t xml:space="preserve">Hybrid Detection System: </w:t>
+      </w:r>
+      <w:r>
+        <w:rPr>
+          <w:rFonts w:ascii="Times New Roman" w:hAnsi="Times New Roman" w:eastAsia="Times New Roman" w:cs="Times New Roman"/>
+          <w:sz w:val="22"/>
+          <w:szCs w:val="22"/>
+        </w:rPr>
+        <w:t>A detection architecture combining rule-based heuristics and machine learning classification to leverage the strengths of both approaches. Three strategies are evaluated: weighted combination, majority voting, and cascade filtering.</w:t>
+      </w:r>
+    </w:p>
+    <w:p>
+      <w:pPr>
+        <w:spacing w:before="80" w:after="80"/>
+        <w:jc w:val="both"/>
+      </w:pPr>
+      <w:r>
+        <w:rPr>
+          <w:rFonts w:ascii="Times New Roman" w:hAnsi="Times New Roman" w:eastAsia="Times New Roman" w:cs="Times New Roman"/>
+          <w:b/>
+          <w:bCs/>
+          <w:sz w:val="22"/>
+          <w:szCs w:val="22"/>
+        </w:rPr>
+        <w:t xml:space="preserve">Logistic Regression (LR): </w:t>
+      </w:r>
+      <w:r>
+        <w:rPr>
+          <w:rFonts w:ascii="Times New Roman" w:hAnsi="Times New Roman" w:eastAsia="Times New Roman" w:cs="Times New Roman"/>
+          <w:sz w:val="22"/>
+          <w:szCs w:val="22"/>
+        </w:rPr>
+        <w:t>A statistical classification algorithm that models the probability of a binary outcome using a logistic function. Chosen for this project as an interpretable baseline classifier.</w:t>
+      </w:r>
+    </w:p>
+    <w:p>
+      <w:pPr>
+        <w:spacing w:before="80" w:after="80"/>
+        <w:jc w:val="both"/>
+      </w:pPr>
+      <w:r>
+        <w:rPr>
+          <w:rFonts w:ascii="Times New Roman" w:hAnsi="Times New Roman" w:eastAsia="Times New Roman" w:cs="Times New Roman"/>
+          <w:b/>
+          <w:bCs/>
+          <w:sz w:val="22"/>
+          <w:szCs w:val="22"/>
+        </w:rPr>
+        <w:t xml:space="preserve">Phishing: </w:t>
+      </w:r>
+      <w:r>
+        <w:rPr>
+          <w:rFonts w:ascii="Times New Roman" w:hAnsi="Times New Roman" w:eastAsia="Times New Roman" w:cs="Times New Roman"/>
+          <w:sz w:val="22"/>
+          <w:szCs w:val="22"/>
+        </w:rPr>
+        <w:t>A form of cyber attack in which an attacker impersonates a legitimate website or communication to deceive users into surrendering sensitive credentials or personal information.</w:t>
+      </w:r>
+    </w:p>
+    <w:p>
+      <w:pPr>
+        <w:spacing w:before="80" w:after="80"/>
+        <w:jc w:val="both"/>
+      </w:pPr>
+      <w:r>
+        <w:rPr>
+          <w:rFonts w:ascii="Times New Roman" w:hAnsi="Times New Roman" w:eastAsia="Times New Roman" w:cs="Times New Roman"/>
+          <w:b/>
+          <w:bCs/>
+          <w:sz w:val="22"/>
+          <w:szCs w:val="22"/>
+        </w:rPr>
+        <w:t xml:space="preserve">Precision: </w:t>
+      </w:r>
+      <w:r>
+        <w:rPr>
+          <w:rFonts w:ascii="Times New Roman" w:hAnsi="Times New Roman" w:eastAsia="Times New Roman" w:cs="Times New Roman"/>
+          <w:sz w:val="22"/>
+          <w:szCs w:val="22"/>
+        </w:rPr>
+        <w:t>The proportion of URLs predicted as phishing that are actually phishing. Calculated as TP / (TP + FP). High precision minimises false alarms on legitimate websites.</w:t>
+      </w:r>
+    </w:p>
+    <w:p>
+      <w:pPr>
+        <w:spacing w:before="80" w:after="80"/>
+        <w:jc w:val="both"/>
+      </w:pPr>
+      <w:r>
+        <w:rPr>
+          <w:rFonts w:ascii="Times New Roman" w:hAnsi="Times New Roman" w:eastAsia="Times New Roman" w:cs="Times New Roman"/>
+          <w:b/>
+          <w:bCs/>
+          <w:sz w:val="22"/>
+          <w:szCs w:val="22"/>
+        </w:rPr>
+        <w:t xml:space="preserve">Random Forest (RF): </w:t>
+      </w:r>
+      <w:r>
+        <w:rPr>
+          <w:rFonts w:ascii="Times New Roman" w:hAnsi="Times New Roman" w:eastAsia="Times New Roman" w:cs="Times New Roman"/>
+          <w:sz w:val="22"/>
+          <w:szCs w:val="22"/>
+        </w:rPr>
+        <w:t>An ensemble machine learning algorithm that constructs multiple decision trees on random data subsamples and aggregates their predictions by majority vote. The best-performing classifier in this project (86.0% accuracy, F1: 0.854, AUC: 0.934).</w:t>
+      </w:r>
+    </w:p>
+    <w:p>
+      <w:pPr>
+        <w:spacing w:before="80" w:after="80"/>
+        <w:jc w:val="both"/>
+      </w:pPr>
+      <w:r>
+        <w:rPr>
+          <w:rFonts w:ascii="Times New Roman" w:hAnsi="Times New Roman" w:eastAsia="Times New Roman" w:cs="Times New Roman"/>
+          <w:b/>
+          <w:bCs/>
+          <w:sz w:val="22"/>
+          <w:szCs w:val="22"/>
+        </w:rPr>
+        <w:t xml:space="preserve">Recall: </w:t>
+      </w:r>
+      <w:r>
+        <w:rPr>
+          <w:rFonts w:ascii="Times New Roman" w:hAnsi="Times New Roman" w:eastAsia="Times New Roman" w:cs="Times New Roman"/>
+          <w:sz w:val="22"/>
+          <w:szCs w:val="22"/>
+        </w:rPr>
+        <w:t>The proportion of actual phishing URLs correctly identified by the classifier. Calculated as TP / (TP + FN). High recall minimises missed phishing detections.</w:t>
+      </w:r>
+    </w:p>
+    <w:p>
+      <w:pPr>
+        <w:spacing w:before="80" w:after="80"/>
+        <w:jc w:val="both"/>
+      </w:pPr>
+      <w:r>
+        <w:rPr>
+          <w:rFonts w:ascii="Times New Roman" w:hAnsi="Times New Roman" w:eastAsia="Times New Roman" w:cs="Times New Roman"/>
+          <w:b/>
+          <w:bCs/>
+          <w:sz w:val="22"/>
+          <w:szCs w:val="22"/>
+        </w:rPr>
+        <w:t xml:space="preserve">ROC Curve (Receiver Operating Characteristic): </w:t>
+      </w:r>
+      <w:r>
+        <w:rPr>
+          <w:rFonts w:ascii="Times New Roman" w:hAnsi="Times New Roman" w:eastAsia="Times New Roman" w:cs="Times New Roman"/>
+          <w:sz w:val="22"/>
+          <w:szCs w:val="22"/>
+        </w:rPr>
+        <w:t>A graphical plot of the true positive rate against the false positive rate at all classification thresholds. The area under this curve (AUC) quantifies overall classifier performance.</w:t>
+      </w:r>
+    </w:p>
+    <w:p>
+      <w:pPr>
+        <w:spacing w:before="80" w:after="80"/>
+        <w:jc w:val="both"/>
+      </w:pPr>
+      <w:r>
+        <w:rPr>
+          <w:rFonts w:ascii="Times New Roman" w:hAnsi="Times New Roman" w:eastAsia="Times New Roman" w:cs="Times New Roman"/>
+          <w:b/>
+          <w:bCs/>
+          <w:sz w:val="22"/>
+          <w:szCs w:val="22"/>
+        </w:rPr>
+        <w:t xml:space="preserve">Rule-Based Detector: </w:t>
+      </w:r>
+      <w:r>
+        <w:rPr>
+          <w:rFonts w:ascii="Times New Roman" w:hAnsi="Times New Roman" w:eastAsia="Times New Roman" w:cs="Times New Roman"/>
+          <w:sz w:val="22"/>
+          <w:szCs w:val="22"/>
+        </w:rPr>
+        <w:t>A detection system applying 15 manually defined weighted heuristic rules to compute a risk score for each URL. Rules are activated by observable URL or content characteristics associated with phishing behaviour.</w:t>
+      </w:r>
+    </w:p>
+    <w:p>
+      <w:pPr>
+        <w:spacing w:before="80" w:after="80"/>
+        <w:jc w:val="both"/>
+      </w:pPr>
+      <w:r>
+        <w:rPr>
+          <w:rFonts w:ascii="Times New Roman" w:hAnsi="Times New Roman" w:eastAsia="Times New Roman" w:cs="Times New Roman"/>
+          <w:b/>
+          <w:bCs/>
+          <w:sz w:val="22"/>
+          <w:szCs w:val="22"/>
+        </w:rPr>
+        <w:t xml:space="preserve">Shannon Entropy: </w:t>
+      </w:r>
+      <w:r>
+        <w:rPr>
+          <w:rFonts w:ascii="Times New Roman" w:hAnsi="Times New Roman" w:eastAsia="Times New Roman" w:cs="Times New Roman"/>
+          <w:sz w:val="22"/>
+          <w:szCs w:val="22"/>
+        </w:rPr>
+        <w:t>A measure of the randomness or unpredictability of a string’s character distribution. Higher entropy in a URL indicates greater randomness, a characteristic of algorithmically generated phishing URLs.</w:t>
+      </w:r>
+    </w:p>
+    <w:p>
+      <w:pPr>
+        <w:spacing w:before="80" w:after="80"/>
+        <w:jc w:val="both"/>
+      </w:pPr>
+      <w:r>
+        <w:rPr>
+          <w:rFonts w:ascii="Times New Roman" w:hAnsi="Times New Roman" w:eastAsia="Times New Roman" w:cs="Times New Roman"/>
+          <w:b/>
+          <w:bCs/>
+          <w:sz w:val="22"/>
+          <w:szCs w:val="22"/>
+        </w:rPr>
+        <w:t xml:space="preserve">SMOTE (Synthetic Minority Over-sampling Technique): </w:t>
+      </w:r>
+      <w:r>
+        <w:rPr>
+          <w:rFonts w:ascii="Times New Roman" w:hAnsi="Times New Roman" w:eastAsia="Times New Roman" w:cs="Times New Roman"/>
+          <w:sz w:val="22"/>
+          <w:szCs w:val="22"/>
+        </w:rPr>
+        <w:t>A technique that generates synthetic training examples for the minority class to address class imbalance. Not required in this project as the class imbalance ratio was 1.15, considered sufficiently balanced.</w:t>
+      </w:r>
+    </w:p>
+    <w:p>
+      <w:pPr>
+        <w:spacing w:before="80" w:after="80"/>
+        <w:jc w:val="both"/>
+      </w:pPr>
+      <w:r>
+        <w:rPr>
+          <w:rFonts w:ascii="Times New Roman" w:hAnsi="Times New Roman" w:eastAsia="Times New Roman" w:cs="Times New Roman"/>
+          <w:b/>
+          <w:bCs/>
+          <w:sz w:val="22"/>
+          <w:szCs w:val="22"/>
+        </w:rPr>
+        <w:t xml:space="preserve">StandardScaler: </w:t>
+      </w:r>
+      <w:r>
+        <w:rPr>
+          <w:rFonts w:ascii="Times New Roman" w:hAnsi="Times New Roman" w:eastAsia="Times New Roman" w:cs="Times New Roman"/>
+          <w:sz w:val="22"/>
+          <w:szCs w:val="22"/>
+        </w:rPr>
+        <w:t>A scikit-learn preprocessing transformer that scales features to zero mean and unit variance (z = (x − μ) / σ), ensuring distance-based algorithms are not dominated by large-scale features.</w:t>
+      </w:r>
+    </w:p>
+    <w:p>
+      <w:pPr>
+        <w:spacing w:before="80" w:after="80"/>
+        <w:jc w:val="both"/>
+      </w:pPr>
+      <w:r>
+        <w:rPr>
+          <w:rFonts w:ascii="Times New Roman" w:hAnsi="Times New Roman" w:eastAsia="Times New Roman" w:cs="Times New Roman"/>
+          <w:b/>
+          <w:bCs/>
+          <w:sz w:val="22"/>
+          <w:szCs w:val="22"/>
+        </w:rPr>
+        <w:t xml:space="preserve">Support Vector Machine (SVM): </w:t>
+      </w:r>
+      <w:r>
+        <w:rPr>
+          <w:rFonts w:ascii="Times New Roman" w:hAnsi="Times New Roman" w:eastAsia="Times New Roman" w:cs="Times New Roman"/>
+          <w:sz w:val="22"/>
+          <w:szCs w:val="22"/>
+        </w:rPr>
+        <w:t>A supervised machine learning algorithm that finds the optimal hyperplane separating classes in a high-dimensional feature space. Evaluated in this project with RBF kernel (accuracy: 76.0%, AUC: 0.877).</w:t>
+      </w:r>
+    </w:p>
+    <w:p>
+      <w:pPr>
+        <w:spacing w:before="80" w:after="80"/>
+        <w:jc w:val="both"/>
+      </w:pPr>
+      <w:r>
+        <w:rPr>
+          <w:rFonts w:ascii="Times New Roman" w:hAnsi="Times New Roman" w:eastAsia="Times New Roman" w:cs="Times New Roman"/>
+          <w:b/>
+          <w:bCs/>
+          <w:sz w:val="22"/>
+          <w:szCs w:val="22"/>
+        </w:rPr>
+        <w:t xml:space="preserve">URL (Uniform Resource Locator): </w:t>
+      </w:r>
+      <w:r>
+        <w:rPr>
+          <w:rFonts w:ascii="Times New Roman" w:hAnsi="Times New Roman" w:eastAsia="Times New Roman" w:cs="Times New Roman"/>
+          <w:sz w:val="22"/>
+          <w:szCs w:val="22"/>
+        </w:rPr>
+        <w:t>A web address specifying the location of a resource on the internet, comprising scheme, domain, path, and query components. The primary input to all three detection systems in this project.</w:t>
+      </w:r>
+    </w:p>
+    <w:p>
+      <w:pPr>
+        <w:spacing w:before="80" w:after="80"/>
+        <w:jc w:val="both"/>
+      </w:pPr>
+      <w:r>
+        <w:rPr>
+          <w:rFonts w:ascii="Times New Roman" w:hAnsi="Times New Roman" w:eastAsia="Times New Roman" w:cs="Times New Roman"/>
+          <w:b/>
+          <w:bCs/>
+          <w:sz w:val="22"/>
+          <w:szCs w:val="22"/>
+        </w:rPr>
+        <w:t xml:space="preserve">WHOIS: </w:t>
+      </w:r>
+      <w:r>
+        <w:rPr>
+          <w:rFonts w:ascii="Times New Roman" w:hAnsi="Times New Roman" w:eastAsia="Times New Roman" w:cs="Times New Roman"/>
+          <w:sz w:val="22"/>
+          <w:szCs w:val="22"/>
+        </w:rPr>
+        <w:t>A network protocol used to query domain registration databases, returning information such as domain creation date and registrant details. Used in this project to compute the domain_age_days feature, though lookups returned -1 for all URLs in the working dataset due to archived domain records.</w:t>
+      </w:r>
+    </w:p>
+    <w:p>
+      <w:pPr>
+        <w:rPr>
+          <w:rFonts w:hint="default" w:ascii="Times New Roman" w:hAnsi="Times New Roman" w:eastAsia="Arial" w:cs="Times New Roman"/>
+          <w:b/>
+          <w:bCs/>
+          <w:color w:val="auto"/>
+          <w:sz w:val="36"/>
+          <w:szCs w:val="36"/>
+        </w:rPr>
+      </w:pPr>
     </w:p>
     <w:p>
       <w:pPr>
         <w:pStyle w:val="2"/>
         <w:spacing w:before="400" w:after="160"/>
         <w:jc w:val="both"/>
+        <w:rPr>
+          <w:rFonts w:hint="default" w:ascii="Times New Roman" w:hAnsi="Times New Roman" w:eastAsia="Arial" w:cs="Times New Roman"/>
+          <w:b/>
+          <w:bCs/>
+          <w:color w:val="auto"/>
+          <w:sz w:val="36"/>
+          <w:szCs w:val="36"/>
+        </w:rPr>
+      </w:pPr>
+    </w:p>
+    <w:p>
+      <w:pPr>
+        <w:rPr>
+          <w:rFonts w:hint="default" w:ascii="Times New Roman" w:hAnsi="Times New Roman" w:eastAsia="Arial" w:cs="Times New Roman"/>
+          <w:b/>
+          <w:bCs/>
+          <w:color w:val="auto"/>
+          <w:sz w:val="36"/>
+          <w:szCs w:val="36"/>
+        </w:rPr>
+      </w:pPr>
+    </w:p>
+    <w:p>
+      <w:pPr>
+        <w:rPr>
+          <w:rFonts w:hint="default" w:ascii="Times New Roman" w:hAnsi="Times New Roman" w:eastAsia="Arial" w:cs="Times New Roman"/>
+          <w:b/>
+          <w:bCs/>
+          <w:color w:val="auto"/>
+          <w:sz w:val="36"/>
+          <w:szCs w:val="36"/>
+        </w:rPr>
+      </w:pPr>
+    </w:p>
+    <w:p>
+      <w:pPr>
+        <w:rPr>
+          <w:rFonts w:hint="default" w:ascii="Times New Roman" w:hAnsi="Times New Roman" w:eastAsia="Arial" w:cs="Times New Roman"/>
+          <w:b/>
+          <w:bCs/>
+          <w:color w:val="auto"/>
+          <w:sz w:val="36"/>
+          <w:szCs w:val="36"/>
+        </w:rPr>
+      </w:pPr>
+    </w:p>
+    <w:p>
+      <w:pPr>
         <w:rPr>
           <w:rFonts w:hint="default" w:ascii="Times New Roman" w:hAnsi="Times New Roman" w:eastAsia="Arial" w:cs="Times New Roman"/>
           <w:b/>
@@ -6320,7 +7587,29 @@
           <w:szCs w:val="24"/>
           <w:lang w:val="en-US" w:eastAsia="zh-CN" w:bidi="ar"/>
         </w:rPr>
-        <w:t xml:space="preserve">To design and verify a collection of 27 discriminative features that cover lexical aspects, webpage content, domain attributes, and URL structure. </w:t>
+        <w:t>To design and verify a collection of 2</w:t>
+      </w:r>
+      <w:r>
+        <w:rPr>
+          <w:rFonts w:hint="default" w:ascii="Times New Roman" w:hAnsi="Times New Roman" w:eastAsia="SimSun" w:cs="Times New Roman"/>
+          <w:color w:val="auto"/>
+          <w:kern w:val="0"/>
+          <w:sz w:val="24"/>
+          <w:szCs w:val="24"/>
+          <w:lang w:val="en-GB" w:eastAsia="zh-CN" w:bidi="ar"/>
+        </w:rPr>
+        <w:t>4</w:t>
+      </w:r>
+      <w:r>
+        <w:rPr>
+          <w:rFonts w:hint="default" w:ascii="Times New Roman" w:hAnsi="Times New Roman" w:eastAsia="SimSun" w:cs="Times New Roman"/>
+          <w:color w:val="auto"/>
+          <w:kern w:val="0"/>
+          <w:sz w:val="24"/>
+          <w:szCs w:val="24"/>
+          <w:lang w:val="en-US" w:eastAsia="zh-CN" w:bidi="ar"/>
+        </w:rPr>
+        <w:t xml:space="preserve"> discriminative features that cover lexical aspects, webpage content, domain attributes, and URL structure. </w:t>
       </w:r>
     </w:p>
     <w:p>
@@ -6353,7 +7642,29 @@
           <w:szCs w:val="24"/>
           <w:lang w:val="en-US" w:eastAsia="zh-CN" w:bidi="ar"/>
         </w:rPr>
-        <w:t xml:space="preserve">To put into practice a rule-based detection system with data-driven threshold optimisation and 15 weighted heuristic rules. </w:t>
+        <w:t xml:space="preserve">To put into practice a rule-based detection system with data-driven threshold </w:t>
+      </w:r>
+      <w:r>
+        <w:rPr>
+          <w:rFonts w:hint="default" w:ascii="Times New Roman" w:hAnsi="Times New Roman" w:eastAsia="SimSun" w:cs="Times New Roman"/>
+          <w:color w:val="auto"/>
+          <w:kern w:val="0"/>
+          <w:sz w:val="24"/>
+          <w:szCs w:val="24"/>
+          <w:lang w:val="en-GB" w:eastAsia="zh-CN" w:bidi="ar"/>
+        </w:rPr>
+        <w:t>optimization</w:t>
+      </w:r>
+      <w:r>
+        <w:rPr>
+          <w:rFonts w:hint="default" w:ascii="Times New Roman" w:hAnsi="Times New Roman" w:eastAsia="SimSun" w:cs="Times New Roman"/>
+          <w:color w:val="auto"/>
+          <w:kern w:val="0"/>
+          <w:sz w:val="24"/>
+          <w:szCs w:val="24"/>
+          <w:lang w:val="en-US" w:eastAsia="zh-CN" w:bidi="ar"/>
+        </w:rPr>
+        <w:t xml:space="preserve"> and 15 weighted heuristic rules. </w:t>
       </w:r>
     </w:p>
     <w:p>
@@ -8274,7 +9585,29 @@
           <w:szCs w:val="24"/>
           <w:lang w:val="en-US" w:eastAsia="zh-CN" w:bidi="ar"/>
         </w:rPr>
-        <w:t xml:space="preserve">The Data Preparation Module manages multi-format preprocessing, train/test splitting, dataset loading, and Kaggle API interaction. For every URL, the Feature Extraction Engine computes 27 features in four categories. The Rule-Based Detector generates a risk score and binary classification using 15 weighted heuristic rules with optimised thresholds. Using GridSearchCV, the Machine Learning Detector uses hyperparameter tuning to train and assess three classifiers. Three different integration procedures are used by the Hybrid Detection System to blend rule and machine learning outputs to get final categorisation judgements. </w:t>
+        <w:t>The Data Preparation Module manages multi-format preprocessing, train/test splitting, dataset loading, and Kaggle API interaction. For every URL, the Feature Extraction Engine computes 2</w:t>
+      </w:r>
+      <w:r>
+        <w:rPr>
+          <w:rFonts w:hint="default" w:ascii="Times New Roman" w:hAnsi="Times New Roman" w:eastAsia="SimSun" w:cs="Times New Roman"/>
+          <w:color w:val="auto"/>
+          <w:kern w:val="0"/>
+          <w:sz w:val="24"/>
+          <w:szCs w:val="24"/>
+          <w:lang w:val="en-GB" w:eastAsia="zh-CN" w:bidi="ar"/>
+        </w:rPr>
+        <w:t>4</w:t>
+      </w:r>
+      <w:r>
+        <w:rPr>
+          <w:rFonts w:hint="default" w:ascii="Times New Roman" w:hAnsi="Times New Roman" w:eastAsia="SimSun" w:cs="Times New Roman"/>
+          <w:color w:val="auto"/>
+          <w:kern w:val="0"/>
+          <w:sz w:val="24"/>
+          <w:szCs w:val="24"/>
+          <w:lang w:val="en-US" w:eastAsia="zh-CN" w:bidi="ar"/>
+        </w:rPr>
+        <w:t xml:space="preserve"> features in four categories. The Rule-Based Detector generates a risk score and binary classification using 15 weighted heuristic rules with optimised thresholds. Using GridSearchCV, the Machine Learning Detector uses hyperparameter tuning to train and assess three classifiers. Three different integration procedures are used by the Hybrid Detection System to blend rule and machine learning outputs to get final categorisation judgements. </w:t>
       </w:r>
       <w:r>
         <w:rPr>
@@ -11946,7 +13279,30 @@
           <w:sz w:val="24"/>
           <w:szCs w:val="24"/>
         </w:rPr>
-        <w:t>3.4.4 Lexical Features (7 Features)</w:t>
+        <w:t>3.4.4 Lexical Features (</w:t>
+      </w:r>
+      <w:r>
+        <w:rPr>
+          <w:rFonts w:hint="default" w:ascii="Times New Roman" w:hAnsi="Times New Roman" w:eastAsia="Arial" w:cs="Times New Roman"/>
+          <w:b/>
+          <w:bCs/>
+          <w:color w:val="auto"/>
+          <w:sz w:val="24"/>
+          <w:szCs w:val="24"/>
+          <w:lang w:val="en-GB"/>
+        </w:rPr>
+        <w:t>4</w:t>
+      </w:r>
+      <w:r>
+        <w:rPr>
+          <w:rFonts w:hint="default" w:ascii="Times New Roman" w:hAnsi="Times New Roman" w:eastAsia="Arial" w:cs="Times New Roman"/>
+          <w:b/>
+          <w:bCs/>
+          <w:color w:val="auto"/>
+          <w:sz w:val="24"/>
+          <w:szCs w:val="24"/>
+        </w:rPr>
+        <w:t xml:space="preserve"> Features)</w:t>
       </w:r>
     </w:p>
     <w:p>
@@ -11958,6 +13314,7 @@
           <w:color w:val="auto"/>
           <w:sz w:val="24"/>
           <w:szCs w:val="24"/>
+          <w:lang w:val="en-GB"/>
         </w:rPr>
       </w:pPr>
       <w:r>
@@ -11967,7 +13324,17 @@
           <w:sz w:val="24"/>
           <w:szCs w:val="24"/>
         </w:rPr>
-        <w:t>Lexical features capture statistical properties of the URL string without domain knowledge: digit_count (number of digits), letter_count (number of alphabetic characters), special_char_count (number of special characters), entropy (Shannon entropy of the URL string, measuring character distribution randomness — phishing URLs tend towards higher entropy due to random-looking subdomains and path components), digit_ratio, letter_ratio, and special_char_ratio (proportional versions of the count features, normalised by URL length).</w:t>
+        <w:t>Lexical features capture statistical properties of the URL string without domain knowledge: digit_count (number of digits), letter_count (number of alphabetic characters), special_char_count (number of special characters), entropy (Shannon entropy of the URL string, measuring character distribution randomness — phishing URLs tend towards higher entropy due to random-looking subdomains and path components).</w:t>
+      </w:r>
+      <w:r>
+        <w:rPr>
+          <w:rFonts w:hint="default" w:ascii="Times New Roman" w:hAnsi="Times New Roman" w:eastAsia="Arial" w:cs="Times New Roman"/>
+          <w:color w:val="auto"/>
+          <w:sz w:val="24"/>
+          <w:szCs w:val="24"/>
+          <w:lang w:val="en-GB"/>
+        </w:rPr>
+        <w:t xml:space="preserve"> These 4 features provide a light weight, network free characterization of URL string composition that complements the URL based structural features.</w:t>
       </w:r>
     </w:p>
     <w:p>
@@ -14604,7 +15971,29 @@
           <w:szCs w:val="24"/>
           <w:lang w:val="en-US" w:eastAsia="zh-CN" w:bidi="ar"/>
         </w:rPr>
-        <w:t>Using the formula threshold = (mean_legitimate + mean_phishing) / 2, threshold values for features like url_length and subdomain_count were calculated empirically from the training data and then modified to maximise F1-score on a validation subset. This solution differs from methods that employ fixed, empirically presumptive thresholds because of its data-driven threshold optimisation.</w:t>
+        <w:t xml:space="preserve">Using the formula threshold = (mean_legitimate + mean_phishing) / 2, threshold values for features like url_length and subdomain_count were calculated empirically from the training data and then modified to maximise F1-score on a validation subset. This solution differs from methods that employ fixed, empirically presumptive thresholds because of its data-driven threshold </w:t>
+      </w:r>
+      <w:r>
+        <w:rPr>
+          <w:rFonts w:hint="default" w:ascii="Times New Roman" w:hAnsi="Times New Roman" w:eastAsia="SimSun" w:cs="Times New Roman"/>
+          <w:color w:val="auto"/>
+          <w:kern w:val="0"/>
+          <w:sz w:val="24"/>
+          <w:szCs w:val="24"/>
+          <w:lang w:val="en-GB" w:eastAsia="zh-CN" w:bidi="ar"/>
+        </w:rPr>
+        <w:t>optimization</w:t>
+      </w:r>
+      <w:r>
+        <w:rPr>
+          <w:rFonts w:hint="default" w:ascii="Times New Roman" w:hAnsi="Times New Roman" w:eastAsia="SimSun" w:cs="Times New Roman"/>
+          <w:color w:val="auto"/>
+          <w:kern w:val="0"/>
+          <w:sz w:val="24"/>
+          <w:szCs w:val="24"/>
+          <w:lang w:val="en-US" w:eastAsia="zh-CN" w:bidi="ar"/>
+        </w:rPr>
+        <w:t>.</w:t>
       </w:r>
     </w:p>
     <w:p>
@@ -14671,7 +16060,51 @@
           <w:szCs w:val="24"/>
           <w:lang w:val="en-US" w:eastAsia="zh-CN" w:bidi="ar"/>
         </w:rPr>
-        <w:t>GridSearchCV is used for hyperparameter optimisation with 5-fold stratified cross-validation, maximising F1-score to guarantee balanced precision and recall optimisation. The grids that were assessed are: SVM (C: [0.1, 1, 10], kernel: ['rbf', 'linear'], gamma: ['scale', 'auto']); Random Forest (n_estimators: [50, 100, 200], max_depth: [10, 20, None], min_samples_split: [2, 5, 10]); Logistic Regression (C: [0.1, 1, 10], penalty: ['l2'], solver: ['lbfgs', 'liblinear]).</w:t>
+        <w:t xml:space="preserve">GridSearchCV is used for hyperparameter </w:t>
+      </w:r>
+      <w:r>
+        <w:rPr>
+          <w:rFonts w:hint="default" w:ascii="Times New Roman" w:hAnsi="Times New Roman" w:eastAsia="SimSun" w:cs="Times New Roman"/>
+          <w:color w:val="auto"/>
+          <w:kern w:val="0"/>
+          <w:sz w:val="24"/>
+          <w:szCs w:val="24"/>
+          <w:lang w:val="en-GB" w:eastAsia="zh-CN" w:bidi="ar"/>
+        </w:rPr>
+        <w:t>optimization</w:t>
+      </w:r>
+      <w:r>
+        <w:rPr>
+          <w:rFonts w:hint="default" w:ascii="Times New Roman" w:hAnsi="Times New Roman" w:eastAsia="SimSun" w:cs="Times New Roman"/>
+          <w:color w:val="auto"/>
+          <w:kern w:val="0"/>
+          <w:sz w:val="24"/>
+          <w:szCs w:val="24"/>
+          <w:lang w:val="en-US" w:eastAsia="zh-CN" w:bidi="ar"/>
+        </w:rPr>
+        <w:t xml:space="preserve"> with 5-fold stratified cross-validation, maximising F1-score to guarantee balanced precision and recall </w:t>
+      </w:r>
+      <w:r>
+        <w:rPr>
+          <w:rFonts w:hint="default" w:ascii="Times New Roman" w:hAnsi="Times New Roman" w:eastAsia="SimSun" w:cs="Times New Roman"/>
+          <w:color w:val="auto"/>
+          <w:kern w:val="0"/>
+          <w:sz w:val="24"/>
+          <w:szCs w:val="24"/>
+          <w:lang w:val="en-GB" w:eastAsia="zh-CN" w:bidi="ar"/>
+        </w:rPr>
+        <w:t>optimization</w:t>
+      </w:r>
+      <w:r>
+        <w:rPr>
+          <w:rFonts w:hint="default" w:ascii="Times New Roman" w:hAnsi="Times New Roman" w:eastAsia="SimSun" w:cs="Times New Roman"/>
+          <w:color w:val="auto"/>
+          <w:kern w:val="0"/>
+          <w:sz w:val="24"/>
+          <w:szCs w:val="24"/>
+          <w:lang w:val="en-US" w:eastAsia="zh-CN" w:bidi="ar"/>
+        </w:rPr>
+        <w:t>. The grids that were assessed are: SVM (C: [0.1, 1, 10], kernel: ['rbf', 'linear'], gamma: ['scale', 'auto']); Random Forest (n_estimators: [50, 100, 200], max_depth: [10, 20, None], min_samples_split: [2, 5, 10]); Logistic Regression (C: [0.1, 1, 10], penalty: ['l2'], solver: ['lbfgs', 'liblinear]).</w:t>
       </w:r>
     </w:p>
     <w:p>
@@ -14854,7 +16287,29 @@
           <w:szCs w:val="24"/>
           <w:lang w:val="en-US" w:eastAsia="zh-CN" w:bidi="ar"/>
         </w:rPr>
-        <w:t>Since F1-score strikes a compromise between precision and recall, which are both crucial in the context of phishing detection, it is employed as the main optimisation parameter during model construction instead of accuracy. Excessive false negatives expose users vulnerable to phishing attacks, while excessive false positives erode user confidence by banning trustworthy websites.</w:t>
+        <w:t xml:space="preserve">Since F1-score strikes a compromise between precision and recall, which are both crucial in the context of phishing detection, it is employed as the main </w:t>
+      </w:r>
+      <w:r>
+        <w:rPr>
+          <w:rFonts w:hint="default" w:ascii="Times New Roman" w:hAnsi="Times New Roman" w:eastAsia="SimSun" w:cs="Times New Roman"/>
+          <w:color w:val="auto"/>
+          <w:kern w:val="0"/>
+          <w:sz w:val="24"/>
+          <w:szCs w:val="24"/>
+          <w:lang w:val="en-GB" w:eastAsia="zh-CN" w:bidi="ar"/>
+        </w:rPr>
+        <w:t>optimization</w:t>
+      </w:r>
+      <w:r>
+        <w:rPr>
+          <w:rFonts w:hint="default" w:ascii="Times New Roman" w:hAnsi="Times New Roman" w:eastAsia="SimSun" w:cs="Times New Roman"/>
+          <w:color w:val="auto"/>
+          <w:kern w:val="0"/>
+          <w:sz w:val="24"/>
+          <w:szCs w:val="24"/>
+          <w:lang w:val="en-US" w:eastAsia="zh-CN" w:bidi="ar"/>
+        </w:rPr>
+        <w:t xml:space="preserve"> parameter during model construction instead of accuracy. Excessive false negatives expose users vulnerable to phishing attacks, while excessive false positives erode user confidence by banning trustworthy websites.</w:t>
       </w:r>
     </w:p>
     <w:p>
@@ -14896,7 +16351,26 @@
           <w:sz w:val="24"/>
           <w:szCs w:val="24"/>
         </w:rPr>
-        <w:t>All implementation was conducted in Python 3.10. Machine learning was implemented using scikit-learn 1.3.0, with class imbalance handling via imbalanced-learn 0.11.0 (SMOTE). Data processing used pandas 2.0.3 and numpy 1.24.3. Feature extraction used urllib.parse (standard library), tldextract 3.4.4 for domain analysis, BeautifulSoup4 4.12.2 for HTML parsing, and python-whois 0.8.0 for WHOIS lookups. Visualisation used matplotlib 3.7.2 and seaborn 0.12.2. Version control was maintained via Git with a GitHub repository. Development was tracked in OneNote with biweekly sprint records.</w:t>
+        <w:t>All implementation was conducted in Python 3.10. Machine learning was implemented using scikit-learn 1.3.0, with class imbalance handling via imbalanced-learn 0.11.0 (SMOTE</w:t>
+      </w:r>
+      <w:r>
+        <w:rPr>
+          <w:rFonts w:hint="default" w:ascii="Times New Roman" w:hAnsi="Times New Roman" w:eastAsia="Arial" w:cs="Times New Roman"/>
+          <w:color w:val="auto"/>
+          <w:sz w:val="24"/>
+          <w:szCs w:val="24"/>
+          <w:lang w:val="en-GB"/>
+        </w:rPr>
+        <w:t xml:space="preserve"> included not applied , as the dataset imbalance ratio 1.15 did not meet 1.5 threshold</w:t>
+      </w:r>
+      <w:r>
+        <w:rPr>
+          <w:rFonts w:hint="default" w:ascii="Times New Roman" w:hAnsi="Times New Roman" w:eastAsia="Arial" w:cs="Times New Roman"/>
+          <w:color w:val="auto"/>
+          <w:sz w:val="24"/>
+          <w:szCs w:val="24"/>
+        </w:rPr>
+        <w:t xml:space="preserve">). Data processing used pandas 2.0.3 and numpy 1.24.3. Feature extraction used urllib.parse (standard library), tldextract 3.4.4 for domain analysis, BeautifulSoup4 4.12.2 for HTML parsing, and python-whois 0.8.0 for WHOIS lookups. Visualisation used matplotlib 3.7.2 and seaborn 0.12.2. Version control was maintained via Git with a GitHub repository. </w:t>
       </w:r>
     </w:p>
     <w:p>
@@ -16154,6 +17628,12 @@
             <w:insideH w:val="single" w:color="auto" w:sz="4" w:space="0"/>
             <w:insideV w:val="single" w:color="auto" w:sz="4" w:space="0"/>
           </w:tblBorders>
+          <w:tblCellMar>
+            <w:top w:w="0" w:type="dxa"/>
+            <w:left w:w="108" w:type="dxa"/>
+            <w:bottom w:w="0" w:type="dxa"/>
+            <w:right w:w="108" w:type="dxa"/>
+          </w:tblCellMar>
         </w:tblPrEx>
         <w:tc>
           <w:tcPr>
@@ -16480,7 +17960,29 @@
           <w:szCs w:val="24"/>
           <w:lang w:val="en-US" w:eastAsia="zh-CN" w:bidi="ar"/>
         </w:rPr>
-        <w:t>The built-in Python libraries tldextract for domain decomposition and urllib.parse for URL component parsing are used to extract URL features. After parsing the URL to separate the scheme, netloc, path, and query components, the extract_url_features function extracts each feature from the relevant component. The has_ip function matches IPv4 address patterns in the URL string using a regular expression. A list of 15 recognised URL shortening services is checked by the shortening_service function.</w:t>
+        <w:t xml:space="preserve">The built-in Python libraries tldextract for domain decomposition and urllib.parse for URL component parsing are used to extract URL features. After parsing the URL to separate the scheme, netloc, path, and query components, the extract_url_features function extracts each feature from the relevant component. The has_ip function matches IPv4 address patterns in the URL string using a regular expression. A list of  </w:t>
+      </w:r>
+      <w:r>
+        <w:rPr>
+          <w:rFonts w:hint="default" w:ascii="Times New Roman" w:hAnsi="Times New Roman" w:eastAsia="SimSun" w:cs="Times New Roman"/>
+          <w:color w:val="auto"/>
+          <w:kern w:val="0"/>
+          <w:sz w:val="24"/>
+          <w:szCs w:val="24"/>
+          <w:lang w:val="en-GB" w:eastAsia="zh-CN" w:bidi="ar"/>
+        </w:rPr>
+        <w:t xml:space="preserve">9 </w:t>
+      </w:r>
+      <w:r>
+        <w:rPr>
+          <w:rFonts w:hint="default" w:ascii="Times New Roman" w:hAnsi="Times New Roman" w:eastAsia="SimSun" w:cs="Times New Roman"/>
+          <w:color w:val="auto"/>
+          <w:kern w:val="0"/>
+          <w:sz w:val="24"/>
+          <w:szCs w:val="24"/>
+          <w:lang w:val="en-US" w:eastAsia="zh-CN" w:bidi="ar"/>
+        </w:rPr>
+        <w:t>recognised URL shortening services is checked by the shortening_service function.</w:t>
       </w:r>
     </w:p>
     <w:p>
@@ -16549,7 +18051,7 @@
           <w:szCs w:val="24"/>
           <w:lang w:val="en-US" w:eastAsia="zh-CN" w:bidi="ar"/>
         </w:rPr>
-        <w:t>The extraction of domain features requires network requests, which cause a large amount of latency. DNS record checks take 0.1–0.5 seconds, while WHOIS lookups for domain age take 1-3 seconds per query and are often rate-limited by WHOIS servers. A thread-safe domain-level cache with a maximum size of 10,000 items was created using Python's functools.lru_cache method in order to reduce the impact on batch processing performance. In order to prevent multiple URLs sharing a domain from incurring the network cost more than once, the cache saves domain age and DNS record results keyed by registered domain name.</w:t>
+        <w:t>The extraction of domain features requires network requests, which cause a large amount of latency. DNS record checks take 0.1–0.5 seconds, while WHOIS lookups for domain age take 1–3 seconds per query and are often rate-limited by WHOIS servers. Domain feature extraction is handled sequentially within the pipeline, with a configurable timeout applied to each lookup to prevent indefinite blocking. WHOIS lookup failures — which occurred for all 500 URLs in the working sample due to the archived nature of the Kaggle dataset — are handled gracefully by returning -1 for domain_age_days, treating unknown domain age as a conservative risk indicator consistent with the phishing pattern of using freshly registered domains.</w:t>
       </w:r>
     </w:p>
     <w:p>
@@ -16715,7 +18217,19 @@
           <w:sz w:val="24"/>
           <w:szCs w:val="24"/>
         </w:rPr>
-        <w:t xml:space="preserve"> Parallel Processing Optimisation</w:t>
+        <w:t xml:space="preserve"> Parallel Processing </w:t>
+      </w:r>
+      <w:r>
+        <w:rPr>
+          <w:rFonts w:hint="default" w:ascii="Times New Roman" w:hAnsi="Times New Roman" w:eastAsia="Arial" w:cs="Times New Roman"/>
+          <w:b/>
+          <w:bCs/>
+          <w:color w:val="auto"/>
+          <w:sz w:val="24"/>
+          <w:szCs w:val="24"/>
+          <w:lang w:val="en-GB"/>
+        </w:rPr>
+        <w:t>Optimization</w:t>
       </w:r>
     </w:p>
     <w:p>
@@ -16739,7 +18253,7 @@
           <w:szCs w:val="24"/>
           <w:lang w:val="en-US" w:eastAsia="zh-CN" w:bidi="ar"/>
         </w:rPr>
-        <w:t>Python's concurrent.futures was used to speed up the batch feature extraction process for the entire 11,430-URL dataset.With eight worker threads, ThreadPoolExecutor may reduce the overall extraction time from almost 6.7 hours (sequential) to about 52 minutes. In addition to providing real-time progress reporting via tqdm progress bars, the parallel solution manages thread-safety for the domain cache. For URLs where sites load slowly, content retrieval accounts for the majority of the pipeline's average per-URL processing time of 2.1 seconds.</w:t>
+        <w:t>Feature extraction for the 500-URL working sample was performed sequentially using a single-threaded pipeline. Each URL is processed in turn — URL and lexical features are computed instantly from the string, domain features are retrieved via network lookups with a 5-second timeout, and content features are extracted via HTTP retrieval and BeautifulSoup4 HTML parsing. The average per-URL processing time is dominated by content retrieval for URLs where pages respond slowly. For the full 11,430-URL dataset, parallel processing using ThreadPoolExecutor is proposed as a future optimisation in Section 7.3.2 and would substantially reduce total extraction time.</w:t>
       </w:r>
     </w:p>
     <w:p>
@@ -17396,21 +18910,33 @@
     </w:p>
     <w:p>
       <w:pPr>
-        <w:spacing w:before="80" w:after="120" w:line="276" w:lineRule="auto"/>
+        <w:keepNext w:val="0"/>
+        <w:keepLines w:val="0"/>
+        <w:widowControl/>
+        <w:suppressLineNumbers w:val="0"/>
+        <w:tabs>
+          <w:tab w:val="left" w:pos="4320"/>
+        </w:tabs>
         <w:jc w:val="both"/>
         <w:rPr>
-          <w:rFonts w:hint="default" w:ascii="Times New Roman" w:hAnsi="Times New Roman" w:cs="Times New Roman"/>
-          <w:color w:val="auto"/>
-        </w:rPr>
-      </w:pPr>
-      <w:r>
-        <w:rPr>
-          <w:rFonts w:hint="default" w:ascii="Times New Roman" w:hAnsi="Times New Roman" w:eastAsia="Arial" w:cs="Times New Roman"/>
-          <w:color w:val="auto"/>
-          <w:sz w:val="22"/>
-          <w:szCs w:val="22"/>
-        </w:rPr>
-        <w:t>GridSearchCV with 5-fold stratified cross-validation identified the following optimal hyperparameters. For Random Forest: n_estimators = 100, max_depth = 20, min_samples_split = 2 (best CV F1-score: 0.958). For SVM: C = 10, kernel = 'rbf', gamma = 'scale' (best CV F1-score: 0.936). For Logistic Regression: C = 10, penalty = 'l2', solver = 'lbfgs' (best CV F1-score: 0.912). SMOTE balancing of the training set improved F1-score by approximately 3% relative to unbalanced training across all three algorithms.</w:t>
+          <w:rFonts w:hint="default" w:ascii="Times New Roman" w:hAnsi="Times New Roman" w:eastAsia="SimSun" w:cs="Times New Roman"/>
+          <w:color w:val="auto"/>
+          <w:kern w:val="0"/>
+          <w:sz w:val="24"/>
+          <w:szCs w:val="24"/>
+          <w:lang w:val="en-US" w:eastAsia="zh-CN" w:bidi="ar"/>
+        </w:rPr>
+      </w:pPr>
+      <w:r>
+        <w:rPr>
+          <w:rFonts w:hint="default" w:ascii="Times New Roman" w:hAnsi="Times New Roman" w:eastAsia="SimSun" w:cs="Times New Roman"/>
+          <w:color w:val="auto"/>
+          <w:kern w:val="0"/>
+          <w:sz w:val="24"/>
+          <w:szCs w:val="24"/>
+          <w:lang w:val="en-US" w:eastAsia="zh-CN" w:bidi="ar"/>
+        </w:rPr>
+        <w:t>GridSearchCV with 5-fold stratified cross-validation identified the following optimal hyperparameters. For Random Forest: n_estimators = 100, max_depth = 10, min_samples_split = 10 (best CV F1-score: 0.811). For SVM: C = 10, kernel = 'rbf', gamma = 'scale' (best CV F1-score: 0.765). For Logistic Regression: C = 10, penalty = 'l2', solver = 'lbfgs' (best CV F1-score: 0.765). Class imbalance was assessed prior to training — the imbalance ratio of 1.15 was below the 1.5 threshold, so SMOTE resampling was not applied; all three models were trained on the original class distribution.</w:t>
       </w:r>
     </w:p>
     <w:p>
@@ -18407,7 +19933,19 @@
           <w:sz w:val="24"/>
           <w:szCs w:val="24"/>
         </w:rPr>
-        <w:t>4.6.1 Weight Optimisation</w:t>
+        <w:t xml:space="preserve">4.6.1 Weight </w:t>
+      </w:r>
+      <w:r>
+        <w:rPr>
+          <w:rFonts w:hint="default" w:ascii="Times New Roman" w:hAnsi="Times New Roman" w:eastAsia="Arial" w:cs="Times New Roman"/>
+          <w:b/>
+          <w:bCs/>
+          <w:color w:val="auto"/>
+          <w:sz w:val="24"/>
+          <w:szCs w:val="24"/>
+          <w:lang w:val="en-GB"/>
+        </w:rPr>
+        <w:t>Optimization</w:t>
       </w:r>
     </w:p>
     <w:p>
@@ -18481,7 +20019,7 @@
           <w:szCs w:val="24"/>
           <w:lang w:val="en-US" w:eastAsia="zh-CN" w:bidi="ar"/>
         </w:rPr>
-        <w:t>To capture high-confidence rule decisions while sending unclear situations to the more accurate ML classifier, the cascade strategy's confidence levels (rule_score &gt; 0.8 → classify as phishing; rule_score &lt; 0.2 → classify as legitimate; otherwise → apply ML) were chosen. According to an analysis of the validation set, 62% of URLs fall into the high-confidence areas (34% high-confidence legitimate, 28% high-confidence phishing). This means that just 38% of URLs in the cascade method require the ML classifier to be triggered, significantly lowering average processing time.</w:t>
+        <w:t>To capture high-confidence rule decisions while routing uncertain cases to the more accurate ML classifier, the cascade strategy applies confidence thresholds: rule_score &gt; 0.8 classifies a URL as phishing directly; rule_score &lt; 0.2 classifies it as legitimate directly; all other URLs are passed to the ML classifier. In practice, because the rule-based detector in this implementation assigns high confidence scores broadly — as evidenced by its 53% overall accuracy — the cascade strategy routed the majority of test URLs to the rule-based path, resulting in the cascade inheriting the rule detector's poor phishing recall. This behaviour is discussed in the results analysis in Section 5.4 and identified as a limitation requiring threshold calibration in future work.</w:t>
       </w:r>
     </w:p>
     <w:p>
@@ -18600,40 +20138,12 @@
     </w:p>
     <w:p>
       <w:pPr>
-        <w:pStyle w:val="3"/>
-        <w:spacing w:before="300" w:after="120"/>
-        <w:jc w:val="both"/>
-        <w:rPr>
-          <w:rFonts w:hint="default" w:ascii="Times New Roman" w:hAnsi="Times New Roman" w:cs="Times New Roman"/>
-          <w:color w:val="auto"/>
-        </w:rPr>
-      </w:pPr>
-      <w:r>
-        <w:rPr>
-          <w:rFonts w:hint="default" w:ascii="Times New Roman" w:hAnsi="Times New Roman" w:eastAsia="Arial" w:cs="Times New Roman"/>
-          <w:b/>
-          <w:bCs/>
-          <w:color w:val="auto"/>
-          <w:sz w:val="28"/>
-          <w:szCs w:val="28"/>
-        </w:rPr>
-        <w:t>4.8 Code Quality and Testing</w:t>
-      </w:r>
-    </w:p>
-    <w:p>
-      <w:pPr>
         <w:keepNext w:val="0"/>
         <w:keepLines w:val="0"/>
         <w:widowControl/>
         <w:suppressLineNumbers w:val="0"/>
         <w:jc w:val="both"/>
         <w:rPr>
-          <w:rFonts w:hint="default" w:ascii="Times New Roman" w:hAnsi="Times New Roman" w:cs="Times New Roman"/>
-          <w:color w:val="auto"/>
-        </w:rPr>
-      </w:pPr>
-      <w:r>
-        <w:rPr>
           <w:rFonts w:hint="default" w:ascii="Times New Roman" w:hAnsi="Times New Roman" w:eastAsia="SimSun" w:cs="Times New Roman"/>
           <w:color w:val="auto"/>
           <w:kern w:val="0"/>
@@ -18641,8 +20151,7 @@
           <w:szCs w:val="24"/>
           <w:lang w:val="en-US" w:eastAsia="zh-CN" w:bidi="ar"/>
         </w:rPr>
-        <w:t>Comprehensive docstrings detailing function signatures, parameters, return values, and known limits were used in the development of each module. For the URL feature extraction functions, unit tests were created to confirm that each feature was correctly extracted against a set of manually created test URLs that covered edge cases such as IPv6 addresses, internationalised domain names, and URLs with odd encoding. Integration tests confirmed consistent outcomes across several runs, validating the entire pipeline from raw URL input to classification output. Complete traceability of implementation choices was made possible by committing all code to the GitHub repository with informative commit messages.</w:t>
-      </w:r>
+      </w:pPr>
     </w:p>
     <w:p>
       <w:pPr>
@@ -18663,24 +20172,78 @@
     </w:p>
     <w:p>
       <w:pPr>
+        <w:keepNext w:val="0"/>
+        <w:keepLines w:val="0"/>
+        <w:widowControl/>
+        <w:suppressLineNumbers w:val="0"/>
+        <w:jc w:val="both"/>
+        <w:rPr>
+          <w:rFonts w:hint="default" w:ascii="Times New Roman" w:hAnsi="Times New Roman" w:eastAsia="SimSun" w:cs="Times New Roman"/>
+          <w:color w:val="auto"/>
+          <w:kern w:val="0"/>
+          <w:sz w:val="24"/>
+          <w:szCs w:val="24"/>
+          <w:lang w:val="en-US" w:eastAsia="zh-CN" w:bidi="ar"/>
+        </w:rPr>
+      </w:pPr>
+    </w:p>
+    <w:p>
+      <w:pPr>
+        <w:keepNext w:val="0"/>
+        <w:keepLines w:val="0"/>
+        <w:widowControl/>
+        <w:suppressLineNumbers w:val="0"/>
+        <w:jc w:val="both"/>
+        <w:rPr>
+          <w:rFonts w:hint="default" w:ascii="Times New Roman" w:hAnsi="Times New Roman" w:eastAsia="SimSun" w:cs="Times New Roman"/>
+          <w:color w:val="auto"/>
+          <w:kern w:val="0"/>
+          <w:sz w:val="24"/>
+          <w:szCs w:val="24"/>
+          <w:lang w:val="en-US" w:eastAsia="zh-CN" w:bidi="ar"/>
+        </w:rPr>
+      </w:pPr>
+    </w:p>
+    <w:p>
+      <w:pPr>
+        <w:keepNext w:val="0"/>
+        <w:keepLines w:val="0"/>
+        <w:widowControl/>
+        <w:suppressLineNumbers w:val="0"/>
+        <w:jc w:val="both"/>
+        <w:rPr>
+          <w:rFonts w:hint="default" w:ascii="Times New Roman" w:hAnsi="Times New Roman" w:eastAsia="SimSun" w:cs="Times New Roman"/>
+          <w:color w:val="auto"/>
+          <w:kern w:val="0"/>
+          <w:sz w:val="24"/>
+          <w:szCs w:val="24"/>
+          <w:lang w:val="en-US" w:eastAsia="zh-CN" w:bidi="ar"/>
+        </w:rPr>
+      </w:pPr>
+    </w:p>
+    <w:p>
+      <w:pPr>
+        <w:keepNext w:val="0"/>
+        <w:keepLines w:val="0"/>
+        <w:widowControl/>
+        <w:suppressLineNumbers w:val="0"/>
+        <w:jc w:val="both"/>
+        <w:rPr>
+          <w:rFonts w:hint="default" w:ascii="Times New Roman" w:hAnsi="Times New Roman" w:eastAsia="SimSun" w:cs="Times New Roman"/>
+          <w:color w:val="auto"/>
+          <w:kern w:val="0"/>
+          <w:sz w:val="24"/>
+          <w:szCs w:val="24"/>
+          <w:lang w:val="en-US" w:eastAsia="zh-CN" w:bidi="ar"/>
+        </w:rPr>
+      </w:pPr>
+    </w:p>
+    <w:p>
+      <w:pPr>
         <w:jc w:val="left"/>
         <w:rPr>
           <w:rFonts w:hint="default" w:ascii="Times New Roman" w:hAnsi="Times New Roman" w:cs="Times New Roman"/>
           <w:color w:val="auto"/>
-        </w:rPr>
-      </w:pPr>
-    </w:p>
-    <w:p>
-      <w:pPr>
-        <w:jc w:val="left"/>
-        <w:rPr>
-          <w:rFonts w:hint="default" w:ascii="Times New Roman" w:hAnsi="Times New Roman" w:eastAsia="Arial" w:cs="Times New Roman"/>
-          <w:b/>
-          <w:bCs/>
-          <w:color w:val="auto"/>
-          <w:sz w:val="28"/>
-          <w:szCs w:val="28"/>
-          <w:lang w:val="en-GB"/>
         </w:rPr>
       </w:pPr>
     </w:p>
@@ -19507,7 +21070,30 @@
                 <w:sz w:val="20"/>
                 <w:szCs w:val="20"/>
               </w:rPr>
-              <w:t>27 across 4 categories (URL, domain, content, lexical)</w:t>
+              <w:t>2</w:t>
+            </w:r>
+            <w:r>
+              <w:rPr>
+                <w:rFonts w:hint="default" w:ascii="Times New Roman" w:hAnsi="Times New Roman" w:eastAsia="Arial" w:cs="Times New Roman"/>
+                <w:b w:val="0"/>
+                <w:bCs w:val="0"/>
+                <w:color w:val="000000"/>
+                <w:sz w:val="20"/>
+                <w:szCs w:val="20"/>
+                <w:lang w:val="en-GB"/>
+              </w:rPr>
+              <w:t>4</w:t>
+            </w:r>
+            <w:r>
+              <w:rPr>
+                <w:rFonts w:hint="default" w:ascii="Times New Roman" w:hAnsi="Times New Roman" w:eastAsia="Arial" w:cs="Times New Roman"/>
+                <w:b w:val="0"/>
+                <w:bCs w:val="0"/>
+                <w:color w:val="000000"/>
+                <w:sz w:val="20"/>
+                <w:szCs w:val="20"/>
+              </w:rPr>
+              <w:t xml:space="preserve"> across 4 categories (URL, domain, content, lexical)</w:t>
             </w:r>
           </w:p>
         </w:tc>
@@ -19783,7 +21369,19 @@
                 <w:sz w:val="20"/>
                 <w:szCs w:val="20"/>
               </w:rPr>
-              <w:t>5-fold stratified cross-validation, F1-score optimisation</w:t>
+              <w:t xml:space="preserve">5-fold stratified cross-validation, F1-score </w:t>
+            </w:r>
+            <w:r>
+              <w:rPr>
+                <w:rFonts w:hint="default" w:ascii="Times New Roman" w:hAnsi="Times New Roman" w:eastAsia="Arial" w:cs="Times New Roman"/>
+                <w:b w:val="0"/>
+                <w:bCs w:val="0"/>
+                <w:color w:val="000000"/>
+                <w:sz w:val="20"/>
+                <w:szCs w:val="20"/>
+                <w:lang w:val="en-GB"/>
+              </w:rPr>
+              <w:t>optimization</w:t>
             </w:r>
           </w:p>
         </w:tc>
@@ -30838,7 +32436,27 @@
           <w:szCs w:val="24"/>
           <w:lang w:val="en-US" w:eastAsia="zh-CN" w:bidi="ar"/>
         </w:rPr>
-        <w:t>Goals 4, 5, and 6 (rule-based, machine learning, and hybrid systems) were successfully completed. The requirements outlined in Chapter 3, which include three hybrid techniques, hyperparameter tweaking, and data-driven threshold optimisation, were applied to all three detection systems.</w:t>
+        <w:t xml:space="preserve">Goals 4, 5, and 6 (rule-based, machine learning, and hybrid systems) were successfully completed. The requirements outlined in Chapter 3, which include three hybrid techniques, hyperparameter tweaking, and data-driven threshold </w:t>
+      </w:r>
+      <w:r>
+        <w:rPr>
+          <w:rFonts w:hint="default" w:ascii="Times New Roman" w:hAnsi="Times New Roman" w:eastAsia="SimSun" w:cs="Times New Roman"/>
+          <w:kern w:val="0"/>
+          <w:sz w:val="24"/>
+          <w:szCs w:val="24"/>
+          <w:lang w:val="en-GB" w:eastAsia="zh-CN" w:bidi="ar"/>
+        </w:rPr>
+        <w:t>optimization</w:t>
+      </w:r>
+      <w:r>
+        <w:rPr>
+          <w:rFonts w:hint="default" w:ascii="Times New Roman" w:hAnsi="Times New Roman" w:eastAsia="SimSun" w:cs="Times New Roman"/>
+          <w:kern w:val="0"/>
+          <w:sz w:val="24"/>
+          <w:szCs w:val="24"/>
+          <w:lang w:val="en-US" w:eastAsia="zh-CN" w:bidi="ar"/>
+        </w:rPr>
+        <w:t>, were applied to all three detection systems.</w:t>
       </w:r>
     </w:p>
     <w:p>
@@ -30954,7 +32572,27 @@
           <w:szCs w:val="24"/>
           <w:lang w:val="en-US" w:eastAsia="zh-CN" w:bidi="ar"/>
         </w:rPr>
-        <w:t>This project's integrated comparison framework is its main methodological strength. The project allows for a trustworthy, unconfounded comparison of methodological alternatives by using all three detection approaches on the same dataset under the same experimental conditions. This design feature is lacking in the majority of previous work, which reports results for a single approach alone. The breadth of comparative knowledge that is the project's primary contribution is gained at the expense of the depth of optimisation that a single-approach research could get.</w:t>
+        <w:t xml:space="preserve">This project's integrated comparison framework is its main methodological strength. The project allows for a trustworthy, unconfounded comparison of methodological alternatives by using all three detection approaches on the same dataset under the same experimental conditions. This design feature is lacking in the majority of previous work, which reports results for a single approach alone. The breadth of comparative knowledge that is the project's primary contribution is gained at the expense of the depth of </w:t>
+      </w:r>
+      <w:r>
+        <w:rPr>
+          <w:rFonts w:hint="default" w:ascii="Times New Roman" w:hAnsi="Times New Roman" w:eastAsia="SimSun" w:cs="Times New Roman"/>
+          <w:kern w:val="0"/>
+          <w:sz w:val="24"/>
+          <w:szCs w:val="24"/>
+          <w:lang w:val="en-GB" w:eastAsia="zh-CN" w:bidi="ar"/>
+        </w:rPr>
+        <w:t>optimization</w:t>
+      </w:r>
+      <w:r>
+        <w:rPr>
+          <w:rFonts w:hint="default" w:ascii="Times New Roman" w:hAnsi="Times New Roman" w:eastAsia="SimSun" w:cs="Times New Roman"/>
+          <w:kern w:val="0"/>
+          <w:sz w:val="24"/>
+          <w:szCs w:val="24"/>
+          <w:lang w:val="en-US" w:eastAsia="zh-CN" w:bidi="ar"/>
+        </w:rPr>
+        <w:t xml:space="preserve"> that a single-approach research could get.</w:t>
       </w:r>
     </w:p>
     <w:p>
@@ -31060,7 +32698,27 @@
           <w:szCs w:val="24"/>
           <w:lang w:val="en-US" w:eastAsia="zh-CN" w:bidi="ar"/>
         </w:rPr>
-        <w:t>Rules with hardcoded thresholds should not generalise as well to datasets with different URL characteristics as the threshold optimisation approach for rule-based detection, which uses data-driven midpoint calculation instead of empirically assumed values. This approach is technically superior.</w:t>
+        <w:t xml:space="preserve">Rules with hardcoded thresholds should not generalise as well to datasets with different URL characteristics as the threshold </w:t>
+      </w:r>
+      <w:r>
+        <w:rPr>
+          <w:rFonts w:hint="default" w:ascii="Times New Roman" w:hAnsi="Times New Roman" w:eastAsia="SimSun" w:cs="Times New Roman"/>
+          <w:kern w:val="0"/>
+          <w:sz w:val="24"/>
+          <w:szCs w:val="24"/>
+          <w:lang w:val="en-GB" w:eastAsia="zh-CN" w:bidi="ar"/>
+        </w:rPr>
+        <w:t>optimization</w:t>
+      </w:r>
+      <w:r>
+        <w:rPr>
+          <w:rFonts w:hint="default" w:ascii="Times New Roman" w:hAnsi="Times New Roman" w:eastAsia="SimSun" w:cs="Times New Roman"/>
+          <w:kern w:val="0"/>
+          <w:sz w:val="24"/>
+          <w:szCs w:val="24"/>
+          <w:lang w:val="en-US" w:eastAsia="zh-CN" w:bidi="ar"/>
+        </w:rPr>
+        <w:t xml:space="preserve"> approach for rule-based detection, which uses data-driven midpoint calculation instead of empirically assumed values. This approach is technically superior.</w:t>
       </w:r>
     </w:p>
     <w:p>
@@ -32910,7 +34568,27 @@
           <w:szCs w:val="24"/>
           <w:lang w:val="en-US" w:eastAsia="zh-CN" w:bidi="ar"/>
         </w:rPr>
-        <w:t>A fully functional 27-feature extraction process, a modular detection architecture enabling three hybrid integration methodologies, and a repeatable experimental framework utilising publicly available Kaggle data are examples of technical contributions.</w:t>
+        <w:t>A fully functional 2</w:t>
+      </w:r>
+      <w:r>
+        <w:rPr>
+          <w:rFonts w:hint="default" w:ascii="Times New Roman" w:hAnsi="Times New Roman" w:eastAsia="SimSun" w:cs="Times New Roman"/>
+          <w:kern w:val="0"/>
+          <w:sz w:val="24"/>
+          <w:szCs w:val="24"/>
+          <w:lang w:val="en-GB" w:eastAsia="zh-CN" w:bidi="ar"/>
+        </w:rPr>
+        <w:t>4</w:t>
+      </w:r>
+      <w:r>
+        <w:rPr>
+          <w:rFonts w:hint="default" w:ascii="Times New Roman" w:hAnsi="Times New Roman" w:eastAsia="SimSun" w:cs="Times New Roman"/>
+          <w:kern w:val="0"/>
+          <w:sz w:val="24"/>
+          <w:szCs w:val="24"/>
+          <w:lang w:val="en-US" w:eastAsia="zh-CN" w:bidi="ar"/>
+        </w:rPr>
+        <w:t>-feature extraction process, a modular detection architecture enabling three hybrid integration methodologies, and a repeatable experimental framework utilising publicly available Kaggle data are examples of technical contributions.</w:t>
       </w:r>
     </w:p>
     <w:p>
@@ -33164,7 +34842,7 @@
           <w:szCs w:val="24"/>
           <w:lang w:val="en-US" w:eastAsia="zh-CN" w:bidi="ar"/>
         </w:rPr>
-        <w:t>A combination of feature pruning (reducing to the top 15 most important features without significant accuracy loss), pre-computed domain intelligence (maintaining a locally cached database of domain reputation scores for popular domains), and network request optimisation (parallel URL and domain lookups with aggressive timeouts) is needed to reduce per-URL classification latency from the current 2.1 seconds (full feature pipeline) to a target of under 500 milliseconds suitable for inline browser classification.</w:t>
+        <w:t>A combination of feature pruning (reducing to the top 15 most important features without significant accuracy loss), pre-computed domain intelligence (maintaining a locally cached database of domain reputation scores for popular domains), and network request optimisation (parallel URL and domain lookups with aggressive timeouts) would be required to reduce per-URL classification latency to a target of under 500 milliseconds suitable for inline browser classification. The current sequential implementation processes each URL fully before moving to the next; a parallel architecture using ThreadPoolExecutor with multiple worker threads is the primary technical step needed to make bulk processing of the full dataset feasible.</w:t>
       </w:r>
     </w:p>
     <w:p>
@@ -41399,18 +43077,31 @@
               <w:rPr>
                 <w:rFonts w:hint="default" w:ascii="Times New Roman" w:hAnsi="Times New Roman" w:cs="Times New Roman"/>
                 <w:color w:val="000000"/>
-              </w:rPr>
-            </w:pPr>
-            <w:r>
-              <w:rPr>
-                <w:rFonts w:hint="default" w:ascii="Times New Roman" w:hAnsi="Times New Roman" w:eastAsia="Arial" w:cs="Times New Roman"/>
-                <w:b w:val="0"/>
-                <w:bCs w:val="0"/>
-                <w:color w:val="000000"/>
-                <w:sz w:val="20"/>
-                <w:szCs w:val="20"/>
-              </w:rPr>
-              <w:t>15</w:t>
+                <w:lang w:val="en-GB"/>
+              </w:rPr>
+            </w:pPr>
+            <w:r>
+              <w:rPr>
+                <w:rFonts w:hint="default" w:ascii="Times New Roman" w:hAnsi="Times New Roman" w:eastAsia="Arial" w:cs="Times New Roman"/>
+                <w:b w:val="0"/>
+                <w:bCs w:val="0"/>
+                <w:color w:val="000000"/>
+                <w:sz w:val="20"/>
+                <w:szCs w:val="20"/>
+              </w:rPr>
+              <w:t>1</w:t>
+            </w:r>
+            <w:r>
+              <w:rPr>
+                <w:rFonts w:hint="default" w:ascii="Times New Roman" w:hAnsi="Times New Roman" w:eastAsia="Arial" w:cs="Times New Roman"/>
+                <w:b w:val="0"/>
+                <w:bCs w:val="0"/>
+                <w:color w:val="000000"/>
+                <w:sz w:val="20"/>
+                <w:szCs w:val="20"/>
+                <w:lang w:val="en-GB"/>
+              </w:rPr>
+              <w:t>5</w:t>
             </w:r>
           </w:p>
         </w:tc>
@@ -41447,7 +43138,7 @@
                 <w:sz w:val="20"/>
                 <w:szCs w:val="20"/>
               </w:rPr>
-              <w:t>digit_ratio</w:t>
+              <w:t>has_https</w:t>
             </w:r>
           </w:p>
         </w:tc>
@@ -41484,7 +43175,7 @@
                 <w:sz w:val="20"/>
                 <w:szCs w:val="20"/>
               </w:rPr>
-              <w:t>Lexical</w:t>
+              <w:t>Domain</w:t>
             </w:r>
           </w:p>
         </w:tc>
@@ -41521,7 +43212,7 @@
                 <w:sz w:val="20"/>
                 <w:szCs w:val="20"/>
               </w:rPr>
-              <w:t>Float</w:t>
+              <w:t>Binary</w:t>
             </w:r>
           </w:p>
         </w:tc>
@@ -41558,7 +43249,7 @@
                 <w:sz w:val="20"/>
                 <w:szCs w:val="20"/>
               </w:rPr>
-              <w:t>Digit count / URL length</w:t>
+              <w:t>1 if HTTPS scheme</w:t>
             </w:r>
           </w:p>
         </w:tc>
@@ -41602,18 +43293,31 @@
               <w:rPr>
                 <w:rFonts w:hint="default" w:ascii="Times New Roman" w:hAnsi="Times New Roman" w:cs="Times New Roman"/>
                 <w:color w:val="000000"/>
-              </w:rPr>
-            </w:pPr>
-            <w:r>
-              <w:rPr>
-                <w:rFonts w:hint="default" w:ascii="Times New Roman" w:hAnsi="Times New Roman" w:eastAsia="Arial" w:cs="Times New Roman"/>
-                <w:b w:val="0"/>
-                <w:bCs w:val="0"/>
-                <w:color w:val="000000"/>
-                <w:sz w:val="20"/>
-                <w:szCs w:val="20"/>
-              </w:rPr>
-              <w:t>16</w:t>
+                <w:lang w:val="en-GB"/>
+              </w:rPr>
+            </w:pPr>
+            <w:r>
+              <w:rPr>
+                <w:rFonts w:hint="default" w:ascii="Times New Roman" w:hAnsi="Times New Roman" w:eastAsia="Arial" w:cs="Times New Roman"/>
+                <w:b w:val="0"/>
+                <w:bCs w:val="0"/>
+                <w:color w:val="000000"/>
+                <w:sz w:val="20"/>
+                <w:szCs w:val="20"/>
+              </w:rPr>
+              <w:t>1</w:t>
+            </w:r>
+            <w:r>
+              <w:rPr>
+                <w:rFonts w:hint="default" w:ascii="Times New Roman" w:hAnsi="Times New Roman" w:eastAsia="Arial" w:cs="Times New Roman"/>
+                <w:b w:val="0"/>
+                <w:bCs w:val="0"/>
+                <w:color w:val="000000"/>
+                <w:sz w:val="20"/>
+                <w:szCs w:val="20"/>
+                <w:lang w:val="en-GB"/>
+              </w:rPr>
+              <w:t>6</w:t>
             </w:r>
           </w:p>
         </w:tc>
@@ -41650,7 +43354,7 @@
                 <w:sz w:val="20"/>
                 <w:szCs w:val="20"/>
               </w:rPr>
-              <w:t>letter_ratio</w:t>
+              <w:t>domain_age_days</w:t>
             </w:r>
           </w:p>
         </w:tc>
@@ -41687,7 +43391,7 @@
                 <w:sz w:val="20"/>
                 <w:szCs w:val="20"/>
               </w:rPr>
-              <w:t>Lexical</w:t>
+              <w:t>Domain</w:t>
             </w:r>
           </w:p>
         </w:tc>
@@ -41724,7 +43428,7 @@
                 <w:sz w:val="20"/>
                 <w:szCs w:val="20"/>
               </w:rPr>
-              <w:t>Float</w:t>
+              <w:t>Integer</w:t>
             </w:r>
           </w:p>
         </w:tc>
@@ -41761,7 +43465,7 @@
                 <w:sz w:val="20"/>
                 <w:szCs w:val="20"/>
               </w:rPr>
-              <w:t>Letter count / URL length</w:t>
+              <w:t>Domain age via WHOIS (-1 if unavailable)</w:t>
             </w:r>
           </w:p>
         </w:tc>
@@ -41805,19 +43509,21 @@
               <w:rPr>
                 <w:rFonts w:hint="default" w:ascii="Times New Roman" w:hAnsi="Times New Roman" w:cs="Times New Roman"/>
                 <w:color w:val="000000"/>
-              </w:rPr>
-            </w:pPr>
-            <w:r>
-              <w:rPr>
-                <w:rFonts w:hint="default" w:ascii="Times New Roman" w:hAnsi="Times New Roman" w:eastAsia="Arial" w:cs="Times New Roman"/>
-                <w:b w:val="0"/>
-                <w:bCs w:val="0"/>
-                <w:color w:val="000000"/>
-                <w:sz w:val="20"/>
-                <w:szCs w:val="20"/>
+                <w:lang w:val="en-GB"/>
+              </w:rPr>
+            </w:pPr>
+            <w:bookmarkStart w:id="0" w:name="_GoBack"/>
+            <w:r>
+              <w:rPr>
+                <w:rFonts w:hint="default" w:ascii="Times New Roman" w:hAnsi="Times New Roman" w:cs="Times New Roman"/>
+                <w:color w:val="000000"/>
+                <w:sz w:val="20"/>
+                <w:szCs w:val="20"/>
+                <w:lang w:val="en-GB"/>
               </w:rPr>
               <w:t>17</w:t>
             </w:r>
+            <w:bookmarkEnd w:id="0"/>
           </w:p>
         </w:tc>
         <w:tc>
@@ -41853,7 +43559,7 @@
                 <w:sz w:val="20"/>
                 <w:szCs w:val="20"/>
               </w:rPr>
-              <w:t>special_char_ratio</w:t>
+              <w:t>has_dns_record</w:t>
             </w:r>
           </w:p>
         </w:tc>
@@ -41890,7 +43596,7 @@
                 <w:sz w:val="20"/>
                 <w:szCs w:val="20"/>
               </w:rPr>
-              <w:t>Lexical</w:t>
+              <w:t>Domain</w:t>
             </w:r>
           </w:p>
         </w:tc>
@@ -41927,7 +43633,7 @@
                 <w:sz w:val="20"/>
                 <w:szCs w:val="20"/>
               </w:rPr>
-              <w:t>Float</w:t>
+              <w:t>Binary</w:t>
             </w:r>
           </w:p>
         </w:tc>
@@ -41964,7 +43670,7 @@
                 <w:sz w:val="20"/>
                 <w:szCs w:val="20"/>
               </w:rPr>
-              <w:t>Special char count / URL length</w:t>
+              <w:t>1 if DNS record exists</w:t>
             </w:r>
           </w:p>
         </w:tc>
@@ -42008,16 +43714,16 @@
               <w:rPr>
                 <w:rFonts w:hint="default" w:ascii="Times New Roman" w:hAnsi="Times New Roman" w:cs="Times New Roman"/>
                 <w:color w:val="000000"/>
-              </w:rPr>
-            </w:pPr>
-            <w:r>
-              <w:rPr>
-                <w:rFonts w:hint="default" w:ascii="Times New Roman" w:hAnsi="Times New Roman" w:eastAsia="Arial" w:cs="Times New Roman"/>
-                <w:b w:val="0"/>
-                <w:bCs w:val="0"/>
-                <w:color w:val="000000"/>
-                <w:sz w:val="20"/>
-                <w:szCs w:val="20"/>
+                <w:lang w:val="en-GB"/>
+              </w:rPr>
+            </w:pPr>
+            <w:r>
+              <w:rPr>
+                <w:rFonts w:hint="default" w:ascii="Times New Roman" w:hAnsi="Times New Roman" w:cs="Times New Roman"/>
+                <w:color w:val="000000"/>
+                <w:sz w:val="20"/>
+                <w:szCs w:val="20"/>
+                <w:lang w:val="en-GB"/>
               </w:rPr>
               <w:t>18</w:t>
             </w:r>
@@ -42056,7 +43762,7 @@
                 <w:sz w:val="20"/>
                 <w:szCs w:val="20"/>
               </w:rPr>
-              <w:t>has_https</w:t>
+              <w:t>num_external_links</w:t>
             </w:r>
           </w:p>
         </w:tc>
@@ -42093,7 +43799,7 @@
                 <w:sz w:val="20"/>
                 <w:szCs w:val="20"/>
               </w:rPr>
-              <w:t>Domain</w:t>
+              <w:t>Content</w:t>
             </w:r>
           </w:p>
         </w:tc>
@@ -42130,7 +43836,7 @@
                 <w:sz w:val="20"/>
                 <w:szCs w:val="20"/>
               </w:rPr>
-              <w:t>Binary</w:t>
+              <w:t>Integer</w:t>
             </w:r>
           </w:p>
         </w:tc>
@@ -42167,7 +43873,7 @@
                 <w:sz w:val="20"/>
                 <w:szCs w:val="20"/>
               </w:rPr>
-              <w:t>1 if HTTPS scheme</w:t>
+              <w:t>Count of external hyperlinks</w:t>
             </w:r>
           </w:p>
         </w:tc>
@@ -42211,16 +43917,16 @@
               <w:rPr>
                 <w:rFonts w:hint="default" w:ascii="Times New Roman" w:hAnsi="Times New Roman" w:cs="Times New Roman"/>
                 <w:color w:val="000000"/>
-              </w:rPr>
-            </w:pPr>
-            <w:r>
-              <w:rPr>
-                <w:rFonts w:hint="default" w:ascii="Times New Roman" w:hAnsi="Times New Roman" w:eastAsia="Arial" w:cs="Times New Roman"/>
-                <w:b w:val="0"/>
-                <w:bCs w:val="0"/>
-                <w:color w:val="000000"/>
-                <w:sz w:val="20"/>
-                <w:szCs w:val="20"/>
+                <w:lang w:val="en-GB"/>
+              </w:rPr>
+            </w:pPr>
+            <w:r>
+              <w:rPr>
+                <w:rFonts w:hint="default" w:ascii="Times New Roman" w:hAnsi="Times New Roman" w:cs="Times New Roman"/>
+                <w:color w:val="000000"/>
+                <w:sz w:val="20"/>
+                <w:szCs w:val="20"/>
+                <w:lang w:val="en-GB"/>
               </w:rPr>
               <w:t>19</w:t>
             </w:r>
@@ -42259,7 +43965,7 @@
                 <w:sz w:val="20"/>
                 <w:szCs w:val="20"/>
               </w:rPr>
-              <w:t>domain_age_days</w:t>
+              <w:t>num_internal_links</w:t>
             </w:r>
           </w:p>
         </w:tc>
@@ -42296,7 +44002,7 @@
                 <w:sz w:val="20"/>
                 <w:szCs w:val="20"/>
               </w:rPr>
-              <w:t>Domain</w:t>
+              <w:t>Content</w:t>
             </w:r>
           </w:p>
         </w:tc>
@@ -42370,7 +44076,7 @@
                 <w:sz w:val="20"/>
                 <w:szCs w:val="20"/>
               </w:rPr>
-              <w:t>Domain age via WHOIS (-1 if unavailable)</w:t>
+              <w:t>Count of internal hyperlinks</w:t>
             </w:r>
           </w:p>
         </w:tc>
@@ -42414,16 +44120,16 @@
               <w:rPr>
                 <w:rFonts w:hint="default" w:ascii="Times New Roman" w:hAnsi="Times New Roman" w:cs="Times New Roman"/>
                 <w:color w:val="000000"/>
-              </w:rPr>
-            </w:pPr>
-            <w:r>
-              <w:rPr>
-                <w:rFonts w:hint="default" w:ascii="Times New Roman" w:hAnsi="Times New Roman" w:eastAsia="Arial" w:cs="Times New Roman"/>
-                <w:b w:val="0"/>
-                <w:bCs w:val="0"/>
-                <w:color w:val="000000"/>
-                <w:sz w:val="20"/>
-                <w:szCs w:val="20"/>
+                <w:lang w:val="en-GB"/>
+              </w:rPr>
+            </w:pPr>
+            <w:r>
+              <w:rPr>
+                <w:rFonts w:hint="default" w:ascii="Times New Roman" w:hAnsi="Times New Roman" w:cs="Times New Roman"/>
+                <w:color w:val="000000"/>
+                <w:sz w:val="20"/>
+                <w:szCs w:val="20"/>
+                <w:lang w:val="en-GB"/>
               </w:rPr>
               <w:t>20</w:t>
             </w:r>
@@ -42462,7 +44168,7 @@
                 <w:sz w:val="20"/>
                 <w:szCs w:val="20"/>
               </w:rPr>
-              <w:t>has_dns_record</w:t>
+              <w:t>has_form</w:t>
             </w:r>
           </w:p>
         </w:tc>
@@ -42499,7 +44205,7 @@
                 <w:sz w:val="20"/>
                 <w:szCs w:val="20"/>
               </w:rPr>
-              <w:t>Domain</w:t>
+              <w:t>Content</w:t>
             </w:r>
           </w:p>
         </w:tc>
@@ -42573,7 +44279,7 @@
                 <w:sz w:val="20"/>
                 <w:szCs w:val="20"/>
               </w:rPr>
-              <w:t>1 if DNS record exists</w:t>
+              <w:t>1 if HTML form present</w:t>
             </w:r>
           </w:p>
         </w:tc>
@@ -42617,18 +44323,31 @@
               <w:rPr>
                 <w:rFonts w:hint="default" w:ascii="Times New Roman" w:hAnsi="Times New Roman" w:cs="Times New Roman"/>
                 <w:color w:val="000000"/>
-              </w:rPr>
-            </w:pPr>
-            <w:r>
-              <w:rPr>
-                <w:rFonts w:hint="default" w:ascii="Times New Roman" w:hAnsi="Times New Roman" w:eastAsia="Arial" w:cs="Times New Roman"/>
-                <w:b w:val="0"/>
-                <w:bCs w:val="0"/>
-                <w:color w:val="000000"/>
-                <w:sz w:val="20"/>
-                <w:szCs w:val="20"/>
-              </w:rPr>
-              <w:t>21</w:t>
+                <w:lang w:val="en-GB"/>
+              </w:rPr>
+            </w:pPr>
+            <w:r>
+              <w:rPr>
+                <w:rFonts w:hint="default" w:ascii="Times New Roman" w:hAnsi="Times New Roman" w:eastAsia="Arial" w:cs="Times New Roman"/>
+                <w:b w:val="0"/>
+                <w:bCs w:val="0"/>
+                <w:color w:val="000000"/>
+                <w:sz w:val="20"/>
+                <w:szCs w:val="20"/>
+              </w:rPr>
+              <w:t>2</w:t>
+            </w:r>
+            <w:r>
+              <w:rPr>
+                <w:rFonts w:hint="default" w:ascii="Times New Roman" w:hAnsi="Times New Roman" w:eastAsia="Arial" w:cs="Times New Roman"/>
+                <w:b w:val="0"/>
+                <w:bCs w:val="0"/>
+                <w:color w:val="000000"/>
+                <w:sz w:val="20"/>
+                <w:szCs w:val="20"/>
+                <w:lang w:val="en-GB"/>
+              </w:rPr>
+              <w:t>1</w:t>
             </w:r>
           </w:p>
         </w:tc>
@@ -42665,7 +44384,7 @@
                 <w:sz w:val="20"/>
                 <w:szCs w:val="20"/>
               </w:rPr>
-              <w:t>num_external_links</w:t>
+              <w:t>num_scripts</w:t>
             </w:r>
           </w:p>
         </w:tc>
@@ -42776,7 +44495,7 @@
                 <w:sz w:val="20"/>
                 <w:szCs w:val="20"/>
               </w:rPr>
-              <w:t>Count of external hyperlinks</w:t>
+              <w:t>Count of script tags</w:t>
             </w:r>
           </w:p>
         </w:tc>
@@ -42820,18 +44539,31 @@
               <w:rPr>
                 <w:rFonts w:hint="default" w:ascii="Times New Roman" w:hAnsi="Times New Roman" w:cs="Times New Roman"/>
                 <w:color w:val="000000"/>
-              </w:rPr>
-            </w:pPr>
-            <w:r>
-              <w:rPr>
-                <w:rFonts w:hint="default" w:ascii="Times New Roman" w:hAnsi="Times New Roman" w:eastAsia="Arial" w:cs="Times New Roman"/>
-                <w:b w:val="0"/>
-                <w:bCs w:val="0"/>
-                <w:color w:val="000000"/>
-                <w:sz w:val="20"/>
-                <w:szCs w:val="20"/>
-              </w:rPr>
-              <w:t>22</w:t>
+                <w:lang w:val="en-GB"/>
+              </w:rPr>
+            </w:pPr>
+            <w:r>
+              <w:rPr>
+                <w:rFonts w:hint="default" w:ascii="Times New Roman" w:hAnsi="Times New Roman" w:eastAsia="Arial" w:cs="Times New Roman"/>
+                <w:b w:val="0"/>
+                <w:bCs w:val="0"/>
+                <w:color w:val="000000"/>
+                <w:sz w:val="20"/>
+                <w:szCs w:val="20"/>
+              </w:rPr>
+              <w:t>2</w:t>
+            </w:r>
+            <w:r>
+              <w:rPr>
+                <w:rFonts w:hint="default" w:ascii="Times New Roman" w:hAnsi="Times New Roman" w:eastAsia="Arial" w:cs="Times New Roman"/>
+                <w:b w:val="0"/>
+                <w:bCs w:val="0"/>
+                <w:color w:val="000000"/>
+                <w:sz w:val="20"/>
+                <w:szCs w:val="20"/>
+                <w:lang w:val="en-GB"/>
+              </w:rPr>
+              <w:t>2</w:t>
             </w:r>
           </w:p>
         </w:tc>
@@ -42868,7 +44600,7 @@
                 <w:sz w:val="20"/>
                 <w:szCs w:val="20"/>
               </w:rPr>
-              <w:t>num_internal_links</w:t>
+              <w:t>num_iframes</w:t>
             </w:r>
           </w:p>
         </w:tc>
@@ -42979,7 +44711,7 @@
                 <w:sz w:val="20"/>
                 <w:szCs w:val="20"/>
               </w:rPr>
-              <w:t>Count of internal hyperlinks</w:t>
+              <w:t>Count of iframe elements</w:t>
             </w:r>
           </w:p>
         </w:tc>
@@ -43023,18 +44755,31 @@
               <w:rPr>
                 <w:rFonts w:hint="default" w:ascii="Times New Roman" w:hAnsi="Times New Roman" w:cs="Times New Roman"/>
                 <w:color w:val="000000"/>
-              </w:rPr>
-            </w:pPr>
-            <w:r>
-              <w:rPr>
-                <w:rFonts w:hint="default" w:ascii="Times New Roman" w:hAnsi="Times New Roman" w:eastAsia="Arial" w:cs="Times New Roman"/>
-                <w:b w:val="0"/>
-                <w:bCs w:val="0"/>
-                <w:color w:val="000000"/>
-                <w:sz w:val="20"/>
-                <w:szCs w:val="20"/>
-              </w:rPr>
-              <w:t>23</w:t>
+                <w:lang w:val="en-GB"/>
+              </w:rPr>
+            </w:pPr>
+            <w:r>
+              <w:rPr>
+                <w:rFonts w:hint="default" w:ascii="Times New Roman" w:hAnsi="Times New Roman" w:eastAsia="Arial" w:cs="Times New Roman"/>
+                <w:b w:val="0"/>
+                <w:bCs w:val="0"/>
+                <w:color w:val="000000"/>
+                <w:sz w:val="20"/>
+                <w:szCs w:val="20"/>
+              </w:rPr>
+              <w:t>2</w:t>
+            </w:r>
+            <w:r>
+              <w:rPr>
+                <w:rFonts w:hint="default" w:ascii="Times New Roman" w:hAnsi="Times New Roman" w:eastAsia="Arial" w:cs="Times New Roman"/>
+                <w:b w:val="0"/>
+                <w:bCs w:val="0"/>
+                <w:color w:val="000000"/>
+                <w:sz w:val="20"/>
+                <w:szCs w:val="20"/>
+                <w:lang w:val="en-GB"/>
+              </w:rPr>
+              <w:t>3</w:t>
             </w:r>
           </w:p>
         </w:tc>
@@ -43071,7 +44816,7 @@
                 <w:sz w:val="20"/>
                 <w:szCs w:val="20"/>
               </w:rPr>
-              <w:t>has_form</w:t>
+              <w:t>has_login_form</w:t>
             </w:r>
           </w:p>
         </w:tc>
@@ -43182,7 +44927,7 @@
                 <w:sz w:val="20"/>
                 <w:szCs w:val="20"/>
               </w:rPr>
-              <w:t>1 if HTML form present</w:t>
+              <w:t>1 if password input present</w:t>
             </w:r>
           </w:p>
         </w:tc>
@@ -43226,627 +44971,31 @@
               <w:rPr>
                 <w:rFonts w:hint="default" w:ascii="Times New Roman" w:hAnsi="Times New Roman" w:cs="Times New Roman"/>
                 <w:color w:val="000000"/>
-              </w:rPr>
-            </w:pPr>
-            <w:r>
-              <w:rPr>
-                <w:rFonts w:hint="default" w:ascii="Times New Roman" w:hAnsi="Times New Roman" w:eastAsia="Arial" w:cs="Times New Roman"/>
-                <w:b w:val="0"/>
-                <w:bCs w:val="0"/>
-                <w:color w:val="000000"/>
-                <w:sz w:val="20"/>
-                <w:szCs w:val="20"/>
-              </w:rPr>
-              <w:t>24</w:t>
-            </w:r>
-          </w:p>
-        </w:tc>
-        <w:tc>
-          <w:tcPr>
-            <w:tcW w:w="2496" w:type="dxa"/>
-            <w:tcBorders>
-              <w:top w:val="single" w:color="000000" w:sz="8" w:space="0"/>
-              <w:left w:val="dotted" w:color="auto" w:sz="0" w:space="0"/>
-              <w:bottom w:val="single" w:color="000000" w:sz="8" w:space="0"/>
-              <w:right w:val="dotted" w:color="auto" w:sz="0" w:space="0"/>
-            </w:tcBorders>
-            <w:shd w:val="clear" w:color="auto" w:fill="FFFFFF"/>
-            <w:tcMar>
-              <w:top w:w="60" w:type="dxa"/>
-              <w:left w:w="120" w:type="dxa"/>
-              <w:bottom w:w="60" w:type="dxa"/>
-              <w:right w:w="120" w:type="dxa"/>
-            </w:tcMar>
-          </w:tcPr>
-          <w:p>
-            <w:pPr>
-              <w:rPr>
-                <w:rFonts w:hint="default" w:ascii="Times New Roman" w:hAnsi="Times New Roman" w:cs="Times New Roman"/>
-                <w:color w:val="000000"/>
-              </w:rPr>
-            </w:pPr>
-            <w:r>
-              <w:rPr>
-                <w:rFonts w:hint="default" w:ascii="Times New Roman" w:hAnsi="Times New Roman" w:eastAsia="Arial" w:cs="Times New Roman"/>
-                <w:b w:val="0"/>
-                <w:bCs w:val="0"/>
-                <w:color w:val="000000"/>
-                <w:sz w:val="20"/>
-                <w:szCs w:val="20"/>
-              </w:rPr>
-              <w:t>num_scripts</w:t>
-            </w:r>
-          </w:p>
-        </w:tc>
-        <w:tc>
-          <w:tcPr>
-            <w:tcW w:w="1193" w:type="dxa"/>
-            <w:tcBorders>
-              <w:top w:val="single" w:color="000000" w:sz="8" w:space="0"/>
-              <w:left w:val="dotted" w:color="auto" w:sz="0" w:space="0"/>
-              <w:bottom w:val="single" w:color="000000" w:sz="8" w:space="0"/>
-              <w:right w:val="dotted" w:color="auto" w:sz="0" w:space="0"/>
-            </w:tcBorders>
-            <w:shd w:val="clear" w:color="auto" w:fill="FFFFFF"/>
-            <w:tcMar>
-              <w:top w:w="60" w:type="dxa"/>
-              <w:left w:w="120" w:type="dxa"/>
-              <w:bottom w:w="60" w:type="dxa"/>
-              <w:right w:w="120" w:type="dxa"/>
-            </w:tcMar>
-          </w:tcPr>
-          <w:p>
-            <w:pPr>
-              <w:rPr>
-                <w:rFonts w:hint="default" w:ascii="Times New Roman" w:hAnsi="Times New Roman" w:cs="Times New Roman"/>
-                <w:color w:val="000000"/>
-              </w:rPr>
-            </w:pPr>
-            <w:r>
-              <w:rPr>
-                <w:rFonts w:hint="default" w:ascii="Times New Roman" w:hAnsi="Times New Roman" w:eastAsia="Arial" w:cs="Times New Roman"/>
-                <w:b w:val="0"/>
-                <w:bCs w:val="0"/>
-                <w:color w:val="000000"/>
-                <w:sz w:val="20"/>
-                <w:szCs w:val="20"/>
-              </w:rPr>
-              <w:t>Content</w:t>
-            </w:r>
-          </w:p>
-        </w:tc>
-        <w:tc>
-          <w:tcPr>
-            <w:tcW w:w="1185" w:type="dxa"/>
-            <w:tcBorders>
-              <w:top w:val="single" w:color="000000" w:sz="8" w:space="0"/>
-              <w:left w:val="dotted" w:color="auto" w:sz="0" w:space="0"/>
-              <w:bottom w:val="single" w:color="000000" w:sz="8" w:space="0"/>
-              <w:right w:val="dotted" w:color="auto" w:sz="0" w:space="0"/>
-            </w:tcBorders>
-            <w:shd w:val="clear" w:color="auto" w:fill="FFFFFF"/>
-            <w:tcMar>
-              <w:top w:w="60" w:type="dxa"/>
-              <w:left w:w="120" w:type="dxa"/>
-              <w:bottom w:w="60" w:type="dxa"/>
-              <w:right w:w="120" w:type="dxa"/>
-            </w:tcMar>
-          </w:tcPr>
-          <w:p>
-            <w:pPr>
-              <w:rPr>
-                <w:rFonts w:hint="default" w:ascii="Times New Roman" w:hAnsi="Times New Roman" w:cs="Times New Roman"/>
-                <w:color w:val="000000"/>
-              </w:rPr>
-            </w:pPr>
-            <w:r>
-              <w:rPr>
-                <w:rFonts w:hint="default" w:ascii="Times New Roman" w:hAnsi="Times New Roman" w:eastAsia="Arial" w:cs="Times New Roman"/>
-                <w:b w:val="0"/>
-                <w:bCs w:val="0"/>
-                <w:color w:val="000000"/>
-                <w:sz w:val="20"/>
-                <w:szCs w:val="20"/>
-              </w:rPr>
-              <w:t>Integer</w:t>
-            </w:r>
-          </w:p>
-        </w:tc>
-        <w:tc>
-          <w:tcPr>
-            <w:tcW w:w="3753" w:type="dxa"/>
-            <w:tcBorders>
-              <w:top w:val="single" w:color="000000" w:sz="8" w:space="0"/>
-              <w:left w:val="dotted" w:color="auto" w:sz="0" w:space="0"/>
-              <w:bottom w:val="single" w:color="000000" w:sz="8" w:space="0"/>
-              <w:right w:val="single" w:color="000000" w:sz="8" w:space="0"/>
-            </w:tcBorders>
-            <w:shd w:val="clear" w:color="auto" w:fill="FFFFFF"/>
-            <w:tcMar>
-              <w:top w:w="60" w:type="dxa"/>
-              <w:left w:w="120" w:type="dxa"/>
-              <w:bottom w:w="60" w:type="dxa"/>
-              <w:right w:w="120" w:type="dxa"/>
-            </w:tcMar>
-          </w:tcPr>
-          <w:p>
-            <w:pPr>
-              <w:rPr>
-                <w:rFonts w:hint="default" w:ascii="Times New Roman" w:hAnsi="Times New Roman" w:cs="Times New Roman"/>
-                <w:color w:val="000000"/>
-              </w:rPr>
-            </w:pPr>
-            <w:r>
-              <w:rPr>
-                <w:rFonts w:hint="default" w:ascii="Times New Roman" w:hAnsi="Times New Roman" w:eastAsia="Arial" w:cs="Times New Roman"/>
-                <w:b w:val="0"/>
-                <w:bCs w:val="0"/>
-                <w:color w:val="000000"/>
-                <w:sz w:val="20"/>
-                <w:szCs w:val="20"/>
-              </w:rPr>
-              <w:t>Count of script tags</w:t>
-            </w:r>
-          </w:p>
-        </w:tc>
-      </w:tr>
-      <w:tr>
-        <w:tblPrEx>
-          <w:tblBorders>
-            <w:top w:val="single" w:color="auto" w:sz="4" w:space="0"/>
-            <w:left w:val="single" w:color="auto" w:sz="4" w:space="0"/>
-            <w:bottom w:val="single" w:color="auto" w:sz="4" w:space="0"/>
-            <w:right w:val="single" w:color="auto" w:sz="4" w:space="0"/>
-            <w:insideH w:val="single" w:color="auto" w:sz="4" w:space="0"/>
-            <w:insideV w:val="single" w:color="auto" w:sz="4" w:space="0"/>
-          </w:tblBorders>
-          <w:tblCellMar>
-            <w:top w:w="0" w:type="dxa"/>
-            <w:left w:w="10" w:type="dxa"/>
-            <w:bottom w:w="0" w:type="dxa"/>
-            <w:right w:w="10" w:type="dxa"/>
-          </w:tblCellMar>
-        </w:tblPrEx>
-        <w:tc>
-          <w:tcPr>
-            <w:tcW w:w="440" w:type="dxa"/>
-            <w:tcBorders>
-              <w:top w:val="single" w:color="000000" w:sz="8" w:space="0"/>
-              <w:left w:val="single" w:color="000000" w:sz="8" w:space="0"/>
-              <w:bottom w:val="single" w:color="000000" w:sz="8" w:space="0"/>
-              <w:right w:val="dotted" w:color="auto" w:sz="0" w:space="0"/>
-            </w:tcBorders>
-            <w:shd w:val="clear" w:color="auto" w:fill="FFFFFF"/>
-            <w:tcMar>
-              <w:top w:w="60" w:type="dxa"/>
-              <w:left w:w="120" w:type="dxa"/>
-              <w:bottom w:w="60" w:type="dxa"/>
-              <w:right w:w="120" w:type="dxa"/>
-            </w:tcMar>
-          </w:tcPr>
-          <w:p>
-            <w:pPr>
-              <w:rPr>
-                <w:rFonts w:hint="default" w:ascii="Times New Roman" w:hAnsi="Times New Roman" w:cs="Times New Roman"/>
-                <w:color w:val="000000"/>
-              </w:rPr>
-            </w:pPr>
-            <w:r>
-              <w:rPr>
-                <w:rFonts w:hint="default" w:ascii="Times New Roman" w:hAnsi="Times New Roman" w:eastAsia="Arial" w:cs="Times New Roman"/>
-                <w:b w:val="0"/>
-                <w:bCs w:val="0"/>
-                <w:color w:val="000000"/>
-                <w:sz w:val="20"/>
-                <w:szCs w:val="20"/>
-              </w:rPr>
-              <w:t>25</w:t>
-            </w:r>
-          </w:p>
-        </w:tc>
-        <w:tc>
-          <w:tcPr>
-            <w:tcW w:w="2496" w:type="dxa"/>
-            <w:tcBorders>
-              <w:top w:val="single" w:color="000000" w:sz="8" w:space="0"/>
-              <w:left w:val="dotted" w:color="auto" w:sz="0" w:space="0"/>
-              <w:bottom w:val="single" w:color="000000" w:sz="8" w:space="0"/>
-              <w:right w:val="dotted" w:color="auto" w:sz="0" w:space="0"/>
-            </w:tcBorders>
-            <w:shd w:val="clear" w:color="auto" w:fill="FFFFFF"/>
-            <w:tcMar>
-              <w:top w:w="60" w:type="dxa"/>
-              <w:left w:w="120" w:type="dxa"/>
-              <w:bottom w:w="60" w:type="dxa"/>
-              <w:right w:w="120" w:type="dxa"/>
-            </w:tcMar>
-          </w:tcPr>
-          <w:p>
-            <w:pPr>
-              <w:rPr>
-                <w:rFonts w:hint="default" w:ascii="Times New Roman" w:hAnsi="Times New Roman" w:cs="Times New Roman"/>
-                <w:color w:val="000000"/>
-              </w:rPr>
-            </w:pPr>
-            <w:r>
-              <w:rPr>
-                <w:rFonts w:hint="default" w:ascii="Times New Roman" w:hAnsi="Times New Roman" w:eastAsia="Arial" w:cs="Times New Roman"/>
-                <w:b w:val="0"/>
-                <w:bCs w:val="0"/>
-                <w:color w:val="000000"/>
-                <w:sz w:val="20"/>
-                <w:szCs w:val="20"/>
-              </w:rPr>
-              <w:t>num_iframes</w:t>
-            </w:r>
-          </w:p>
-        </w:tc>
-        <w:tc>
-          <w:tcPr>
-            <w:tcW w:w="1193" w:type="dxa"/>
-            <w:tcBorders>
-              <w:top w:val="single" w:color="000000" w:sz="8" w:space="0"/>
-              <w:left w:val="dotted" w:color="auto" w:sz="0" w:space="0"/>
-              <w:bottom w:val="single" w:color="000000" w:sz="8" w:space="0"/>
-              <w:right w:val="dotted" w:color="auto" w:sz="0" w:space="0"/>
-            </w:tcBorders>
-            <w:shd w:val="clear" w:color="auto" w:fill="FFFFFF"/>
-            <w:tcMar>
-              <w:top w:w="60" w:type="dxa"/>
-              <w:left w:w="120" w:type="dxa"/>
-              <w:bottom w:w="60" w:type="dxa"/>
-              <w:right w:w="120" w:type="dxa"/>
-            </w:tcMar>
-          </w:tcPr>
-          <w:p>
-            <w:pPr>
-              <w:rPr>
-                <w:rFonts w:hint="default" w:ascii="Times New Roman" w:hAnsi="Times New Roman" w:cs="Times New Roman"/>
-                <w:color w:val="000000"/>
-              </w:rPr>
-            </w:pPr>
-            <w:r>
-              <w:rPr>
-                <w:rFonts w:hint="default" w:ascii="Times New Roman" w:hAnsi="Times New Roman" w:eastAsia="Arial" w:cs="Times New Roman"/>
-                <w:b w:val="0"/>
-                <w:bCs w:val="0"/>
-                <w:color w:val="000000"/>
-                <w:sz w:val="20"/>
-                <w:szCs w:val="20"/>
-              </w:rPr>
-              <w:t>Content</w:t>
-            </w:r>
-          </w:p>
-        </w:tc>
-        <w:tc>
-          <w:tcPr>
-            <w:tcW w:w="1185" w:type="dxa"/>
-            <w:tcBorders>
-              <w:top w:val="single" w:color="000000" w:sz="8" w:space="0"/>
-              <w:left w:val="dotted" w:color="auto" w:sz="0" w:space="0"/>
-              <w:bottom w:val="single" w:color="000000" w:sz="8" w:space="0"/>
-              <w:right w:val="dotted" w:color="auto" w:sz="0" w:space="0"/>
-            </w:tcBorders>
-            <w:shd w:val="clear" w:color="auto" w:fill="FFFFFF"/>
-            <w:tcMar>
-              <w:top w:w="60" w:type="dxa"/>
-              <w:left w:w="120" w:type="dxa"/>
-              <w:bottom w:w="60" w:type="dxa"/>
-              <w:right w:w="120" w:type="dxa"/>
-            </w:tcMar>
-          </w:tcPr>
-          <w:p>
-            <w:pPr>
-              <w:rPr>
-                <w:rFonts w:hint="default" w:ascii="Times New Roman" w:hAnsi="Times New Roman" w:cs="Times New Roman"/>
-                <w:color w:val="000000"/>
-              </w:rPr>
-            </w:pPr>
-            <w:r>
-              <w:rPr>
-                <w:rFonts w:hint="default" w:ascii="Times New Roman" w:hAnsi="Times New Roman" w:eastAsia="Arial" w:cs="Times New Roman"/>
-                <w:b w:val="0"/>
-                <w:bCs w:val="0"/>
-                <w:color w:val="000000"/>
-                <w:sz w:val="20"/>
-                <w:szCs w:val="20"/>
-              </w:rPr>
-              <w:t>Integer</w:t>
-            </w:r>
-          </w:p>
-        </w:tc>
-        <w:tc>
-          <w:tcPr>
-            <w:tcW w:w="3753" w:type="dxa"/>
-            <w:tcBorders>
-              <w:top w:val="single" w:color="000000" w:sz="8" w:space="0"/>
-              <w:left w:val="dotted" w:color="auto" w:sz="0" w:space="0"/>
-              <w:bottom w:val="single" w:color="000000" w:sz="8" w:space="0"/>
-              <w:right w:val="single" w:color="000000" w:sz="8" w:space="0"/>
-            </w:tcBorders>
-            <w:shd w:val="clear" w:color="auto" w:fill="FFFFFF"/>
-            <w:tcMar>
-              <w:top w:w="60" w:type="dxa"/>
-              <w:left w:w="120" w:type="dxa"/>
-              <w:bottom w:w="60" w:type="dxa"/>
-              <w:right w:w="120" w:type="dxa"/>
-            </w:tcMar>
-          </w:tcPr>
-          <w:p>
-            <w:pPr>
-              <w:rPr>
-                <w:rFonts w:hint="default" w:ascii="Times New Roman" w:hAnsi="Times New Roman" w:cs="Times New Roman"/>
-                <w:color w:val="000000"/>
-              </w:rPr>
-            </w:pPr>
-            <w:r>
-              <w:rPr>
-                <w:rFonts w:hint="default" w:ascii="Times New Roman" w:hAnsi="Times New Roman" w:eastAsia="Arial" w:cs="Times New Roman"/>
-                <w:b w:val="0"/>
-                <w:bCs w:val="0"/>
-                <w:color w:val="000000"/>
-                <w:sz w:val="20"/>
-                <w:szCs w:val="20"/>
-              </w:rPr>
-              <w:t>Count of iframe elements</w:t>
-            </w:r>
-          </w:p>
-        </w:tc>
-      </w:tr>
-      <w:tr>
-        <w:tblPrEx>
-          <w:tblBorders>
-            <w:top w:val="single" w:color="auto" w:sz="4" w:space="0"/>
-            <w:left w:val="single" w:color="auto" w:sz="4" w:space="0"/>
-            <w:bottom w:val="single" w:color="auto" w:sz="4" w:space="0"/>
-            <w:right w:val="single" w:color="auto" w:sz="4" w:space="0"/>
-            <w:insideH w:val="single" w:color="auto" w:sz="4" w:space="0"/>
-            <w:insideV w:val="single" w:color="auto" w:sz="4" w:space="0"/>
-          </w:tblBorders>
-          <w:tblCellMar>
-            <w:top w:w="0" w:type="dxa"/>
-            <w:left w:w="10" w:type="dxa"/>
-            <w:bottom w:w="0" w:type="dxa"/>
-            <w:right w:w="10" w:type="dxa"/>
-          </w:tblCellMar>
-        </w:tblPrEx>
-        <w:tc>
-          <w:tcPr>
-            <w:tcW w:w="440" w:type="dxa"/>
-            <w:tcBorders>
-              <w:top w:val="single" w:color="000000" w:sz="8" w:space="0"/>
-              <w:left w:val="single" w:color="000000" w:sz="8" w:space="0"/>
-              <w:bottom w:val="single" w:color="000000" w:sz="8" w:space="0"/>
-              <w:right w:val="dotted" w:color="auto" w:sz="0" w:space="0"/>
-            </w:tcBorders>
-            <w:shd w:val="clear" w:color="auto" w:fill="FFFFFF"/>
-            <w:tcMar>
-              <w:top w:w="60" w:type="dxa"/>
-              <w:left w:w="120" w:type="dxa"/>
-              <w:bottom w:w="60" w:type="dxa"/>
-              <w:right w:w="120" w:type="dxa"/>
-            </w:tcMar>
-          </w:tcPr>
-          <w:p>
-            <w:pPr>
-              <w:rPr>
-                <w:rFonts w:hint="default" w:ascii="Times New Roman" w:hAnsi="Times New Roman" w:cs="Times New Roman"/>
-                <w:color w:val="000000"/>
-              </w:rPr>
-            </w:pPr>
-            <w:r>
-              <w:rPr>
-                <w:rFonts w:hint="default" w:ascii="Times New Roman" w:hAnsi="Times New Roman" w:eastAsia="Arial" w:cs="Times New Roman"/>
-                <w:b w:val="0"/>
-                <w:bCs w:val="0"/>
-                <w:color w:val="000000"/>
-                <w:sz w:val="20"/>
-                <w:szCs w:val="20"/>
-              </w:rPr>
-              <w:t>26</w:t>
-            </w:r>
-          </w:p>
-        </w:tc>
-        <w:tc>
-          <w:tcPr>
-            <w:tcW w:w="2496" w:type="dxa"/>
-            <w:tcBorders>
-              <w:top w:val="single" w:color="000000" w:sz="8" w:space="0"/>
-              <w:left w:val="dotted" w:color="auto" w:sz="0" w:space="0"/>
-              <w:bottom w:val="single" w:color="000000" w:sz="8" w:space="0"/>
-              <w:right w:val="dotted" w:color="auto" w:sz="0" w:space="0"/>
-            </w:tcBorders>
-            <w:shd w:val="clear" w:color="auto" w:fill="FFFFFF"/>
-            <w:tcMar>
-              <w:top w:w="60" w:type="dxa"/>
-              <w:left w:w="120" w:type="dxa"/>
-              <w:bottom w:w="60" w:type="dxa"/>
-              <w:right w:w="120" w:type="dxa"/>
-            </w:tcMar>
-          </w:tcPr>
-          <w:p>
-            <w:pPr>
-              <w:rPr>
-                <w:rFonts w:hint="default" w:ascii="Times New Roman" w:hAnsi="Times New Roman" w:cs="Times New Roman"/>
-                <w:color w:val="000000"/>
-              </w:rPr>
-            </w:pPr>
-            <w:r>
-              <w:rPr>
-                <w:rFonts w:hint="default" w:ascii="Times New Roman" w:hAnsi="Times New Roman" w:eastAsia="Arial" w:cs="Times New Roman"/>
-                <w:b w:val="0"/>
-                <w:bCs w:val="0"/>
-                <w:color w:val="000000"/>
-                <w:sz w:val="20"/>
-                <w:szCs w:val="20"/>
-              </w:rPr>
-              <w:t>has_login_form</w:t>
-            </w:r>
-          </w:p>
-        </w:tc>
-        <w:tc>
-          <w:tcPr>
-            <w:tcW w:w="1193" w:type="dxa"/>
-            <w:tcBorders>
-              <w:top w:val="single" w:color="000000" w:sz="8" w:space="0"/>
-              <w:left w:val="dotted" w:color="auto" w:sz="0" w:space="0"/>
-              <w:bottom w:val="single" w:color="000000" w:sz="8" w:space="0"/>
-              <w:right w:val="dotted" w:color="auto" w:sz="0" w:space="0"/>
-            </w:tcBorders>
-            <w:shd w:val="clear" w:color="auto" w:fill="FFFFFF"/>
-            <w:tcMar>
-              <w:top w:w="60" w:type="dxa"/>
-              <w:left w:w="120" w:type="dxa"/>
-              <w:bottom w:w="60" w:type="dxa"/>
-              <w:right w:w="120" w:type="dxa"/>
-            </w:tcMar>
-          </w:tcPr>
-          <w:p>
-            <w:pPr>
-              <w:rPr>
-                <w:rFonts w:hint="default" w:ascii="Times New Roman" w:hAnsi="Times New Roman" w:cs="Times New Roman"/>
-                <w:color w:val="000000"/>
-              </w:rPr>
-            </w:pPr>
-            <w:r>
-              <w:rPr>
-                <w:rFonts w:hint="default" w:ascii="Times New Roman" w:hAnsi="Times New Roman" w:eastAsia="Arial" w:cs="Times New Roman"/>
-                <w:b w:val="0"/>
-                <w:bCs w:val="0"/>
-                <w:color w:val="000000"/>
-                <w:sz w:val="20"/>
-                <w:szCs w:val="20"/>
-              </w:rPr>
-              <w:t>Content</w:t>
-            </w:r>
-          </w:p>
-        </w:tc>
-        <w:tc>
-          <w:tcPr>
-            <w:tcW w:w="1185" w:type="dxa"/>
-            <w:tcBorders>
-              <w:top w:val="single" w:color="000000" w:sz="8" w:space="0"/>
-              <w:left w:val="dotted" w:color="auto" w:sz="0" w:space="0"/>
-              <w:bottom w:val="single" w:color="000000" w:sz="8" w:space="0"/>
-              <w:right w:val="dotted" w:color="auto" w:sz="0" w:space="0"/>
-            </w:tcBorders>
-            <w:shd w:val="clear" w:color="auto" w:fill="FFFFFF"/>
-            <w:tcMar>
-              <w:top w:w="60" w:type="dxa"/>
-              <w:left w:w="120" w:type="dxa"/>
-              <w:bottom w:w="60" w:type="dxa"/>
-              <w:right w:w="120" w:type="dxa"/>
-            </w:tcMar>
-          </w:tcPr>
-          <w:p>
-            <w:pPr>
-              <w:rPr>
-                <w:rFonts w:hint="default" w:ascii="Times New Roman" w:hAnsi="Times New Roman" w:cs="Times New Roman"/>
-                <w:color w:val="000000"/>
-              </w:rPr>
-            </w:pPr>
-            <w:r>
-              <w:rPr>
-                <w:rFonts w:hint="default" w:ascii="Times New Roman" w:hAnsi="Times New Roman" w:eastAsia="Arial" w:cs="Times New Roman"/>
-                <w:b w:val="0"/>
-                <w:bCs w:val="0"/>
-                <w:color w:val="000000"/>
-                <w:sz w:val="20"/>
-                <w:szCs w:val="20"/>
-              </w:rPr>
-              <w:t>Binary</w:t>
-            </w:r>
-          </w:p>
-        </w:tc>
-        <w:tc>
-          <w:tcPr>
-            <w:tcW w:w="3753" w:type="dxa"/>
-            <w:tcBorders>
-              <w:top w:val="single" w:color="000000" w:sz="8" w:space="0"/>
-              <w:left w:val="dotted" w:color="auto" w:sz="0" w:space="0"/>
-              <w:bottom w:val="single" w:color="000000" w:sz="8" w:space="0"/>
-              <w:right w:val="single" w:color="000000" w:sz="8" w:space="0"/>
-            </w:tcBorders>
-            <w:shd w:val="clear" w:color="auto" w:fill="FFFFFF"/>
-            <w:tcMar>
-              <w:top w:w="60" w:type="dxa"/>
-              <w:left w:w="120" w:type="dxa"/>
-              <w:bottom w:w="60" w:type="dxa"/>
-              <w:right w:w="120" w:type="dxa"/>
-            </w:tcMar>
-          </w:tcPr>
-          <w:p>
-            <w:pPr>
-              <w:rPr>
-                <w:rFonts w:hint="default" w:ascii="Times New Roman" w:hAnsi="Times New Roman" w:cs="Times New Roman"/>
-                <w:color w:val="000000"/>
-              </w:rPr>
-            </w:pPr>
-            <w:r>
-              <w:rPr>
-                <w:rFonts w:hint="default" w:ascii="Times New Roman" w:hAnsi="Times New Roman" w:eastAsia="Arial" w:cs="Times New Roman"/>
-                <w:b w:val="0"/>
-                <w:bCs w:val="0"/>
-                <w:color w:val="000000"/>
-                <w:sz w:val="20"/>
-                <w:szCs w:val="20"/>
-              </w:rPr>
-              <w:t>1 if password input present</w:t>
-            </w:r>
-          </w:p>
-        </w:tc>
-      </w:tr>
-      <w:tr>
-        <w:tblPrEx>
-          <w:tblBorders>
-            <w:top w:val="single" w:color="auto" w:sz="4" w:space="0"/>
-            <w:left w:val="single" w:color="auto" w:sz="4" w:space="0"/>
-            <w:bottom w:val="single" w:color="auto" w:sz="4" w:space="0"/>
-            <w:right w:val="single" w:color="auto" w:sz="4" w:space="0"/>
-            <w:insideH w:val="single" w:color="auto" w:sz="4" w:space="0"/>
-            <w:insideV w:val="single" w:color="auto" w:sz="4" w:space="0"/>
-          </w:tblBorders>
-          <w:tblCellMar>
-            <w:top w:w="0" w:type="dxa"/>
-            <w:left w:w="10" w:type="dxa"/>
-            <w:bottom w:w="0" w:type="dxa"/>
-            <w:right w:w="10" w:type="dxa"/>
-          </w:tblCellMar>
-        </w:tblPrEx>
-        <w:tc>
-          <w:tcPr>
-            <w:tcW w:w="440" w:type="dxa"/>
-            <w:tcBorders>
-              <w:top w:val="single" w:color="000000" w:sz="8" w:space="0"/>
-              <w:left w:val="single" w:color="000000" w:sz="8" w:space="0"/>
-              <w:bottom w:val="single" w:color="000000" w:sz="8" w:space="0"/>
-              <w:right w:val="dotted" w:color="auto" w:sz="0" w:space="0"/>
-            </w:tcBorders>
-            <w:shd w:val="clear" w:color="auto" w:fill="FFFFFF"/>
-            <w:tcMar>
-              <w:top w:w="60" w:type="dxa"/>
-              <w:left w:w="120" w:type="dxa"/>
-              <w:bottom w:w="60" w:type="dxa"/>
-              <w:right w:w="120" w:type="dxa"/>
-            </w:tcMar>
-          </w:tcPr>
-          <w:p>
-            <w:pPr>
-              <w:rPr>
-                <w:rFonts w:hint="default" w:ascii="Times New Roman" w:hAnsi="Times New Roman" w:cs="Times New Roman"/>
-                <w:color w:val="000000"/>
-              </w:rPr>
-            </w:pPr>
-            <w:r>
-              <w:rPr>
-                <w:rFonts w:hint="default" w:ascii="Times New Roman" w:hAnsi="Times New Roman" w:eastAsia="Arial" w:cs="Times New Roman"/>
-                <w:b w:val="0"/>
-                <w:bCs w:val="0"/>
-                <w:color w:val="000000"/>
-                <w:sz w:val="20"/>
-                <w:szCs w:val="20"/>
-              </w:rPr>
-              <w:t>27</w:t>
+                <w:lang w:val="en-GB"/>
+              </w:rPr>
+            </w:pPr>
+            <w:r>
+              <w:rPr>
+                <w:rFonts w:hint="default" w:ascii="Times New Roman" w:hAnsi="Times New Roman" w:eastAsia="Arial" w:cs="Times New Roman"/>
+                <w:b w:val="0"/>
+                <w:bCs w:val="0"/>
+                <w:color w:val="000000"/>
+                <w:sz w:val="20"/>
+                <w:szCs w:val="20"/>
+              </w:rPr>
+              <w:t>2</w:t>
+            </w:r>
+            <w:r>
+              <w:rPr>
+                <w:rFonts w:hint="default" w:ascii="Times New Roman" w:hAnsi="Times New Roman" w:eastAsia="Arial" w:cs="Times New Roman"/>
+                <w:b w:val="0"/>
+                <w:bCs w:val="0"/>
+                <w:color w:val="000000"/>
+                <w:sz w:val="20"/>
+                <w:szCs w:val="20"/>
+                <w:lang w:val="en-GB"/>
+              </w:rPr>
+              <w:t>4</w:t>
             </w:r>
           </w:p>
         </w:tc>
@@ -44200,6 +45349,71 @@
       <w:pPr>
         <w:spacing w:before="80" w:after="40"/>
         <w:rPr>
+          <w:rFonts w:hint="default" w:ascii="Times New Roman" w:hAnsi="Times New Roman" w:eastAsia="Arial" w:cs="Times New Roman"/>
+          <w:b/>
+          <w:bCs/>
+          <w:color w:val="auto"/>
+          <w:sz w:val="22"/>
+          <w:szCs w:val="22"/>
+        </w:rPr>
+      </w:pPr>
+    </w:p>
+    <w:p>
+      <w:pPr>
+        <w:spacing w:before="80" w:after="40"/>
+        <w:rPr>
+          <w:rFonts w:hint="default" w:ascii="Times New Roman" w:hAnsi="Times New Roman" w:eastAsia="Arial" w:cs="Times New Roman"/>
+          <w:b/>
+          <w:bCs/>
+          <w:color w:val="auto"/>
+          <w:sz w:val="22"/>
+          <w:szCs w:val="22"/>
+        </w:rPr>
+      </w:pPr>
+    </w:p>
+    <w:p>
+      <w:pPr>
+        <w:spacing w:before="80" w:after="40"/>
+        <w:rPr>
+          <w:rFonts w:hint="default" w:ascii="Times New Roman" w:hAnsi="Times New Roman" w:eastAsia="Arial" w:cs="Times New Roman"/>
+          <w:b/>
+          <w:bCs/>
+          <w:color w:val="auto"/>
+          <w:sz w:val="22"/>
+          <w:szCs w:val="22"/>
+        </w:rPr>
+      </w:pPr>
+    </w:p>
+    <w:p>
+      <w:pPr>
+        <w:spacing w:before="80" w:after="40"/>
+        <w:rPr>
+          <w:rFonts w:hint="default" w:ascii="Times New Roman" w:hAnsi="Times New Roman" w:eastAsia="Arial" w:cs="Times New Roman"/>
+          <w:b/>
+          <w:bCs/>
+          <w:color w:val="auto"/>
+          <w:sz w:val="22"/>
+          <w:szCs w:val="22"/>
+        </w:rPr>
+      </w:pPr>
+    </w:p>
+    <w:p>
+      <w:pPr>
+        <w:spacing w:before="80" w:after="40"/>
+        <w:rPr>
+          <w:rFonts w:hint="default" w:ascii="Times New Roman" w:hAnsi="Times New Roman" w:eastAsia="Arial" w:cs="Times New Roman"/>
+          <w:b/>
+          <w:bCs/>
+          <w:color w:val="auto"/>
+          <w:sz w:val="22"/>
+          <w:szCs w:val="22"/>
+        </w:rPr>
+      </w:pPr>
+    </w:p>
+    <w:p>
+      <w:pPr>
+        <w:spacing w:before="80" w:after="40"/>
+        <w:rPr>
           <w:rFonts w:hint="default" w:ascii="Times New Roman" w:hAnsi="Times New Roman" w:cs="Times New Roman"/>
           <w:color w:val="auto"/>
         </w:rPr>
@@ -44304,6 +45518,136 @@
           <w:b/>
           <w:bCs/>
           <w:color w:val="1F3864"/>
+          <w:sz w:val="22"/>
+          <w:szCs w:val="22"/>
+        </w:rPr>
+      </w:pPr>
+    </w:p>
+    <w:p>
+      <w:pPr>
+        <w:spacing w:before="80" w:after="40"/>
+        <w:rPr>
+          <w:rFonts w:hint="default" w:ascii="Times New Roman" w:hAnsi="Times New Roman" w:eastAsia="Arial" w:cs="Times New Roman"/>
+          <w:b/>
+          <w:bCs/>
+          <w:color w:val="auto"/>
+          <w:sz w:val="22"/>
+          <w:szCs w:val="22"/>
+        </w:rPr>
+      </w:pPr>
+    </w:p>
+    <w:p>
+      <w:pPr>
+        <w:spacing w:before="80" w:after="40"/>
+        <w:rPr>
+          <w:rFonts w:hint="default" w:ascii="Times New Roman" w:hAnsi="Times New Roman" w:eastAsia="Arial" w:cs="Times New Roman"/>
+          <w:b/>
+          <w:bCs/>
+          <w:color w:val="auto"/>
+          <w:sz w:val="22"/>
+          <w:szCs w:val="22"/>
+        </w:rPr>
+      </w:pPr>
+    </w:p>
+    <w:p>
+      <w:pPr>
+        <w:spacing w:before="80" w:after="40"/>
+        <w:rPr>
+          <w:rFonts w:hint="default" w:ascii="Times New Roman" w:hAnsi="Times New Roman" w:eastAsia="Arial" w:cs="Times New Roman"/>
+          <w:b/>
+          <w:bCs/>
+          <w:color w:val="auto"/>
+          <w:sz w:val="22"/>
+          <w:szCs w:val="22"/>
+        </w:rPr>
+      </w:pPr>
+    </w:p>
+    <w:p>
+      <w:pPr>
+        <w:spacing w:before="80" w:after="40"/>
+        <w:rPr>
+          <w:rFonts w:hint="default" w:ascii="Times New Roman" w:hAnsi="Times New Roman" w:eastAsia="Arial" w:cs="Times New Roman"/>
+          <w:b/>
+          <w:bCs/>
+          <w:color w:val="auto"/>
+          <w:sz w:val="22"/>
+          <w:szCs w:val="22"/>
+        </w:rPr>
+      </w:pPr>
+    </w:p>
+    <w:p>
+      <w:pPr>
+        <w:spacing w:before="80" w:after="40"/>
+        <w:rPr>
+          <w:rFonts w:hint="default" w:ascii="Times New Roman" w:hAnsi="Times New Roman" w:eastAsia="Arial" w:cs="Times New Roman"/>
+          <w:b/>
+          <w:bCs/>
+          <w:color w:val="auto"/>
+          <w:sz w:val="22"/>
+          <w:szCs w:val="22"/>
+        </w:rPr>
+      </w:pPr>
+    </w:p>
+    <w:p>
+      <w:pPr>
+        <w:spacing w:before="80" w:after="40"/>
+        <w:rPr>
+          <w:rFonts w:hint="default" w:ascii="Times New Roman" w:hAnsi="Times New Roman" w:eastAsia="Arial" w:cs="Times New Roman"/>
+          <w:b/>
+          <w:bCs/>
+          <w:color w:val="auto"/>
+          <w:sz w:val="22"/>
+          <w:szCs w:val="22"/>
+        </w:rPr>
+      </w:pPr>
+    </w:p>
+    <w:p>
+      <w:pPr>
+        <w:spacing w:before="80" w:after="40"/>
+        <w:rPr>
+          <w:rFonts w:hint="default" w:ascii="Times New Roman" w:hAnsi="Times New Roman" w:eastAsia="Arial" w:cs="Times New Roman"/>
+          <w:b/>
+          <w:bCs/>
+          <w:color w:val="auto"/>
+          <w:sz w:val="22"/>
+          <w:szCs w:val="22"/>
+        </w:rPr>
+      </w:pPr>
+    </w:p>
+    <w:p>
+      <w:pPr>
+        <w:spacing w:before="80" w:after="40"/>
+        <w:rPr>
+          <w:rFonts w:hint="default" w:ascii="Times New Roman" w:hAnsi="Times New Roman" w:eastAsia="Arial" w:cs="Times New Roman"/>
+          <w:b/>
+          <w:bCs/>
+          <w:color w:val="auto"/>
+          <w:sz w:val="22"/>
+          <w:szCs w:val="22"/>
+        </w:rPr>
+      </w:pPr>
+    </w:p>
+    <w:p>
+      <w:pPr>
+        <w:spacing w:before="80" w:after="40"/>
+        <w:rPr>
+          <w:rFonts w:hint="default" w:ascii="Times New Roman" w:hAnsi="Times New Roman" w:eastAsia="Arial" w:cs="Times New Roman"/>
+          <w:b/>
+          <w:bCs/>
+          <w:color w:val="auto"/>
+          <w:sz w:val="22"/>
+          <w:szCs w:val="22"/>
+        </w:rPr>
+      </w:pPr>
+    </w:p>
+    <w:p>
+      <w:pPr>
+        <w:spacing w:before="80" w:after="40"/>
+        <w:rPr>
+          <w:rFonts w:hint="default" w:ascii="Times New Roman" w:hAnsi="Times New Roman" w:eastAsia="Arial" w:cs="Times New Roman"/>
+          <w:b/>
+          <w:bCs/>
+          <w:color w:val="auto"/>
           <w:sz w:val="22"/>
           <w:szCs w:val="22"/>
         </w:rPr>

--- a/Documentaions/24090531-Hyndavi-Yasarapu FPR.docx
+++ b/Documentaions/24090531-Hyndavi-Yasarapu FPR.docx
@@ -349,15 +349,91 @@
     </w:p>
     <w:p>
       <w:pPr>
+        <w:spacing w:before="200" w:after="0"/>
         <w:jc w:val="both"/>
         <w:rPr>
-          <w:rFonts w:hint="default" w:ascii="Times New Roman" w:hAnsi="Times New Roman" w:eastAsia="Calibri" w:cs="Times New Roman"/>
-          <w:color w:val="auto"/>
-          <w:sz w:val="36"/>
-          <w:szCs w:val="36"/>
+          <w:rFonts w:hint="default" w:ascii="Times New Roman" w:hAnsi="Times New Roman" w:eastAsia="Times New Roman" w:cs="Times New Roman"/>
+          <w:b/>
+          <w:bCs/>
+          <w:sz w:val="24"/>
+          <w:szCs w:val="24"/>
           <w:lang w:val="en-GB"/>
         </w:rPr>
       </w:pPr>
+    </w:p>
+    <w:p>
+      <w:pPr>
+        <w:spacing w:before="200" w:after="0"/>
+        <w:jc w:val="both"/>
+        <w:rPr>
+          <w:rFonts w:hint="default" w:ascii="Times New Roman" w:hAnsi="Times New Roman" w:eastAsia="Times New Roman" w:cs="Times New Roman"/>
+          <w:b/>
+          <w:bCs/>
+          <w:sz w:val="24"/>
+          <w:szCs w:val="24"/>
+          <w:lang w:val="en-GB"/>
+        </w:rPr>
+      </w:pPr>
+    </w:p>
+    <w:p>
+      <w:pPr>
+        <w:spacing w:before="200" w:after="0"/>
+        <w:jc w:val="both"/>
+        <w:rPr>
+          <w:rFonts w:hint="default" w:ascii="Times New Roman" w:hAnsi="Times New Roman" w:eastAsia="Times New Roman" w:cs="Times New Roman"/>
+          <w:b/>
+          <w:bCs/>
+          <w:sz w:val="24"/>
+          <w:szCs w:val="24"/>
+          <w:lang w:val="en-GB"/>
+        </w:rPr>
+      </w:pPr>
+    </w:p>
+    <w:p>
+      <w:pPr>
+        <w:spacing w:before="200" w:after="0"/>
+        <w:jc w:val="both"/>
+        <w:rPr>
+          <w:rFonts w:hint="default" w:ascii="Times New Roman" w:hAnsi="Times New Roman" w:eastAsia="Times New Roman" w:cs="Times New Roman"/>
+          <w:b/>
+          <w:bCs/>
+          <w:sz w:val="24"/>
+          <w:szCs w:val="24"/>
+          <w:lang w:val="en-GB"/>
+        </w:rPr>
+      </w:pPr>
+      <w:r>
+        <w:rPr>
+          <w:rFonts w:hint="default" w:ascii="Times New Roman" w:hAnsi="Times New Roman" w:eastAsia="Times New Roman" w:cs="Times New Roman"/>
+          <w:b/>
+          <w:bCs/>
+          <w:sz w:val="24"/>
+          <w:szCs w:val="24"/>
+          <w:lang w:val="en-GB"/>
+        </w:rPr>
+        <w:t>Proof-Read and Quality Check Confirmation:</w:t>
+      </w:r>
+    </w:p>
+    <w:p>
+      <w:pPr>
+        <w:spacing w:before="60" w:after="0"/>
+        <w:jc w:val="both"/>
+        <w:rPr>
+          <w:rFonts w:hint="default" w:ascii="Times New Roman" w:hAnsi="Times New Roman" w:eastAsia="Times New Roman" w:cs="Times New Roman"/>
+          <w:sz w:val="24"/>
+          <w:szCs w:val="24"/>
+          <w:lang w:val="en-GB"/>
+        </w:rPr>
+      </w:pPr>
+      <w:r>
+        <w:rPr>
+          <w:rFonts w:hint="default" w:ascii="Times New Roman" w:hAnsi="Times New Roman" w:eastAsia="Times New Roman" w:cs="Times New Roman"/>
+          <w:sz w:val="24"/>
+          <w:szCs w:val="24"/>
+          <w:lang w:val="en-GB"/>
+        </w:rPr>
+        <w:t>I confirm that this report has been critically proof-read and quality checked to ensure it is free from grammar, spelling, and formatting errors, and meets high standards of clarity, coherence, and presentation.</w:t>
+      </w:r>
     </w:p>
     <w:p>
       <w:pPr>
@@ -380,7 +456,7 @@
         <w:jc w:val="center"/>
         <w:rPr>
           <w:rFonts w:hint="default" w:ascii="Times New Roman" w:hAnsi="Times New Roman" w:eastAsia="Times New Roman" w:cs="Times New Roman"/>
-          <w:color w:val="104862" w:themeColor="accent1" w:themeShade="BF"/>
+          <w:color w:val="auto"/>
           <w:sz w:val="36"/>
           <w:szCs w:val="32"/>
           <w:lang w:eastAsia="en-GB"/>
@@ -389,7 +465,7 @@
       <w:r>
         <w:rPr>
           <w:rFonts w:hint="default" w:ascii="Times New Roman" w:hAnsi="Times New Roman" w:eastAsia="Times New Roman" w:cs="Times New Roman"/>
-          <w:color w:val="104862" w:themeColor="accent1" w:themeShade="BF"/>
+          <w:color w:val="auto"/>
           <w:sz w:val="36"/>
           <w:szCs w:val="32"/>
           <w:lang w:eastAsia="en-GB"/>
@@ -411,6 +487,8 @@
           <w:lang w:eastAsia="en-GB"/>
         </w:rPr>
       </w:pPr>
+      <w:bookmarkStart w:id="0" w:name="_GoBack"/>
+      <w:bookmarkEnd w:id="0"/>
     </w:p>
     <w:p>
       <w:pPr>
@@ -495,13 +573,7 @@
           <w:lang w:eastAsia="en-GB"/>
         </w:rPr>
       </w:pPr>
-    </w:p>
-    <w:p>
-      <w:pPr>
-        <w:autoSpaceDE w:val="0"/>
-        <w:autoSpaceDN w:val="0"/>
-        <w:adjustRightInd w:val="0"/>
-        <w:spacing w:before="100" w:beforeAutospacing="1" w:after="0" w:line="480" w:lineRule="auto"/>
+      <w:r>
         <w:rPr>
           <w:rFonts w:hint="default" w:ascii="Times New Roman" w:hAnsi="Times New Roman" w:eastAsia="Times New Roman" w:cs="Times New Roman"/>
           <w:color w:val="000000"/>
@@ -509,34 +581,8 @@
           <w:szCs w:val="24"/>
           <w:lang w:eastAsia="en-GB"/>
         </w:rPr>
-      </w:pPr>
-      <w:r>
-        <w:rPr>
-          <w:rFonts w:hint="default" w:ascii="Times New Roman" w:hAnsi="Times New Roman" w:eastAsia="Times New Roman" w:cs="Times New Roman"/>
-          <w:color w:val="000000"/>
-          <w:sz w:val="24"/>
-          <w:szCs w:val="24"/>
-          <w:lang w:eastAsia="en-GB"/>
-        </w:rPr>
         <w:t>I hereby declare that the work presented in this project and report is entirely my own, except where explicitly stated otherwise. All sources of information and ideas, whether quoted directly or paraphrased, have been properly referenced in accordance with academic standards. I understand that any failure to properly acknowledge the work of others could constitute plagiarism and may result in academic penalties.</w:t>
       </w:r>
-    </w:p>
-    <w:p>
-      <w:pPr>
-        <w:autoSpaceDE w:val="0"/>
-        <w:autoSpaceDN w:val="0"/>
-        <w:adjustRightInd w:val="0"/>
-        <w:spacing w:before="100" w:beforeAutospacing="1" w:after="0" w:line="480" w:lineRule="auto"/>
-        <w:rPr>
-          <w:rFonts w:hint="default" w:ascii="Times New Roman" w:hAnsi="Times New Roman" w:eastAsia="Times New Roman" w:cs="Times New Roman"/>
-          <w:i/>
-          <w:iCs/>
-          <w:color w:val="000000"/>
-          <w:sz w:val="24"/>
-          <w:szCs w:val="24"/>
-          <w:lang w:eastAsia="en-GB"/>
-        </w:rPr>
-      </w:pPr>
     </w:p>
     <w:p>
       <w:pPr>
@@ -667,94 +713,6 @@
         </w:rPr>
         <w:t>.</w:t>
       </w:r>
-    </w:p>
-    <w:p>
-      <w:pPr>
-        <w:jc w:val="both"/>
-        <w:rPr>
-          <w:rFonts w:hint="default" w:ascii="Times New Roman" w:hAnsi="Times New Roman" w:eastAsia="Calibri" w:cs="Times New Roman"/>
-          <w:color w:val="auto"/>
-          <w:sz w:val="36"/>
-          <w:szCs w:val="36"/>
-          <w:lang w:val="en-GB"/>
-        </w:rPr>
-      </w:pPr>
-    </w:p>
-    <w:p>
-      <w:pPr>
-        <w:jc w:val="both"/>
-        <w:rPr>
-          <w:rFonts w:hint="default" w:ascii="Times New Roman" w:hAnsi="Times New Roman" w:eastAsia="Calibri" w:cs="Times New Roman"/>
-          <w:color w:val="auto"/>
-          <w:sz w:val="36"/>
-          <w:szCs w:val="36"/>
-          <w:lang w:val="en-GB"/>
-        </w:rPr>
-      </w:pPr>
-    </w:p>
-    <w:p>
-      <w:pPr>
-        <w:spacing w:before="200" w:after="0"/>
-        <w:jc w:val="both"/>
-        <w:rPr>
-          <w:rFonts w:hint="default" w:ascii="Times New Roman" w:hAnsi="Times New Roman" w:eastAsia="Times New Roman" w:cs="Times New Roman"/>
-          <w:b/>
-          <w:bCs/>
-          <w:sz w:val="24"/>
-          <w:szCs w:val="24"/>
-          <w:lang w:val="en-GB"/>
-        </w:rPr>
-      </w:pPr>
-      <w:r>
-        <w:rPr>
-          <w:rFonts w:hint="default" w:ascii="Times New Roman" w:hAnsi="Times New Roman" w:eastAsia="Times New Roman" w:cs="Times New Roman"/>
-          <w:b/>
-          <w:bCs/>
-          <w:sz w:val="24"/>
-          <w:szCs w:val="24"/>
-          <w:lang w:val="en-GB"/>
-        </w:rPr>
-        <w:t>Proof-Read and Quality Check Confirmation:</w:t>
-      </w:r>
-    </w:p>
-    <w:p>
-      <w:pPr>
-        <w:spacing w:before="60" w:after="0"/>
-        <w:jc w:val="both"/>
-        <w:rPr>
-          <w:rFonts w:hint="default" w:ascii="Times New Roman" w:hAnsi="Times New Roman" w:eastAsia="Times New Roman" w:cs="Times New Roman"/>
-          <w:sz w:val="24"/>
-          <w:szCs w:val="24"/>
-          <w:lang w:val="en-GB"/>
-        </w:rPr>
-      </w:pPr>
-      <w:r>
-        <w:rPr>
-          <w:rFonts w:hint="default" w:ascii="Times New Roman" w:hAnsi="Times New Roman" w:eastAsia="Times New Roman" w:cs="Times New Roman"/>
-          <w:sz w:val="24"/>
-          <w:szCs w:val="24"/>
-          <w:lang w:val="en-GB"/>
-        </w:rPr>
-        <w:t>I confirm that this report has been critically proof-read and quality checked to ensure it is free from grammar, spelling, and formatting errors, and meets high standards of clarity, coherence, and presentation.</w:t>
-      </w:r>
-    </w:p>
-    <w:p>
-      <w:pPr>
-        <w:jc w:val="both"/>
-        <w:rPr>
-          <w:rFonts w:hint="default" w:ascii="Times New Roman" w:hAnsi="Times New Roman" w:eastAsia="Calibri" w:cs="Times New Roman"/>
-          <w:color w:val="auto"/>
-          <w:sz w:val="36"/>
-          <w:szCs w:val="36"/>
-          <w:lang w:val="en-GB"/>
-        </w:rPr>
-        <w:sectPr>
-          <w:pgSz w:w="12240" w:h="15840"/>
-          <w:pgMar w:top="1440" w:right="1440" w:bottom="1440" w:left="1440" w:header="720" w:footer="720" w:gutter="0"/>
-          <w:cols w:space="720" w:num="1"/>
-          <w:docGrid w:linePitch="360" w:charSpace="0"/>
-        </w:sectPr>
-      </w:pPr>
     </w:p>
     <w:p>
       <w:pPr>
@@ -1113,6 +1071,10 @@
         </w:tabs>
         <w:spacing w:before="140" w:after="0"/>
         <w:ind w:left="0"/>
+        <w:rPr>
+          <w:rFonts w:hint="default"/>
+          <w:lang w:val="en-GB"/>
+        </w:rPr>
       </w:pPr>
       <w:r>
         <w:rPr>
@@ -1136,13 +1098,14 @@
       </w:r>
       <w:r>
         <w:rPr>
-          <w:rFonts w:ascii="Times New Roman" w:hAnsi="Times New Roman" w:eastAsia="Times New Roman" w:cs="Times New Roman"/>
+          <w:rFonts w:hint="default" w:ascii="Times New Roman" w:hAnsi="Times New Roman" w:eastAsia="Times New Roman" w:cs="Times New Roman"/>
           <w:b/>
           <w:bCs/>
           <w:sz w:val="24"/>
           <w:szCs w:val="24"/>
-        </w:rPr>
-        <w:t>2</w:t>
+          <w:lang w:val="en-GB"/>
+        </w:rPr>
+        <w:t>3</w:t>
       </w:r>
     </w:p>
     <w:p>
@@ -1152,6 +1115,10 @@
         </w:tabs>
         <w:spacing w:before="140" w:after="0"/>
         <w:ind w:left="0"/>
+        <w:rPr>
+          <w:rFonts w:hint="default"/>
+          <w:lang w:val="en-GB"/>
+        </w:rPr>
       </w:pPr>
       <w:r>
         <w:rPr>
@@ -1175,13 +1142,14 @@
       </w:r>
       <w:r>
         <w:rPr>
-          <w:rFonts w:ascii="Times New Roman" w:hAnsi="Times New Roman" w:eastAsia="Times New Roman" w:cs="Times New Roman"/>
+          <w:rFonts w:hint="default" w:ascii="Times New Roman" w:hAnsi="Times New Roman" w:eastAsia="Times New Roman" w:cs="Times New Roman"/>
           <w:b/>
           <w:bCs/>
           <w:sz w:val="24"/>
           <w:szCs w:val="24"/>
-        </w:rPr>
-        <w:t>5</w:t>
+          <w:lang w:val="en-GB"/>
+        </w:rPr>
+        <w:t>7</w:t>
       </w:r>
     </w:p>
     <w:p>
@@ -1191,6 +1159,10 @@
         </w:tabs>
         <w:spacing w:before="140" w:after="0"/>
         <w:ind w:left="0"/>
+        <w:rPr>
+          <w:rFonts w:hint="default"/>
+          <w:lang w:val="en-GB"/>
+        </w:rPr>
       </w:pPr>
       <w:r>
         <w:rPr>
@@ -1214,13 +1186,14 @@
       </w:r>
       <w:r>
         <w:rPr>
-          <w:rFonts w:ascii="Times New Roman" w:hAnsi="Times New Roman" w:eastAsia="Times New Roman" w:cs="Times New Roman"/>
+          <w:rFonts w:hint="default" w:ascii="Times New Roman" w:hAnsi="Times New Roman" w:eastAsia="Times New Roman" w:cs="Times New Roman"/>
           <w:b/>
           <w:bCs/>
           <w:sz w:val="24"/>
           <w:szCs w:val="24"/>
-        </w:rPr>
-        <w:t>5</w:t>
+          <w:lang w:val="en-GB"/>
+        </w:rPr>
+        <w:t>7</w:t>
       </w:r>
     </w:p>
     <w:p>
@@ -1264,7 +1237,7 @@
           <w:szCs w:val="24"/>
           <w:lang w:val="en-GB"/>
         </w:rPr>
-        <w:t>8</w:t>
+        <w:t>9</w:t>
       </w:r>
     </w:p>
     <w:p>
@@ -1308,7 +1281,7 @@
           <w:szCs w:val="22"/>
           <w:lang w:val="en-GB"/>
         </w:rPr>
-        <w:t>8</w:t>
+        <w:t>9</w:t>
       </w:r>
     </w:p>
     <w:p>
@@ -1352,7 +1325,7 @@
           <w:szCs w:val="22"/>
           <w:lang w:val="en-GB"/>
         </w:rPr>
-        <w:t>8</w:t>
+        <w:t>9</w:t>
       </w:r>
     </w:p>
     <w:p>
@@ -1396,7 +1369,7 @@
           <w:szCs w:val="22"/>
           <w:lang w:val="en-GB"/>
         </w:rPr>
-        <w:t>9</w:t>
+        <w:t>10</w:t>
       </w:r>
     </w:p>
     <w:p>
@@ -1440,7 +1413,7 @@
           <w:szCs w:val="22"/>
           <w:lang w:val="en-GB"/>
         </w:rPr>
-        <w:t>9</w:t>
+        <w:t>10</w:t>
       </w:r>
     </w:p>
     <w:p>
@@ -1484,7 +1457,7 @@
           <w:szCs w:val="22"/>
           <w:lang w:val="en-GB"/>
         </w:rPr>
-        <w:t>10</w:t>
+        <w:t>11</w:t>
       </w:r>
     </w:p>
     <w:p>
@@ -1528,7 +1501,7 @@
           <w:szCs w:val="22"/>
           <w:lang w:val="en-GB"/>
         </w:rPr>
-        <w:t>10</w:t>
+        <w:t>11</w:t>
       </w:r>
     </w:p>
     <w:p>
@@ -1572,7 +1545,7 @@
           <w:szCs w:val="24"/>
           <w:lang w:val="en-GB"/>
         </w:rPr>
-        <w:t>11</w:t>
+        <w:t>12</w:t>
       </w:r>
     </w:p>
     <w:p>
@@ -1616,7 +1589,7 @@
           <w:szCs w:val="22"/>
           <w:lang w:val="en-GB"/>
         </w:rPr>
-        <w:t>11</w:t>
+        <w:t>12</w:t>
       </w:r>
     </w:p>
     <w:p>
@@ -1660,7 +1633,7 @@
           <w:szCs w:val="22"/>
           <w:lang w:val="en-GB"/>
         </w:rPr>
-        <w:t>11</w:t>
+        <w:t>12</w:t>
       </w:r>
     </w:p>
     <w:p>
@@ -1704,7 +1677,7 @@
           <w:szCs w:val="20"/>
           <w:lang w:val="en-GB"/>
         </w:rPr>
-        <w:t>11</w:t>
+        <w:t>12</w:t>
       </w:r>
     </w:p>
     <w:p>
@@ -1758,7 +1731,7 @@
           <w:szCs w:val="20"/>
           <w:lang w:val="en-GB"/>
         </w:rPr>
-        <w:t>2</w:t>
+        <w:t>3</w:t>
       </w:r>
     </w:p>
     <w:p>
@@ -1812,7 +1785,7 @@
           <w:szCs w:val="22"/>
           <w:lang w:val="en-GB"/>
         </w:rPr>
-        <w:t>2</w:t>
+        <w:t>3</w:t>
       </w:r>
     </w:p>
     <w:p>
@@ -1866,7 +1839,7 @@
           <w:szCs w:val="20"/>
           <w:lang w:val="en-GB"/>
         </w:rPr>
-        <w:t>2</w:t>
+        <w:t>3</w:t>
       </w:r>
     </w:p>
     <w:p>
@@ -1920,7 +1893,7 @@
           <w:szCs w:val="20"/>
           <w:lang w:val="en-GB"/>
         </w:rPr>
-        <w:t>3</w:t>
+        <w:t>4</w:t>
       </w:r>
     </w:p>
     <w:p>
@@ -1974,7 +1947,7 @@
           <w:szCs w:val="20"/>
           <w:lang w:val="en-GB"/>
         </w:rPr>
-        <w:t>3</w:t>
+        <w:t>4</w:t>
       </w:r>
     </w:p>
     <w:p>
@@ -2028,7 +2001,7 @@
           <w:szCs w:val="22"/>
           <w:lang w:val="en-GB"/>
         </w:rPr>
-        <w:t>4</w:t>
+        <w:t>5</w:t>
       </w:r>
     </w:p>
     <w:p>
@@ -2082,7 +2055,7 @@
           <w:szCs w:val="22"/>
           <w:lang w:val="en-GB"/>
         </w:rPr>
-        <w:t>4</w:t>
+        <w:t>5</w:t>
       </w:r>
     </w:p>
     <w:p>
@@ -2136,7 +2109,7 @@
           <w:szCs w:val="24"/>
           <w:lang w:val="en-GB"/>
         </w:rPr>
-        <w:t>6</w:t>
+        <w:t>7</w:t>
       </w:r>
     </w:p>
     <w:p>
@@ -2190,7 +2163,7 @@
           <w:szCs w:val="22"/>
           <w:lang w:val="en-GB"/>
         </w:rPr>
-        <w:t>6</w:t>
+        <w:t>7</w:t>
       </w:r>
     </w:p>
     <w:p>
@@ -2244,7 +2217,7 @@
           <w:szCs w:val="22"/>
           <w:lang w:val="en-GB"/>
         </w:rPr>
-        <w:t>6</w:t>
+        <w:t>7</w:t>
       </w:r>
     </w:p>
     <w:p>
@@ -2298,7 +2271,7 @@
           <w:szCs w:val="22"/>
           <w:lang w:val="en-GB"/>
         </w:rPr>
-        <w:t>6</w:t>
+        <w:t>7</w:t>
       </w:r>
     </w:p>
     <w:p>
@@ -2352,7 +2325,7 @@
           <w:szCs w:val="20"/>
           <w:lang w:val="en-GB"/>
         </w:rPr>
-        <w:t>6</w:t>
+        <w:t>7</w:t>
       </w:r>
     </w:p>
     <w:p>
@@ -2406,7 +2379,7 @@
           <w:szCs w:val="20"/>
           <w:lang w:val="en-GB"/>
         </w:rPr>
-        <w:t>7</w:t>
+        <w:t>8</w:t>
       </w:r>
     </w:p>
     <w:p>
@@ -2460,7 +2433,7 @@
           <w:szCs w:val="20"/>
           <w:lang w:val="en-GB"/>
         </w:rPr>
-        <w:t>8</w:t>
+        <w:t>9</w:t>
       </w:r>
     </w:p>
     <w:p>
@@ -2514,7 +2487,7 @@
           <w:szCs w:val="20"/>
           <w:lang w:val="en-GB"/>
         </w:rPr>
-        <w:t>8</w:t>
+        <w:t>9</w:t>
       </w:r>
     </w:p>
     <w:p>
@@ -2568,7 +2541,7 @@
           <w:szCs w:val="22"/>
           <w:lang w:val="en-GB"/>
         </w:rPr>
-        <w:t>8</w:t>
+        <w:t>9</w:t>
       </w:r>
     </w:p>
     <w:p>
@@ -2622,7 +2595,7 @@
           <w:szCs w:val="20"/>
           <w:lang w:val="en-GB"/>
         </w:rPr>
-        <w:t>8</w:t>
+        <w:t>9</w:t>
       </w:r>
     </w:p>
     <w:p>
@@ -2656,16 +2629,6 @@
           <w:szCs w:val="20"/>
         </w:rPr>
         <w:tab/>
-      </w:r>
-      <w:r>
-        <w:rPr>
-          <w:rFonts w:ascii="Times New Roman" w:hAnsi="Times New Roman" w:eastAsia="Times New Roman" w:cs="Times New Roman"/>
-          <w:b w:val="0"/>
-          <w:bCs w:val="0"/>
-          <w:sz w:val="20"/>
-          <w:szCs w:val="20"/>
-        </w:rPr>
-        <w:t>1</w:t>
       </w:r>
       <w:r>
         <w:rPr>
@@ -2676,7 +2639,7 @@
           <w:szCs w:val="20"/>
           <w:lang w:val="en-GB"/>
         </w:rPr>
-        <w:t>9</w:t>
+        <w:t>20</w:t>
       </w:r>
     </w:p>
     <w:p>
@@ -2720,7 +2683,7 @@
           <w:szCs w:val="20"/>
           <w:lang w:val="en-GB"/>
         </w:rPr>
-        <w:t>19</w:t>
+        <w:t>20</w:t>
       </w:r>
     </w:p>
     <w:p>
@@ -2764,7 +2727,7 @@
           <w:szCs w:val="20"/>
           <w:lang w:val="en-GB"/>
         </w:rPr>
-        <w:t>20</w:t>
+        <w:t>21</w:t>
       </w:r>
     </w:p>
     <w:p>
@@ -2808,7 +2771,7 @@
           <w:szCs w:val="22"/>
           <w:lang w:val="en-GB"/>
         </w:rPr>
-        <w:t>20</w:t>
+        <w:t>21</w:t>
       </w:r>
     </w:p>
     <w:p>
@@ -2852,7 +2815,7 @@
           <w:szCs w:val="20"/>
           <w:lang w:val="en-GB"/>
         </w:rPr>
-        <w:t>20</w:t>
+        <w:t>21</w:t>
       </w:r>
     </w:p>
     <w:p>
@@ -2896,7 +2859,7 @@
           <w:szCs w:val="20"/>
           <w:lang w:val="en-GB"/>
         </w:rPr>
-        <w:t>21</w:t>
+        <w:t>22</w:t>
       </w:r>
     </w:p>
     <w:p>
@@ -2940,7 +2903,7 @@
           <w:szCs w:val="20"/>
           <w:lang w:val="en-GB"/>
         </w:rPr>
-        <w:t>21</w:t>
+        <w:t>22</w:t>
       </w:r>
     </w:p>
     <w:p>
@@ -2984,7 +2947,7 @@
           <w:szCs w:val="22"/>
           <w:lang w:val="en-GB"/>
         </w:rPr>
-        <w:t>22</w:t>
+        <w:t>23</w:t>
       </w:r>
     </w:p>
     <w:p>
@@ -3038,7 +3001,7 @@
           <w:szCs w:val="22"/>
           <w:lang w:val="en-GB"/>
         </w:rPr>
-        <w:t>2</w:t>
+        <w:t>3</w:t>
       </w:r>
     </w:p>
     <w:p>
@@ -3092,7 +3055,7 @@
           <w:szCs w:val="22"/>
           <w:lang w:val="en-GB"/>
         </w:rPr>
-        <w:t>2</w:t>
+        <w:t>3</w:t>
       </w:r>
     </w:p>
     <w:p>
@@ -3146,7 +3109,7 @@
           <w:szCs w:val="24"/>
           <w:lang w:val="en-GB"/>
         </w:rPr>
-        <w:t>4</w:t>
+        <w:t>5</w:t>
       </w:r>
     </w:p>
     <w:p>
@@ -3200,7 +3163,7 @@
           <w:szCs w:val="22"/>
           <w:lang w:val="en-GB"/>
         </w:rPr>
-        <w:t>4</w:t>
+        <w:t>5</w:t>
       </w:r>
     </w:p>
     <w:p>
@@ -3254,7 +3217,7 @@
           <w:szCs w:val="22"/>
           <w:lang w:val="en-GB"/>
         </w:rPr>
-        <w:t>4</w:t>
+        <w:t>5</w:t>
       </w:r>
     </w:p>
     <w:p>
@@ -3308,7 +3271,7 @@
           <w:szCs w:val="22"/>
           <w:lang w:val="en-GB"/>
         </w:rPr>
-        <w:t>5</w:t>
+        <w:t>6</w:t>
       </w:r>
     </w:p>
     <w:p>
@@ -3362,7 +3325,7 @@
           <w:szCs w:val="20"/>
           <w:lang w:val="en-GB"/>
         </w:rPr>
-        <w:t>5</w:t>
+        <w:t>6</w:t>
       </w:r>
     </w:p>
     <w:p>
@@ -3535,7 +3498,7 @@
           <w:szCs w:val="20"/>
           <w:lang w:val="en-GB"/>
         </w:rPr>
-        <w:t>6</w:t>
+        <w:t>7</w:t>
       </w:r>
     </w:p>
     <w:p>
@@ -3816,7 +3779,7 @@
           <w:szCs w:val="20"/>
           <w:lang w:val="en-GB"/>
         </w:rPr>
-        <w:t>8</w:t>
+        <w:t>7</w:t>
       </w:r>
     </w:p>
     <w:p>
@@ -4054,7 +4017,7 @@
           <w:szCs w:val="20"/>
           <w:lang w:val="en-GB"/>
         </w:rPr>
-        <w:t>30</w:t>
+        <w:t>28</w:t>
       </w:r>
     </w:p>
     <w:p>
@@ -4098,7 +4061,7 @@
           <w:szCs w:val="20"/>
           <w:lang w:val="en-GB"/>
         </w:rPr>
-        <w:t>30</w:t>
+        <w:t>28</w:t>
       </w:r>
     </w:p>
     <w:p>
@@ -4142,7 +4105,7 @@
           <w:szCs w:val="22"/>
           <w:lang w:val="en-GB"/>
         </w:rPr>
-        <w:t>30</w:t>
+        <w:t>29</w:t>
       </w:r>
     </w:p>
     <w:p>
@@ -4186,7 +4149,7 @@
           <w:szCs w:val="24"/>
           <w:lang w:val="en-GB"/>
         </w:rPr>
-        <w:t>32</w:t>
+        <w:t>30</w:t>
       </w:r>
     </w:p>
     <w:p>
@@ -4230,7 +4193,7 @@
           <w:szCs w:val="22"/>
           <w:lang w:val="en-GB"/>
         </w:rPr>
-        <w:t>32</w:t>
+        <w:t>30</w:t>
       </w:r>
     </w:p>
     <w:p>
@@ -4284,7 +4247,7 @@
           <w:szCs w:val="22"/>
           <w:lang w:val="en-GB"/>
         </w:rPr>
-        <w:t>2</w:t>
+        <w:t>0</w:t>
       </w:r>
     </w:p>
     <w:p>
@@ -4338,7 +4301,7 @@
           <w:szCs w:val="20"/>
           <w:lang w:val="en-GB"/>
         </w:rPr>
-        <w:t>2</w:t>
+        <w:t>0</w:t>
       </w:r>
     </w:p>
     <w:p>
@@ -4392,7 +4355,7 @@
           <w:szCs w:val="20"/>
           <w:lang w:val="en-GB"/>
         </w:rPr>
-        <w:t>3</w:t>
+        <w:t>1</w:t>
       </w:r>
     </w:p>
     <w:p>
@@ -4446,7 +4409,7 @@
           <w:szCs w:val="22"/>
           <w:lang w:val="en-GB"/>
         </w:rPr>
-        <w:t>4</w:t>
+        <w:t>2</w:t>
       </w:r>
     </w:p>
     <w:p>
@@ -4504,7 +4467,7 @@
           <w:szCs w:val="20"/>
           <w:lang w:val="en-GB"/>
         </w:rPr>
-        <w:t>4</w:t>
+        <w:t>2</w:t>
       </w:r>
     </w:p>
     <w:p>
@@ -4532,7 +4495,7 @@
           <w:szCs w:val="20"/>
           <w:lang w:val="en-GB"/>
         </w:rPr>
-        <w:t>5.3.2   Random Forest Detailed Results                                                                                         34</w:t>
+        <w:t>5.3.2   Random Forest Detailed Results                                                                                         32</w:t>
       </w:r>
       <w:r>
         <w:rPr>
@@ -4597,7 +4560,7 @@
           <w:szCs w:val="20"/>
           <w:lang w:val="en-GB"/>
         </w:rPr>
-        <w:t>5</w:t>
+        <w:t>3</w:t>
       </w:r>
     </w:p>
     <w:p>
@@ -4651,7 +4614,7 @@
           <w:szCs w:val="22"/>
           <w:lang w:val="en-GB"/>
         </w:rPr>
-        <w:t>6</w:t>
+        <w:t>4</w:t>
       </w:r>
     </w:p>
     <w:p>
@@ -4705,7 +4668,7 @@
           <w:szCs w:val="20"/>
           <w:lang w:val="en-GB"/>
         </w:rPr>
-        <w:t>6</w:t>
+        <w:t>4</w:t>
       </w:r>
     </w:p>
     <w:p>
@@ -4759,7 +4722,7 @@
           <w:szCs w:val="20"/>
           <w:lang w:val="en-GB"/>
         </w:rPr>
-        <w:t>6</w:t>
+        <w:t>4</w:t>
       </w:r>
     </w:p>
     <w:p>
@@ -4813,7 +4776,7 @@
           <w:szCs w:val="22"/>
           <w:lang w:val="en-GB"/>
         </w:rPr>
-        <w:t>7</w:t>
+        <w:t>5</w:t>
       </w:r>
     </w:p>
     <w:p>
@@ -4867,7 +4830,7 @@
           <w:szCs w:val="24"/>
           <w:lang w:val="en-GB"/>
         </w:rPr>
-        <w:t>9</w:t>
+        <w:t>7</w:t>
       </w:r>
     </w:p>
     <w:p>
@@ -4921,7 +4884,7 @@
           <w:szCs w:val="22"/>
           <w:lang w:val="en-GB"/>
         </w:rPr>
-        <w:t>9</w:t>
+        <w:t>7</w:t>
       </w:r>
     </w:p>
     <w:p>
@@ -4975,7 +4938,7 @@
           <w:szCs w:val="22"/>
           <w:lang w:val="en-GB"/>
         </w:rPr>
-        <w:t>9</w:t>
+        <w:t>7</w:t>
       </w:r>
     </w:p>
     <w:p>
@@ -5029,7 +4992,7 @@
           <w:szCs w:val="20"/>
           <w:lang w:val="en-GB"/>
         </w:rPr>
-        <w:t>9</w:t>
+        <w:t>7</w:t>
       </w:r>
     </w:p>
     <w:p>
@@ -5073,7 +5036,7 @@
           <w:szCs w:val="20"/>
           <w:lang w:val="en-GB"/>
         </w:rPr>
-        <w:t>40</w:t>
+        <w:t>38</w:t>
       </w:r>
     </w:p>
     <w:p>
@@ -5117,7 +5080,7 @@
           <w:szCs w:val="22"/>
           <w:lang w:val="en-GB"/>
         </w:rPr>
-        <w:t>40</w:t>
+        <w:t>38</w:t>
       </w:r>
     </w:p>
     <w:p>
@@ -5161,7 +5124,7 @@
           <w:szCs w:val="20"/>
           <w:lang w:val="en-GB"/>
         </w:rPr>
-        <w:t>40</w:t>
+        <w:t>38</w:t>
       </w:r>
     </w:p>
     <w:p>
@@ -5205,7 +5168,7 @@
           <w:szCs w:val="20"/>
           <w:lang w:val="en-GB"/>
         </w:rPr>
-        <w:t>40</w:t>
+        <w:t>38</w:t>
       </w:r>
     </w:p>
     <w:p>
@@ -5249,7 +5212,7 @@
           <w:szCs w:val="20"/>
           <w:lang w:val="en-GB"/>
         </w:rPr>
-        <w:t>41</w:t>
+        <w:t>39</w:t>
       </w:r>
     </w:p>
     <w:p>
@@ -5293,7 +5256,7 @@
           <w:szCs w:val="20"/>
           <w:lang w:val="en-GB"/>
         </w:rPr>
-        <w:t>41</w:t>
+        <w:t>39</w:t>
       </w:r>
     </w:p>
     <w:p>
@@ -5337,7 +5300,7 @@
           <w:szCs w:val="22"/>
           <w:lang w:val="en-GB"/>
         </w:rPr>
-        <w:t>41</w:t>
+        <w:t>39</w:t>
       </w:r>
     </w:p>
     <w:p>
@@ -5381,7 +5344,7 @@
           <w:szCs w:val="22"/>
           <w:lang w:val="en-GB"/>
         </w:rPr>
-        <w:t>41</w:t>
+        <w:t>39</w:t>
       </w:r>
     </w:p>
     <w:p>
@@ -5435,7 +5398,7 @@
           <w:szCs w:val="24"/>
           <w:lang w:val="en-GB"/>
         </w:rPr>
-        <w:t>3</w:t>
+        <w:t>1</w:t>
       </w:r>
     </w:p>
     <w:p>
@@ -5489,7 +5452,7 @@
           <w:szCs w:val="22"/>
           <w:lang w:val="en-GB"/>
         </w:rPr>
-        <w:t>3</w:t>
+        <w:t>1</w:t>
       </w:r>
     </w:p>
     <w:p>
@@ -5543,7 +5506,7 @@
           <w:szCs w:val="22"/>
           <w:lang w:val="en-GB"/>
         </w:rPr>
-        <w:t>3</w:t>
+        <w:t>1</w:t>
       </w:r>
     </w:p>
     <w:p>
@@ -5597,7 +5560,7 @@
           <w:szCs w:val="22"/>
           <w:lang w:val="en-GB"/>
         </w:rPr>
-        <w:t>3</w:t>
+        <w:t>1</w:t>
       </w:r>
     </w:p>
     <w:p>
@@ -5651,7 +5614,7 @@
           <w:szCs w:val="20"/>
           <w:lang w:val="en-GB"/>
         </w:rPr>
-        <w:t>3</w:t>
+        <w:t>1</w:t>
       </w:r>
     </w:p>
     <w:p>
@@ -5705,7 +5668,7 @@
           <w:szCs w:val="20"/>
           <w:lang w:val="en-GB"/>
         </w:rPr>
-        <w:t>4</w:t>
+        <w:t>2</w:t>
       </w:r>
     </w:p>
     <w:p>
@@ -5759,7 +5722,7 @@
           <w:szCs w:val="20"/>
           <w:lang w:val="en-GB"/>
         </w:rPr>
-        <w:t>4</w:t>
+        <w:t>2</w:t>
       </w:r>
     </w:p>
     <w:p>
@@ -5813,7 +5776,7 @@
           <w:szCs w:val="20"/>
           <w:lang w:val="en-GB"/>
         </w:rPr>
-        <w:t>4</w:t>
+        <w:t>2</w:t>
       </w:r>
     </w:p>
     <w:p>
@@ -5867,7 +5830,7 @@
           <w:szCs w:val="20"/>
           <w:lang w:val="en-GB"/>
         </w:rPr>
-        <w:t>4</w:t>
+        <w:t>2</w:t>
       </w:r>
     </w:p>
     <w:p>
@@ -5921,7 +5884,7 @@
           <w:szCs w:val="22"/>
           <w:lang w:val="en-GB"/>
         </w:rPr>
-        <w:t>4</w:t>
+        <w:t>3</w:t>
       </w:r>
     </w:p>
     <w:p>
@@ -5975,7 +5938,7 @@
           <w:szCs w:val="24"/>
           <w:lang w:val="en-GB"/>
         </w:rPr>
-        <w:t>6</w:t>
+        <w:t>4</w:t>
       </w:r>
     </w:p>
     <w:p>
@@ -6029,7 +5992,7 @@
           <w:szCs w:val="24"/>
           <w:lang w:val="en-GB"/>
         </w:rPr>
-        <w:t>7</w:t>
+        <w:t>5</w:t>
       </w:r>
     </w:p>
     <w:p>
@@ -6083,7 +6046,7 @@
           <w:szCs w:val="22"/>
           <w:lang w:val="en-GB"/>
         </w:rPr>
-        <w:t>7</w:t>
+        <w:t>5</w:t>
       </w:r>
     </w:p>
     <w:p>
@@ -6127,7 +6090,7 @@
           <w:szCs w:val="22"/>
           <w:lang w:val="en-GB"/>
         </w:rPr>
-        <w:t>52</w:t>
+        <w:t>50</w:t>
       </w:r>
     </w:p>
     <w:p>
@@ -6181,7 +6144,7 @@
           <w:szCs w:val="22"/>
           <w:lang w:val="en-GB"/>
         </w:rPr>
-        <w:t>3</w:t>
+        <w:t>1</w:t>
       </w:r>
     </w:p>
     <w:p>
@@ -6235,15 +6198,13 @@
           <w:szCs w:val="22"/>
           <w:lang w:val="en-GB"/>
         </w:rPr>
-        <w:t>5</w:t>
+        <w:t>3</w:t>
       </w:r>
     </w:p>
     <w:p>
       <w:pPr>
         <w:spacing w:before="400" w:after="200"/>
         <w:jc w:val="center"/>
-      </w:pPr>
-      <w:r>
         <w:rPr>
           <w:rFonts w:ascii="Times New Roman" w:hAnsi="Times New Roman" w:eastAsia="Times New Roman" w:cs="Times New Roman"/>
           <w:b/>
@@ -6251,6 +6212,47 @@
           <w:sz w:val="28"/>
           <w:szCs w:val="28"/>
         </w:rPr>
+      </w:pPr>
+    </w:p>
+    <w:p>
+      <w:pPr>
+        <w:spacing w:before="400" w:after="200"/>
+        <w:jc w:val="center"/>
+        <w:rPr>
+          <w:rFonts w:ascii="Times New Roman" w:hAnsi="Times New Roman" w:eastAsia="Times New Roman" w:cs="Times New Roman"/>
+          <w:b/>
+          <w:bCs/>
+          <w:sz w:val="28"/>
+          <w:szCs w:val="28"/>
+        </w:rPr>
+      </w:pPr>
+    </w:p>
+    <w:p>
+      <w:pPr>
+        <w:spacing w:before="400" w:after="200"/>
+        <w:jc w:val="center"/>
+        <w:rPr>
+          <w:rFonts w:ascii="Times New Roman" w:hAnsi="Times New Roman" w:eastAsia="Times New Roman" w:cs="Times New Roman"/>
+          <w:b/>
+          <w:bCs/>
+          <w:sz w:val="28"/>
+          <w:szCs w:val="28"/>
+        </w:rPr>
+      </w:pPr>
+    </w:p>
+    <w:p>
+      <w:pPr>
+        <w:spacing w:before="400" w:after="200"/>
+        <w:jc w:val="center"/>
+      </w:pPr>
+      <w:r>
+        <w:rPr>
+          <w:rFonts w:ascii="Times New Roman" w:hAnsi="Times New Roman" w:eastAsia="Times New Roman" w:cs="Times New Roman"/>
+          <w:b/>
+          <w:bCs/>
+          <w:sz w:val="28"/>
+          <w:szCs w:val="28"/>
+        </w:rPr>
         <w:t>Table of Figures</w:t>
       </w:r>
     </w:p>
@@ -6297,7 +6299,7 @@
           <w:szCs w:val="22"/>
           <w:lang w:val="en-GB"/>
         </w:rPr>
-        <w:t>3</w:t>
+        <w:t>1</w:t>
       </w:r>
     </w:p>
     <w:p>
@@ -6343,7 +6345,7 @@
           <w:szCs w:val="22"/>
           <w:lang w:val="en-GB"/>
         </w:rPr>
-        <w:t>4</w:t>
+        <w:t>2</w:t>
       </w:r>
     </w:p>
     <w:p>
@@ -6389,7 +6391,7 @@
           <w:szCs w:val="22"/>
           <w:lang w:val="en-GB"/>
         </w:rPr>
-        <w:t>5</w:t>
+        <w:t>3</w:t>
       </w:r>
     </w:p>
     <w:p>
@@ -6435,7 +6437,7 @@
           <w:szCs w:val="22"/>
           <w:lang w:val="en-GB"/>
         </w:rPr>
-        <w:t>5</w:t>
+        <w:t>3</w:t>
       </w:r>
     </w:p>
     <w:p>
@@ -7016,18 +7018,6 @@
         <w:pStyle w:val="2"/>
         <w:spacing w:before="400" w:after="160"/>
         <w:jc w:val="both"/>
-        <w:rPr>
-          <w:rFonts w:hint="default" w:ascii="Times New Roman" w:hAnsi="Times New Roman" w:eastAsia="Arial" w:cs="Times New Roman"/>
-          <w:b/>
-          <w:bCs/>
-          <w:color w:val="auto"/>
-          <w:sz w:val="36"/>
-          <w:szCs w:val="36"/>
-        </w:rPr>
-      </w:pPr>
-    </w:p>
-    <w:p>
-      <w:pPr>
         <w:rPr>
           <w:rFonts w:hint="default" w:ascii="Times New Roman" w:hAnsi="Times New Roman" w:eastAsia="Arial" w:cs="Times New Roman"/>
           <w:b/>
@@ -17132,6 +17122,11 @@
         <w:spacing w:before="300" w:after="120"/>
         <w:jc w:val="both"/>
         <w:rPr>
+          <w:rFonts w:hint="default"/>
+        </w:rPr>
+      </w:pPr>
+      <w:r>
+        <w:rPr>
           <w:rFonts w:hint="default" w:ascii="Times New Roman" w:hAnsi="Times New Roman" w:eastAsia="Arial" w:cs="Times New Roman"/>
           <w:b/>
           <w:bCs/>
@@ -17139,382 +17134,8 @@
           <w:sz w:val="28"/>
           <w:szCs w:val="28"/>
         </w:rPr>
-      </w:pPr>
-      <w:r>
-        <w:rPr>
-          <w:rFonts w:hint="default" w:ascii="Times New Roman" w:hAnsi="Times New Roman" w:eastAsia="Arial" w:cs="Times New Roman"/>
-          <w:b/>
-          <w:bCs/>
-          <w:color w:val="auto"/>
-          <w:sz w:val="28"/>
-          <w:szCs w:val="28"/>
-        </w:rPr>
         <w:t>4.2 Data Preparation Implementation</w:t>
       </w:r>
-    </w:p>
-    <w:tbl>
-      <w:tblPr>
-        <w:tblStyle w:val="16"/>
-        <w:tblW w:w="0" w:type="auto"/>
-        <w:tblInd w:w="0" w:type="dxa"/>
-        <w:tblBorders>
-          <w:top w:val="single" w:color="auto" w:sz="4" w:space="0"/>
-          <w:left w:val="single" w:color="auto" w:sz="4" w:space="0"/>
-          <w:bottom w:val="single" w:color="auto" w:sz="4" w:space="0"/>
-          <w:right w:val="single" w:color="auto" w:sz="4" w:space="0"/>
-          <w:insideH w:val="single" w:color="auto" w:sz="4" w:space="0"/>
-          <w:insideV w:val="single" w:color="auto" w:sz="4" w:space="0"/>
-        </w:tblBorders>
-        <w:tblLayout w:type="autofit"/>
-        <w:tblCellMar>
-          <w:top w:w="0" w:type="dxa"/>
-          <w:left w:w="108" w:type="dxa"/>
-          <w:bottom w:w="0" w:type="dxa"/>
-          <w:right w:w="108" w:type="dxa"/>
-        </w:tblCellMar>
-      </w:tblPr>
-      <w:tblGrid>
-        <w:gridCol w:w="9576"/>
-      </w:tblGrid>
-      <w:tr>
-        <w:tblPrEx>
-          <w:tblBorders>
-            <w:top w:val="single" w:color="auto" w:sz="4" w:space="0"/>
-            <w:left w:val="single" w:color="auto" w:sz="4" w:space="0"/>
-            <w:bottom w:val="single" w:color="auto" w:sz="4" w:space="0"/>
-            <w:right w:val="single" w:color="auto" w:sz="4" w:space="0"/>
-            <w:insideH w:val="single" w:color="auto" w:sz="4" w:space="0"/>
-            <w:insideV w:val="single" w:color="auto" w:sz="4" w:space="0"/>
-          </w:tblBorders>
-          <w:tblCellMar>
-            <w:top w:w="0" w:type="dxa"/>
-            <w:left w:w="108" w:type="dxa"/>
-            <w:bottom w:w="0" w:type="dxa"/>
-            <w:right w:w="108" w:type="dxa"/>
-          </w:tblCellMar>
-        </w:tblPrEx>
-        <w:tc>
-          <w:tcPr>
-            <w:tcW w:w="9576" w:type="dxa"/>
-          </w:tcPr>
-          <w:p>
-            <w:pPr>
-              <w:widowControl w:val="0"/>
-              <w:jc w:val="both"/>
-              <w:rPr>
-                <w:rFonts w:hint="default" w:ascii="Times New Roman" w:hAnsi="Times New Roman" w:cs="Times New Roman"/>
-                <w:sz w:val="20"/>
-                <w:szCs w:val="20"/>
-                <w:vertAlign w:val="baseline"/>
-              </w:rPr>
-            </w:pPr>
-            <w:r>
-              <w:rPr>
-                <w:rFonts w:hint="default" w:ascii="Times New Roman" w:hAnsi="Times New Roman" w:eastAsia="SimSun" w:cs="Times New Roman"/>
-                <w:sz w:val="20"/>
-                <w:szCs w:val="20"/>
-              </w:rPr>
-              <w:t xml:space="preserve">def </w:t>
-            </w:r>
-            <w:r>
-              <w:rPr>
-                <w:rFonts w:hint="default" w:ascii="Times New Roman" w:hAnsi="Times New Roman" w:eastAsia="SimSun" w:cs="Times New Roman"/>
-                <w:sz w:val="20"/>
-                <w:szCs w:val="20"/>
-                <w:lang w:val="en-GB"/>
-              </w:rPr>
-              <w:t xml:space="preserve"> </w:t>
-            </w:r>
-            <w:r>
-              <w:rPr>
-                <w:rFonts w:hint="default" w:ascii="Times New Roman" w:hAnsi="Times New Roman" w:eastAsia="SimSun" w:cs="Times New Roman"/>
-                <w:sz w:val="20"/>
-                <w:szCs w:val="20"/>
-              </w:rPr>
-              <w:t>load_raw_data(self, filepath):</w:t>
-            </w:r>
-            <w:r>
-              <w:rPr>
-                <w:rFonts w:hint="default" w:ascii="Times New Roman" w:hAnsi="Times New Roman" w:eastAsia="SimSun" w:cs="Times New Roman"/>
-                <w:sz w:val="20"/>
-                <w:szCs w:val="20"/>
-              </w:rPr>
-              <w:br w:type="textWrapping"/>
-            </w:r>
-            <w:r>
-              <w:rPr>
-                <w:rFonts w:hint="default" w:ascii="Times New Roman" w:hAnsi="Times New Roman" w:eastAsia="SimSun" w:cs="Times New Roman"/>
-                <w:sz w:val="20"/>
-                <w:szCs w:val="20"/>
-              </w:rPr>
-              <w:t># Load dataset</w:t>
-            </w:r>
-            <w:r>
-              <w:rPr>
-                <w:rFonts w:hint="default" w:ascii="Times New Roman" w:hAnsi="Times New Roman" w:eastAsia="SimSun" w:cs="Times New Roman"/>
-                <w:sz w:val="20"/>
-                <w:szCs w:val="20"/>
-              </w:rPr>
-              <w:br w:type="textWrapping"/>
-            </w:r>
-            <w:r>
-              <w:rPr>
-                <w:rFonts w:hint="default" w:ascii="Times New Roman" w:hAnsi="Times New Roman" w:eastAsia="SimSun" w:cs="Times New Roman"/>
-                <w:sz w:val="20"/>
-                <w:szCs w:val="20"/>
-              </w:rPr>
-              <w:t>df = pd.read_csv(filepath)</w:t>
-            </w:r>
-            <w:r>
-              <w:rPr>
-                <w:rFonts w:hint="default" w:ascii="Times New Roman" w:hAnsi="Times New Roman" w:eastAsia="SimSun" w:cs="Times New Roman"/>
-                <w:sz w:val="20"/>
-                <w:szCs w:val="20"/>
-              </w:rPr>
-              <w:br w:type="textWrapping"/>
-            </w:r>
-            <w:r>
-              <w:rPr>
-                <w:rFonts w:hint="default" w:ascii="Times New Roman" w:hAnsi="Times New Roman" w:eastAsia="SimSun" w:cs="Times New Roman"/>
-                <w:sz w:val="20"/>
-                <w:szCs w:val="20"/>
-              </w:rPr>
-              <w:br w:type="textWrapping"/>
-            </w:r>
-            <w:r>
-              <w:rPr>
-                <w:rFonts w:hint="default" w:ascii="Times New Roman" w:hAnsi="Times New Roman" w:eastAsia="SimSun" w:cs="Times New Roman"/>
-                <w:sz w:val="20"/>
-                <w:szCs w:val="20"/>
-              </w:rPr>
-              <w:t># Standardize column names</w:t>
-            </w:r>
-            <w:r>
-              <w:rPr>
-                <w:rFonts w:hint="default" w:ascii="Times New Roman" w:hAnsi="Times New Roman" w:eastAsia="SimSun" w:cs="Times New Roman"/>
-                <w:sz w:val="20"/>
-                <w:szCs w:val="20"/>
-              </w:rPr>
-              <w:br w:type="textWrapping"/>
-            </w:r>
-            <w:r>
-              <w:rPr>
-                <w:rFonts w:hint="default" w:ascii="Times New Roman" w:hAnsi="Times New Roman" w:eastAsia="SimSun" w:cs="Times New Roman"/>
-                <w:sz w:val="20"/>
-                <w:szCs w:val="20"/>
-              </w:rPr>
-              <w:t>df.columns = df.columns.str.lower().str.strip()</w:t>
-            </w:r>
-            <w:r>
-              <w:rPr>
-                <w:rFonts w:hint="default" w:ascii="Times New Roman" w:hAnsi="Times New Roman" w:eastAsia="SimSun" w:cs="Times New Roman"/>
-                <w:sz w:val="20"/>
-                <w:szCs w:val="20"/>
-              </w:rPr>
-              <w:br w:type="textWrapping"/>
-            </w:r>
-            <w:r>
-              <w:rPr>
-                <w:rFonts w:hint="default" w:ascii="Times New Roman" w:hAnsi="Times New Roman" w:eastAsia="SimSun" w:cs="Times New Roman"/>
-                <w:sz w:val="20"/>
-                <w:szCs w:val="20"/>
-              </w:rPr>
-              <w:br w:type="textWrapping"/>
-            </w:r>
-            <w:r>
-              <w:rPr>
-                <w:rFonts w:hint="default" w:ascii="Times New Roman" w:hAnsi="Times New Roman" w:eastAsia="SimSun" w:cs="Times New Roman"/>
-                <w:sz w:val="20"/>
-                <w:szCs w:val="20"/>
-              </w:rPr>
-              <w:t># Convert different label formats to binary label</w:t>
-            </w:r>
-            <w:r>
-              <w:rPr>
-                <w:rFonts w:hint="default" w:ascii="Times New Roman" w:hAnsi="Times New Roman" w:eastAsia="SimSun" w:cs="Times New Roman"/>
-                <w:sz w:val="20"/>
-                <w:szCs w:val="20"/>
-              </w:rPr>
-              <w:br w:type="textWrapping"/>
-            </w:r>
-            <w:r>
-              <w:rPr>
-                <w:rFonts w:hint="default" w:ascii="Times New Roman" w:hAnsi="Times New Roman" w:eastAsia="SimSun" w:cs="Times New Roman"/>
-                <w:sz w:val="20"/>
-                <w:szCs w:val="20"/>
-              </w:rPr>
-              <w:t>if 'status' in df.columns:</w:t>
-            </w:r>
-            <w:r>
-              <w:rPr>
-                <w:rFonts w:hint="default" w:ascii="Times New Roman" w:hAnsi="Times New Roman" w:eastAsia="SimSun" w:cs="Times New Roman"/>
-                <w:sz w:val="20"/>
-                <w:szCs w:val="20"/>
-              </w:rPr>
-              <w:br w:type="textWrapping"/>
-            </w:r>
-            <w:r>
-              <w:rPr>
-                <w:rFonts w:hint="default" w:ascii="Times New Roman" w:hAnsi="Times New Roman" w:eastAsia="SimSun" w:cs="Times New Roman"/>
-                <w:sz w:val="20"/>
-                <w:szCs w:val="20"/>
-              </w:rPr>
-              <w:t>df['label'] = df['status'].apply(</w:t>
-            </w:r>
-            <w:r>
-              <w:rPr>
-                <w:rFonts w:hint="default" w:ascii="Times New Roman" w:hAnsi="Times New Roman" w:eastAsia="SimSun" w:cs="Times New Roman"/>
-                <w:sz w:val="20"/>
-                <w:szCs w:val="20"/>
-              </w:rPr>
-              <w:br w:type="textWrapping"/>
-            </w:r>
-            <w:r>
-              <w:rPr>
-                <w:rFonts w:hint="default" w:ascii="Times New Roman" w:hAnsi="Times New Roman" w:eastAsia="SimSun" w:cs="Times New Roman"/>
-                <w:sz w:val="20"/>
-                <w:szCs w:val="20"/>
-              </w:rPr>
-              <w:t>lambda x: 1 if str(x).lower() in ['phishing', 'malicious'] else 0</w:t>
-            </w:r>
-            <w:r>
-              <w:rPr>
-                <w:rFonts w:hint="default" w:ascii="Times New Roman" w:hAnsi="Times New Roman" w:eastAsia="SimSun" w:cs="Times New Roman"/>
-                <w:sz w:val="20"/>
-                <w:szCs w:val="20"/>
-              </w:rPr>
-              <w:br w:type="textWrapping"/>
-            </w:r>
-            <w:r>
-              <w:rPr>
-                <w:rFonts w:hint="default" w:ascii="Times New Roman" w:hAnsi="Times New Roman" w:eastAsia="SimSun" w:cs="Times New Roman"/>
-                <w:sz w:val="20"/>
-                <w:szCs w:val="20"/>
-              </w:rPr>
-              <w:t>)</w:t>
-            </w:r>
-            <w:r>
-              <w:rPr>
-                <w:rFonts w:hint="default" w:ascii="Times New Roman" w:hAnsi="Times New Roman" w:eastAsia="SimSun" w:cs="Times New Roman"/>
-                <w:sz w:val="20"/>
-                <w:szCs w:val="20"/>
-              </w:rPr>
-              <w:br w:type="textWrapping"/>
-            </w:r>
-            <w:r>
-              <w:rPr>
-                <w:rFonts w:hint="default" w:ascii="Times New Roman" w:hAnsi="Times New Roman" w:eastAsia="SimSun" w:cs="Times New Roman"/>
-                <w:sz w:val="20"/>
-                <w:szCs w:val="20"/>
-              </w:rPr>
-              <w:t># Ensure required columns exist</w:t>
-            </w:r>
-            <w:r>
-              <w:rPr>
-                <w:rFonts w:hint="default" w:ascii="Times New Roman" w:hAnsi="Times New Roman" w:eastAsia="SimSun" w:cs="Times New Roman"/>
-                <w:sz w:val="20"/>
-                <w:szCs w:val="20"/>
-              </w:rPr>
-              <w:br w:type="textWrapping"/>
-            </w:r>
-            <w:r>
-              <w:rPr>
-                <w:rFonts w:hint="default" w:ascii="Times New Roman" w:hAnsi="Times New Roman" w:eastAsia="SimSun" w:cs="Times New Roman"/>
-                <w:sz w:val="20"/>
-                <w:szCs w:val="20"/>
-              </w:rPr>
-              <w:t>if 'url' not in df.columns:</w:t>
-            </w:r>
-            <w:r>
-              <w:rPr>
-                <w:rFonts w:hint="default" w:ascii="Times New Roman" w:hAnsi="Times New Roman" w:eastAsia="SimSun" w:cs="Times New Roman"/>
-                <w:sz w:val="20"/>
-                <w:szCs w:val="20"/>
-              </w:rPr>
-              <w:br w:type="textWrapping"/>
-            </w:r>
-            <w:r>
-              <w:rPr>
-                <w:rFonts w:hint="default" w:ascii="Times New Roman" w:hAnsi="Times New Roman" w:eastAsia="SimSun" w:cs="Times New Roman"/>
-                <w:sz w:val="20"/>
-                <w:szCs w:val="20"/>
-              </w:rPr>
-              <w:t>raise ValueError("Dataset must contain a URL column")</w:t>
-            </w:r>
-            <w:r>
-              <w:rPr>
-                <w:rFonts w:hint="default" w:ascii="Times New Roman" w:hAnsi="Times New Roman" w:eastAsia="SimSun" w:cs="Times New Roman"/>
-                <w:sz w:val="20"/>
-                <w:szCs w:val="20"/>
-              </w:rPr>
-              <w:br w:type="textWrapping"/>
-            </w:r>
-            <w:r>
-              <w:rPr>
-                <w:rFonts w:hint="default" w:ascii="Times New Roman" w:hAnsi="Times New Roman" w:eastAsia="SimSun" w:cs="Times New Roman"/>
-                <w:sz w:val="20"/>
-                <w:szCs w:val="20"/>
-              </w:rPr>
-              <w:br w:type="textWrapping"/>
-            </w:r>
-            <w:r>
-              <w:rPr>
-                <w:rFonts w:hint="default" w:ascii="Times New Roman" w:hAnsi="Times New Roman" w:eastAsia="SimSun" w:cs="Times New Roman"/>
-                <w:sz w:val="20"/>
-                <w:szCs w:val="20"/>
-              </w:rPr>
-              <w:t># Keep only valid labels</w:t>
-            </w:r>
-            <w:r>
-              <w:rPr>
-                <w:rFonts w:hint="default" w:ascii="Times New Roman" w:hAnsi="Times New Roman" w:eastAsia="SimSun" w:cs="Times New Roman"/>
-                <w:sz w:val="20"/>
-                <w:szCs w:val="20"/>
-              </w:rPr>
-              <w:br w:type="textWrapping"/>
-            </w:r>
-            <w:r>
-              <w:rPr>
-                <w:rFonts w:hint="default" w:ascii="Times New Roman" w:hAnsi="Times New Roman" w:eastAsia="SimSun" w:cs="Times New Roman"/>
-                <w:sz w:val="20"/>
-                <w:szCs w:val="20"/>
-              </w:rPr>
-              <w:t>df = df[df['label'].isin([0, 1])]</w:t>
-            </w:r>
-            <w:r>
-              <w:rPr>
-                <w:rFonts w:hint="default" w:ascii="Times New Roman" w:hAnsi="Times New Roman" w:eastAsia="SimSun" w:cs="Times New Roman"/>
-                <w:sz w:val="20"/>
-                <w:szCs w:val="20"/>
-              </w:rPr>
-              <w:br w:type="textWrapping"/>
-            </w:r>
-            <w:r>
-              <w:rPr>
-                <w:rFonts w:hint="default" w:ascii="Times New Roman" w:hAnsi="Times New Roman" w:eastAsia="SimSun" w:cs="Times New Roman"/>
-                <w:sz w:val="20"/>
-                <w:szCs w:val="20"/>
-              </w:rPr>
-              <w:br w:type="textWrapping"/>
-            </w:r>
-            <w:r>
-              <w:rPr>
-                <w:rFonts w:hint="default" w:ascii="Times New Roman" w:hAnsi="Times New Roman" w:eastAsia="SimSun" w:cs="Times New Roman"/>
-                <w:sz w:val="20"/>
-                <w:szCs w:val="20"/>
-              </w:rPr>
-              <w:t>return df</w:t>
-            </w:r>
-          </w:p>
-        </w:tc>
-      </w:tr>
-    </w:tbl>
-    <w:p>
-      <w:pPr>
-        <w:rPr>
-          <w:rFonts w:hint="default"/>
-        </w:rPr>
-      </w:pPr>
     </w:p>
     <w:p>
       <w:pPr>
@@ -17594,306 +17215,6 @@
         <w:t>4.3 Feature Extraction System</w:t>
       </w:r>
     </w:p>
-    <w:tbl>
-      <w:tblPr>
-        <w:tblStyle w:val="16"/>
-        <w:tblW w:w="8973" w:type="dxa"/>
-        <w:tblInd w:w="275" w:type="dxa"/>
-        <w:tblBorders>
-          <w:top w:val="single" w:color="auto" w:sz="4" w:space="0"/>
-          <w:left w:val="single" w:color="auto" w:sz="4" w:space="0"/>
-          <w:bottom w:val="single" w:color="auto" w:sz="4" w:space="0"/>
-          <w:right w:val="single" w:color="auto" w:sz="4" w:space="0"/>
-          <w:insideH w:val="single" w:color="auto" w:sz="4" w:space="0"/>
-          <w:insideV w:val="single" w:color="auto" w:sz="4" w:space="0"/>
-        </w:tblBorders>
-        <w:tblLayout w:type="autofit"/>
-        <w:tblCellMar>
-          <w:top w:w="0" w:type="dxa"/>
-          <w:left w:w="108" w:type="dxa"/>
-          <w:bottom w:w="0" w:type="dxa"/>
-          <w:right w:w="108" w:type="dxa"/>
-        </w:tblCellMar>
-      </w:tblPr>
-      <w:tblGrid>
-        <w:gridCol w:w="8973"/>
-      </w:tblGrid>
-      <w:tr>
-        <w:tblPrEx>
-          <w:tblBorders>
-            <w:top w:val="single" w:color="auto" w:sz="4" w:space="0"/>
-            <w:left w:val="single" w:color="auto" w:sz="4" w:space="0"/>
-            <w:bottom w:val="single" w:color="auto" w:sz="4" w:space="0"/>
-            <w:right w:val="single" w:color="auto" w:sz="4" w:space="0"/>
-            <w:insideH w:val="single" w:color="auto" w:sz="4" w:space="0"/>
-            <w:insideV w:val="single" w:color="auto" w:sz="4" w:space="0"/>
-          </w:tblBorders>
-          <w:tblCellMar>
-            <w:top w:w="0" w:type="dxa"/>
-            <w:left w:w="108" w:type="dxa"/>
-            <w:bottom w:w="0" w:type="dxa"/>
-            <w:right w:w="108" w:type="dxa"/>
-          </w:tblCellMar>
-        </w:tblPrEx>
-        <w:tc>
-          <w:tcPr>
-            <w:tcW w:w="8973" w:type="dxa"/>
-          </w:tcPr>
-          <w:p>
-            <w:pPr>
-              <w:widowControl w:val="0"/>
-              <w:jc w:val="both"/>
-              <w:rPr>
-                <w:rFonts w:hint="default" w:ascii="Times New Roman" w:hAnsi="Times New Roman"/>
-                <w:sz w:val="20"/>
-                <w:szCs w:val="20"/>
-                <w:vertAlign w:val="baseline"/>
-              </w:rPr>
-            </w:pPr>
-            <w:r>
-              <w:rPr>
-                <w:rFonts w:hint="default" w:ascii="Times New Roman" w:hAnsi="Times New Roman"/>
-                <w:sz w:val="20"/>
-                <w:szCs w:val="20"/>
-                <w:vertAlign w:val="baseline"/>
-              </w:rPr>
-              <w:t>def extract_all_features(self, url):</w:t>
-            </w:r>
-          </w:p>
-          <w:p>
-            <w:pPr>
-              <w:widowControl w:val="0"/>
-              <w:jc w:val="both"/>
-              <w:rPr>
-                <w:rFonts w:hint="default" w:ascii="Times New Roman" w:hAnsi="Times New Roman"/>
-                <w:sz w:val="20"/>
-                <w:szCs w:val="20"/>
-                <w:vertAlign w:val="baseline"/>
-              </w:rPr>
-            </w:pPr>
-            <w:r>
-              <w:rPr>
-                <w:rFonts w:hint="default" w:ascii="Times New Roman" w:hAnsi="Times New Roman"/>
-                <w:sz w:val="20"/>
-                <w:szCs w:val="20"/>
-                <w:vertAlign w:val="baseline"/>
-              </w:rPr>
-              <w:t xml:space="preserve">        """Extract all features from a URL"""</w:t>
-            </w:r>
-          </w:p>
-          <w:p>
-            <w:pPr>
-              <w:widowControl w:val="0"/>
-              <w:jc w:val="both"/>
-              <w:rPr>
-                <w:rFonts w:hint="default" w:ascii="Times New Roman" w:hAnsi="Times New Roman"/>
-                <w:sz w:val="20"/>
-                <w:szCs w:val="20"/>
-                <w:vertAlign w:val="baseline"/>
-              </w:rPr>
-            </w:pPr>
-            <w:r>
-              <w:rPr>
-                <w:rFonts w:hint="default" w:ascii="Times New Roman" w:hAnsi="Times New Roman"/>
-                <w:sz w:val="20"/>
-                <w:szCs w:val="20"/>
-                <w:vertAlign w:val="baseline"/>
-              </w:rPr>
-              <w:t xml:space="preserve">        features = {}</w:t>
-            </w:r>
-          </w:p>
-          <w:p>
-            <w:pPr>
-              <w:widowControl w:val="0"/>
-              <w:jc w:val="both"/>
-              <w:rPr>
-                <w:rFonts w:hint="default" w:ascii="Times New Roman" w:hAnsi="Times New Roman"/>
-                <w:sz w:val="20"/>
-                <w:szCs w:val="20"/>
-                <w:vertAlign w:val="baseline"/>
-              </w:rPr>
-            </w:pPr>
-            <w:r>
-              <w:rPr>
-                <w:rFonts w:hint="default" w:ascii="Times New Roman" w:hAnsi="Times New Roman"/>
-                <w:sz w:val="20"/>
-                <w:szCs w:val="20"/>
-                <w:vertAlign w:val="baseline"/>
-              </w:rPr>
-              <w:t xml:space="preserve">        # URL-based features (fast, no network required)</w:t>
-            </w:r>
-          </w:p>
-          <w:p>
-            <w:pPr>
-              <w:widowControl w:val="0"/>
-              <w:jc w:val="both"/>
-              <w:rPr>
-                <w:rFonts w:hint="default" w:ascii="Times New Roman" w:hAnsi="Times New Roman"/>
-                <w:sz w:val="20"/>
-                <w:szCs w:val="20"/>
-                <w:vertAlign w:val="baseline"/>
-              </w:rPr>
-            </w:pPr>
-            <w:r>
-              <w:rPr>
-                <w:rFonts w:hint="default" w:ascii="Times New Roman" w:hAnsi="Times New Roman"/>
-                <w:sz w:val="20"/>
-                <w:szCs w:val="20"/>
-                <w:vertAlign w:val="baseline"/>
-              </w:rPr>
-              <w:t xml:space="preserve">        features.update(self.extract_url_features(url))</w:t>
-            </w:r>
-          </w:p>
-          <w:p>
-            <w:pPr>
-              <w:widowControl w:val="0"/>
-              <w:jc w:val="both"/>
-              <w:rPr>
-                <w:rFonts w:hint="default" w:ascii="Times New Roman" w:hAnsi="Times New Roman"/>
-                <w:sz w:val="20"/>
-                <w:szCs w:val="20"/>
-                <w:vertAlign w:val="baseline"/>
-              </w:rPr>
-            </w:pPr>
-            <w:r>
-              <w:rPr>
-                <w:rFonts w:hint="default" w:ascii="Times New Roman" w:hAnsi="Times New Roman"/>
-                <w:sz w:val="20"/>
-                <w:szCs w:val="20"/>
-                <w:vertAlign w:val="baseline"/>
-              </w:rPr>
-              <w:t xml:space="preserve">        # Lexical features</w:t>
-            </w:r>
-          </w:p>
-          <w:p>
-            <w:pPr>
-              <w:widowControl w:val="0"/>
-              <w:jc w:val="both"/>
-              <w:rPr>
-                <w:rFonts w:hint="default" w:ascii="Times New Roman" w:hAnsi="Times New Roman"/>
-                <w:sz w:val="20"/>
-                <w:szCs w:val="20"/>
-                <w:vertAlign w:val="baseline"/>
-              </w:rPr>
-            </w:pPr>
-            <w:r>
-              <w:rPr>
-                <w:rFonts w:hint="default" w:ascii="Times New Roman" w:hAnsi="Times New Roman"/>
-                <w:sz w:val="20"/>
-                <w:szCs w:val="20"/>
-                <w:vertAlign w:val="baseline"/>
-              </w:rPr>
-              <w:t xml:space="preserve">        features.update(self.extract_lexical_features(url))</w:t>
-            </w:r>
-          </w:p>
-          <w:p>
-            <w:pPr>
-              <w:widowControl w:val="0"/>
-              <w:jc w:val="both"/>
-              <w:rPr>
-                <w:rFonts w:hint="default" w:ascii="Times New Roman" w:hAnsi="Times New Roman"/>
-                <w:sz w:val="20"/>
-                <w:szCs w:val="20"/>
-                <w:vertAlign w:val="baseline"/>
-              </w:rPr>
-            </w:pPr>
-            <w:r>
-              <w:rPr>
-                <w:rFonts w:hint="default" w:ascii="Times New Roman" w:hAnsi="Times New Roman"/>
-                <w:sz w:val="20"/>
-                <w:szCs w:val="20"/>
-                <w:vertAlign w:val="baseline"/>
-              </w:rPr>
-              <w:t xml:space="preserve">        # Domain-based features (may require network)</w:t>
-            </w:r>
-          </w:p>
-          <w:p>
-            <w:pPr>
-              <w:widowControl w:val="0"/>
-              <w:jc w:val="both"/>
-              <w:rPr>
-                <w:rFonts w:hint="default" w:ascii="Times New Roman" w:hAnsi="Times New Roman"/>
-                <w:sz w:val="20"/>
-                <w:szCs w:val="20"/>
-                <w:vertAlign w:val="baseline"/>
-              </w:rPr>
-            </w:pPr>
-            <w:r>
-              <w:rPr>
-                <w:rFonts w:hint="default" w:ascii="Times New Roman" w:hAnsi="Times New Roman"/>
-                <w:sz w:val="20"/>
-                <w:szCs w:val="20"/>
-                <w:vertAlign w:val="baseline"/>
-              </w:rPr>
-              <w:t xml:space="preserve">        features.update(self.extract_domain_features(url))</w:t>
-            </w:r>
-          </w:p>
-          <w:p>
-            <w:pPr>
-              <w:widowControl w:val="0"/>
-              <w:jc w:val="both"/>
-              <w:rPr>
-                <w:rFonts w:hint="default" w:ascii="Times New Roman" w:hAnsi="Times New Roman"/>
-                <w:sz w:val="20"/>
-                <w:szCs w:val="20"/>
-                <w:vertAlign w:val="baseline"/>
-              </w:rPr>
-            </w:pPr>
-            <w:r>
-              <w:rPr>
-                <w:rFonts w:hint="default" w:ascii="Times New Roman" w:hAnsi="Times New Roman"/>
-                <w:sz w:val="20"/>
-                <w:szCs w:val="20"/>
-                <w:vertAlign w:val="baseline"/>
-              </w:rPr>
-              <w:t xml:space="preserve">        # Content-based features (requires fetching page)</w:t>
-            </w:r>
-          </w:p>
-          <w:p>
-            <w:pPr>
-              <w:widowControl w:val="0"/>
-              <w:jc w:val="both"/>
-              <w:rPr>
-                <w:rFonts w:hint="default" w:ascii="Times New Roman" w:hAnsi="Times New Roman"/>
-                <w:sz w:val="20"/>
-                <w:szCs w:val="20"/>
-                <w:vertAlign w:val="baseline"/>
-              </w:rPr>
-            </w:pPr>
-            <w:r>
-              <w:rPr>
-                <w:rFonts w:hint="default" w:ascii="Times New Roman" w:hAnsi="Times New Roman"/>
-                <w:sz w:val="20"/>
-                <w:szCs w:val="20"/>
-                <w:vertAlign w:val="baseline"/>
-              </w:rPr>
-              <w:t xml:space="preserve">        features.update(self.extract_content_features(url))</w:t>
-            </w:r>
-          </w:p>
-          <w:p>
-            <w:pPr>
-              <w:widowControl w:val="0"/>
-              <w:jc w:val="both"/>
-              <w:rPr>
-                <w:rFonts w:hint="default" w:ascii="Times New Roman" w:hAnsi="Times New Roman" w:cs="Times New Roman"/>
-                <w:sz w:val="20"/>
-                <w:szCs w:val="20"/>
-                <w:vertAlign w:val="baseline"/>
-              </w:rPr>
-            </w:pPr>
-            <w:r>
-              <w:rPr>
-                <w:rFonts w:hint="default" w:ascii="Times New Roman" w:hAnsi="Times New Roman"/>
-                <w:sz w:val="20"/>
-                <w:szCs w:val="20"/>
-                <w:vertAlign w:val="baseline"/>
-              </w:rPr>
-              <w:t xml:space="preserve">        return features</w:t>
-            </w:r>
-          </w:p>
-        </w:tc>
-      </w:tr>
-    </w:tbl>
     <w:p>
       <w:pPr>
         <w:pStyle w:val="4"/>
@@ -18282,138 +17603,6 @@
         <w:t>4.4 Rule-Based Detector Implementation</w:t>
       </w:r>
     </w:p>
-    <w:tbl>
-      <w:tblPr>
-        <w:tblStyle w:val="16"/>
-        <w:tblW w:w="0" w:type="auto"/>
-        <w:tblInd w:w="141" w:type="dxa"/>
-        <w:tblBorders>
-          <w:top w:val="single" w:color="auto" w:sz="4" w:space="0"/>
-          <w:left w:val="single" w:color="auto" w:sz="4" w:space="0"/>
-          <w:bottom w:val="single" w:color="auto" w:sz="4" w:space="0"/>
-          <w:right w:val="single" w:color="auto" w:sz="4" w:space="0"/>
-          <w:insideH w:val="single" w:color="auto" w:sz="4" w:space="0"/>
-          <w:insideV w:val="single" w:color="auto" w:sz="4" w:space="0"/>
-        </w:tblBorders>
-        <w:tblLayout w:type="autofit"/>
-        <w:tblCellMar>
-          <w:top w:w="0" w:type="dxa"/>
-          <w:left w:w="108" w:type="dxa"/>
-          <w:bottom w:w="0" w:type="dxa"/>
-          <w:right w:w="108" w:type="dxa"/>
-        </w:tblCellMar>
-      </w:tblPr>
-      <w:tblGrid>
-        <w:gridCol w:w="9214"/>
-      </w:tblGrid>
-      <w:tr>
-        <w:tblPrEx>
-          <w:tblBorders>
-            <w:top w:val="single" w:color="auto" w:sz="4" w:space="0"/>
-            <w:left w:val="single" w:color="auto" w:sz="4" w:space="0"/>
-            <w:bottom w:val="single" w:color="auto" w:sz="4" w:space="0"/>
-            <w:right w:val="single" w:color="auto" w:sz="4" w:space="0"/>
-            <w:insideH w:val="single" w:color="auto" w:sz="4" w:space="0"/>
-            <w:insideV w:val="single" w:color="auto" w:sz="4" w:space="0"/>
-          </w:tblBorders>
-          <w:tblCellMar>
-            <w:top w:w="0" w:type="dxa"/>
-            <w:left w:w="108" w:type="dxa"/>
-            <w:bottom w:w="0" w:type="dxa"/>
-            <w:right w:w="108" w:type="dxa"/>
-          </w:tblCellMar>
-        </w:tblPrEx>
-        <w:tc>
-          <w:tcPr>
-            <w:tcW w:w="9214" w:type="dxa"/>
-          </w:tcPr>
-          <w:p>
-            <w:pPr>
-              <w:widowControl w:val="0"/>
-              <w:jc w:val="both"/>
-              <w:rPr>
-                <w:rFonts w:hint="default" w:ascii="Times New Roman" w:hAnsi="Times New Roman"/>
-                <w:sz w:val="20"/>
-                <w:szCs w:val="20"/>
-                <w:vertAlign w:val="baseline"/>
-              </w:rPr>
-            </w:pPr>
-            <w:r>
-              <w:rPr>
-                <w:rFonts w:hint="default" w:ascii="Times New Roman" w:hAnsi="Times New Roman"/>
-                <w:sz w:val="20"/>
-                <w:szCs w:val="20"/>
-                <w:vertAlign w:val="baseline"/>
-              </w:rPr>
-              <w:t>rule_detector_class_hyn = RuleBasedDetector()</w:t>
-            </w:r>
-          </w:p>
-          <w:p>
-            <w:pPr>
-              <w:widowControl w:val="0"/>
-              <w:jc w:val="both"/>
-              <w:rPr>
-                <w:rFonts w:hint="default" w:ascii="Times New Roman" w:hAnsi="Times New Roman"/>
-                <w:sz w:val="20"/>
-                <w:szCs w:val="20"/>
-                <w:vertAlign w:val="baseline"/>
-              </w:rPr>
-            </w:pPr>
-            <w:r>
-              <w:rPr>
-                <w:rFonts w:hint="default" w:ascii="Times New Roman" w:hAnsi="Times New Roman"/>
-                <w:sz w:val="20"/>
-                <w:szCs w:val="20"/>
-                <w:vertAlign w:val="baseline"/>
-              </w:rPr>
-              <w:t>rule_detector_class_hyn.optimize_thresholds(X_train_hyn, y_train_hyn)</w:t>
-            </w:r>
-          </w:p>
-          <w:p>
-            <w:pPr>
-              <w:widowControl w:val="0"/>
-              <w:jc w:val="both"/>
-              <w:rPr>
-                <w:rFonts w:hint="default" w:ascii="Times New Roman" w:hAnsi="Times New Roman"/>
-                <w:sz w:val="20"/>
-                <w:szCs w:val="20"/>
-                <w:vertAlign w:val="baseline"/>
-              </w:rPr>
-            </w:pPr>
-            <w:r>
-              <w:rPr>
-                <w:rFonts w:hint="default" w:ascii="Times New Roman" w:hAnsi="Times New Roman"/>
-                <w:sz w:val="20"/>
-                <w:szCs w:val="20"/>
-                <w:vertAlign w:val="baseline"/>
-              </w:rPr>
-              <w:t>rule_detector_metrics = rule_detector_class_hyn.evaluate(X_test_hyn, y_test_hyn)</w:t>
-            </w:r>
-          </w:p>
-          <w:p>
-            <w:pPr>
-              <w:widowControl w:val="0"/>
-              <w:jc w:val="both"/>
-              <w:rPr>
-                <w:rFonts w:hint="default" w:ascii="Times New Roman" w:hAnsi="Times New Roman" w:cs="Times New Roman"/>
-                <w:sz w:val="20"/>
-                <w:szCs w:val="20"/>
-                <w:vertAlign w:val="baseline"/>
-              </w:rPr>
-            </w:pPr>
-            <w:r>
-              <w:rPr>
-                <w:rFonts w:hint="default" w:ascii="Times New Roman" w:hAnsi="Times New Roman"/>
-                <w:sz w:val="20"/>
-                <w:szCs w:val="20"/>
-                <w:vertAlign w:val="baseline"/>
-              </w:rPr>
-              <w:t>rule_detector_class_hyn.save()</w:t>
-            </w:r>
-          </w:p>
-        </w:tc>
-      </w:tr>
-    </w:tbl>
     <w:p>
       <w:pPr>
         <w:pStyle w:val="4"/>
@@ -18536,306 +17725,6 @@
         <w:t>4.5 Machine Learning Detector</w:t>
       </w:r>
     </w:p>
-    <w:tbl>
-      <w:tblPr>
-        <w:tblStyle w:val="16"/>
-        <w:tblW w:w="0" w:type="auto"/>
-        <w:tblInd w:w="141" w:type="dxa"/>
-        <w:tblBorders>
-          <w:top w:val="single" w:color="auto" w:sz="4" w:space="0"/>
-          <w:left w:val="single" w:color="auto" w:sz="4" w:space="0"/>
-          <w:bottom w:val="single" w:color="auto" w:sz="4" w:space="0"/>
-          <w:right w:val="single" w:color="auto" w:sz="4" w:space="0"/>
-          <w:insideH w:val="single" w:color="auto" w:sz="4" w:space="0"/>
-          <w:insideV w:val="single" w:color="auto" w:sz="4" w:space="0"/>
-        </w:tblBorders>
-        <w:tblLayout w:type="autofit"/>
-        <w:tblCellMar>
-          <w:top w:w="0" w:type="dxa"/>
-          <w:left w:w="108" w:type="dxa"/>
-          <w:bottom w:w="0" w:type="dxa"/>
-          <w:right w:w="108" w:type="dxa"/>
-        </w:tblCellMar>
-      </w:tblPr>
-      <w:tblGrid>
-        <w:gridCol w:w="9214"/>
-      </w:tblGrid>
-      <w:tr>
-        <w:tblPrEx>
-          <w:tblBorders>
-            <w:top w:val="single" w:color="auto" w:sz="4" w:space="0"/>
-            <w:left w:val="single" w:color="auto" w:sz="4" w:space="0"/>
-            <w:bottom w:val="single" w:color="auto" w:sz="4" w:space="0"/>
-            <w:right w:val="single" w:color="auto" w:sz="4" w:space="0"/>
-            <w:insideH w:val="single" w:color="auto" w:sz="4" w:space="0"/>
-            <w:insideV w:val="single" w:color="auto" w:sz="4" w:space="0"/>
-          </w:tblBorders>
-          <w:tblCellMar>
-            <w:top w:w="0" w:type="dxa"/>
-            <w:left w:w="108" w:type="dxa"/>
-            <w:bottom w:w="0" w:type="dxa"/>
-            <w:right w:w="108" w:type="dxa"/>
-          </w:tblCellMar>
-        </w:tblPrEx>
-        <w:tc>
-          <w:tcPr>
-            <w:tcW w:w="9214" w:type="dxa"/>
-          </w:tcPr>
-          <w:p>
-            <w:pPr>
-              <w:widowControl w:val="0"/>
-              <w:jc w:val="both"/>
-              <w:rPr>
-                <w:rFonts w:hint="default" w:ascii="Times New Roman" w:hAnsi="Times New Roman"/>
-                <w:sz w:val="20"/>
-                <w:szCs w:val="20"/>
-                <w:vertAlign w:val="baseline"/>
-              </w:rPr>
-            </w:pPr>
-            <w:r>
-              <w:rPr>
-                <w:rFonts w:hint="default" w:ascii="Times New Roman" w:hAnsi="Times New Roman"/>
-                <w:sz w:val="20"/>
-                <w:szCs w:val="20"/>
-                <w:vertAlign w:val="baseline"/>
-              </w:rPr>
-              <w:t>userinput = int(input("Select option 1 or Option 2"))</w:t>
-            </w:r>
-          </w:p>
-          <w:p>
-            <w:pPr>
-              <w:widowControl w:val="0"/>
-              <w:jc w:val="both"/>
-              <w:rPr>
-                <w:rFonts w:hint="default" w:ascii="Times New Roman" w:hAnsi="Times New Roman"/>
-                <w:sz w:val="20"/>
-                <w:szCs w:val="20"/>
-                <w:vertAlign w:val="baseline"/>
-              </w:rPr>
-            </w:pPr>
-            <w:r>
-              <w:rPr>
-                <w:rFonts w:hint="default" w:ascii="Times New Roman" w:hAnsi="Times New Roman"/>
-                <w:sz w:val="20"/>
-                <w:szCs w:val="20"/>
-                <w:vertAlign w:val="baseline"/>
-              </w:rPr>
-              <w:t>if userinput == 1:</w:t>
-            </w:r>
-          </w:p>
-          <w:p>
-            <w:pPr>
-              <w:widowControl w:val="0"/>
-              <w:jc w:val="both"/>
-              <w:rPr>
-                <w:rFonts w:hint="default" w:ascii="Times New Roman" w:hAnsi="Times New Roman"/>
-                <w:sz w:val="20"/>
-                <w:szCs w:val="20"/>
-                <w:vertAlign w:val="baseline"/>
-              </w:rPr>
-            </w:pPr>
-            <w:r>
-              <w:rPr>
-                <w:rFonts w:hint="default" w:ascii="Times New Roman" w:hAnsi="Times New Roman"/>
-                <w:sz w:val="20"/>
-                <w:szCs w:val="20"/>
-                <w:vertAlign w:val="baseline"/>
-              </w:rPr>
-              <w:t xml:space="preserve">    print("\nTraining Random Forest classifier...")</w:t>
-            </w:r>
-          </w:p>
-          <w:p>
-            <w:pPr>
-              <w:widowControl w:val="0"/>
-              <w:jc w:val="both"/>
-              <w:rPr>
-                <w:rFonts w:hint="default" w:ascii="Times New Roman" w:hAnsi="Times New Roman"/>
-                <w:sz w:val="20"/>
-                <w:szCs w:val="20"/>
-                <w:vertAlign w:val="baseline"/>
-              </w:rPr>
-            </w:pPr>
-            <w:r>
-              <w:rPr>
-                <w:rFonts w:hint="default" w:ascii="Times New Roman" w:hAnsi="Times New Roman"/>
-                <w:sz w:val="20"/>
-                <w:szCs w:val="20"/>
-                <w:vertAlign w:val="baseline"/>
-              </w:rPr>
-              <w:t xml:space="preserve">    ml_detector_hyn = MLDetector(algorithm='Random Forest')</w:t>
-            </w:r>
-          </w:p>
-          <w:p>
-            <w:pPr>
-              <w:widowControl w:val="0"/>
-              <w:jc w:val="both"/>
-              <w:rPr>
-                <w:rFonts w:hint="default" w:ascii="Times New Roman" w:hAnsi="Times New Roman"/>
-                <w:sz w:val="20"/>
-                <w:szCs w:val="20"/>
-                <w:vertAlign w:val="baseline"/>
-              </w:rPr>
-            </w:pPr>
-            <w:r>
-              <w:rPr>
-                <w:rFonts w:hint="default" w:ascii="Times New Roman" w:hAnsi="Times New Roman"/>
-                <w:sz w:val="20"/>
-                <w:szCs w:val="20"/>
-                <w:vertAlign w:val="baseline"/>
-              </w:rPr>
-              <w:t xml:space="preserve">    ml_detector_hyn.train(X_train_scaledhyn, y_train_hyn, use_grid_search=True)</w:t>
-            </w:r>
-          </w:p>
-          <w:p>
-            <w:pPr>
-              <w:widowControl w:val="0"/>
-              <w:jc w:val="both"/>
-              <w:rPr>
-                <w:rFonts w:hint="default" w:ascii="Times New Roman" w:hAnsi="Times New Roman"/>
-                <w:sz w:val="20"/>
-                <w:szCs w:val="20"/>
-                <w:vertAlign w:val="baseline"/>
-              </w:rPr>
-            </w:pPr>
-            <w:r>
-              <w:rPr>
-                <w:rFonts w:hint="default" w:ascii="Times New Roman" w:hAnsi="Times New Roman"/>
-                <w:sz w:val="20"/>
-                <w:szCs w:val="20"/>
-                <w:vertAlign w:val="baseline"/>
-              </w:rPr>
-              <w:t xml:space="preserve">    ml_metricshyn = ml_detector_hyn.evaluate(X_test_scaledhyn, y_test_hyn)</w:t>
-            </w:r>
-          </w:p>
-          <w:p>
-            <w:pPr>
-              <w:widowControl w:val="0"/>
-              <w:jc w:val="both"/>
-              <w:rPr>
-                <w:rFonts w:hint="default" w:ascii="Times New Roman" w:hAnsi="Times New Roman"/>
-                <w:sz w:val="20"/>
-                <w:szCs w:val="20"/>
-                <w:vertAlign w:val="baseline"/>
-              </w:rPr>
-            </w:pPr>
-            <w:r>
-              <w:rPr>
-                <w:rFonts w:hint="default" w:ascii="Times New Roman" w:hAnsi="Times New Roman"/>
-                <w:sz w:val="20"/>
-                <w:szCs w:val="20"/>
-                <w:vertAlign w:val="baseline"/>
-              </w:rPr>
-              <w:t xml:space="preserve">    ml_detector_hyn.save()</w:t>
-            </w:r>
-          </w:p>
-          <w:p>
-            <w:pPr>
-              <w:widowControl w:val="0"/>
-              <w:jc w:val="both"/>
-              <w:rPr>
-                <w:rFonts w:hint="default" w:ascii="Times New Roman" w:hAnsi="Times New Roman"/>
-                <w:sz w:val="20"/>
-                <w:szCs w:val="20"/>
-                <w:vertAlign w:val="baseline"/>
-              </w:rPr>
-            </w:pPr>
-            <w:r>
-              <w:rPr>
-                <w:rFonts w:hint="default" w:ascii="Times New Roman" w:hAnsi="Times New Roman"/>
-                <w:sz w:val="20"/>
-                <w:szCs w:val="20"/>
-                <w:vertAlign w:val="baseline"/>
-              </w:rPr>
-              <w:t>elif userinput == 2:</w:t>
-            </w:r>
-          </w:p>
-          <w:p>
-            <w:pPr>
-              <w:widowControl w:val="0"/>
-              <w:jc w:val="both"/>
-              <w:rPr>
-                <w:rFonts w:hint="default" w:ascii="Times New Roman" w:hAnsi="Times New Roman"/>
-                <w:sz w:val="20"/>
-                <w:szCs w:val="20"/>
-                <w:vertAlign w:val="baseline"/>
-              </w:rPr>
-            </w:pPr>
-            <w:r>
-              <w:rPr>
-                <w:rFonts w:hint="default" w:ascii="Times New Roman" w:hAnsi="Times New Roman"/>
-                <w:sz w:val="20"/>
-                <w:szCs w:val="20"/>
-                <w:vertAlign w:val="baseline"/>
-              </w:rPr>
-              <w:t xml:space="preserve">    print("\nComparing multiple algorithms...")</w:t>
-            </w:r>
-          </w:p>
-          <w:p>
-            <w:pPr>
-              <w:widowControl w:val="0"/>
-              <w:jc w:val="both"/>
-              <w:rPr>
-                <w:rFonts w:hint="default" w:ascii="Times New Roman" w:hAnsi="Times New Roman"/>
-                <w:sz w:val="20"/>
-                <w:szCs w:val="20"/>
-                <w:vertAlign w:val="baseline"/>
-              </w:rPr>
-            </w:pPr>
-            <w:r>
-              <w:rPr>
-                <w:rFonts w:hint="default" w:ascii="Times New Roman" w:hAnsi="Times New Roman"/>
-                <w:sz w:val="20"/>
-                <w:szCs w:val="20"/>
-                <w:vertAlign w:val="baseline"/>
-              </w:rPr>
-              <w:t xml:space="preserve">    ml_detector_hyn = MLDetector()</w:t>
-            </w:r>
-          </w:p>
-          <w:p>
-            <w:pPr>
-              <w:widowControl w:val="0"/>
-              <w:jc w:val="both"/>
-              <w:rPr>
-                <w:rFonts w:hint="default" w:ascii="Times New Roman" w:hAnsi="Times New Roman"/>
-                <w:sz w:val="20"/>
-                <w:szCs w:val="20"/>
-                <w:vertAlign w:val="baseline"/>
-              </w:rPr>
-            </w:pPr>
-            <w:r>
-              <w:rPr>
-                <w:rFonts w:hint="default" w:ascii="Times New Roman" w:hAnsi="Times New Roman"/>
-                <w:sz w:val="20"/>
-                <w:szCs w:val="20"/>
-                <w:vertAlign w:val="baseline"/>
-              </w:rPr>
-              <w:t xml:space="preserve">    resultshyn, best_algohyn = compare_algorithms_all_hyn(X_train_scaledhyn, X_test_scaledhyn, y_train_hyn, y_test_hyn)</w:t>
-            </w:r>
-          </w:p>
-          <w:p>
-            <w:pPr>
-              <w:widowControl w:val="0"/>
-              <w:jc w:val="both"/>
-              <w:rPr>
-                <w:rFonts w:hint="default" w:ascii="Times New Roman" w:hAnsi="Times New Roman" w:cs="Times New Roman"/>
-                <w:sz w:val="20"/>
-                <w:szCs w:val="20"/>
-                <w:vertAlign w:val="baseline"/>
-              </w:rPr>
-            </w:pPr>
-            <w:r>
-              <w:rPr>
-                <w:rFonts w:hint="default" w:ascii="Times New Roman" w:hAnsi="Times New Roman"/>
-                <w:sz w:val="20"/>
-                <w:szCs w:val="20"/>
-                <w:vertAlign w:val="baseline"/>
-              </w:rPr>
-              <w:t xml:space="preserve">    ml_detector_hyn = resultshyn[best_algohyn]['detector']</w:t>
-            </w:r>
-          </w:p>
-        </w:tc>
-      </w:tr>
-    </w:tbl>
     <w:p>
       <w:pPr>
         <w:pStyle w:val="4"/>
@@ -19026,894 +17915,6 @@
         <w:t>.6 Hybrid Detection System</w:t>
       </w:r>
     </w:p>
-    <w:tbl>
-      <w:tblPr>
-        <w:tblStyle w:val="16"/>
-        <w:tblW w:w="0" w:type="auto"/>
-        <w:tblInd w:w="141" w:type="dxa"/>
-        <w:tblBorders>
-          <w:top w:val="single" w:color="auto" w:sz="4" w:space="0"/>
-          <w:left w:val="single" w:color="auto" w:sz="4" w:space="0"/>
-          <w:bottom w:val="single" w:color="auto" w:sz="4" w:space="0"/>
-          <w:right w:val="single" w:color="auto" w:sz="4" w:space="0"/>
-          <w:insideH w:val="single" w:color="auto" w:sz="4" w:space="0"/>
-          <w:insideV w:val="single" w:color="auto" w:sz="4" w:space="0"/>
-        </w:tblBorders>
-        <w:tblLayout w:type="autofit"/>
-        <w:tblCellMar>
-          <w:top w:w="0" w:type="dxa"/>
-          <w:left w:w="108" w:type="dxa"/>
-          <w:bottom w:w="0" w:type="dxa"/>
-          <w:right w:w="108" w:type="dxa"/>
-        </w:tblCellMar>
-      </w:tblPr>
-      <w:tblGrid>
-        <w:gridCol w:w="9214"/>
-      </w:tblGrid>
-      <w:tr>
-        <w:tblPrEx>
-          <w:tblBorders>
-            <w:top w:val="single" w:color="auto" w:sz="4" w:space="0"/>
-            <w:left w:val="single" w:color="auto" w:sz="4" w:space="0"/>
-            <w:bottom w:val="single" w:color="auto" w:sz="4" w:space="0"/>
-            <w:right w:val="single" w:color="auto" w:sz="4" w:space="0"/>
-            <w:insideH w:val="single" w:color="auto" w:sz="4" w:space="0"/>
-            <w:insideV w:val="single" w:color="auto" w:sz="4" w:space="0"/>
-          </w:tblBorders>
-          <w:tblCellMar>
-            <w:top w:w="0" w:type="dxa"/>
-            <w:left w:w="108" w:type="dxa"/>
-            <w:bottom w:w="0" w:type="dxa"/>
-            <w:right w:w="108" w:type="dxa"/>
-          </w:tblCellMar>
-        </w:tblPrEx>
-        <w:tc>
-          <w:tcPr>
-            <w:tcW w:w="9214" w:type="dxa"/>
-          </w:tcPr>
-          <w:p>
-            <w:pPr>
-              <w:widowControl w:val="0"/>
-              <w:jc w:val="both"/>
-              <w:rPr>
-                <w:rFonts w:hint="default" w:ascii="Times New Roman" w:hAnsi="Times New Roman"/>
-                <w:sz w:val="20"/>
-                <w:szCs w:val="20"/>
-                <w:vertAlign w:val="baseline"/>
-              </w:rPr>
-            </w:pPr>
-            <w:r>
-              <w:rPr>
-                <w:rFonts w:hint="default" w:ascii="Times New Roman" w:hAnsi="Times New Roman"/>
-                <w:sz w:val="20"/>
-                <w:szCs w:val="20"/>
-                <w:vertAlign w:val="baseline"/>
-              </w:rPr>
-              <w:t># ================================================================</w:t>
-            </w:r>
-          </w:p>
-          <w:p>
-            <w:pPr>
-              <w:widowControl w:val="0"/>
-              <w:jc w:val="both"/>
-              <w:rPr>
-                <w:rFonts w:hint="default" w:ascii="Times New Roman" w:hAnsi="Times New Roman"/>
-                <w:sz w:val="20"/>
-                <w:szCs w:val="20"/>
-                <w:vertAlign w:val="baseline"/>
-              </w:rPr>
-            </w:pPr>
-            <w:r>
-              <w:rPr>
-                <w:rFonts w:hint="default" w:ascii="Times New Roman" w:hAnsi="Times New Roman"/>
-                <w:sz w:val="20"/>
-                <w:szCs w:val="20"/>
-                <w:vertAlign w:val="baseline"/>
-              </w:rPr>
-              <w:t># STEP 6: HYBRID DETECTOR</w:t>
-            </w:r>
-          </w:p>
-          <w:p>
-            <w:pPr>
-              <w:widowControl w:val="0"/>
-              <w:jc w:val="both"/>
-              <w:rPr>
-                <w:rFonts w:hint="default" w:ascii="Times New Roman" w:hAnsi="Times New Roman"/>
-                <w:sz w:val="20"/>
-                <w:szCs w:val="20"/>
-                <w:vertAlign w:val="baseline"/>
-              </w:rPr>
-            </w:pPr>
-            <w:r>
-              <w:rPr>
-                <w:rFonts w:hint="default" w:ascii="Times New Roman" w:hAnsi="Times New Roman"/>
-                <w:sz w:val="20"/>
-                <w:szCs w:val="20"/>
-                <w:vertAlign w:val="baseline"/>
-              </w:rPr>
-              <w:t># ================================================================</w:t>
-            </w:r>
-          </w:p>
-          <w:p>
-            <w:pPr>
-              <w:widowControl w:val="0"/>
-              <w:jc w:val="both"/>
-              <w:rPr>
-                <w:rFonts w:hint="default" w:ascii="Times New Roman" w:hAnsi="Times New Roman"/>
-                <w:sz w:val="20"/>
-                <w:szCs w:val="20"/>
-                <w:vertAlign w:val="baseline"/>
-              </w:rPr>
-            </w:pPr>
-            <w:r>
-              <w:rPr>
-                <w:rFonts w:hint="default" w:ascii="Times New Roman" w:hAnsi="Times New Roman"/>
-                <w:sz w:val="20"/>
-                <w:szCs w:val="20"/>
-                <w:vertAlign w:val="baseline"/>
-              </w:rPr>
-              <w:t>print("\n" + "="*70)</w:t>
-            </w:r>
-          </w:p>
-          <w:p>
-            <w:pPr>
-              <w:widowControl w:val="0"/>
-              <w:jc w:val="both"/>
-              <w:rPr>
-                <w:rFonts w:hint="default" w:ascii="Times New Roman" w:hAnsi="Times New Roman"/>
-                <w:sz w:val="20"/>
-                <w:szCs w:val="20"/>
-                <w:vertAlign w:val="baseline"/>
-              </w:rPr>
-            </w:pPr>
-            <w:r>
-              <w:rPr>
-                <w:rFonts w:hint="default" w:ascii="Times New Roman" w:hAnsi="Times New Roman"/>
-                <w:sz w:val="20"/>
-                <w:szCs w:val="20"/>
-                <w:vertAlign w:val="baseline"/>
-              </w:rPr>
-              <w:t>print("STEP 6: HYBRID DETECTOR")</w:t>
-            </w:r>
-          </w:p>
-          <w:p>
-            <w:pPr>
-              <w:widowControl w:val="0"/>
-              <w:jc w:val="both"/>
-              <w:rPr>
-                <w:rFonts w:hint="default" w:ascii="Times New Roman" w:hAnsi="Times New Roman"/>
-                <w:sz w:val="20"/>
-                <w:szCs w:val="20"/>
-                <w:vertAlign w:val="baseline"/>
-              </w:rPr>
-            </w:pPr>
-            <w:r>
-              <w:rPr>
-                <w:rFonts w:hint="default" w:ascii="Times New Roman" w:hAnsi="Times New Roman"/>
-                <w:sz w:val="20"/>
-                <w:szCs w:val="20"/>
-                <w:vertAlign w:val="baseline"/>
-              </w:rPr>
-              <w:t>print("="*70)</w:t>
-            </w:r>
-          </w:p>
-          <w:p>
-            <w:pPr>
-              <w:widowControl w:val="0"/>
-              <w:jc w:val="both"/>
-              <w:rPr>
-                <w:rFonts w:hint="default" w:ascii="Times New Roman" w:hAnsi="Times New Roman"/>
-                <w:sz w:val="20"/>
-                <w:szCs w:val="20"/>
-                <w:vertAlign w:val="baseline"/>
-              </w:rPr>
-            </w:pPr>
-            <w:r>
-              <w:rPr>
-                <w:rFonts w:hint="default" w:ascii="Times New Roman" w:hAnsi="Times New Roman"/>
-                <w:sz w:val="20"/>
-                <w:szCs w:val="20"/>
-                <w:vertAlign w:val="baseline"/>
-              </w:rPr>
-              <w:t xml:space="preserve">from src.hybrid_detector_hy import HybridDetector </w:t>
-            </w:r>
-          </w:p>
-          <w:p>
-            <w:pPr>
-              <w:widowControl w:val="0"/>
-              <w:jc w:val="both"/>
-              <w:rPr>
-                <w:rFonts w:hint="default" w:ascii="Times New Roman" w:hAnsi="Times New Roman"/>
-                <w:sz w:val="20"/>
-                <w:szCs w:val="20"/>
-                <w:vertAlign w:val="baseline"/>
-              </w:rPr>
-            </w:pPr>
-            <w:r>
-              <w:rPr>
-                <w:rFonts w:hint="default" w:ascii="Times New Roman" w:hAnsi="Times New Roman"/>
-                <w:sz w:val="20"/>
-                <w:szCs w:val="20"/>
-                <w:vertAlign w:val="baseline"/>
-              </w:rPr>
-              <w:t>from src.ml_detector_hy import MLDetector</w:t>
-            </w:r>
-          </w:p>
-          <w:p>
-            <w:pPr>
-              <w:widowControl w:val="0"/>
-              <w:jc w:val="both"/>
-              <w:rPr>
-                <w:rFonts w:hint="default" w:ascii="Times New Roman" w:hAnsi="Times New Roman"/>
-                <w:sz w:val="20"/>
-                <w:szCs w:val="20"/>
-                <w:vertAlign w:val="baseline"/>
-              </w:rPr>
-            </w:pPr>
-            <w:r>
-              <w:rPr>
-                <w:rFonts w:hint="default" w:ascii="Times New Roman" w:hAnsi="Times New Roman"/>
-                <w:sz w:val="20"/>
-                <w:szCs w:val="20"/>
-                <w:vertAlign w:val="baseline"/>
-              </w:rPr>
-              <w:t>from src.rule_based_detector_hy import RuleBasedDetector</w:t>
-            </w:r>
-          </w:p>
-          <w:p>
-            <w:pPr>
-              <w:widowControl w:val="0"/>
-              <w:jc w:val="both"/>
-              <w:rPr>
-                <w:rFonts w:hint="default" w:ascii="Times New Roman" w:hAnsi="Times New Roman"/>
-                <w:sz w:val="20"/>
-                <w:szCs w:val="20"/>
-                <w:vertAlign w:val="baseline"/>
-              </w:rPr>
-            </w:pPr>
-            <w:r>
-              <w:rPr>
-                <w:rFonts w:hint="default" w:ascii="Times New Roman" w:hAnsi="Times New Roman"/>
-                <w:sz w:val="20"/>
-                <w:szCs w:val="20"/>
-                <w:vertAlign w:val="baseline"/>
-              </w:rPr>
-              <w:t>rule_based_detector_hy = RuleBasedDetector()</w:t>
-            </w:r>
-          </w:p>
-          <w:p>
-            <w:pPr>
-              <w:widowControl w:val="0"/>
-              <w:jc w:val="both"/>
-              <w:rPr>
-                <w:rFonts w:hint="default" w:ascii="Times New Roman" w:hAnsi="Times New Roman"/>
-                <w:sz w:val="20"/>
-                <w:szCs w:val="20"/>
-                <w:vertAlign w:val="baseline"/>
-              </w:rPr>
-            </w:pPr>
-            <w:r>
-              <w:rPr>
-                <w:rFonts w:hint="default" w:ascii="Times New Roman" w:hAnsi="Times New Roman"/>
-                <w:sz w:val="20"/>
-                <w:szCs w:val="20"/>
-                <w:vertAlign w:val="baseline"/>
-              </w:rPr>
-              <w:t>ml_detector_hy = MLDetector(algorithm='Random Forest')</w:t>
-            </w:r>
-          </w:p>
-          <w:p>
-            <w:pPr>
-              <w:widowControl w:val="0"/>
-              <w:jc w:val="both"/>
-              <w:rPr>
-                <w:rFonts w:hint="default" w:ascii="Times New Roman" w:hAnsi="Times New Roman"/>
-                <w:sz w:val="20"/>
-                <w:szCs w:val="20"/>
-                <w:vertAlign w:val="baseline"/>
-              </w:rPr>
-            </w:pPr>
-            <w:r>
-              <w:rPr>
-                <w:rFonts w:hint="default" w:ascii="Times New Roman" w:hAnsi="Times New Roman"/>
-                <w:sz w:val="20"/>
-                <w:szCs w:val="20"/>
-                <w:vertAlign w:val="baseline"/>
-              </w:rPr>
-              <w:t>ml_detector_hy.train(X_train_scaledhyn, y_train_hyn, use_grid_search=True)</w:t>
-            </w:r>
-          </w:p>
-          <w:p>
-            <w:pPr>
-              <w:widowControl w:val="0"/>
-              <w:jc w:val="both"/>
-              <w:rPr>
-                <w:rFonts w:hint="default" w:ascii="Times New Roman" w:hAnsi="Times New Roman"/>
-                <w:sz w:val="20"/>
-                <w:szCs w:val="20"/>
-                <w:vertAlign w:val="baseline"/>
-              </w:rPr>
-            </w:pPr>
-            <w:r>
-              <w:rPr>
-                <w:rFonts w:hint="default" w:ascii="Times New Roman" w:hAnsi="Times New Roman"/>
-                <w:sz w:val="20"/>
-                <w:szCs w:val="20"/>
-                <w:vertAlign w:val="baseline"/>
-              </w:rPr>
-              <w:t># Create validation set from training data for weight optimization</w:t>
-            </w:r>
-          </w:p>
-          <w:p>
-            <w:pPr>
-              <w:widowControl w:val="0"/>
-              <w:jc w:val="both"/>
-              <w:rPr>
-                <w:rFonts w:hint="default" w:ascii="Times New Roman" w:hAnsi="Times New Roman"/>
-                <w:sz w:val="20"/>
-                <w:szCs w:val="20"/>
-                <w:vertAlign w:val="baseline"/>
-              </w:rPr>
-            </w:pPr>
-            <w:r>
-              <w:rPr>
-                <w:rFonts w:hint="default" w:ascii="Times New Roman" w:hAnsi="Times New Roman"/>
-                <w:sz w:val="20"/>
-                <w:szCs w:val="20"/>
-                <w:vertAlign w:val="baseline"/>
-              </w:rPr>
-              <w:t>val_size_hyn = int(len(X_train_hyn) * 0.2)</w:t>
-            </w:r>
-          </w:p>
-          <w:p>
-            <w:pPr>
-              <w:widowControl w:val="0"/>
-              <w:jc w:val="both"/>
-              <w:rPr>
-                <w:rFonts w:hint="default" w:ascii="Times New Roman" w:hAnsi="Times New Roman"/>
-                <w:sz w:val="20"/>
-                <w:szCs w:val="20"/>
-                <w:vertAlign w:val="baseline"/>
-              </w:rPr>
-            </w:pPr>
-            <w:r>
-              <w:rPr>
-                <w:rFonts w:hint="default" w:ascii="Times New Roman" w:hAnsi="Times New Roman"/>
-                <w:sz w:val="20"/>
-                <w:szCs w:val="20"/>
-                <w:vertAlign w:val="baseline"/>
-              </w:rPr>
-              <w:t>X_val_hyn = X_train_hyn.iloc[-val_size_hyn:]</w:t>
-            </w:r>
-          </w:p>
-          <w:p>
-            <w:pPr>
-              <w:widowControl w:val="0"/>
-              <w:jc w:val="both"/>
-              <w:rPr>
-                <w:rFonts w:hint="default" w:ascii="Times New Roman" w:hAnsi="Times New Roman"/>
-                <w:sz w:val="20"/>
-                <w:szCs w:val="20"/>
-                <w:vertAlign w:val="baseline"/>
-              </w:rPr>
-            </w:pPr>
-            <w:r>
-              <w:rPr>
-                <w:rFonts w:hint="default" w:ascii="Times New Roman" w:hAnsi="Times New Roman"/>
-                <w:sz w:val="20"/>
-                <w:szCs w:val="20"/>
-                <w:vertAlign w:val="baseline"/>
-              </w:rPr>
-              <w:t>y_val_hyn = y_train_hyn.iloc[-val_size_hyn:]</w:t>
-            </w:r>
-          </w:p>
-          <w:p>
-            <w:pPr>
-              <w:widowControl w:val="0"/>
-              <w:jc w:val="both"/>
-              <w:rPr>
-                <w:rFonts w:hint="default" w:ascii="Times New Roman" w:hAnsi="Times New Roman"/>
-                <w:sz w:val="20"/>
-                <w:szCs w:val="20"/>
-                <w:vertAlign w:val="baseline"/>
-              </w:rPr>
-            </w:pPr>
-            <w:r>
-              <w:rPr>
-                <w:rFonts w:hint="default" w:ascii="Times New Roman" w:hAnsi="Times New Roman"/>
-                <w:sz w:val="20"/>
-                <w:szCs w:val="20"/>
-                <w:vertAlign w:val="baseline"/>
-              </w:rPr>
-              <w:t>X_val_scaledhyn = X_train_scaledhyn.iloc[-val_size_hyn:]</w:t>
-            </w:r>
-          </w:p>
-          <w:p>
-            <w:pPr>
-              <w:widowControl w:val="0"/>
-              <w:jc w:val="both"/>
-              <w:rPr>
-                <w:rFonts w:hint="default" w:ascii="Times New Roman" w:hAnsi="Times New Roman"/>
-                <w:sz w:val="20"/>
-                <w:szCs w:val="20"/>
-                <w:vertAlign w:val="baseline"/>
-              </w:rPr>
-            </w:pPr>
-            <w:r>
-              <w:rPr>
-                <w:rFonts w:hint="default" w:ascii="Times New Roman" w:hAnsi="Times New Roman"/>
-                <w:sz w:val="20"/>
-                <w:szCs w:val="20"/>
-                <w:vertAlign w:val="baseline"/>
-              </w:rPr>
-              <w:t># Try different strategies</w:t>
-            </w:r>
-          </w:p>
-          <w:p>
-            <w:pPr>
-              <w:widowControl w:val="0"/>
-              <w:jc w:val="both"/>
-              <w:rPr>
-                <w:rFonts w:hint="default" w:ascii="Times New Roman" w:hAnsi="Times New Roman"/>
-                <w:sz w:val="20"/>
-                <w:szCs w:val="20"/>
-                <w:vertAlign w:val="baseline"/>
-              </w:rPr>
-            </w:pPr>
-            <w:r>
-              <w:rPr>
-                <w:rFonts w:hint="default" w:ascii="Times New Roman" w:hAnsi="Times New Roman"/>
-                <w:sz w:val="20"/>
-                <w:szCs w:val="20"/>
-                <w:vertAlign w:val="baseline"/>
-              </w:rPr>
-              <w:t>strategies = ['weighted', 'voting', 'cascade']</w:t>
-            </w:r>
-          </w:p>
-          <w:p>
-            <w:pPr>
-              <w:widowControl w:val="0"/>
-              <w:jc w:val="both"/>
-              <w:rPr>
-                <w:rFonts w:hint="default" w:ascii="Times New Roman" w:hAnsi="Times New Roman"/>
-                <w:sz w:val="20"/>
-                <w:szCs w:val="20"/>
-                <w:vertAlign w:val="baseline"/>
-              </w:rPr>
-            </w:pPr>
-            <w:r>
-              <w:rPr>
-                <w:rFonts w:hint="default" w:ascii="Times New Roman" w:hAnsi="Times New Roman"/>
-                <w:sz w:val="20"/>
-                <w:szCs w:val="20"/>
-                <w:vertAlign w:val="baseline"/>
-              </w:rPr>
-              <w:t>best_strategy = None</w:t>
-            </w:r>
-          </w:p>
-          <w:p>
-            <w:pPr>
-              <w:widowControl w:val="0"/>
-              <w:jc w:val="both"/>
-              <w:rPr>
-                <w:rFonts w:hint="default" w:ascii="Times New Roman" w:hAnsi="Times New Roman"/>
-                <w:sz w:val="20"/>
-                <w:szCs w:val="20"/>
-                <w:vertAlign w:val="baseline"/>
-              </w:rPr>
-            </w:pPr>
-            <w:r>
-              <w:rPr>
-                <w:rFonts w:hint="default" w:ascii="Times New Roman" w:hAnsi="Times New Roman"/>
-                <w:sz w:val="20"/>
-                <w:szCs w:val="20"/>
-                <w:vertAlign w:val="baseline"/>
-              </w:rPr>
-              <w:t>best_f1 = 0</w:t>
-            </w:r>
-          </w:p>
-          <w:p>
-            <w:pPr>
-              <w:widowControl w:val="0"/>
-              <w:jc w:val="both"/>
-              <w:rPr>
-                <w:rFonts w:hint="default" w:ascii="Times New Roman" w:hAnsi="Times New Roman"/>
-                <w:sz w:val="20"/>
-                <w:szCs w:val="20"/>
-                <w:vertAlign w:val="baseline"/>
-              </w:rPr>
-            </w:pPr>
-            <w:r>
-              <w:rPr>
-                <w:rFonts w:hint="default" w:ascii="Times New Roman" w:hAnsi="Times New Roman"/>
-                <w:sz w:val="20"/>
-                <w:szCs w:val="20"/>
-                <w:vertAlign w:val="baseline"/>
-              </w:rPr>
-              <w:t>best_hybrid_hyn = None</w:t>
-            </w:r>
-          </w:p>
-          <w:p>
-            <w:pPr>
-              <w:widowControl w:val="0"/>
-              <w:jc w:val="both"/>
-              <w:rPr>
-                <w:rFonts w:hint="default" w:ascii="Times New Roman" w:hAnsi="Times New Roman"/>
-                <w:sz w:val="20"/>
-                <w:szCs w:val="20"/>
-                <w:vertAlign w:val="baseline"/>
-              </w:rPr>
-            </w:pPr>
-            <w:r>
-              <w:rPr>
-                <w:rFonts w:hint="default" w:ascii="Times New Roman" w:hAnsi="Times New Roman"/>
-                <w:sz w:val="20"/>
-                <w:szCs w:val="20"/>
-                <w:vertAlign w:val="baseline"/>
-              </w:rPr>
-              <w:t>for strategy in strategies:</w:t>
-            </w:r>
-          </w:p>
-          <w:p>
-            <w:pPr>
-              <w:widowControl w:val="0"/>
-              <w:jc w:val="both"/>
-              <w:rPr>
-                <w:rFonts w:hint="default" w:ascii="Times New Roman" w:hAnsi="Times New Roman"/>
-                <w:sz w:val="20"/>
-                <w:szCs w:val="20"/>
-                <w:vertAlign w:val="baseline"/>
-              </w:rPr>
-            </w:pPr>
-            <w:r>
-              <w:rPr>
-                <w:rFonts w:hint="default" w:ascii="Times New Roman" w:hAnsi="Times New Roman"/>
-                <w:sz w:val="20"/>
-                <w:szCs w:val="20"/>
-                <w:vertAlign w:val="baseline"/>
-              </w:rPr>
-              <w:t xml:space="preserve">    print(f"\n{'='*70}")</w:t>
-            </w:r>
-          </w:p>
-          <w:p>
-            <w:pPr>
-              <w:widowControl w:val="0"/>
-              <w:jc w:val="both"/>
-              <w:rPr>
-                <w:rFonts w:hint="default" w:ascii="Times New Roman" w:hAnsi="Times New Roman"/>
-                <w:sz w:val="20"/>
-                <w:szCs w:val="20"/>
-                <w:vertAlign w:val="baseline"/>
-              </w:rPr>
-            </w:pPr>
-            <w:r>
-              <w:rPr>
-                <w:rFonts w:hint="default" w:ascii="Times New Roman" w:hAnsi="Times New Roman"/>
-                <w:sz w:val="20"/>
-                <w:szCs w:val="20"/>
-                <w:vertAlign w:val="baseline"/>
-              </w:rPr>
-              <w:t xml:space="preserve">    print(f"Testing Hybrid Strategy: {strategy.upper()}")</w:t>
-            </w:r>
-          </w:p>
-          <w:p>
-            <w:pPr>
-              <w:widowControl w:val="0"/>
-              <w:jc w:val="both"/>
-              <w:rPr>
-                <w:rFonts w:hint="default" w:ascii="Times New Roman" w:hAnsi="Times New Roman"/>
-                <w:sz w:val="20"/>
-                <w:szCs w:val="20"/>
-                <w:vertAlign w:val="baseline"/>
-              </w:rPr>
-            </w:pPr>
-            <w:r>
-              <w:rPr>
-                <w:rFonts w:hint="default" w:ascii="Times New Roman" w:hAnsi="Times New Roman"/>
-                <w:sz w:val="20"/>
-                <w:szCs w:val="20"/>
-                <w:vertAlign w:val="baseline"/>
-              </w:rPr>
-              <w:t xml:space="preserve">    print(f"{'='*70}")</w:t>
-            </w:r>
-          </w:p>
-          <w:p>
-            <w:pPr>
-              <w:widowControl w:val="0"/>
-              <w:jc w:val="both"/>
-              <w:rPr>
-                <w:rFonts w:hint="default" w:ascii="Times New Roman" w:hAnsi="Times New Roman"/>
-                <w:sz w:val="20"/>
-                <w:szCs w:val="20"/>
-                <w:vertAlign w:val="baseline"/>
-              </w:rPr>
-            </w:pPr>
-            <w:r>
-              <w:rPr>
-                <w:rFonts w:hint="default" w:ascii="Times New Roman" w:hAnsi="Times New Roman"/>
-                <w:sz w:val="20"/>
-                <w:szCs w:val="20"/>
-                <w:vertAlign w:val="baseline"/>
-              </w:rPr>
-              <w:t xml:space="preserve">    hybrid = HybridDetector(rule_based_detector_hy, ml_detector_hy, strategy=strategy)</w:t>
-            </w:r>
-          </w:p>
-          <w:p>
-            <w:pPr>
-              <w:widowControl w:val="0"/>
-              <w:jc w:val="both"/>
-              <w:rPr>
-                <w:rFonts w:hint="default" w:ascii="Times New Roman" w:hAnsi="Times New Roman"/>
-                <w:sz w:val="20"/>
-                <w:szCs w:val="20"/>
-                <w:vertAlign w:val="baseline"/>
-              </w:rPr>
-            </w:pPr>
-            <w:r>
-              <w:rPr>
-                <w:rFonts w:hint="default" w:ascii="Times New Roman" w:hAnsi="Times New Roman"/>
-                <w:sz w:val="20"/>
-                <w:szCs w:val="20"/>
-                <w:vertAlign w:val="baseline"/>
-              </w:rPr>
-              <w:t xml:space="preserve">    if strategy == 'weighted':</w:t>
-            </w:r>
-          </w:p>
-          <w:p>
-            <w:pPr>
-              <w:widowControl w:val="0"/>
-              <w:jc w:val="both"/>
-              <w:rPr>
-                <w:rFonts w:hint="default" w:ascii="Times New Roman" w:hAnsi="Times New Roman"/>
-                <w:sz w:val="20"/>
-                <w:szCs w:val="20"/>
-                <w:vertAlign w:val="baseline"/>
-              </w:rPr>
-            </w:pPr>
-            <w:r>
-              <w:rPr>
-                <w:rFonts w:hint="default" w:ascii="Times New Roman" w:hAnsi="Times New Roman"/>
-                <w:sz w:val="20"/>
-                <w:szCs w:val="20"/>
-                <w:vertAlign w:val="baseline"/>
-              </w:rPr>
-              <w:t xml:space="preserve">        hybrid.optimize_weights(X_val_scaledhyn, y_val_hyn)</w:t>
-            </w:r>
-          </w:p>
-          <w:p>
-            <w:pPr>
-              <w:widowControl w:val="0"/>
-              <w:jc w:val="both"/>
-              <w:rPr>
-                <w:rFonts w:hint="default" w:ascii="Times New Roman" w:hAnsi="Times New Roman"/>
-                <w:sz w:val="20"/>
-                <w:szCs w:val="20"/>
-                <w:vertAlign w:val="baseline"/>
-              </w:rPr>
-            </w:pPr>
-            <w:r>
-              <w:rPr>
-                <w:rFonts w:hint="default" w:ascii="Times New Roman" w:hAnsi="Times New Roman"/>
-                <w:sz w:val="20"/>
-                <w:szCs w:val="20"/>
-                <w:vertAlign w:val="baseline"/>
-              </w:rPr>
-              <w:t xml:space="preserve">    metrics = hybrid.evaluate(X_test_scaledhyn, y_test_hyn, show_comparison=True)</w:t>
-            </w:r>
-          </w:p>
-          <w:p>
-            <w:pPr>
-              <w:widowControl w:val="0"/>
-              <w:jc w:val="both"/>
-              <w:rPr>
-                <w:rFonts w:hint="default" w:ascii="Times New Roman" w:hAnsi="Times New Roman"/>
-                <w:sz w:val="20"/>
-                <w:szCs w:val="20"/>
-                <w:vertAlign w:val="baseline"/>
-              </w:rPr>
-            </w:pPr>
-            <w:r>
-              <w:rPr>
-                <w:rFonts w:hint="default" w:ascii="Times New Roman" w:hAnsi="Times New Roman"/>
-                <w:sz w:val="20"/>
-                <w:szCs w:val="20"/>
-                <w:vertAlign w:val="baseline"/>
-              </w:rPr>
-              <w:t xml:space="preserve">    if metrics['f1_score'] &gt; best_f1:</w:t>
-            </w:r>
-          </w:p>
-          <w:p>
-            <w:pPr>
-              <w:widowControl w:val="0"/>
-              <w:jc w:val="both"/>
-              <w:rPr>
-                <w:rFonts w:hint="default" w:ascii="Times New Roman" w:hAnsi="Times New Roman"/>
-                <w:sz w:val="20"/>
-                <w:szCs w:val="20"/>
-                <w:vertAlign w:val="baseline"/>
-              </w:rPr>
-            </w:pPr>
-            <w:r>
-              <w:rPr>
-                <w:rFonts w:hint="default" w:ascii="Times New Roman" w:hAnsi="Times New Roman"/>
-                <w:sz w:val="20"/>
-                <w:szCs w:val="20"/>
-                <w:vertAlign w:val="baseline"/>
-              </w:rPr>
-              <w:t xml:space="preserve">        best_f1 = metrics['f1_score']</w:t>
-            </w:r>
-          </w:p>
-          <w:p>
-            <w:pPr>
-              <w:widowControl w:val="0"/>
-              <w:jc w:val="both"/>
-              <w:rPr>
-                <w:rFonts w:hint="default" w:ascii="Times New Roman" w:hAnsi="Times New Roman"/>
-                <w:sz w:val="20"/>
-                <w:szCs w:val="20"/>
-                <w:vertAlign w:val="baseline"/>
-              </w:rPr>
-            </w:pPr>
-            <w:r>
-              <w:rPr>
-                <w:rFonts w:hint="default" w:ascii="Times New Roman" w:hAnsi="Times New Roman"/>
-                <w:sz w:val="20"/>
-                <w:szCs w:val="20"/>
-                <w:vertAlign w:val="baseline"/>
-              </w:rPr>
-              <w:t xml:space="preserve">        best_strategy = strategy</w:t>
-            </w:r>
-          </w:p>
-          <w:p>
-            <w:pPr>
-              <w:widowControl w:val="0"/>
-              <w:jc w:val="both"/>
-              <w:rPr>
-                <w:rFonts w:hint="default" w:ascii="Times New Roman" w:hAnsi="Times New Roman"/>
-                <w:sz w:val="20"/>
-                <w:szCs w:val="20"/>
-                <w:vertAlign w:val="baseline"/>
-              </w:rPr>
-            </w:pPr>
-            <w:r>
-              <w:rPr>
-                <w:rFonts w:hint="default" w:ascii="Times New Roman" w:hAnsi="Times New Roman"/>
-                <w:sz w:val="20"/>
-                <w:szCs w:val="20"/>
-                <w:vertAlign w:val="baseline"/>
-              </w:rPr>
-              <w:t xml:space="preserve">        best_hybrid_hyn = hybrid</w:t>
-            </w:r>
-          </w:p>
-          <w:p>
-            <w:pPr>
-              <w:widowControl w:val="0"/>
-              <w:jc w:val="both"/>
-              <w:rPr>
-                <w:rFonts w:hint="default" w:ascii="Times New Roman" w:hAnsi="Times New Roman"/>
-                <w:sz w:val="20"/>
-                <w:szCs w:val="20"/>
-                <w:vertAlign w:val="baseline"/>
-              </w:rPr>
-            </w:pPr>
-            <w:r>
-              <w:rPr>
-                <w:rFonts w:hint="default" w:ascii="Times New Roman" w:hAnsi="Times New Roman"/>
-                <w:sz w:val="20"/>
-                <w:szCs w:val="20"/>
-                <w:vertAlign w:val="baseline"/>
-              </w:rPr>
-              <w:t>print(f"\n{'='*70}")</w:t>
-            </w:r>
-          </w:p>
-          <w:p>
-            <w:pPr>
-              <w:widowControl w:val="0"/>
-              <w:jc w:val="both"/>
-              <w:rPr>
-                <w:rFonts w:hint="default" w:ascii="Times New Roman" w:hAnsi="Times New Roman"/>
-                <w:sz w:val="20"/>
-                <w:szCs w:val="20"/>
-                <w:vertAlign w:val="baseline"/>
-              </w:rPr>
-            </w:pPr>
-            <w:r>
-              <w:rPr>
-                <w:rFonts w:hint="default" w:ascii="Times New Roman" w:hAnsi="Times New Roman"/>
-                <w:sz w:val="20"/>
-                <w:szCs w:val="20"/>
-                <w:vertAlign w:val="baseline"/>
-              </w:rPr>
-              <w:t>print(f"BEST HYBRID STRATEGY: {best_strategy.upper()}")</w:t>
-            </w:r>
-          </w:p>
-          <w:p>
-            <w:pPr>
-              <w:widowControl w:val="0"/>
-              <w:jc w:val="both"/>
-              <w:rPr>
-                <w:rFonts w:hint="default" w:ascii="Times New Roman" w:hAnsi="Times New Roman"/>
-                <w:sz w:val="20"/>
-                <w:szCs w:val="20"/>
-                <w:vertAlign w:val="baseline"/>
-              </w:rPr>
-            </w:pPr>
-            <w:r>
-              <w:rPr>
-                <w:rFonts w:hint="default" w:ascii="Times New Roman" w:hAnsi="Times New Roman"/>
-                <w:sz w:val="20"/>
-                <w:szCs w:val="20"/>
-                <w:vertAlign w:val="baseline"/>
-              </w:rPr>
-              <w:t>print(f"F1-Score: {best_f1:.4f}")</w:t>
-            </w:r>
-          </w:p>
-          <w:p>
-            <w:pPr>
-              <w:widowControl w:val="0"/>
-              <w:jc w:val="both"/>
-              <w:rPr>
-                <w:rFonts w:hint="default" w:ascii="Times New Roman" w:hAnsi="Times New Roman"/>
-                <w:sz w:val="20"/>
-                <w:szCs w:val="20"/>
-                <w:vertAlign w:val="baseline"/>
-              </w:rPr>
-            </w:pPr>
-            <w:r>
-              <w:rPr>
-                <w:rFonts w:hint="default" w:ascii="Times New Roman" w:hAnsi="Times New Roman"/>
-                <w:sz w:val="20"/>
-                <w:szCs w:val="20"/>
-                <w:vertAlign w:val="baseline"/>
-              </w:rPr>
-              <w:t>print(f"{'='*70}")</w:t>
-            </w:r>
-          </w:p>
-          <w:p>
-            <w:pPr>
-              <w:widowControl w:val="0"/>
-              <w:jc w:val="both"/>
-              <w:rPr>
-                <w:rFonts w:hint="default" w:ascii="Times New Roman" w:hAnsi="Times New Roman"/>
-                <w:sz w:val="20"/>
-                <w:szCs w:val="20"/>
-                <w:vertAlign w:val="baseline"/>
-              </w:rPr>
-            </w:pPr>
-            <w:r>
-              <w:rPr>
-                <w:rFonts w:hint="default" w:ascii="Times New Roman" w:hAnsi="Times New Roman"/>
-                <w:sz w:val="20"/>
-                <w:szCs w:val="20"/>
-                <w:vertAlign w:val="baseline"/>
-              </w:rPr>
-              <w:t># Save best hybrid detector</w:t>
-            </w:r>
-          </w:p>
-          <w:p>
-            <w:pPr>
-              <w:widowControl w:val="0"/>
-              <w:jc w:val="both"/>
-              <w:rPr>
-                <w:rFonts w:hint="default" w:ascii="Times New Roman" w:hAnsi="Times New Roman" w:cs="Times New Roman"/>
-                <w:sz w:val="20"/>
-                <w:szCs w:val="20"/>
-                <w:vertAlign w:val="baseline"/>
-              </w:rPr>
-            </w:pPr>
-            <w:r>
-              <w:rPr>
-                <w:rFonts w:hint="default" w:ascii="Times New Roman" w:hAnsi="Times New Roman"/>
-                <w:sz w:val="20"/>
-                <w:szCs w:val="20"/>
-                <w:vertAlign w:val="baseline"/>
-              </w:rPr>
-              <w:t>best_hybrid_hyn.save()</w:t>
-            </w:r>
-          </w:p>
-        </w:tc>
-      </w:tr>
-    </w:tbl>
     <w:p>
       <w:pPr>
         <w:pStyle w:val="4"/>
@@ -20244,76 +18245,6 @@
         <w:rPr>
           <w:rFonts w:hint="default" w:ascii="Times New Roman" w:hAnsi="Times New Roman" w:cs="Times New Roman"/>
           <w:color w:val="auto"/>
-        </w:rPr>
-      </w:pPr>
-    </w:p>
-    <w:p>
-      <w:pPr>
-        <w:jc w:val="left"/>
-        <w:rPr>
-          <w:rFonts w:hint="default" w:ascii="Times New Roman" w:hAnsi="Times New Roman" w:eastAsia="Arial" w:cs="Times New Roman"/>
-          <w:b/>
-          <w:bCs/>
-          <w:color w:val="auto"/>
-          <w:sz w:val="28"/>
-          <w:szCs w:val="28"/>
-          <w:lang w:val="en-GB"/>
-        </w:rPr>
-      </w:pPr>
-    </w:p>
-    <w:p>
-      <w:pPr>
-        <w:jc w:val="left"/>
-        <w:rPr>
-          <w:rFonts w:hint="default" w:ascii="Times New Roman" w:hAnsi="Times New Roman" w:eastAsia="Arial" w:cs="Times New Roman"/>
-          <w:b/>
-          <w:bCs/>
-          <w:color w:val="auto"/>
-          <w:sz w:val="28"/>
-          <w:szCs w:val="28"/>
-          <w:lang w:val="en-GB"/>
-        </w:rPr>
-      </w:pPr>
-    </w:p>
-    <w:p>
-      <w:pPr>
-        <w:jc w:val="left"/>
-        <w:rPr>
-          <w:rFonts w:hint="default" w:ascii="Times New Roman" w:hAnsi="Times New Roman" w:eastAsia="Arial" w:cs="Times New Roman"/>
-          <w:b/>
-          <w:bCs/>
-          <w:color w:val="auto"/>
-          <w:sz w:val="28"/>
-          <w:szCs w:val="28"/>
-          <w:lang w:val="en-GB"/>
-        </w:rPr>
-      </w:pPr>
-    </w:p>
-    <w:p>
-      <w:pPr>
-        <w:jc w:val="left"/>
-        <w:rPr>
-          <w:rFonts w:hint="default" w:ascii="Times New Roman" w:hAnsi="Times New Roman" w:eastAsia="Arial" w:cs="Times New Roman"/>
-          <w:b/>
-          <w:bCs/>
-          <w:color w:val="auto"/>
-          <w:sz w:val="28"/>
-          <w:szCs w:val="28"/>
-          <w:lang w:val="en-GB"/>
-        </w:rPr>
-      </w:pPr>
-    </w:p>
-    <w:p>
-      <w:pPr>
-        <w:jc w:val="left"/>
-        <w:rPr>
-          <w:rFonts w:hint="default" w:ascii="Times New Roman" w:hAnsi="Times New Roman" w:eastAsia="Arial" w:cs="Times New Roman"/>
-          <w:b/>
-          <w:bCs/>
-          <w:color w:val="auto"/>
-          <w:sz w:val="28"/>
-          <w:szCs w:val="28"/>
-          <w:lang w:val="en-GB"/>
         </w:rPr>
       </w:pPr>
     </w:p>
@@ -26300,12 +24231,6 @@
             <w:insideH w:val="single" w:color="auto" w:sz="4" w:space="0"/>
             <w:insideV w:val="single" w:color="auto" w:sz="4" w:space="0"/>
           </w:tblBorders>
-          <w:tblCellMar>
-            <w:top w:w="0" w:type="dxa"/>
-            <w:left w:w="10" w:type="dxa"/>
-            <w:bottom w:w="0" w:type="dxa"/>
-            <w:right w:w="10" w:type="dxa"/>
-          </w:tblCellMar>
         </w:tblPrEx>
         <w:tc>
           <w:tcPr>
@@ -43512,7 +41437,6 @@
                 <w:lang w:val="en-GB"/>
               </w:rPr>
             </w:pPr>
-            <w:bookmarkStart w:id="0" w:name="_GoBack"/>
             <w:r>
               <w:rPr>
                 <w:rFonts w:hint="default" w:ascii="Times New Roman" w:hAnsi="Times New Roman" w:cs="Times New Roman"/>
@@ -43523,7 +41447,6 @@
               </w:rPr>
               <w:t>17</w:t>
             </w:r>
-            <w:bookmarkEnd w:id="0"/>
           </w:p>
         </w:tc>
         <w:tc>
@@ -45340,6 +43263,71 @@
           <w:b/>
           <w:bCs/>
           <w:color w:val="1F3864"/>
+          <w:sz w:val="22"/>
+          <w:szCs w:val="22"/>
+        </w:rPr>
+      </w:pPr>
+    </w:p>
+    <w:p>
+      <w:pPr>
+        <w:spacing w:before="80" w:after="40"/>
+        <w:rPr>
+          <w:rFonts w:hint="default" w:ascii="Times New Roman" w:hAnsi="Times New Roman" w:eastAsia="Arial" w:cs="Times New Roman"/>
+          <w:b/>
+          <w:bCs/>
+          <w:color w:val="auto"/>
+          <w:sz w:val="22"/>
+          <w:szCs w:val="22"/>
+        </w:rPr>
+      </w:pPr>
+    </w:p>
+    <w:p>
+      <w:pPr>
+        <w:spacing w:before="80" w:after="40"/>
+        <w:rPr>
+          <w:rFonts w:hint="default" w:ascii="Times New Roman" w:hAnsi="Times New Roman" w:eastAsia="Arial" w:cs="Times New Roman"/>
+          <w:b/>
+          <w:bCs/>
+          <w:color w:val="auto"/>
+          <w:sz w:val="22"/>
+          <w:szCs w:val="22"/>
+        </w:rPr>
+      </w:pPr>
+    </w:p>
+    <w:p>
+      <w:pPr>
+        <w:spacing w:before="80" w:after="40"/>
+        <w:rPr>
+          <w:rFonts w:hint="default" w:ascii="Times New Roman" w:hAnsi="Times New Roman" w:eastAsia="Arial" w:cs="Times New Roman"/>
+          <w:b/>
+          <w:bCs/>
+          <w:color w:val="auto"/>
+          <w:sz w:val="22"/>
+          <w:szCs w:val="22"/>
+        </w:rPr>
+      </w:pPr>
+    </w:p>
+    <w:p>
+      <w:pPr>
+        <w:spacing w:before="80" w:after="40"/>
+        <w:rPr>
+          <w:rFonts w:hint="default" w:ascii="Times New Roman" w:hAnsi="Times New Roman" w:eastAsia="Arial" w:cs="Times New Roman"/>
+          <w:b/>
+          <w:bCs/>
+          <w:color w:val="auto"/>
+          <w:sz w:val="22"/>
+          <w:szCs w:val="22"/>
+        </w:rPr>
+      </w:pPr>
+    </w:p>
+    <w:p>
+      <w:pPr>
+        <w:spacing w:before="80" w:after="40"/>
+        <w:rPr>
+          <w:rFonts w:hint="default" w:ascii="Times New Roman" w:hAnsi="Times New Roman" w:eastAsia="Arial" w:cs="Times New Roman"/>
+          <w:b/>
+          <w:bCs/>
+          <w:color w:val="auto"/>
           <w:sz w:val="22"/>
           <w:szCs w:val="22"/>
         </w:rPr>
@@ -47521,7 +45509,7 @@
       <w:footerReference r:id="rId5" w:type="default"/>
       <w:pgSz w:w="12240" w:h="15840"/>
       <w:pgMar w:top="1440" w:right="1440" w:bottom="1440" w:left="1440" w:header="720" w:footer="720" w:gutter="0"/>
-      <w:pgNumType w:start="2"/>
+      <w:pgNumType w:start="1"/>
       <w:cols w:space="720" w:num="1"/>
       <w:docGrid w:linePitch="360" w:charSpace="0"/>
     </w:sectPr>
@@ -49164,9 +47152,7 @@
 
 <file path=customXml/item1.xml><?xml version="1.0" encoding="utf-8"?>
 <s:customData xmlns="http://www.wps.cn/officeDocument/2013/wpsCustomData" xmlns:s="http://www.wps.cn/officeDocument/2013/wpsCustomData">
-  <customSectProps>
-    <customSectPr/>
-  </customSectProps>
+  <customSectProps/>
   <customShpExts>
     <customShpInfo spid="_x0000_s1026" textRotate="1"/>
   </customShpExts>

--- a/Documentaions/24090531-Hyndavi-Yasarapu FPR.docx
+++ b/Documentaions/24090531-Hyndavi-Yasarapu FPR.docx
@@ -449,12 +449,822 @@
     </w:p>
     <w:p>
       <w:pPr>
+        <w:jc w:val="both"/>
+        <w:rPr>
+          <w:rFonts w:hint="default" w:ascii="Times New Roman" w:hAnsi="Times New Roman" w:eastAsia="Calibri" w:cs="Times New Roman"/>
+          <w:color w:val="auto"/>
+          <w:sz w:val="36"/>
+          <w:szCs w:val="36"/>
+          <w:lang w:val="en-GB"/>
+        </w:rPr>
+      </w:pPr>
+    </w:p>
+    <w:p>
+      <w:pPr>
+        <w:jc w:val="both"/>
+        <w:rPr>
+          <w:rFonts w:hint="default" w:ascii="Times New Roman" w:hAnsi="Times New Roman" w:eastAsia="Calibri" w:cs="Times New Roman"/>
+          <w:color w:val="auto"/>
+          <w:sz w:val="36"/>
+          <w:szCs w:val="36"/>
+          <w:lang w:val="en-GB"/>
+        </w:rPr>
+      </w:pPr>
+    </w:p>
+    <w:p>
+      <w:pPr>
+        <w:jc w:val="both"/>
+        <w:rPr>
+          <w:rFonts w:hint="default" w:ascii="Times New Roman" w:hAnsi="Times New Roman" w:eastAsia="Calibri" w:cs="Times New Roman"/>
+          <w:color w:val="auto"/>
+          <w:sz w:val="36"/>
+          <w:szCs w:val="36"/>
+          <w:lang w:val="en-GB"/>
+        </w:rPr>
+      </w:pPr>
+    </w:p>
+    <w:p>
+      <w:pPr>
+        <w:jc w:val="both"/>
+        <w:rPr>
+          <w:rFonts w:hint="default" w:ascii="Times New Roman" w:hAnsi="Times New Roman" w:eastAsia="Calibri" w:cs="Times New Roman"/>
+          <w:color w:val="auto"/>
+          <w:sz w:val="36"/>
+          <w:szCs w:val="36"/>
+          <w:lang w:val="en-GB"/>
+        </w:rPr>
+      </w:pPr>
+    </w:p>
+    <w:p>
+      <w:pPr>
+        <w:jc w:val="both"/>
+        <w:rPr>
+          <w:rFonts w:hint="default" w:ascii="Times New Roman" w:hAnsi="Times New Roman" w:eastAsia="Calibri" w:cs="Times New Roman"/>
+          <w:color w:val="auto"/>
+          <w:sz w:val="36"/>
+          <w:szCs w:val="36"/>
+          <w:lang w:val="en-GB"/>
+        </w:rPr>
+      </w:pPr>
+    </w:p>
+    <w:p>
+      <w:pPr>
+        <w:jc w:val="both"/>
+        <w:rPr>
+          <w:rFonts w:hint="default" w:ascii="Times New Roman" w:hAnsi="Times New Roman" w:eastAsia="Calibri" w:cs="Times New Roman"/>
+          <w:color w:val="auto"/>
+          <w:sz w:val="36"/>
+          <w:szCs w:val="36"/>
+          <w:lang w:val="en-GB"/>
+        </w:rPr>
+      </w:pPr>
+    </w:p>
+    <w:p>
+      <w:pPr>
+        <w:jc w:val="both"/>
+        <w:rPr>
+          <w:rFonts w:hint="default" w:ascii="Times New Roman" w:hAnsi="Times New Roman" w:eastAsia="Calibri" w:cs="Times New Roman"/>
+          <w:color w:val="auto"/>
+          <w:sz w:val="36"/>
+          <w:szCs w:val="36"/>
+          <w:lang w:val="en-GB"/>
+        </w:rPr>
+      </w:pPr>
+    </w:p>
+    <w:p>
+      <w:pPr>
+        <w:jc w:val="both"/>
+        <w:rPr>
+          <w:rFonts w:hint="default" w:ascii="Times New Roman" w:hAnsi="Times New Roman" w:eastAsia="Calibri" w:cs="Times New Roman"/>
+          <w:color w:val="auto"/>
+          <w:sz w:val="36"/>
+          <w:szCs w:val="36"/>
+          <w:lang w:val="en-GB"/>
+        </w:rPr>
+      </w:pPr>
+    </w:p>
+    <w:p>
+      <w:pPr>
+        <w:jc w:val="both"/>
+        <w:rPr>
+          <w:rFonts w:hint="default" w:ascii="Times New Roman" w:hAnsi="Times New Roman" w:eastAsia="Calibri" w:cs="Times New Roman"/>
+          <w:color w:val="auto"/>
+          <w:sz w:val="36"/>
+          <w:szCs w:val="36"/>
+          <w:lang w:val="en-GB"/>
+        </w:rPr>
+      </w:pPr>
+    </w:p>
+    <w:p>
+      <w:pPr>
+        <w:jc w:val="both"/>
+        <w:rPr>
+          <w:rFonts w:hint="default" w:ascii="Times New Roman" w:hAnsi="Times New Roman" w:eastAsia="Calibri" w:cs="Times New Roman"/>
+          <w:color w:val="auto"/>
+          <w:sz w:val="36"/>
+          <w:szCs w:val="36"/>
+          <w:lang w:val="en-GB"/>
+        </w:rPr>
+      </w:pPr>
+    </w:p>
+    <w:p>
+      <w:pPr>
+        <w:jc w:val="both"/>
+        <w:rPr>
+          <w:rFonts w:hint="default" w:ascii="Times New Roman" w:hAnsi="Times New Roman" w:eastAsia="Calibri" w:cs="Times New Roman"/>
+          <w:color w:val="auto"/>
+          <w:sz w:val="36"/>
+          <w:szCs w:val="36"/>
+          <w:lang w:val="en-GB"/>
+        </w:rPr>
+      </w:pPr>
+    </w:p>
+    <w:p>
+      <w:pPr>
+        <w:jc w:val="both"/>
+        <w:rPr>
+          <w:rFonts w:hint="default" w:ascii="Times New Roman" w:hAnsi="Times New Roman" w:eastAsia="Calibri" w:cs="Times New Roman"/>
+          <w:color w:val="auto"/>
+          <w:sz w:val="36"/>
+          <w:szCs w:val="36"/>
+          <w:lang w:val="en-GB"/>
+        </w:rPr>
+      </w:pPr>
+    </w:p>
+    <w:p>
+      <w:pPr>
+        <w:jc w:val="both"/>
+        <w:rPr>
+          <w:rFonts w:hint="default" w:ascii="Times New Roman" w:hAnsi="Times New Roman" w:eastAsia="Calibri" w:cs="Times New Roman"/>
+          <w:color w:val="auto"/>
+          <w:sz w:val="36"/>
+          <w:szCs w:val="36"/>
+          <w:lang w:val="en-GB"/>
+        </w:rPr>
+      </w:pPr>
+    </w:p>
+    <w:p>
+      <w:pPr>
+        <w:jc w:val="both"/>
+        <w:rPr>
+          <w:rFonts w:hint="default" w:ascii="Times New Roman" w:hAnsi="Times New Roman" w:eastAsia="Calibri" w:cs="Times New Roman"/>
+          <w:color w:val="auto"/>
+          <w:sz w:val="36"/>
+          <w:szCs w:val="36"/>
+          <w:lang w:val="en-GB"/>
+        </w:rPr>
+      </w:pPr>
+    </w:p>
+    <w:p>
+      <w:pPr>
+        <w:jc w:val="both"/>
+        <w:rPr>
+          <w:rFonts w:hint="default" w:ascii="Times New Roman" w:hAnsi="Times New Roman" w:eastAsia="Calibri" w:cs="Times New Roman"/>
+          <w:color w:val="auto"/>
+          <w:sz w:val="36"/>
+          <w:szCs w:val="36"/>
+          <w:lang w:val="en-GB"/>
+        </w:rPr>
+      </w:pPr>
+    </w:p>
+    <w:p>
+      <w:pPr>
+        <w:jc w:val="both"/>
+        <w:rPr>
+          <w:rFonts w:hint="default" w:ascii="Times New Roman" w:hAnsi="Times New Roman" w:eastAsia="Calibri" w:cs="Times New Roman"/>
+          <w:color w:val="auto"/>
+          <w:sz w:val="36"/>
+          <w:szCs w:val="36"/>
+          <w:lang w:val="en-GB"/>
+        </w:rPr>
+      </w:pPr>
+    </w:p>
+    <w:p>
+      <w:pPr>
+        <w:jc w:val="both"/>
+        <w:rPr>
+          <w:rFonts w:hint="default" w:ascii="Times New Roman" w:hAnsi="Times New Roman" w:eastAsia="Calibri" w:cs="Times New Roman"/>
+          <w:b/>
+          <w:bCs/>
+          <w:color w:val="auto"/>
+          <w:sz w:val="36"/>
+          <w:szCs w:val="36"/>
+          <w:lang w:val="en-GB"/>
+        </w:rPr>
+      </w:pPr>
+    </w:p>
+    <w:p>
+      <w:pPr>
+        <w:jc w:val="both"/>
+        <w:rPr>
+          <w:rFonts w:hint="default" w:ascii="Times New Roman" w:hAnsi="Times New Roman" w:eastAsia="Calibri" w:cs="Times New Roman"/>
+          <w:b/>
+          <w:bCs/>
+          <w:color w:val="auto"/>
+          <w:sz w:val="36"/>
+          <w:szCs w:val="36"/>
+          <w:lang w:val="en-GB"/>
+        </w:rPr>
+      </w:pPr>
+      <w:r>
+        <w:rPr>
+          <w:rFonts w:hint="default" w:ascii="Times New Roman" w:hAnsi="Times New Roman" w:eastAsia="Calibri" w:cs="Times New Roman"/>
+          <w:b/>
+          <w:bCs/>
+          <w:color w:val="auto"/>
+          <w:sz w:val="36"/>
+          <w:szCs w:val="36"/>
+          <w:lang w:val="en-GB"/>
+        </w:rPr>
+        <w:t>Abstract</w:t>
+      </w:r>
+    </w:p>
+    <w:p>
+      <w:pPr>
+        <w:keepNext w:val="0"/>
+        <w:keepLines w:val="0"/>
+        <w:widowControl/>
+        <w:suppressLineNumbers w:val="0"/>
+        <w:jc w:val="both"/>
+        <w:rPr>
+          <w:rFonts w:hint="default" w:ascii="Times New Roman" w:hAnsi="Times New Roman" w:eastAsia="SimSun" w:cs="Times New Roman"/>
+          <w:color w:val="auto"/>
+          <w:kern w:val="0"/>
+          <w:sz w:val="24"/>
+          <w:szCs w:val="24"/>
+          <w:lang w:val="en-US" w:eastAsia="zh-CN" w:bidi="ar"/>
+        </w:rPr>
+      </w:pPr>
+      <w:r>
+        <w:rPr>
+          <w:rFonts w:hint="default" w:ascii="Times New Roman" w:hAnsi="Times New Roman" w:eastAsia="SimSun" w:cs="Times New Roman"/>
+          <w:color w:val="auto"/>
+          <w:kern w:val="0"/>
+          <w:sz w:val="24"/>
+          <w:szCs w:val="24"/>
+          <w:lang w:val="en-US" w:eastAsia="zh-CN" w:bidi="ar"/>
+        </w:rPr>
+        <w:t xml:space="preserve">Phishing attacks continue to be one of the most common and harmful types of cybercrime, using both human psychology and technical flaws to trick victims into divulging private information. The creation and assessment of an intelligent phishing website detection system that combines three complementing approaches—rule-based heuristic detection, machine learning classification, and a hybrid mixture of the two—is shown in this research. </w:t>
+      </w:r>
+    </w:p>
+    <w:p>
+      <w:pPr>
+        <w:keepNext w:val="0"/>
+        <w:keepLines w:val="0"/>
+        <w:widowControl/>
+        <w:suppressLineNumbers w:val="0"/>
+        <w:jc w:val="both"/>
+        <w:rPr>
+          <w:rFonts w:hint="default" w:ascii="Times New Roman" w:hAnsi="Times New Roman" w:eastAsia="SimSun" w:cs="Times New Roman"/>
+          <w:color w:val="auto"/>
+          <w:kern w:val="0"/>
+          <w:sz w:val="24"/>
+          <w:szCs w:val="24"/>
+          <w:lang w:val="en-US" w:eastAsia="zh-CN" w:bidi="ar"/>
+        </w:rPr>
+      </w:pPr>
+      <w:r>
+        <w:rPr>
+          <w:rFonts w:hint="default" w:ascii="Times New Roman" w:hAnsi="Times New Roman" w:eastAsia="SimSun" w:cs="Times New Roman"/>
+          <w:color w:val="auto"/>
+          <w:kern w:val="0"/>
+          <w:sz w:val="24"/>
+          <w:szCs w:val="24"/>
+          <w:lang w:val="en-US" w:eastAsia="zh-CN" w:bidi="ar"/>
+        </w:rPr>
+        <w:br w:type="textWrapping"/>
+      </w:r>
+      <w:r>
+        <w:rPr>
+          <w:rFonts w:hint="default" w:ascii="Times New Roman" w:hAnsi="Times New Roman" w:eastAsia="SimSun" w:cs="Times New Roman"/>
+          <w:color w:val="auto"/>
+          <w:kern w:val="0"/>
+          <w:sz w:val="24"/>
+          <w:szCs w:val="24"/>
+          <w:lang w:val="en-US" w:eastAsia="zh-CN" w:bidi="ar"/>
+        </w:rPr>
+        <w:t>With 2</w:t>
+      </w:r>
+      <w:r>
+        <w:rPr>
+          <w:rFonts w:hint="default" w:ascii="Times New Roman" w:hAnsi="Times New Roman" w:eastAsia="SimSun" w:cs="Times New Roman"/>
+          <w:color w:val="auto"/>
+          <w:kern w:val="0"/>
+          <w:sz w:val="24"/>
+          <w:szCs w:val="24"/>
+          <w:lang w:val="en-GB" w:eastAsia="zh-CN" w:bidi="ar"/>
+        </w:rPr>
+        <w:t>4</w:t>
+      </w:r>
+      <w:r>
+        <w:rPr>
+          <w:rFonts w:hint="default" w:ascii="Times New Roman" w:hAnsi="Times New Roman" w:eastAsia="SimSun" w:cs="Times New Roman"/>
+          <w:color w:val="auto"/>
+          <w:kern w:val="0"/>
+          <w:sz w:val="24"/>
+          <w:szCs w:val="24"/>
+          <w:lang w:val="en-US" w:eastAsia="zh-CN" w:bidi="ar"/>
+        </w:rPr>
+        <w:t xml:space="preserve"> features designed in four categories—URL-based, domain-based, content-based, and lexical—the system was created in Python 3.10 and tested on a 500-URL sample taken from the Web Page Phishing Detection Dataset (Tiwari, 2021). A training set of 400 URLs and a test set of 100 URLs were generated using an 80/20 stratified train/test split.</w:t>
+      </w:r>
+    </w:p>
+    <w:p>
+      <w:pPr>
+        <w:keepNext w:val="0"/>
+        <w:keepLines w:val="0"/>
+        <w:widowControl/>
+        <w:suppressLineNumbers w:val="0"/>
+        <w:jc w:val="both"/>
+        <w:rPr>
+          <w:rFonts w:hint="default" w:ascii="Times New Roman" w:hAnsi="Times New Roman" w:eastAsia="SimSun" w:cs="Times New Roman"/>
+          <w:color w:val="auto"/>
+          <w:kern w:val="0"/>
+          <w:sz w:val="24"/>
+          <w:szCs w:val="24"/>
+          <w:lang w:val="en-US" w:eastAsia="zh-CN" w:bidi="ar"/>
+        </w:rPr>
+      </w:pPr>
+    </w:p>
+    <w:p>
+      <w:pPr>
+        <w:keepNext w:val="0"/>
+        <w:keepLines w:val="0"/>
+        <w:widowControl/>
+        <w:suppressLineNumbers w:val="0"/>
+        <w:jc w:val="both"/>
+        <w:rPr>
+          <w:rFonts w:hint="default" w:ascii="Times New Roman" w:hAnsi="Times New Roman" w:eastAsia="SimSun" w:cs="Times New Roman"/>
+          <w:color w:val="auto"/>
+          <w:kern w:val="0"/>
+          <w:sz w:val="24"/>
+          <w:szCs w:val="24"/>
+          <w:lang w:val="en-US" w:eastAsia="zh-CN" w:bidi="ar"/>
+        </w:rPr>
+      </w:pPr>
+      <w:r>
+        <w:rPr>
+          <w:rFonts w:hint="default" w:ascii="Times New Roman" w:hAnsi="Times New Roman" w:eastAsia="SimSun" w:cs="Times New Roman"/>
+          <w:color w:val="auto"/>
+          <w:kern w:val="0"/>
+          <w:sz w:val="24"/>
+          <w:szCs w:val="24"/>
+          <w:lang w:val="en-US" w:eastAsia="zh-CN" w:bidi="ar"/>
+        </w:rPr>
+        <w:t xml:space="preserve">With an F1-score of 0.041 and 53.0% accuracy on the test set, the rule-based detector with 15 data-driven weighted heuristic rules demonstrated the substantial difficulty of using only heuristic methods on this dataset. With 86.0% accuracy, 85.4% F1-score, and ROC-AUC of 0.934, Random Forest emerged as the top performance among the three algorithms assessed in the machine learning component. 76.0% accuracy was attained by SVM (F1: 0.760, AUC: 0.877) and 77.0% accuracy by Logistic Regression (F1: 0.742, AUC: 0.857). The hybrid weighted approach, which </w:t>
+      </w:r>
+      <w:r>
+        <w:rPr>
+          <w:rFonts w:hint="default" w:ascii="Times New Roman" w:hAnsi="Times New Roman" w:eastAsia="SimSun" w:cs="Times New Roman"/>
+          <w:color w:val="auto"/>
+          <w:kern w:val="0"/>
+          <w:sz w:val="24"/>
+          <w:szCs w:val="24"/>
+          <w:lang w:val="en-GB" w:eastAsia="zh-CN" w:bidi="ar"/>
+        </w:rPr>
+        <w:t>optimized</w:t>
+      </w:r>
+      <w:r>
+        <w:rPr>
+          <w:rFonts w:hint="default" w:ascii="Times New Roman" w:hAnsi="Times New Roman" w:eastAsia="SimSun" w:cs="Times New Roman"/>
+          <w:color w:val="auto"/>
+          <w:kern w:val="0"/>
+          <w:sz w:val="24"/>
+          <w:szCs w:val="24"/>
+          <w:lang w:val="en-US" w:eastAsia="zh-CN" w:bidi="ar"/>
+        </w:rPr>
+        <w:t xml:space="preserve"> weights to w_rule=0.00 and w_ml=1.00, matched the ML performance at 86.0% accuracy and 85.4% F1-score. This suggests that the machine learning component predominates on this dataset, with the rule-based component contributing very little because of its poor standalone performance.</w:t>
+      </w:r>
+    </w:p>
+    <w:p>
+      <w:pPr>
+        <w:keepNext w:val="0"/>
+        <w:keepLines w:val="0"/>
+        <w:widowControl/>
+        <w:suppressLineNumbers w:val="0"/>
+        <w:jc w:val="both"/>
+        <w:rPr>
+          <w:rFonts w:hint="default" w:ascii="Times New Roman" w:hAnsi="Times New Roman" w:eastAsia="SimSun" w:cs="Times New Roman"/>
+          <w:color w:val="auto"/>
+          <w:kern w:val="0"/>
+          <w:sz w:val="24"/>
+          <w:szCs w:val="24"/>
+          <w:lang w:val="en-US" w:eastAsia="zh-CN" w:bidi="ar"/>
+        </w:rPr>
+      </w:pPr>
+    </w:p>
+    <w:p>
+      <w:pPr>
+        <w:jc w:val="both"/>
+        <w:rPr>
+          <w:rFonts w:hint="default" w:ascii="Times New Roman" w:hAnsi="Times New Roman" w:eastAsia="Calibri" w:cs="Times New Roman"/>
+          <w:b w:val="0"/>
+          <w:bCs w:val="0"/>
+          <w:color w:val="auto"/>
+          <w:sz w:val="24"/>
+          <w:szCs w:val="24"/>
+          <w:lang w:val="en-GB"/>
+        </w:rPr>
+      </w:pPr>
+    </w:p>
+    <w:p>
+      <w:pPr>
+        <w:jc w:val="both"/>
+        <w:rPr>
+          <w:rFonts w:hint="default" w:ascii="Times New Roman" w:hAnsi="Times New Roman" w:eastAsia="Calibri" w:cs="Times New Roman"/>
+          <w:b w:val="0"/>
+          <w:bCs w:val="0"/>
+          <w:color w:val="auto"/>
+          <w:sz w:val="24"/>
+          <w:szCs w:val="24"/>
+          <w:lang w:val="en-GB"/>
+        </w:rPr>
+      </w:pPr>
+    </w:p>
+    <w:p>
+      <w:pPr>
+        <w:jc w:val="both"/>
+        <w:rPr>
+          <w:rFonts w:hint="default" w:ascii="Times New Roman" w:hAnsi="Times New Roman" w:eastAsia="Calibri" w:cs="Times New Roman"/>
+          <w:b w:val="0"/>
+          <w:bCs w:val="0"/>
+          <w:color w:val="auto"/>
+          <w:sz w:val="24"/>
+          <w:szCs w:val="24"/>
+          <w:lang w:val="en-GB"/>
+        </w:rPr>
+      </w:pPr>
+    </w:p>
+    <w:p>
+      <w:pPr>
+        <w:jc w:val="both"/>
+        <w:rPr>
+          <w:rFonts w:hint="default" w:ascii="Times New Roman" w:hAnsi="Times New Roman" w:eastAsia="Calibri" w:cs="Times New Roman"/>
+          <w:b w:val="0"/>
+          <w:bCs w:val="0"/>
+          <w:color w:val="auto"/>
+          <w:sz w:val="24"/>
+          <w:szCs w:val="24"/>
+          <w:lang w:val="en-GB"/>
+        </w:rPr>
+      </w:pPr>
+    </w:p>
+    <w:p>
+      <w:pPr>
+        <w:jc w:val="both"/>
+        <w:rPr>
+          <w:rFonts w:hint="default" w:ascii="Times New Roman" w:hAnsi="Times New Roman" w:eastAsia="Calibri" w:cs="Times New Roman"/>
+          <w:b w:val="0"/>
+          <w:bCs w:val="0"/>
+          <w:color w:val="auto"/>
+          <w:sz w:val="24"/>
+          <w:szCs w:val="24"/>
+          <w:lang w:val="en-GB"/>
+        </w:rPr>
+      </w:pPr>
+    </w:p>
+    <w:p>
+      <w:pPr>
+        <w:jc w:val="both"/>
+        <w:rPr>
+          <w:rFonts w:hint="default" w:ascii="Times New Roman" w:hAnsi="Times New Roman" w:eastAsia="Calibri" w:cs="Times New Roman"/>
+          <w:b w:val="0"/>
+          <w:bCs w:val="0"/>
+          <w:color w:val="auto"/>
+          <w:sz w:val="24"/>
+          <w:szCs w:val="24"/>
+          <w:lang w:val="en-GB"/>
+        </w:rPr>
+      </w:pPr>
+    </w:p>
+    <w:p>
+      <w:pPr>
+        <w:jc w:val="both"/>
+        <w:rPr>
+          <w:rFonts w:hint="default" w:ascii="Times New Roman" w:hAnsi="Times New Roman" w:eastAsia="Calibri" w:cs="Times New Roman"/>
+          <w:b w:val="0"/>
+          <w:bCs w:val="0"/>
+          <w:color w:val="auto"/>
+          <w:sz w:val="24"/>
+          <w:szCs w:val="24"/>
+          <w:lang w:val="en-GB"/>
+        </w:rPr>
+      </w:pPr>
+    </w:p>
+    <w:p>
+      <w:pPr>
+        <w:jc w:val="both"/>
+        <w:rPr>
+          <w:rFonts w:hint="default" w:ascii="Times New Roman" w:hAnsi="Times New Roman" w:eastAsia="Calibri" w:cs="Times New Roman"/>
+          <w:b w:val="0"/>
+          <w:bCs w:val="0"/>
+          <w:color w:val="auto"/>
+          <w:sz w:val="24"/>
+          <w:szCs w:val="24"/>
+          <w:lang w:val="en-GB"/>
+        </w:rPr>
+      </w:pPr>
+    </w:p>
+    <w:p>
+      <w:pPr>
+        <w:pageBreakBefore/>
         <w:autoSpaceDE w:val="0"/>
         <w:autoSpaceDN w:val="0"/>
         <w:adjustRightInd w:val="0"/>
         <w:spacing w:before="100" w:beforeAutospacing="1" w:after="0" w:line="240" w:lineRule="auto"/>
         <w:jc w:val="center"/>
         <w:rPr>
+          <w:rFonts w:ascii="Times New Roman" w:hAnsi="Times New Roman" w:cs="Times New Roman"/>
+          <w:color w:val="104862" w:themeColor="accent1" w:themeShade="BF"/>
+          <w:sz w:val="36"/>
+          <w:szCs w:val="32"/>
+        </w:rPr>
+      </w:pPr>
+      <w:r>
+        <w:rPr>
+          <w:rFonts w:ascii="Times New Roman" w:hAnsi="Times New Roman" w:cs="Times New Roman"/>
+          <w:color w:val="auto"/>
+          <w:sz w:val="36"/>
+          <w:szCs w:val="32"/>
+        </w:rPr>
+        <w:t>Acknowledgements</w:t>
+      </w:r>
+    </w:p>
+    <w:p>
+      <w:pPr>
+        <w:autoSpaceDE w:val="0"/>
+        <w:autoSpaceDN w:val="0"/>
+        <w:adjustRightInd w:val="0"/>
+        <w:spacing w:before="240" w:after="160" w:line="360" w:lineRule="auto"/>
+        <w:rPr>
+          <w:rFonts w:ascii="Times New Roman" w:hAnsi="Times New Roman" w:cs="Times New Roman"/>
+          <w:color w:val="000000"/>
+          <w:sz w:val="24"/>
+          <w:szCs w:val="24"/>
+          <w:lang w:val="en-GB"/>
+        </w:rPr>
+      </w:pPr>
+      <w:r>
+        <w:rPr>
+          <w:rFonts w:ascii="Times New Roman" w:hAnsi="Times New Roman" w:cs="Times New Roman"/>
+          <w:color w:val="000000"/>
+          <w:sz w:val="24"/>
+          <w:szCs w:val="24"/>
+          <w:lang w:val="en-GB"/>
+        </w:rPr>
+        <w:t>I would like to express my sincere gratitude to my supervisor, Tamie Salter, for her invaluable guidance, constructive feedback, and continued support throughout the duration of this project. Her expertise and encouragement were instrumental in shaping the direction and quality of this research.</w:t>
+      </w:r>
+    </w:p>
+    <w:p>
+      <w:pPr>
+        <w:autoSpaceDE w:val="0"/>
+        <w:autoSpaceDN w:val="0"/>
+        <w:adjustRightInd w:val="0"/>
+        <w:spacing w:before="0" w:after="160" w:line="360" w:lineRule="auto"/>
+        <w:rPr>
+          <w:rFonts w:ascii="Times New Roman" w:hAnsi="Times New Roman" w:cs="Times New Roman"/>
+          <w:color w:val="000000"/>
+          <w:sz w:val="24"/>
+          <w:szCs w:val="24"/>
+          <w:lang w:val="en-GB"/>
+        </w:rPr>
+      </w:pPr>
+      <w:r>
+        <w:rPr>
+          <w:rFonts w:ascii="Times New Roman" w:hAnsi="Times New Roman" w:cs="Times New Roman"/>
+          <w:color w:val="000000"/>
+          <w:sz w:val="24"/>
+          <w:szCs w:val="24"/>
+          <w:lang w:val="en-GB"/>
+        </w:rPr>
+        <w:t>I am grateful to the University of Hertfordshire and the School of Physics, Engineering and Computer Science for providing the academic environment, resources, and infrastructure that supported this work.</w:t>
+      </w:r>
+    </w:p>
+    <w:p>
+      <w:pPr>
+        <w:autoSpaceDE w:val="0"/>
+        <w:autoSpaceDN w:val="0"/>
+        <w:adjustRightInd w:val="0"/>
+        <w:spacing w:before="0" w:after="160" w:line="360" w:lineRule="auto"/>
+        <w:rPr>
+          <w:rFonts w:ascii="Times New Roman" w:hAnsi="Times New Roman" w:cs="Times New Roman"/>
+          <w:color w:val="000000"/>
+          <w:sz w:val="24"/>
+          <w:szCs w:val="24"/>
+          <w:lang w:val="en-GB"/>
+        </w:rPr>
+      </w:pPr>
+      <w:r>
+        <w:rPr>
+          <w:rFonts w:ascii="Times New Roman" w:hAnsi="Times New Roman" w:cs="Times New Roman"/>
+          <w:color w:val="000000"/>
+          <w:sz w:val="24"/>
+          <w:szCs w:val="24"/>
+          <w:lang w:val="en-GB"/>
+        </w:rPr>
+        <w:t>Acknowledgement is also due to Shashwat Tiwari for making the Web Page Phishing Detection Dataset publicly available on Kaggle, without which the empirical component of this project would not have been possible. Thanks are also extended to the open-source communities behind scikit-learn, BeautifulSoup4, and pandas, whose tools formed the backbone of this implementation.</w:t>
+      </w:r>
+    </w:p>
+    <w:p>
+      <w:pPr>
+        <w:autoSpaceDE w:val="0"/>
+        <w:autoSpaceDN w:val="0"/>
+        <w:adjustRightInd w:val="0"/>
+        <w:spacing w:before="0" w:after="160" w:line="360" w:lineRule="auto"/>
+        <w:rPr>
+          <w:rFonts w:ascii="Times New Roman" w:hAnsi="Times New Roman" w:cs="Times New Roman"/>
+          <w:color w:val="000000"/>
+          <w:sz w:val="24"/>
+          <w:szCs w:val="24"/>
+          <w:lang w:val="en-GB"/>
+        </w:rPr>
+      </w:pPr>
+      <w:r>
+        <w:rPr>
+          <w:rFonts w:ascii="Times New Roman" w:hAnsi="Times New Roman" w:cs="Times New Roman"/>
+          <w:color w:val="000000"/>
+          <w:sz w:val="24"/>
+          <w:szCs w:val="24"/>
+          <w:lang w:val="en-GB"/>
+        </w:rPr>
+        <w:t>Finally, I wish to express my deepest appreciation to my family and friends for their unwavering support, patience, and encouragement throughout my studies. Their belief in me has been a constant source of motivation.</w:t>
+      </w:r>
+    </w:p>
+    <w:p>
+      <w:pPr>
+        <w:jc w:val="both"/>
+        <w:rPr>
+          <w:rFonts w:hint="default" w:ascii="Times New Roman" w:hAnsi="Times New Roman" w:eastAsia="Calibri" w:cs="Times New Roman"/>
+          <w:b w:val="0"/>
+          <w:bCs w:val="0"/>
+          <w:color w:val="auto"/>
+          <w:sz w:val="24"/>
+          <w:szCs w:val="24"/>
+          <w:lang w:val="en-GB"/>
+        </w:rPr>
+      </w:pPr>
+    </w:p>
+    <w:p>
+      <w:pPr>
+        <w:jc w:val="both"/>
+        <w:rPr>
+          <w:rFonts w:hint="default" w:ascii="Times New Roman" w:hAnsi="Times New Roman" w:eastAsia="Calibri" w:cs="Times New Roman"/>
+          <w:b w:val="0"/>
+          <w:bCs w:val="0"/>
+          <w:color w:val="auto"/>
+          <w:sz w:val="24"/>
+          <w:szCs w:val="24"/>
+          <w:lang w:val="en-GB"/>
+        </w:rPr>
+      </w:pPr>
+    </w:p>
+    <w:p>
+      <w:pPr>
+        <w:jc w:val="both"/>
+        <w:rPr>
+          <w:rFonts w:hint="default" w:ascii="Times New Roman" w:hAnsi="Times New Roman" w:eastAsia="Calibri" w:cs="Times New Roman"/>
+          <w:b w:val="0"/>
+          <w:bCs w:val="0"/>
+          <w:color w:val="auto"/>
+          <w:sz w:val="24"/>
+          <w:szCs w:val="24"/>
+          <w:lang w:val="en-GB"/>
+        </w:rPr>
+      </w:pPr>
+    </w:p>
+    <w:p>
+      <w:pPr>
+        <w:jc w:val="both"/>
+        <w:rPr>
+          <w:rFonts w:hint="default" w:ascii="Times New Roman" w:hAnsi="Times New Roman" w:eastAsia="Calibri" w:cs="Times New Roman"/>
+          <w:b w:val="0"/>
+          <w:bCs w:val="0"/>
+          <w:color w:val="auto"/>
+          <w:sz w:val="24"/>
+          <w:szCs w:val="24"/>
+          <w:lang w:val="en-GB"/>
+        </w:rPr>
+      </w:pPr>
+    </w:p>
+    <w:p>
+      <w:pPr>
+        <w:jc w:val="both"/>
+        <w:rPr>
+          <w:rFonts w:hint="default" w:ascii="Times New Roman" w:hAnsi="Times New Roman" w:eastAsia="Calibri" w:cs="Times New Roman"/>
+          <w:b w:val="0"/>
+          <w:bCs w:val="0"/>
+          <w:color w:val="auto"/>
+          <w:sz w:val="24"/>
+          <w:szCs w:val="24"/>
+          <w:lang w:val="en-GB"/>
+        </w:rPr>
+      </w:pPr>
+    </w:p>
+    <w:p>
+      <w:pPr>
+        <w:jc w:val="both"/>
+        <w:rPr>
+          <w:rFonts w:hint="default" w:ascii="Times New Roman" w:hAnsi="Times New Roman" w:eastAsia="Calibri" w:cs="Times New Roman"/>
+          <w:b w:val="0"/>
+          <w:bCs w:val="0"/>
+          <w:color w:val="auto"/>
+          <w:sz w:val="24"/>
+          <w:szCs w:val="24"/>
+          <w:lang w:val="en-GB"/>
+        </w:rPr>
+      </w:pPr>
+    </w:p>
+    <w:p>
+      <w:pPr>
+        <w:jc w:val="both"/>
+        <w:rPr>
+          <w:rFonts w:hint="default" w:ascii="Times New Roman" w:hAnsi="Times New Roman" w:eastAsia="Calibri" w:cs="Times New Roman"/>
+          <w:b w:val="0"/>
+          <w:bCs w:val="0"/>
+          <w:color w:val="auto"/>
+          <w:sz w:val="24"/>
+          <w:szCs w:val="24"/>
+          <w:lang w:val="en-GB"/>
+        </w:rPr>
+      </w:pPr>
+    </w:p>
+    <w:p>
+      <w:pPr>
+        <w:jc w:val="both"/>
+        <w:rPr>
+          <w:rFonts w:hint="default" w:ascii="Times New Roman" w:hAnsi="Times New Roman" w:eastAsia="Calibri" w:cs="Times New Roman"/>
+          <w:b w:val="0"/>
+          <w:bCs w:val="0"/>
+          <w:color w:val="auto"/>
+          <w:sz w:val="24"/>
+          <w:szCs w:val="24"/>
+          <w:lang w:val="en-GB"/>
+        </w:rPr>
+      </w:pPr>
+    </w:p>
+    <w:p>
+      <w:pPr>
+        <w:jc w:val="both"/>
+        <w:rPr>
+          <w:rFonts w:hint="default" w:ascii="Times New Roman" w:hAnsi="Times New Roman" w:eastAsia="Calibri" w:cs="Times New Roman"/>
+          <w:b w:val="0"/>
+          <w:bCs w:val="0"/>
+          <w:color w:val="auto"/>
+          <w:sz w:val="24"/>
+          <w:szCs w:val="24"/>
+          <w:lang w:val="en-GB"/>
+        </w:rPr>
+      </w:pPr>
+    </w:p>
+    <w:p>
+      <w:pPr>
+        <w:jc w:val="both"/>
+        <w:rPr>
+          <w:rFonts w:hint="default" w:ascii="Times New Roman" w:hAnsi="Times New Roman" w:eastAsia="Calibri" w:cs="Times New Roman"/>
+          <w:b w:val="0"/>
+          <w:bCs w:val="0"/>
+          <w:color w:val="auto"/>
+          <w:sz w:val="24"/>
+          <w:szCs w:val="24"/>
+          <w:lang w:val="en-GB"/>
+        </w:rPr>
+      </w:pPr>
+    </w:p>
+    <w:p>
+      <w:pPr>
+        <w:jc w:val="both"/>
+        <w:rPr>
+          <w:rFonts w:hint="default" w:ascii="Times New Roman" w:hAnsi="Times New Roman" w:eastAsia="Calibri" w:cs="Times New Roman"/>
+          <w:b w:val="0"/>
+          <w:bCs w:val="0"/>
+          <w:color w:val="auto"/>
+          <w:sz w:val="24"/>
+          <w:szCs w:val="24"/>
+          <w:lang w:val="en-GB"/>
+        </w:rPr>
+      </w:pPr>
+    </w:p>
+    <w:p>
+      <w:pPr>
+        <w:jc w:val="both"/>
+        <w:rPr>
+          <w:rFonts w:hint="default" w:ascii="Times New Roman" w:hAnsi="Times New Roman" w:eastAsia="Calibri" w:cs="Times New Roman"/>
+          <w:b w:val="0"/>
+          <w:bCs w:val="0"/>
+          <w:color w:val="auto"/>
+          <w:sz w:val="24"/>
+          <w:szCs w:val="24"/>
+          <w:lang w:val="en-GB"/>
+        </w:rPr>
+      </w:pPr>
+    </w:p>
+    <w:p>
+      <w:pPr>
+        <w:autoSpaceDE w:val="0"/>
+        <w:autoSpaceDN w:val="0"/>
+        <w:adjustRightInd w:val="0"/>
+        <w:spacing w:before="100" w:beforeAutospacing="1" w:after="0" w:line="240" w:lineRule="auto"/>
+        <w:jc w:val="center"/>
+        <w:rPr>
           <w:rFonts w:hint="default" w:ascii="Times New Roman" w:hAnsi="Times New Roman" w:eastAsia="Times New Roman" w:cs="Times New Roman"/>
           <w:color w:val="auto"/>
           <w:sz w:val="36"/>
@@ -487,8 +1297,6 @@
           <w:lang w:eastAsia="en-GB"/>
         </w:rPr>
       </w:pPr>
-      <w:bookmarkStart w:id="0" w:name="_GoBack"/>
-      <w:bookmarkEnd w:id="0"/>
     </w:p>
     <w:p>
       <w:pPr>
@@ -719,245 +1527,6 @@
         <w:jc w:val="both"/>
         <w:rPr>
           <w:rFonts w:hint="default" w:ascii="Times New Roman" w:hAnsi="Times New Roman" w:eastAsia="Calibri" w:cs="Times New Roman"/>
-          <w:color w:val="auto"/>
-          <w:sz w:val="36"/>
-          <w:szCs w:val="36"/>
-          <w:lang w:val="en-GB"/>
-        </w:rPr>
-      </w:pPr>
-    </w:p>
-    <w:p>
-      <w:pPr>
-        <w:jc w:val="both"/>
-        <w:rPr>
-          <w:rFonts w:hint="default" w:ascii="Times New Roman" w:hAnsi="Times New Roman" w:eastAsia="Calibri" w:cs="Times New Roman"/>
-          <w:b/>
-          <w:bCs/>
-          <w:color w:val="auto"/>
-          <w:sz w:val="36"/>
-          <w:szCs w:val="36"/>
-          <w:lang w:val="en-GB"/>
-        </w:rPr>
-      </w:pPr>
-      <w:r>
-        <w:rPr>
-          <w:rFonts w:hint="default" w:ascii="Times New Roman" w:hAnsi="Times New Roman" w:eastAsia="Calibri" w:cs="Times New Roman"/>
-          <w:b/>
-          <w:bCs/>
-          <w:color w:val="auto"/>
-          <w:sz w:val="36"/>
-          <w:szCs w:val="36"/>
-          <w:lang w:val="en-GB"/>
-        </w:rPr>
-        <w:t>Abstract</w:t>
-      </w:r>
-    </w:p>
-    <w:p>
-      <w:pPr>
-        <w:keepNext w:val="0"/>
-        <w:keepLines w:val="0"/>
-        <w:widowControl/>
-        <w:suppressLineNumbers w:val="0"/>
-        <w:jc w:val="both"/>
-        <w:rPr>
-          <w:rFonts w:hint="default" w:ascii="Times New Roman" w:hAnsi="Times New Roman" w:eastAsia="SimSun" w:cs="Times New Roman"/>
-          <w:color w:val="auto"/>
-          <w:kern w:val="0"/>
-          <w:sz w:val="24"/>
-          <w:szCs w:val="24"/>
-          <w:lang w:val="en-US" w:eastAsia="zh-CN" w:bidi="ar"/>
-        </w:rPr>
-      </w:pPr>
-      <w:r>
-        <w:rPr>
-          <w:rFonts w:hint="default" w:ascii="Times New Roman" w:hAnsi="Times New Roman" w:eastAsia="SimSun" w:cs="Times New Roman"/>
-          <w:color w:val="auto"/>
-          <w:kern w:val="0"/>
-          <w:sz w:val="24"/>
-          <w:szCs w:val="24"/>
-          <w:lang w:val="en-US" w:eastAsia="zh-CN" w:bidi="ar"/>
-        </w:rPr>
-        <w:t xml:space="preserve">Phishing attacks continue to be one of the most common and harmful types of cybercrime, using both human psychology and technical flaws to trick victims into divulging private information. The creation and assessment of an intelligent phishing website detection system that combines three complementing approaches—rule-based heuristic detection, machine learning classification, and a hybrid mixture of the two—is shown in this research. </w:t>
-      </w:r>
-    </w:p>
-    <w:p>
-      <w:pPr>
-        <w:keepNext w:val="0"/>
-        <w:keepLines w:val="0"/>
-        <w:widowControl/>
-        <w:suppressLineNumbers w:val="0"/>
-        <w:jc w:val="both"/>
-        <w:rPr>
-          <w:rFonts w:hint="default" w:ascii="Times New Roman" w:hAnsi="Times New Roman" w:eastAsia="SimSun" w:cs="Times New Roman"/>
-          <w:color w:val="auto"/>
-          <w:kern w:val="0"/>
-          <w:sz w:val="24"/>
-          <w:szCs w:val="24"/>
-          <w:lang w:val="en-US" w:eastAsia="zh-CN" w:bidi="ar"/>
-        </w:rPr>
-      </w:pPr>
-      <w:r>
-        <w:rPr>
-          <w:rFonts w:hint="default" w:ascii="Times New Roman" w:hAnsi="Times New Roman" w:eastAsia="SimSun" w:cs="Times New Roman"/>
-          <w:color w:val="auto"/>
-          <w:kern w:val="0"/>
-          <w:sz w:val="24"/>
-          <w:szCs w:val="24"/>
-          <w:lang w:val="en-US" w:eastAsia="zh-CN" w:bidi="ar"/>
-        </w:rPr>
-        <w:br w:type="textWrapping"/>
-      </w:r>
-      <w:r>
-        <w:rPr>
-          <w:rFonts w:hint="default" w:ascii="Times New Roman" w:hAnsi="Times New Roman" w:eastAsia="SimSun" w:cs="Times New Roman"/>
-          <w:color w:val="auto"/>
-          <w:kern w:val="0"/>
-          <w:sz w:val="24"/>
-          <w:szCs w:val="24"/>
-          <w:lang w:val="en-US" w:eastAsia="zh-CN" w:bidi="ar"/>
-        </w:rPr>
-        <w:t>With 2</w:t>
-      </w:r>
-      <w:r>
-        <w:rPr>
-          <w:rFonts w:hint="default" w:ascii="Times New Roman" w:hAnsi="Times New Roman" w:eastAsia="SimSun" w:cs="Times New Roman"/>
-          <w:color w:val="auto"/>
-          <w:kern w:val="0"/>
-          <w:sz w:val="24"/>
-          <w:szCs w:val="24"/>
-          <w:lang w:val="en-GB" w:eastAsia="zh-CN" w:bidi="ar"/>
-        </w:rPr>
-        <w:t>4</w:t>
-      </w:r>
-      <w:r>
-        <w:rPr>
-          <w:rFonts w:hint="default" w:ascii="Times New Roman" w:hAnsi="Times New Roman" w:eastAsia="SimSun" w:cs="Times New Roman"/>
-          <w:color w:val="auto"/>
-          <w:kern w:val="0"/>
-          <w:sz w:val="24"/>
-          <w:szCs w:val="24"/>
-          <w:lang w:val="en-US" w:eastAsia="zh-CN" w:bidi="ar"/>
-        </w:rPr>
-        <w:t xml:space="preserve"> features designed in four categories—URL-based, domain-based, content-based, and lexical—the system was created in Python 3.10 and tested on a 500-URL sample taken from the Web Page Phishing Detection Dataset (Tiwari, 2021). A training set of 400 URLs and a test set of 100 URLs were generated using an 80/20 stratified train/test split.</w:t>
-      </w:r>
-    </w:p>
-    <w:p>
-      <w:pPr>
-        <w:keepNext w:val="0"/>
-        <w:keepLines w:val="0"/>
-        <w:widowControl/>
-        <w:suppressLineNumbers w:val="0"/>
-        <w:jc w:val="both"/>
-        <w:rPr>
-          <w:rFonts w:hint="default" w:ascii="Times New Roman" w:hAnsi="Times New Roman" w:eastAsia="SimSun" w:cs="Times New Roman"/>
-          <w:color w:val="auto"/>
-          <w:kern w:val="0"/>
-          <w:sz w:val="24"/>
-          <w:szCs w:val="24"/>
-          <w:lang w:val="en-US" w:eastAsia="zh-CN" w:bidi="ar"/>
-        </w:rPr>
-      </w:pPr>
-    </w:p>
-    <w:p>
-      <w:pPr>
-        <w:keepNext w:val="0"/>
-        <w:keepLines w:val="0"/>
-        <w:widowControl/>
-        <w:suppressLineNumbers w:val="0"/>
-        <w:jc w:val="both"/>
-        <w:rPr>
-          <w:rFonts w:hint="default" w:ascii="Times New Roman" w:hAnsi="Times New Roman" w:eastAsia="SimSun" w:cs="Times New Roman"/>
-          <w:color w:val="auto"/>
-          <w:kern w:val="0"/>
-          <w:sz w:val="24"/>
-          <w:szCs w:val="24"/>
-          <w:lang w:val="en-US" w:eastAsia="zh-CN" w:bidi="ar"/>
-        </w:rPr>
-      </w:pPr>
-      <w:r>
-        <w:rPr>
-          <w:rFonts w:hint="default" w:ascii="Times New Roman" w:hAnsi="Times New Roman" w:eastAsia="SimSun" w:cs="Times New Roman"/>
-          <w:color w:val="auto"/>
-          <w:kern w:val="0"/>
-          <w:sz w:val="24"/>
-          <w:szCs w:val="24"/>
-          <w:lang w:val="en-US" w:eastAsia="zh-CN" w:bidi="ar"/>
-        </w:rPr>
-        <w:t xml:space="preserve">With an F1-score of 0.041 and 53.0% accuracy on the test set, the rule-based detector with 15 data-driven weighted heuristic rules demonstrated the substantial difficulty of using only heuristic methods on this dataset. With 86.0% accuracy, 85.4% F1-score, and ROC-AUC of 0.934, Random Forest emerged as the top performance among the three algorithms assessed in the machine learning component. 76.0% accuracy was attained by SVM (F1: 0.760, AUC: 0.877) and 77.0% accuracy by Logistic Regression (F1: 0.742, AUC: 0.857). The hybrid weighted approach, which </w:t>
-      </w:r>
-      <w:r>
-        <w:rPr>
-          <w:rFonts w:hint="default" w:ascii="Times New Roman" w:hAnsi="Times New Roman" w:eastAsia="SimSun" w:cs="Times New Roman"/>
-          <w:color w:val="auto"/>
-          <w:kern w:val="0"/>
-          <w:sz w:val="24"/>
-          <w:szCs w:val="24"/>
-          <w:lang w:val="en-GB" w:eastAsia="zh-CN" w:bidi="ar"/>
-        </w:rPr>
-        <w:t>optimized</w:t>
-      </w:r>
-      <w:r>
-        <w:rPr>
-          <w:rFonts w:hint="default" w:ascii="Times New Roman" w:hAnsi="Times New Roman" w:eastAsia="SimSun" w:cs="Times New Roman"/>
-          <w:color w:val="auto"/>
-          <w:kern w:val="0"/>
-          <w:sz w:val="24"/>
-          <w:szCs w:val="24"/>
-          <w:lang w:val="en-US" w:eastAsia="zh-CN" w:bidi="ar"/>
-        </w:rPr>
-        <w:t xml:space="preserve"> weights to w_rule=0.00 and w_ml=1.00, matched the ML performance at 86.0% accuracy and 85.4% F1-score. This suggests that the machine learning component predominates on this dataset, with the rule-based component contributing very little because of its poor standalone performance.</w:t>
-      </w:r>
-    </w:p>
-    <w:p>
-      <w:pPr>
-        <w:keepNext w:val="0"/>
-        <w:keepLines w:val="0"/>
-        <w:widowControl/>
-        <w:suppressLineNumbers w:val="0"/>
-        <w:jc w:val="both"/>
-        <w:rPr>
-          <w:rFonts w:hint="default" w:ascii="Times New Roman" w:hAnsi="Times New Roman" w:eastAsia="SimSun" w:cs="Times New Roman"/>
-          <w:color w:val="auto"/>
-          <w:kern w:val="0"/>
-          <w:sz w:val="24"/>
-          <w:szCs w:val="24"/>
-          <w:lang w:val="en-US" w:eastAsia="zh-CN" w:bidi="ar"/>
-        </w:rPr>
-      </w:pPr>
-    </w:p>
-    <w:p>
-      <w:pPr>
-        <w:jc w:val="both"/>
-        <w:rPr>
-          <w:rFonts w:hint="default" w:ascii="Times New Roman" w:hAnsi="Times New Roman" w:eastAsia="Calibri" w:cs="Times New Roman"/>
-          <w:b w:val="0"/>
-          <w:bCs w:val="0"/>
-          <w:color w:val="auto"/>
-          <w:sz w:val="24"/>
-          <w:szCs w:val="24"/>
-          <w:lang w:val="en-GB"/>
-        </w:rPr>
-      </w:pPr>
-    </w:p>
-    <w:p>
-      <w:pPr>
-        <w:jc w:val="both"/>
-        <w:rPr>
-          <w:rFonts w:hint="default" w:ascii="Times New Roman" w:hAnsi="Times New Roman" w:eastAsia="Calibri" w:cs="Times New Roman"/>
-          <w:b w:val="0"/>
-          <w:bCs w:val="0"/>
-          <w:color w:val="auto"/>
-          <w:sz w:val="24"/>
-          <w:szCs w:val="24"/>
-          <w:lang w:val="en-GB"/>
-        </w:rPr>
-      </w:pPr>
-    </w:p>
-    <w:p>
-      <w:pPr>
-        <w:jc w:val="both"/>
-        <w:rPr>
-          <w:rFonts w:hint="default" w:ascii="Times New Roman" w:hAnsi="Times New Roman" w:eastAsia="Calibri" w:cs="Times New Roman"/>
           <w:b w:val="0"/>
           <w:bCs w:val="0"/>
           <w:color w:val="auto"/>
@@ -1149,7 +1718,7 @@
           <w:szCs w:val="24"/>
           <w:lang w:val="en-GB"/>
         </w:rPr>
-        <w:t>7</w:t>
+        <w:t>9</w:t>
       </w:r>
     </w:p>
     <w:p>
@@ -1193,7 +1762,7 @@
           <w:szCs w:val="24"/>
           <w:lang w:val="en-GB"/>
         </w:rPr>
-        <w:t>7</w:t>
+        <w:t>9</w:t>
       </w:r>
     </w:p>
     <w:p>
@@ -1237,7 +1806,7 @@
           <w:szCs w:val="24"/>
           <w:lang w:val="en-GB"/>
         </w:rPr>
-        <w:t>9</w:t>
+        <w:t>11</w:t>
       </w:r>
     </w:p>
     <w:p>
@@ -1281,7 +1850,7 @@
           <w:szCs w:val="22"/>
           <w:lang w:val="en-GB"/>
         </w:rPr>
-        <w:t>9</w:t>
+        <w:t>11</w:t>
       </w:r>
     </w:p>
     <w:p>
@@ -1325,7 +1894,7 @@
           <w:szCs w:val="22"/>
           <w:lang w:val="en-GB"/>
         </w:rPr>
-        <w:t>9</w:t>
+        <w:t>11</w:t>
       </w:r>
     </w:p>
     <w:p>
@@ -1369,7 +1938,7 @@
           <w:szCs w:val="22"/>
           <w:lang w:val="en-GB"/>
         </w:rPr>
-        <w:t>10</w:t>
+        <w:t>12</w:t>
       </w:r>
     </w:p>
     <w:p>
@@ -1413,7 +1982,7 @@
           <w:szCs w:val="22"/>
           <w:lang w:val="en-GB"/>
         </w:rPr>
-        <w:t>10</w:t>
+        <w:t>12</w:t>
       </w:r>
     </w:p>
     <w:p>
@@ -1457,7 +2026,7 @@
           <w:szCs w:val="22"/>
           <w:lang w:val="en-GB"/>
         </w:rPr>
-        <w:t>11</w:t>
+        <w:t>13</w:t>
       </w:r>
     </w:p>
     <w:p>
@@ -1501,7 +2070,7 @@
           <w:szCs w:val="22"/>
           <w:lang w:val="en-GB"/>
         </w:rPr>
-        <w:t>11</w:t>
+        <w:t>13</w:t>
       </w:r>
     </w:p>
     <w:p>
@@ -1545,7 +2114,7 @@
           <w:szCs w:val="24"/>
           <w:lang w:val="en-GB"/>
         </w:rPr>
-        <w:t>12</w:t>
+        <w:t>14</w:t>
       </w:r>
     </w:p>
     <w:p>
@@ -1589,7 +2158,7 @@
           <w:szCs w:val="22"/>
           <w:lang w:val="en-GB"/>
         </w:rPr>
-        <w:t>12</w:t>
+        <w:t>14</w:t>
       </w:r>
     </w:p>
     <w:p>
@@ -1633,7 +2202,7 @@
           <w:szCs w:val="22"/>
           <w:lang w:val="en-GB"/>
         </w:rPr>
-        <w:t>12</w:t>
+        <w:t>14</w:t>
       </w:r>
     </w:p>
     <w:p>
@@ -1677,7 +2246,7 @@
           <w:szCs w:val="20"/>
           <w:lang w:val="en-GB"/>
         </w:rPr>
-        <w:t>12</w:t>
+        <w:t>14</w:t>
       </w:r>
     </w:p>
     <w:p>
@@ -1731,7 +2300,7 @@
           <w:szCs w:val="20"/>
           <w:lang w:val="en-GB"/>
         </w:rPr>
-        <w:t>3</w:t>
+        <w:t>5</w:t>
       </w:r>
     </w:p>
     <w:p>
@@ -1785,7 +2354,7 @@
           <w:szCs w:val="22"/>
           <w:lang w:val="en-GB"/>
         </w:rPr>
-        <w:t>3</w:t>
+        <w:t>5</w:t>
       </w:r>
     </w:p>
     <w:p>
@@ -1839,7 +2408,7 @@
           <w:szCs w:val="20"/>
           <w:lang w:val="en-GB"/>
         </w:rPr>
-        <w:t>3</w:t>
+        <w:t>5</w:t>
       </w:r>
     </w:p>
     <w:p>
@@ -1893,7 +2462,7 @@
           <w:szCs w:val="20"/>
           <w:lang w:val="en-GB"/>
         </w:rPr>
-        <w:t>4</w:t>
+        <w:t>6</w:t>
       </w:r>
     </w:p>
     <w:p>
@@ -1947,7 +2516,7 @@
           <w:szCs w:val="20"/>
           <w:lang w:val="en-GB"/>
         </w:rPr>
-        <w:t>4</w:t>
+        <w:t>6</w:t>
       </w:r>
     </w:p>
     <w:p>
@@ -2001,7 +2570,7 @@
           <w:szCs w:val="22"/>
           <w:lang w:val="en-GB"/>
         </w:rPr>
-        <w:t>5</w:t>
+        <w:t>7</w:t>
       </w:r>
     </w:p>
     <w:p>
@@ -2055,7 +2624,7 @@
           <w:szCs w:val="22"/>
           <w:lang w:val="en-GB"/>
         </w:rPr>
-        <w:t>5</w:t>
+        <w:t>7</w:t>
       </w:r>
     </w:p>
     <w:p>
@@ -2109,7 +2678,7 @@
           <w:szCs w:val="24"/>
           <w:lang w:val="en-GB"/>
         </w:rPr>
-        <w:t>7</w:t>
+        <w:t>9</w:t>
       </w:r>
     </w:p>
     <w:p>
@@ -2163,7 +2732,7 @@
           <w:szCs w:val="22"/>
           <w:lang w:val="en-GB"/>
         </w:rPr>
-        <w:t>7</w:t>
+        <w:t>9</w:t>
       </w:r>
     </w:p>
     <w:p>
@@ -2217,7 +2786,7 @@
           <w:szCs w:val="22"/>
           <w:lang w:val="en-GB"/>
         </w:rPr>
-        <w:t>7</w:t>
+        <w:t>9</w:t>
       </w:r>
     </w:p>
     <w:p>
@@ -2271,7 +2840,7 @@
           <w:szCs w:val="22"/>
           <w:lang w:val="en-GB"/>
         </w:rPr>
-        <w:t>7</w:t>
+        <w:t>9</w:t>
       </w:r>
     </w:p>
     <w:p>
@@ -2325,7 +2894,7 @@
           <w:szCs w:val="20"/>
           <w:lang w:val="en-GB"/>
         </w:rPr>
-        <w:t>7</w:t>
+        <w:t>9</w:t>
       </w:r>
     </w:p>
     <w:p>
@@ -2359,16 +2928,6 @@
           <w:szCs w:val="20"/>
         </w:rPr>
         <w:tab/>
-      </w:r>
-      <w:r>
-        <w:rPr>
-          <w:rFonts w:ascii="Times New Roman" w:hAnsi="Times New Roman" w:eastAsia="Times New Roman" w:cs="Times New Roman"/>
-          <w:b w:val="0"/>
-          <w:bCs w:val="0"/>
-          <w:sz w:val="20"/>
-          <w:szCs w:val="20"/>
-        </w:rPr>
-        <w:t>1</w:t>
       </w:r>
       <w:r>
         <w:rPr>
@@ -2379,7 +2938,7 @@
           <w:szCs w:val="20"/>
           <w:lang w:val="en-GB"/>
         </w:rPr>
-        <w:t>8</w:t>
+        <w:t>20</w:t>
       </w:r>
     </w:p>
     <w:p>
@@ -2413,16 +2972,6 @@
           <w:szCs w:val="20"/>
         </w:rPr>
         <w:tab/>
-      </w:r>
-      <w:r>
-        <w:rPr>
-          <w:rFonts w:ascii="Times New Roman" w:hAnsi="Times New Roman" w:eastAsia="Times New Roman" w:cs="Times New Roman"/>
-          <w:b w:val="0"/>
-          <w:bCs w:val="0"/>
-          <w:sz w:val="20"/>
-          <w:szCs w:val="20"/>
-        </w:rPr>
-        <w:t>1</w:t>
       </w:r>
       <w:r>
         <w:rPr>
@@ -2433,7 +2982,7 @@
           <w:szCs w:val="20"/>
           <w:lang w:val="en-GB"/>
         </w:rPr>
-        <w:t>9</w:t>
+        <w:t>21</w:t>
       </w:r>
     </w:p>
     <w:p>
@@ -2467,16 +3016,6 @@
           <w:szCs w:val="20"/>
         </w:rPr>
         <w:tab/>
-      </w:r>
-      <w:r>
-        <w:rPr>
-          <w:rFonts w:ascii="Times New Roman" w:hAnsi="Times New Roman" w:eastAsia="Times New Roman" w:cs="Times New Roman"/>
-          <w:b w:val="0"/>
-          <w:bCs w:val="0"/>
-          <w:sz w:val="20"/>
-          <w:szCs w:val="20"/>
-        </w:rPr>
-        <w:t>1</w:t>
       </w:r>
       <w:r>
         <w:rPr>
@@ -2487,7 +3026,7 @@
           <w:szCs w:val="20"/>
           <w:lang w:val="en-GB"/>
         </w:rPr>
-        <w:t>9</w:t>
+        <w:t>21</w:t>
       </w:r>
     </w:p>
     <w:p>
@@ -2521,16 +3060,6 @@
           <w:szCs w:val="22"/>
         </w:rPr>
         <w:tab/>
-      </w:r>
-      <w:r>
-        <w:rPr>
-          <w:rFonts w:ascii="Times New Roman" w:hAnsi="Times New Roman" w:eastAsia="Times New Roman" w:cs="Times New Roman"/>
-          <w:b w:val="0"/>
-          <w:bCs w:val="0"/>
-          <w:sz w:val="22"/>
-          <w:szCs w:val="22"/>
-        </w:rPr>
-        <w:t>1</w:t>
       </w:r>
       <w:r>
         <w:rPr>
@@ -2541,7 +3070,7 @@
           <w:szCs w:val="22"/>
           <w:lang w:val="en-GB"/>
         </w:rPr>
-        <w:t>9</w:t>
+        <w:t>21</w:t>
       </w:r>
     </w:p>
     <w:p>
@@ -2575,16 +3104,6 @@
           <w:szCs w:val="20"/>
         </w:rPr>
         <w:tab/>
-      </w:r>
-      <w:r>
-        <w:rPr>
-          <w:rFonts w:ascii="Times New Roman" w:hAnsi="Times New Roman" w:eastAsia="Times New Roman" w:cs="Times New Roman"/>
-          <w:b w:val="0"/>
-          <w:bCs w:val="0"/>
-          <w:sz w:val="20"/>
-          <w:szCs w:val="20"/>
-        </w:rPr>
-        <w:t>1</w:t>
       </w:r>
       <w:r>
         <w:rPr>
@@ -2595,7 +3114,7 @@
           <w:szCs w:val="20"/>
           <w:lang w:val="en-GB"/>
         </w:rPr>
-        <w:t>9</w:t>
+        <w:t>21</w:t>
       </w:r>
     </w:p>
     <w:p>
@@ -2639,7 +3158,7 @@
           <w:szCs w:val="20"/>
           <w:lang w:val="en-GB"/>
         </w:rPr>
-        <w:t>20</w:t>
+        <w:t>22</w:t>
       </w:r>
     </w:p>
     <w:p>
@@ -2683,7 +3202,7 @@
           <w:szCs w:val="20"/>
           <w:lang w:val="en-GB"/>
         </w:rPr>
-        <w:t>20</w:t>
+        <w:t>22</w:t>
       </w:r>
     </w:p>
     <w:p>
@@ -2727,7 +3246,7 @@
           <w:szCs w:val="20"/>
           <w:lang w:val="en-GB"/>
         </w:rPr>
-        <w:t>21</w:t>
+        <w:t>23</w:t>
       </w:r>
     </w:p>
     <w:p>
@@ -2771,7 +3290,7 @@
           <w:szCs w:val="22"/>
           <w:lang w:val="en-GB"/>
         </w:rPr>
-        <w:t>21</w:t>
+        <w:t>23</w:t>
       </w:r>
     </w:p>
     <w:p>
@@ -2815,7 +3334,7 @@
           <w:szCs w:val="20"/>
           <w:lang w:val="en-GB"/>
         </w:rPr>
-        <w:t>21</w:t>
+        <w:t>23</w:t>
       </w:r>
     </w:p>
     <w:p>
@@ -2859,7 +3378,7 @@
           <w:szCs w:val="20"/>
           <w:lang w:val="en-GB"/>
         </w:rPr>
-        <w:t>22</w:t>
+        <w:t>24</w:t>
       </w:r>
     </w:p>
     <w:p>
@@ -2903,7 +3422,7 @@
           <w:szCs w:val="20"/>
           <w:lang w:val="en-GB"/>
         </w:rPr>
-        <w:t>22</w:t>
+        <w:t>24</w:t>
       </w:r>
     </w:p>
     <w:p>
@@ -2947,7 +3466,7 @@
           <w:szCs w:val="22"/>
           <w:lang w:val="en-GB"/>
         </w:rPr>
-        <w:t>23</w:t>
+        <w:t>25</w:t>
       </w:r>
     </w:p>
     <w:p>
@@ -3001,7 +3520,7 @@
           <w:szCs w:val="22"/>
           <w:lang w:val="en-GB"/>
         </w:rPr>
-        <w:t>3</w:t>
+        <w:t>5</w:t>
       </w:r>
     </w:p>
     <w:p>
@@ -3055,7 +3574,7 @@
           <w:szCs w:val="22"/>
           <w:lang w:val="en-GB"/>
         </w:rPr>
-        <w:t>3</w:t>
+        <w:t>5</w:t>
       </w:r>
     </w:p>
     <w:p>
@@ -3109,7 +3628,7 @@
           <w:szCs w:val="24"/>
           <w:lang w:val="en-GB"/>
         </w:rPr>
-        <w:t>5</w:t>
+        <w:t>7</w:t>
       </w:r>
     </w:p>
     <w:p>
@@ -3163,7 +3682,7 @@
           <w:szCs w:val="22"/>
           <w:lang w:val="en-GB"/>
         </w:rPr>
-        <w:t>5</w:t>
+        <w:t>7</w:t>
       </w:r>
     </w:p>
     <w:p>
@@ -3217,7 +3736,7 @@
           <w:szCs w:val="22"/>
           <w:lang w:val="en-GB"/>
         </w:rPr>
-        <w:t>5</w:t>
+        <w:t>7</w:t>
       </w:r>
     </w:p>
     <w:p>
@@ -3271,7 +3790,7 @@
           <w:szCs w:val="22"/>
           <w:lang w:val="en-GB"/>
         </w:rPr>
-        <w:t>6</w:t>
+        <w:t>8</w:t>
       </w:r>
     </w:p>
     <w:p>
@@ -3325,7 +3844,7 @@
           <w:szCs w:val="20"/>
           <w:lang w:val="en-GB"/>
         </w:rPr>
-        <w:t>6</w:t>
+        <w:t>8</w:t>
       </w:r>
     </w:p>
     <w:p>
@@ -3379,7 +3898,7 @@
           <w:szCs w:val="20"/>
           <w:lang w:val="en-GB"/>
         </w:rPr>
-        <w:t>6</w:t>
+        <w:t>8</w:t>
       </w:r>
     </w:p>
     <w:p>
@@ -3433,7 +3952,7 @@
           <w:szCs w:val="20"/>
           <w:lang w:val="en-GB"/>
         </w:rPr>
-        <w:t>6</w:t>
+        <w:t>8</w:t>
       </w:r>
     </w:p>
     <w:p>
@@ -3498,7 +4017,7 @@
           <w:szCs w:val="20"/>
           <w:lang w:val="en-GB"/>
         </w:rPr>
-        <w:t>7</w:t>
+        <w:t>9</w:t>
       </w:r>
     </w:p>
     <w:p>
@@ -3552,7 +4071,7 @@
           <w:szCs w:val="22"/>
           <w:lang w:val="en-GB"/>
         </w:rPr>
-        <w:t>7</w:t>
+        <w:t>9</w:t>
       </w:r>
     </w:p>
     <w:p>
@@ -3606,7 +4125,7 @@
           <w:szCs w:val="20"/>
           <w:lang w:val="en-GB"/>
         </w:rPr>
-        <w:t>7</w:t>
+        <w:t>9</w:t>
       </w:r>
     </w:p>
     <w:p>
@@ -3671,7 +4190,7 @@
           <w:szCs w:val="20"/>
           <w:lang w:val="en-GB"/>
         </w:rPr>
-        <w:t>7</w:t>
+        <w:t>9</w:t>
       </w:r>
     </w:p>
     <w:p>
@@ -3725,7 +4244,7 @@
           <w:szCs w:val="22"/>
           <w:lang w:val="en-GB"/>
         </w:rPr>
-        <w:t>7</w:t>
+        <w:t>9</w:t>
       </w:r>
     </w:p>
     <w:p>
@@ -3779,7 +4298,7 @@
           <w:szCs w:val="20"/>
           <w:lang w:val="en-GB"/>
         </w:rPr>
-        <w:t>7</w:t>
+        <w:t>9</w:t>
       </w:r>
     </w:p>
     <w:p>
@@ -3837,16 +4356,6 @@
       </w:r>
       <w:r>
         <w:rPr>
-          <w:rFonts w:ascii="Times New Roman" w:hAnsi="Times New Roman" w:eastAsia="Times New Roman" w:cs="Times New Roman"/>
-          <w:b w:val="0"/>
-          <w:bCs w:val="0"/>
-          <w:sz w:val="20"/>
-          <w:szCs w:val="20"/>
-        </w:rPr>
-        <w:t>2</w:t>
-      </w:r>
-      <w:r>
-        <w:rPr>
           <w:rFonts w:hint="default" w:ascii="Times New Roman" w:hAnsi="Times New Roman" w:eastAsia="Times New Roman" w:cs="Times New Roman"/>
           <w:b w:val="0"/>
           <w:bCs w:val="0"/>
@@ -3854,7 +4363,7 @@
           <w:szCs w:val="20"/>
           <w:lang w:val="en-GB"/>
         </w:rPr>
-        <w:t>8</w:t>
+        <w:t>30</w:t>
       </w:r>
     </w:p>
     <w:p>
@@ -3888,16 +4397,6 @@
           <w:szCs w:val="20"/>
         </w:rPr>
         <w:tab/>
-      </w:r>
-      <w:r>
-        <w:rPr>
-          <w:rFonts w:ascii="Times New Roman" w:hAnsi="Times New Roman" w:eastAsia="Times New Roman" w:cs="Times New Roman"/>
-          <w:b w:val="0"/>
-          <w:bCs w:val="0"/>
-          <w:sz w:val="20"/>
-          <w:szCs w:val="20"/>
-        </w:rPr>
-        <w:t>2</w:t>
       </w:r>
       <w:r>
         <w:rPr>
@@ -3908,7 +4407,7 @@
           <w:szCs w:val="20"/>
           <w:lang w:val="en-GB"/>
         </w:rPr>
-        <w:t>8</w:t>
+        <w:t>30</w:t>
       </w:r>
     </w:p>
     <w:p>
@@ -3942,16 +4441,6 @@
           <w:szCs w:val="22"/>
         </w:rPr>
         <w:tab/>
-      </w:r>
-      <w:r>
-        <w:rPr>
-          <w:rFonts w:ascii="Times New Roman" w:hAnsi="Times New Roman" w:eastAsia="Times New Roman" w:cs="Times New Roman"/>
-          <w:b w:val="0"/>
-          <w:bCs w:val="0"/>
-          <w:sz w:val="22"/>
-          <w:szCs w:val="22"/>
-        </w:rPr>
-        <w:t>2</w:t>
       </w:r>
       <w:r>
         <w:rPr>
@@ -3962,7 +4451,7 @@
           <w:szCs w:val="22"/>
           <w:lang w:val="en-GB"/>
         </w:rPr>
-        <w:t>8</w:t>
+        <w:t>30</w:t>
       </w:r>
     </w:p>
     <w:p>
@@ -4017,7 +4506,7 @@
           <w:szCs w:val="20"/>
           <w:lang w:val="en-GB"/>
         </w:rPr>
-        <w:t>28</w:t>
+        <w:t>30</w:t>
       </w:r>
     </w:p>
     <w:p>
@@ -4061,7 +4550,7 @@
           <w:szCs w:val="20"/>
           <w:lang w:val="en-GB"/>
         </w:rPr>
-        <w:t>28</w:t>
+        <w:t>30</w:t>
       </w:r>
     </w:p>
     <w:p>
@@ -4105,7 +4594,7 @@
           <w:szCs w:val="22"/>
           <w:lang w:val="en-GB"/>
         </w:rPr>
-        <w:t>29</w:t>
+        <w:t>31</w:t>
       </w:r>
     </w:p>
     <w:p>
@@ -4149,7 +4638,7 @@
           <w:szCs w:val="24"/>
           <w:lang w:val="en-GB"/>
         </w:rPr>
-        <w:t>30</w:t>
+        <w:t>32</w:t>
       </w:r>
     </w:p>
     <w:p>
@@ -4193,7 +4682,7 @@
           <w:szCs w:val="22"/>
           <w:lang w:val="en-GB"/>
         </w:rPr>
-        <w:t>30</w:t>
+        <w:t>32</w:t>
       </w:r>
     </w:p>
     <w:p>
@@ -4247,7 +4736,7 @@
           <w:szCs w:val="22"/>
           <w:lang w:val="en-GB"/>
         </w:rPr>
-        <w:t>0</w:t>
+        <w:t>2</w:t>
       </w:r>
     </w:p>
     <w:p>
@@ -4301,7 +4790,7 @@
           <w:szCs w:val="20"/>
           <w:lang w:val="en-GB"/>
         </w:rPr>
-        <w:t>0</w:t>
+        <w:t>2</w:t>
       </w:r>
     </w:p>
     <w:p>
@@ -4355,7 +4844,7 @@
           <w:szCs w:val="20"/>
           <w:lang w:val="en-GB"/>
         </w:rPr>
-        <w:t>1</w:t>
+        <w:t>3</w:t>
       </w:r>
     </w:p>
     <w:p>
@@ -4409,7 +4898,7 @@
           <w:szCs w:val="22"/>
           <w:lang w:val="en-GB"/>
         </w:rPr>
-        <w:t>2</w:t>
+        <w:t>4</w:t>
       </w:r>
     </w:p>
     <w:p>
@@ -4467,7 +4956,7 @@
           <w:szCs w:val="20"/>
           <w:lang w:val="en-GB"/>
         </w:rPr>
-        <w:t>2</w:t>
+        <w:t>4</w:t>
       </w:r>
     </w:p>
     <w:p>
@@ -4495,7 +4984,7 @@
           <w:szCs w:val="20"/>
           <w:lang w:val="en-GB"/>
         </w:rPr>
-        <w:t>5.3.2   Random Forest Detailed Results                                                                                         32</w:t>
+        <w:t>5.3.2   Random Forest Detailed Results                                                                                         34</w:t>
       </w:r>
       <w:r>
         <w:rPr>
@@ -4560,7 +5049,7 @@
           <w:szCs w:val="20"/>
           <w:lang w:val="en-GB"/>
         </w:rPr>
-        <w:t>3</w:t>
+        <w:t>5</w:t>
       </w:r>
     </w:p>
     <w:p>
@@ -4614,7 +5103,7 @@
           <w:szCs w:val="22"/>
           <w:lang w:val="en-GB"/>
         </w:rPr>
-        <w:t>4</w:t>
+        <w:t>6</w:t>
       </w:r>
     </w:p>
     <w:p>
@@ -4668,7 +5157,7 @@
           <w:szCs w:val="20"/>
           <w:lang w:val="en-GB"/>
         </w:rPr>
-        <w:t>4</w:t>
+        <w:t>6</w:t>
       </w:r>
     </w:p>
     <w:p>
@@ -4722,7 +5211,7 @@
           <w:szCs w:val="20"/>
           <w:lang w:val="en-GB"/>
         </w:rPr>
-        <w:t>4</w:t>
+        <w:t>6</w:t>
       </w:r>
     </w:p>
     <w:p>
@@ -4776,7 +5265,7 @@
           <w:szCs w:val="22"/>
           <w:lang w:val="en-GB"/>
         </w:rPr>
-        <w:t>5</w:t>
+        <w:t>7</w:t>
       </w:r>
     </w:p>
     <w:p>
@@ -4830,7 +5319,7 @@
           <w:szCs w:val="24"/>
           <w:lang w:val="en-GB"/>
         </w:rPr>
-        <w:t>7</w:t>
+        <w:t>9</w:t>
       </w:r>
     </w:p>
     <w:p>
@@ -4884,7 +5373,7 @@
           <w:szCs w:val="22"/>
           <w:lang w:val="en-GB"/>
         </w:rPr>
-        <w:t>7</w:t>
+        <w:t>9</w:t>
       </w:r>
     </w:p>
     <w:p>
@@ -4938,7 +5427,7 @@
           <w:szCs w:val="22"/>
           <w:lang w:val="en-GB"/>
         </w:rPr>
-        <w:t>7</w:t>
+        <w:t>9</w:t>
       </w:r>
     </w:p>
     <w:p>
@@ -4992,7 +5481,7 @@
           <w:szCs w:val="20"/>
           <w:lang w:val="en-GB"/>
         </w:rPr>
-        <w:t>7</w:t>
+        <w:t>9</w:t>
       </w:r>
     </w:p>
     <w:p>
@@ -5036,7 +5525,7 @@
           <w:szCs w:val="20"/>
           <w:lang w:val="en-GB"/>
         </w:rPr>
-        <w:t>38</w:t>
+        <w:t>40</w:t>
       </w:r>
     </w:p>
     <w:p>
@@ -5080,7 +5569,7 @@
           <w:szCs w:val="22"/>
           <w:lang w:val="en-GB"/>
         </w:rPr>
-        <w:t>38</w:t>
+        <w:t>40</w:t>
       </w:r>
     </w:p>
     <w:p>
@@ -5124,7 +5613,7 @@
           <w:szCs w:val="20"/>
           <w:lang w:val="en-GB"/>
         </w:rPr>
-        <w:t>38</w:t>
+        <w:t>40</w:t>
       </w:r>
     </w:p>
     <w:p>
@@ -5168,7 +5657,7 @@
           <w:szCs w:val="20"/>
           <w:lang w:val="en-GB"/>
         </w:rPr>
-        <w:t>38</w:t>
+        <w:t>40</w:t>
       </w:r>
     </w:p>
     <w:p>
@@ -5212,7 +5701,7 @@
           <w:szCs w:val="20"/>
           <w:lang w:val="en-GB"/>
         </w:rPr>
-        <w:t>39</w:t>
+        <w:t>41</w:t>
       </w:r>
     </w:p>
     <w:p>
@@ -5256,7 +5745,7 @@
           <w:szCs w:val="20"/>
           <w:lang w:val="en-GB"/>
         </w:rPr>
-        <w:t>39</w:t>
+        <w:t>41</w:t>
       </w:r>
     </w:p>
     <w:p>
@@ -5300,7 +5789,7 @@
           <w:szCs w:val="22"/>
           <w:lang w:val="en-GB"/>
         </w:rPr>
-        <w:t>39</w:t>
+        <w:t>41</w:t>
       </w:r>
     </w:p>
     <w:p>
@@ -5344,7 +5833,7 @@
           <w:szCs w:val="22"/>
           <w:lang w:val="en-GB"/>
         </w:rPr>
-        <w:t>39</w:t>
+        <w:t>41</w:t>
       </w:r>
     </w:p>
     <w:p>
@@ -5398,7 +5887,7 @@
           <w:szCs w:val="24"/>
           <w:lang w:val="en-GB"/>
         </w:rPr>
-        <w:t>1</w:t>
+        <w:t>3</w:t>
       </w:r>
     </w:p>
     <w:p>
@@ -5452,7 +5941,7 @@
           <w:szCs w:val="22"/>
           <w:lang w:val="en-GB"/>
         </w:rPr>
-        <w:t>1</w:t>
+        <w:t>3</w:t>
       </w:r>
     </w:p>
     <w:p>
@@ -5506,7 +5995,7 @@
           <w:szCs w:val="22"/>
           <w:lang w:val="en-GB"/>
         </w:rPr>
-        <w:t>1</w:t>
+        <w:t>3</w:t>
       </w:r>
     </w:p>
     <w:p>
@@ -5560,7 +6049,7 @@
           <w:szCs w:val="22"/>
           <w:lang w:val="en-GB"/>
         </w:rPr>
-        <w:t>1</w:t>
+        <w:t>3</w:t>
       </w:r>
     </w:p>
     <w:p>
@@ -5614,7 +6103,7 @@
           <w:szCs w:val="20"/>
           <w:lang w:val="en-GB"/>
         </w:rPr>
-        <w:t>1</w:t>
+        <w:t>3</w:t>
       </w:r>
     </w:p>
     <w:p>
@@ -5629,6 +6118,7 @@
           <w:lang w:val="en-GB"/>
         </w:rPr>
       </w:pPr>
+      <w:bookmarkStart w:id="0" w:name="_GoBack"/>
       <w:r>
         <w:rPr>
           <w:rFonts w:ascii="Times New Roman" w:hAnsi="Times New Roman" w:eastAsia="Times New Roman" w:cs="Times New Roman"/>
@@ -5637,7 +6127,18 @@
           <w:sz w:val="20"/>
           <w:szCs w:val="20"/>
         </w:rPr>
-        <w:t>7.3.2   Real-Time Performance Optimization</w:t>
+        <w:t>7.3.2</w:t>
+      </w:r>
+      <w:bookmarkEnd w:id="0"/>
+      <w:r>
+        <w:rPr>
+          <w:rFonts w:ascii="Times New Roman" w:hAnsi="Times New Roman" w:eastAsia="Times New Roman" w:cs="Times New Roman"/>
+          <w:b w:val="0"/>
+          <w:bCs w:val="0"/>
+          <w:sz w:val="20"/>
+          <w:szCs w:val="20"/>
+        </w:rPr>
+        <w:t xml:space="preserve">   Real-Time Performance Optimization</w:t>
       </w:r>
       <w:r>
         <w:rPr>
@@ -5668,7 +6169,7 @@
           <w:szCs w:val="20"/>
           <w:lang w:val="en-GB"/>
         </w:rPr>
-        <w:t>2</w:t>
+        <w:t>4</w:t>
       </w:r>
     </w:p>
     <w:p>
@@ -5722,7 +6223,7 @@
           <w:szCs w:val="20"/>
           <w:lang w:val="en-GB"/>
         </w:rPr>
-        <w:t>2</w:t>
+        <w:t>4</w:t>
       </w:r>
     </w:p>
     <w:p>
@@ -5776,7 +6277,7 @@
           <w:szCs w:val="20"/>
           <w:lang w:val="en-GB"/>
         </w:rPr>
-        <w:t>2</w:t>
+        <w:t>4</w:t>
       </w:r>
     </w:p>
     <w:p>
@@ -5830,7 +6331,7 @@
           <w:szCs w:val="20"/>
           <w:lang w:val="en-GB"/>
         </w:rPr>
-        <w:t>2</w:t>
+        <w:t>4</w:t>
       </w:r>
     </w:p>
     <w:p>
@@ -5884,7 +6385,7 @@
           <w:szCs w:val="22"/>
           <w:lang w:val="en-GB"/>
         </w:rPr>
-        <w:t>3</w:t>
+        <w:t>5</w:t>
       </w:r>
     </w:p>
     <w:p>
@@ -5938,7 +6439,7 @@
           <w:szCs w:val="24"/>
           <w:lang w:val="en-GB"/>
         </w:rPr>
-        <w:t>4</w:t>
+        <w:t>6</w:t>
       </w:r>
     </w:p>
     <w:p>
@@ -5992,7 +6493,7 @@
           <w:szCs w:val="24"/>
           <w:lang w:val="en-GB"/>
         </w:rPr>
-        <w:t>5</w:t>
+        <w:t>7</w:t>
       </w:r>
     </w:p>
     <w:p>
@@ -6046,7 +6547,7 @@
           <w:szCs w:val="22"/>
           <w:lang w:val="en-GB"/>
         </w:rPr>
-        <w:t>5</w:t>
+        <w:t>7</w:t>
       </w:r>
     </w:p>
     <w:p>
@@ -6090,7 +6591,7 @@
           <w:szCs w:val="22"/>
           <w:lang w:val="en-GB"/>
         </w:rPr>
-        <w:t>50</w:t>
+        <w:t>52</w:t>
       </w:r>
     </w:p>
     <w:p>
@@ -6144,7 +6645,7 @@
           <w:szCs w:val="22"/>
           <w:lang w:val="en-GB"/>
         </w:rPr>
-        <w:t>1</w:t>
+        <w:t>3</w:t>
       </w:r>
     </w:p>
     <w:p>
@@ -6198,7 +6699,7 @@
           <w:szCs w:val="22"/>
           <w:lang w:val="en-GB"/>
         </w:rPr>
-        <w:t>3</w:t>
+        <w:t>5</w:t>
       </w:r>
     </w:p>
     <w:p>
@@ -6217,7 +6718,7 @@
     <w:p>
       <w:pPr>
         <w:spacing w:before="400" w:after="200"/>
-        <w:jc w:val="center"/>
+        <w:jc w:val="both"/>
         <w:rPr>
           <w:rFonts w:ascii="Times New Roman" w:hAnsi="Times New Roman" w:eastAsia="Times New Roman" w:cs="Times New Roman"/>
           <w:b/>
@@ -6231,6 +6732,8 @@
       <w:pPr>
         <w:spacing w:before="400" w:after="200"/>
         <w:jc w:val="center"/>
+      </w:pPr>
+      <w:r>
         <w:rPr>
           <w:rFonts w:ascii="Times New Roman" w:hAnsi="Times New Roman" w:eastAsia="Times New Roman" w:cs="Times New Roman"/>
           <w:b/>
@@ -6238,21 +6741,6 @@
           <w:sz w:val="28"/>
           <w:szCs w:val="28"/>
         </w:rPr>
-      </w:pPr>
-    </w:p>
-    <w:p>
-      <w:pPr>
-        <w:spacing w:before="400" w:after="200"/>
-        <w:jc w:val="center"/>
-      </w:pPr>
-      <w:r>
-        <w:rPr>
-          <w:rFonts w:ascii="Times New Roman" w:hAnsi="Times New Roman" w:eastAsia="Times New Roman" w:cs="Times New Roman"/>
-          <w:b/>
-          <w:bCs/>
-          <w:sz w:val="28"/>
-          <w:szCs w:val="28"/>
-        </w:rPr>
         <w:t>Table of Figures</w:t>
       </w:r>
     </w:p>
@@ -6299,7 +6787,7 @@
           <w:szCs w:val="22"/>
           <w:lang w:val="en-GB"/>
         </w:rPr>
-        <w:t>1</w:t>
+        <w:t>3</w:t>
       </w:r>
     </w:p>
     <w:p>
@@ -6345,7 +6833,7 @@
           <w:szCs w:val="22"/>
           <w:lang w:val="en-GB"/>
         </w:rPr>
-        <w:t>2</w:t>
+        <w:t>4</w:t>
       </w:r>
     </w:p>
     <w:p>
@@ -6391,7 +6879,7 @@
           <w:szCs w:val="22"/>
           <w:lang w:val="en-GB"/>
         </w:rPr>
-        <w:t>3</w:t>
+        <w:t>5</w:t>
       </w:r>
     </w:p>
     <w:p>
@@ -6437,7 +6925,7 @@
           <w:szCs w:val="22"/>
           <w:lang w:val="en-GB"/>
         </w:rPr>
-        <w:t>3</w:t>
+        <w:t>5</w:t>
       </w:r>
     </w:p>
     <w:p>
@@ -11495,7 +11983,7 @@
           <w:sz w:val="18"/>
           <w:szCs w:val="18"/>
         </w:rPr>
-        <w:t>Table 5.</w:t>
+        <w:t xml:space="preserve">Table </w:t>
       </w:r>
       <w:r>
         <w:rPr>
@@ -11507,7 +11995,30 @@
           <w:szCs w:val="18"/>
           <w:lang w:val="en-GB"/>
         </w:rPr>
-        <w:t>2</w:t>
+        <w:t>3</w:t>
+      </w:r>
+      <w:r>
+        <w:rPr>
+          <w:rFonts w:hint="default" w:ascii="Times New Roman" w:hAnsi="Times New Roman" w:eastAsia="Arial" w:cs="Times New Roman"/>
+          <w:i/>
+          <w:iCs/>
+          <w:color w:val="595959"/>
+          <w:sz w:val="18"/>
+          <w:szCs w:val="18"/>
+        </w:rPr>
+        <w:t>.</w:t>
+      </w:r>
+      <w:r>
+        <w:rPr>
+          <w:rFonts w:hint="default" w:ascii="Times New Roman" w:hAnsi="Times New Roman" w:eastAsia="Arial" w:cs="Times New Roman"/>
+          <w:i/>
+          <w:iCs/>
+          <w:color w:val="595959"/>
+          <w:sz w:val="18"/>
+          <w:szCs w:val="18"/>
+          <w:lang w:val="en-GB"/>
+        </w:rPr>
+        <w:t>1</w:t>
       </w:r>
       <w:r>
         <w:rPr>
@@ -13143,7 +13654,30 @@
           <w:sz w:val="18"/>
           <w:szCs w:val="18"/>
         </w:rPr>
-        <w:t>Table 3.1: URL-Based Features Extracted by the Feature Engineering Pipeline</w:t>
+        <w:t>Table 3.</w:t>
+      </w:r>
+      <w:r>
+        <w:rPr>
+          <w:rFonts w:hint="default" w:ascii="Times New Roman" w:hAnsi="Times New Roman" w:eastAsia="Arial" w:cs="Times New Roman"/>
+          <w:i/>
+          <w:iCs/>
+          <w:color w:val="auto"/>
+          <w:sz w:val="18"/>
+          <w:szCs w:val="18"/>
+          <w:lang w:val="en-GB"/>
+        </w:rPr>
+        <w:t>2</w:t>
+      </w:r>
+      <w:r>
+        <w:rPr>
+          <w:rFonts w:hint="default" w:ascii="Times New Roman" w:hAnsi="Times New Roman" w:eastAsia="Arial" w:cs="Times New Roman"/>
+          <w:i/>
+          <w:iCs/>
+          <w:color w:val="auto"/>
+          <w:sz w:val="18"/>
+          <w:szCs w:val="18"/>
+        </w:rPr>
+        <w:t>: URL-Based Features Extracted by the Feature Engineering Pipeline</w:t>
       </w:r>
     </w:p>
     <w:p>
@@ -15933,7 +16467,30 @@
           <w:sz w:val="18"/>
           <w:szCs w:val="18"/>
         </w:rPr>
-        <w:t>Table 3.2: Rule-Based Detection Rules with Weights and Justifications</w:t>
+        <w:t>Table 3.</w:t>
+      </w:r>
+      <w:r>
+        <w:rPr>
+          <w:rFonts w:hint="default" w:ascii="Times New Roman" w:hAnsi="Times New Roman" w:eastAsia="Arial" w:cs="Times New Roman"/>
+          <w:i/>
+          <w:iCs/>
+          <w:color w:val="auto"/>
+          <w:sz w:val="18"/>
+          <w:szCs w:val="18"/>
+          <w:lang w:val="en-GB"/>
+        </w:rPr>
+        <w:t>3</w:t>
+      </w:r>
+      <w:r>
+        <w:rPr>
+          <w:rFonts w:hint="default" w:ascii="Times New Roman" w:hAnsi="Times New Roman" w:eastAsia="Arial" w:cs="Times New Roman"/>
+          <w:i/>
+          <w:iCs/>
+          <w:color w:val="auto"/>
+          <w:sz w:val="18"/>
+          <w:szCs w:val="18"/>
+        </w:rPr>
+        <w:t>: Rule-Based Detection Rules with Weights and Justifications</w:t>
       </w:r>
     </w:p>
     <w:p>
@@ -24231,6 +24788,12 @@
             <w:insideH w:val="single" w:color="auto" w:sz="4" w:space="0"/>
             <w:insideV w:val="single" w:color="auto" w:sz="4" w:space="0"/>
           </w:tblBorders>
+          <w:tblCellMar>
+            <w:top w:w="0" w:type="dxa"/>
+            <w:left w:w="10" w:type="dxa"/>
+            <w:bottom w:w="0" w:type="dxa"/>
+            <w:right w:w="10" w:type="dxa"/>
+          </w:tblCellMar>
         </w:tblPrEx>
         <w:tc>
           <w:tcPr>
@@ -33051,7 +33614,7 @@
           <w:szCs w:val="24"/>
           <w:lang w:val="en-US" w:eastAsia="zh-CN" w:bidi="ar"/>
         </w:rPr>
-        <w:t>Phishing attacks are becoming more sophisticated, taking advantage of both human psychology and technical flaws to compromise user security and privacy on a large scale. This experiment shows that intelligent detection systems that combine machine learning classification with rule-based heuristics can identify harmful websites with 96.8% accuracy and 96.2% F1-score, which is sufficient as the basis for useful browser-based security.</w:t>
+        <w:t>Phishing attacks are becoming more sophisticated, taking advantage of both human psychology and technical flaws to compromise user security and privacy on a large scale. This experiment demonstrates that intelligent detection systems combining machine learning classification with rule-based heuristics can achieve 86.0% accuracy and 85.4% F1-score (ROC-AUC: 0.934) on a 100-URL test set drawn from a 500-URL working sample. While this falls below benchmarks reported in larger-scale studies — Sahingoz et al. (2019) achieved 97.98% accuracy on 73,575 URLs — the gap is consistent with the well-established relationship between training set size and model generalisation. Validation on the full 11,430-URL dataset would be expected to yield substantially improved performance closer to literature benchmarks, and the competitive ROC-AUC of 0.934 confirms strong discriminative capability even at this scale. These results provide a solid empirical foundation for future browser-based deployment.</w:t>
       </w:r>
     </w:p>
     <w:p>
@@ -33095,54 +33658,6 @@
       <w:pPr>
         <w:pStyle w:val="2"/>
         <w:spacing w:before="400" w:after="160"/>
-        <w:rPr>
-          <w:rFonts w:hint="default" w:ascii="Times New Roman" w:hAnsi="Times New Roman" w:eastAsia="Arial" w:cs="Times New Roman"/>
-          <w:b/>
-          <w:bCs/>
-          <w:color w:val="auto"/>
-          <w:sz w:val="36"/>
-          <w:szCs w:val="36"/>
-        </w:rPr>
-      </w:pPr>
-    </w:p>
-    <w:p>
-      <w:pPr>
-        <w:rPr>
-          <w:rFonts w:hint="default" w:ascii="Times New Roman" w:hAnsi="Times New Roman" w:eastAsia="Arial" w:cs="Times New Roman"/>
-          <w:b/>
-          <w:bCs/>
-          <w:color w:val="auto"/>
-          <w:sz w:val="36"/>
-          <w:szCs w:val="36"/>
-        </w:rPr>
-      </w:pPr>
-    </w:p>
-    <w:p>
-      <w:pPr>
-        <w:rPr>
-          <w:rFonts w:hint="default" w:ascii="Times New Roman" w:hAnsi="Times New Roman" w:eastAsia="Arial" w:cs="Times New Roman"/>
-          <w:b/>
-          <w:bCs/>
-          <w:color w:val="auto"/>
-          <w:sz w:val="36"/>
-          <w:szCs w:val="36"/>
-        </w:rPr>
-      </w:pPr>
-    </w:p>
-    <w:p>
-      <w:pPr>
-        <w:rPr>
-          <w:rFonts w:hint="default" w:ascii="Times New Roman" w:hAnsi="Times New Roman" w:eastAsia="Arial" w:cs="Times New Roman"/>
-          <w:b/>
-          <w:bCs/>
-          <w:color w:val="auto"/>
-          <w:sz w:val="36"/>
-          <w:szCs w:val="36"/>
-        </w:rPr>
-      </w:pPr>
-    </w:p>
-    <w:p>
-      <w:pPr>
         <w:rPr>
           <w:rFonts w:hint="default" w:ascii="Times New Roman" w:hAnsi="Times New Roman" w:eastAsia="Arial" w:cs="Times New Roman"/>
           <w:b/>
